--- a/Гумаров_ис-222б.docx
+++ b/Гумаров_ис-222б.docx
@@ -35,6 +35,15 @@
           <w:szCs w:val="28"/>
         </w:rPr>
       </w:r>
+      <w:r>
+        <w:rPr>
+          <w:rFonts w:ascii="Times New Roman" w:hAnsi="Times New Roman" w:eastAsia="Times New Roman" w:cs="Times New Roman"/>
+          <w:b/>
+          <w:bCs/>
+          <w:sz w:val="28"/>
+          <w:szCs w:val="28"/>
+        </w:rPr>
+      </w:r>
     </w:p>
     <w:p>
       <w:pPr>
@@ -59,41 +68,7 @@
           <w:szCs w:val="28"/>
         </w:rPr>
       </w:r>
-      <w:r>
-        <w:rPr>
-          <w:rFonts w:ascii="Times New Roman" w:hAnsi="Times New Roman" w:eastAsia="Tempora LGC Uni" w:cs="Times New Roman"/>
-          <w:sz w:val="28"/>
-          <w:szCs w:val="28"/>
-        </w:rPr>
-      </w:r>
-      <w:r>
-        <w:rPr>
-          <w:rFonts w:ascii="Times New Roman" w:hAnsi="Times New Roman" w:eastAsia="Tempora LGC Uni" w:cs="Times New Roman"/>
-          <w:sz w:val="28"/>
-          <w:szCs w:val="28"/>
-        </w:rPr>
-      </w:r>
-      <w:r>
-        <w:rPr>
-          <w:rFonts w:ascii="Times New Roman" w:hAnsi="Times New Roman" w:eastAsia="Tempora LGC Uni" w:cs="Times New Roman"/>
-          <w:sz w:val="28"/>
-          <w:szCs w:val="28"/>
-        </w:rPr>
-      </w:r>
-      <w:r>
-        <w:rPr>
-          <w:rFonts w:ascii="Times New Roman" w:hAnsi="Times New Roman" w:cs="Times New Roman"/>
-          <w:sz w:val="28"/>
-          <w:szCs w:val="28"/>
-        </w:rPr>
-      </w:r>
-      <w:r>
-        <w:rPr>
-          <w:rFonts w:ascii="Times New Roman" w:hAnsi="Times New Roman" w:eastAsia="Tempora LGC Uni" w:cs="Times New Roman"/>
-          <w:sz w:val="28"/>
-          <w:szCs w:val="28"/>
-        </w:rPr>
-      </w:r>
+      <w:r/>
     </w:p>
     <w:p>
       <w:pPr>
@@ -114,7 +89,7 @@
           <w:sz w:val="28"/>
           <w:szCs w:val="28"/>
         </w:rPr>
-        <w:t xml:space="preserve">Актуальность курсового проекта обусловлена экспоненциальным ростом объемов корпоративной информации и необходимостью обеспечения оперативного доступа сотрудников к внутренним знаниям компании. В условиях работы современной IT-компании, такой как ООО «БС-Пла</w:t>
+        <w:t xml:space="preserve">А</w:t>
       </w:r>
       <w:r>
         <w:rPr>
@@ -124,7 +99,7 @@
           <w:sz w:val="28"/>
           <w:szCs w:val="28"/>
         </w:rPr>
-        <w:t xml:space="preserve">тформа», техническая документация, регламенты и базы знаний часто оказываются фрагментированы по различным источникам: локальным файлам, чатам мессенджеров и разрозненным вики-системам. Традиционные методы поиска по ключевым словам демонстр</w:t>
+        <w:t xml:space="preserve">ктуальность курсового проекта обусловлена экспоненциальным ростом объемов корпоративной информации и необходимостью обеспечения оперативного доступа сотрудников к внутренним знаниям компании. В условиях работы современной IT-компании, такой как ООО «БС-Пла</w:t>
       </w:r>
       <w:r>
         <w:rPr>
@@ -134,7 +109,7 @@
           <w:sz w:val="28"/>
           <w:szCs w:val="28"/>
         </w:rPr>
-        <w:t xml:space="preserve">ируют низкую эффективность при работе с большими массивами неструктурированных данных, вынуждая сотрудников тратить значительное рабочее время на поиск нужной информации или дублирование вопросов коллегам.</w:t>
+        <w:t xml:space="preserve">тформа», техническая документация, регламенты и базы знаний часто оказываются фрагментированы по различным источникам: локальным файлам, чатам мессенджеров и разрозненным вики-системам. Традиционные методы поиска по ключевым словам демонстр</w:t>
       </w:r>
       <w:r>
         <w:rPr>
@@ -144,7 +119,32 @@
           <w:sz w:val="28"/>
           <w:szCs w:val="28"/>
         </w:rPr>
-      </w:r>
+        <w:t xml:space="preserve">ируют низкую эффективность при работе с большими массивами неструктурированных данных, вынуждая сотрудников тратить значительное рабочее время на поиск нужной информации или дублирование вопросов коллегам.</w:t>
+      </w:r>
+      <w:r>
+        <w:rPr>
+          <w:b w:val="0"/>
+          <w:bCs w:val="0"/>
+        </w:rPr>
+      </w:r>
+      <w:r>
+        <w:rPr>
+          <w:b w:val="0"/>
+          <w:bCs w:val="0"/>
+        </w:rPr>
+      </w:r>
+    </w:p>
+    <w:p>
+      <w:pPr>
+        <w:pBdr/>
+        <w:spacing w:after="0" w:line="360" w:lineRule="auto"/>
+        <w:ind w:firstLine="720"/>
+        <w:jc w:val="both"/>
+        <w:rPr>
+          <w:b w:val="0"/>
+          <w:bCs w:val="0"/>
+        </w:rPr>
+      </w:pPr>
       <w:r>
         <w:rPr>
           <w:rFonts w:ascii="Times New Roman" w:hAnsi="Times New Roman" w:eastAsia="Times New Roman" w:cs="Times New Roman"/>
@@ -153,6 +153,7 @@
           <w:sz w:val="28"/>
           <w:szCs w:val="28"/>
         </w:rPr>
+        <w:t xml:space="preserve">В</w:t>
       </w:r>
       <w:r>
         <w:rPr>
@@ -162,6 +163,7 @@
           <w:sz w:val="28"/>
           <w:szCs w:val="28"/>
         </w:rPr>
+        <w:t xml:space="preserve"> то же время в сфере корпоративных информационных систем (КИС) сформировался устойчивый тренд на внедрение интеллектуальных помощников. Технологии обработки естественного языка (NLP) и генеративного искусственного интеллекта (LLM), в частности подход RAG (</w:t>
       </w:r>
       <w:r>
         <w:rPr>
@@ -171,6 +173,39 @@
           <w:sz w:val="28"/>
           <w:szCs w:val="28"/>
         </w:rPr>
+        <w:t xml:space="preserve">R</w:t>
+      </w:r>
+      <w:r>
+        <w:rPr>
+          <w:rFonts w:ascii="Times New Roman" w:hAnsi="Times New Roman" w:eastAsia="Times New Roman" w:cs="Times New Roman"/>
+          <w:b w:val="0"/>
+          <w:bCs w:val="0"/>
+          <w:sz w:val="28"/>
+          <w:szCs w:val="28"/>
+        </w:rPr>
+        <w:t xml:space="preserve">etrieval-Augmented Generation), позволяют качественно изменить взаимодействие с базой знаний. Вместо ручного перебора статей сотрудник получает возможность задать вопрос в свободной форме и получить точный, контекстно-зависимый ответ со ссылками на источни</w:t>
+      </w:r>
+      <w:r>
+        <w:rPr>
+          <w:rFonts w:ascii="Times New Roman" w:hAnsi="Times New Roman" w:eastAsia="Times New Roman" w:cs="Times New Roman"/>
+          <w:b w:val="0"/>
+          <w:bCs w:val="0"/>
+          <w:sz w:val="28"/>
+          <w:szCs w:val="28"/>
+        </w:rPr>
+        <w:t xml:space="preserve">ки.</w:t>
+      </w:r>
+      <w:r>
+        <w:rPr>
+          <w:b w:val="0"/>
+          <w:bCs w:val="0"/>
+        </w:rPr>
+      </w:r>
+      <w:r>
+        <w:rPr>
+          <w:b w:val="0"/>
+          <w:bCs w:val="0"/>
+        </w:rPr>
       </w:r>
     </w:p>
     <w:p>
@@ -192,7 +227,7 @@
           <w:sz w:val="28"/>
           <w:szCs w:val="28"/>
         </w:rPr>
-        <w:t xml:space="preserve">В то же время в сфере корпоративных информационных систем (КИС) сформировался устойчивый тренд на внедрение интеллектуальных помощников. Технологии обработки естественного языка (NLP) и генеративного искусственного интеллекта (LLM), в частности подход RAG (</w:t>
+        <w:t xml:space="preserve">О</w:t>
       </w:r>
       <w:r>
         <w:rPr>
@@ -202,7 +237,7 @@
           <w:sz w:val="28"/>
           <w:szCs w:val="28"/>
         </w:rPr>
-        <w:t xml:space="preserve">Retrieval-Augmented Generation), позволяют качественно изменить взаимодействие с базой знаний. Вместо ручного перебора статей сотрудник получает возможность задать вопрос в свободной форме и получить точный, контекстно-зависимый ответ со ссылками на источни</w:t>
+        <w:t xml:space="preserve">днако использование публичных облачных решений (SaaS) часто недопустимо из-за требований информационной безопасности и конфиденциальности данных заказчика. Разработка собственной серверной части системы, развернутой в закрытом контуре компании и интегриров</w:t>
       </w:r>
       <w:r>
         <w:rPr>
@@ -212,7 +247,7 @@
           <w:sz w:val="28"/>
           <w:szCs w:val="28"/>
         </w:rPr>
-        <w:t xml:space="preserve">ки.</w:t>
+        <w:t xml:space="preserve">а</w:t>
       </w:r>
       <w:r>
         <w:rPr>
@@ -222,6 +257,7 @@
           <w:sz w:val="28"/>
           <w:szCs w:val="28"/>
         </w:rPr>
+        <w:t xml:space="preserve">нной с существующей инфраструктурой (Active Directory, LDAP), создает безопасную и высокопроизводительную среду для управления знаниями. Такая система не только агрегирует информацию, но и выступает в роли «умного» ассистента, снижая нагрузку на старших сп</w:t>
       </w:r>
       <w:r>
         <w:rPr>
@@ -231,6 +267,7 @@
           <w:sz w:val="28"/>
           <w:szCs w:val="28"/>
         </w:rPr>
+        <w:t xml:space="preserve">е</w:t>
       </w:r>
       <w:r>
         <w:rPr>
@@ -240,6 +277,7 @@
           <w:sz w:val="28"/>
           <w:szCs w:val="28"/>
         </w:rPr>
+        <w:t xml:space="preserve">циалистов и ускоряя онбординг новичков. Таким образом, создание специализированного бэкенда для корпоративной базы знаний с гибридным поиском и AI-модулем является актуальной и практически значимой задачей для оптимизации бизнес-процессов ООО «БС-Платформа</w:t>
       </w:r>
       <w:r>
         <w:rPr>
@@ -249,6 +287,19 @@
           <w:sz w:val="28"/>
           <w:szCs w:val="28"/>
         </w:rPr>
+        <w:t xml:space="preserve">».</w:t>
+      </w:r>
+      <w:r>
+        <w:rPr>
+          <w:b w:val="0"/>
+          <w:bCs w:val="0"/>
+        </w:rPr>
+      </w:r>
+      <w:r>
+        <w:rPr>
+          <w:b w:val="0"/>
+          <w:bCs w:val="0"/>
+        </w:rPr>
       </w:r>
     </w:p>
     <w:p>
@@ -270,8 +321,32 @@
           <w:sz w:val="28"/>
           <w:szCs w:val="28"/>
         </w:rPr>
-        <w:t xml:space="preserve">Однако использование публичных облачных решений (SaaS) часто недопустимо из-за требований информационной безопасности и конфиденциальности данных заказчика. Разработка собственной серверной части системы, развернутой в закрытом контуре компании и интегриров</w:t>
-      </w:r>
+        <w:t xml:space="preserve">Объект исследования — процессы накопления, систематизации и поиска корпоративной информации, а также методы автоматизации технической поддержки сотрудников с использованием технологий искусственного интеллекта.</w:t>
+      </w:r>
+      <w:r>
+        <w:rPr>
+          <w:b w:val="0"/>
+          <w:bCs w:val="0"/>
+        </w:rPr>
+      </w:r>
+      <w:r>
+        <w:rPr>
+          <w:b w:val="0"/>
+          <w:bCs w:val="0"/>
+        </w:rPr>
+      </w:r>
+    </w:p>
+    <w:p>
+      <w:pPr>
+        <w:pBdr/>
+        <w:spacing w:after="0" w:line="360" w:lineRule="auto"/>
+        <w:ind w:firstLine="720"/>
+        <w:jc w:val="both"/>
+        <w:rPr>
+          <w:b w:val="0"/>
+          <w:bCs w:val="0"/>
+        </w:rPr>
+      </w:pPr>
       <w:r>
         <w:rPr>
           <w:rFonts w:ascii="Times New Roman" w:hAnsi="Times New Roman" w:eastAsia="Times New Roman" w:cs="Times New Roman"/>
@@ -280,8 +355,32 @@
           <w:sz w:val="28"/>
           <w:szCs w:val="28"/>
         </w:rPr>
-        <w:t xml:space="preserve">анной с существующей инфраструктурой (Active Directory, LDAP), создает безопасную и высокопроизводительную среду для управления знаниями. Такая система не только агрегирует информацию, но и выступает в роли «умного» ассистента, снижая нагрузку на старших сп</w:t>
-      </w:r>
+        <w:t xml:space="preserve">Предмет исследования — методы и архитектурные паттерны проектирования серверной части высоконагруженных веб-приложений, обеспечивающих семантический поиск и генерацию ответов на базе локальных языковых моделей (LLM).</w:t>
+      </w:r>
+      <w:r>
+        <w:rPr>
+          <w:b w:val="0"/>
+          <w:bCs w:val="0"/>
+        </w:rPr>
+      </w:r>
+      <w:r>
+        <w:rPr>
+          <w:b w:val="0"/>
+          <w:bCs w:val="0"/>
+        </w:rPr>
+      </w:r>
+    </w:p>
+    <w:p>
+      <w:pPr>
+        <w:pBdr/>
+        <w:spacing w:after="0" w:line="360" w:lineRule="auto"/>
+        <w:ind w:firstLine="720"/>
+        <w:jc w:val="both"/>
+        <w:rPr>
+          <w:b w:val="0"/>
+          <w:bCs w:val="0"/>
+        </w:rPr>
+      </w:pPr>
       <w:r>
         <w:rPr>
           <w:rFonts w:ascii="Times New Roman" w:hAnsi="Times New Roman" w:eastAsia="Times New Roman" w:cs="Times New Roman"/>
@@ -290,8 +389,32 @@
           <w:sz w:val="28"/>
           <w:szCs w:val="28"/>
         </w:rPr>
-        <w:t xml:space="preserve">ециалистов и ускоряя онбординг новичков. Таким образом, создание специализированного бэкенда для корпоративной базы знаний с гибридным поиском и AI-модулем является актуальной и практически значимой задачей для оптимизации бизнес-процессов ООО «БС-Платформа</w:t>
-      </w:r>
+        <w:t xml:space="preserve">Цель курсового проекта — спроектировать и разработать программный модуль серверной части (backend) корпоративной базы знаний, реализующий функционал гибридного поиска и интеллектуального чат-бота для автоматизации работы с документацией компании.</w:t>
+      </w:r>
+      <w:r>
+        <w:rPr>
+          <w:b w:val="0"/>
+          <w:bCs w:val="0"/>
+        </w:rPr>
+      </w:r>
+      <w:r>
+        <w:rPr>
+          <w:b w:val="0"/>
+          <w:bCs w:val="0"/>
+        </w:rPr>
+      </w:r>
+    </w:p>
+    <w:p>
+      <w:pPr>
+        <w:pBdr/>
+        <w:spacing w:after="0" w:line="360" w:lineRule="auto"/>
+        <w:ind w:firstLine="720"/>
+        <w:jc w:val="both"/>
+        <w:rPr>
+          <w:b w:val="0"/>
+          <w:bCs w:val="0"/>
+        </w:rPr>
+      </w:pPr>
       <w:r>
         <w:rPr>
           <w:rFonts w:ascii="Times New Roman" w:hAnsi="Times New Roman" w:eastAsia="Times New Roman" w:cs="Times New Roman"/>
@@ -300,280 +423,24 @@
           <w:sz w:val="28"/>
           <w:szCs w:val="28"/>
         </w:rPr>
-        <w:t xml:space="preserve">».</w:t>
-      </w:r>
-      <w:r>
-        <w:rPr>
-          <w:rFonts w:ascii="Times New Roman" w:hAnsi="Times New Roman" w:eastAsia="Times New Roman" w:cs="Times New Roman"/>
+        <w:t xml:space="preserve">Для достижения поставленной цели необходимо решить следующие задачи:</w:t>
+      </w:r>
+      <w:r>
+        <w:rPr>
           <w:b w:val="0"/>
           <w:bCs w:val="0"/>
-          <w:sz w:val="28"/>
-          <w:szCs w:val="28"/>
-        </w:rPr>
-      </w:r>
-      <w:r>
-        <w:rPr>
-          <w:rFonts w:ascii="Times New Roman" w:hAnsi="Times New Roman" w:eastAsia="Times New Roman" w:cs="Times New Roman"/>
+        </w:rPr>
+      </w:r>
+      <w:r>
+        <w:rPr>
           <w:b w:val="0"/>
           <w:bCs w:val="0"/>
-          <w:sz w:val="28"/>
-          <w:szCs w:val="28"/>
-        </w:rPr>
-      </w:r>
-      <w:r>
-        <w:rPr>
-          <w:rFonts w:ascii="Times New Roman" w:hAnsi="Times New Roman" w:eastAsia="Times New Roman" w:cs="Times New Roman"/>
-          <w:b w:val="0"/>
-          <w:bCs w:val="0"/>
-          <w:sz w:val="28"/>
-          <w:szCs w:val="28"/>
-        </w:rPr>
-      </w:r>
-      <w:r>
-        <w:rPr>
-          <w:rFonts w:ascii="Times New Roman" w:hAnsi="Times New Roman" w:eastAsia="Times New Roman" w:cs="Times New Roman"/>
-          <w:b w:val="0"/>
-          <w:bCs w:val="0"/>
-          <w:sz w:val="28"/>
-          <w:szCs w:val="28"/>
         </w:rPr>
       </w:r>
     </w:p>
     <w:p>
       <w:pPr>
-        <w:pBdr/>
-        <w:spacing w:after="0" w:line="360" w:lineRule="auto"/>
-        <w:ind w:firstLine="720"/>
-        <w:jc w:val="both"/>
-        <w:rPr>
-          <w:b w:val="0"/>
-          <w:bCs w:val="0"/>
-        </w:rPr>
-      </w:pPr>
-      <w:r>
-        <w:rPr>
-          <w:rFonts w:ascii="Times New Roman" w:hAnsi="Times New Roman" w:eastAsia="Times New Roman" w:cs="Times New Roman"/>
-          <w:b w:val="0"/>
-          <w:bCs w:val="0"/>
-          <w:sz w:val="28"/>
-          <w:szCs w:val="28"/>
-        </w:rPr>
-        <w:t xml:space="preserve">Объект исследования — процессы накопления, систематизации и поиска корпоративной информации, а также методы автоматизации технической поддержки сотрудников с использованием технологий искусственного интеллекта.</w:t>
-      </w:r>
-      <w:r>
-        <w:rPr>
-          <w:rFonts w:ascii="Times New Roman" w:hAnsi="Times New Roman" w:eastAsia="Times New Roman" w:cs="Times New Roman"/>
-          <w:b w:val="0"/>
-          <w:bCs w:val="0"/>
-          <w:sz w:val="28"/>
-          <w:szCs w:val="28"/>
-        </w:rPr>
-      </w:r>
-      <w:r>
-        <w:rPr>
-          <w:rFonts w:ascii="Times New Roman" w:hAnsi="Times New Roman" w:eastAsia="Times New Roman" w:cs="Times New Roman"/>
-          <w:b w:val="0"/>
-          <w:bCs w:val="0"/>
-          <w:sz w:val="28"/>
-          <w:szCs w:val="28"/>
-        </w:rPr>
-      </w:r>
-      <w:r>
-        <w:rPr>
-          <w:rFonts w:ascii="Times New Roman" w:hAnsi="Times New Roman" w:eastAsia="Times New Roman" w:cs="Times New Roman"/>
-          <w:b w:val="0"/>
-          <w:bCs w:val="0"/>
-          <w:sz w:val="28"/>
-          <w:szCs w:val="28"/>
-        </w:rPr>
-      </w:r>
-      <w:r>
-        <w:rPr>
-          <w:rFonts w:ascii="Times New Roman" w:hAnsi="Times New Roman" w:eastAsia="Times New Roman" w:cs="Times New Roman"/>
-          <w:b w:val="0"/>
-          <w:bCs w:val="0"/>
-          <w:sz w:val="28"/>
-          <w:szCs w:val="28"/>
-        </w:rPr>
-      </w:r>
-    </w:p>
-    <w:p>
-      <w:pPr>
-        <w:pBdr/>
-        <w:spacing w:after="0" w:line="360" w:lineRule="auto"/>
-        <w:ind w:firstLine="720"/>
-        <w:jc w:val="both"/>
-        <w:rPr>
-          <w:b w:val="0"/>
-          <w:bCs w:val="0"/>
-        </w:rPr>
-      </w:pPr>
-      <w:r>
-        <w:rPr>
-          <w:rFonts w:ascii="Times New Roman" w:hAnsi="Times New Roman" w:eastAsia="Times New Roman" w:cs="Times New Roman"/>
-          <w:b w:val="0"/>
-          <w:bCs w:val="0"/>
-          <w:sz w:val="28"/>
-          <w:szCs w:val="28"/>
-        </w:rPr>
-        <w:t xml:space="preserve">Предмет исследования — методы и архитектурные паттерны проектирования серверной части высоконагруженных веб-приложений, обеспечивающих семантический поиск и генерацию ответов на базе локальных языковых моделей (LLM).</w:t>
-      </w:r>
-      <w:r>
-        <w:rPr>
-          <w:rFonts w:ascii="Times New Roman" w:hAnsi="Times New Roman" w:eastAsia="Times New Roman" w:cs="Times New Roman"/>
-          <w:b w:val="0"/>
-          <w:bCs w:val="0"/>
-          <w:sz w:val="28"/>
-          <w:szCs w:val="28"/>
-        </w:rPr>
-      </w:r>
-      <w:r>
-        <w:rPr>
-          <w:rFonts w:ascii="Times New Roman" w:hAnsi="Times New Roman" w:eastAsia="Times New Roman" w:cs="Times New Roman"/>
-          <w:b w:val="0"/>
-          <w:bCs w:val="0"/>
-          <w:sz w:val="28"/>
-          <w:szCs w:val="28"/>
-        </w:rPr>
-      </w:r>
-      <w:r>
-        <w:rPr>
-          <w:rFonts w:ascii="Times New Roman" w:hAnsi="Times New Roman" w:eastAsia="Times New Roman" w:cs="Times New Roman"/>
-          <w:b w:val="0"/>
-          <w:bCs w:val="0"/>
-          <w:sz w:val="28"/>
-          <w:szCs w:val="28"/>
-        </w:rPr>
-      </w:r>
-      <w:r>
-        <w:rPr>
-          <w:rFonts w:ascii="Times New Roman" w:hAnsi="Times New Roman" w:eastAsia="Times New Roman" w:cs="Times New Roman"/>
-          <w:b w:val="0"/>
-          <w:bCs w:val="0"/>
-          <w:sz w:val="28"/>
-          <w:szCs w:val="28"/>
-        </w:rPr>
-      </w:r>
-    </w:p>
-    <w:p>
-      <w:pPr>
-        <w:pBdr/>
-        <w:spacing w:after="0" w:line="360" w:lineRule="auto"/>
-        <w:ind w:firstLine="720"/>
-        <w:jc w:val="both"/>
-        <w:rPr>
-          <w:b w:val="0"/>
-          <w:bCs w:val="0"/>
-        </w:rPr>
-      </w:pPr>
-      <w:r>
-        <w:rPr>
-          <w:rFonts w:ascii="Times New Roman" w:hAnsi="Times New Roman" w:eastAsia="Times New Roman" w:cs="Times New Roman"/>
-          <w:b w:val="0"/>
-          <w:bCs w:val="0"/>
-          <w:sz w:val="28"/>
-          <w:szCs w:val="28"/>
-        </w:rPr>
-        <w:t xml:space="preserve">Цель курсового проекта — спроектировать и разработать программный модуль серверной части (backend) корпоративной базы знаний, реализующий функционал гибридного поиска и интеллектуального чат-бота для автоматизации работы с документацией компании.</w:t>
-      </w:r>
-      <w:r>
-        <w:rPr>
-          <w:rFonts w:ascii="Times New Roman" w:hAnsi="Times New Roman" w:eastAsia="Times New Roman" w:cs="Times New Roman"/>
-          <w:b w:val="0"/>
-          <w:bCs w:val="0"/>
-          <w:sz w:val="28"/>
-          <w:szCs w:val="28"/>
-        </w:rPr>
-      </w:r>
-      <w:r>
-        <w:rPr>
-          <w:rFonts w:ascii="Times New Roman" w:hAnsi="Times New Roman" w:eastAsia="Times New Roman" w:cs="Times New Roman"/>
-          <w:b w:val="0"/>
-          <w:bCs w:val="0"/>
-          <w:sz w:val="28"/>
-          <w:szCs w:val="28"/>
-        </w:rPr>
-      </w:r>
-      <w:r>
-        <w:rPr>
-          <w:rFonts w:ascii="Times New Roman" w:hAnsi="Times New Roman" w:eastAsia="Times New Roman" w:cs="Times New Roman"/>
-          <w:b w:val="0"/>
-          <w:bCs w:val="0"/>
-          <w:sz w:val="28"/>
-          <w:szCs w:val="28"/>
-        </w:rPr>
-      </w:r>
-      <w:r>
-        <w:rPr>
-          <w:rFonts w:ascii="Times New Roman" w:hAnsi="Times New Roman" w:eastAsia="Times New Roman" w:cs="Times New Roman"/>
-          <w:b w:val="0"/>
-          <w:bCs w:val="0"/>
-          <w:sz w:val="28"/>
-          <w:szCs w:val="28"/>
-        </w:rPr>
-      </w:r>
-    </w:p>
-    <w:p>
-      <w:pPr>
-        <w:pBdr/>
-        <w:spacing w:after="0" w:line="360" w:lineRule="auto"/>
-        <w:ind w:firstLine="720"/>
-        <w:jc w:val="both"/>
-        <w:rPr>
-          <w:b w:val="0"/>
-          <w:bCs w:val="0"/>
-        </w:rPr>
-      </w:pPr>
-      <w:r>
-        <w:rPr>
-          <w:rFonts w:ascii="Times New Roman" w:hAnsi="Times New Roman" w:eastAsia="Times New Roman" w:cs="Times New Roman"/>
-          <w:b w:val="0"/>
-          <w:bCs w:val="0"/>
-          <w:sz w:val="28"/>
-          <w:szCs w:val="28"/>
-        </w:rPr>
-        <w:t xml:space="preserve">Для достижения поставленной цели необходимо решить следующие задачи:</w:t>
-      </w:r>
-      <w:r>
-        <w:rPr>
-          <w:rFonts w:ascii="Times New Roman" w:hAnsi="Times New Roman" w:eastAsia="Times New Roman" w:cs="Times New Roman"/>
-          <w:b w:val="0"/>
-          <w:bCs w:val="0"/>
-          <w:sz w:val="28"/>
-          <w:szCs w:val="28"/>
-        </w:rPr>
-      </w:r>
-      <w:r>
-        <w:rPr>
-          <w:rFonts w:ascii="Times New Roman" w:hAnsi="Times New Roman" w:eastAsia="Times New Roman" w:cs="Times New Roman"/>
-          <w:b w:val="0"/>
-          <w:bCs w:val="0"/>
-          <w:sz w:val="28"/>
-          <w:szCs w:val="28"/>
-        </w:rPr>
-      </w:r>
-      <w:r>
-        <w:rPr>
-          <w:rFonts w:ascii="Times New Roman" w:hAnsi="Times New Roman" w:eastAsia="Times New Roman" w:cs="Times New Roman"/>
-          <w:b w:val="0"/>
-          <w:bCs w:val="0"/>
-          <w:sz w:val="28"/>
-          <w:szCs w:val="28"/>
-        </w:rPr>
-      </w:r>
-      <w:r>
-        <w:rPr>
-          <w:rFonts w:ascii="Times New Roman" w:hAnsi="Times New Roman" w:eastAsia="Times New Roman" w:cs="Times New Roman"/>
-          <w:b w:val="0"/>
-          <w:bCs w:val="0"/>
-          <w:sz w:val="28"/>
-          <w:szCs w:val="28"/>
-        </w:rPr>
-      </w:r>
-    </w:p>
-    <w:p>
-      <w:pPr>
-        <w:pStyle w:val="927"/>
+        <w:pStyle w:val="942"/>
         <w:numPr>
           <w:ilvl w:val="0"/>
           <w:numId w:val="25"/>
@@ -599,35 +466,20 @@
       </w:r>
       <w:r>
         <w:rPr>
-          <w:rFonts w:ascii="Times New Roman" w:hAnsi="Times New Roman" w:eastAsia="Times New Roman" w:cs="Times New Roman"/>
           <w:b w:val="0"/>
           <w:bCs w:val="0"/>
-          <w:sz w:val="28"/>
-          <w:szCs w:val="28"/>
-        </w:rPr>
-      </w:r>
-      <w:r>
-        <w:rPr>
-          <w:rFonts w:ascii="Times New Roman" w:hAnsi="Times New Roman" w:eastAsia="Times New Roman" w:cs="Times New Roman"/>
+        </w:rPr>
+      </w:r>
+      <w:r>
+        <w:rPr>
           <w:b w:val="0"/>
           <w:bCs w:val="0"/>
-          <w:sz w:val="28"/>
-          <w:szCs w:val="28"/>
-        </w:rPr>
-      </w:r>
-      <w:r>
-        <w:rPr>
-          <w:rFonts w:ascii="Times New Roman" w:hAnsi="Times New Roman" w:eastAsia="Times New Roman" w:cs="Times New Roman"/>
-          <w:b w:val="0"/>
-          <w:bCs w:val="0"/>
-          <w:sz w:val="28"/>
-          <w:szCs w:val="28"/>
         </w:rPr>
       </w:r>
     </w:p>
     <w:p>
       <w:pPr>
-        <w:pStyle w:val="927"/>
+        <w:pStyle w:val="942"/>
         <w:numPr>
           <w:ilvl w:val="0"/>
           <w:numId w:val="25"/>
@@ -653,44 +505,20 @@
       </w:r>
       <w:r>
         <w:rPr>
-          <w:rFonts w:ascii="Times New Roman" w:hAnsi="Times New Roman" w:eastAsia="Times New Roman" w:cs="Times New Roman"/>
           <w:b w:val="0"/>
           <w:bCs w:val="0"/>
-          <w:sz w:val="28"/>
-          <w:szCs w:val="28"/>
-        </w:rPr>
-      </w:r>
-      <w:r>
-        <w:rPr>
-          <w:rFonts w:ascii="Times New Roman" w:hAnsi="Times New Roman" w:eastAsia="Times New Roman" w:cs="Times New Roman"/>
+        </w:rPr>
+      </w:r>
+      <w:r>
+        <w:rPr>
           <w:b w:val="0"/>
           <w:bCs w:val="0"/>
-          <w:sz w:val="28"/>
-          <w:szCs w:val="28"/>
-        </w:rPr>
-      </w:r>
-      <w:r>
-        <w:rPr>
-          <w:rFonts w:ascii="Times New Roman" w:hAnsi="Times New Roman" w:eastAsia="Times New Roman" w:cs="Times New Roman"/>
-          <w:b w:val="0"/>
-          <w:bCs w:val="0"/>
-          <w:sz w:val="28"/>
-          <w:szCs w:val="28"/>
-        </w:rPr>
-      </w:r>
-      <w:r>
-        <w:rPr>
-          <w:rFonts w:ascii="Times New Roman" w:hAnsi="Times New Roman" w:eastAsia="Times New Roman" w:cs="Times New Roman"/>
-          <w:b w:val="0"/>
-          <w:bCs w:val="0"/>
-          <w:sz w:val="28"/>
-          <w:szCs w:val="28"/>
         </w:rPr>
       </w:r>
     </w:p>
     <w:p>
       <w:pPr>
-        <w:pStyle w:val="927"/>
+        <w:pStyle w:val="942"/>
         <w:numPr>
           <w:ilvl w:val="0"/>
           <w:numId w:val="25"/>
@@ -716,44 +544,20 @@
       </w:r>
       <w:r>
         <w:rPr>
-          <w:rFonts w:ascii="Times New Roman" w:hAnsi="Times New Roman" w:eastAsia="Times New Roman" w:cs="Times New Roman"/>
           <w:b w:val="0"/>
           <w:bCs w:val="0"/>
-          <w:sz w:val="28"/>
-          <w:szCs w:val="28"/>
-        </w:rPr>
-      </w:r>
-      <w:r>
-        <w:rPr>
-          <w:rFonts w:ascii="Times New Roman" w:hAnsi="Times New Roman" w:eastAsia="Times New Roman" w:cs="Times New Roman"/>
+        </w:rPr>
+      </w:r>
+      <w:r>
+        <w:rPr>
           <w:b w:val="0"/>
           <w:bCs w:val="0"/>
-          <w:sz w:val="28"/>
-          <w:szCs w:val="28"/>
-        </w:rPr>
-      </w:r>
-      <w:r>
-        <w:rPr>
-          <w:rFonts w:ascii="Times New Roman" w:hAnsi="Times New Roman" w:eastAsia="Times New Roman" w:cs="Times New Roman"/>
-          <w:b w:val="0"/>
-          <w:bCs w:val="0"/>
-          <w:sz w:val="28"/>
-          <w:szCs w:val="28"/>
-        </w:rPr>
-      </w:r>
-      <w:r>
-        <w:rPr>
-          <w:rFonts w:ascii="Times New Roman" w:hAnsi="Times New Roman" w:eastAsia="Times New Roman" w:cs="Times New Roman"/>
-          <w:b w:val="0"/>
-          <w:bCs w:val="0"/>
-          <w:sz w:val="28"/>
-          <w:szCs w:val="28"/>
         </w:rPr>
       </w:r>
     </w:p>
     <w:p>
       <w:pPr>
-        <w:pStyle w:val="927"/>
+        <w:pStyle w:val="942"/>
         <w:numPr>
           <w:ilvl w:val="0"/>
           <w:numId w:val="25"/>
@@ -779,44 +583,20 @@
       </w:r>
       <w:r>
         <w:rPr>
-          <w:rFonts w:ascii="Times New Roman" w:hAnsi="Times New Roman" w:eastAsia="Times New Roman" w:cs="Times New Roman"/>
           <w:b w:val="0"/>
           <w:bCs w:val="0"/>
-          <w:sz w:val="28"/>
-          <w:szCs w:val="28"/>
-        </w:rPr>
-      </w:r>
-      <w:r>
-        <w:rPr>
-          <w:rFonts w:ascii="Times New Roman" w:hAnsi="Times New Roman" w:eastAsia="Times New Roman" w:cs="Times New Roman"/>
+        </w:rPr>
+      </w:r>
+      <w:r>
+        <w:rPr>
           <w:b w:val="0"/>
           <w:bCs w:val="0"/>
-          <w:sz w:val="28"/>
-          <w:szCs w:val="28"/>
-        </w:rPr>
-      </w:r>
-      <w:r>
-        <w:rPr>
-          <w:rFonts w:ascii="Times New Roman" w:hAnsi="Times New Roman" w:eastAsia="Times New Roman" w:cs="Times New Roman"/>
-          <w:b w:val="0"/>
-          <w:bCs w:val="0"/>
-          <w:sz w:val="28"/>
-          <w:szCs w:val="28"/>
-        </w:rPr>
-      </w:r>
-      <w:r>
-        <w:rPr>
-          <w:rFonts w:ascii="Times New Roman" w:hAnsi="Times New Roman" w:eastAsia="Times New Roman" w:cs="Times New Roman"/>
-          <w:b w:val="0"/>
-          <w:bCs w:val="0"/>
-          <w:sz w:val="28"/>
-          <w:szCs w:val="28"/>
         </w:rPr>
       </w:r>
     </w:p>
     <w:p>
       <w:pPr>
-        <w:pStyle w:val="927"/>
+        <w:pStyle w:val="942"/>
         <w:numPr>
           <w:ilvl w:val="0"/>
           <w:numId w:val="25"/>
@@ -842,44 +622,20 @@
       </w:r>
       <w:r>
         <w:rPr>
-          <w:rFonts w:ascii="Times New Roman" w:hAnsi="Times New Roman" w:eastAsia="Times New Roman" w:cs="Times New Roman"/>
           <w:b w:val="0"/>
           <w:bCs w:val="0"/>
-          <w:sz w:val="28"/>
-          <w:szCs w:val="28"/>
-        </w:rPr>
-      </w:r>
-      <w:r>
-        <w:rPr>
-          <w:rFonts w:ascii="Times New Roman" w:hAnsi="Times New Roman" w:eastAsia="Times New Roman" w:cs="Times New Roman"/>
+        </w:rPr>
+      </w:r>
+      <w:r>
+        <w:rPr>
           <w:b w:val="0"/>
           <w:bCs w:val="0"/>
-          <w:sz w:val="28"/>
-          <w:szCs w:val="28"/>
-        </w:rPr>
-      </w:r>
-      <w:r>
-        <w:rPr>
-          <w:rFonts w:ascii="Times New Roman" w:hAnsi="Times New Roman" w:eastAsia="Times New Roman" w:cs="Times New Roman"/>
-          <w:b w:val="0"/>
-          <w:bCs w:val="0"/>
-          <w:sz w:val="28"/>
-          <w:szCs w:val="28"/>
-        </w:rPr>
-      </w:r>
-      <w:r>
-        <w:rPr>
-          <w:rFonts w:ascii="Times New Roman" w:hAnsi="Times New Roman" w:eastAsia="Times New Roman" w:cs="Times New Roman"/>
-          <w:b w:val="0"/>
-          <w:bCs w:val="0"/>
-          <w:sz w:val="28"/>
-          <w:szCs w:val="28"/>
         </w:rPr>
       </w:r>
     </w:p>
     <w:p>
       <w:pPr>
-        <w:pStyle w:val="927"/>
+        <w:pStyle w:val="942"/>
         <w:numPr>
           <w:ilvl w:val="0"/>
           <w:numId w:val="25"/>
@@ -905,44 +661,20 @@
       </w:r>
       <w:r>
         <w:rPr>
-          <w:rFonts w:ascii="Times New Roman" w:hAnsi="Times New Roman" w:eastAsia="Times New Roman" w:cs="Times New Roman"/>
           <w:b w:val="0"/>
           <w:bCs w:val="0"/>
-          <w:sz w:val="28"/>
-          <w:szCs w:val="28"/>
-        </w:rPr>
-      </w:r>
-      <w:r>
-        <w:rPr>
-          <w:rFonts w:ascii="Times New Roman" w:hAnsi="Times New Roman" w:eastAsia="Times New Roman" w:cs="Times New Roman"/>
+        </w:rPr>
+      </w:r>
+      <w:r>
+        <w:rPr>
           <w:b w:val="0"/>
           <w:bCs w:val="0"/>
-          <w:sz w:val="28"/>
-          <w:szCs w:val="28"/>
-        </w:rPr>
-      </w:r>
-      <w:r>
-        <w:rPr>
-          <w:rFonts w:ascii="Times New Roman" w:hAnsi="Times New Roman" w:eastAsia="Times New Roman" w:cs="Times New Roman"/>
-          <w:b w:val="0"/>
-          <w:bCs w:val="0"/>
-          <w:sz w:val="28"/>
-          <w:szCs w:val="28"/>
-        </w:rPr>
-      </w:r>
-      <w:r>
-        <w:rPr>
-          <w:rFonts w:ascii="Times New Roman" w:hAnsi="Times New Roman" w:eastAsia="Times New Roman" w:cs="Times New Roman"/>
-          <w:b w:val="0"/>
-          <w:bCs w:val="0"/>
-          <w:sz w:val="28"/>
-          <w:szCs w:val="28"/>
         </w:rPr>
       </w:r>
     </w:p>
     <w:p>
       <w:pPr>
-        <w:pStyle w:val="927"/>
+        <w:pStyle w:val="942"/>
         <w:numPr>
           <w:ilvl w:val="0"/>
           <w:numId w:val="25"/>
@@ -968,12 +700,37 @@
       </w:r>
       <w:r>
         <w:rPr>
+          <w:b w:val="0"/>
+          <w:bCs w:val="0"/>
+        </w:rPr>
+      </w:r>
+      <w:r>
+        <w:rPr>
+          <w:b w:val="0"/>
+          <w:bCs w:val="0"/>
+        </w:rPr>
+      </w:r>
+    </w:p>
+    <w:p>
+      <w:pPr>
+        <w:pBdr/>
+        <w:spacing w:after="0" w:line="360" w:lineRule="auto"/>
+        <w:ind w:firstLine="720"/>
+        <w:jc w:val="both"/>
+        <w:rPr>
+          <w:b w:val="0"/>
+          <w:bCs w:val="0"/>
+        </w:rPr>
+      </w:pPr>
+      <w:r>
+        <w:rPr>
           <w:rFonts w:ascii="Times New Roman" w:hAnsi="Times New Roman" w:eastAsia="Times New Roman" w:cs="Times New Roman"/>
           <w:b w:val="0"/>
           <w:bCs w:val="0"/>
           <w:sz w:val="28"/>
           <w:szCs w:val="28"/>
         </w:rPr>
+        <w:t xml:space="preserve">П</w:t>
       </w:r>
       <w:r>
         <w:rPr>
@@ -983,6 +740,7 @@
           <w:sz w:val="28"/>
           <w:szCs w:val="28"/>
         </w:rPr>
+        <w:t xml:space="preserve">рактическая значимость работы заключается в создании готового к внедрению в инфраструктуру ООО «БС-Платформа» программного продукта, который обеспечит централизованное хранение документации, сократит время поиска информации сотрудниками на 30–40% и минимиз</w:t>
       </w:r>
       <w:r>
         <w:rPr>
@@ -992,14 +750,18 @@
           <w:sz w:val="28"/>
           <w:szCs w:val="28"/>
         </w:rPr>
-      </w:r>
-      <w:r>
-        <w:rPr>
-          <w:rFonts w:ascii="Times New Roman" w:hAnsi="Times New Roman" w:eastAsia="Times New Roman" w:cs="Times New Roman"/>
+        <w:t xml:space="preserve">ирует риски утечки данных за счет локального развертывания нейросетевых моделей.</w:t>
+      </w:r>
+      <w:r>
+        <w:rPr>
           <w:b w:val="0"/>
           <w:bCs w:val="0"/>
-          <w:sz w:val="28"/>
-          <w:szCs w:val="28"/>
+        </w:rPr>
+      </w:r>
+      <w:r>
+        <w:rPr>
+          <w:b w:val="0"/>
+          <w:bCs w:val="0"/>
         </w:rPr>
       </w:r>
     </w:p>
@@ -1010,47 +772,6 @@
         <w:ind w:firstLine="720"/>
         <w:jc w:val="both"/>
         <w:rPr>
-          <w:b w:val="0"/>
-          <w:bCs w:val="0"/>
-        </w:rPr>
-      </w:pPr>
-      <w:r>
-        <w:rPr>
-          <w:rFonts w:ascii="Times New Roman" w:hAnsi="Times New Roman" w:eastAsia="Times New Roman" w:cs="Times New Roman"/>
-          <w:b w:val="0"/>
-          <w:bCs w:val="0"/>
-          <w:sz w:val="28"/>
-          <w:szCs w:val="28"/>
-        </w:rPr>
-        <w:t xml:space="preserve">Практическая значимость работы заключается в создании готового к внедрению в инфраструктуру ООО «БС-Платформа» программного продукта, который обеспечит централизованное хранение документации, сократит время поиска информации сотрудниками на 30–40% и минимиз</w:t>
-      </w:r>
-      <w:r>
-        <w:rPr>
-          <w:rFonts w:ascii="Times New Roman" w:hAnsi="Times New Roman" w:eastAsia="Times New Roman" w:cs="Times New Roman"/>
-          <w:b w:val="0"/>
-          <w:bCs w:val="0"/>
-          <w:sz w:val="28"/>
-          <w:szCs w:val="28"/>
-        </w:rPr>
-        <w:t xml:space="preserve">ирует риски утечки данных за счет локального развертывания нейросетевых моделей.</w:t>
-      </w:r>
-      <w:r>
-        <w:rPr>
-          <w:rFonts w:ascii="Times New Roman" w:hAnsi="Times New Roman" w:eastAsia="Times New Roman" w:cs="Times New Roman"/>
-          <w:b w:val="0"/>
-          <w:bCs w:val="0"/>
-          <w:sz w:val="28"/>
-          <w:szCs w:val="28"/>
-        </w:rPr>
-      </w:r>
-    </w:p>
-    <w:p>
-      <w:pPr>
-        <w:pBdr/>
-        <w:spacing w:after="0" w:line="360" w:lineRule="auto"/>
-        <w:ind w:firstLine="720"/>
-        <w:jc w:val="both"/>
-        <w:rPr>
           <w:rFonts w:ascii="Times New Roman" w:hAnsi="Times New Roman" w:eastAsia="Times New Roman" w:cs="Times New Roman"/>
           <w:b/>
           <w:bCs/>
@@ -1075,6 +796,7 @@
           <w:sz w:val="28"/>
           <w:szCs w:val="28"/>
         </w:rPr>
+        <w:br w:type="page" w:clear="all"/>
       </w:r>
       <w:r>
         <w:rPr>
@@ -1084,7 +806,6 @@
           <w:sz w:val="28"/>
           <w:szCs w:val="28"/>
         </w:rPr>
-        <w:br w:type="page" w:clear="all"/>
       </w:r>
       <w:r>
         <w:rPr>
@@ -1129,13 +850,7 @@
           <w:szCs w:val="28"/>
         </w:rPr>
       </w:r>
-    </w:p>
-    <w:p>
-      <w:pPr>
-        <w:pBdr/>
-        <w:spacing w:after="0" w:line="360" w:lineRule="auto"/>
-        <w:ind/>
-        <w:jc w:val="both"/>
+      <w:r>
         <w:rPr>
           <w:rFonts w:ascii="Times New Roman" w:hAnsi="Times New Roman" w:eastAsia="Times New Roman" w:cs="Times New Roman"/>
           <w:b/>
@@ -1143,8 +858,14 @@
           <w:sz w:val="28"/>
           <w:szCs w:val="28"/>
         </w:rPr>
-      </w:pPr>
-      <w:r>
+      </w:r>
+    </w:p>
+    <w:p>
+      <w:pPr>
+        <w:pBdr/>
+        <w:spacing w:after="0" w:line="360" w:lineRule="auto"/>
+        <w:ind/>
+        <w:jc w:val="both"/>
         <w:rPr>
           <w:rFonts w:ascii="Times New Roman" w:hAnsi="Times New Roman" w:eastAsia="Times New Roman" w:cs="Times New Roman"/>
           <w:b/>
@@ -1152,7 +873,25 @@
           <w:sz w:val="28"/>
           <w:szCs w:val="28"/>
         </w:rPr>
+      </w:pPr>
+      <w:r>
+        <w:rPr>
+          <w:rFonts w:ascii="Times New Roman" w:hAnsi="Times New Roman" w:eastAsia="Times New Roman" w:cs="Times New Roman"/>
+          <w:b/>
+          <w:bCs/>
+          <w:sz w:val="28"/>
+          <w:szCs w:val="28"/>
+        </w:rPr>
         <w:t xml:space="preserve">1.1 Анализ предметной области и построение бизнес-процессов</w:t>
+      </w:r>
+      <w:r>
+        <w:rPr>
+          <w:rFonts w:ascii="Times New Roman" w:hAnsi="Times New Roman" w:eastAsia="Times New Roman" w:cs="Times New Roman"/>
+          <w:b/>
+          <w:bCs/>
+          <w:sz w:val="28"/>
+          <w:szCs w:val="28"/>
+        </w:rPr>
       </w:r>
       <w:r>
         <w:rPr>
@@ -1187,6 +926,7 @@
           <w:szCs w:val="28"/>
         </w:rPr>
       </w:r>
+      <w:r/>
     </w:p>
     <w:p>
       <w:pPr>
@@ -1202,7 +942,7 @@
           <w:sz w:val="28"/>
           <w:szCs w:val="28"/>
         </w:rPr>
-        <w:t xml:space="preserve">Корпоративная база знаний — это не просто хранилище документов, а динамическая среда для накопления, структурирования и оперативного предоставления экспертной информации сотрудникам. Ключевыми вызовами для компании ООО «БС-Платформа» являются фрагментация д</w:t>
+        <w:t xml:space="preserve">К</w:t>
       </w:r>
       <w:r>
         <w:rPr>
@@ -1210,7 +950,7 @@
           <w:sz w:val="28"/>
           <w:szCs w:val="28"/>
         </w:rPr>
-        <w:t xml:space="preserve">анных, высокие затраты времени на поиск технической документации и риски утечки конфиденциальной информации при использовании внешних инструментов. Ответом на эти вызовы является внедрение собственной платформы, объединяющей гибридный поиск (по ключевым сло</w:t>
+        <w:t xml:space="preserve">орпоративная база знаний — это не просто хранилище документов, а динамическая среда для накопления, структурирования и оперативного предоставления экспертной информации сотрудникам. Ключевыми вызовами для компании ООО «БС-Платформа» являются фрагментация д</w:t>
       </w:r>
       <w:r>
         <w:rPr>
@@ -1218,6 +958,22 @@
           <w:sz w:val="28"/>
           <w:szCs w:val="28"/>
         </w:rPr>
+        <w:t xml:space="preserve">а</w:t>
+      </w:r>
+      <w:r>
+        <w:rPr>
+          <w:rFonts w:ascii="Times New Roman" w:hAnsi="Times New Roman" w:cs="Times New Roman"/>
+          <w:sz w:val="28"/>
+          <w:szCs w:val="28"/>
+        </w:rPr>
+        <w:t xml:space="preserve">нных, высокие затраты времени на поиск технической документации и риски утечки конфиденциальной информации при использовании внешних инструментов. Ответом на эти вызовы является внедрение собственной платформы, объединяющей гибридный поиск (по ключевым сло</w:t>
+      </w:r>
+      <w:r>
+        <w:rPr>
+          <w:rFonts w:ascii="Times New Roman" w:hAnsi="Times New Roman" w:cs="Times New Roman"/>
+          <w:sz w:val="28"/>
+          <w:szCs w:val="28"/>
+        </w:rPr>
         <w:t xml:space="preserve">вам и смыслам) и локальные AI-модели, работающие по принципу RAG (Retrieval-Augmented Generation).</w:t>
       </w:r>
       <w:r>
@@ -1227,6 +983,7 @@
           <w:szCs w:val="28"/>
         </w:rPr>
       </w:r>
+      <w:r/>
     </w:p>
     <w:p>
       <w:pPr>
@@ -1255,10 +1012,17 @@
           <w:szCs w:val="28"/>
         </w:rPr>
       </w:r>
+      <w:r>
+        <w:rPr>
+          <w:rFonts w:ascii="Times New Roman" w:hAnsi="Times New Roman" w:cs="Times New Roman"/>
+          <w:sz w:val="28"/>
+          <w:szCs w:val="28"/>
+        </w:rPr>
+      </w:r>
     </w:p>
     <w:p>
       <w:pPr>
-        <w:pStyle w:val="927"/>
+        <w:pStyle w:val="942"/>
         <w:numPr>
           <w:ilvl w:val="0"/>
           <w:numId w:val="26"/>
@@ -1295,10 +1059,17 @@
           <w:szCs w:val="28"/>
         </w:rPr>
       </w:r>
+      <w:r>
+        <w:rPr>
+          <w:rFonts w:ascii="Times New Roman" w:hAnsi="Times New Roman" w:cs="Times New Roman"/>
+          <w:sz w:val="28"/>
+          <w:szCs w:val="28"/>
+        </w:rPr>
+      </w:r>
     </w:p>
     <w:p>
       <w:pPr>
-        <w:pStyle w:val="927"/>
+        <w:pStyle w:val="942"/>
         <w:numPr>
           <w:ilvl w:val="0"/>
           <w:numId w:val="26"/>
@@ -1335,10 +1106,17 @@
           <w:szCs w:val="28"/>
         </w:rPr>
       </w:r>
+      <w:r>
+        <w:rPr>
+          <w:rFonts w:ascii="Times New Roman" w:hAnsi="Times New Roman" w:cs="Times New Roman"/>
+          <w:sz w:val="28"/>
+          <w:szCs w:val="28"/>
+        </w:rPr>
+      </w:r>
     </w:p>
     <w:p>
       <w:pPr>
-        <w:pStyle w:val="927"/>
+        <w:pStyle w:val="942"/>
         <w:numPr>
           <w:ilvl w:val="0"/>
           <w:numId w:val="26"/>
@@ -1375,10 +1153,17 @@
           <w:szCs w:val="28"/>
         </w:rPr>
       </w:r>
+      <w:r>
+        <w:rPr>
+          <w:rFonts w:ascii="Times New Roman" w:hAnsi="Times New Roman" w:cs="Times New Roman"/>
+          <w:sz w:val="28"/>
+          <w:szCs w:val="28"/>
+        </w:rPr>
+      </w:r>
     </w:p>
     <w:p>
       <w:pPr>
-        <w:pStyle w:val="927"/>
+        <w:pStyle w:val="942"/>
         <w:numPr>
           <w:ilvl w:val="0"/>
           <w:numId w:val="26"/>
@@ -1415,7 +1200,13 @@
           <w:szCs w:val="28"/>
         </w:rPr>
       </w:r>
-      <w:r/>
+      <w:r>
+        <w:rPr>
+          <w:rFonts w:ascii="Times New Roman" w:hAnsi="Times New Roman" w:cs="Times New Roman"/>
+          <w:sz w:val="28"/>
+          <w:szCs w:val="28"/>
+        </w:rPr>
+      </w:r>
     </w:p>
     <w:p>
       <w:pPr>
@@ -1440,10 +1231,11 @@
           <w:szCs w:val="28"/>
         </w:rPr>
       </w:r>
+      <w:r/>
     </w:p>
     <w:p>
       <w:pPr>
-        <w:pStyle w:val="927"/>
+        <w:pStyle w:val="942"/>
         <w:numPr>
           <w:ilvl w:val="0"/>
           <w:numId w:val="27"/>
@@ -1473,10 +1265,17 @@
           <w:szCs w:val="28"/>
         </w:rPr>
       </w:r>
+      <w:r>
+        <w:rPr>
+          <w:rFonts w:ascii="Times New Roman" w:hAnsi="Times New Roman" w:cs="Times New Roman"/>
+          <w:sz w:val="28"/>
+          <w:szCs w:val="28"/>
+        </w:rPr>
+      </w:r>
     </w:p>
     <w:p>
       <w:pPr>
-        <w:pStyle w:val="927"/>
+        <w:pStyle w:val="942"/>
         <w:numPr>
           <w:ilvl w:val="1"/>
           <w:numId w:val="29"/>
@@ -1523,7 +1322,7 @@
     </w:p>
     <w:p>
       <w:pPr>
-        <w:pStyle w:val="927"/>
+        <w:pStyle w:val="942"/>
         <w:numPr>
           <w:ilvl w:val="1"/>
           <w:numId w:val="29"/>
@@ -1578,7 +1377,7 @@
     </w:p>
     <w:p>
       <w:pPr>
-        <w:pStyle w:val="927"/>
+        <w:pStyle w:val="942"/>
         <w:numPr>
           <w:ilvl w:val="1"/>
           <w:numId w:val="29"/>
@@ -1625,7 +1424,7 @@
     </w:p>
     <w:p>
       <w:pPr>
-        <w:pStyle w:val="927"/>
+        <w:pStyle w:val="942"/>
         <w:numPr>
           <w:ilvl w:val="0"/>
           <w:numId w:val="27"/>
@@ -1662,10 +1461,17 @@
           <w:szCs w:val="28"/>
         </w:rPr>
       </w:r>
+      <w:r>
+        <w:rPr>
+          <w:rFonts w:ascii="Times New Roman" w:hAnsi="Times New Roman" w:cs="Times New Roman"/>
+          <w:sz w:val="28"/>
+          <w:szCs w:val="28"/>
+        </w:rPr>
+      </w:r>
     </w:p>
     <w:p>
       <w:pPr>
-        <w:pStyle w:val="927"/>
+        <w:pStyle w:val="942"/>
         <w:numPr>
           <w:ilvl w:val="1"/>
           <w:numId w:val="30"/>
@@ -1712,7 +1518,7 @@
     </w:p>
     <w:p>
       <w:pPr>
-        <w:pStyle w:val="927"/>
+        <w:pStyle w:val="942"/>
         <w:numPr>
           <w:ilvl w:val="1"/>
           <w:numId w:val="30"/>
@@ -1759,7 +1565,7 @@
     </w:p>
     <w:p>
       <w:pPr>
-        <w:pStyle w:val="927"/>
+        <w:pStyle w:val="942"/>
         <w:numPr>
           <w:ilvl w:val="0"/>
           <w:numId w:val="27"/>
@@ -1796,10 +1602,17 @@
           <w:szCs w:val="28"/>
         </w:rPr>
       </w:r>
+      <w:r>
+        <w:rPr>
+          <w:rFonts w:ascii="Times New Roman" w:hAnsi="Times New Roman" w:cs="Times New Roman"/>
+          <w:sz w:val="28"/>
+          <w:szCs w:val="28"/>
+        </w:rPr>
+      </w:r>
     </w:p>
     <w:p>
       <w:pPr>
-        <w:pStyle w:val="927"/>
+        <w:pStyle w:val="942"/>
         <w:numPr>
           <w:ilvl w:val="1"/>
           <w:numId w:val="27"/>
@@ -1836,10 +1649,17 @@
           <w:szCs w:val="28"/>
         </w:rPr>
       </w:r>
+      <w:r>
+        <w:rPr>
+          <w:rFonts w:ascii="Times New Roman" w:hAnsi="Times New Roman" w:cs="Times New Roman"/>
+          <w:sz w:val="28"/>
+          <w:szCs w:val="28"/>
+        </w:rPr>
+      </w:r>
     </w:p>
     <w:p>
       <w:pPr>
-        <w:pStyle w:val="927"/>
+        <w:pStyle w:val="942"/>
         <w:numPr>
           <w:ilvl w:val="1"/>
           <w:numId w:val="27"/>
@@ -1876,7 +1696,13 @@
           <w:szCs w:val="28"/>
         </w:rPr>
       </w:r>
-      <w:r/>
+      <w:r>
+        <w:rPr>
+          <w:rFonts w:ascii="Times New Roman" w:hAnsi="Times New Roman" w:cs="Times New Roman"/>
+          <w:sz w:val="28"/>
+          <w:szCs w:val="28"/>
+        </w:rPr>
+      </w:r>
     </w:p>
     <w:p>
       <w:pPr>
@@ -1896,6 +1722,13 @@
           <w:szCs w:val="28"/>
         </w:rPr>
         <w:br w:type="page" w:clear="all"/>
+      </w:r>
+      <w:r>
+        <w:rPr>
+          <w:rFonts w:ascii="Times New Roman" w:hAnsi="Times New Roman" w:cs="Times New Roman"/>
+          <w:sz w:val="28"/>
+          <w:szCs w:val="28"/>
+        </w:rPr>
       </w:r>
       <w:r>
         <w:rPr>
@@ -1948,6 +1781,15 @@
           <w:szCs w:val="28"/>
         </w:rPr>
       </w:r>
+      <w:r>
+        <w:rPr>
+          <w:rFonts w:ascii="Times New Roman" w:hAnsi="Times New Roman" w:eastAsia="Times New Roman" w:cs="Times New Roman"/>
+          <w:b/>
+          <w:bCs/>
+          <w:sz w:val="28"/>
+          <w:szCs w:val="28"/>
+        </w:rPr>
+      </w:r>
     </w:p>
     <w:p>
       <w:pPr>
@@ -2019,6 +1861,13 @@
           <w:szCs w:val="28"/>
         </w:rPr>
       </w:r>
+      <w:r>
+        <w:rPr>
+          <w:rFonts w:ascii="Times New Roman" w:hAnsi="Times New Roman" w:eastAsia="Times New Roman" w:cs="Times New Roman"/>
+          <w:sz w:val="28"/>
+          <w:szCs w:val="28"/>
+        </w:rPr>
+      </w:r>
     </w:p>
     <w:p>
       <w:pPr>
@@ -2032,6 +1881,13 @@
           <w:szCs w:val="28"/>
         </w:rPr>
       </w:pPr>
+      <w:r>
+        <w:rPr>
+          <w:rFonts w:ascii="Times New Roman" w:hAnsi="Times New Roman" w:eastAsia="Times New Roman" w:cs="Times New Roman"/>
+          <w:sz w:val="28"/>
+          <w:szCs w:val="28"/>
+        </w:rPr>
+      </w:r>
       <w:r>
         <w:rPr>
           <w:rFonts w:ascii="Times New Roman" w:hAnsi="Times New Roman" w:eastAsia="Times New Roman" w:cs="Times New Roman"/>
@@ -2069,13 +1925,15 @@
           <w:highlight w:val="yellow"/>
           <w:lang w:eastAsia="ru-RU"/>
         </w:rPr>
+      </w:r>
+      <w:r>
         <mc:AlternateContent>
           <mc:Choice Requires="wpg">
             <w:drawing>
               <wp:inline xmlns:wp="http://schemas.openxmlformats.org/drawingml/2006/wordprocessingDrawing" distT="0" distB="0" distL="0" distR="0">
-                <wp:extent cx="5940425" cy="3486897"/>
+                <wp:extent cx="5940425" cy="4037730"/>
                 <wp:effectExtent l="0" t="0" r="0" b="0"/>
-                <wp:docPr id="1" name="Рисунок 1"/>
+                <wp:docPr id="1" name=""/>
                 <wp:cNvGraphicFramePr>
                   <a:graphicFrameLocks xmlns:a="http://schemas.openxmlformats.org/drawingml/2006/main" noChangeAspect="1"/>
                 </wp:cNvGraphicFramePr>
@@ -2083,20 +1941,20 @@
                   <a:graphicData uri="http://schemas.openxmlformats.org/drawingml/2006/picture">
                     <pic:pic xmlns:pic="http://schemas.openxmlformats.org/drawingml/2006/picture">
                       <pic:nvPicPr>
-                        <pic:cNvPr id="2112458306" name=""/>
+                        <pic:cNvPr id="1064279174" name=""/>
                         <pic:cNvPicPr>
                           <a:picLocks noChangeAspect="1"/>
                         </pic:cNvPicPr>
                         <pic:nvPr/>
                       </pic:nvPicPr>
-                      <pic:blipFill rotWithShape="1">
+                      <pic:blipFill>
                         <a:blip r:embed="rId10"/>
                         <a:stretch/>
                       </pic:blipFill>
                       <pic:spPr bwMode="auto">
                         <a:xfrm>
                           <a:off x="0" y="0"/>
-                          <a:ext cx="5940424" cy="3486896"/>
+                          <a:ext cx="5940424" cy="4037730"/>
                         </a:xfrm>
                         <a:prstGeom prst="rect">
                           <a:avLst/>
@@ -2129,7 +1987,7 @@
                 <v:path o:extrusionok="f" gradientshapeok="t" o:connecttype="rect"/>
                 <o:lock v:ext="edit" aspectratio="t"/>
               </v:shapetype>
-              <v:shape id="_x0000_i0" o:spid="_x0000_s0" type="#_x0000_t75" style="width:467.75pt;height:274.56pt;mso-wrap-distance-left:0.00pt;mso-wrap-distance-top:0.00pt;mso-wrap-distance-right:0.00pt;mso-wrap-distance-bottom:0.00pt;z-index:1;" stroked="false">
+              <v:shape id="_x0000_i0" o:spid="_x0000_s0" type="#_x0000_t75" style="width:467.75pt;height:317.93pt;mso-wrap-distance-left:0.00pt;mso-wrap-distance-top:0.00pt;mso-wrap-distance-right:0.00pt;mso-wrap-distance-bottom:0.00pt;z-index:1;" stroked="false">
                 <v:imagedata r:id="rId10" o:title=""/>
                 <o:lock v:ext="edit" rotation="t"/>
               </v:shape>
@@ -2146,6 +2004,15 @@
           <w:szCs w:val="28"/>
         </w:rPr>
       </w:r>
+      <w:r>
+        <w:rPr>
+          <w:rFonts w:ascii="Times New Roman" w:hAnsi="Times New Roman" w:eastAsia="Times New Roman" w:cs="Times New Roman"/>
+          <w:b/>
+          <w:bCs/>
+          <w:sz w:val="28"/>
+          <w:szCs w:val="28"/>
+        </w:rPr>
+      </w:r>
     </w:p>
     <w:p>
       <w:pPr>
@@ -2204,6 +2071,14 @@
           <w:szCs w:val="28"/>
         </w:rPr>
       </w:r>
+      <w:r>
+        <w:rPr>
+          <w:rFonts w:ascii="Times New Roman" w:hAnsi="Times New Roman" w:eastAsia="Times New Roman" w:cs="Times New Roman"/>
+          <w:bCs/>
+          <w:sz w:val="28"/>
+          <w:szCs w:val="28"/>
+        </w:rPr>
+      </w:r>
     </w:p>
     <w:p>
       <w:pPr>
@@ -2234,40 +2109,10 @@
           <w:szCs w:val="28"/>
         </w:rPr>
       </w:r>
-    </w:p>
-    <w:p>
-      <w:pPr>
-        <w:pStyle w:val="752"/>
-        <w:pBdr>
-          <w:top w:val="none" w:color="000000" w:sz="4" w:space="0"/>
-          <w:left w:val="none" w:color="000000" w:sz="4" w:space="0"/>
-          <w:bottom w:val="none" w:color="000000" w:sz="4" w:space="0"/>
-          <w:right w:val="none" w:color="000000" w:sz="4" w:space="0"/>
-        </w:pBdr>
-        <w:spacing w:after="0" w:before="0" w:line="360" w:lineRule="auto"/>
-        <w:ind w:firstLine="709"/>
-        <w:rPr>
-          <w:rFonts w:ascii="Times New Roman" w:hAnsi="Times New Roman" w:cs="Times New Roman"/>
-          <w:i w:val="0"/>
-          <w:sz w:val="28"/>
-          <w:szCs w:val="28"/>
-        </w:rPr>
-      </w:pPr>
       <w:r>
         <w:rPr>
           <w:rFonts w:ascii="Times New Roman" w:hAnsi="Times New Roman" w:eastAsia="Times New Roman" w:cs="Times New Roman"/>
-          <w:i w:val="0"/>
-          <w:iCs w:val="0"/>
-          <w:color w:val="000000"/>
-          <w:sz w:val="28"/>
-          <w:szCs w:val="28"/>
-        </w:rPr>
-        <w:t xml:space="preserve">Базовые прецеденты системы:</w:t>
-      </w:r>
-      <w:r>
-        <w:rPr>
-          <w:rFonts w:ascii="Times New Roman" w:hAnsi="Times New Roman" w:cs="Times New Roman"/>
-          <w:i w:val="0"/>
+          <w:bCs/>
           <w:sz w:val="28"/>
           <w:szCs w:val="28"/>
         </w:rPr>
@@ -2282,13 +2127,9 @@
           <w:right w:val="none" w:color="000000" w:sz="4" w:space="0"/>
         </w:pBdr>
         <w:spacing w:after="0" w:line="360" w:lineRule="auto"/>
-        <w:ind w:firstLine="709"/>
+        <w:ind w:firstLine="0" w:left="709"/>
         <w:jc w:val="both"/>
-        <w:rPr>
-          <w:rFonts w:ascii="Times New Roman" w:hAnsi="Times New Roman" w:cs="Times New Roman"/>
-          <w:sz w:val="28"/>
-          <w:szCs w:val="28"/>
-        </w:rPr>
+        <w:rPr/>
       </w:pPr>
       <w:r>
         <w:rPr>
@@ -2297,7 +2138,7 @@
           <w:sz w:val="28"/>
           <w:szCs w:val="28"/>
         </w:rPr>
-        <w:t xml:space="preserve">1</w:t>
+        <w:t xml:space="preserve">Базовые прецеденты системы:</w:t>
       </w:r>
       <w:r>
         <w:rPr>
@@ -2306,50 +2147,11 @@
           <w:sz w:val="28"/>
           <w:szCs w:val="28"/>
         </w:rPr>
-        <w:t xml:space="preserve">.</w:t>
-      </w:r>
-      <w:r>
-        <w:rPr>
-          <w:rFonts w:ascii="Times New Roman" w:hAnsi="Times New Roman" w:eastAsia="Times New Roman" w:cs="Times New Roman"/>
-          <w:color w:val="000000"/>
-          <w:sz w:val="28"/>
-          <w:szCs w:val="28"/>
-        </w:rPr>
-        <w:t xml:space="preserve"> Ау</w:t>
-      </w:r>
-      <w:r>
-        <w:rPr>
-          <w:rFonts w:ascii="Times New Roman" w:hAnsi="Times New Roman" w:eastAsia="Times New Roman" w:cs="Times New Roman"/>
-          <w:color w:val="000000"/>
-          <w:sz w:val="28"/>
-          <w:szCs w:val="28"/>
-        </w:rPr>
-        <w:t xml:space="preserve">тентификация и авторизация</w:t>
-      </w:r>
-      <w:r>
-        <w:rPr>
-          <w:rFonts w:ascii="Times New Roman" w:hAnsi="Times New Roman" w:eastAsia="Times New Roman" w:cs="Times New Roman"/>
-          <w:color w:val="000000"/>
-          <w:sz w:val="28"/>
-          <w:szCs w:val="28"/>
-        </w:rPr>
-        <w:t xml:space="preserve">:</w:t>
-      </w:r>
-      <w:r>
-        <w:rPr>
-          <w:rFonts w:ascii="Times New Roman" w:hAnsi="Times New Roman" w:cs="Times New Roman"/>
-          <w:sz w:val="28"/>
-          <w:szCs w:val="28"/>
-        </w:rPr>
-      </w:r>
+      </w:r>
+      <w:r/>
     </w:p>
     <w:p>
       <w:pPr>
-        <w:pStyle w:val="927"/>
-        <w:numPr>
-          <w:ilvl w:val="0"/>
-          <w:numId w:val="6"/>
-        </w:numPr>
         <w:pBdr>
           <w:top w:val="none" w:color="000000" w:sz="4" w:space="0"/>
           <w:left w:val="none" w:color="000000" w:sz="4" w:space="0"/>
@@ -2357,13 +2159,9 @@
           <w:right w:val="none" w:color="000000" w:sz="4" w:space="0"/>
         </w:pBdr>
         <w:spacing w:after="0" w:line="360" w:lineRule="auto"/>
-        <w:ind w:firstLine="709" w:left="0"/>
+        <w:ind w:firstLine="0" w:left="709"/>
         <w:jc w:val="both"/>
-        <w:rPr>
-          <w:rFonts w:ascii="Times New Roman" w:hAnsi="Times New Roman" w:cs="Times New Roman"/>
-          <w:sz w:val="28"/>
-          <w:szCs w:val="28"/>
-        </w:rPr>
+        <w:rPr/>
       </w:pPr>
       <w:r>
         <w:rPr>
@@ -2372,1040 +2170,21 @@
           <w:sz w:val="28"/>
           <w:szCs w:val="28"/>
         </w:rPr>
-        <w:t xml:space="preserve">Вход в систему по логину и паролю</w:t>
-      </w:r>
-      <w:r>
-        <w:rPr>
-          <w:rFonts w:ascii="Times New Roman" w:hAnsi="Times New Roman" w:cs="Times New Roman"/>
-          <w:sz w:val="28"/>
-          <w:szCs w:val="28"/>
-        </w:rPr>
-      </w:r>
+        <w:t xml:space="preserve">1. Доступ к информации и навигация (USER):</w:t>
+      </w:r>
+      <w:r>
+        <w:rPr>
+          <w:rFonts w:ascii="Times New Roman" w:hAnsi="Times New Roman" w:eastAsia="Times New Roman" w:cs="Times New Roman"/>
+          <w:color w:val="000000"/>
+          <w:sz w:val="28"/>
+          <w:szCs w:val="28"/>
+        </w:rPr>
+      </w:r>
+      <w:r/>
     </w:p>
     <w:p>
       <w:pPr>
-        <w:pStyle w:val="927"/>
-        <w:numPr>
-          <w:ilvl w:val="0"/>
-          <w:numId w:val="6"/>
-        </w:numPr>
-        <w:pBdr>
-          <w:top w:val="none" w:color="000000" w:sz="4" w:space="0"/>
-          <w:left w:val="none" w:color="000000" w:sz="4" w:space="0"/>
-          <w:bottom w:val="none" w:color="000000" w:sz="4" w:space="0"/>
-          <w:right w:val="none" w:color="000000" w:sz="4" w:space="0"/>
-        </w:pBdr>
-        <w:spacing w:after="0" w:line="360" w:lineRule="auto"/>
-        <w:ind w:firstLine="709" w:left="0"/>
-        <w:jc w:val="both"/>
-        <w:rPr>
-          <w:rFonts w:ascii="Times New Roman" w:hAnsi="Times New Roman" w:cs="Times New Roman"/>
-          <w:sz w:val="28"/>
-          <w:szCs w:val="28"/>
-        </w:rPr>
-      </w:pPr>
-      <w:r>
-        <w:rPr>
-          <w:rFonts w:ascii="Times New Roman" w:hAnsi="Times New Roman" w:eastAsia="Times New Roman" w:cs="Times New Roman"/>
-          <w:color w:val="000000"/>
-          <w:sz w:val="28"/>
-          <w:szCs w:val="28"/>
-        </w:rPr>
-        <w:t xml:space="preserve">Восстановление доступа при утере учетных данных</w:t>
-      </w:r>
-      <w:r>
-        <w:rPr>
-          <w:rFonts w:ascii="Times New Roman" w:hAnsi="Times New Roman" w:cs="Times New Roman"/>
-          <w:sz w:val="28"/>
-          <w:szCs w:val="28"/>
-        </w:rPr>
-      </w:r>
-    </w:p>
-    <w:p>
-      <w:pPr>
-        <w:pStyle w:val="927"/>
-        <w:numPr>
-          <w:ilvl w:val="0"/>
-          <w:numId w:val="6"/>
-        </w:numPr>
-        <w:pBdr>
-          <w:top w:val="none" w:color="000000" w:sz="4" w:space="0"/>
-          <w:left w:val="none" w:color="000000" w:sz="4" w:space="0"/>
-          <w:bottom w:val="none" w:color="000000" w:sz="4" w:space="0"/>
-          <w:right w:val="none" w:color="000000" w:sz="4" w:space="0"/>
-        </w:pBdr>
-        <w:spacing w:after="0" w:line="360" w:lineRule="auto"/>
-        <w:ind w:firstLine="709" w:left="0"/>
-        <w:jc w:val="both"/>
-        <w:rPr>
-          <w:rFonts w:ascii="Times New Roman" w:hAnsi="Times New Roman" w:cs="Times New Roman"/>
-          <w:sz w:val="28"/>
-          <w:szCs w:val="28"/>
-        </w:rPr>
-      </w:pPr>
-      <w:r>
-        <w:rPr>
-          <w:rFonts w:ascii="Times New Roman" w:hAnsi="Times New Roman" w:eastAsia="Times New Roman" w:cs="Times New Roman"/>
-          <w:color w:val="000000"/>
-          <w:sz w:val="28"/>
-          <w:szCs w:val="28"/>
-        </w:rPr>
-        <w:t xml:space="preserve">Управление сессиями (выход из системы)</w:t>
-      </w:r>
-      <w:r>
-        <w:rPr>
-          <w:rFonts w:ascii="Times New Roman" w:hAnsi="Times New Roman" w:cs="Times New Roman"/>
-          <w:sz w:val="28"/>
-          <w:szCs w:val="28"/>
-        </w:rPr>
-      </w:r>
-    </w:p>
-    <w:p>
-      <w:pPr>
-        <w:pStyle w:val="927"/>
-        <w:numPr>
-          <w:ilvl w:val="0"/>
-          <w:numId w:val="6"/>
-        </w:numPr>
-        <w:pBdr>
-          <w:top w:val="none" w:color="000000" w:sz="4" w:space="0"/>
-          <w:left w:val="none" w:color="000000" w:sz="4" w:space="0"/>
-          <w:bottom w:val="none" w:color="000000" w:sz="4" w:space="0"/>
-          <w:right w:val="none" w:color="000000" w:sz="4" w:space="0"/>
-        </w:pBdr>
-        <w:spacing w:after="0" w:line="360" w:lineRule="auto"/>
-        <w:ind w:firstLine="709" w:left="0"/>
-        <w:jc w:val="both"/>
-        <w:rPr>
-          <w:rFonts w:ascii="Times New Roman" w:hAnsi="Times New Roman" w:cs="Times New Roman"/>
-          <w:sz w:val="28"/>
-          <w:szCs w:val="28"/>
-        </w:rPr>
-      </w:pPr>
-      <w:r>
-        <w:rPr>
-          <w:rFonts w:ascii="Times New Roman" w:hAnsi="Times New Roman" w:eastAsia="Times New Roman" w:cs="Times New Roman"/>
-          <w:color w:val="000000"/>
-          <w:sz w:val="28"/>
-          <w:szCs w:val="28"/>
-        </w:rPr>
-        <w:t xml:space="preserve">Ролевое разграничение прав доступа</w:t>
-      </w:r>
-      <w:r>
-        <w:rPr>
-          <w:rFonts w:ascii="Times New Roman" w:hAnsi="Times New Roman" w:cs="Times New Roman"/>
-          <w:sz w:val="28"/>
-          <w:szCs w:val="28"/>
-        </w:rPr>
-      </w:r>
-    </w:p>
-    <w:p>
-      <w:pPr>
-        <w:pBdr>
-          <w:top w:val="none" w:color="000000" w:sz="4" w:space="0"/>
-          <w:left w:val="none" w:color="000000" w:sz="4" w:space="0"/>
-          <w:bottom w:val="none" w:color="000000" w:sz="4" w:space="0"/>
-          <w:right w:val="none" w:color="000000" w:sz="4" w:space="0"/>
-        </w:pBdr>
-        <w:spacing w:after="0" w:line="360" w:lineRule="auto"/>
-        <w:ind w:firstLine="709"/>
-        <w:jc w:val="both"/>
-        <w:rPr>
-          <w:rFonts w:ascii="Times New Roman" w:hAnsi="Times New Roman" w:cs="Times New Roman"/>
-          <w:sz w:val="28"/>
-          <w:szCs w:val="28"/>
-        </w:rPr>
-      </w:pPr>
-      <w:r>
-        <w:rPr>
-          <w:rFonts w:ascii="Times New Roman" w:hAnsi="Times New Roman" w:eastAsia="Times New Roman" w:cs="Times New Roman"/>
-          <w:color w:val="000000"/>
-          <w:sz w:val="28"/>
-          <w:szCs w:val="28"/>
-        </w:rPr>
-        <w:t xml:space="preserve">2.</w:t>
-      </w:r>
-      <w:r>
-        <w:rPr>
-          <w:rFonts w:ascii="Times New Roman" w:hAnsi="Times New Roman" w:eastAsia="Times New Roman" w:cs="Times New Roman"/>
-          <w:color w:val="000000"/>
-          <w:sz w:val="28"/>
-          <w:szCs w:val="28"/>
-        </w:rPr>
-        <w:t xml:space="preserve"> </w:t>
-      </w:r>
-      <w:r>
-        <w:rPr>
-          <w:rFonts w:ascii="Times New Roman" w:hAnsi="Times New Roman" w:eastAsia="Times New Roman" w:cs="Times New Roman"/>
-          <w:color w:val="000000"/>
-          <w:sz w:val="28"/>
-          <w:szCs w:val="28"/>
-          <w:highlight w:val="green"/>
-        </w:rPr>
-        <w:t xml:space="preserve">Уп</w:t>
-      </w:r>
-      <w:r>
-        <w:rPr>
-          <w:rFonts w:ascii="Times New Roman" w:hAnsi="Times New Roman" w:eastAsia="Times New Roman" w:cs="Times New Roman"/>
-          <w:color w:val="000000"/>
-          <w:sz w:val="28"/>
-          <w:szCs w:val="28"/>
-          <w:highlight w:val="green"/>
-        </w:rPr>
-        <w:t xml:space="preserve">равление учебным контентом</w:t>
-      </w:r>
-      <w:r>
-        <w:rPr>
-          <w:rFonts w:ascii="Times New Roman" w:hAnsi="Times New Roman" w:eastAsia="Times New Roman" w:cs="Times New Roman"/>
-          <w:color w:val="000000"/>
-          <w:sz w:val="28"/>
-          <w:szCs w:val="28"/>
-          <w:highlight w:val="green"/>
-        </w:rPr>
-        <w:t xml:space="preserve">:</w:t>
-      </w:r>
-      <w:r>
-        <w:rPr>
-          <w:rFonts w:ascii="Times New Roman" w:hAnsi="Times New Roman" w:cs="Times New Roman"/>
-          <w:sz w:val="28"/>
-          <w:szCs w:val="28"/>
-        </w:rPr>
-      </w:r>
-    </w:p>
-    <w:p>
-      <w:pPr>
-        <w:pStyle w:val="927"/>
-        <w:numPr>
-          <w:ilvl w:val="0"/>
-          <w:numId w:val="7"/>
-        </w:numPr>
-        <w:pBdr>
-          <w:top w:val="none" w:color="000000" w:sz="4" w:space="0"/>
-          <w:left w:val="none" w:color="000000" w:sz="4" w:space="0"/>
-          <w:bottom w:val="none" w:color="000000" w:sz="4" w:space="0"/>
-          <w:right w:val="none" w:color="000000" w:sz="4" w:space="0"/>
-        </w:pBdr>
-        <w:spacing w:after="0" w:line="360" w:lineRule="auto"/>
-        <w:ind w:firstLine="709" w:left="0"/>
-        <w:jc w:val="both"/>
-        <w:rPr>
-          <w:rFonts w:ascii="Times New Roman" w:hAnsi="Times New Roman" w:cs="Times New Roman"/>
-          <w:sz w:val="28"/>
-          <w:szCs w:val="28"/>
-        </w:rPr>
-      </w:pPr>
-      <w:r>
-        <w:rPr>
-          <w:rFonts w:ascii="Times New Roman" w:hAnsi="Times New Roman" w:eastAsia="Times New Roman" w:cs="Times New Roman"/>
-          <w:color w:val="000000"/>
-          <w:sz w:val="28"/>
-          <w:szCs w:val="28"/>
-        </w:rPr>
-        <w:t xml:space="preserve">Создание и редактирование курсов с метаданными</w:t>
-      </w:r>
-      <w:r>
-        <w:rPr>
-          <w:rFonts w:ascii="Times New Roman" w:hAnsi="Times New Roman" w:cs="Times New Roman"/>
-          <w:sz w:val="28"/>
-          <w:szCs w:val="28"/>
-        </w:rPr>
-      </w:r>
-    </w:p>
-    <w:p>
-      <w:pPr>
-        <w:pStyle w:val="927"/>
-        <w:numPr>
-          <w:ilvl w:val="0"/>
-          <w:numId w:val="7"/>
-        </w:numPr>
-        <w:pBdr>
-          <w:top w:val="none" w:color="000000" w:sz="4" w:space="0"/>
-          <w:left w:val="none" w:color="000000" w:sz="4" w:space="0"/>
-          <w:bottom w:val="none" w:color="000000" w:sz="4" w:space="0"/>
-          <w:right w:val="none" w:color="000000" w:sz="4" w:space="0"/>
-        </w:pBdr>
-        <w:spacing w:after="0" w:line="360" w:lineRule="auto"/>
-        <w:ind w:firstLine="709" w:left="0"/>
-        <w:jc w:val="both"/>
-        <w:rPr>
-          <w:rFonts w:ascii="Times New Roman" w:hAnsi="Times New Roman" w:cs="Times New Roman"/>
-          <w:sz w:val="28"/>
-          <w:szCs w:val="28"/>
-        </w:rPr>
-      </w:pPr>
-      <w:r>
-        <w:rPr>
-          <w:rFonts w:ascii="Times New Roman" w:hAnsi="Times New Roman" w:eastAsia="Times New Roman" w:cs="Times New Roman"/>
-          <w:color w:val="000000"/>
-          <w:sz w:val="28"/>
-          <w:szCs w:val="28"/>
-        </w:rPr>
-        <w:t xml:space="preserve">Формирование микромодулей различных типов (видео, текст, интерактив)</w:t>
-      </w:r>
-      <w:r>
-        <w:rPr>
-          <w:rFonts w:ascii="Times New Roman" w:hAnsi="Times New Roman" w:cs="Times New Roman"/>
-          <w:sz w:val="28"/>
-          <w:szCs w:val="28"/>
-        </w:rPr>
-      </w:r>
-    </w:p>
-    <w:p>
-      <w:pPr>
-        <w:pStyle w:val="927"/>
-        <w:numPr>
-          <w:ilvl w:val="0"/>
-          <w:numId w:val="7"/>
-        </w:numPr>
-        <w:pBdr>
-          <w:top w:val="none" w:color="000000" w:sz="4" w:space="0"/>
-          <w:left w:val="none" w:color="000000" w:sz="4" w:space="0"/>
-          <w:bottom w:val="none" w:color="000000" w:sz="4" w:space="0"/>
-          <w:right w:val="none" w:color="000000" w:sz="4" w:space="0"/>
-        </w:pBdr>
-        <w:spacing w:after="0" w:line="360" w:lineRule="auto"/>
-        <w:ind w:firstLine="709" w:left="0"/>
-        <w:jc w:val="both"/>
-        <w:rPr>
-          <w:rFonts w:ascii="Times New Roman" w:hAnsi="Times New Roman" w:cs="Times New Roman"/>
-          <w:sz w:val="28"/>
-          <w:szCs w:val="28"/>
-        </w:rPr>
-      </w:pPr>
-      <w:r>
-        <w:rPr>
-          <w:rFonts w:ascii="Times New Roman" w:hAnsi="Times New Roman" w:eastAsia="Times New Roman" w:cs="Times New Roman"/>
-          <w:color w:val="000000"/>
-          <w:sz w:val="28"/>
-          <w:szCs w:val="28"/>
-        </w:rPr>
-        <w:t xml:space="preserve">Категоризация</w:t>
-      </w:r>
-      <w:r>
-        <w:rPr>
-          <w:rFonts w:ascii="Times New Roman" w:hAnsi="Times New Roman" w:eastAsia="Times New Roman" w:cs="Times New Roman"/>
-          <w:color w:val="000000"/>
-          <w:sz w:val="28"/>
-          <w:szCs w:val="28"/>
-        </w:rPr>
-        <w:t xml:space="preserve"> и тегирование материалов</w:t>
-      </w:r>
-      <w:r>
-        <w:rPr>
-          <w:rFonts w:ascii="Times New Roman" w:hAnsi="Times New Roman" w:cs="Times New Roman"/>
-          <w:sz w:val="28"/>
-          <w:szCs w:val="28"/>
-        </w:rPr>
-      </w:r>
-    </w:p>
-    <w:p>
-      <w:pPr>
-        <w:pStyle w:val="927"/>
-        <w:numPr>
-          <w:ilvl w:val="0"/>
-          <w:numId w:val="7"/>
-        </w:numPr>
-        <w:pBdr>
-          <w:top w:val="none" w:color="000000" w:sz="4" w:space="0"/>
-          <w:left w:val="none" w:color="000000" w:sz="4" w:space="0"/>
-          <w:bottom w:val="none" w:color="000000" w:sz="4" w:space="0"/>
-          <w:right w:val="none" w:color="000000" w:sz="4" w:space="0"/>
-        </w:pBdr>
-        <w:spacing w:after="0" w:line="360" w:lineRule="auto"/>
-        <w:ind w:firstLine="709" w:left="0"/>
-        <w:jc w:val="both"/>
-        <w:rPr>
-          <w:rFonts w:ascii="Times New Roman" w:hAnsi="Times New Roman" w:cs="Times New Roman"/>
-          <w:sz w:val="28"/>
-          <w:szCs w:val="28"/>
-        </w:rPr>
-      </w:pPr>
-      <w:r>
-        <w:rPr>
-          <w:rFonts w:ascii="Times New Roman" w:hAnsi="Times New Roman" w:eastAsia="Times New Roman" w:cs="Times New Roman"/>
-          <w:color w:val="000000"/>
-          <w:sz w:val="28"/>
-          <w:szCs w:val="28"/>
-        </w:rPr>
-        <w:t xml:space="preserve">Управление версиями контента</w:t>
-      </w:r>
-      <w:r>
-        <w:rPr>
-          <w:rFonts w:ascii="Times New Roman" w:hAnsi="Times New Roman" w:cs="Times New Roman"/>
-          <w:sz w:val="28"/>
-          <w:szCs w:val="28"/>
-        </w:rPr>
-      </w:r>
-    </w:p>
-    <w:p>
-      <w:pPr>
-        <w:pStyle w:val="927"/>
-        <w:numPr>
-          <w:ilvl w:val="0"/>
-          <w:numId w:val="7"/>
-        </w:numPr>
-        <w:pBdr>
-          <w:top w:val="none" w:color="000000" w:sz="4" w:space="0"/>
-          <w:left w:val="none" w:color="000000" w:sz="4" w:space="0"/>
-          <w:bottom w:val="none" w:color="000000" w:sz="4" w:space="0"/>
-          <w:right w:val="none" w:color="000000" w:sz="4" w:space="0"/>
-        </w:pBdr>
-        <w:spacing w:after="0" w:line="360" w:lineRule="auto"/>
-        <w:ind w:firstLine="709" w:left="0"/>
-        <w:jc w:val="both"/>
-        <w:rPr>
-          <w:rFonts w:ascii="Times New Roman" w:hAnsi="Times New Roman" w:cs="Times New Roman"/>
-          <w:sz w:val="28"/>
-          <w:szCs w:val="28"/>
-        </w:rPr>
-      </w:pPr>
-      <w:r>
-        <w:rPr>
-          <w:rFonts w:ascii="Times New Roman" w:hAnsi="Times New Roman" w:eastAsia="Times New Roman" w:cs="Times New Roman"/>
-          <w:color w:val="000000"/>
-          <w:sz w:val="28"/>
-          <w:szCs w:val="28"/>
-        </w:rPr>
-        <w:t xml:space="preserve">Контроль публикации материалов</w:t>
-      </w:r>
-      <w:r>
-        <w:rPr>
-          <w:rFonts w:ascii="Times New Roman" w:hAnsi="Times New Roman" w:cs="Times New Roman"/>
-          <w:sz w:val="28"/>
-          <w:szCs w:val="28"/>
-        </w:rPr>
-      </w:r>
-    </w:p>
-    <w:p>
-      <w:pPr>
-        <w:pBdr>
-          <w:top w:val="none" w:color="000000" w:sz="4" w:space="0"/>
-          <w:left w:val="none" w:color="000000" w:sz="4" w:space="0"/>
-          <w:bottom w:val="none" w:color="000000" w:sz="4" w:space="0"/>
-          <w:right w:val="none" w:color="000000" w:sz="4" w:space="0"/>
-        </w:pBdr>
-        <w:spacing w:after="0" w:line="360" w:lineRule="auto"/>
-        <w:ind w:firstLine="709"/>
-        <w:jc w:val="both"/>
-        <w:rPr>
-          <w:rFonts w:ascii="Times New Roman" w:hAnsi="Times New Roman" w:cs="Times New Roman"/>
-          <w:sz w:val="28"/>
-          <w:szCs w:val="28"/>
-        </w:rPr>
-      </w:pPr>
-      <w:r>
-        <w:rPr>
-          <w:rFonts w:ascii="Times New Roman" w:hAnsi="Times New Roman" w:eastAsia="Times New Roman" w:cs="Times New Roman"/>
-          <w:color w:val="000000"/>
-          <w:sz w:val="28"/>
-          <w:szCs w:val="28"/>
-        </w:rPr>
-        <w:t xml:space="preserve">3</w:t>
-      </w:r>
-      <w:r>
-        <w:rPr>
-          <w:rFonts w:ascii="Times New Roman" w:hAnsi="Times New Roman" w:eastAsia="Times New Roman" w:cs="Times New Roman"/>
-          <w:color w:val="000000"/>
-          <w:sz w:val="28"/>
-          <w:szCs w:val="28"/>
-        </w:rPr>
-        <w:t xml:space="preserve">.</w:t>
-      </w:r>
-      <w:r>
-        <w:rPr>
-          <w:rFonts w:ascii="Times New Roman" w:hAnsi="Times New Roman" w:eastAsia="Times New Roman" w:cs="Times New Roman"/>
-          <w:color w:val="000000"/>
-          <w:sz w:val="28"/>
-          <w:szCs w:val="28"/>
-        </w:rPr>
-        <w:t xml:space="preserve"> </w:t>
-      </w:r>
-      <w:r>
-        <w:rPr>
-          <w:rFonts w:ascii="Times New Roman" w:hAnsi="Times New Roman" w:eastAsia="Times New Roman" w:cs="Times New Roman"/>
-          <w:color w:val="000000"/>
-          <w:sz w:val="28"/>
-          <w:szCs w:val="28"/>
-        </w:rPr>
-        <w:t xml:space="preserve">Трекинг прогресса обучения:</w:t>
-      </w:r>
-      <w:r>
-        <w:rPr>
-          <w:rFonts w:ascii="Times New Roman" w:hAnsi="Times New Roman" w:cs="Times New Roman"/>
-          <w:sz w:val="28"/>
-          <w:szCs w:val="28"/>
-        </w:rPr>
-      </w:r>
-    </w:p>
-    <w:p>
-      <w:pPr>
-        <w:pStyle w:val="927"/>
-        <w:numPr>
-          <w:ilvl w:val="0"/>
-          <w:numId w:val="8"/>
-        </w:numPr>
-        <w:pBdr>
-          <w:top w:val="none" w:color="000000" w:sz="4" w:space="0"/>
-          <w:left w:val="none" w:color="000000" w:sz="4" w:space="0"/>
-          <w:bottom w:val="none" w:color="000000" w:sz="4" w:space="0"/>
-          <w:right w:val="none" w:color="000000" w:sz="4" w:space="0"/>
-        </w:pBdr>
-        <w:spacing w:after="0" w:line="360" w:lineRule="auto"/>
-        <w:ind w:firstLine="709" w:left="0"/>
-        <w:jc w:val="both"/>
-        <w:rPr>
-          <w:rFonts w:ascii="Times New Roman" w:hAnsi="Times New Roman" w:cs="Times New Roman"/>
-          <w:sz w:val="28"/>
-          <w:szCs w:val="28"/>
-        </w:rPr>
-      </w:pPr>
-      <w:r>
-        <w:rPr>
-          <w:rFonts w:ascii="Times New Roman" w:hAnsi="Times New Roman" w:eastAsia="Times New Roman" w:cs="Times New Roman"/>
-          <w:color w:val="000000"/>
-          <w:sz w:val="28"/>
-          <w:szCs w:val="28"/>
-        </w:rPr>
-        <w:t xml:space="preserve">Фиксирует время, затраченное на изучение каждого модуля</w:t>
-      </w:r>
-      <w:r>
-        <w:rPr>
-          <w:rFonts w:ascii="Times New Roman" w:hAnsi="Times New Roman" w:cs="Times New Roman"/>
-          <w:sz w:val="28"/>
-          <w:szCs w:val="28"/>
-        </w:rPr>
-      </w:r>
-    </w:p>
-    <w:p>
-      <w:pPr>
-        <w:pStyle w:val="927"/>
-        <w:numPr>
-          <w:ilvl w:val="0"/>
-          <w:numId w:val="8"/>
-        </w:numPr>
-        <w:pBdr>
-          <w:top w:val="none" w:color="000000" w:sz="4" w:space="0"/>
-          <w:left w:val="none" w:color="000000" w:sz="4" w:space="0"/>
-          <w:bottom w:val="none" w:color="000000" w:sz="4" w:space="0"/>
-          <w:right w:val="none" w:color="000000" w:sz="4" w:space="0"/>
-        </w:pBdr>
-        <w:spacing w:after="0" w:line="360" w:lineRule="auto"/>
-        <w:ind w:firstLine="709" w:left="0"/>
-        <w:jc w:val="both"/>
-        <w:rPr>
-          <w:rFonts w:ascii="Times New Roman" w:hAnsi="Times New Roman" w:cs="Times New Roman"/>
-          <w:sz w:val="28"/>
-          <w:szCs w:val="28"/>
-        </w:rPr>
-      </w:pPr>
-      <w:r>
-        <w:rPr>
-          <w:rFonts w:ascii="Times New Roman" w:hAnsi="Times New Roman" w:eastAsia="Times New Roman" w:cs="Times New Roman"/>
-          <w:color w:val="000000"/>
-          <w:sz w:val="28"/>
-          <w:szCs w:val="28"/>
-        </w:rPr>
-        <w:t xml:space="preserve">Отслеживает статус выполнения заданий</w:t>
-      </w:r>
-      <w:r>
-        <w:rPr>
-          <w:rFonts w:ascii="Times New Roman" w:hAnsi="Times New Roman" w:cs="Times New Roman"/>
-          <w:sz w:val="28"/>
-          <w:szCs w:val="28"/>
-        </w:rPr>
-      </w:r>
-    </w:p>
-    <w:p>
-      <w:pPr>
-        <w:pStyle w:val="927"/>
-        <w:numPr>
-          <w:ilvl w:val="0"/>
-          <w:numId w:val="8"/>
-        </w:numPr>
-        <w:pBdr>
-          <w:top w:val="none" w:color="000000" w:sz="4" w:space="0"/>
-          <w:left w:val="none" w:color="000000" w:sz="4" w:space="0"/>
-          <w:bottom w:val="none" w:color="000000" w:sz="4" w:space="0"/>
-          <w:right w:val="none" w:color="000000" w:sz="4" w:space="0"/>
-        </w:pBdr>
-        <w:spacing w:after="0" w:line="360" w:lineRule="auto"/>
-        <w:ind w:firstLine="709" w:left="0"/>
-        <w:jc w:val="both"/>
-        <w:rPr>
-          <w:rFonts w:ascii="Times New Roman" w:hAnsi="Times New Roman" w:cs="Times New Roman"/>
-          <w:sz w:val="28"/>
-          <w:szCs w:val="28"/>
-        </w:rPr>
-      </w:pPr>
-      <w:r>
-        <w:rPr>
-          <w:rFonts w:ascii="Times New Roman" w:hAnsi="Times New Roman" w:eastAsia="Times New Roman" w:cs="Times New Roman"/>
-          <w:color w:val="000000"/>
-          <w:sz w:val="28"/>
-          <w:szCs w:val="28"/>
-        </w:rPr>
-        <w:t xml:space="preserve">Формирует сводные показатели по курсам</w:t>
-      </w:r>
-      <w:r>
-        <w:rPr>
-          <w:rFonts w:ascii="Times New Roman" w:hAnsi="Times New Roman" w:cs="Times New Roman"/>
-          <w:sz w:val="28"/>
-          <w:szCs w:val="28"/>
-        </w:rPr>
-      </w:r>
-    </w:p>
-    <w:p>
-      <w:pPr>
-        <w:pStyle w:val="927"/>
-        <w:numPr>
-          <w:ilvl w:val="0"/>
-          <w:numId w:val="8"/>
-        </w:numPr>
-        <w:pBdr>
-          <w:top w:val="none" w:color="000000" w:sz="4" w:space="0"/>
-          <w:left w:val="none" w:color="000000" w:sz="4" w:space="0"/>
-          <w:bottom w:val="none" w:color="000000" w:sz="4" w:space="0"/>
-          <w:right w:val="none" w:color="000000" w:sz="4" w:space="0"/>
-        </w:pBdr>
-        <w:spacing w:after="0" w:line="360" w:lineRule="auto"/>
-        <w:ind w:firstLine="709" w:left="0"/>
-        <w:jc w:val="both"/>
-        <w:rPr>
-          <w:rFonts w:ascii="Times New Roman" w:hAnsi="Times New Roman" w:cs="Times New Roman"/>
-          <w:sz w:val="28"/>
-          <w:szCs w:val="28"/>
-        </w:rPr>
-      </w:pPr>
-      <w:r>
-        <w:rPr>
-          <w:rFonts w:ascii="Times New Roman" w:hAnsi="Times New Roman" w:eastAsia="Times New Roman" w:cs="Times New Roman"/>
-          <w:color w:val="000000"/>
-          <w:sz w:val="28"/>
-          <w:szCs w:val="28"/>
-        </w:rPr>
-        <w:t xml:space="preserve">Создает данные для аналитических отчетов</w:t>
-      </w:r>
-      <w:r>
-        <w:rPr>
-          <w:rFonts w:ascii="Times New Roman" w:hAnsi="Times New Roman" w:cs="Times New Roman"/>
-          <w:sz w:val="28"/>
-          <w:szCs w:val="28"/>
-        </w:rPr>
-      </w:r>
-    </w:p>
-    <w:p>
-      <w:pPr>
-        <w:pStyle w:val="927"/>
-        <w:numPr>
-          <w:ilvl w:val="0"/>
-          <w:numId w:val="8"/>
-        </w:numPr>
-        <w:pBdr>
-          <w:top w:val="none" w:color="000000" w:sz="4" w:space="0"/>
-          <w:left w:val="none" w:color="000000" w:sz="4" w:space="0"/>
-          <w:bottom w:val="none" w:color="000000" w:sz="4" w:space="0"/>
-          <w:right w:val="none" w:color="000000" w:sz="4" w:space="0"/>
-        </w:pBdr>
-        <w:spacing w:after="0" w:line="360" w:lineRule="auto"/>
-        <w:ind w:firstLine="709" w:left="0"/>
-        <w:jc w:val="both"/>
-        <w:rPr>
-          <w:rFonts w:ascii="Times New Roman" w:hAnsi="Times New Roman" w:cs="Times New Roman"/>
-          <w:sz w:val="28"/>
-          <w:szCs w:val="28"/>
-        </w:rPr>
-      </w:pPr>
-      <w:r>
-        <w:rPr>
-          <w:rFonts w:ascii="Times New Roman" w:hAnsi="Times New Roman" w:eastAsia="Times New Roman" w:cs="Times New Roman"/>
-          <w:color w:val="000000"/>
-          <w:sz w:val="28"/>
-          <w:szCs w:val="28"/>
-        </w:rPr>
-        <w:t xml:space="preserve">Обеспечивает синхронизацию прогресса между устройствами</w:t>
-      </w:r>
-      <w:r>
-        <w:rPr>
-          <w:rFonts w:ascii="Times New Roman" w:hAnsi="Times New Roman" w:cs="Times New Roman"/>
-          <w:sz w:val="28"/>
-          <w:szCs w:val="28"/>
-        </w:rPr>
-      </w:r>
-    </w:p>
-    <w:p>
-      <w:pPr>
-        <w:pBdr>
-          <w:top w:val="none" w:color="000000" w:sz="4" w:space="0"/>
-          <w:left w:val="none" w:color="000000" w:sz="4" w:space="0"/>
-          <w:bottom w:val="none" w:color="000000" w:sz="4" w:space="0"/>
-          <w:right w:val="none" w:color="000000" w:sz="4" w:space="0"/>
-        </w:pBdr>
-        <w:spacing w:after="0" w:line="360" w:lineRule="auto"/>
-        <w:ind w:firstLine="709"/>
-        <w:jc w:val="both"/>
-        <w:rPr>
-          <w:rFonts w:ascii="Times New Roman" w:hAnsi="Times New Roman" w:cs="Times New Roman"/>
-          <w:sz w:val="28"/>
-          <w:szCs w:val="28"/>
-          <w:highlight w:val="green"/>
-        </w:rPr>
-      </w:pPr>
-      <w:r>
-        <w:rPr>
-          <w:rFonts w:ascii="Times New Roman" w:hAnsi="Times New Roman" w:eastAsia="Times New Roman" w:cs="Times New Roman"/>
-          <w:color w:val="000000"/>
-          <w:sz w:val="28"/>
-          <w:szCs w:val="28"/>
-          <w:highlight w:val="green"/>
-        </w:rPr>
-        <w:t xml:space="preserve">4</w:t>
-      </w:r>
-      <w:r>
-        <w:rPr>
-          <w:rFonts w:ascii="Times New Roman" w:hAnsi="Times New Roman" w:eastAsia="Times New Roman" w:cs="Times New Roman"/>
-          <w:color w:val="000000"/>
-          <w:sz w:val="28"/>
-          <w:szCs w:val="28"/>
-          <w:highlight w:val="green"/>
-        </w:rPr>
-        <w:t xml:space="preserve">.</w:t>
-      </w:r>
-      <w:r>
-        <w:rPr>
-          <w:rFonts w:ascii="Times New Roman" w:hAnsi="Times New Roman" w:eastAsia="Times New Roman" w:cs="Times New Roman"/>
-          <w:color w:val="000000"/>
-          <w:sz w:val="28"/>
-          <w:szCs w:val="28"/>
-          <w:highlight w:val="green"/>
-        </w:rPr>
-        <w:t xml:space="preserve"> Работа</w:t>
-      </w:r>
-      <w:r>
-        <w:rPr>
-          <w:rFonts w:ascii="Times New Roman" w:hAnsi="Times New Roman" w:eastAsia="Times New Roman" w:cs="Times New Roman"/>
-          <w:color w:val="000000"/>
-          <w:sz w:val="28"/>
-          <w:szCs w:val="28"/>
-          <w:highlight w:val="green"/>
-        </w:rPr>
-        <w:t xml:space="preserve"> интегрированного чат-бота</w:t>
-      </w:r>
-      <w:r>
-        <w:rPr>
-          <w:rFonts w:ascii="Times New Roman" w:hAnsi="Times New Roman" w:eastAsia="Times New Roman" w:cs="Times New Roman"/>
-          <w:color w:val="000000"/>
-          <w:sz w:val="28"/>
-          <w:szCs w:val="28"/>
-          <w:highlight w:val="green"/>
-        </w:rPr>
-        <w:t xml:space="preserve">:</w:t>
-      </w:r>
-      <w:r>
-        <w:rPr>
-          <w:rFonts w:ascii="Times New Roman" w:hAnsi="Times New Roman" w:cs="Times New Roman"/>
-          <w:sz w:val="28"/>
-          <w:szCs w:val="28"/>
-          <w:highlight w:val="green"/>
-        </w:rPr>
-      </w:r>
-    </w:p>
-    <w:p>
-      <w:pPr>
-        <w:pStyle w:val="927"/>
-        <w:numPr>
-          <w:ilvl w:val="0"/>
-          <w:numId w:val="9"/>
-        </w:numPr>
-        <w:pBdr>
-          <w:top w:val="none" w:color="000000" w:sz="4" w:space="0"/>
-          <w:left w:val="none" w:color="000000" w:sz="4" w:space="0"/>
-          <w:bottom w:val="none" w:color="000000" w:sz="4" w:space="0"/>
-          <w:right w:val="none" w:color="000000" w:sz="4" w:space="0"/>
-        </w:pBdr>
-        <w:spacing w:after="0" w:line="360" w:lineRule="auto"/>
-        <w:ind w:firstLine="709" w:left="0"/>
-        <w:jc w:val="both"/>
-        <w:rPr>
-          <w:rFonts w:ascii="Times New Roman" w:hAnsi="Times New Roman" w:cs="Times New Roman"/>
-          <w:sz w:val="28"/>
-          <w:szCs w:val="28"/>
-          <w:highlight w:val="green"/>
-        </w:rPr>
-      </w:pPr>
-      <w:r>
-        <w:rPr>
-          <w:rFonts w:ascii="Times New Roman" w:hAnsi="Times New Roman" w:eastAsia="Times New Roman" w:cs="Times New Roman"/>
-          <w:color w:val="000000"/>
-          <w:sz w:val="28"/>
-          <w:szCs w:val="28"/>
-          <w:highlight w:val="green"/>
-        </w:rPr>
-        <w:t xml:space="preserve">Режим FAQ: ответы на частые вопросы из базы знаний</w:t>
-      </w:r>
-      <w:r>
-        <w:rPr>
-          <w:rFonts w:ascii="Times New Roman" w:hAnsi="Times New Roman" w:cs="Times New Roman"/>
-          <w:sz w:val="28"/>
-          <w:szCs w:val="28"/>
-          <w:highlight w:val="green"/>
-        </w:rPr>
-      </w:r>
-    </w:p>
-    <w:p>
-      <w:pPr>
-        <w:pStyle w:val="927"/>
-        <w:numPr>
-          <w:ilvl w:val="0"/>
-          <w:numId w:val="9"/>
-        </w:numPr>
-        <w:pBdr>
-          <w:top w:val="none" w:color="000000" w:sz="4" w:space="0"/>
-          <w:left w:val="none" w:color="000000" w:sz="4" w:space="0"/>
-          <w:bottom w:val="none" w:color="000000" w:sz="4" w:space="0"/>
-          <w:right w:val="none" w:color="000000" w:sz="4" w:space="0"/>
-        </w:pBdr>
-        <w:spacing w:after="0" w:line="360" w:lineRule="auto"/>
-        <w:ind w:firstLine="709" w:left="0"/>
-        <w:jc w:val="both"/>
-        <w:rPr>
-          <w:rFonts w:ascii="Times New Roman" w:hAnsi="Times New Roman" w:cs="Times New Roman"/>
-          <w:sz w:val="28"/>
-          <w:szCs w:val="28"/>
-          <w:highlight w:val="green"/>
-        </w:rPr>
-      </w:pPr>
-      <w:r>
-        <w:rPr>
-          <w:rFonts w:ascii="Times New Roman" w:hAnsi="Times New Roman" w:eastAsia="Times New Roman" w:cs="Times New Roman"/>
-          <w:color w:val="000000"/>
-          <w:sz w:val="28"/>
-          <w:szCs w:val="28"/>
-          <w:highlight w:val="green"/>
-        </w:rPr>
-        <w:t xml:space="preserve">Режим тренера: генерация проверочных вопросов по теме</w:t>
-      </w:r>
-      <w:r>
-        <w:rPr>
-          <w:rFonts w:ascii="Times New Roman" w:hAnsi="Times New Roman" w:cs="Times New Roman"/>
-          <w:sz w:val="28"/>
-          <w:szCs w:val="28"/>
-          <w:highlight w:val="green"/>
-        </w:rPr>
-      </w:r>
-    </w:p>
-    <w:p>
-      <w:pPr>
-        <w:pStyle w:val="927"/>
-        <w:numPr>
-          <w:ilvl w:val="0"/>
-          <w:numId w:val="9"/>
-        </w:numPr>
-        <w:pBdr>
-          <w:top w:val="none" w:color="000000" w:sz="4" w:space="0"/>
-          <w:left w:val="none" w:color="000000" w:sz="4" w:space="0"/>
-          <w:bottom w:val="none" w:color="000000" w:sz="4" w:space="0"/>
-          <w:right w:val="none" w:color="000000" w:sz="4" w:space="0"/>
-        </w:pBdr>
-        <w:spacing w:after="0" w:line="360" w:lineRule="auto"/>
-        <w:ind w:firstLine="709" w:left="0"/>
-        <w:jc w:val="both"/>
-        <w:rPr>
-          <w:rFonts w:ascii="Times New Roman" w:hAnsi="Times New Roman" w:cs="Times New Roman"/>
-          <w:sz w:val="28"/>
-          <w:szCs w:val="28"/>
-          <w:highlight w:val="green"/>
-        </w:rPr>
-      </w:pPr>
-      <w:r>
-        <w:rPr>
-          <w:rFonts w:ascii="Times New Roman" w:hAnsi="Times New Roman" w:eastAsia="Times New Roman" w:cs="Times New Roman"/>
-          <w:color w:val="000000"/>
-          <w:sz w:val="28"/>
-          <w:szCs w:val="28"/>
-          <w:highlight w:val="green"/>
-        </w:rPr>
-        <w:t xml:space="preserve">Режим симулятора: отработка практических навыков через диалог</w:t>
-      </w:r>
-      <w:r>
-        <w:rPr>
-          <w:rFonts w:ascii="Times New Roman" w:hAnsi="Times New Roman" w:cs="Times New Roman"/>
-          <w:sz w:val="28"/>
-          <w:szCs w:val="28"/>
-          <w:highlight w:val="green"/>
-        </w:rPr>
-      </w:r>
-    </w:p>
-    <w:p>
-      <w:pPr>
-        <w:pStyle w:val="927"/>
-        <w:numPr>
-          <w:ilvl w:val="0"/>
-          <w:numId w:val="9"/>
-        </w:numPr>
-        <w:pBdr>
-          <w:top w:val="none" w:color="000000" w:sz="4" w:space="0"/>
-          <w:left w:val="none" w:color="000000" w:sz="4" w:space="0"/>
-          <w:bottom w:val="none" w:color="000000" w:sz="4" w:space="0"/>
-          <w:right w:val="none" w:color="000000" w:sz="4" w:space="0"/>
-        </w:pBdr>
-        <w:spacing w:after="0" w:line="360" w:lineRule="auto"/>
-        <w:ind w:firstLine="709" w:left="0"/>
-        <w:jc w:val="both"/>
-        <w:rPr>
-          <w:rFonts w:ascii="Times New Roman" w:hAnsi="Times New Roman" w:cs="Times New Roman"/>
-          <w:sz w:val="28"/>
-          <w:szCs w:val="28"/>
-          <w:highlight w:val="green"/>
-        </w:rPr>
-      </w:pPr>
-      <w:r>
-        <w:rPr>
-          <w:rFonts w:ascii="Times New Roman" w:hAnsi="Times New Roman" w:eastAsia="Times New Roman" w:cs="Times New Roman"/>
-          <w:color w:val="000000"/>
-          <w:sz w:val="28"/>
-          <w:szCs w:val="28"/>
-          <w:highlight w:val="green"/>
-        </w:rPr>
-        <w:t xml:space="preserve">Режим навигатора: помощь в поиске нужных материалов</w:t>
-      </w:r>
-      <w:r>
-        <w:rPr>
-          <w:rFonts w:ascii="Times New Roman" w:hAnsi="Times New Roman" w:cs="Times New Roman"/>
-          <w:sz w:val="28"/>
-          <w:szCs w:val="28"/>
-          <w:highlight w:val="green"/>
-        </w:rPr>
-      </w:r>
-    </w:p>
-    <w:p>
-      <w:pPr>
-        <w:pStyle w:val="927"/>
-        <w:numPr>
-          <w:ilvl w:val="0"/>
-          <w:numId w:val="9"/>
-        </w:numPr>
-        <w:pBdr>
-          <w:top w:val="none" w:color="000000" w:sz="4" w:space="0"/>
-          <w:left w:val="none" w:color="000000" w:sz="4" w:space="0"/>
-          <w:bottom w:val="none" w:color="000000" w:sz="4" w:space="0"/>
-          <w:right w:val="none" w:color="000000" w:sz="4" w:space="0"/>
-        </w:pBdr>
-        <w:spacing w:after="0" w:line="360" w:lineRule="auto"/>
-        <w:ind w:firstLine="709" w:left="0"/>
-        <w:jc w:val="both"/>
-        <w:rPr>
-          <w:rFonts w:ascii="Times New Roman" w:hAnsi="Times New Roman" w:cs="Times New Roman"/>
-          <w:sz w:val="28"/>
-          <w:szCs w:val="28"/>
-          <w:highlight w:val="green"/>
-        </w:rPr>
-      </w:pPr>
-      <w:r>
-        <w:rPr>
-          <w:rFonts w:ascii="Times New Roman" w:hAnsi="Times New Roman" w:eastAsia="Times New Roman" w:cs="Times New Roman"/>
-          <w:color w:val="000000"/>
-          <w:sz w:val="28"/>
-          <w:szCs w:val="28"/>
-          <w:highlight w:val="green"/>
-        </w:rPr>
-        <w:t xml:space="preserve">Контекстное понима</w:t>
-      </w:r>
-      <w:r>
-        <w:rPr>
-          <w:rFonts w:ascii="Times New Roman" w:hAnsi="Times New Roman" w:eastAsia="Times New Roman" w:cs="Times New Roman"/>
-          <w:color w:val="000000"/>
-          <w:sz w:val="28"/>
-          <w:szCs w:val="28"/>
-          <w:highlight w:val="green"/>
-        </w:rPr>
-        <w:t xml:space="preserve">ние: анализ текущего модуля для </w:t>
-      </w:r>
-      <w:r>
-        <w:rPr>
-          <w:rFonts w:ascii="Times New Roman" w:hAnsi="Times New Roman" w:eastAsia="Times New Roman" w:cs="Times New Roman"/>
-          <w:color w:val="000000"/>
-          <w:sz w:val="28"/>
-          <w:szCs w:val="28"/>
-          <w:highlight w:val="green"/>
-        </w:rPr>
-        <w:t xml:space="preserve">релевантных ответов</w:t>
-      </w:r>
-      <w:r>
-        <w:rPr>
-          <w:rFonts w:ascii="Times New Roman" w:hAnsi="Times New Roman" w:cs="Times New Roman"/>
-          <w:sz w:val="28"/>
-          <w:szCs w:val="28"/>
-          <w:highlight w:val="green"/>
-        </w:rPr>
-      </w:r>
-    </w:p>
-    <w:p>
-      <w:pPr>
-        <w:pStyle w:val="927"/>
-        <w:pBdr>
-          <w:top w:val="none" w:color="000000" w:sz="4" w:space="0"/>
-          <w:left w:val="none" w:color="000000" w:sz="4" w:space="0"/>
-          <w:bottom w:val="none" w:color="000000" w:sz="4" w:space="0"/>
-          <w:right w:val="none" w:color="000000" w:sz="4" w:space="0"/>
-        </w:pBdr>
-        <w:spacing w:after="0" w:line="360" w:lineRule="auto"/>
-        <w:ind w:left="709"/>
-        <w:jc w:val="both"/>
-        <w:rPr>
-          <w:rFonts w:ascii="Times New Roman" w:hAnsi="Times New Roman" w:eastAsia="Times New Roman" w:cs="Times New Roman"/>
-          <w:color w:val="000000"/>
-          <w:sz w:val="28"/>
-          <w:szCs w:val="28"/>
-        </w:rPr>
-      </w:pPr>
-      <w:r>
-        <w:rPr>
-          <w:rFonts w:ascii="Times New Roman" w:hAnsi="Times New Roman" w:eastAsia="Times New Roman" w:cs="Times New Roman"/>
-          <w:color w:val="000000"/>
-          <w:sz w:val="28"/>
-          <w:szCs w:val="28"/>
-        </w:rPr>
-        <w:t xml:space="preserve">6</w:t>
-      </w:r>
-      <w:r>
-        <w:rPr>
-          <w:rFonts w:ascii="Times New Roman" w:hAnsi="Times New Roman" w:eastAsia="Times New Roman" w:cs="Times New Roman"/>
-          <w:color w:val="000000"/>
-          <w:sz w:val="28"/>
-          <w:szCs w:val="28"/>
-        </w:rPr>
-        <w:t xml:space="preserve">.</w:t>
-      </w:r>
-      <w:r>
-        <w:rPr>
-          <w:rFonts w:ascii="Times New Roman" w:hAnsi="Times New Roman" w:eastAsia="Times New Roman" w:cs="Times New Roman"/>
-          <w:color w:val="000000"/>
-          <w:sz w:val="28"/>
-          <w:szCs w:val="28"/>
-        </w:rPr>
-        <w:t xml:space="preserve"> </w:t>
-      </w:r>
-      <w:r>
-        <w:rPr>
-          <w:rFonts w:ascii="Times New Roman" w:hAnsi="Times New Roman" w:eastAsia="Times New Roman" w:cs="Times New Roman"/>
-          <w:color w:val="000000"/>
-          <w:sz w:val="28"/>
-          <w:szCs w:val="28"/>
-        </w:rPr>
-        <w:t xml:space="preserve">Социальные взаимодействия (BP7):</w:t>
-      </w:r>
-      <w:r>
-        <w:rPr>
-          <w:rFonts w:ascii="Times New Roman" w:hAnsi="Times New Roman" w:eastAsia="Times New Roman" w:cs="Times New Roman"/>
-          <w:color w:val="000000"/>
-          <w:sz w:val="28"/>
-          <w:szCs w:val="28"/>
-        </w:rPr>
-      </w:r>
-    </w:p>
-    <w:p>
-      <w:pPr>
-        <w:pStyle w:val="927"/>
+        <w:pStyle w:val="942"/>
         <w:numPr>
           <w:ilvl w:val="0"/>
           <w:numId w:val="12"/>
@@ -3419,11 +2198,7 @@
         <w:spacing w:after="0" w:line="360" w:lineRule="auto"/>
         <w:ind w:firstLine="709" w:left="0"/>
         <w:jc w:val="both"/>
-        <w:rPr>
-          <w:rFonts w:ascii="Times New Roman" w:hAnsi="Times New Roman" w:cs="Times New Roman"/>
-          <w:sz w:val="28"/>
-          <w:szCs w:val="28"/>
-        </w:rPr>
+        <w:rPr/>
       </w:pPr>
       <w:r>
         <w:rPr>
@@ -3432,19 +2207,21 @@
           <w:sz w:val="28"/>
           <w:szCs w:val="28"/>
         </w:rPr>
-        <w:t xml:space="preserve">Обсуждение учебных материалов</w:t>
-      </w:r>
-      <w:r>
-        <w:rPr>
-          <w:rFonts w:ascii="Times New Roman" w:hAnsi="Times New Roman" w:cs="Times New Roman"/>
-          <w:sz w:val="28"/>
-          <w:szCs w:val="28"/>
-        </w:rPr>
-      </w:r>
+        <w:t xml:space="preserve">Авторизация: Вход в систему для получения доступа к функционалу в соответствии с назначенной ролью.</w:t>
+      </w:r>
+      <w:r>
+        <w:rPr>
+          <w:rFonts w:ascii="Times New Roman" w:hAnsi="Times New Roman" w:eastAsia="Times New Roman" w:cs="Times New Roman"/>
+          <w:color w:val="000000"/>
+          <w:sz w:val="28"/>
+          <w:szCs w:val="28"/>
+        </w:rPr>
+      </w:r>
+      <w:r/>
     </w:p>
     <w:p>
       <w:pPr>
-        <w:pStyle w:val="927"/>
+        <w:pStyle w:val="942"/>
         <w:numPr>
           <w:ilvl w:val="0"/>
           <w:numId w:val="12"/>
@@ -3458,11 +2235,7 @@
         <w:spacing w:after="0" w:line="360" w:lineRule="auto"/>
         <w:ind w:firstLine="709" w:left="0"/>
         <w:jc w:val="both"/>
-        <w:rPr>
-          <w:rFonts w:ascii="Times New Roman" w:hAnsi="Times New Roman" w:cs="Times New Roman"/>
-          <w:sz w:val="28"/>
-          <w:szCs w:val="28"/>
-        </w:rPr>
+        <w:rPr/>
       </w:pPr>
       <w:r>
         <w:rPr>
@@ -3471,19 +2244,21 @@
           <w:sz w:val="28"/>
           <w:szCs w:val="28"/>
         </w:rPr>
-        <w:t xml:space="preserve">Вопросы и ответы между сотрудниками</w:t>
-      </w:r>
-      <w:r>
-        <w:rPr>
-          <w:rFonts w:ascii="Times New Roman" w:hAnsi="Times New Roman" w:cs="Times New Roman"/>
-          <w:sz w:val="28"/>
-          <w:szCs w:val="28"/>
-        </w:rPr>
-      </w:r>
+        <w:t xml:space="preserve">Просмотр и поиск: Навигация по дереву категорий и подкатегорий, просмотр списка доступных статей, а также использование полнотекстового и семантического поиска для нахождения материалов.</w:t>
+      </w:r>
+      <w:r>
+        <w:rPr>
+          <w:rFonts w:ascii="Times New Roman" w:hAnsi="Times New Roman" w:eastAsia="Times New Roman" w:cs="Times New Roman"/>
+          <w:color w:val="000000"/>
+          <w:sz w:val="28"/>
+          <w:szCs w:val="28"/>
+        </w:rPr>
+      </w:r>
+      <w:r/>
     </w:p>
     <w:p>
       <w:pPr>
-        <w:pStyle w:val="927"/>
+        <w:pStyle w:val="942"/>
         <w:numPr>
           <w:ilvl w:val="0"/>
           <w:numId w:val="12"/>
@@ -3497,11 +2272,7 @@
         <w:spacing w:after="0" w:line="360" w:lineRule="auto"/>
         <w:ind w:firstLine="709" w:left="0"/>
         <w:jc w:val="both"/>
-        <w:rPr>
-          <w:rFonts w:ascii="Times New Roman" w:hAnsi="Times New Roman" w:cs="Times New Roman"/>
-          <w:sz w:val="28"/>
-          <w:szCs w:val="28"/>
-        </w:rPr>
+        <w:rPr/>
       </w:pPr>
       <w:r>
         <w:rPr>
@@ -3510,19 +2281,21 @@
           <w:sz w:val="28"/>
           <w:szCs w:val="28"/>
         </w:rPr>
-        <w:t xml:space="preserve">Обмен лучшими практиками</w:t>
-      </w:r>
-      <w:r>
-        <w:rPr>
-          <w:rFonts w:ascii="Times New Roman" w:hAnsi="Times New Roman" w:cs="Times New Roman"/>
-          <w:sz w:val="28"/>
-          <w:szCs w:val="28"/>
-        </w:rPr>
-      </w:r>
+        <w:t xml:space="preserve">Работа с версиями: Просмотр истории изменений статьи и сравнение различных версий документа (diff) для отслеживания правок.</w:t>
+      </w:r>
+      <w:r>
+        <w:rPr>
+          <w:rFonts w:ascii="Times New Roman" w:hAnsi="Times New Roman" w:eastAsia="Times New Roman" w:cs="Times New Roman"/>
+          <w:color w:val="000000"/>
+          <w:sz w:val="28"/>
+          <w:szCs w:val="28"/>
+        </w:rPr>
+      </w:r>
+      <w:r/>
     </w:p>
     <w:p>
       <w:pPr>
-        <w:pStyle w:val="927"/>
+        <w:pStyle w:val="942"/>
         <w:numPr>
           <w:ilvl w:val="0"/>
           <w:numId w:val="12"/>
@@ -3536,11 +2309,7 @@
         <w:spacing w:after="0" w:line="360" w:lineRule="auto"/>
         <w:ind w:firstLine="709" w:left="0"/>
         <w:jc w:val="both"/>
-        <w:rPr>
-          <w:rFonts w:ascii="Times New Roman" w:hAnsi="Times New Roman" w:cs="Times New Roman"/>
-          <w:sz w:val="28"/>
-          <w:szCs w:val="28"/>
-        </w:rPr>
+        <w:rPr/>
       </w:pPr>
       <w:r>
         <w:rPr>
@@ -3549,19 +2318,53 @@
           <w:sz w:val="28"/>
           <w:szCs w:val="28"/>
         </w:rPr>
-        <w:t xml:space="preserve">Система оценок и отзывов о контенте</w:t>
-      </w:r>
-      <w:r>
-        <w:rPr>
-          <w:rFonts w:ascii="Times New Roman" w:hAnsi="Times New Roman" w:cs="Times New Roman"/>
-          <w:sz w:val="28"/>
-          <w:szCs w:val="28"/>
-        </w:rPr>
-      </w:r>
+        <w:t xml:space="preserve">Персонализация и экспорт: Добавление полезных статей в «Избранное» для быстрого доступа, просмотр данных своего профиля и генерация PDF-версий статей для оффлайн-изучения.</w:t>
+      </w:r>
+      <w:r>
+        <w:rPr>
+          <w:rFonts w:ascii="Times New Roman" w:hAnsi="Times New Roman" w:eastAsia="Times New Roman" w:cs="Times New Roman"/>
+          <w:color w:val="000000"/>
+          <w:sz w:val="28"/>
+          <w:szCs w:val="28"/>
+        </w:rPr>
+      </w:r>
+      <w:r/>
     </w:p>
     <w:p>
       <w:pPr>
-        <w:pStyle w:val="927"/>
+        <w:pBdr>
+          <w:top w:val="none" w:color="000000" w:sz="4" w:space="0"/>
+          <w:left w:val="none" w:color="000000" w:sz="4" w:space="0"/>
+          <w:bottom w:val="none" w:color="000000" w:sz="4" w:space="0"/>
+          <w:right w:val="none" w:color="000000" w:sz="4" w:space="0"/>
+        </w:pBdr>
+        <w:spacing w:after="0" w:line="360" w:lineRule="auto"/>
+        <w:ind w:firstLine="0" w:left="709"/>
+        <w:jc w:val="both"/>
+        <w:rPr/>
+      </w:pPr>
+      <w:r>
+        <w:rPr>
+          <w:rFonts w:ascii="Times New Roman" w:hAnsi="Times New Roman" w:eastAsia="Times New Roman" w:cs="Times New Roman"/>
+          <w:color w:val="000000"/>
+          <w:sz w:val="28"/>
+          <w:szCs w:val="28"/>
+        </w:rPr>
+        <w:t xml:space="preserve">2. Интеллектуальная поддержка (USER):</w:t>
+      </w:r>
+      <w:r>
+        <w:rPr>
+          <w:rFonts w:ascii="Times New Roman" w:hAnsi="Times New Roman" w:eastAsia="Times New Roman" w:cs="Times New Roman"/>
+          <w:color w:val="000000"/>
+          <w:sz w:val="28"/>
+          <w:szCs w:val="28"/>
+        </w:rPr>
+      </w:r>
+      <w:r/>
+    </w:p>
+    <w:p>
+      <w:pPr>
+        <w:pStyle w:val="942"/>
         <w:numPr>
           <w:ilvl w:val="0"/>
           <w:numId w:val="12"/>
@@ -3575,11 +2378,7 @@
         <w:spacing w:after="0" w:line="360" w:lineRule="auto"/>
         <w:ind w:firstLine="709" w:left="0"/>
         <w:jc w:val="both"/>
-        <w:rPr>
-          <w:rFonts w:ascii="Times New Roman" w:hAnsi="Times New Roman" w:cs="Times New Roman"/>
-          <w:sz w:val="28"/>
-          <w:szCs w:val="28"/>
-        </w:rPr>
+        <w:rPr/>
       </w:pPr>
       <w:r>
         <w:rPr>
@@ -3588,19 +2387,486 @@
           <w:sz w:val="28"/>
           <w:szCs w:val="28"/>
         </w:rPr>
-        <w:t xml:space="preserve">Формирование сообщества обучающихся</w:t>
-      </w:r>
-      <w:r>
-        <w:rPr>
-          <w:rFonts w:ascii="Times New Roman" w:hAnsi="Times New Roman" w:cs="Times New Roman"/>
-          <w:sz w:val="28"/>
-          <w:szCs w:val="28"/>
-        </w:rPr>
-      </w:r>
+        <w:t xml:space="preserve">Взаимодействие с AI-чатом: Отправка запросов диалоговому ассистенту, который использует базу знаний (RAG) для формирования контекстных ответов, помогая пользователю находить информацию без ручного перебора статей.</w:t>
+      </w:r>
+      <w:r>
+        <w:rPr>
+          <w:rFonts w:ascii="Times New Roman" w:hAnsi="Times New Roman" w:eastAsia="Times New Roman" w:cs="Times New Roman"/>
+          <w:color w:val="000000"/>
+          <w:sz w:val="28"/>
+          <w:szCs w:val="28"/>
+        </w:rPr>
+      </w:r>
+      <w:r/>
     </w:p>
     <w:p>
       <w:pPr>
-        <w:pStyle w:val="927"/>
+        <w:pBdr>
+          <w:top w:val="none" w:color="000000" w:sz="4" w:space="0"/>
+          <w:left w:val="none" w:color="000000" w:sz="4" w:space="0"/>
+          <w:bottom w:val="none" w:color="000000" w:sz="4" w:space="0"/>
+          <w:right w:val="none" w:color="000000" w:sz="4" w:space="0"/>
+        </w:pBdr>
+        <w:spacing w:after="0" w:line="360" w:lineRule="auto"/>
+        <w:ind w:firstLine="0" w:left="709"/>
+        <w:jc w:val="both"/>
+        <w:rPr/>
+      </w:pPr>
+      <w:r>
+        <w:rPr>
+          <w:rFonts w:ascii="Times New Roman" w:hAnsi="Times New Roman" w:eastAsia="Times New Roman" w:cs="Times New Roman"/>
+          <w:color w:val="000000"/>
+          <w:sz w:val="28"/>
+          <w:szCs w:val="28"/>
+        </w:rPr>
+        <w:t xml:space="preserve">3. Создание и управление контентом (WRITER, SUPER-WRITER):</w:t>
+      </w:r>
+      <w:r>
+        <w:rPr>
+          <w:rFonts w:ascii="Times New Roman" w:hAnsi="Times New Roman" w:eastAsia="Times New Roman" w:cs="Times New Roman"/>
+          <w:color w:val="000000"/>
+          <w:sz w:val="28"/>
+          <w:szCs w:val="28"/>
+        </w:rPr>
+      </w:r>
+      <w:r/>
+    </w:p>
+    <w:p>
+      <w:pPr>
+        <w:pStyle w:val="942"/>
+        <w:numPr>
+          <w:ilvl w:val="0"/>
+          <w:numId w:val="12"/>
+        </w:numPr>
+        <w:pBdr>
+          <w:top w:val="none" w:color="000000" w:sz="4" w:space="0"/>
+          <w:left w:val="none" w:color="000000" w:sz="4" w:space="0"/>
+          <w:bottom w:val="none" w:color="000000" w:sz="4" w:space="0"/>
+          <w:right w:val="none" w:color="000000" w:sz="4" w:space="0"/>
+        </w:pBdr>
+        <w:spacing w:after="0" w:line="360" w:lineRule="auto"/>
+        <w:ind w:firstLine="709" w:left="0"/>
+        <w:jc w:val="both"/>
+        <w:rPr/>
+      </w:pPr>
+      <w:r>
+        <w:rPr>
+          <w:rFonts w:ascii="Times New Roman" w:hAnsi="Times New Roman" w:eastAsia="Times New Roman" w:cs="Times New Roman"/>
+          <w:color w:val="000000"/>
+          <w:sz w:val="28"/>
+          <w:szCs w:val="28"/>
+        </w:rPr>
+        <w:t xml:space="preserve">Создание через модерацию (Writer): Формирование черновиков статей и отправка заявок на публикацию или обновление контента. Прямое редактирование недоступно для обеспечения контроля качества.</w:t>
+      </w:r>
+      <w:r>
+        <w:rPr>
+          <w:rFonts w:ascii="Times New Roman" w:hAnsi="Times New Roman" w:eastAsia="Times New Roman" w:cs="Times New Roman"/>
+          <w:color w:val="000000"/>
+          <w:sz w:val="28"/>
+          <w:szCs w:val="28"/>
+        </w:rPr>
+      </w:r>
+      <w:r/>
+    </w:p>
+    <w:p>
+      <w:pPr>
+        <w:pStyle w:val="942"/>
+        <w:numPr>
+          <w:ilvl w:val="0"/>
+          <w:numId w:val="12"/>
+        </w:numPr>
+        <w:pBdr>
+          <w:top w:val="none" w:color="000000" w:sz="4" w:space="0"/>
+          <w:left w:val="none" w:color="000000" w:sz="4" w:space="0"/>
+          <w:bottom w:val="none" w:color="000000" w:sz="4" w:space="0"/>
+          <w:right w:val="none" w:color="000000" w:sz="4" w:space="0"/>
+        </w:pBdr>
+        <w:spacing w:after="0" w:line="360" w:lineRule="auto"/>
+        <w:ind w:firstLine="709" w:left="0"/>
+        <w:jc w:val="both"/>
+        <w:rPr/>
+      </w:pPr>
+      <w:r>
+        <w:rPr>
+          <w:rFonts w:ascii="Times New Roman" w:hAnsi="Times New Roman" w:eastAsia="Times New Roman" w:cs="Times New Roman"/>
+          <w:color w:val="000000"/>
+          <w:sz w:val="28"/>
+          <w:szCs w:val="28"/>
+        </w:rPr>
+        <w:t xml:space="preserve">Прямое управление (Super-Writer): Привилегированное создание и обновление статей и категорий без необходимости прохождения процедуры одобрения (за исключением полного удаления, protected hard delete).</w:t>
+      </w:r>
+      <w:r>
+        <w:rPr>
+          <w:rFonts w:ascii="Times New Roman" w:hAnsi="Times New Roman" w:eastAsia="Times New Roman" w:cs="Times New Roman"/>
+          <w:color w:val="000000"/>
+          <w:sz w:val="28"/>
+          <w:szCs w:val="28"/>
+        </w:rPr>
+      </w:r>
+      <w:r/>
+    </w:p>
+    <w:p>
+      <w:pPr>
+        <w:pBdr>
+          <w:top w:val="none" w:color="000000" w:sz="4" w:space="0"/>
+          <w:left w:val="none" w:color="000000" w:sz="4" w:space="0"/>
+          <w:bottom w:val="none" w:color="000000" w:sz="4" w:space="0"/>
+          <w:right w:val="none" w:color="000000" w:sz="4" w:space="0"/>
+        </w:pBdr>
+        <w:spacing w:after="0" w:line="360" w:lineRule="auto"/>
+        <w:ind w:firstLine="0" w:left="709"/>
+        <w:jc w:val="both"/>
+        <w:rPr/>
+      </w:pPr>
+      <w:r>
+        <w:rPr>
+          <w:rFonts w:ascii="Times New Roman" w:hAnsi="Times New Roman" w:eastAsia="Times New Roman" w:cs="Times New Roman"/>
+          <w:color w:val="000000"/>
+          <w:sz w:val="28"/>
+          <w:szCs w:val="28"/>
+        </w:rPr>
+        <w:t xml:space="preserve">4. Процесс модерации (MODERATOR):</w:t>
+      </w:r>
+      <w:r>
+        <w:rPr>
+          <w:rFonts w:ascii="Times New Roman" w:hAnsi="Times New Roman" w:eastAsia="Times New Roman" w:cs="Times New Roman"/>
+          <w:color w:val="000000"/>
+          <w:sz w:val="28"/>
+          <w:szCs w:val="28"/>
+        </w:rPr>
+      </w:r>
+      <w:r/>
+    </w:p>
+    <w:p>
+      <w:pPr>
+        <w:pStyle w:val="942"/>
+        <w:numPr>
+          <w:ilvl w:val="0"/>
+          <w:numId w:val="12"/>
+        </w:numPr>
+        <w:pBdr>
+          <w:top w:val="none" w:color="000000" w:sz="4" w:space="0"/>
+          <w:left w:val="none" w:color="000000" w:sz="4" w:space="0"/>
+          <w:bottom w:val="none" w:color="000000" w:sz="4" w:space="0"/>
+          <w:right w:val="none" w:color="000000" w:sz="4" w:space="0"/>
+        </w:pBdr>
+        <w:spacing w:after="0" w:line="360" w:lineRule="auto"/>
+        <w:ind w:firstLine="709" w:left="0"/>
+        <w:jc w:val="both"/>
+        <w:rPr/>
+      </w:pPr>
+      <w:r>
+        <w:rPr>
+          <w:rFonts w:ascii="Times New Roman" w:hAnsi="Times New Roman" w:eastAsia="Times New Roman" w:cs="Times New Roman"/>
+          <w:color w:val="000000"/>
+          <w:sz w:val="28"/>
+          <w:szCs w:val="28"/>
+        </w:rPr>
+        <w:t xml:space="preserve">Обработка заявок: Просмотр очереди заявок (Proposals) от авторов, принятие решений об одобрении (Approve) или отклонении (Reject) публикаций.</w:t>
+      </w:r>
+      <w:r>
+        <w:rPr>
+          <w:rFonts w:ascii="Times New Roman" w:hAnsi="Times New Roman" w:eastAsia="Times New Roman" w:cs="Times New Roman"/>
+          <w:color w:val="000000"/>
+          <w:sz w:val="28"/>
+          <w:szCs w:val="28"/>
+        </w:rPr>
+      </w:r>
+      <w:r/>
+    </w:p>
+    <w:p>
+      <w:pPr>
+        <w:pStyle w:val="942"/>
+        <w:numPr>
+          <w:ilvl w:val="0"/>
+          <w:numId w:val="12"/>
+        </w:numPr>
+        <w:pBdr>
+          <w:top w:val="none" w:color="000000" w:sz="4" w:space="0"/>
+          <w:left w:val="none" w:color="000000" w:sz="4" w:space="0"/>
+          <w:bottom w:val="none" w:color="000000" w:sz="4" w:space="0"/>
+          <w:right w:val="none" w:color="000000" w:sz="4" w:space="0"/>
+        </w:pBdr>
+        <w:spacing w:after="0" w:line="360" w:lineRule="auto"/>
+        <w:ind w:firstLine="709" w:left="0"/>
+        <w:jc w:val="both"/>
+        <w:rPr/>
+      </w:pPr>
+      <w:r>
+        <w:rPr>
+          <w:rFonts w:ascii="Times New Roman" w:hAnsi="Times New Roman" w:eastAsia="Times New Roman" w:cs="Times New Roman"/>
+          <w:color w:val="000000"/>
+          <w:sz w:val="28"/>
+          <w:szCs w:val="28"/>
+        </w:rPr>
+        <w:t xml:space="preserve">Редакторский контроль: Возможность прямого создания и редактирования статей в обход очереди модерации для оперативного исправления ошибок.</w:t>
+      </w:r>
+      <w:r>
+        <w:rPr>
+          <w:rFonts w:ascii="Times New Roman" w:hAnsi="Times New Roman" w:eastAsia="Times New Roman" w:cs="Times New Roman"/>
+          <w:color w:val="000000"/>
+          <w:sz w:val="28"/>
+          <w:szCs w:val="28"/>
+        </w:rPr>
+      </w:r>
+      <w:r/>
+    </w:p>
+    <w:p>
+      <w:pPr>
+        <w:pBdr>
+          <w:top w:val="none" w:color="000000" w:sz="4" w:space="0"/>
+          <w:left w:val="none" w:color="000000" w:sz="4" w:space="0"/>
+          <w:bottom w:val="none" w:color="000000" w:sz="4" w:space="0"/>
+          <w:right w:val="none" w:color="000000" w:sz="4" w:space="0"/>
+        </w:pBdr>
+        <w:spacing w:after="0" w:line="360" w:lineRule="auto"/>
+        <w:ind w:firstLine="0" w:left="709"/>
+        <w:jc w:val="both"/>
+        <w:rPr/>
+      </w:pPr>
+      <w:r>
+        <w:rPr>
+          <w:rFonts w:ascii="Times New Roman" w:hAnsi="Times New Roman" w:eastAsia="Times New Roman" w:cs="Times New Roman"/>
+          <w:color w:val="000000"/>
+          <w:sz w:val="28"/>
+          <w:szCs w:val="28"/>
+        </w:rPr>
+        <w:t xml:space="preserve">5. Администрирование системы (ADMIN):</w:t>
+      </w:r>
+      <w:r>
+        <w:rPr>
+          <w:rFonts w:ascii="Times New Roman" w:hAnsi="Times New Roman" w:eastAsia="Times New Roman" w:cs="Times New Roman"/>
+          <w:color w:val="000000"/>
+          <w:sz w:val="28"/>
+          <w:szCs w:val="28"/>
+        </w:rPr>
+      </w:r>
+      <w:r/>
+    </w:p>
+    <w:p>
+      <w:pPr>
+        <w:pStyle w:val="942"/>
+        <w:numPr>
+          <w:ilvl w:val="0"/>
+          <w:numId w:val="12"/>
+        </w:numPr>
+        <w:pBdr>
+          <w:top w:val="none" w:color="000000" w:sz="4" w:space="0"/>
+          <w:left w:val="none" w:color="000000" w:sz="4" w:space="0"/>
+          <w:bottom w:val="none" w:color="000000" w:sz="4" w:space="0"/>
+          <w:right w:val="none" w:color="000000" w:sz="4" w:space="0"/>
+        </w:pBdr>
+        <w:spacing w:after="0" w:line="360" w:lineRule="auto"/>
+        <w:ind w:firstLine="709" w:left="0"/>
+        <w:jc w:val="both"/>
+        <w:rPr/>
+      </w:pPr>
+      <w:r>
+        <w:rPr>
+          <w:rFonts w:ascii="Times New Roman" w:hAnsi="Times New Roman" w:eastAsia="Times New Roman" w:cs="Times New Roman"/>
+          <w:color w:val="000000"/>
+          <w:sz w:val="28"/>
+          <w:szCs w:val="28"/>
+        </w:rPr>
+        <w:t xml:space="preserve">Управление пользователями: Создание учетных записей, редактирование профилей, блокировка и восстановление доступа.</w:t>
+      </w:r>
+      <w:r>
+        <w:rPr>
+          <w:rFonts w:ascii="Times New Roman" w:hAnsi="Times New Roman" w:eastAsia="Times New Roman" w:cs="Times New Roman"/>
+          <w:color w:val="000000"/>
+          <w:sz w:val="28"/>
+          <w:szCs w:val="28"/>
+        </w:rPr>
+      </w:r>
+      <w:r/>
+    </w:p>
+    <w:p>
+      <w:pPr>
+        <w:pStyle w:val="942"/>
+        <w:numPr>
+          <w:ilvl w:val="0"/>
+          <w:numId w:val="12"/>
+        </w:numPr>
+        <w:pBdr>
+          <w:top w:val="none" w:color="000000" w:sz="4" w:space="0"/>
+          <w:left w:val="none" w:color="000000" w:sz="4" w:space="0"/>
+          <w:bottom w:val="none" w:color="000000" w:sz="4" w:space="0"/>
+          <w:right w:val="none" w:color="000000" w:sz="4" w:space="0"/>
+        </w:pBdr>
+        <w:spacing w:after="0" w:line="360" w:lineRule="auto"/>
+        <w:ind w:firstLine="709" w:left="0"/>
+        <w:jc w:val="both"/>
+        <w:rPr/>
+      </w:pPr>
+      <w:r>
+        <w:rPr>
+          <w:rFonts w:ascii="Times New Roman" w:hAnsi="Times New Roman" w:eastAsia="Times New Roman" w:cs="Times New Roman"/>
+          <w:color w:val="000000"/>
+          <w:sz w:val="28"/>
+          <w:szCs w:val="28"/>
+        </w:rPr>
+        <w:t xml:space="preserve">Управление доступом: Настройка матрицы прав доступа, включая назначение ролей (WriterPermission, ModeratorPermission, AccessRole) для разграничения видимости категорий и функциональных возможностей.</w:t>
+      </w:r>
+      <w:r>
+        <w:rPr>
+          <w:rFonts w:ascii="Times New Roman" w:hAnsi="Times New Roman" w:eastAsia="Times New Roman" w:cs="Times New Roman"/>
+          <w:color w:val="000000"/>
+          <w:sz w:val="28"/>
+          <w:szCs w:val="28"/>
+        </w:rPr>
+      </w:r>
+      <w:r/>
+    </w:p>
+    <w:p>
+      <w:pPr>
+        <w:pStyle w:val="942"/>
+        <w:numPr>
+          <w:ilvl w:val="0"/>
+          <w:numId w:val="12"/>
+        </w:numPr>
+        <w:pBdr>
+          <w:top w:val="none" w:color="000000" w:sz="4" w:space="0"/>
+          <w:left w:val="none" w:color="000000" w:sz="4" w:space="0"/>
+          <w:bottom w:val="none" w:color="000000" w:sz="4" w:space="0"/>
+          <w:right w:val="none" w:color="000000" w:sz="4" w:space="0"/>
+        </w:pBdr>
+        <w:spacing w:after="0" w:line="360" w:lineRule="auto"/>
+        <w:ind w:firstLine="709" w:left="0"/>
+        <w:jc w:val="both"/>
+        <w:rPr>
+          <w:rFonts w:ascii="Times New Roman" w:hAnsi="Times New Roman" w:eastAsia="Times New Roman" w:cs="Times New Roman"/>
+          <w:color w:val="000000"/>
+          <w:sz w:val="28"/>
+          <w:szCs w:val="28"/>
+        </w:rPr>
+      </w:pPr>
+      <w:r>
+        <w:rPr>
+          <w:rFonts w:ascii="Times New Roman" w:hAnsi="Times New Roman" w:eastAsia="Times New Roman" w:cs="Times New Roman"/>
+          <w:color w:val="000000"/>
+          <w:sz w:val="28"/>
+          <w:szCs w:val="28"/>
+        </w:rPr>
+        <w:t xml:space="preserve">Глобальное управление системой: Полный контроль над всеми статьями и категориями, а также управление самим процессом модерации и настройками системы.</w:t>
+      </w:r>
+      <w:r/>
+    </w:p>
+    <w:p>
+      <w:pPr>
+        <w:pStyle w:val="942"/>
+        <w:numPr>
+          <w:ilvl w:val="0"/>
+          <w:numId w:val="12"/>
+        </w:numPr>
+        <w:pBdr>
+          <w:top w:val="none" w:color="000000" w:sz="4" w:space="0"/>
+          <w:left w:val="none" w:color="000000" w:sz="4" w:space="0"/>
+          <w:bottom w:val="none" w:color="000000" w:sz="4" w:space="0"/>
+          <w:right w:val="none" w:color="000000" w:sz="4" w:space="0"/>
+        </w:pBdr>
+        <w:spacing w:after="0" w:line="360" w:lineRule="auto"/>
+        <w:ind w:firstLine="709" w:left="0"/>
+        <w:jc w:val="both"/>
+        <w:rPr>
+          <w:color w:val="000000" w:themeColor="text1"/>
+          <w:highlight w:val="none"/>
+        </w:rPr>
+      </w:pPr>
+      <w:r>
+        <w:rPr>
+          <w:rFonts w:ascii="Times New Roman" w:hAnsi="Times New Roman" w:eastAsia="Times New Roman" w:cs="Times New Roman"/>
+          <w:color w:val="000000" w:themeColor="text1"/>
+          <w:sz w:val="28"/>
+          <w:szCs w:val="28"/>
+          <w:highlight w:val="none"/>
+        </w:rPr>
+      </w:r>
+      <w:r>
+        <w:rPr>
+          <w:rFonts w:ascii="Times New Roman" w:hAnsi="Times New Roman" w:eastAsia="Times New Roman" w:cs="Times New Roman"/>
+          <w:color w:val="000000" w:themeColor="text1"/>
+          <w:sz w:val="28"/>
+          <w:szCs w:val="28"/>
+          <w:highlight w:val="none"/>
+        </w:rPr>
+        <w:t xml:space="preserve">Диаграмма деятельности</w:t>
+      </w:r>
+      <w:r>
+        <w:rPr>
+          <w:rFonts w:ascii="Times New Roman" w:hAnsi="Times New Roman" w:eastAsia="Times New Roman" w:cs="Times New Roman"/>
+          <w:color w:val="000000" w:themeColor="text1"/>
+          <w:sz w:val="28"/>
+          <w:szCs w:val="28"/>
+          <w:highlight w:val="none"/>
+        </w:rPr>
+        <w:t xml:space="preserve">-  это вапывпвпвап</w:t>
+      </w:r>
+      <w:r>
+        <w:rPr>
+          <w:rFonts w:ascii="Times New Roman" w:hAnsi="Times New Roman" w:eastAsia="Times New Roman" w:cs="Times New Roman"/>
+          <w:color w:val="000000" w:themeColor="text1"/>
+          <w:sz w:val="28"/>
+          <w:szCs w:val="28"/>
+          <w:highlight w:val="none"/>
+        </w:rPr>
+        <w:t xml:space="preserve"> </w:t>
+      </w:r>
+      <w:r>
+        <w:rPr>
+          <w:rFonts w:ascii="Times New Roman" w:hAnsi="Times New Roman" w:eastAsia="Times New Roman" w:cs="Times New Roman"/>
+          <w:color w:val="000000" w:themeColor="text1"/>
+          <w:sz w:val="28"/>
+          <w:szCs w:val="28"/>
+          <w:highlight w:val="none"/>
+        </w:rPr>
+        <w:t xml:space="preserve">П</w:t>
+      </w:r>
+      <w:r>
+        <w:rPr>
+          <w:rFonts w:ascii="Times New Roman" w:hAnsi="Times New Roman" w:eastAsia="Times New Roman" w:cs="Times New Roman"/>
+          <w:color w:val="000000" w:themeColor="text1"/>
+          <w:sz w:val="28"/>
+          <w:szCs w:val="28"/>
+          <w:highlight w:val="none"/>
+        </w:rPr>
+        <w:t xml:space="preserve">редставлена на рисунке </w:t>
+      </w:r>
+      <w:r>
+        <w:rPr>
+          <w:rFonts w:ascii="Times New Roman" w:hAnsi="Times New Roman" w:eastAsia="Times New Roman" w:cs="Times New Roman"/>
+          <w:color w:val="000000" w:themeColor="text1"/>
+          <w:sz w:val="28"/>
+          <w:szCs w:val="28"/>
+          <w:highlight w:val="none"/>
+        </w:rPr>
+        <w:t xml:space="preserve">1.</w:t>
+      </w:r>
+      <w:r>
+        <w:rPr>
+          <w:rFonts w:ascii="Times New Roman" w:hAnsi="Times New Roman" w:eastAsia="Times New Roman" w:cs="Times New Roman"/>
+          <w:color w:val="000000" w:themeColor="text1"/>
+          <w:sz w:val="28"/>
+          <w:szCs w:val="28"/>
+          <w:highlight w:val="none"/>
+        </w:rPr>
+        <w:t xml:space="preserve">2.</w:t>
+      </w:r>
+      <w:r>
+        <w:rPr>
+          <w:color w:val="000000" w:themeColor="text1"/>
+          <w:highlight w:val="none"/>
+        </w:rPr>
+      </w:r>
+      <w:r>
+        <w:rPr>
+          <w:color w:val="000000" w:themeColor="text1"/>
+          <w:highlight w:val="none"/>
+        </w:rPr>
+      </w:r>
+    </w:p>
+    <w:p>
+      <w:pPr>
+        <w:pStyle w:val="942"/>
         <w:pBdr>
           <w:top w:val="none" w:color="000000" w:sz="4" w:space="0"/>
           <w:left w:val="none" w:color="000000" w:sz="4" w:space="0"/>
@@ -3619,81 +2885,18 @@
       </w:pPr>
       <w:r>
         <w:rPr>
-          <w:rFonts w:ascii="Times New Roman" w:hAnsi="Times New Roman" w:eastAsia="Times New Roman" w:cs="Times New Roman"/>
-          <w:color w:val="000000"/>
-          <w:sz w:val="28"/>
-          <w:szCs w:val="28"/>
-          <w:highlight w:val="green"/>
-        </w:rPr>
-        <w:t xml:space="preserve">Диаграмма деятельности</w:t>
-      </w:r>
-      <w:r>
-        <w:rPr>
-          <w:rFonts w:ascii="Times New Roman" w:hAnsi="Times New Roman" w:eastAsia="Times New Roman" w:cs="Times New Roman"/>
-          <w:color w:val="000000"/>
-          <w:sz w:val="28"/>
-          <w:szCs w:val="28"/>
-          <w:highlight w:val="green"/>
-        </w:rPr>
-        <w:t xml:space="preserve">-  это вапывпвпвап</w:t>
-      </w:r>
-      <w:r>
-        <w:rPr>
-          <w:rFonts w:ascii="Times New Roman" w:hAnsi="Times New Roman" w:eastAsia="Times New Roman" w:cs="Times New Roman"/>
-          <w:color w:val="000000"/>
-          <w:sz w:val="28"/>
-          <w:szCs w:val="28"/>
-        </w:rPr>
-        <w:t xml:space="preserve"> </w:t>
-      </w:r>
-      <w:r>
-        <w:rPr>
-          <w:rFonts w:ascii="Times New Roman" w:hAnsi="Times New Roman" w:eastAsia="Times New Roman" w:cs="Times New Roman"/>
-          <w:color w:val="000000"/>
-          <w:sz w:val="28"/>
-          <w:szCs w:val="28"/>
-        </w:rPr>
-        <w:t xml:space="preserve">П</w:t>
-      </w:r>
-      <w:r>
-        <w:rPr>
-          <w:rFonts w:ascii="Times New Roman" w:hAnsi="Times New Roman" w:eastAsia="Times New Roman" w:cs="Times New Roman"/>
-          <w:color w:val="000000"/>
-          <w:sz w:val="28"/>
-          <w:szCs w:val="28"/>
-        </w:rPr>
-        <w:t xml:space="preserve">редставлена на рисунке </w:t>
-      </w:r>
-      <w:r>
-        <w:rPr>
-          <w:rFonts w:ascii="Times New Roman" w:hAnsi="Times New Roman" w:eastAsia="Times New Roman" w:cs="Times New Roman"/>
-          <w:color w:val="000000"/>
-          <w:sz w:val="28"/>
-          <w:szCs w:val="28"/>
-        </w:rPr>
-        <w:t xml:space="preserve">1.</w:t>
-      </w:r>
-      <w:r>
-        <w:rPr>
-          <w:rFonts w:ascii="Times New Roman" w:hAnsi="Times New Roman" w:eastAsia="Times New Roman" w:cs="Times New Roman"/>
-          <w:color w:val="000000"/>
-          <w:sz w:val="28"/>
-          <w:szCs w:val="28"/>
-        </w:rPr>
-        <w:t xml:space="preserve">2.</w:t>
-      </w:r>
-      <w:r>
-        <w:rPr>
-          <w:rFonts w:ascii="Times New Roman" w:hAnsi="Times New Roman" w:eastAsia="Times New Roman" w:cs="Times New Roman"/>
-          <w:color w:val="000000"/>
-          <w:sz w:val="28"/>
-          <w:szCs w:val="28"/>
+          <w:highlight w:val="none"/>
+        </w:rPr>
+      </w:r>
+      <w:r>
+        <w:rPr>
+          <w:highlight w:val="none"/>
         </w:rPr>
       </w:r>
     </w:p>
     <w:p>
       <w:pPr>
-        <w:pStyle w:val="927"/>
+        <w:pStyle w:val="942"/>
         <w:pBdr>
           <w:top w:val="none" w:color="000000" w:sz="4" w:space="0"/>
           <w:left w:val="none" w:color="000000" w:sz="4" w:space="0"/>
@@ -3702,58 +2905,28 @@
         </w:pBdr>
         <w:spacing w:after="0" w:line="360" w:lineRule="auto"/>
         <w:ind w:left="709"/>
-        <w:jc w:val="both"/>
+        <w:jc w:val="center"/>
+        <w:rPr>
+          <w:highlight w:val="none"/>
+        </w:rPr>
+      </w:pPr>
+      <w:r>
         <w:rPr>
           <w:rFonts w:ascii="Times New Roman" w:hAnsi="Times New Roman" w:eastAsia="Times New Roman" w:cs="Times New Roman"/>
           <w:color w:val="000000"/>
           <w:sz w:val="28"/>
           <w:szCs w:val="28"/>
         </w:rPr>
-      </w:pPr>
-      <w:r>
-        <w:rPr>
-          <w:rFonts w:ascii="Times New Roman" w:hAnsi="Times New Roman" w:eastAsia="Times New Roman" w:cs="Times New Roman"/>
-          <w:color w:val="000000"/>
-          <w:sz w:val="28"/>
-          <w:szCs w:val="28"/>
-        </w:rPr>
-      </w:r>
-      <w:r>
-        <w:rPr>
-          <w:rFonts w:ascii="Times New Roman" w:hAnsi="Times New Roman" w:eastAsia="Times New Roman" w:cs="Times New Roman"/>
-          <w:color w:val="000000"/>
-          <w:sz w:val="28"/>
-          <w:szCs w:val="28"/>
-        </w:rPr>
-      </w:r>
-    </w:p>
-    <w:p>
-      <w:pPr>
-        <w:pBdr/>
-        <w:spacing w:after="0" w:line="360" w:lineRule="auto"/>
-        <w:ind w:firstLine="709"/>
-        <w:jc w:val="both"/>
-        <w:rPr>
-          <w:rFonts w:ascii="Times New Roman" w:hAnsi="Times New Roman" w:eastAsia="Times New Roman" w:cs="Times New Roman"/>
-          <w:sz w:val="28"/>
-          <w:szCs w:val="28"/>
-        </w:rPr>
-      </w:pPr>
-      <w:r>
-        <w:rPr>
-          <w:rFonts w:ascii="Times New Roman" w:hAnsi="Times New Roman" w:eastAsia="Times New Roman" w:cs="Times New Roman"/>
-          <w:color w:val="ff0000"/>
-          <w:sz w:val="28"/>
-          <w:szCs w:val="28"/>
-          <w:lang w:eastAsia="ru-RU"/>
-        </w:rPr>
+      </w:r>
+      <w:r/>
+      <w:r>
         <mc:AlternateContent>
           <mc:Choice Requires="wpg">
             <w:drawing>
               <wp:inline xmlns:wp="http://schemas.openxmlformats.org/drawingml/2006/wordprocessingDrawing" distT="0" distB="0" distL="0" distR="0">
-                <wp:extent cx="4914900" cy="6439897"/>
+                <wp:extent cx="3027492" cy="5586862"/>
                 <wp:effectExtent l="0" t="0" r="0" b="0"/>
-                <wp:docPr id="2" name="Рисунок 2"/>
+                <wp:docPr id="2" name=""/>
                 <wp:cNvGraphicFramePr>
                   <a:graphicFrameLocks xmlns:a="http://schemas.openxmlformats.org/drawingml/2006/main" noChangeAspect="1"/>
                 </wp:cNvGraphicFramePr>
@@ -3761,28 +2934,25 @@
                   <a:graphicData uri="http://schemas.openxmlformats.org/drawingml/2006/picture">
                     <pic:pic xmlns:pic="http://schemas.openxmlformats.org/drawingml/2006/picture">
                       <pic:nvPicPr>
-                        <pic:cNvPr id="1" name=""/>
+                        <pic:cNvPr id="1449756463" name=""/>
                         <pic:cNvPicPr>
                           <a:picLocks noChangeAspect="1"/>
                         </pic:cNvPicPr>
                         <pic:nvPr/>
                       </pic:nvPicPr>
-                      <pic:blipFill rotWithShape="1">
+                      <pic:blipFill>
                         <a:blip r:embed="rId11"/>
-                        <a:srcRect l="0" t="4690" r="0" b="1340"/>
+                        <a:srcRect l="0" t="3288" r="0" b="0"/>
                         <a:stretch/>
                       </pic:blipFill>
                       <pic:spPr bwMode="auto">
-                        <a:xfrm>
+                        <a:xfrm flipH="0" flipV="0">
                           <a:off x="0" y="0"/>
-                          <a:ext cx="4916799" cy="6442385"/>
+                          <a:ext cx="3027492" cy="5586862"/>
                         </a:xfrm>
                         <a:prstGeom prst="rect">
                           <a:avLst/>
                         </a:prstGeom>
-                        <a:ln>
-                          <a:noFill/>
-                        </a:ln>
                       </pic:spPr>
                     </pic:pic>
                   </a:graphicData>
@@ -3811,19 +2981,65 @@
                 <v:path o:extrusionok="f" gradientshapeok="t" o:connecttype="rect"/>
                 <o:lock v:ext="edit" aspectratio="t"/>
               </v:shapetype>
-              <v:shape id="_x0000_i1" o:spid="_x0000_s1" type="#_x0000_t75" style="width:387.00pt;height:507.08pt;mso-wrap-distance-left:0.00pt;mso-wrap-distance-top:0.00pt;mso-wrap-distance-right:0.00pt;mso-wrap-distance-bottom:0.00pt;z-index:1;" stroked="f">
-                <v:imagedata r:id="rId11" o:title="" croptop="3074f" cropleft="0f" cropbottom="878f" cropright="0f"/>
+              <v:shape id="_x0000_i1" o:spid="_x0000_s1" type="#_x0000_t75" style="width:238.39pt;height:439.91pt;mso-wrap-distance-left:0.00pt;mso-wrap-distance-top:0.00pt;mso-wrap-distance-right:0.00pt;mso-wrap-distance-bottom:0.00pt;z-index:1;" stroked="false">
+                <v:imagedata r:id="rId11" o:title=""/>
                 <o:lock v:ext="edit" rotation="t"/>
               </v:shape>
             </w:pict>
           </mc:Fallback>
         </mc:AlternateContent>
       </w:r>
+      <w:r/>
       <w:r>
         <w:rPr>
           <w:rFonts w:ascii="Times New Roman" w:hAnsi="Times New Roman" w:eastAsia="Times New Roman" w:cs="Times New Roman"/>
-          <w:sz w:val="28"/>
-          <w:szCs w:val="28"/>
+          <w:color w:val="000000"/>
+          <w:sz w:val="28"/>
+          <w:szCs w:val="28"/>
+        </w:rPr>
+      </w:r>
+      <w:r>
+        <w:rPr>
+          <w:rFonts w:ascii="Times New Roman" w:hAnsi="Times New Roman" w:eastAsia="Times New Roman" w:cs="Times New Roman"/>
+          <w:color w:val="000000"/>
+          <w:sz w:val="28"/>
+          <w:szCs w:val="28"/>
+        </w:rPr>
+      </w:r>
+      <w:r>
+        <w:rPr>
+          <w:rFonts w:ascii="Times New Roman" w:hAnsi="Times New Roman" w:eastAsia="Times New Roman" w:cs="Times New Roman"/>
+          <w:color w:val="000000"/>
+          <w:sz w:val="28"/>
+          <w:szCs w:val="28"/>
+        </w:rPr>
+      </w:r>
+      <w:r>
+        <w:rPr>
+          <w:rFonts w:ascii="Times New Roman" w:hAnsi="Times New Roman" w:eastAsia="Times New Roman" w:cs="Times New Roman"/>
+          <w:color w:val="ff0000"/>
+          <w:sz w:val="28"/>
+          <w:szCs w:val="28"/>
+          <w:lang w:eastAsia="ru-RU"/>
+        </w:rPr>
+      </w:r>
+      <w:r>
+        <w:rPr>
+          <w:rFonts w:ascii="Times New Roman" w:hAnsi="Times New Roman" w:eastAsia="Times New Roman" w:cs="Times New Roman"/>
+          <w:sz w:val="28"/>
+          <w:szCs w:val="28"/>
+        </w:rPr>
+      </w:r>
+      <w:r>
+        <w:rPr>
+          <w:rFonts w:ascii="Times New Roman" w:hAnsi="Times New Roman" w:eastAsia="Times New Roman" w:cs="Times New Roman"/>
+          <w:sz w:val="28"/>
+          <w:szCs w:val="28"/>
+        </w:rPr>
+      </w:r>
+      <w:r>
+        <w:rPr>
+          <w:highlight w:val="none"/>
         </w:rPr>
       </w:r>
     </w:p>
@@ -3886,6 +3102,13 @@
           <w:szCs w:val="28"/>
         </w:rPr>
       </w:r>
+      <w:r>
+        <w:rPr>
+          <w:rFonts w:ascii="Times New Roman" w:hAnsi="Times New Roman" w:eastAsia="Times New Roman" w:cs="Times New Roman"/>
+          <w:sz w:val="28"/>
+          <w:szCs w:val="28"/>
+        </w:rPr>
+      </w:r>
     </w:p>
     <w:p>
       <w:pPr>
@@ -3899,6 +3122,13 @@
           <w:szCs w:val="28"/>
         </w:rPr>
       </w:pPr>
+      <w:r>
+        <w:rPr>
+          <w:rFonts w:ascii="Times New Roman" w:hAnsi="Times New Roman" w:eastAsia="Times New Roman" w:cs="Times New Roman"/>
+          <w:sz w:val="28"/>
+          <w:szCs w:val="28"/>
+        </w:rPr>
+      </w:r>
       <w:r>
         <w:rPr>
           <w:rFonts w:ascii="Times New Roman" w:hAnsi="Times New Roman" w:eastAsia="Times New Roman" w:cs="Times New Roman"/>
@@ -3944,6 +3174,14 @@
           <w:highlight w:val="green"/>
         </w:rPr>
       </w:r>
+      <w:r>
+        <w:rPr>
+          <w:rFonts w:ascii="Times New Roman" w:hAnsi="Times New Roman" w:eastAsia="Times New Roman" w:cs="Times New Roman"/>
+          <w:sz w:val="28"/>
+          <w:szCs w:val="28"/>
+          <w:highlight w:val="green"/>
+        </w:rPr>
+      </w:r>
     </w:p>
     <w:p>
       <w:pPr>
@@ -4002,6 +3240,14 @@
           <w:highlight w:val="green"/>
         </w:rPr>
       </w:r>
+      <w:r>
+        <w:rPr>
+          <w:rFonts w:ascii="Times New Roman" w:hAnsi="Times New Roman" w:eastAsia="Times New Roman" w:cs="Times New Roman"/>
+          <w:sz w:val="28"/>
+          <w:szCs w:val="28"/>
+          <w:highlight w:val="green"/>
+        </w:rPr>
+      </w:r>
     </w:p>
     <w:p>
       <w:pPr>
@@ -4051,10 +3297,18 @@
           <w:highlight w:val="green"/>
         </w:rPr>
       </w:r>
+      <w:r>
+        <w:rPr>
+          <w:rFonts w:ascii="Times New Roman" w:hAnsi="Times New Roman" w:eastAsia="Times New Roman" w:cs="Times New Roman"/>
+          <w:sz w:val="28"/>
+          <w:szCs w:val="28"/>
+          <w:highlight w:val="green"/>
+        </w:rPr>
+      </w:r>
     </w:p>
     <w:p>
       <w:pPr>
-        <w:pStyle w:val="927"/>
+        <w:pStyle w:val="942"/>
         <w:numPr>
           <w:ilvl w:val="0"/>
           <w:numId w:val="22"/>
@@ -4087,10 +3341,18 @@
           <w:highlight w:val="green"/>
         </w:rPr>
       </w:r>
+      <w:r>
+        <w:rPr>
+          <w:rFonts w:ascii="Times New Roman" w:hAnsi="Times New Roman" w:eastAsia="Times New Roman" w:cs="Times New Roman"/>
+          <w:sz w:val="28"/>
+          <w:szCs w:val="28"/>
+          <w:highlight w:val="green"/>
+        </w:rPr>
+      </w:r>
     </w:p>
     <w:p>
       <w:pPr>
-        <w:pStyle w:val="927"/>
+        <w:pStyle w:val="942"/>
         <w:numPr>
           <w:ilvl w:val="0"/>
           <w:numId w:val="22"/>
@@ -4123,6 +3385,14 @@
           <w:highlight w:val="green"/>
         </w:rPr>
       </w:r>
+      <w:r>
+        <w:rPr>
+          <w:rFonts w:ascii="Times New Roman" w:hAnsi="Times New Roman" w:eastAsia="Times New Roman" w:cs="Times New Roman"/>
+          <w:sz w:val="28"/>
+          <w:szCs w:val="28"/>
+          <w:highlight w:val="green"/>
+        </w:rPr>
+      </w:r>
     </w:p>
     <w:p>
       <w:pPr>
@@ -4163,10 +3433,18 @@
           <w:highlight w:val="green"/>
         </w:rPr>
       </w:r>
+      <w:r>
+        <w:rPr>
+          <w:rFonts w:ascii="Times New Roman" w:hAnsi="Times New Roman" w:eastAsia="Times New Roman" w:cs="Times New Roman"/>
+          <w:sz w:val="28"/>
+          <w:szCs w:val="28"/>
+          <w:highlight w:val="green"/>
+        </w:rPr>
+      </w:r>
     </w:p>
     <w:p>
       <w:pPr>
-        <w:pStyle w:val="927"/>
+        <w:pStyle w:val="942"/>
         <w:numPr>
           <w:ilvl w:val="0"/>
           <w:numId w:val="23"/>
@@ -4199,10 +3477,18 @@
           <w:highlight w:val="green"/>
         </w:rPr>
       </w:r>
+      <w:r>
+        <w:rPr>
+          <w:rFonts w:ascii="Times New Roman" w:hAnsi="Times New Roman" w:eastAsia="Times New Roman" w:cs="Times New Roman"/>
+          <w:sz w:val="28"/>
+          <w:szCs w:val="28"/>
+          <w:highlight w:val="green"/>
+        </w:rPr>
+      </w:r>
     </w:p>
     <w:p>
       <w:pPr>
-        <w:pStyle w:val="927"/>
+        <w:pStyle w:val="942"/>
         <w:numPr>
           <w:ilvl w:val="0"/>
           <w:numId w:val="23"/>
@@ -4235,10 +3521,18 @@
           <w:highlight w:val="green"/>
         </w:rPr>
       </w:r>
+      <w:r>
+        <w:rPr>
+          <w:rFonts w:ascii="Times New Roman" w:hAnsi="Times New Roman" w:eastAsia="Times New Roman" w:cs="Times New Roman"/>
+          <w:sz w:val="28"/>
+          <w:szCs w:val="28"/>
+          <w:highlight w:val="green"/>
+        </w:rPr>
+      </w:r>
     </w:p>
     <w:p>
       <w:pPr>
-        <w:pStyle w:val="927"/>
+        <w:pStyle w:val="942"/>
         <w:numPr>
           <w:ilvl w:val="0"/>
           <w:numId w:val="23"/>
@@ -4271,6 +3565,14 @@
           <w:highlight w:val="green"/>
         </w:rPr>
       </w:r>
+      <w:r>
+        <w:rPr>
+          <w:rFonts w:ascii="Times New Roman" w:hAnsi="Times New Roman" w:eastAsia="Times New Roman" w:cs="Times New Roman"/>
+          <w:sz w:val="28"/>
+          <w:szCs w:val="28"/>
+          <w:highlight w:val="green"/>
+        </w:rPr>
+      </w:r>
     </w:p>
     <w:p>
       <w:pPr>
@@ -4320,6 +3622,14 @@
           <w:highlight w:val="green"/>
         </w:rPr>
       </w:r>
+      <w:r>
+        <w:rPr>
+          <w:rFonts w:ascii="Times New Roman" w:hAnsi="Times New Roman" w:eastAsia="Times New Roman" w:cs="Times New Roman"/>
+          <w:sz w:val="28"/>
+          <w:szCs w:val="28"/>
+          <w:highlight w:val="green"/>
+        </w:rPr>
+      </w:r>
     </w:p>
     <w:p>
       <w:pPr>
@@ -4360,6 +3670,14 @@
           <w:highlight w:val="green"/>
         </w:rPr>
       </w:r>
+      <w:r>
+        <w:rPr>
+          <w:rFonts w:ascii="Times New Roman" w:hAnsi="Times New Roman" w:eastAsia="Times New Roman" w:cs="Times New Roman"/>
+          <w:sz w:val="28"/>
+          <w:szCs w:val="28"/>
+          <w:highlight w:val="green"/>
+        </w:rPr>
+      </w:r>
     </w:p>
     <w:p>
       <w:pPr>
@@ -4409,6 +3727,14 @@
           <w:highlight w:val="green"/>
         </w:rPr>
       </w:r>
+      <w:r>
+        <w:rPr>
+          <w:rFonts w:ascii="Times New Roman" w:hAnsi="Times New Roman" w:eastAsia="Times New Roman" w:cs="Times New Roman"/>
+          <w:sz w:val="28"/>
+          <w:szCs w:val="28"/>
+          <w:highlight w:val="green"/>
+        </w:rPr>
+      </w:r>
     </w:p>
     <w:p>
       <w:pPr>
@@ -4463,6 +3789,13 @@
           <w:szCs w:val="28"/>
         </w:rPr>
       </w:r>
+      <w:r>
+        <w:rPr>
+          <w:rFonts w:ascii="Times New Roman" w:hAnsi="Times New Roman" w:eastAsia="Times New Roman" w:cs="Times New Roman"/>
+          <w:sz w:val="28"/>
+          <w:szCs w:val="28"/>
+        </w:rPr>
+      </w:r>
     </w:p>
     <w:p>
       <w:pPr>
@@ -4475,6 +3808,13 @@
           <w:szCs w:val="28"/>
         </w:rPr>
       </w:pPr>
+      <w:r>
+        <w:rPr>
+          <w:rFonts w:ascii="Times New Roman" w:hAnsi="Times New Roman" w:eastAsia="Times New Roman" w:cs="Times New Roman"/>
+          <w:sz w:val="28"/>
+          <w:szCs w:val="28"/>
+        </w:rPr>
+      </w:r>
       <w:r>
         <w:rPr>
           <w:rFonts w:ascii="Times New Roman" w:hAnsi="Times New Roman" w:eastAsia="Times New Roman" w:cs="Times New Roman"/>
@@ -4544,6 +3884,15 @@
           <w:szCs w:val="28"/>
         </w:rPr>
       </w:r>
+      <w:r>
+        <w:rPr>
+          <w:rFonts w:ascii="Times New Roman" w:hAnsi="Times New Roman" w:eastAsia="Times New Roman" w:cs="Times New Roman"/>
+          <w:b/>
+          <w:bCs/>
+          <w:sz w:val="28"/>
+          <w:szCs w:val="28"/>
+        </w:rPr>
+      </w:r>
     </w:p>
     <w:p>
       <w:pPr>
@@ -4571,6 +3920,13 @@
           <w:szCs w:val="28"/>
         </w:rPr>
       </w:r>
+      <w:r>
+        <w:rPr>
+          <w:rFonts w:ascii="Times New Roman" w:hAnsi="Times New Roman" w:eastAsia="Times New Roman" w:cs="Times New Roman"/>
+          <w:sz w:val="28"/>
+          <w:szCs w:val="28"/>
+        </w:rPr>
+      </w:r>
     </w:p>
     <w:p>
       <w:pPr>
@@ -4599,6 +3955,13 @@
           <w:szCs w:val="28"/>
         </w:rPr>
       </w:r>
+      <w:r>
+        <w:rPr>
+          <w:rFonts w:ascii="Times New Roman" w:hAnsi="Times New Roman" w:eastAsia="Times New Roman" w:cs="Times New Roman"/>
+          <w:sz w:val="28"/>
+          <w:szCs w:val="28"/>
+        </w:rPr>
+      </w:r>
     </w:p>
     <w:p>
       <w:pPr>
@@ -4627,10 +3990,17 @@
           <w:szCs w:val="28"/>
         </w:rPr>
       </w:r>
+      <w:r>
+        <w:rPr>
+          <w:rFonts w:ascii="Times New Roman" w:hAnsi="Times New Roman" w:cs="Times New Roman"/>
+          <w:sz w:val="28"/>
+          <w:szCs w:val="28"/>
+        </w:rPr>
+      </w:r>
     </w:p>
     <w:p>
       <w:pPr>
-        <w:pStyle w:val="927"/>
+        <w:pStyle w:val="942"/>
         <w:numPr>
           <w:ilvl w:val="0"/>
           <w:numId w:val="3"/>
@@ -4661,10 +4031,17 @@
           <w:szCs w:val="28"/>
         </w:rPr>
       </w:r>
+      <w:r>
+        <w:rPr>
+          <w:rFonts w:ascii="Times New Roman" w:hAnsi="Times New Roman" w:eastAsia="Times New Roman" w:cs="Times New Roman"/>
+          <w:sz w:val="28"/>
+          <w:szCs w:val="28"/>
+        </w:rPr>
+      </w:r>
     </w:p>
     <w:p>
       <w:pPr>
-        <w:pStyle w:val="927"/>
+        <w:pStyle w:val="942"/>
         <w:numPr>
           <w:ilvl w:val="0"/>
           <w:numId w:val="3"/>
@@ -4695,10 +4072,17 @@
           <w:szCs w:val="28"/>
         </w:rPr>
       </w:r>
+      <w:r>
+        <w:rPr>
+          <w:rFonts w:ascii="Times New Roman" w:hAnsi="Times New Roman" w:eastAsia="Times New Roman" w:cs="Times New Roman"/>
+          <w:sz w:val="28"/>
+          <w:szCs w:val="28"/>
+        </w:rPr>
+      </w:r>
     </w:p>
     <w:p>
       <w:pPr>
-        <w:pStyle w:val="927"/>
+        <w:pStyle w:val="942"/>
         <w:numPr>
           <w:ilvl w:val="0"/>
           <w:numId w:val="3"/>
@@ -4729,10 +4113,17 @@
           <w:szCs w:val="28"/>
         </w:rPr>
       </w:r>
+      <w:r>
+        <w:rPr>
+          <w:rFonts w:ascii="Times New Roman" w:hAnsi="Times New Roman" w:eastAsia="Times New Roman" w:cs="Times New Roman"/>
+          <w:sz w:val="28"/>
+          <w:szCs w:val="28"/>
+        </w:rPr>
+      </w:r>
     </w:p>
     <w:p>
       <w:pPr>
-        <w:pStyle w:val="927"/>
+        <w:pStyle w:val="942"/>
         <w:numPr>
           <w:ilvl w:val="0"/>
           <w:numId w:val="3"/>
@@ -4755,6 +4146,13 @@
           <w:szCs w:val="28"/>
         </w:rPr>
         <w:t xml:space="preserve">Геймификация: Бейдж, Достижение, Рейтинговая запись.</w:t>
+      </w:r>
+      <w:r>
+        <w:rPr>
+          <w:rFonts w:ascii="Times New Roman" w:hAnsi="Times New Roman" w:eastAsia="Times New Roman" w:cs="Times New Roman"/>
+          <w:sz w:val="28"/>
+          <w:szCs w:val="28"/>
+        </w:rPr>
       </w:r>
       <w:r>
         <w:rPr>
@@ -4813,7 +4211,7 @@
                         </pic:cNvPicPr>
                         <pic:nvPr/>
                       </pic:nvPicPr>
-                      <pic:blipFill rotWithShape="1">
+                      <pic:blipFill>
                         <a:blip r:embed="rId12"/>
                         <a:stretch/>
                       </pic:blipFill>
@@ -4869,6 +4267,14 @@
           <w:szCs w:val="28"/>
         </w:rPr>
       </w:r>
+      <w:r>
+        <w:rPr>
+          <w:rFonts w:ascii="Times New Roman" w:hAnsi="Times New Roman" w:cs="Times New Roman"/>
+          <w:bCs/>
+          <w:sz w:val="28"/>
+          <w:szCs w:val="28"/>
+        </w:rPr>
+      </w:r>
     </w:p>
     <w:p>
       <w:pPr>
@@ -4918,6 +4324,14 @@
           <w:szCs w:val="28"/>
         </w:rPr>
       </w:r>
+      <w:r>
+        <w:rPr>
+          <w:rFonts w:ascii="Times New Roman" w:hAnsi="Times New Roman" w:cs="Times New Roman"/>
+          <w:bCs/>
+          <w:sz w:val="28"/>
+          <w:szCs w:val="28"/>
+        </w:rPr>
+      </w:r>
     </w:p>
     <w:p>
       <w:pPr>
@@ -4957,6 +4371,14 @@
           <w:szCs w:val="28"/>
         </w:rPr>
       </w:r>
+      <w:r>
+        <w:rPr>
+          <w:rFonts w:ascii="Times New Roman" w:hAnsi="Times New Roman" w:cs="Times New Roman"/>
+          <w:bCs/>
+          <w:sz w:val="28"/>
+          <w:szCs w:val="28"/>
+        </w:rPr>
+      </w:r>
     </w:p>
     <w:p>
       <w:pPr>
@@ -4985,10 +4407,17 @@
           <w:szCs w:val="28"/>
         </w:rPr>
       </w:r>
+      <w:r>
+        <w:rPr>
+          <w:rFonts w:ascii="Times New Roman" w:hAnsi="Times New Roman" w:cs="Times New Roman"/>
+          <w:sz w:val="28"/>
+          <w:szCs w:val="28"/>
+        </w:rPr>
+      </w:r>
     </w:p>
     <w:p>
       <w:pPr>
-        <w:pStyle w:val="927"/>
+        <w:pStyle w:val="942"/>
         <w:numPr>
           <w:ilvl w:val="0"/>
           <w:numId w:val="17"/>
@@ -5034,10 +4463,17 @@
           <w:szCs w:val="28"/>
         </w:rPr>
       </w:r>
+      <w:r>
+        <w:rPr>
+          <w:rFonts w:ascii="Times New Roman" w:hAnsi="Times New Roman" w:eastAsia="Times New Roman" w:cs="Times New Roman"/>
+          <w:sz w:val="28"/>
+          <w:szCs w:val="28"/>
+        </w:rPr>
+      </w:r>
     </w:p>
     <w:p>
       <w:pPr>
-        <w:pStyle w:val="927"/>
+        <w:pStyle w:val="942"/>
         <w:numPr>
           <w:ilvl w:val="0"/>
           <w:numId w:val="17"/>
@@ -5067,10 +4503,17 @@
           <w:szCs w:val="28"/>
         </w:rPr>
       </w:r>
+      <w:r>
+        <w:rPr>
+          <w:rFonts w:ascii="Times New Roman" w:hAnsi="Times New Roman" w:eastAsia="Times New Roman" w:cs="Times New Roman"/>
+          <w:sz w:val="28"/>
+          <w:szCs w:val="28"/>
+        </w:rPr>
+      </w:r>
     </w:p>
     <w:p>
       <w:pPr>
-        <w:pStyle w:val="927"/>
+        <w:pStyle w:val="942"/>
         <w:numPr>
           <w:ilvl w:val="0"/>
           <w:numId w:val="17"/>
@@ -5100,10 +4543,17 @@
           <w:szCs w:val="28"/>
         </w:rPr>
       </w:r>
+      <w:r>
+        <w:rPr>
+          <w:rFonts w:ascii="Times New Roman" w:hAnsi="Times New Roman" w:eastAsia="Times New Roman" w:cs="Times New Roman"/>
+          <w:sz w:val="28"/>
+          <w:szCs w:val="28"/>
+        </w:rPr>
+      </w:r>
     </w:p>
     <w:p>
       <w:pPr>
-        <w:pStyle w:val="927"/>
+        <w:pStyle w:val="942"/>
         <w:numPr>
           <w:ilvl w:val="0"/>
           <w:numId w:val="1"/>
@@ -5134,10 +4584,17 @@
           <w:szCs w:val="28"/>
         </w:rPr>
       </w:r>
+      <w:r>
+        <w:rPr>
+          <w:rFonts w:ascii="Times New Roman" w:hAnsi="Times New Roman" w:eastAsia="Times New Roman" w:cs="Times New Roman"/>
+          <w:sz w:val="28"/>
+          <w:szCs w:val="28"/>
+        </w:rPr>
+      </w:r>
     </w:p>
     <w:p>
       <w:pPr>
-        <w:pStyle w:val="927"/>
+        <w:pStyle w:val="942"/>
         <w:numPr>
           <w:ilvl w:val="0"/>
           <w:numId w:val="1"/>
@@ -5168,10 +4625,17 @@
           <w:szCs w:val="28"/>
         </w:rPr>
       </w:r>
+      <w:r>
+        <w:rPr>
+          <w:rFonts w:ascii="Times New Roman" w:hAnsi="Times New Roman" w:eastAsia="Times New Roman" w:cs="Times New Roman"/>
+          <w:sz w:val="28"/>
+          <w:szCs w:val="28"/>
+        </w:rPr>
+      </w:r>
     </w:p>
     <w:p>
       <w:pPr>
-        <w:pStyle w:val="927"/>
+        <w:pStyle w:val="942"/>
         <w:numPr>
           <w:ilvl w:val="0"/>
           <w:numId w:val="1"/>
@@ -5202,6 +4666,13 @@
           <w:szCs w:val="28"/>
         </w:rPr>
       </w:r>
+      <w:r>
+        <w:rPr>
+          <w:rFonts w:ascii="Times New Roman" w:hAnsi="Times New Roman" w:eastAsia="Times New Roman" w:cs="Times New Roman"/>
+          <w:sz w:val="28"/>
+          <w:szCs w:val="28"/>
+        </w:rPr>
+      </w:r>
     </w:p>
     <w:p>
       <w:pPr>
@@ -5230,10 +4701,17 @@
           <w:szCs w:val="28"/>
         </w:rPr>
       </w:r>
+      <w:r>
+        <w:rPr>
+          <w:rFonts w:ascii="Times New Roman" w:hAnsi="Times New Roman" w:cs="Times New Roman"/>
+          <w:sz w:val="28"/>
+          <w:szCs w:val="28"/>
+        </w:rPr>
+      </w:r>
     </w:p>
     <w:p>
       <w:pPr>
-        <w:pStyle w:val="927"/>
+        <w:pStyle w:val="942"/>
         <w:numPr>
           <w:ilvl w:val="0"/>
           <w:numId w:val="18"/>
@@ -5263,10 +4741,17 @@
           <w:szCs w:val="28"/>
         </w:rPr>
       </w:r>
+      <w:r>
+        <w:rPr>
+          <w:rFonts w:ascii="Times New Roman" w:hAnsi="Times New Roman" w:eastAsia="Times New Roman" w:cs="Times New Roman"/>
+          <w:sz w:val="28"/>
+          <w:szCs w:val="28"/>
+        </w:rPr>
+      </w:r>
     </w:p>
     <w:p>
       <w:pPr>
-        <w:pStyle w:val="927"/>
+        <w:pStyle w:val="942"/>
         <w:numPr>
           <w:ilvl w:val="0"/>
           <w:numId w:val="18"/>
@@ -5296,10 +4781,17 @@
           <w:szCs w:val="28"/>
         </w:rPr>
       </w:r>
+      <w:r>
+        <w:rPr>
+          <w:rFonts w:ascii="Times New Roman" w:hAnsi="Times New Roman" w:eastAsia="Times New Roman" w:cs="Times New Roman"/>
+          <w:sz w:val="28"/>
+          <w:szCs w:val="28"/>
+        </w:rPr>
+      </w:r>
     </w:p>
     <w:p>
       <w:pPr>
-        <w:pStyle w:val="927"/>
+        <w:pStyle w:val="942"/>
         <w:numPr>
           <w:ilvl w:val="0"/>
           <w:numId w:val="18"/>
@@ -5345,6 +4837,13 @@
           <w:szCs w:val="28"/>
         </w:rPr>
       </w:r>
+      <w:r>
+        <w:rPr>
+          <w:rFonts w:ascii="Times New Roman" w:hAnsi="Times New Roman" w:eastAsia="Times New Roman" w:cs="Times New Roman"/>
+          <w:sz w:val="28"/>
+          <w:szCs w:val="28"/>
+        </w:rPr>
+      </w:r>
     </w:p>
     <w:p>
       <w:pPr>
@@ -5375,6 +4874,14 @@
           <w:szCs w:val="28"/>
         </w:rPr>
       </w:r>
+      <w:r>
+        <w:rPr>
+          <w:rFonts w:ascii="Times New Roman" w:hAnsi="Times New Roman" w:cs="Times New Roman"/>
+          <w:bCs/>
+          <w:sz w:val="28"/>
+          <w:szCs w:val="28"/>
+        </w:rPr>
+      </w:r>
     </w:p>
     <w:p>
       <w:pPr>
@@ -5388,6 +4895,14 @@
           <w:szCs w:val="28"/>
         </w:rPr>
       </w:pPr>
+      <w:r>
+        <w:rPr>
+          <w:rFonts w:ascii="Times New Roman" w:hAnsi="Times New Roman" w:cs="Times New Roman"/>
+          <w:bCs/>
+          <w:sz w:val="28"/>
+          <w:szCs w:val="28"/>
+        </w:rPr>
+      </w:r>
       <w:r>
         <w:rPr>
           <w:rFonts w:ascii="Times New Roman" w:hAnsi="Times New Roman" w:cs="Times New Roman"/>
@@ -5432,6 +4947,13 @@
           <w:szCs w:val="28"/>
         </w:rPr>
       </w:r>
+      <w:r>
+        <w:rPr>
+          <w:rFonts w:ascii="Times New Roman" w:hAnsi="Times New Roman" w:cs="Times New Roman"/>
+          <w:sz w:val="28"/>
+          <w:szCs w:val="28"/>
+        </w:rPr>
+      </w:r>
     </w:p>
     <w:p>
       <w:pPr>
@@ -5460,10 +4982,17 @@
           <w:szCs w:val="28"/>
         </w:rPr>
       </w:r>
+      <w:r>
+        <w:rPr>
+          <w:rFonts w:ascii="Times New Roman" w:hAnsi="Times New Roman" w:cs="Times New Roman"/>
+          <w:sz w:val="28"/>
+          <w:szCs w:val="28"/>
+        </w:rPr>
+      </w:r>
     </w:p>
     <w:p>
       <w:pPr>
-        <w:pStyle w:val="927"/>
+        <w:pStyle w:val="942"/>
         <w:numPr>
           <w:ilvl w:val="0"/>
           <w:numId w:val="4"/>
@@ -5494,10 +5023,17 @@
           <w:szCs w:val="28"/>
         </w:rPr>
       </w:r>
+      <w:r>
+        <w:rPr>
+          <w:rFonts w:ascii="Times New Roman" w:hAnsi="Times New Roman" w:eastAsia="Times New Roman" w:cs="Times New Roman"/>
+          <w:sz w:val="28"/>
+          <w:szCs w:val="28"/>
+        </w:rPr>
+      </w:r>
     </w:p>
     <w:p>
       <w:pPr>
-        <w:pStyle w:val="927"/>
+        <w:pStyle w:val="942"/>
         <w:numPr>
           <w:ilvl w:val="0"/>
           <w:numId w:val="4"/>
@@ -5528,10 +5064,17 @@
           <w:szCs w:val="28"/>
         </w:rPr>
       </w:r>
+      <w:r>
+        <w:rPr>
+          <w:rFonts w:ascii="Times New Roman" w:hAnsi="Times New Roman" w:eastAsia="Times New Roman" w:cs="Times New Roman"/>
+          <w:sz w:val="28"/>
+          <w:szCs w:val="28"/>
+        </w:rPr>
+      </w:r>
     </w:p>
     <w:p>
       <w:pPr>
-        <w:pStyle w:val="927"/>
+        <w:pStyle w:val="942"/>
         <w:numPr>
           <w:ilvl w:val="0"/>
           <w:numId w:val="4"/>
@@ -5562,10 +5105,17 @@
           <w:szCs w:val="28"/>
         </w:rPr>
       </w:r>
+      <w:r>
+        <w:rPr>
+          <w:rFonts w:ascii="Times New Roman" w:hAnsi="Times New Roman" w:eastAsia="Times New Roman" w:cs="Times New Roman"/>
+          <w:sz w:val="28"/>
+          <w:szCs w:val="28"/>
+        </w:rPr>
+      </w:r>
     </w:p>
     <w:p>
       <w:pPr>
-        <w:pStyle w:val="927"/>
+        <w:pStyle w:val="942"/>
         <w:numPr>
           <w:ilvl w:val="0"/>
           <w:numId w:val="4"/>
@@ -5596,10 +5146,17 @@
           <w:szCs w:val="28"/>
         </w:rPr>
       </w:r>
+      <w:r>
+        <w:rPr>
+          <w:rFonts w:ascii="Times New Roman" w:hAnsi="Times New Roman" w:eastAsia="Times New Roman" w:cs="Times New Roman"/>
+          <w:sz w:val="28"/>
+          <w:szCs w:val="28"/>
+        </w:rPr>
+      </w:r>
     </w:p>
     <w:p>
       <w:pPr>
-        <w:pStyle w:val="927"/>
+        <w:pStyle w:val="942"/>
         <w:numPr>
           <w:ilvl w:val="0"/>
           <w:numId w:val="4"/>
@@ -5630,6 +5187,13 @@
           <w:szCs w:val="28"/>
         </w:rPr>
       </w:r>
+      <w:r>
+        <w:rPr>
+          <w:rFonts w:ascii="Times New Roman" w:hAnsi="Times New Roman" w:eastAsia="Times New Roman" w:cs="Times New Roman"/>
+          <w:sz w:val="28"/>
+          <w:szCs w:val="28"/>
+        </w:rPr>
+      </w:r>
     </w:p>
     <w:p>
       <w:pPr>
@@ -5658,10 +5222,17 @@
           <w:szCs w:val="28"/>
         </w:rPr>
       </w:r>
+      <w:r>
+        <w:rPr>
+          <w:rFonts w:ascii="Times New Roman" w:hAnsi="Times New Roman" w:cs="Times New Roman"/>
+          <w:sz w:val="28"/>
+          <w:szCs w:val="28"/>
+        </w:rPr>
+      </w:r>
     </w:p>
     <w:p>
       <w:pPr>
-        <w:pStyle w:val="927"/>
+        <w:pStyle w:val="942"/>
         <w:numPr>
           <w:ilvl w:val="0"/>
           <w:numId w:val="5"/>
@@ -5692,10 +5263,17 @@
           <w:szCs w:val="28"/>
         </w:rPr>
       </w:r>
+      <w:r>
+        <w:rPr>
+          <w:rFonts w:ascii="Times New Roman" w:hAnsi="Times New Roman" w:eastAsia="Times New Roman" w:cs="Times New Roman"/>
+          <w:sz w:val="28"/>
+          <w:szCs w:val="28"/>
+        </w:rPr>
+      </w:r>
     </w:p>
     <w:p>
       <w:pPr>
-        <w:pStyle w:val="927"/>
+        <w:pStyle w:val="942"/>
         <w:numPr>
           <w:ilvl w:val="0"/>
           <w:numId w:val="5"/>
@@ -5726,10 +5304,17 @@
           <w:szCs w:val="28"/>
         </w:rPr>
       </w:r>
+      <w:r>
+        <w:rPr>
+          <w:rFonts w:ascii="Times New Roman" w:hAnsi="Times New Roman" w:eastAsia="Times New Roman" w:cs="Times New Roman"/>
+          <w:sz w:val="28"/>
+          <w:szCs w:val="28"/>
+        </w:rPr>
+      </w:r>
     </w:p>
     <w:p>
       <w:pPr>
-        <w:pStyle w:val="927"/>
+        <w:pStyle w:val="942"/>
         <w:numPr>
           <w:ilvl w:val="0"/>
           <w:numId w:val="5"/>
@@ -5760,10 +5345,17 @@
           <w:szCs w:val="28"/>
         </w:rPr>
       </w:r>
+      <w:r>
+        <w:rPr>
+          <w:rFonts w:ascii="Times New Roman" w:hAnsi="Times New Roman" w:eastAsia="Times New Roman" w:cs="Times New Roman"/>
+          <w:sz w:val="28"/>
+          <w:szCs w:val="28"/>
+        </w:rPr>
+      </w:r>
     </w:p>
     <w:p>
       <w:pPr>
-        <w:pStyle w:val="927"/>
+        <w:pStyle w:val="942"/>
         <w:numPr>
           <w:ilvl w:val="0"/>
           <w:numId w:val="5"/>
@@ -5794,6 +5386,13 @@
           <w:szCs w:val="28"/>
         </w:rPr>
       </w:r>
+      <w:r>
+        <w:rPr>
+          <w:rFonts w:ascii="Times New Roman" w:hAnsi="Times New Roman" w:eastAsia="Times New Roman" w:cs="Times New Roman"/>
+          <w:sz w:val="28"/>
+          <w:szCs w:val="28"/>
+        </w:rPr>
+      </w:r>
     </w:p>
     <w:p>
       <w:pPr>
@@ -5808,6 +5407,14 @@
           <w:szCs w:val="28"/>
         </w:rPr>
       </w:pPr>
+      <w:r>
+        <w:rPr>
+          <w:rFonts w:ascii="Times New Roman" w:hAnsi="Times New Roman" w:cs="Times New Roman"/>
+          <w:bCs/>
+          <w:sz w:val="28"/>
+          <w:szCs w:val="28"/>
+        </w:rPr>
+      </w:r>
       <w:r>
         <w:rPr>
           <w:rFonts w:ascii="Times New Roman" w:hAnsi="Times New Roman" w:cs="Times New Roman"/>
@@ -5906,7 +5513,6 @@
 <file path=word/numbering.xml><?xml version="1.0" encoding="utf-8"?>
 <w:numbering xmlns:wpc="http://schemas.microsoft.com/office/word/2010/wordprocessingCanvas" xmlns:mc="http://schemas.openxmlformats.org/markup-compatibility/2006" xmlns:o="urn:schemas-microsoft-com:office:office" xmlns:r="http://schemas.openxmlformats.org/officeDocument/2006/relationships" xmlns:m="http://schemas.openxmlformats.org/officeDocument/2006/math" xmlns:v="urn:schemas-microsoft-com:vml" xmlns:wp14="http://schemas.microsoft.com/office/word/2010/wordprocessingDrawing" xmlns:wp="http://schemas.openxmlformats.org/drawingml/2006/wordprocessingDrawing" xmlns:w10="urn:schemas-microsoft-com:office:word" xmlns:w="http://schemas.openxmlformats.org/wordprocessingml/2006/main" xmlns:w14="http://schemas.microsoft.com/office/word/2010/wordml" xmlns:w15="http://schemas.microsoft.com/office/word/2012/wordml" xmlns:wpg="http://schemas.microsoft.com/office/word/2010/wordprocessingGroup" xmlns:wpi="http://schemas.microsoft.com/office/word/2010/wordprocessingInk" xmlns:wne="http://schemas.microsoft.com/office/word/2006/wordml" xmlns:wps="http://schemas.microsoft.com/office/word/2010/wordprocessingShape" mc:Ignorable="w14 w15 wp14">
   <w:abstractNum w:abstractNumId="0">
-    <w:nsid w:val="08DC0379"/>
     <w:lvl w:ilvl="0">
       <w:isLgl w:val="false"/>
       <w:lvlJc w:val="left"/>
@@ -6053,7 +5659,6 @@
     </w:lvl>
   </w:abstractNum>
   <w:abstractNum w:abstractNumId="1">
-    <w:nsid w:val="0B131226"/>
     <w:lvl w:ilvl="0">
       <w:isLgl w:val="false"/>
       <w:lvlJc w:val="left"/>
@@ -6200,7 +5805,6 @@
     </w:lvl>
   </w:abstractNum>
   <w:abstractNum w:abstractNumId="2">
-    <w:nsid w:val="0EC979E1"/>
     <w:lvl w:ilvl="0">
       <w:isLgl w:val="false"/>
       <w:lvlJc w:val="left"/>
@@ -6347,7 +5951,6 @@
     </w:lvl>
   </w:abstractNum>
   <w:abstractNum w:abstractNumId="3">
-    <w:nsid w:val="0FC2334A"/>
     <w:lvl w:ilvl="0">
       <w:isLgl w:val="false"/>
       <w:lvlJc w:val="left"/>
@@ -6512,7 +6115,6 @@
     </w:lvl>
   </w:abstractNum>
   <w:abstractNum w:abstractNumId="4">
-    <w:nsid w:val="1E3D43A7"/>
     <w:lvl w:ilvl="0">
       <w:isLgl w:val="false"/>
       <w:lvlJc w:val="left"/>
@@ -6677,7 +6279,6 @@
     </w:lvl>
   </w:abstractNum>
   <w:abstractNum w:abstractNumId="5">
-    <w:nsid w:val="202A18DA"/>
     <w:lvl w:ilvl="0">
       <w:isLgl w:val="false"/>
       <w:lvlJc w:val="left"/>
@@ -6806,7 +6407,6 @@
     </w:lvl>
   </w:abstractNum>
   <w:abstractNum w:abstractNumId="6">
-    <w:nsid w:val="242A1012"/>
     <w:lvl w:ilvl="0">
       <w:isLgl w:val="false"/>
       <w:lvlJc w:val="left"/>
@@ -6971,7 +6571,6 @@
     </w:lvl>
   </w:abstractNum>
   <w:abstractNum w:abstractNumId="7">
-    <w:nsid w:val="25A023E1"/>
     <w:lvl w:ilvl="0">
       <w:isLgl w:val="false"/>
       <w:lvlJc w:val="left"/>
@@ -7118,7 +6717,6 @@
     </w:lvl>
   </w:abstractNum>
   <w:abstractNum w:abstractNumId="8">
-    <w:nsid w:val="2A2508DE"/>
     <w:lvl w:ilvl="0">
       <w:isLgl w:val="false"/>
       <w:lvlJc w:val="left"/>
@@ -7265,7 +6863,6 @@
     </w:lvl>
   </w:abstractNum>
   <w:abstractNum w:abstractNumId="9">
-    <w:nsid w:val="2B482019"/>
     <w:lvl w:ilvl="0">
       <w:isLgl w:val="false"/>
       <w:lvlJc w:val="left"/>
@@ -7412,7 +7009,6 @@
     </w:lvl>
   </w:abstractNum>
   <w:abstractNum w:abstractNumId="10">
-    <w:nsid w:val="31A23FAD"/>
     <w:lvl w:ilvl="0">
       <w:isLgl w:val="false"/>
       <w:lvlJc w:val="left"/>
@@ -7577,7 +7173,6 @@
     </w:lvl>
   </w:abstractNum>
   <w:abstractNum w:abstractNumId="11">
-    <w:nsid w:val="33947D37"/>
     <w:lvl w:ilvl="0">
       <w:isLgl w:val="false"/>
       <w:lvlJc w:val="left"/>
@@ -7724,7 +7319,6 @@
     </w:lvl>
   </w:abstractNum>
   <w:abstractNum w:abstractNumId="12">
-    <w:nsid w:val="4D4B757E"/>
     <w:lvl w:ilvl="0">
       <w:isLgl w:val="false"/>
       <w:lvlJc w:val="left"/>
@@ -7871,7 +7465,6 @@
     </w:lvl>
   </w:abstractNum>
   <w:abstractNum w:abstractNumId="13">
-    <w:nsid w:val="5D5C641D"/>
     <w:lvl w:ilvl="0">
       <w:isLgl w:val="false"/>
       <w:lvlJc w:val="left"/>
@@ -8036,7 +7629,6 @@
     </w:lvl>
   </w:abstractNum>
   <w:abstractNum w:abstractNumId="14">
-    <w:nsid w:val="5DB07502"/>
     <w:lvl w:ilvl="0">
       <w:isLgl w:val="false"/>
       <w:lvlJc w:val="left"/>
@@ -8201,7 +7793,6 @@
     </w:lvl>
   </w:abstractNum>
   <w:abstractNum w:abstractNumId="15">
-    <w:nsid w:val="5E2A49D4"/>
     <w:lvl w:ilvl="0">
       <w:isLgl w:val="false"/>
       <w:lvlJc w:val="left"/>
@@ -8348,7 +7939,6 @@
     </w:lvl>
   </w:abstractNum>
   <w:abstractNum w:abstractNumId="16">
-    <w:nsid w:val="5E923FA8"/>
     <w:lvl w:ilvl="0">
       <w:isLgl w:val="false"/>
       <w:lvlJc w:val="left"/>
@@ -8495,7 +8085,6 @@
     </w:lvl>
   </w:abstractNum>
   <w:abstractNum w:abstractNumId="17">
-    <w:nsid w:val="68625681"/>
     <w:lvl w:ilvl="0">
       <w:isLgl w:val="false"/>
       <w:lvlJc w:val="left"/>
@@ -8642,7 +8231,6 @@
     </w:lvl>
   </w:abstractNum>
   <w:abstractNum w:abstractNumId="18">
-    <w:nsid w:val="6A546EBB"/>
     <w:lvl w:ilvl="0">
       <w:isLgl w:val="false"/>
       <w:lvlJc w:val="left"/>
@@ -8789,7 +8377,6 @@
     </w:lvl>
   </w:abstractNum>
   <w:abstractNum w:abstractNumId="19">
-    <w:nsid w:val="6DE83D58"/>
     <w:lvl w:ilvl="0">
       <w:isLgl w:val="false"/>
       <w:lvlJc w:val="left"/>
@@ -8936,7 +8523,6 @@
     </w:lvl>
   </w:abstractNum>
   <w:abstractNum w:abstractNumId="20">
-    <w:nsid w:val="6F0C694D"/>
     <w:lvl w:ilvl="0">
       <w:isLgl w:val="false"/>
       <w:lvlJc w:val="left"/>
@@ -9101,7 +8687,6 @@
     </w:lvl>
   </w:abstractNum>
   <w:abstractNum w:abstractNumId="21">
-    <w:nsid w:val="77FC5C2C"/>
     <w:lvl w:ilvl="0">
       <w:isLgl w:val="false"/>
       <w:lvlJc w:val="left"/>
@@ -9266,7 +8851,6 @@
     </w:lvl>
   </w:abstractNum>
   <w:abstractNum w:abstractNumId="22">
-    <w:nsid w:val="79685A34"/>
     <w:lvl w:ilvl="0">
       <w:isLgl w:val="false"/>
       <w:lvlJc w:val="left"/>
@@ -9431,7 +9015,6 @@
     </w:lvl>
   </w:abstractNum>
   <w:abstractNum w:abstractNumId="23">
-    <w:nsid w:val="7A735863"/>
     <w:lvl w:ilvl="0">
       <w:isLgl w:val="false"/>
       <w:lvlJc w:val="left"/>
@@ -9596,7 +9179,6 @@
     </w:lvl>
   </w:abstractNum>
   <w:abstractNum w:abstractNumId="24">
-    <w:nsid w:val="535596FA"/>
     <w:lvl w:ilvl="0">
       <w:isLgl w:val="false"/>
       <w:lvlJc w:val="left"/>
@@ -9725,7 +9307,6 @@
     </w:lvl>
   </w:abstractNum>
   <w:abstractNum w:abstractNumId="25">
-    <w:nsid w:val="5FE166FD"/>
     <w:lvl w:ilvl="0">
       <w:isLgl w:val="false"/>
       <w:lvlJc w:val="left"/>
@@ -9872,7 +9453,6 @@
     </w:lvl>
   </w:abstractNum>
   <w:abstractNum w:abstractNumId="26">
-    <w:nsid w:val="01B97AE6"/>
     <w:lvl w:ilvl="0">
       <w:isLgl w:val="false"/>
       <w:lvlJc w:val="left"/>
@@ -10003,7 +9583,6 @@
     </w:lvl>
   </w:abstractNum>
   <w:abstractNum w:abstractNumId="27">
-    <w:nsid w:val="241DDBFD"/>
     <w:lvl w:ilvl="0">
       <w:isLgl w:val="false"/>
       <w:lvlJc w:val="left"/>
@@ -10132,7 +9711,6 @@
     </w:lvl>
   </w:abstractNum>
   <w:abstractNum w:abstractNumId="28">
-    <w:nsid w:val="01B97AE6"/>
     <w:lvl w:ilvl="0">
       <w:isLgl w:val="false"/>
       <w:lvlJc w:val="left"/>
@@ -10263,7 +9841,6 @@
     </w:lvl>
   </w:abstractNum>
   <w:abstractNum w:abstractNumId="29">
-    <w:nsid w:val="01B97AE6"/>
     <w:lvl w:ilvl="0">
       <w:isLgl w:val="false"/>
       <w:lvlJc w:val="left"/>
@@ -10389,6 +9966,826 @@
         <w:ind w:hanging="180" w:left="6469"/>
       </w:pPr>
       <w:rPr/>
+      <w:start w:val="1"/>
+      <w:suff w:val="tab"/>
+    </w:lvl>
+  </w:abstractNum>
+  <w:abstractNum w:abstractNumId="30">
+    <w:lvl w:ilvl="0">
+      <w:isLgl w:val="false"/>
+      <w:lvlJc w:val="left"/>
+      <w:lvlText w:val="·"/>
+      <w:numFmt w:val="bullet"/>
+      <w:pPr>
+        <w:pBdr/>
+        <w:spacing/>
+        <w:ind w:hanging="360" w:left="709"/>
+      </w:pPr>
+      <w:rPr>
+        <w:rFonts w:hint="default" w:ascii="Symbol" w:hAnsi="Symbol" w:eastAsia="Symbol" w:cs="Symbol"/>
+        <w:color w:val="000000"/>
+        <w:sz w:val="24"/>
+      </w:rPr>
+      <w:start w:val="1"/>
+      <w:suff w:val="tab"/>
+    </w:lvl>
+    <w:lvl w:ilvl="1">
+      <w:isLgl w:val="false"/>
+      <w:lvlJc w:val="left"/>
+      <w:lvlText w:val="·"/>
+      <w:numFmt w:val="bullet"/>
+      <w:pPr>
+        <w:pBdr/>
+        <w:spacing/>
+        <w:ind w:hanging="360" w:left="1429"/>
+      </w:pPr>
+      <w:rPr>
+        <w:rFonts w:hint="default" w:ascii="Symbol" w:hAnsi="Symbol" w:eastAsia="Symbol" w:cs="Symbol"/>
+        <w:color w:val="000000"/>
+        <w:sz w:val="24"/>
+      </w:rPr>
+      <w:start w:val="1"/>
+      <w:suff w:val="tab"/>
+    </w:lvl>
+    <w:lvl w:ilvl="2">
+      <w:isLgl w:val="false"/>
+      <w:lvlJc w:val="left"/>
+      <w:lvlText w:val="·"/>
+      <w:numFmt w:val="bullet"/>
+      <w:pPr>
+        <w:pBdr/>
+        <w:spacing/>
+        <w:ind w:hanging="360" w:left="2149"/>
+      </w:pPr>
+      <w:rPr>
+        <w:rFonts w:hint="default" w:ascii="Symbol" w:hAnsi="Symbol" w:eastAsia="Symbol" w:cs="Symbol"/>
+        <w:color w:val="000000"/>
+        <w:sz w:val="24"/>
+      </w:rPr>
+      <w:start w:val="1"/>
+      <w:suff w:val="tab"/>
+    </w:lvl>
+    <w:lvl w:ilvl="3">
+      <w:isLgl w:val="false"/>
+      <w:lvlJc w:val="left"/>
+      <w:lvlText w:val="·"/>
+      <w:numFmt w:val="bullet"/>
+      <w:pPr>
+        <w:pBdr/>
+        <w:spacing/>
+        <w:ind w:hanging="360" w:left="2869"/>
+      </w:pPr>
+      <w:rPr>
+        <w:rFonts w:hint="default" w:ascii="Symbol" w:hAnsi="Symbol" w:eastAsia="Symbol" w:cs="Symbol"/>
+        <w:color w:val="000000"/>
+        <w:sz w:val="24"/>
+      </w:rPr>
+      <w:start w:val="1"/>
+      <w:suff w:val="tab"/>
+    </w:lvl>
+    <w:lvl w:ilvl="4">
+      <w:isLgl w:val="false"/>
+      <w:lvlJc w:val="left"/>
+      <w:lvlText w:val="·"/>
+      <w:numFmt w:val="bullet"/>
+      <w:pPr>
+        <w:pBdr/>
+        <w:spacing/>
+        <w:ind w:hanging="360" w:left="3589"/>
+      </w:pPr>
+      <w:rPr>
+        <w:rFonts w:hint="default" w:ascii="Symbol" w:hAnsi="Symbol" w:eastAsia="Symbol" w:cs="Symbol"/>
+        <w:color w:val="000000"/>
+        <w:sz w:val="24"/>
+      </w:rPr>
+      <w:start w:val="1"/>
+      <w:suff w:val="tab"/>
+    </w:lvl>
+    <w:lvl w:ilvl="5">
+      <w:isLgl w:val="false"/>
+      <w:lvlJc w:val="left"/>
+      <w:lvlText w:val="·"/>
+      <w:numFmt w:val="bullet"/>
+      <w:pPr>
+        <w:pBdr/>
+        <w:spacing/>
+        <w:ind w:hanging="360" w:left="4309"/>
+      </w:pPr>
+      <w:rPr>
+        <w:rFonts w:hint="default" w:ascii="Symbol" w:hAnsi="Symbol" w:eastAsia="Symbol" w:cs="Symbol"/>
+        <w:color w:val="000000"/>
+        <w:sz w:val="24"/>
+      </w:rPr>
+      <w:start w:val="1"/>
+      <w:suff w:val="tab"/>
+    </w:lvl>
+    <w:lvl w:ilvl="6">
+      <w:isLgl w:val="false"/>
+      <w:lvlJc w:val="left"/>
+      <w:lvlText w:val="·"/>
+      <w:numFmt w:val="bullet"/>
+      <w:pPr>
+        <w:pBdr/>
+        <w:spacing/>
+        <w:ind w:hanging="360" w:left="5029"/>
+      </w:pPr>
+      <w:rPr>
+        <w:rFonts w:hint="default" w:ascii="Symbol" w:hAnsi="Symbol" w:eastAsia="Symbol" w:cs="Symbol"/>
+        <w:color w:val="000000"/>
+        <w:sz w:val="24"/>
+      </w:rPr>
+      <w:start w:val="1"/>
+      <w:suff w:val="tab"/>
+    </w:lvl>
+    <w:lvl w:ilvl="7">
+      <w:isLgl w:val="false"/>
+      <w:lvlJc w:val="left"/>
+      <w:lvlText w:val="·"/>
+      <w:numFmt w:val="bullet"/>
+      <w:pPr>
+        <w:pBdr/>
+        <w:spacing/>
+        <w:ind w:hanging="360" w:left="5749"/>
+      </w:pPr>
+      <w:rPr>
+        <w:rFonts w:hint="default" w:ascii="Symbol" w:hAnsi="Symbol" w:eastAsia="Symbol" w:cs="Symbol"/>
+        <w:color w:val="000000"/>
+        <w:sz w:val="24"/>
+      </w:rPr>
+      <w:start w:val="1"/>
+      <w:suff w:val="tab"/>
+    </w:lvl>
+    <w:lvl w:ilvl="8">
+      <w:isLgl w:val="false"/>
+      <w:lvlJc w:val="left"/>
+      <w:lvlText w:val="·"/>
+      <w:numFmt w:val="bullet"/>
+      <w:pPr>
+        <w:pBdr/>
+        <w:spacing/>
+        <w:ind w:hanging="360" w:left="6469"/>
+      </w:pPr>
+      <w:rPr>
+        <w:rFonts w:hint="default" w:ascii="Symbol" w:hAnsi="Symbol" w:eastAsia="Symbol" w:cs="Symbol"/>
+        <w:color w:val="000000"/>
+        <w:sz w:val="24"/>
+      </w:rPr>
+      <w:start w:val="1"/>
+      <w:suff w:val="tab"/>
+    </w:lvl>
+  </w:abstractNum>
+  <w:abstractNum w:abstractNumId="31">
+    <w:lvl w:ilvl="0">
+      <w:isLgl w:val="false"/>
+      <w:lvlJc w:val="left"/>
+      <w:lvlText w:val="·"/>
+      <w:numFmt w:val="bullet"/>
+      <w:pPr>
+        <w:pBdr/>
+        <w:spacing/>
+        <w:ind w:hanging="360" w:left="709"/>
+      </w:pPr>
+      <w:rPr>
+        <w:rFonts w:hint="default" w:ascii="Symbol" w:hAnsi="Symbol" w:eastAsia="Symbol" w:cs="Symbol"/>
+        <w:color w:val="000000"/>
+        <w:sz w:val="24"/>
+      </w:rPr>
+      <w:start w:val="1"/>
+      <w:suff w:val="tab"/>
+    </w:lvl>
+    <w:lvl w:ilvl="1">
+      <w:isLgl w:val="false"/>
+      <w:lvlJc w:val="left"/>
+      <w:lvlText w:val="·"/>
+      <w:numFmt w:val="bullet"/>
+      <w:pPr>
+        <w:pBdr/>
+        <w:spacing/>
+        <w:ind w:hanging="360" w:left="1429"/>
+      </w:pPr>
+      <w:rPr>
+        <w:rFonts w:hint="default" w:ascii="Symbol" w:hAnsi="Symbol" w:eastAsia="Symbol" w:cs="Symbol"/>
+        <w:color w:val="000000"/>
+        <w:sz w:val="24"/>
+      </w:rPr>
+      <w:start w:val="1"/>
+      <w:suff w:val="tab"/>
+    </w:lvl>
+    <w:lvl w:ilvl="2">
+      <w:isLgl w:val="false"/>
+      <w:lvlJc w:val="left"/>
+      <w:lvlText w:val="·"/>
+      <w:numFmt w:val="bullet"/>
+      <w:pPr>
+        <w:pBdr/>
+        <w:spacing/>
+        <w:ind w:hanging="360" w:left="2149"/>
+      </w:pPr>
+      <w:rPr>
+        <w:rFonts w:hint="default" w:ascii="Symbol" w:hAnsi="Symbol" w:eastAsia="Symbol" w:cs="Symbol"/>
+        <w:color w:val="000000"/>
+        <w:sz w:val="24"/>
+      </w:rPr>
+      <w:start w:val="1"/>
+      <w:suff w:val="tab"/>
+    </w:lvl>
+    <w:lvl w:ilvl="3">
+      <w:isLgl w:val="false"/>
+      <w:lvlJc w:val="left"/>
+      <w:lvlText w:val="·"/>
+      <w:numFmt w:val="bullet"/>
+      <w:pPr>
+        <w:pBdr/>
+        <w:spacing/>
+        <w:ind w:hanging="360" w:left="2869"/>
+      </w:pPr>
+      <w:rPr>
+        <w:rFonts w:hint="default" w:ascii="Symbol" w:hAnsi="Symbol" w:eastAsia="Symbol" w:cs="Symbol"/>
+        <w:color w:val="000000"/>
+        <w:sz w:val="24"/>
+      </w:rPr>
+      <w:start w:val="1"/>
+      <w:suff w:val="tab"/>
+    </w:lvl>
+    <w:lvl w:ilvl="4">
+      <w:isLgl w:val="false"/>
+      <w:lvlJc w:val="left"/>
+      <w:lvlText w:val="·"/>
+      <w:numFmt w:val="bullet"/>
+      <w:pPr>
+        <w:pBdr/>
+        <w:spacing/>
+        <w:ind w:hanging="360" w:left="3589"/>
+      </w:pPr>
+      <w:rPr>
+        <w:rFonts w:hint="default" w:ascii="Symbol" w:hAnsi="Symbol" w:eastAsia="Symbol" w:cs="Symbol"/>
+        <w:color w:val="000000"/>
+        <w:sz w:val="24"/>
+      </w:rPr>
+      <w:start w:val="1"/>
+      <w:suff w:val="tab"/>
+    </w:lvl>
+    <w:lvl w:ilvl="5">
+      <w:isLgl w:val="false"/>
+      <w:lvlJc w:val="left"/>
+      <w:lvlText w:val="·"/>
+      <w:numFmt w:val="bullet"/>
+      <w:pPr>
+        <w:pBdr/>
+        <w:spacing/>
+        <w:ind w:hanging="360" w:left="4309"/>
+      </w:pPr>
+      <w:rPr>
+        <w:rFonts w:hint="default" w:ascii="Symbol" w:hAnsi="Symbol" w:eastAsia="Symbol" w:cs="Symbol"/>
+        <w:color w:val="000000"/>
+        <w:sz w:val="24"/>
+      </w:rPr>
+      <w:start w:val="1"/>
+      <w:suff w:val="tab"/>
+    </w:lvl>
+    <w:lvl w:ilvl="6">
+      <w:isLgl w:val="false"/>
+      <w:lvlJc w:val="left"/>
+      <w:lvlText w:val="·"/>
+      <w:numFmt w:val="bullet"/>
+      <w:pPr>
+        <w:pBdr/>
+        <w:spacing/>
+        <w:ind w:hanging="360" w:left="5029"/>
+      </w:pPr>
+      <w:rPr>
+        <w:rFonts w:hint="default" w:ascii="Symbol" w:hAnsi="Symbol" w:eastAsia="Symbol" w:cs="Symbol"/>
+        <w:color w:val="000000"/>
+        <w:sz w:val="24"/>
+      </w:rPr>
+      <w:start w:val="1"/>
+      <w:suff w:val="tab"/>
+    </w:lvl>
+    <w:lvl w:ilvl="7">
+      <w:isLgl w:val="false"/>
+      <w:lvlJc w:val="left"/>
+      <w:lvlText w:val="·"/>
+      <w:numFmt w:val="bullet"/>
+      <w:pPr>
+        <w:pBdr/>
+        <w:spacing/>
+        <w:ind w:hanging="360" w:left="5749"/>
+      </w:pPr>
+      <w:rPr>
+        <w:rFonts w:hint="default" w:ascii="Symbol" w:hAnsi="Symbol" w:eastAsia="Symbol" w:cs="Symbol"/>
+        <w:color w:val="000000"/>
+        <w:sz w:val="24"/>
+      </w:rPr>
+      <w:start w:val="1"/>
+      <w:suff w:val="tab"/>
+    </w:lvl>
+    <w:lvl w:ilvl="8">
+      <w:isLgl w:val="false"/>
+      <w:lvlJc w:val="left"/>
+      <w:lvlText w:val="·"/>
+      <w:numFmt w:val="bullet"/>
+      <w:pPr>
+        <w:pBdr/>
+        <w:spacing/>
+        <w:ind w:hanging="360" w:left="6469"/>
+      </w:pPr>
+      <w:rPr>
+        <w:rFonts w:hint="default" w:ascii="Symbol" w:hAnsi="Symbol" w:eastAsia="Symbol" w:cs="Symbol"/>
+        <w:color w:val="000000"/>
+        <w:sz w:val="24"/>
+      </w:rPr>
+      <w:start w:val="1"/>
+      <w:suff w:val="tab"/>
+    </w:lvl>
+  </w:abstractNum>
+  <w:abstractNum w:abstractNumId="32">
+    <w:lvl w:ilvl="0">
+      <w:isLgl w:val="false"/>
+      <w:lvlJc w:val="left"/>
+      <w:lvlText w:val="·"/>
+      <w:numFmt w:val="bullet"/>
+      <w:pPr>
+        <w:pBdr/>
+        <w:spacing/>
+        <w:ind w:hanging="360" w:left="709"/>
+      </w:pPr>
+      <w:rPr>
+        <w:rFonts w:hint="default" w:ascii="Symbol" w:hAnsi="Symbol" w:eastAsia="Symbol" w:cs="Symbol"/>
+        <w:color w:val="000000"/>
+        <w:sz w:val="24"/>
+      </w:rPr>
+      <w:start w:val="1"/>
+      <w:suff w:val="tab"/>
+    </w:lvl>
+    <w:lvl w:ilvl="1">
+      <w:isLgl w:val="false"/>
+      <w:lvlJc w:val="left"/>
+      <w:lvlText w:val="·"/>
+      <w:numFmt w:val="bullet"/>
+      <w:pPr>
+        <w:pBdr/>
+        <w:spacing/>
+        <w:ind w:hanging="360" w:left="1429"/>
+      </w:pPr>
+      <w:rPr>
+        <w:rFonts w:hint="default" w:ascii="Symbol" w:hAnsi="Symbol" w:eastAsia="Symbol" w:cs="Symbol"/>
+        <w:color w:val="000000"/>
+        <w:sz w:val="24"/>
+      </w:rPr>
+      <w:start w:val="1"/>
+      <w:suff w:val="tab"/>
+    </w:lvl>
+    <w:lvl w:ilvl="2">
+      <w:isLgl w:val="false"/>
+      <w:lvlJc w:val="left"/>
+      <w:lvlText w:val="·"/>
+      <w:numFmt w:val="bullet"/>
+      <w:pPr>
+        <w:pBdr/>
+        <w:spacing/>
+        <w:ind w:hanging="360" w:left="2149"/>
+      </w:pPr>
+      <w:rPr>
+        <w:rFonts w:hint="default" w:ascii="Symbol" w:hAnsi="Symbol" w:eastAsia="Symbol" w:cs="Symbol"/>
+        <w:color w:val="000000"/>
+        <w:sz w:val="24"/>
+      </w:rPr>
+      <w:start w:val="1"/>
+      <w:suff w:val="tab"/>
+    </w:lvl>
+    <w:lvl w:ilvl="3">
+      <w:isLgl w:val="false"/>
+      <w:lvlJc w:val="left"/>
+      <w:lvlText w:val="·"/>
+      <w:numFmt w:val="bullet"/>
+      <w:pPr>
+        <w:pBdr/>
+        <w:spacing/>
+        <w:ind w:hanging="360" w:left="2869"/>
+      </w:pPr>
+      <w:rPr>
+        <w:rFonts w:hint="default" w:ascii="Symbol" w:hAnsi="Symbol" w:eastAsia="Symbol" w:cs="Symbol"/>
+        <w:color w:val="000000"/>
+        <w:sz w:val="24"/>
+      </w:rPr>
+      <w:start w:val="1"/>
+      <w:suff w:val="tab"/>
+    </w:lvl>
+    <w:lvl w:ilvl="4">
+      <w:isLgl w:val="false"/>
+      <w:lvlJc w:val="left"/>
+      <w:lvlText w:val="·"/>
+      <w:numFmt w:val="bullet"/>
+      <w:pPr>
+        <w:pBdr/>
+        <w:spacing/>
+        <w:ind w:hanging="360" w:left="3589"/>
+      </w:pPr>
+      <w:rPr>
+        <w:rFonts w:hint="default" w:ascii="Symbol" w:hAnsi="Symbol" w:eastAsia="Symbol" w:cs="Symbol"/>
+        <w:color w:val="000000"/>
+        <w:sz w:val="24"/>
+      </w:rPr>
+      <w:start w:val="1"/>
+      <w:suff w:val="tab"/>
+    </w:lvl>
+    <w:lvl w:ilvl="5">
+      <w:isLgl w:val="false"/>
+      <w:lvlJc w:val="left"/>
+      <w:lvlText w:val="·"/>
+      <w:numFmt w:val="bullet"/>
+      <w:pPr>
+        <w:pBdr/>
+        <w:spacing/>
+        <w:ind w:hanging="360" w:left="4309"/>
+      </w:pPr>
+      <w:rPr>
+        <w:rFonts w:hint="default" w:ascii="Symbol" w:hAnsi="Symbol" w:eastAsia="Symbol" w:cs="Symbol"/>
+        <w:color w:val="000000"/>
+        <w:sz w:val="24"/>
+      </w:rPr>
+      <w:start w:val="1"/>
+      <w:suff w:val="tab"/>
+    </w:lvl>
+    <w:lvl w:ilvl="6">
+      <w:isLgl w:val="false"/>
+      <w:lvlJc w:val="left"/>
+      <w:lvlText w:val="·"/>
+      <w:numFmt w:val="bullet"/>
+      <w:pPr>
+        <w:pBdr/>
+        <w:spacing/>
+        <w:ind w:hanging="360" w:left="5029"/>
+      </w:pPr>
+      <w:rPr>
+        <w:rFonts w:hint="default" w:ascii="Symbol" w:hAnsi="Symbol" w:eastAsia="Symbol" w:cs="Symbol"/>
+        <w:color w:val="000000"/>
+        <w:sz w:val="24"/>
+      </w:rPr>
+      <w:start w:val="1"/>
+      <w:suff w:val="tab"/>
+    </w:lvl>
+    <w:lvl w:ilvl="7">
+      <w:isLgl w:val="false"/>
+      <w:lvlJc w:val="left"/>
+      <w:lvlText w:val="·"/>
+      <w:numFmt w:val="bullet"/>
+      <w:pPr>
+        <w:pBdr/>
+        <w:spacing/>
+        <w:ind w:hanging="360" w:left="5749"/>
+      </w:pPr>
+      <w:rPr>
+        <w:rFonts w:hint="default" w:ascii="Symbol" w:hAnsi="Symbol" w:eastAsia="Symbol" w:cs="Symbol"/>
+        <w:color w:val="000000"/>
+        <w:sz w:val="24"/>
+      </w:rPr>
+      <w:start w:val="1"/>
+      <w:suff w:val="tab"/>
+    </w:lvl>
+    <w:lvl w:ilvl="8">
+      <w:isLgl w:val="false"/>
+      <w:lvlJc w:val="left"/>
+      <w:lvlText w:val="·"/>
+      <w:numFmt w:val="bullet"/>
+      <w:pPr>
+        <w:pBdr/>
+        <w:spacing/>
+        <w:ind w:hanging="360" w:left="6469"/>
+      </w:pPr>
+      <w:rPr>
+        <w:rFonts w:hint="default" w:ascii="Symbol" w:hAnsi="Symbol" w:eastAsia="Symbol" w:cs="Symbol"/>
+        <w:color w:val="000000"/>
+        <w:sz w:val="24"/>
+      </w:rPr>
+      <w:start w:val="1"/>
+      <w:suff w:val="tab"/>
+    </w:lvl>
+  </w:abstractNum>
+  <w:abstractNum w:abstractNumId="33">
+    <w:lvl w:ilvl="0">
+      <w:isLgl w:val="false"/>
+      <w:lvlJc w:val="left"/>
+      <w:lvlText w:val="·"/>
+      <w:numFmt w:val="bullet"/>
+      <w:pPr>
+        <w:pBdr/>
+        <w:spacing/>
+        <w:ind w:hanging="360" w:left="709"/>
+      </w:pPr>
+      <w:rPr>
+        <w:rFonts w:hint="default" w:ascii="Symbol" w:hAnsi="Symbol" w:eastAsia="Symbol" w:cs="Symbol"/>
+        <w:color w:val="000000"/>
+        <w:sz w:val="24"/>
+      </w:rPr>
+      <w:start w:val="1"/>
+      <w:suff w:val="tab"/>
+    </w:lvl>
+    <w:lvl w:ilvl="1">
+      <w:isLgl w:val="false"/>
+      <w:lvlJc w:val="left"/>
+      <w:lvlText w:val="·"/>
+      <w:numFmt w:val="bullet"/>
+      <w:pPr>
+        <w:pBdr/>
+        <w:spacing/>
+        <w:ind w:hanging="360" w:left="1429"/>
+      </w:pPr>
+      <w:rPr>
+        <w:rFonts w:hint="default" w:ascii="Symbol" w:hAnsi="Symbol" w:eastAsia="Symbol" w:cs="Symbol"/>
+        <w:color w:val="000000"/>
+        <w:sz w:val="24"/>
+      </w:rPr>
+      <w:start w:val="1"/>
+      <w:suff w:val="tab"/>
+    </w:lvl>
+    <w:lvl w:ilvl="2">
+      <w:isLgl w:val="false"/>
+      <w:lvlJc w:val="left"/>
+      <w:lvlText w:val="·"/>
+      <w:numFmt w:val="bullet"/>
+      <w:pPr>
+        <w:pBdr/>
+        <w:spacing/>
+        <w:ind w:hanging="360" w:left="2149"/>
+      </w:pPr>
+      <w:rPr>
+        <w:rFonts w:hint="default" w:ascii="Symbol" w:hAnsi="Symbol" w:eastAsia="Symbol" w:cs="Symbol"/>
+        <w:color w:val="000000"/>
+        <w:sz w:val="24"/>
+      </w:rPr>
+      <w:start w:val="1"/>
+      <w:suff w:val="tab"/>
+    </w:lvl>
+    <w:lvl w:ilvl="3">
+      <w:isLgl w:val="false"/>
+      <w:lvlJc w:val="left"/>
+      <w:lvlText w:val="·"/>
+      <w:numFmt w:val="bullet"/>
+      <w:pPr>
+        <w:pBdr/>
+        <w:spacing/>
+        <w:ind w:hanging="360" w:left="2869"/>
+      </w:pPr>
+      <w:rPr>
+        <w:rFonts w:hint="default" w:ascii="Symbol" w:hAnsi="Symbol" w:eastAsia="Symbol" w:cs="Symbol"/>
+        <w:color w:val="000000"/>
+        <w:sz w:val="24"/>
+      </w:rPr>
+      <w:start w:val="1"/>
+      <w:suff w:val="tab"/>
+    </w:lvl>
+    <w:lvl w:ilvl="4">
+      <w:isLgl w:val="false"/>
+      <w:lvlJc w:val="left"/>
+      <w:lvlText w:val="·"/>
+      <w:numFmt w:val="bullet"/>
+      <w:pPr>
+        <w:pBdr/>
+        <w:spacing/>
+        <w:ind w:hanging="360" w:left="3589"/>
+      </w:pPr>
+      <w:rPr>
+        <w:rFonts w:hint="default" w:ascii="Symbol" w:hAnsi="Symbol" w:eastAsia="Symbol" w:cs="Symbol"/>
+        <w:color w:val="000000"/>
+        <w:sz w:val="24"/>
+      </w:rPr>
+      <w:start w:val="1"/>
+      <w:suff w:val="tab"/>
+    </w:lvl>
+    <w:lvl w:ilvl="5">
+      <w:isLgl w:val="false"/>
+      <w:lvlJc w:val="left"/>
+      <w:lvlText w:val="·"/>
+      <w:numFmt w:val="bullet"/>
+      <w:pPr>
+        <w:pBdr/>
+        <w:spacing/>
+        <w:ind w:hanging="360" w:left="4309"/>
+      </w:pPr>
+      <w:rPr>
+        <w:rFonts w:hint="default" w:ascii="Symbol" w:hAnsi="Symbol" w:eastAsia="Symbol" w:cs="Symbol"/>
+        <w:color w:val="000000"/>
+        <w:sz w:val="24"/>
+      </w:rPr>
+      <w:start w:val="1"/>
+      <w:suff w:val="tab"/>
+    </w:lvl>
+    <w:lvl w:ilvl="6">
+      <w:isLgl w:val="false"/>
+      <w:lvlJc w:val="left"/>
+      <w:lvlText w:val="·"/>
+      <w:numFmt w:val="bullet"/>
+      <w:pPr>
+        <w:pBdr/>
+        <w:spacing/>
+        <w:ind w:hanging="360" w:left="5029"/>
+      </w:pPr>
+      <w:rPr>
+        <w:rFonts w:hint="default" w:ascii="Symbol" w:hAnsi="Symbol" w:eastAsia="Symbol" w:cs="Symbol"/>
+        <w:color w:val="000000"/>
+        <w:sz w:val="24"/>
+      </w:rPr>
+      <w:start w:val="1"/>
+      <w:suff w:val="tab"/>
+    </w:lvl>
+    <w:lvl w:ilvl="7">
+      <w:isLgl w:val="false"/>
+      <w:lvlJc w:val="left"/>
+      <w:lvlText w:val="·"/>
+      <w:numFmt w:val="bullet"/>
+      <w:pPr>
+        <w:pBdr/>
+        <w:spacing/>
+        <w:ind w:hanging="360" w:left="5749"/>
+      </w:pPr>
+      <w:rPr>
+        <w:rFonts w:hint="default" w:ascii="Symbol" w:hAnsi="Symbol" w:eastAsia="Symbol" w:cs="Symbol"/>
+        <w:color w:val="000000"/>
+        <w:sz w:val="24"/>
+      </w:rPr>
+      <w:start w:val="1"/>
+      <w:suff w:val="tab"/>
+    </w:lvl>
+    <w:lvl w:ilvl="8">
+      <w:isLgl w:val="false"/>
+      <w:lvlJc w:val="left"/>
+      <w:lvlText w:val="·"/>
+      <w:numFmt w:val="bullet"/>
+      <w:pPr>
+        <w:pBdr/>
+        <w:spacing/>
+        <w:ind w:hanging="360" w:left="6469"/>
+      </w:pPr>
+      <w:rPr>
+        <w:rFonts w:hint="default" w:ascii="Symbol" w:hAnsi="Symbol" w:eastAsia="Symbol" w:cs="Symbol"/>
+        <w:color w:val="000000"/>
+        <w:sz w:val="24"/>
+      </w:rPr>
+      <w:start w:val="1"/>
+      <w:suff w:val="tab"/>
+    </w:lvl>
+  </w:abstractNum>
+  <w:abstractNum w:abstractNumId="34">
+    <w:lvl w:ilvl="0">
+      <w:isLgl w:val="false"/>
+      <w:lvlJc w:val="left"/>
+      <w:lvlText w:val="·"/>
+      <w:numFmt w:val="bullet"/>
+      <w:pPr>
+        <w:pBdr/>
+        <w:spacing/>
+        <w:ind w:hanging="360" w:left="709"/>
+      </w:pPr>
+      <w:rPr>
+        <w:rFonts w:hint="default" w:ascii="Symbol" w:hAnsi="Symbol" w:eastAsia="Symbol" w:cs="Symbol"/>
+        <w:color w:val="000000"/>
+        <w:sz w:val="24"/>
+      </w:rPr>
+      <w:start w:val="1"/>
+      <w:suff w:val="tab"/>
+    </w:lvl>
+    <w:lvl w:ilvl="1">
+      <w:isLgl w:val="false"/>
+      <w:lvlJc w:val="left"/>
+      <w:lvlText w:val="·"/>
+      <w:numFmt w:val="bullet"/>
+      <w:pPr>
+        <w:pBdr/>
+        <w:spacing/>
+        <w:ind w:hanging="360" w:left="1429"/>
+      </w:pPr>
+      <w:rPr>
+        <w:rFonts w:hint="default" w:ascii="Symbol" w:hAnsi="Symbol" w:eastAsia="Symbol" w:cs="Symbol"/>
+        <w:color w:val="000000"/>
+        <w:sz w:val="24"/>
+      </w:rPr>
+      <w:start w:val="1"/>
+      <w:suff w:val="tab"/>
+    </w:lvl>
+    <w:lvl w:ilvl="2">
+      <w:isLgl w:val="false"/>
+      <w:lvlJc w:val="left"/>
+      <w:lvlText w:val="·"/>
+      <w:numFmt w:val="bullet"/>
+      <w:pPr>
+        <w:pBdr/>
+        <w:spacing/>
+        <w:ind w:hanging="360" w:left="2149"/>
+      </w:pPr>
+      <w:rPr>
+        <w:rFonts w:hint="default" w:ascii="Symbol" w:hAnsi="Symbol" w:eastAsia="Symbol" w:cs="Symbol"/>
+        <w:color w:val="000000"/>
+        <w:sz w:val="24"/>
+      </w:rPr>
+      <w:start w:val="1"/>
+      <w:suff w:val="tab"/>
+    </w:lvl>
+    <w:lvl w:ilvl="3">
+      <w:isLgl w:val="false"/>
+      <w:lvlJc w:val="left"/>
+      <w:lvlText w:val="·"/>
+      <w:numFmt w:val="bullet"/>
+      <w:pPr>
+        <w:pBdr/>
+        <w:spacing/>
+        <w:ind w:hanging="360" w:left="2869"/>
+      </w:pPr>
+      <w:rPr>
+        <w:rFonts w:hint="default" w:ascii="Symbol" w:hAnsi="Symbol" w:eastAsia="Symbol" w:cs="Symbol"/>
+        <w:color w:val="000000"/>
+        <w:sz w:val="24"/>
+      </w:rPr>
+      <w:start w:val="1"/>
+      <w:suff w:val="tab"/>
+    </w:lvl>
+    <w:lvl w:ilvl="4">
+      <w:isLgl w:val="false"/>
+      <w:lvlJc w:val="left"/>
+      <w:lvlText w:val="·"/>
+      <w:numFmt w:val="bullet"/>
+      <w:pPr>
+        <w:pBdr/>
+        <w:spacing/>
+        <w:ind w:hanging="360" w:left="3589"/>
+      </w:pPr>
+      <w:rPr>
+        <w:rFonts w:hint="default" w:ascii="Symbol" w:hAnsi="Symbol" w:eastAsia="Symbol" w:cs="Symbol"/>
+        <w:color w:val="000000"/>
+        <w:sz w:val="24"/>
+      </w:rPr>
+      <w:start w:val="1"/>
+      <w:suff w:val="tab"/>
+    </w:lvl>
+    <w:lvl w:ilvl="5">
+      <w:isLgl w:val="false"/>
+      <w:lvlJc w:val="left"/>
+      <w:lvlText w:val="·"/>
+      <w:numFmt w:val="bullet"/>
+      <w:pPr>
+        <w:pBdr/>
+        <w:spacing/>
+        <w:ind w:hanging="360" w:left="4309"/>
+      </w:pPr>
+      <w:rPr>
+        <w:rFonts w:hint="default" w:ascii="Symbol" w:hAnsi="Symbol" w:eastAsia="Symbol" w:cs="Symbol"/>
+        <w:color w:val="000000"/>
+        <w:sz w:val="24"/>
+      </w:rPr>
+      <w:start w:val="1"/>
+      <w:suff w:val="tab"/>
+    </w:lvl>
+    <w:lvl w:ilvl="6">
+      <w:isLgl w:val="false"/>
+      <w:lvlJc w:val="left"/>
+      <w:lvlText w:val="·"/>
+      <w:numFmt w:val="bullet"/>
+      <w:pPr>
+        <w:pBdr/>
+        <w:spacing/>
+        <w:ind w:hanging="360" w:left="5029"/>
+      </w:pPr>
+      <w:rPr>
+        <w:rFonts w:hint="default" w:ascii="Symbol" w:hAnsi="Symbol" w:eastAsia="Symbol" w:cs="Symbol"/>
+        <w:color w:val="000000"/>
+        <w:sz w:val="24"/>
+      </w:rPr>
+      <w:start w:val="1"/>
+      <w:suff w:val="tab"/>
+    </w:lvl>
+    <w:lvl w:ilvl="7">
+      <w:isLgl w:val="false"/>
+      <w:lvlJc w:val="left"/>
+      <w:lvlText w:val="·"/>
+      <w:numFmt w:val="bullet"/>
+      <w:pPr>
+        <w:pBdr/>
+        <w:spacing/>
+        <w:ind w:hanging="360" w:left="5749"/>
+      </w:pPr>
+      <w:rPr>
+        <w:rFonts w:hint="default" w:ascii="Symbol" w:hAnsi="Symbol" w:eastAsia="Symbol" w:cs="Symbol"/>
+        <w:color w:val="000000"/>
+        <w:sz w:val="24"/>
+      </w:rPr>
+      <w:start w:val="1"/>
+      <w:suff w:val="tab"/>
+    </w:lvl>
+    <w:lvl w:ilvl="8">
+      <w:isLgl w:val="false"/>
+      <w:lvlJc w:val="left"/>
+      <w:lvlText w:val="·"/>
+      <w:numFmt w:val="bullet"/>
+      <w:pPr>
+        <w:pBdr/>
+        <w:spacing/>
+        <w:ind w:hanging="360" w:left="6469"/>
+      </w:pPr>
+      <w:rPr>
+        <w:rFonts w:hint="default" w:ascii="Symbol" w:hAnsi="Symbol" w:eastAsia="Symbol" w:cs="Symbol"/>
+        <w:color w:val="000000"/>
+        <w:sz w:val="24"/>
+      </w:rPr>
       <w:start w:val="1"/>
       <w:suff w:val="tab"/>
     </w:lvl>
@@ -10482,6 +10879,21 @@
   </w:num>
   <w:num w:numId="30">
     <w:abstractNumId w:val="29"/>
+  </w:num>
+  <w:num w:numId="31">
+    <w:abstractNumId w:val="30"/>
+  </w:num>
+  <w:num w:numId="32">
+    <w:abstractNumId w:val="31"/>
+  </w:num>
+  <w:num w:numId="33">
+    <w:abstractNumId w:val="32"/>
+  </w:num>
+  <w:num w:numId="34">
+    <w:abstractNumId w:val="33"/>
+  </w:num>
+  <w:num w:numId="35">
+    <w:abstractNumId w:val="34"/>
   </w:num>
 </w:numbering>
 </file>
@@ -10644,10 +11056,10 @@
     <w:lsdException w:name="Bibliography" w:uiPriority="37"/>
     <w:lsdException w:name="TOC Heading" w:uiPriority="39" w:qFormat="1"/>
   </w:latentStyles>
-  <w:style w:type="character" w:styleId="150">
+  <w:style w:type="character" w:styleId="736">
     <w:name w:val="Heading 1 Char"/>
-    <w:basedOn w:val="758"/>
-    <w:link w:val="749"/>
+    <w:basedOn w:val="773"/>
+    <w:link w:val="764"/>
     <w:uiPriority w:val="9"/>
     <w:pPr>
       <w:pBdr/>
@@ -10661,10 +11073,10 @@
       <w:szCs w:val="40"/>
     </w:rPr>
   </w:style>
-  <w:style w:type="character" w:styleId="151">
+  <w:style w:type="character" w:styleId="737">
     <w:name w:val="Heading 2 Char"/>
-    <w:basedOn w:val="758"/>
-    <w:link w:val="750"/>
+    <w:basedOn w:val="773"/>
+    <w:link w:val="765"/>
     <w:uiPriority w:val="9"/>
     <w:pPr>
       <w:pBdr/>
@@ -10678,10 +11090,10 @@
       <w:szCs w:val="32"/>
     </w:rPr>
   </w:style>
-  <w:style w:type="character" w:styleId="152">
+  <w:style w:type="character" w:styleId="738">
     <w:name w:val="Heading 3 Char"/>
-    <w:basedOn w:val="758"/>
-    <w:link w:val="751"/>
+    <w:basedOn w:val="773"/>
+    <w:link w:val="766"/>
     <w:uiPriority w:val="9"/>
     <w:pPr>
       <w:pBdr/>
@@ -10695,10 +11107,10 @@
       <w:szCs w:val="28"/>
     </w:rPr>
   </w:style>
-  <w:style w:type="character" w:styleId="153">
+  <w:style w:type="character" w:styleId="739">
     <w:name w:val="Heading 4 Char"/>
-    <w:basedOn w:val="758"/>
-    <w:link w:val="752"/>
+    <w:basedOn w:val="773"/>
+    <w:link w:val="767"/>
     <w:uiPriority w:val="9"/>
     <w:pPr>
       <w:pBdr/>
@@ -10712,10 +11124,10 @@
       <w:color w:val="0f4761" w:themeColor="accent1" w:themeShade="BF"/>
     </w:rPr>
   </w:style>
-  <w:style w:type="character" w:styleId="154">
+  <w:style w:type="character" w:styleId="740">
     <w:name w:val="Heading 5 Char"/>
-    <w:basedOn w:val="758"/>
-    <w:link w:val="753"/>
+    <w:basedOn w:val="773"/>
+    <w:link w:val="768"/>
     <w:uiPriority w:val="9"/>
     <w:pPr>
       <w:pBdr/>
@@ -10727,10 +11139,10 @@
       <w:color w:val="0f4761" w:themeColor="accent1" w:themeShade="BF"/>
     </w:rPr>
   </w:style>
-  <w:style w:type="character" w:styleId="155">
+  <w:style w:type="character" w:styleId="741">
     <w:name w:val="Heading 6 Char"/>
-    <w:basedOn w:val="758"/>
-    <w:link w:val="754"/>
+    <w:basedOn w:val="773"/>
+    <w:link w:val="769"/>
     <w:uiPriority w:val="9"/>
     <w:pPr>
       <w:pBdr/>
@@ -10744,10 +11156,10 @@
       <w:color w:val="595959" w:themeColor="text1" w:themeTint="A6"/>
     </w:rPr>
   </w:style>
-  <w:style w:type="character" w:styleId="156">
+  <w:style w:type="character" w:styleId="742">
     <w:name w:val="Heading 7 Char"/>
-    <w:basedOn w:val="758"/>
-    <w:link w:val="755"/>
+    <w:basedOn w:val="773"/>
+    <w:link w:val="770"/>
     <w:uiPriority w:val="9"/>
     <w:pPr>
       <w:pBdr/>
@@ -10759,10 +11171,10 @@
       <w:color w:val="595959" w:themeColor="text1" w:themeTint="A6"/>
     </w:rPr>
   </w:style>
-  <w:style w:type="character" w:styleId="157">
+  <w:style w:type="character" w:styleId="743">
     <w:name w:val="Heading 8 Char"/>
-    <w:basedOn w:val="758"/>
-    <w:link w:val="756"/>
+    <w:basedOn w:val="773"/>
+    <w:link w:val="771"/>
     <w:uiPriority w:val="9"/>
     <w:pPr>
       <w:pBdr/>
@@ -10776,10 +11188,10 @@
       <w:color w:val="272727" w:themeColor="text1" w:themeTint="D8"/>
     </w:rPr>
   </w:style>
-  <w:style w:type="character" w:styleId="158">
+  <w:style w:type="character" w:styleId="744">
     <w:name w:val="Heading 9 Char"/>
-    <w:basedOn w:val="758"/>
-    <w:link w:val="757"/>
+    <w:basedOn w:val="773"/>
+    <w:link w:val="772"/>
     <w:uiPriority w:val="9"/>
     <w:pPr>
       <w:pBdr/>
@@ -10793,10 +11205,10 @@
       <w:color w:val="272727" w:themeColor="text1" w:themeTint="D8"/>
     </w:rPr>
   </w:style>
-  <w:style w:type="character" w:styleId="160">
+  <w:style w:type="character" w:styleId="745">
     <w:name w:val="Title Char"/>
-    <w:basedOn w:val="758"/>
-    <w:link w:val="896"/>
+    <w:basedOn w:val="773"/>
+    <w:link w:val="911"/>
     <w:uiPriority w:val="10"/>
     <w:pPr>
       <w:pBdr/>
@@ -10810,10 +11222,10 @@
       <w:szCs w:val="56"/>
     </w:rPr>
   </w:style>
-  <w:style w:type="character" w:styleId="162">
+  <w:style w:type="character" w:styleId="746">
     <w:name w:val="Subtitle Char"/>
-    <w:basedOn w:val="758"/>
-    <w:link w:val="898"/>
+    <w:basedOn w:val="773"/>
+    <w:link w:val="913"/>
     <w:uiPriority w:val="11"/>
     <w:pPr>
       <w:pBdr/>
@@ -10827,10 +11239,10 @@
       <w:szCs w:val="28"/>
     </w:rPr>
   </w:style>
-  <w:style w:type="character" w:styleId="164">
+  <w:style w:type="character" w:styleId="747">
     <w:name w:val="Quote Char"/>
-    <w:basedOn w:val="758"/>
-    <w:link w:val="900"/>
+    <w:basedOn w:val="773"/>
+    <w:link w:val="915"/>
     <w:uiPriority w:val="29"/>
     <w:pPr>
       <w:pBdr/>
@@ -10843,10 +11255,10 @@
       <w:color w:val="404040" w:themeColor="text1" w:themeTint="BF"/>
     </w:rPr>
   </w:style>
-  <w:style w:type="character" w:styleId="168">
+  <w:style w:type="character" w:styleId="748">
     <w:name w:val="Intense Quote Char"/>
-    <w:basedOn w:val="758"/>
-    <w:link w:val="903"/>
+    <w:basedOn w:val="773"/>
+    <w:link w:val="918"/>
     <w:uiPriority w:val="30"/>
     <w:pPr>
       <w:pBdr/>
@@ -10859,10 +11271,10 @@
       <w:color w:val="0f4761" w:themeColor="accent1" w:themeShade="BF"/>
     </w:rPr>
   </w:style>
-  <w:style w:type="character" w:styleId="177">
+  <w:style w:type="character" w:styleId="749">
     <w:name w:val="Header Char"/>
-    <w:basedOn w:val="758"/>
-    <w:link w:val="911"/>
+    <w:basedOn w:val="773"/>
+    <w:link w:val="926"/>
     <w:uiPriority w:val="99"/>
     <w:pPr>
       <w:pBdr/>
@@ -10870,10 +11282,10 @@
       <w:ind/>
     </w:pPr>
   </w:style>
-  <w:style w:type="character" w:styleId="179">
+  <w:style w:type="character" w:styleId="750">
     <w:name w:val="Footer Char"/>
-    <w:basedOn w:val="758"/>
-    <w:link w:val="913"/>
+    <w:basedOn w:val="773"/>
+    <w:link w:val="928"/>
     <w:uiPriority w:val="99"/>
     <w:pPr>
       <w:pBdr/>
@@ -10881,10 +11293,10 @@
       <w:ind/>
     </w:pPr>
   </w:style>
-  <w:style w:type="character" w:styleId="182">
+  <w:style w:type="character" w:styleId="751">
     <w:name w:val="Footnote Text Char"/>
-    <w:basedOn w:val="758"/>
-    <w:link w:val="916"/>
+    <w:basedOn w:val="773"/>
+    <w:link w:val="931"/>
     <w:uiPriority w:val="99"/>
     <w:semiHidden/>
     <w:pPr>
@@ -10897,10 +11309,10 @@
       <w:szCs w:val="20"/>
     </w:rPr>
   </w:style>
-  <w:style w:type="character" w:styleId="185">
+  <w:style w:type="character" w:styleId="752">
     <w:name w:val="Endnote Text Char"/>
-    <w:basedOn w:val="758"/>
-    <w:link w:val="919"/>
+    <w:basedOn w:val="773"/>
+    <w:link w:val="934"/>
     <w:uiPriority w:val="99"/>
     <w:semiHidden/>
     <w:pPr>
@@ -10913,10 +11325,10 @@
       <w:szCs w:val="20"/>
     </w:rPr>
   </w:style>
-  <w:style w:type="paragraph" w:styleId="189">
+  <w:style w:type="paragraph" w:styleId="753">
     <w:name w:val="toc 1"/>
-    <w:basedOn w:val="748"/>
-    <w:next w:val="748"/>
+    <w:basedOn w:val="763"/>
+    <w:next w:val="763"/>
     <w:uiPriority w:val="39"/>
     <w:unhideWhenUsed/>
     <w:pPr>
@@ -10925,10 +11337,10 @@
       <w:ind/>
     </w:pPr>
   </w:style>
-  <w:style w:type="paragraph" w:styleId="190">
+  <w:style w:type="paragraph" w:styleId="754">
     <w:name w:val="toc 2"/>
-    <w:basedOn w:val="748"/>
-    <w:next w:val="748"/>
+    <w:basedOn w:val="763"/>
+    <w:next w:val="763"/>
     <w:uiPriority w:val="39"/>
     <w:unhideWhenUsed/>
     <w:pPr>
@@ -10937,10 +11349,10 @@
       <w:ind w:left="220"/>
     </w:pPr>
   </w:style>
-  <w:style w:type="paragraph" w:styleId="191">
+  <w:style w:type="paragraph" w:styleId="755">
     <w:name w:val="toc 3"/>
-    <w:basedOn w:val="748"/>
-    <w:next w:val="748"/>
+    <w:basedOn w:val="763"/>
+    <w:next w:val="763"/>
     <w:uiPriority w:val="39"/>
     <w:unhideWhenUsed/>
     <w:pPr>
@@ -10949,10 +11361,10 @@
       <w:ind w:left="440"/>
     </w:pPr>
   </w:style>
-  <w:style w:type="paragraph" w:styleId="192">
+  <w:style w:type="paragraph" w:styleId="756">
     <w:name w:val="toc 4"/>
-    <w:basedOn w:val="748"/>
-    <w:next w:val="748"/>
+    <w:basedOn w:val="763"/>
+    <w:next w:val="763"/>
     <w:uiPriority w:val="39"/>
     <w:unhideWhenUsed/>
     <w:pPr>
@@ -10961,10 +11373,10 @@
       <w:ind w:left="660"/>
     </w:pPr>
   </w:style>
-  <w:style w:type="paragraph" w:styleId="193">
+  <w:style w:type="paragraph" w:styleId="757">
     <w:name w:val="toc 5"/>
-    <w:basedOn w:val="748"/>
-    <w:next w:val="748"/>
+    <w:basedOn w:val="763"/>
+    <w:next w:val="763"/>
     <w:uiPriority w:val="39"/>
     <w:unhideWhenUsed/>
     <w:pPr>
@@ -10973,10 +11385,10 @@
       <w:ind w:left="880"/>
     </w:pPr>
   </w:style>
-  <w:style w:type="paragraph" w:styleId="194">
+  <w:style w:type="paragraph" w:styleId="758">
     <w:name w:val="toc 6"/>
-    <w:basedOn w:val="748"/>
-    <w:next w:val="748"/>
+    <w:basedOn w:val="763"/>
+    <w:next w:val="763"/>
     <w:uiPriority w:val="39"/>
     <w:unhideWhenUsed/>
     <w:pPr>
@@ -10985,10 +11397,10 @@
       <w:ind w:left="1100"/>
     </w:pPr>
   </w:style>
-  <w:style w:type="paragraph" w:styleId="195">
+  <w:style w:type="paragraph" w:styleId="759">
     <w:name w:val="toc 7"/>
-    <w:basedOn w:val="748"/>
-    <w:next w:val="748"/>
+    <w:basedOn w:val="763"/>
+    <w:next w:val="763"/>
     <w:uiPriority w:val="39"/>
     <w:unhideWhenUsed/>
     <w:pPr>
@@ -10997,10 +11409,10 @@
       <w:ind w:left="1320"/>
     </w:pPr>
   </w:style>
-  <w:style w:type="paragraph" w:styleId="196">
+  <w:style w:type="paragraph" w:styleId="760">
     <w:name w:val="toc 8"/>
-    <w:basedOn w:val="748"/>
-    <w:next w:val="748"/>
+    <w:basedOn w:val="763"/>
+    <w:next w:val="763"/>
     <w:uiPriority w:val="39"/>
     <w:unhideWhenUsed/>
     <w:pPr>
@@ -11009,10 +11421,10 @@
       <w:ind w:left="1540"/>
     </w:pPr>
   </w:style>
-  <w:style w:type="paragraph" w:styleId="197">
+  <w:style w:type="paragraph" w:styleId="761">
     <w:name w:val="toc 9"/>
-    <w:basedOn w:val="748"/>
-    <w:next w:val="748"/>
+    <w:basedOn w:val="763"/>
+    <w:next w:val="763"/>
     <w:uiPriority w:val="39"/>
     <w:unhideWhenUsed/>
     <w:pPr>
@@ -11021,9 +11433,9 @@
       <w:ind w:left="1760"/>
     </w:pPr>
   </w:style>
-  <w:style w:type="character" w:styleId="198">
+  <w:style w:type="character" w:styleId="762">
     <w:name w:val="Placeholder Text"/>
-    <w:basedOn w:val="758"/>
+    <w:basedOn w:val="773"/>
     <w:uiPriority w:val="99"/>
     <w:semiHidden/>
     <w:pPr>
@@ -11035,7 +11447,7 @@
       <w:color w:val="666666"/>
     </w:rPr>
   </w:style>
-  <w:style w:type="paragraph" w:styleId="748" w:default="1">
+  <w:style w:type="paragraph" w:styleId="763" w:default="1">
     <w:name w:val="Normal"/>
     <w:qFormat/>
     <w:pPr>
@@ -11044,11 +11456,11 @@
       <w:ind/>
     </w:pPr>
   </w:style>
-  <w:style w:type="paragraph" w:styleId="749">
+  <w:style w:type="paragraph" w:styleId="764">
     <w:name w:val="Heading 1"/>
-    <w:basedOn w:val="748"/>
-    <w:next w:val="748"/>
-    <w:link w:val="887"/>
+    <w:basedOn w:val="763"/>
+    <w:next w:val="763"/>
+    <w:link w:val="902"/>
     <w:uiPriority w:val="9"/>
     <w:qFormat/>
     <w:pPr>
@@ -11066,11 +11478,11 @@
       <w:szCs w:val="40"/>
     </w:rPr>
   </w:style>
-  <w:style w:type="paragraph" w:styleId="750">
+  <w:style w:type="paragraph" w:styleId="765">
     <w:name w:val="Heading 2"/>
-    <w:basedOn w:val="748"/>
-    <w:next w:val="748"/>
-    <w:link w:val="888"/>
+    <w:basedOn w:val="763"/>
+    <w:next w:val="763"/>
+    <w:link w:val="903"/>
     <w:uiPriority w:val="9"/>
     <w:unhideWhenUsed/>
     <w:qFormat/>
@@ -11089,11 +11501,11 @@
       <w:szCs w:val="32"/>
     </w:rPr>
   </w:style>
-  <w:style w:type="paragraph" w:styleId="751">
+  <w:style w:type="paragraph" w:styleId="766">
     <w:name w:val="Heading 3"/>
-    <w:basedOn w:val="748"/>
-    <w:next w:val="748"/>
-    <w:link w:val="889"/>
+    <w:basedOn w:val="763"/>
+    <w:next w:val="763"/>
+    <w:link w:val="904"/>
     <w:uiPriority w:val="9"/>
     <w:unhideWhenUsed/>
     <w:qFormat/>
@@ -11112,11 +11524,11 @@
       <w:szCs w:val="28"/>
     </w:rPr>
   </w:style>
-  <w:style w:type="paragraph" w:styleId="752">
+  <w:style w:type="paragraph" w:styleId="767">
     <w:name w:val="Heading 4"/>
-    <w:basedOn w:val="748"/>
-    <w:next w:val="748"/>
-    <w:link w:val="890"/>
+    <w:basedOn w:val="763"/>
+    <w:next w:val="763"/>
+    <w:link w:val="905"/>
     <w:uiPriority w:val="9"/>
     <w:unhideWhenUsed/>
     <w:qFormat/>
@@ -11135,11 +11547,11 @@
       <w:color w:val="2e74b5" w:themeColor="accent1" w:themeShade="BF"/>
     </w:rPr>
   </w:style>
-  <w:style w:type="paragraph" w:styleId="753">
+  <w:style w:type="paragraph" w:styleId="768">
     <w:name w:val="Heading 5"/>
-    <w:basedOn w:val="748"/>
-    <w:next w:val="748"/>
-    <w:link w:val="891"/>
+    <w:basedOn w:val="763"/>
+    <w:next w:val="763"/>
+    <w:link w:val="906"/>
     <w:uiPriority w:val="9"/>
     <w:unhideWhenUsed/>
     <w:qFormat/>
@@ -11156,11 +11568,11 @@
       <w:color w:val="2e74b5" w:themeColor="accent1" w:themeShade="BF"/>
     </w:rPr>
   </w:style>
-  <w:style w:type="paragraph" w:styleId="754">
+  <w:style w:type="paragraph" w:styleId="769">
     <w:name w:val="Heading 6"/>
-    <w:basedOn w:val="748"/>
-    <w:next w:val="748"/>
-    <w:link w:val="892"/>
+    <w:basedOn w:val="763"/>
+    <w:next w:val="763"/>
+    <w:link w:val="907"/>
     <w:uiPriority w:val="9"/>
     <w:unhideWhenUsed/>
     <w:qFormat/>
@@ -11179,11 +11591,11 @@
       <w:color w:val="595959" w:themeColor="text1" w:themeTint="A6"/>
     </w:rPr>
   </w:style>
-  <w:style w:type="paragraph" w:styleId="755">
+  <w:style w:type="paragraph" w:styleId="770">
     <w:name w:val="Heading 7"/>
-    <w:basedOn w:val="748"/>
-    <w:next w:val="748"/>
-    <w:link w:val="893"/>
+    <w:basedOn w:val="763"/>
+    <w:next w:val="763"/>
+    <w:link w:val="908"/>
     <w:uiPriority w:val="9"/>
     <w:unhideWhenUsed/>
     <w:qFormat/>
@@ -11200,11 +11612,11 @@
       <w:color w:val="595959" w:themeColor="text1" w:themeTint="A6"/>
     </w:rPr>
   </w:style>
-  <w:style w:type="paragraph" w:styleId="756">
+  <w:style w:type="paragraph" w:styleId="771">
     <w:name w:val="Heading 8"/>
-    <w:basedOn w:val="748"/>
-    <w:next w:val="748"/>
-    <w:link w:val="894"/>
+    <w:basedOn w:val="763"/>
+    <w:next w:val="763"/>
+    <w:link w:val="909"/>
     <w:uiPriority w:val="9"/>
     <w:unhideWhenUsed/>
     <w:qFormat/>
@@ -11223,11 +11635,11 @@
       <w:color w:val="272727" w:themeColor="text1" w:themeTint="D8"/>
     </w:rPr>
   </w:style>
-  <w:style w:type="paragraph" w:styleId="757">
+  <w:style w:type="paragraph" w:styleId="772">
     <w:name w:val="Heading 9"/>
-    <w:basedOn w:val="748"/>
-    <w:next w:val="748"/>
-    <w:link w:val="895"/>
+    <w:basedOn w:val="763"/>
+    <w:next w:val="763"/>
+    <w:link w:val="910"/>
     <w:uiPriority w:val="9"/>
     <w:unhideWhenUsed/>
     <w:qFormat/>
@@ -11246,7 +11658,7 @@
       <w:color w:val="272727" w:themeColor="text1" w:themeTint="D8"/>
     </w:rPr>
   </w:style>
-  <w:style w:type="character" w:styleId="758" w:default="1">
+  <w:style w:type="character" w:styleId="773" w:default="1">
     <w:name w:val="Default Paragraph Font"/>
     <w:uiPriority w:val="1"/>
     <w:semiHidden/>
@@ -11257,7 +11669,7 @@
       <w:ind/>
     </w:pPr>
   </w:style>
-  <w:style w:type="table" w:styleId="759" w:default="1">
+  <w:style w:type="table" w:styleId="774" w:default="1">
     <w:name w:val="Normal Table"/>
     <w:uiPriority w:val="99"/>
     <w:semiHidden/>
@@ -11269,13 +11681,13 @@
     </w:pPr>
     <w:tblPr>
       <w:tblInd w:w="0" w:type="dxa"/>
+      <w:tblBorders/>
       <w:tblCellMar>
         <w:left w:w="108" w:type="dxa"/>
         <w:top w:w="0" w:type="dxa"/>
         <w:right w:w="108" w:type="dxa"/>
         <w:bottom w:w="0" w:type="dxa"/>
       </w:tblCellMar>
-      <w:tblBorders/>
     </w:tblPr>
     <w:tcPr>
       <w:tcBorders/>
@@ -11450,7 +11862,7 @@
       </w:tcPr>
     </w:tblStylePr>
   </w:style>
-  <w:style w:type="numbering" w:styleId="760" w:default="1">
+  <w:style w:type="numbering" w:styleId="775" w:default="1">
     <w:name w:val="No List"/>
     <w:uiPriority w:val="99"/>
     <w:semiHidden/>
@@ -11461,9 +11873,9 @@
       <w:ind/>
     </w:pPr>
   </w:style>
-  <w:style w:type="table" w:styleId="761">
+  <w:style w:type="table" w:styleId="776">
     <w:name w:val="Table Grid"/>
-    <w:basedOn w:val="759"/>
+    <w:basedOn w:val="774"/>
     <w:uiPriority w:val="59"/>
     <w:pPr>
       <w:pBdr/>
@@ -11653,9 +12065,9 @@
       </w:tcPr>
     </w:tblStylePr>
   </w:style>
-  <w:style w:type="table" w:styleId="762" w:customStyle="1">
+  <w:style w:type="table" w:styleId="777" w:customStyle="1">
     <w:name w:val="Table Grid Light"/>
-    <w:basedOn w:val="759"/>
+    <w:basedOn w:val="774"/>
     <w:uiPriority w:val="59"/>
     <w:pPr>
       <w:pBdr/>
@@ -11845,9 +12257,9 @@
       </w:tcPr>
     </w:tblStylePr>
   </w:style>
-  <w:style w:type="table" w:styleId="763">
+  <w:style w:type="table" w:styleId="778">
     <w:name w:val="Plain Table 1"/>
-    <w:basedOn w:val="759"/>
+    <w:basedOn w:val="774"/>
     <w:uiPriority w:val="59"/>
     <w:pPr>
       <w:pBdr/>
@@ -12063,9 +12475,9 @@
       </w:tcPr>
     </w:tblStylePr>
   </w:style>
-  <w:style w:type="table" w:styleId="764">
+  <w:style w:type="table" w:styleId="779">
     <w:name w:val="Plain Table 2"/>
-    <w:basedOn w:val="759"/>
+    <w:basedOn w:val="774"/>
     <w:uiPriority w:val="59"/>
     <w:pPr>
       <w:pBdr/>
@@ -12289,9 +12701,9 @@
       </w:tcPr>
     </w:tblStylePr>
   </w:style>
-  <w:style w:type="table" w:styleId="765">
+  <w:style w:type="table" w:styleId="780">
     <w:name w:val="Plain Table 3"/>
-    <w:basedOn w:val="759"/>
+    <w:basedOn w:val="774"/>
     <w:uiPriority w:val="99"/>
     <w:pPr>
       <w:pBdr/>
@@ -12518,9 +12930,9 @@
       </w:tcPr>
     </w:tblStylePr>
   </w:style>
-  <w:style w:type="table" w:styleId="766">
+  <w:style w:type="table" w:styleId="781">
     <w:name w:val="Plain Table 4"/>
-    <w:basedOn w:val="759"/>
+    <w:basedOn w:val="774"/>
     <w:uiPriority w:val="99"/>
     <w:pPr>
       <w:pBdr/>
@@ -12733,9 +13145,9 @@
       </w:tcPr>
     </w:tblStylePr>
   </w:style>
-  <w:style w:type="table" w:styleId="767">
+  <w:style w:type="table" w:styleId="782">
     <w:name w:val="Plain Table 5"/>
-    <w:basedOn w:val="759"/>
+    <w:basedOn w:val="774"/>
     <w:uiPriority w:val="99"/>
     <w:pPr>
       <w:pBdr/>
@@ -12965,9 +13377,9 @@
       </w:tcPr>
     </w:tblStylePr>
   </w:style>
-  <w:style w:type="table" w:styleId="768">
+  <w:style w:type="table" w:styleId="783">
     <w:name w:val="Grid Table 1 Light"/>
-    <w:basedOn w:val="759"/>
+    <w:basedOn w:val="774"/>
     <w:uiPriority w:val="99"/>
     <w:pPr>
       <w:pBdr/>
@@ -13187,9 +13599,9 @@
       </w:tcPr>
     </w:tblStylePr>
   </w:style>
-  <w:style w:type="table" w:styleId="769" w:customStyle="1">
+  <w:style w:type="table" w:styleId="784" w:customStyle="1">
     <w:name w:val="Grid Table 1 Light - Accent 1"/>
-    <w:basedOn w:val="759"/>
+    <w:basedOn w:val="774"/>
     <w:uiPriority w:val="99"/>
     <w:pPr>
       <w:pBdr/>
@@ -13409,9 +13821,9 @@
       </w:tcPr>
     </w:tblStylePr>
   </w:style>
-  <w:style w:type="table" w:styleId="770" w:customStyle="1">
+  <w:style w:type="table" w:styleId="785" w:customStyle="1">
     <w:name w:val="Grid Table 1 Light - Accent 2"/>
-    <w:basedOn w:val="759"/>
+    <w:basedOn w:val="774"/>
     <w:uiPriority w:val="99"/>
     <w:pPr>
       <w:pBdr/>
@@ -13631,9 +14043,9 @@
       </w:tcPr>
     </w:tblStylePr>
   </w:style>
-  <w:style w:type="table" w:styleId="771" w:customStyle="1">
+  <w:style w:type="table" w:styleId="786" w:customStyle="1">
     <w:name w:val="Grid Table 1 Light - Accent 3"/>
-    <w:basedOn w:val="759"/>
+    <w:basedOn w:val="774"/>
     <w:uiPriority w:val="99"/>
     <w:pPr>
       <w:pBdr/>
@@ -13853,9 +14265,9 @@
       </w:tcPr>
     </w:tblStylePr>
   </w:style>
-  <w:style w:type="table" w:styleId="772" w:customStyle="1">
+  <w:style w:type="table" w:styleId="787" w:customStyle="1">
     <w:name w:val="Grid Table 1 Light - Accent 4"/>
-    <w:basedOn w:val="759"/>
+    <w:basedOn w:val="774"/>
     <w:uiPriority w:val="99"/>
     <w:pPr>
       <w:pBdr/>
@@ -14075,9 +14487,9 @@
       </w:tcPr>
     </w:tblStylePr>
   </w:style>
-  <w:style w:type="table" w:styleId="773" w:customStyle="1">
+  <w:style w:type="table" w:styleId="788" w:customStyle="1">
     <w:name w:val="Grid Table 1 Light - Accent 5"/>
-    <w:basedOn w:val="759"/>
+    <w:basedOn w:val="774"/>
     <w:uiPriority w:val="99"/>
     <w:pPr>
       <w:pBdr/>
@@ -14297,9 +14709,9 @@
       </w:tcPr>
     </w:tblStylePr>
   </w:style>
-  <w:style w:type="table" w:styleId="774" w:customStyle="1">
+  <w:style w:type="table" w:styleId="789" w:customStyle="1">
     <w:name w:val="Grid Table 1 Light - Accent 6"/>
-    <w:basedOn w:val="759"/>
+    <w:basedOn w:val="774"/>
     <w:uiPriority w:val="99"/>
     <w:pPr>
       <w:pBdr/>
@@ -14519,9 +14931,9 @@
       </w:tcPr>
     </w:tblStylePr>
   </w:style>
-  <w:style w:type="table" w:styleId="775">
+  <w:style w:type="table" w:styleId="790">
     <w:name w:val="Grid Table 2"/>
-    <w:basedOn w:val="759"/>
+    <w:basedOn w:val="774"/>
     <w:uiPriority w:val="99"/>
     <w:pPr>
       <w:pBdr/>
@@ -14750,9 +15162,9 @@
       </w:tcPr>
     </w:tblStylePr>
   </w:style>
-  <w:style w:type="table" w:styleId="776" w:customStyle="1">
+  <w:style w:type="table" w:styleId="791" w:customStyle="1">
     <w:name w:val="Grid Table 2 - Accent 1"/>
-    <w:basedOn w:val="759"/>
+    <w:basedOn w:val="774"/>
     <w:uiPriority w:val="99"/>
     <w:pPr>
       <w:pBdr/>
@@ -14981,9 +15393,9 @@
       </w:tcPr>
     </w:tblStylePr>
   </w:style>
-  <w:style w:type="table" w:styleId="777" w:customStyle="1">
+  <w:style w:type="table" w:styleId="792" w:customStyle="1">
     <w:name w:val="Grid Table 2 - Accent 2"/>
-    <w:basedOn w:val="759"/>
+    <w:basedOn w:val="774"/>
     <w:uiPriority w:val="99"/>
     <w:pPr>
       <w:pBdr/>
@@ -15212,9 +15624,9 @@
       </w:tcPr>
     </w:tblStylePr>
   </w:style>
-  <w:style w:type="table" w:styleId="778" w:customStyle="1">
+  <w:style w:type="table" w:styleId="793" w:customStyle="1">
     <w:name w:val="Grid Table 2 - Accent 3"/>
-    <w:basedOn w:val="759"/>
+    <w:basedOn w:val="774"/>
     <w:uiPriority w:val="99"/>
     <w:pPr>
       <w:pBdr/>
@@ -15443,9 +15855,9 @@
       </w:tcPr>
     </w:tblStylePr>
   </w:style>
-  <w:style w:type="table" w:styleId="779" w:customStyle="1">
+  <w:style w:type="table" w:styleId="794" w:customStyle="1">
     <w:name w:val="Grid Table 2 - Accent 4"/>
-    <w:basedOn w:val="759"/>
+    <w:basedOn w:val="774"/>
     <w:uiPriority w:val="99"/>
     <w:pPr>
       <w:pBdr/>
@@ -15674,9 +16086,9 @@
       </w:tcPr>
     </w:tblStylePr>
   </w:style>
-  <w:style w:type="table" w:styleId="780" w:customStyle="1">
+  <w:style w:type="table" w:styleId="795" w:customStyle="1">
     <w:name w:val="Grid Table 2 - Accent 5"/>
-    <w:basedOn w:val="759"/>
+    <w:basedOn w:val="774"/>
     <w:uiPriority w:val="99"/>
     <w:pPr>
       <w:pBdr/>
@@ -15905,9 +16317,9 @@
       </w:tcPr>
     </w:tblStylePr>
   </w:style>
-  <w:style w:type="table" w:styleId="781" w:customStyle="1">
+  <w:style w:type="table" w:styleId="796" w:customStyle="1">
     <w:name w:val="Grid Table 2 - Accent 6"/>
-    <w:basedOn w:val="759"/>
+    <w:basedOn w:val="774"/>
     <w:uiPriority w:val="99"/>
     <w:pPr>
       <w:pBdr/>
@@ -16136,9 +16548,9 @@
       </w:tcPr>
     </w:tblStylePr>
   </w:style>
-  <w:style w:type="table" w:styleId="782">
+  <w:style w:type="table" w:styleId="797">
     <w:name w:val="Grid Table 3"/>
-    <w:basedOn w:val="759"/>
+    <w:basedOn w:val="774"/>
     <w:uiPriority w:val="99"/>
     <w:pPr>
       <w:pBdr/>
@@ -16380,9 +16792,9 @@
       </w:tcPr>
     </w:tblStylePr>
   </w:style>
-  <w:style w:type="table" w:styleId="783" w:customStyle="1">
+  <w:style w:type="table" w:styleId="798" w:customStyle="1">
     <w:name w:val="Grid Table 3 - Accent 1"/>
-    <w:basedOn w:val="759"/>
+    <w:basedOn w:val="774"/>
     <w:uiPriority w:val="99"/>
     <w:pPr>
       <w:pBdr/>
@@ -16624,9 +17036,9 @@
       </w:tcPr>
     </w:tblStylePr>
   </w:style>
-  <w:style w:type="table" w:styleId="784" w:customStyle="1">
+  <w:style w:type="table" w:styleId="799" w:customStyle="1">
     <w:name w:val="Grid Table 3 - Accent 2"/>
-    <w:basedOn w:val="759"/>
+    <w:basedOn w:val="774"/>
     <w:uiPriority w:val="99"/>
     <w:pPr>
       <w:pBdr/>
@@ -16868,9 +17280,9 @@
       </w:tcPr>
     </w:tblStylePr>
   </w:style>
-  <w:style w:type="table" w:styleId="785" w:customStyle="1">
+  <w:style w:type="table" w:styleId="800" w:customStyle="1">
     <w:name w:val="Grid Table 3 - Accent 3"/>
-    <w:basedOn w:val="759"/>
+    <w:basedOn w:val="774"/>
     <w:uiPriority w:val="99"/>
     <w:pPr>
       <w:pBdr/>
@@ -17112,9 +17524,9 @@
       </w:tcPr>
     </w:tblStylePr>
   </w:style>
-  <w:style w:type="table" w:styleId="786" w:customStyle="1">
+  <w:style w:type="table" w:styleId="801" w:customStyle="1">
     <w:name w:val="Grid Table 3 - Accent 4"/>
-    <w:basedOn w:val="759"/>
+    <w:basedOn w:val="774"/>
     <w:uiPriority w:val="99"/>
     <w:pPr>
       <w:pBdr/>
@@ -17356,9 +17768,9 @@
       </w:tcPr>
     </w:tblStylePr>
   </w:style>
-  <w:style w:type="table" w:styleId="787" w:customStyle="1">
+  <w:style w:type="table" w:styleId="802" w:customStyle="1">
     <w:name w:val="Grid Table 3 - Accent 5"/>
-    <w:basedOn w:val="759"/>
+    <w:basedOn w:val="774"/>
     <w:uiPriority w:val="99"/>
     <w:pPr>
       <w:pBdr/>
@@ -17600,9 +18012,9 @@
       </w:tcPr>
     </w:tblStylePr>
   </w:style>
-  <w:style w:type="table" w:styleId="788" w:customStyle="1">
+  <w:style w:type="table" w:styleId="803" w:customStyle="1">
     <w:name w:val="Grid Table 3 - Accent 6"/>
-    <w:basedOn w:val="759"/>
+    <w:basedOn w:val="774"/>
     <w:uiPriority w:val="99"/>
     <w:pPr>
       <w:pBdr/>
@@ -17844,9 +18256,9 @@
       </w:tcPr>
     </w:tblStylePr>
   </w:style>
-  <w:style w:type="table" w:styleId="789">
+  <w:style w:type="table" w:styleId="804">
     <w:name w:val="Grid Table 4"/>
-    <w:basedOn w:val="759"/>
+    <w:basedOn w:val="774"/>
     <w:uiPriority w:val="59"/>
     <w:pPr>
       <w:pBdr/>
@@ -18076,9 +18488,9 @@
       </w:tcPr>
     </w:tblStylePr>
   </w:style>
-  <w:style w:type="table" w:styleId="790" w:customStyle="1">
+  <w:style w:type="table" w:styleId="805" w:customStyle="1">
     <w:name w:val="Grid Table 4 - Accent 1"/>
-    <w:basedOn w:val="759"/>
+    <w:basedOn w:val="774"/>
     <w:uiPriority w:val="59"/>
     <w:pPr>
       <w:pBdr/>
@@ -18308,9 +18720,9 @@
       </w:tcPr>
     </w:tblStylePr>
   </w:style>
-  <w:style w:type="table" w:styleId="791" w:customStyle="1">
+  <w:style w:type="table" w:styleId="806" w:customStyle="1">
     <w:name w:val="Grid Table 4 - Accent 2"/>
-    <w:basedOn w:val="759"/>
+    <w:basedOn w:val="774"/>
     <w:uiPriority w:val="59"/>
     <w:pPr>
       <w:pBdr/>
@@ -18540,9 +18952,9 @@
       </w:tcPr>
     </w:tblStylePr>
   </w:style>
-  <w:style w:type="table" w:styleId="792" w:customStyle="1">
+  <w:style w:type="table" w:styleId="807" w:customStyle="1">
     <w:name w:val="Grid Table 4 - Accent 3"/>
-    <w:basedOn w:val="759"/>
+    <w:basedOn w:val="774"/>
     <w:uiPriority w:val="59"/>
     <w:pPr>
       <w:pBdr/>
@@ -18772,9 +19184,9 @@
       </w:tcPr>
     </w:tblStylePr>
   </w:style>
-  <w:style w:type="table" w:styleId="793" w:customStyle="1">
+  <w:style w:type="table" w:styleId="808" w:customStyle="1">
     <w:name w:val="Grid Table 4 - Accent 4"/>
-    <w:basedOn w:val="759"/>
+    <w:basedOn w:val="774"/>
     <w:uiPriority w:val="59"/>
     <w:pPr>
       <w:pBdr/>
@@ -19004,9 +19416,9 @@
       </w:tcPr>
     </w:tblStylePr>
   </w:style>
-  <w:style w:type="table" w:styleId="794" w:customStyle="1">
+  <w:style w:type="table" w:styleId="809" w:customStyle="1">
     <w:name w:val="Grid Table 4 - Accent 5"/>
-    <w:basedOn w:val="759"/>
+    <w:basedOn w:val="774"/>
     <w:uiPriority w:val="59"/>
     <w:pPr>
       <w:pBdr/>
@@ -19236,9 +19648,9 @@
       </w:tcPr>
     </w:tblStylePr>
   </w:style>
-  <w:style w:type="table" w:styleId="795" w:customStyle="1">
+  <w:style w:type="table" w:styleId="810" w:customStyle="1">
     <w:name w:val="Grid Table 4 - Accent 6"/>
-    <w:basedOn w:val="759"/>
+    <w:basedOn w:val="774"/>
     <w:uiPriority w:val="59"/>
     <w:pPr>
       <w:pBdr/>
@@ -19468,9 +19880,9 @@
       </w:tcPr>
     </w:tblStylePr>
   </w:style>
-  <w:style w:type="table" w:styleId="796">
+  <w:style w:type="table" w:styleId="811">
     <w:name w:val="Grid Table 5 Dark"/>
-    <w:basedOn w:val="759"/>
+    <w:basedOn w:val="774"/>
     <w:uiPriority w:val="99"/>
     <w:pPr>
       <w:pBdr/>
@@ -19695,9 +20107,9 @@
       </w:tcPr>
     </w:tblStylePr>
   </w:style>
-  <w:style w:type="table" w:styleId="797" w:customStyle="1">
+  <w:style w:type="table" w:styleId="812" w:customStyle="1">
     <w:name w:val="Grid Table 5 Dark- Accent 1"/>
-    <w:basedOn w:val="759"/>
+    <w:basedOn w:val="774"/>
     <w:uiPriority w:val="99"/>
     <w:pPr>
       <w:pBdr/>
@@ -19922,9 +20334,9 @@
       </w:tcPr>
     </w:tblStylePr>
   </w:style>
-  <w:style w:type="table" w:styleId="798" w:customStyle="1">
+  <w:style w:type="table" w:styleId="813" w:customStyle="1">
     <w:name w:val="Grid Table 5 Dark - Accent 2"/>
-    <w:basedOn w:val="759"/>
+    <w:basedOn w:val="774"/>
     <w:uiPriority w:val="99"/>
     <w:pPr>
       <w:pBdr/>
@@ -20149,9 +20561,9 @@
       </w:tcPr>
     </w:tblStylePr>
   </w:style>
-  <w:style w:type="table" w:styleId="799" w:customStyle="1">
+  <w:style w:type="table" w:styleId="814" w:customStyle="1">
     <w:name w:val="Grid Table 5 Dark - Accent 3"/>
-    <w:basedOn w:val="759"/>
+    <w:basedOn w:val="774"/>
     <w:uiPriority w:val="99"/>
     <w:pPr>
       <w:pBdr/>
@@ -20376,9 +20788,9 @@
       </w:tcPr>
     </w:tblStylePr>
   </w:style>
-  <w:style w:type="table" w:styleId="800" w:customStyle="1">
+  <w:style w:type="table" w:styleId="815" w:customStyle="1">
     <w:name w:val="Grid Table 5 Dark- Accent 4"/>
-    <w:basedOn w:val="759"/>
+    <w:basedOn w:val="774"/>
     <w:uiPriority w:val="99"/>
     <w:pPr>
       <w:pBdr/>
@@ -20603,9 +21015,9 @@
       </w:tcPr>
     </w:tblStylePr>
   </w:style>
-  <w:style w:type="table" w:styleId="801" w:customStyle="1">
+  <w:style w:type="table" w:styleId="816" w:customStyle="1">
     <w:name w:val="Grid Table 5 Dark - Accent 5"/>
-    <w:basedOn w:val="759"/>
+    <w:basedOn w:val="774"/>
     <w:uiPriority w:val="99"/>
     <w:pPr>
       <w:pBdr/>
@@ -20830,9 +21242,9 @@
       </w:tcPr>
     </w:tblStylePr>
   </w:style>
-  <w:style w:type="table" w:styleId="802" w:customStyle="1">
+  <w:style w:type="table" w:styleId="817" w:customStyle="1">
     <w:name w:val="Grid Table 5 Dark - Accent 6"/>
-    <w:basedOn w:val="759"/>
+    <w:basedOn w:val="774"/>
     <w:uiPriority w:val="99"/>
     <w:pPr>
       <w:pBdr/>
@@ -21057,9 +21469,9 @@
       </w:tcPr>
     </w:tblStylePr>
   </w:style>
-  <w:style w:type="table" w:styleId="803">
+  <w:style w:type="table" w:styleId="818">
     <w:name w:val="Grid Table 6 Colorful"/>
-    <w:basedOn w:val="759"/>
+    <w:basedOn w:val="774"/>
     <w:uiPriority w:val="99"/>
     <w:pPr>
       <w:pBdr/>
@@ -21281,9 +21693,9 @@
       </w:tcPr>
     </w:tblStylePr>
   </w:style>
-  <w:style w:type="table" w:styleId="804" w:customStyle="1">
+  <w:style w:type="table" w:styleId="819" w:customStyle="1">
     <w:name w:val="Grid Table 6 Colorful - Accent 1"/>
-    <w:basedOn w:val="759"/>
+    <w:basedOn w:val="774"/>
     <w:uiPriority w:val="99"/>
     <w:pPr>
       <w:pBdr/>
@@ -21505,9 +21917,9 @@
       </w:tcPr>
     </w:tblStylePr>
   </w:style>
-  <w:style w:type="table" w:styleId="805" w:customStyle="1">
+  <w:style w:type="table" w:styleId="820" w:customStyle="1">
     <w:name w:val="Grid Table 6 Colorful - Accent 2"/>
-    <w:basedOn w:val="759"/>
+    <w:basedOn w:val="774"/>
     <w:uiPriority w:val="99"/>
     <w:pPr>
       <w:pBdr/>
@@ -21729,9 +22141,9 @@
       </w:tcPr>
     </w:tblStylePr>
   </w:style>
-  <w:style w:type="table" w:styleId="806" w:customStyle="1">
+  <w:style w:type="table" w:styleId="821" w:customStyle="1">
     <w:name w:val="Grid Table 6 Colorful - Accent 3"/>
-    <w:basedOn w:val="759"/>
+    <w:basedOn w:val="774"/>
     <w:uiPriority w:val="99"/>
     <w:pPr>
       <w:pBdr/>
@@ -21953,9 +22365,9 @@
       </w:tcPr>
     </w:tblStylePr>
   </w:style>
-  <w:style w:type="table" w:styleId="807" w:customStyle="1">
+  <w:style w:type="table" w:styleId="822" w:customStyle="1">
     <w:name w:val="Grid Table 6 Colorful - Accent 4"/>
-    <w:basedOn w:val="759"/>
+    <w:basedOn w:val="774"/>
     <w:uiPriority w:val="99"/>
     <w:pPr>
       <w:pBdr/>
@@ -22177,9 +22589,9 @@
       </w:tcPr>
     </w:tblStylePr>
   </w:style>
-  <w:style w:type="table" w:styleId="808" w:customStyle="1">
+  <w:style w:type="table" w:styleId="823" w:customStyle="1">
     <w:name w:val="Grid Table 6 Colorful - Accent 5"/>
-    <w:basedOn w:val="759"/>
+    <w:basedOn w:val="774"/>
     <w:uiPriority w:val="99"/>
     <w:pPr>
       <w:pBdr/>
@@ -22401,9 +22813,9 @@
       </w:tcPr>
     </w:tblStylePr>
   </w:style>
-  <w:style w:type="table" w:styleId="809" w:customStyle="1">
+  <w:style w:type="table" w:styleId="824" w:customStyle="1">
     <w:name w:val="Grid Table 6 Colorful - Accent 6"/>
-    <w:basedOn w:val="759"/>
+    <w:basedOn w:val="774"/>
     <w:uiPriority w:val="99"/>
     <w:pPr>
       <w:pBdr/>
@@ -22625,9 +23037,9 @@
       </w:tcPr>
     </w:tblStylePr>
   </w:style>
-  <w:style w:type="table" w:styleId="810">
+  <w:style w:type="table" w:styleId="825">
     <w:name w:val="Grid Table 7 Colorful"/>
-    <w:basedOn w:val="759"/>
+    <w:basedOn w:val="774"/>
     <w:uiPriority w:val="99"/>
     <w:pPr>
       <w:pBdr/>
@@ -22878,9 +23290,9 @@
       </w:tcPr>
     </w:tblStylePr>
   </w:style>
-  <w:style w:type="table" w:styleId="811" w:customStyle="1">
+  <w:style w:type="table" w:styleId="826" w:customStyle="1">
     <w:name w:val="Grid Table 7 Colorful - Accent 1"/>
-    <w:basedOn w:val="759"/>
+    <w:basedOn w:val="774"/>
     <w:uiPriority w:val="99"/>
     <w:pPr>
       <w:pBdr/>
@@ -23131,9 +23543,9 @@
       </w:tcPr>
     </w:tblStylePr>
   </w:style>
-  <w:style w:type="table" w:styleId="812" w:customStyle="1">
+  <w:style w:type="table" w:styleId="827" w:customStyle="1">
     <w:name w:val="Grid Table 7 Colorful - Accent 2"/>
-    <w:basedOn w:val="759"/>
+    <w:basedOn w:val="774"/>
     <w:uiPriority w:val="99"/>
     <w:pPr>
       <w:pBdr/>
@@ -23384,9 +23796,9 @@
       </w:tcPr>
     </w:tblStylePr>
   </w:style>
-  <w:style w:type="table" w:styleId="813" w:customStyle="1">
+  <w:style w:type="table" w:styleId="828" w:customStyle="1">
     <w:name w:val="Grid Table 7 Colorful - Accent 3"/>
-    <w:basedOn w:val="759"/>
+    <w:basedOn w:val="774"/>
     <w:uiPriority w:val="99"/>
     <w:pPr>
       <w:pBdr/>
@@ -23637,9 +24049,9 @@
       </w:tcPr>
     </w:tblStylePr>
   </w:style>
-  <w:style w:type="table" w:styleId="814" w:customStyle="1">
+  <w:style w:type="table" w:styleId="829" w:customStyle="1">
     <w:name w:val="Grid Table 7 Colorful - Accent 4"/>
-    <w:basedOn w:val="759"/>
+    <w:basedOn w:val="774"/>
     <w:uiPriority w:val="99"/>
     <w:pPr>
       <w:pBdr/>
@@ -23890,9 +24302,9 @@
       </w:tcPr>
     </w:tblStylePr>
   </w:style>
-  <w:style w:type="table" w:styleId="815" w:customStyle="1">
+  <w:style w:type="table" w:styleId="830" w:customStyle="1">
     <w:name w:val="Grid Table 7 Colorful - Accent 5"/>
-    <w:basedOn w:val="759"/>
+    <w:basedOn w:val="774"/>
     <w:uiPriority w:val="99"/>
     <w:pPr>
       <w:pBdr/>
@@ -24143,9 +24555,9 @@
       </w:tcPr>
     </w:tblStylePr>
   </w:style>
-  <w:style w:type="table" w:styleId="816" w:customStyle="1">
+  <w:style w:type="table" w:styleId="831" w:customStyle="1">
     <w:name w:val="Grid Table 7 Colorful - Accent 6"/>
-    <w:basedOn w:val="759"/>
+    <w:basedOn w:val="774"/>
     <w:uiPriority w:val="99"/>
     <w:pPr>
       <w:pBdr/>
@@ -24396,9 +24808,9 @@
       </w:tcPr>
     </w:tblStylePr>
   </w:style>
-  <w:style w:type="table" w:styleId="817">
+  <w:style w:type="table" w:styleId="832">
     <w:name w:val="List Table 1 Light"/>
-    <w:basedOn w:val="759"/>
+    <w:basedOn w:val="774"/>
     <w:uiPriority w:val="99"/>
     <w:pPr>
       <w:pBdr/>
@@ -24611,9 +25023,9 @@
       </w:tcPr>
     </w:tblStylePr>
   </w:style>
-  <w:style w:type="table" w:styleId="818" w:customStyle="1">
+  <w:style w:type="table" w:styleId="833" w:customStyle="1">
     <w:name w:val="List Table 1 Light - Accent 1"/>
-    <w:basedOn w:val="759"/>
+    <w:basedOn w:val="774"/>
     <w:uiPriority w:val="99"/>
     <w:pPr>
       <w:pBdr/>
@@ -24826,9 +25238,9 @@
       </w:tcPr>
     </w:tblStylePr>
   </w:style>
-  <w:style w:type="table" w:styleId="819" w:customStyle="1">
+  <w:style w:type="table" w:styleId="834" w:customStyle="1">
     <w:name w:val="List Table 1 Light - Accent 2"/>
-    <w:basedOn w:val="759"/>
+    <w:basedOn w:val="774"/>
     <w:uiPriority w:val="99"/>
     <w:pPr>
       <w:pBdr/>
@@ -25041,9 +25453,9 @@
       </w:tcPr>
     </w:tblStylePr>
   </w:style>
-  <w:style w:type="table" w:styleId="820" w:customStyle="1">
+  <w:style w:type="table" w:styleId="835" w:customStyle="1">
     <w:name w:val="List Table 1 Light - Accent 3"/>
-    <w:basedOn w:val="759"/>
+    <w:basedOn w:val="774"/>
     <w:uiPriority w:val="99"/>
     <w:pPr>
       <w:pBdr/>
@@ -25256,9 +25668,9 @@
       </w:tcPr>
     </w:tblStylePr>
   </w:style>
-  <w:style w:type="table" w:styleId="821" w:customStyle="1">
+  <w:style w:type="table" w:styleId="836" w:customStyle="1">
     <w:name w:val="List Table 1 Light - Accent 4"/>
-    <w:basedOn w:val="759"/>
+    <w:basedOn w:val="774"/>
     <w:uiPriority w:val="99"/>
     <w:pPr>
       <w:pBdr/>
@@ -25471,9 +25883,9 @@
       </w:tcPr>
     </w:tblStylePr>
   </w:style>
-  <w:style w:type="table" w:styleId="822" w:customStyle="1">
+  <w:style w:type="table" w:styleId="837" w:customStyle="1">
     <w:name w:val="List Table 1 Light - Accent 5"/>
-    <w:basedOn w:val="759"/>
+    <w:basedOn w:val="774"/>
     <w:uiPriority w:val="99"/>
     <w:pPr>
       <w:pBdr/>
@@ -25686,9 +26098,9 @@
       </w:tcPr>
     </w:tblStylePr>
   </w:style>
-  <w:style w:type="table" w:styleId="823" w:customStyle="1">
+  <w:style w:type="table" w:styleId="838" w:customStyle="1">
     <w:name w:val="List Table 1 Light - Accent 6"/>
-    <w:basedOn w:val="759"/>
+    <w:basedOn w:val="774"/>
     <w:uiPriority w:val="99"/>
     <w:pPr>
       <w:pBdr/>
@@ -25901,9 +26313,9 @@
       </w:tcPr>
     </w:tblStylePr>
   </w:style>
-  <w:style w:type="table" w:styleId="824">
+  <w:style w:type="table" w:styleId="839">
     <w:name w:val="List Table 2"/>
-    <w:basedOn w:val="759"/>
+    <w:basedOn w:val="774"/>
     <w:uiPriority w:val="99"/>
     <w:pPr>
       <w:pBdr/>
@@ -26138,9 +26550,9 @@
       </w:tcPr>
     </w:tblStylePr>
   </w:style>
-  <w:style w:type="table" w:styleId="825" w:customStyle="1">
+  <w:style w:type="table" w:styleId="840" w:customStyle="1">
     <w:name w:val="List Table 2 - Accent 1"/>
-    <w:basedOn w:val="759"/>
+    <w:basedOn w:val="774"/>
     <w:uiPriority w:val="99"/>
     <w:pPr>
       <w:pBdr/>
@@ -26375,9 +26787,9 @@
       </w:tcPr>
     </w:tblStylePr>
   </w:style>
-  <w:style w:type="table" w:styleId="826" w:customStyle="1">
+  <w:style w:type="table" w:styleId="841" w:customStyle="1">
     <w:name w:val="List Table 2 - Accent 2"/>
-    <w:basedOn w:val="759"/>
+    <w:basedOn w:val="774"/>
     <w:uiPriority w:val="99"/>
     <w:pPr>
       <w:pBdr/>
@@ -26612,9 +27024,9 @@
       </w:tcPr>
     </w:tblStylePr>
   </w:style>
-  <w:style w:type="table" w:styleId="827" w:customStyle="1">
+  <w:style w:type="table" w:styleId="842" w:customStyle="1">
     <w:name w:val="List Table 2 - Accent 3"/>
-    <w:basedOn w:val="759"/>
+    <w:basedOn w:val="774"/>
     <w:uiPriority w:val="99"/>
     <w:pPr>
       <w:pBdr/>
@@ -26849,9 +27261,9 @@
       </w:tcPr>
     </w:tblStylePr>
   </w:style>
-  <w:style w:type="table" w:styleId="828" w:customStyle="1">
+  <w:style w:type="table" w:styleId="843" w:customStyle="1">
     <w:name w:val="List Table 2 - Accent 4"/>
-    <w:basedOn w:val="759"/>
+    <w:basedOn w:val="774"/>
     <w:uiPriority w:val="99"/>
     <w:pPr>
       <w:pBdr/>
@@ -27086,9 +27498,9 @@
       </w:tcPr>
     </w:tblStylePr>
   </w:style>
-  <w:style w:type="table" w:styleId="829" w:customStyle="1">
+  <w:style w:type="table" w:styleId="844" w:customStyle="1">
     <w:name w:val="List Table 2 - Accent 5"/>
-    <w:basedOn w:val="759"/>
+    <w:basedOn w:val="774"/>
     <w:uiPriority w:val="99"/>
     <w:pPr>
       <w:pBdr/>
@@ -27323,9 +27735,9 @@
       </w:tcPr>
     </w:tblStylePr>
   </w:style>
-  <w:style w:type="table" w:styleId="830" w:customStyle="1">
+  <w:style w:type="table" w:styleId="845" w:customStyle="1">
     <w:name w:val="List Table 2 - Accent 6"/>
-    <w:basedOn w:val="759"/>
+    <w:basedOn w:val="774"/>
     <w:uiPriority w:val="99"/>
     <w:pPr>
       <w:pBdr/>
@@ -27560,9 +27972,9 @@
       </w:tcPr>
     </w:tblStylePr>
   </w:style>
-  <w:style w:type="table" w:styleId="831">
+  <w:style w:type="table" w:styleId="846">
     <w:name w:val="List Table 3"/>
-    <w:basedOn w:val="759"/>
+    <w:basedOn w:val="774"/>
     <w:uiPriority w:val="99"/>
     <w:pPr>
       <w:pBdr/>
@@ -27787,9 +28199,9 @@
       </w:tcPr>
     </w:tblStylePr>
   </w:style>
-  <w:style w:type="table" w:styleId="832" w:customStyle="1">
+  <w:style w:type="table" w:styleId="847" w:customStyle="1">
     <w:name w:val="List Table 3 - Accent 1"/>
-    <w:basedOn w:val="759"/>
+    <w:basedOn w:val="774"/>
     <w:uiPriority w:val="99"/>
     <w:pPr>
       <w:pBdr/>
@@ -28014,9 +28426,9 @@
       </w:tcPr>
     </w:tblStylePr>
   </w:style>
-  <w:style w:type="table" w:styleId="833" w:customStyle="1">
+  <w:style w:type="table" w:styleId="848" w:customStyle="1">
     <w:name w:val="List Table 3 - Accent 2"/>
-    <w:basedOn w:val="759"/>
+    <w:basedOn w:val="774"/>
     <w:uiPriority w:val="99"/>
     <w:pPr>
       <w:pBdr/>
@@ -28241,9 +28653,9 @@
       </w:tcPr>
     </w:tblStylePr>
   </w:style>
-  <w:style w:type="table" w:styleId="834" w:customStyle="1">
+  <w:style w:type="table" w:styleId="849" w:customStyle="1">
     <w:name w:val="List Table 3 - Accent 3"/>
-    <w:basedOn w:val="759"/>
+    <w:basedOn w:val="774"/>
     <w:uiPriority w:val="99"/>
     <w:pPr>
       <w:pBdr/>
@@ -28468,9 +28880,9 @@
       </w:tcPr>
     </w:tblStylePr>
   </w:style>
-  <w:style w:type="table" w:styleId="835" w:customStyle="1">
+  <w:style w:type="table" w:styleId="850" w:customStyle="1">
     <w:name w:val="List Table 3 - Accent 4"/>
-    <w:basedOn w:val="759"/>
+    <w:basedOn w:val="774"/>
     <w:uiPriority w:val="99"/>
     <w:pPr>
       <w:pBdr/>
@@ -28695,9 +29107,9 @@
       </w:tcPr>
     </w:tblStylePr>
   </w:style>
-  <w:style w:type="table" w:styleId="836" w:customStyle="1">
+  <w:style w:type="table" w:styleId="851" w:customStyle="1">
     <w:name w:val="List Table 3 - Accent 5"/>
-    <w:basedOn w:val="759"/>
+    <w:basedOn w:val="774"/>
     <w:uiPriority w:val="99"/>
     <w:pPr>
       <w:pBdr/>
@@ -28922,9 +29334,9 @@
       </w:tcPr>
     </w:tblStylePr>
   </w:style>
-  <w:style w:type="table" w:styleId="837" w:customStyle="1">
+  <w:style w:type="table" w:styleId="852" w:customStyle="1">
     <w:name w:val="List Table 3 - Accent 6"/>
-    <w:basedOn w:val="759"/>
+    <w:basedOn w:val="774"/>
     <w:uiPriority w:val="99"/>
     <w:pPr>
       <w:pBdr/>
@@ -29149,9 +29561,9 @@
       </w:tcPr>
     </w:tblStylePr>
   </w:style>
-  <w:style w:type="table" w:styleId="838">
+  <w:style w:type="table" w:styleId="853">
     <w:name w:val="List Table 4"/>
-    <w:basedOn w:val="759"/>
+    <w:basedOn w:val="774"/>
     <w:uiPriority w:val="99"/>
     <w:pPr>
       <w:pBdr/>
@@ -29373,9 +29785,9 @@
       </w:tcPr>
     </w:tblStylePr>
   </w:style>
-  <w:style w:type="table" w:styleId="839" w:customStyle="1">
+  <w:style w:type="table" w:styleId="854" w:customStyle="1">
     <w:name w:val="List Table 4 - Accent 1"/>
-    <w:basedOn w:val="759"/>
+    <w:basedOn w:val="774"/>
     <w:uiPriority w:val="99"/>
     <w:pPr>
       <w:pBdr/>
@@ -29597,9 +30009,9 @@
       </w:tcPr>
     </w:tblStylePr>
   </w:style>
-  <w:style w:type="table" w:styleId="840" w:customStyle="1">
+  <w:style w:type="table" w:styleId="855" w:customStyle="1">
     <w:name w:val="List Table 4 - Accent 2"/>
-    <w:basedOn w:val="759"/>
+    <w:basedOn w:val="774"/>
     <w:uiPriority w:val="99"/>
     <w:pPr>
       <w:pBdr/>
@@ -29821,9 +30233,9 @@
       </w:tcPr>
     </w:tblStylePr>
   </w:style>
-  <w:style w:type="table" w:styleId="841" w:customStyle="1">
+  <w:style w:type="table" w:styleId="856" w:customStyle="1">
     <w:name w:val="List Table 4 - Accent 3"/>
-    <w:basedOn w:val="759"/>
+    <w:basedOn w:val="774"/>
     <w:uiPriority w:val="99"/>
     <w:pPr>
       <w:pBdr/>
@@ -30045,9 +30457,9 @@
       </w:tcPr>
     </w:tblStylePr>
   </w:style>
-  <w:style w:type="table" w:styleId="842" w:customStyle="1">
+  <w:style w:type="table" w:styleId="857" w:customStyle="1">
     <w:name w:val="List Table 4 - Accent 4"/>
-    <w:basedOn w:val="759"/>
+    <w:basedOn w:val="774"/>
     <w:uiPriority w:val="99"/>
     <w:pPr>
       <w:pBdr/>
@@ -30269,9 +30681,9 @@
       </w:tcPr>
     </w:tblStylePr>
   </w:style>
-  <w:style w:type="table" w:styleId="843" w:customStyle="1">
+  <w:style w:type="table" w:styleId="858" w:customStyle="1">
     <w:name w:val="List Table 4 - Accent 5"/>
-    <w:basedOn w:val="759"/>
+    <w:basedOn w:val="774"/>
     <w:uiPriority w:val="99"/>
     <w:pPr>
       <w:pBdr/>
@@ -30493,9 +30905,9 @@
       </w:tcPr>
     </w:tblStylePr>
   </w:style>
-  <w:style w:type="table" w:styleId="844" w:customStyle="1">
+  <w:style w:type="table" w:styleId="859" w:customStyle="1">
     <w:name w:val="List Table 4 - Accent 6"/>
-    <w:basedOn w:val="759"/>
+    <w:basedOn w:val="774"/>
     <w:uiPriority w:val="99"/>
     <w:pPr>
       <w:pBdr/>
@@ -30717,9 +31129,9 @@
       </w:tcPr>
     </w:tblStylePr>
   </w:style>
-  <w:style w:type="table" w:styleId="845">
+  <w:style w:type="table" w:styleId="860">
     <w:name w:val="List Table 5 Dark"/>
-    <w:basedOn w:val="759"/>
+    <w:basedOn w:val="774"/>
     <w:uiPriority w:val="99"/>
     <w:pPr>
       <w:pBdr/>
@@ -30953,9 +31365,9 @@
       </w:tcPr>
     </w:tblStylePr>
   </w:style>
-  <w:style w:type="table" w:styleId="846" w:customStyle="1">
+  <w:style w:type="table" w:styleId="861" w:customStyle="1">
     <w:name w:val="List Table 5 Dark - Accent 1"/>
-    <w:basedOn w:val="759"/>
+    <w:basedOn w:val="774"/>
     <w:uiPriority w:val="99"/>
     <w:pPr>
       <w:pBdr/>
@@ -31189,9 +31601,9 @@
       </w:tcPr>
     </w:tblStylePr>
   </w:style>
-  <w:style w:type="table" w:styleId="847" w:customStyle="1">
+  <w:style w:type="table" w:styleId="862" w:customStyle="1">
     <w:name w:val="List Table 5 Dark - Accent 2"/>
-    <w:basedOn w:val="759"/>
+    <w:basedOn w:val="774"/>
     <w:uiPriority w:val="99"/>
     <w:pPr>
       <w:pBdr/>
@@ -31425,9 +31837,9 @@
       </w:tcPr>
     </w:tblStylePr>
   </w:style>
-  <w:style w:type="table" w:styleId="848" w:customStyle="1">
+  <w:style w:type="table" w:styleId="863" w:customStyle="1">
     <w:name w:val="List Table 5 Dark - Accent 3"/>
-    <w:basedOn w:val="759"/>
+    <w:basedOn w:val="774"/>
     <w:uiPriority w:val="99"/>
     <w:pPr>
       <w:pBdr/>
@@ -31661,9 +32073,9 @@
       </w:tcPr>
     </w:tblStylePr>
   </w:style>
-  <w:style w:type="table" w:styleId="849" w:customStyle="1">
+  <w:style w:type="table" w:styleId="864" w:customStyle="1">
     <w:name w:val="List Table 5 Dark - Accent 4"/>
-    <w:basedOn w:val="759"/>
+    <w:basedOn w:val="774"/>
     <w:uiPriority w:val="99"/>
     <w:pPr>
       <w:pBdr/>
@@ -31897,9 +32309,9 @@
       </w:tcPr>
     </w:tblStylePr>
   </w:style>
-  <w:style w:type="table" w:styleId="850" w:customStyle="1">
+  <w:style w:type="table" w:styleId="865" w:customStyle="1">
     <w:name w:val="List Table 5 Dark - Accent 5"/>
-    <w:basedOn w:val="759"/>
+    <w:basedOn w:val="774"/>
     <w:uiPriority w:val="99"/>
     <w:pPr>
       <w:pBdr/>
@@ -32133,9 +32545,9 @@
       </w:tcPr>
     </w:tblStylePr>
   </w:style>
-  <w:style w:type="table" w:styleId="851" w:customStyle="1">
+  <w:style w:type="table" w:styleId="866" w:customStyle="1">
     <w:name w:val="List Table 5 Dark - Accent 6"/>
-    <w:basedOn w:val="759"/>
+    <w:basedOn w:val="774"/>
     <w:uiPriority w:val="99"/>
     <w:pPr>
       <w:pBdr/>
@@ -32369,9 +32781,9 @@
       </w:tcPr>
     </w:tblStylePr>
   </w:style>
-  <w:style w:type="table" w:styleId="852">
+  <w:style w:type="table" w:styleId="867">
     <w:name w:val="List Table 6 Colorful"/>
-    <w:basedOn w:val="759"/>
+    <w:basedOn w:val="774"/>
     <w:uiPriority w:val="99"/>
     <w:pPr>
       <w:pBdr/>
@@ -32591,9 +33003,9 @@
       </w:tcPr>
     </w:tblStylePr>
   </w:style>
-  <w:style w:type="table" w:styleId="853" w:customStyle="1">
+  <w:style w:type="table" w:styleId="868" w:customStyle="1">
     <w:name w:val="List Table 6 Colorful - Accent 1"/>
-    <w:basedOn w:val="759"/>
+    <w:basedOn w:val="774"/>
     <w:uiPriority w:val="99"/>
     <w:pPr>
       <w:pBdr/>
@@ -32813,9 +33225,9 @@
       </w:tcPr>
     </w:tblStylePr>
   </w:style>
-  <w:style w:type="table" w:styleId="854" w:customStyle="1">
+  <w:style w:type="table" w:styleId="869" w:customStyle="1">
     <w:name w:val="List Table 6 Colorful - Accent 2"/>
-    <w:basedOn w:val="759"/>
+    <w:basedOn w:val="774"/>
     <w:uiPriority w:val="99"/>
     <w:pPr>
       <w:pBdr/>
@@ -33035,9 +33447,9 @@
       </w:tcPr>
     </w:tblStylePr>
   </w:style>
-  <w:style w:type="table" w:styleId="855" w:customStyle="1">
+  <w:style w:type="table" w:styleId="870" w:customStyle="1">
     <w:name w:val="List Table 6 Colorful - Accent 3"/>
-    <w:basedOn w:val="759"/>
+    <w:basedOn w:val="774"/>
     <w:uiPriority w:val="99"/>
     <w:pPr>
       <w:pBdr/>
@@ -33257,9 +33669,9 @@
       </w:tcPr>
     </w:tblStylePr>
   </w:style>
-  <w:style w:type="table" w:styleId="856" w:customStyle="1">
+  <w:style w:type="table" w:styleId="871" w:customStyle="1">
     <w:name w:val="List Table 6 Colorful - Accent 4"/>
-    <w:basedOn w:val="759"/>
+    <w:basedOn w:val="774"/>
     <w:uiPriority w:val="99"/>
     <w:pPr>
       <w:pBdr/>
@@ -33479,9 +33891,9 @@
       </w:tcPr>
     </w:tblStylePr>
   </w:style>
-  <w:style w:type="table" w:styleId="857" w:customStyle="1">
+  <w:style w:type="table" w:styleId="872" w:customStyle="1">
     <w:name w:val="List Table 6 Colorful - Accent 5"/>
-    <w:basedOn w:val="759"/>
+    <w:basedOn w:val="774"/>
     <w:uiPriority w:val="99"/>
     <w:pPr>
       <w:pBdr/>
@@ -33701,9 +34113,9 @@
       </w:tcPr>
     </w:tblStylePr>
   </w:style>
-  <w:style w:type="table" w:styleId="858" w:customStyle="1">
+  <w:style w:type="table" w:styleId="873" w:customStyle="1">
     <w:name w:val="List Table 6 Colorful - Accent 6"/>
-    <w:basedOn w:val="759"/>
+    <w:basedOn w:val="774"/>
     <w:uiPriority w:val="99"/>
     <w:pPr>
       <w:pBdr/>
@@ -33923,9 +34335,9 @@
       </w:tcPr>
     </w:tblStylePr>
   </w:style>
-  <w:style w:type="table" w:styleId="859">
+  <w:style w:type="table" w:styleId="874">
     <w:name w:val="List Table 7 Colorful"/>
-    <w:basedOn w:val="759"/>
+    <w:basedOn w:val="774"/>
     <w:uiPriority w:val="99"/>
     <w:pPr>
       <w:pBdr/>
@@ -34173,9 +34585,9 @@
       </w:tcPr>
     </w:tblStylePr>
   </w:style>
-  <w:style w:type="table" w:styleId="860" w:customStyle="1">
+  <w:style w:type="table" w:styleId="875" w:customStyle="1">
     <w:name w:val="List Table 7 Colorful - Accent 1"/>
-    <w:basedOn w:val="759"/>
+    <w:basedOn w:val="774"/>
     <w:uiPriority w:val="99"/>
     <w:pPr>
       <w:pBdr/>
@@ -34423,9 +34835,9 @@
       </w:tcPr>
     </w:tblStylePr>
   </w:style>
-  <w:style w:type="table" w:styleId="861" w:customStyle="1">
+  <w:style w:type="table" w:styleId="876" w:customStyle="1">
     <w:name w:val="List Table 7 Colorful - Accent 2"/>
-    <w:basedOn w:val="759"/>
+    <w:basedOn w:val="774"/>
     <w:uiPriority w:val="99"/>
     <w:pPr>
       <w:pBdr/>
@@ -34673,9 +35085,9 @@
       </w:tcPr>
     </w:tblStylePr>
   </w:style>
-  <w:style w:type="table" w:styleId="862" w:customStyle="1">
+  <w:style w:type="table" w:styleId="877" w:customStyle="1">
     <w:name w:val="List Table 7 Colorful - Accent 3"/>
-    <w:basedOn w:val="759"/>
+    <w:basedOn w:val="774"/>
     <w:uiPriority w:val="99"/>
     <w:pPr>
       <w:pBdr/>
@@ -34923,9 +35335,9 @@
       </w:tcPr>
     </w:tblStylePr>
   </w:style>
-  <w:style w:type="table" w:styleId="863" w:customStyle="1">
+  <w:style w:type="table" w:styleId="878" w:customStyle="1">
     <w:name w:val="List Table 7 Colorful - Accent 4"/>
-    <w:basedOn w:val="759"/>
+    <w:basedOn w:val="774"/>
     <w:uiPriority w:val="99"/>
     <w:pPr>
       <w:pBdr/>
@@ -35173,9 +35585,9 @@
       </w:tcPr>
     </w:tblStylePr>
   </w:style>
-  <w:style w:type="table" w:styleId="864" w:customStyle="1">
+  <w:style w:type="table" w:styleId="879" w:customStyle="1">
     <w:name w:val="List Table 7 Colorful - Accent 5"/>
-    <w:basedOn w:val="759"/>
+    <w:basedOn w:val="774"/>
     <w:uiPriority w:val="99"/>
     <w:pPr>
       <w:pBdr/>
@@ -35423,9 +35835,9 @@
       </w:tcPr>
     </w:tblStylePr>
   </w:style>
-  <w:style w:type="table" w:styleId="865" w:customStyle="1">
+  <w:style w:type="table" w:styleId="880" w:customStyle="1">
     <w:name w:val="List Table 7 Colorful - Accent 6"/>
-    <w:basedOn w:val="759"/>
+    <w:basedOn w:val="774"/>
     <w:uiPriority w:val="99"/>
     <w:pPr>
       <w:pBdr/>
@@ -35673,9 +36085,9 @@
       </w:tcPr>
     </w:tblStylePr>
   </w:style>
-  <w:style w:type="table" w:styleId="866" w:customStyle="1">
+  <w:style w:type="table" w:styleId="881" w:customStyle="1">
     <w:name w:val="Lined - Accent"/>
-    <w:basedOn w:val="759"/>
+    <w:basedOn w:val="774"/>
     <w:uiPriority w:val="99"/>
     <w:pPr>
       <w:pBdr/>
@@ -35912,9 +36324,9 @@
       </w:tcPr>
     </w:tblStylePr>
   </w:style>
-  <w:style w:type="table" w:styleId="867" w:customStyle="1">
+  <w:style w:type="table" w:styleId="882" w:customStyle="1">
     <w:name w:val="Lined - Accent 1"/>
-    <w:basedOn w:val="759"/>
+    <w:basedOn w:val="774"/>
     <w:uiPriority w:val="99"/>
     <w:pPr>
       <w:pBdr/>
@@ -36151,9 +36563,9 @@
       </w:tcPr>
     </w:tblStylePr>
   </w:style>
-  <w:style w:type="table" w:styleId="868" w:customStyle="1">
+  <w:style w:type="table" w:styleId="883" w:customStyle="1">
     <w:name w:val="Lined - Accent 2"/>
-    <w:basedOn w:val="759"/>
+    <w:basedOn w:val="774"/>
     <w:uiPriority w:val="99"/>
     <w:pPr>
       <w:pBdr/>
@@ -36390,9 +36802,9 @@
       </w:tcPr>
     </w:tblStylePr>
   </w:style>
-  <w:style w:type="table" w:styleId="869" w:customStyle="1">
+  <w:style w:type="table" w:styleId="884" w:customStyle="1">
     <w:name w:val="Lined - Accent 3"/>
-    <w:basedOn w:val="759"/>
+    <w:basedOn w:val="774"/>
     <w:uiPriority w:val="99"/>
     <w:pPr>
       <w:pBdr/>
@@ -36629,9 +37041,9 @@
       </w:tcPr>
     </w:tblStylePr>
   </w:style>
-  <w:style w:type="table" w:styleId="870" w:customStyle="1">
+  <w:style w:type="table" w:styleId="885" w:customStyle="1">
     <w:name w:val="Lined - Accent 4"/>
-    <w:basedOn w:val="759"/>
+    <w:basedOn w:val="774"/>
     <w:uiPriority w:val="99"/>
     <w:pPr>
       <w:pBdr/>
@@ -36868,9 +37280,9 @@
       </w:tcPr>
     </w:tblStylePr>
   </w:style>
-  <w:style w:type="table" w:styleId="871" w:customStyle="1">
+  <w:style w:type="table" w:styleId="886" w:customStyle="1">
     <w:name w:val="Lined - Accent 5"/>
-    <w:basedOn w:val="759"/>
+    <w:basedOn w:val="774"/>
     <w:uiPriority w:val="99"/>
     <w:pPr>
       <w:pBdr/>
@@ -37107,9 +37519,9 @@
       </w:tcPr>
     </w:tblStylePr>
   </w:style>
-  <w:style w:type="table" w:styleId="872" w:customStyle="1">
+  <w:style w:type="table" w:styleId="887" w:customStyle="1">
     <w:name w:val="Lined - Accent 6"/>
-    <w:basedOn w:val="759"/>
+    <w:basedOn w:val="774"/>
     <w:uiPriority w:val="99"/>
     <w:pPr>
       <w:pBdr/>
@@ -37346,9 +37758,9 @@
       </w:tcPr>
     </w:tblStylePr>
   </w:style>
-  <w:style w:type="table" w:styleId="873" w:customStyle="1">
+  <w:style w:type="table" w:styleId="888" w:customStyle="1">
     <w:name w:val="Bordered &amp; Lined - Accent"/>
-    <w:basedOn w:val="759"/>
+    <w:basedOn w:val="774"/>
     <w:uiPriority w:val="99"/>
     <w:pPr>
       <w:pBdr/>
@@ -37592,9 +38004,9 @@
       </w:tcPr>
     </w:tblStylePr>
   </w:style>
-  <w:style w:type="table" w:styleId="874" w:customStyle="1">
+  <w:style w:type="table" w:styleId="889" w:customStyle="1">
     <w:name w:val="Bordered &amp; Lined - Accent 1"/>
-    <w:basedOn w:val="759"/>
+    <w:basedOn w:val="774"/>
     <w:uiPriority w:val="99"/>
     <w:pPr>
       <w:pBdr/>
@@ -37838,9 +38250,9 @@
       </w:tcPr>
     </w:tblStylePr>
   </w:style>
-  <w:style w:type="table" w:styleId="875" w:customStyle="1">
+  <w:style w:type="table" w:styleId="890" w:customStyle="1">
     <w:name w:val="Bordered &amp; Lined - Accent 2"/>
-    <w:basedOn w:val="759"/>
+    <w:basedOn w:val="774"/>
     <w:uiPriority w:val="99"/>
     <w:pPr>
       <w:pBdr/>
@@ -38084,9 +38496,9 @@
       </w:tcPr>
     </w:tblStylePr>
   </w:style>
-  <w:style w:type="table" w:styleId="876" w:customStyle="1">
+  <w:style w:type="table" w:styleId="891" w:customStyle="1">
     <w:name w:val="Bordered &amp; Lined - Accent 3"/>
-    <w:basedOn w:val="759"/>
+    <w:basedOn w:val="774"/>
     <w:uiPriority w:val="99"/>
     <w:pPr>
       <w:pBdr/>
@@ -38330,9 +38742,9 @@
       </w:tcPr>
     </w:tblStylePr>
   </w:style>
-  <w:style w:type="table" w:styleId="877" w:customStyle="1">
+  <w:style w:type="table" w:styleId="892" w:customStyle="1">
     <w:name w:val="Bordered &amp; Lined - Accent 4"/>
-    <w:basedOn w:val="759"/>
+    <w:basedOn w:val="774"/>
     <w:uiPriority w:val="99"/>
     <w:pPr>
       <w:pBdr/>
@@ -38576,9 +38988,9 @@
       </w:tcPr>
     </w:tblStylePr>
   </w:style>
-  <w:style w:type="table" w:styleId="878" w:customStyle="1">
+  <w:style w:type="table" w:styleId="893" w:customStyle="1">
     <w:name w:val="Bordered &amp; Lined - Accent 5"/>
-    <w:basedOn w:val="759"/>
+    <w:basedOn w:val="774"/>
     <w:uiPriority w:val="99"/>
     <w:pPr>
       <w:pBdr/>
@@ -38822,9 +39234,9 @@
       </w:tcPr>
     </w:tblStylePr>
   </w:style>
-  <w:style w:type="table" w:styleId="879" w:customStyle="1">
+  <w:style w:type="table" w:styleId="894" w:customStyle="1">
     <w:name w:val="Bordered &amp; Lined - Accent 6"/>
-    <w:basedOn w:val="759"/>
+    <w:basedOn w:val="774"/>
     <w:uiPriority w:val="99"/>
     <w:pPr>
       <w:pBdr/>
@@ -39068,9 +39480,9 @@
       </w:tcPr>
     </w:tblStylePr>
   </w:style>
-  <w:style w:type="table" w:styleId="880" w:customStyle="1">
+  <w:style w:type="table" w:styleId="895" w:customStyle="1">
     <w:name w:val="Bordered"/>
-    <w:basedOn w:val="759"/>
+    <w:basedOn w:val="774"/>
     <w:uiPriority w:val="99"/>
     <w:pPr>
       <w:pBdr/>
@@ -39298,9 +39710,9 @@
       </w:tcPr>
     </w:tblStylePr>
   </w:style>
-  <w:style w:type="table" w:styleId="881" w:customStyle="1">
+  <w:style w:type="table" w:styleId="896" w:customStyle="1">
     <w:name w:val="Bordered - Accent 1"/>
-    <w:basedOn w:val="759"/>
+    <w:basedOn w:val="774"/>
     <w:uiPriority w:val="99"/>
     <w:pPr>
       <w:pBdr/>
@@ -39528,9 +39940,9 @@
       </w:tcPr>
     </w:tblStylePr>
   </w:style>
-  <w:style w:type="table" w:styleId="882" w:customStyle="1">
+  <w:style w:type="table" w:styleId="897" w:customStyle="1">
     <w:name w:val="Bordered - Accent 2"/>
-    <w:basedOn w:val="759"/>
+    <w:basedOn w:val="774"/>
     <w:uiPriority w:val="99"/>
     <w:pPr>
       <w:pBdr/>
@@ -39758,9 +40170,9 @@
       </w:tcPr>
     </w:tblStylePr>
   </w:style>
-  <w:style w:type="table" w:styleId="883" w:customStyle="1">
+  <w:style w:type="table" w:styleId="898" w:customStyle="1">
     <w:name w:val="Bordered - Accent 3"/>
-    <w:basedOn w:val="759"/>
+    <w:basedOn w:val="774"/>
     <w:uiPriority w:val="99"/>
     <w:pPr>
       <w:pBdr/>
@@ -39988,9 +40400,9 @@
       </w:tcPr>
     </w:tblStylePr>
   </w:style>
-  <w:style w:type="table" w:styleId="884" w:customStyle="1">
+  <w:style w:type="table" w:styleId="899" w:customStyle="1">
     <w:name w:val="Bordered - Accent 4"/>
-    <w:basedOn w:val="759"/>
+    <w:basedOn w:val="774"/>
     <w:uiPriority w:val="99"/>
     <w:pPr>
       <w:pBdr/>
@@ -40218,9 +40630,9 @@
       </w:tcPr>
     </w:tblStylePr>
   </w:style>
-  <w:style w:type="table" w:styleId="885" w:customStyle="1">
+  <w:style w:type="table" w:styleId="900" w:customStyle="1">
     <w:name w:val="Bordered - Accent 5"/>
-    <w:basedOn w:val="759"/>
+    <w:basedOn w:val="774"/>
     <w:uiPriority w:val="99"/>
     <w:pPr>
       <w:pBdr/>
@@ -40448,9 +40860,9 @@
       </w:tcPr>
     </w:tblStylePr>
   </w:style>
-  <w:style w:type="table" w:styleId="886" w:customStyle="1">
+  <w:style w:type="table" w:styleId="901" w:customStyle="1">
     <w:name w:val="Bordered - Accent 6"/>
-    <w:basedOn w:val="759"/>
+    <w:basedOn w:val="774"/>
     <w:uiPriority w:val="99"/>
     <w:pPr>
       <w:pBdr/>
@@ -40678,10 +41090,10 @@
       </w:tcPr>
     </w:tblStylePr>
   </w:style>
-  <w:style w:type="character" w:styleId="887" w:customStyle="1">
+  <w:style w:type="character" w:styleId="902" w:customStyle="1">
     <w:name w:val="Заголовок 1 Знак"/>
-    <w:basedOn w:val="758"/>
-    <w:link w:val="749"/>
+    <w:basedOn w:val="773"/>
+    <w:link w:val="764"/>
     <w:uiPriority w:val="9"/>
     <w:pPr>
       <w:pBdr/>
@@ -40695,10 +41107,10 @@
       <w:szCs w:val="40"/>
     </w:rPr>
   </w:style>
-  <w:style w:type="character" w:styleId="888" w:customStyle="1">
+  <w:style w:type="character" w:styleId="903" w:customStyle="1">
     <w:name w:val="Заголовок 2 Знак"/>
-    <w:basedOn w:val="758"/>
-    <w:link w:val="750"/>
+    <w:basedOn w:val="773"/>
+    <w:link w:val="765"/>
     <w:uiPriority w:val="9"/>
     <w:pPr>
       <w:pBdr/>
@@ -40712,10 +41124,10 @@
       <w:szCs w:val="32"/>
     </w:rPr>
   </w:style>
-  <w:style w:type="character" w:styleId="889" w:customStyle="1">
+  <w:style w:type="character" w:styleId="904" w:customStyle="1">
     <w:name w:val="Заголовок 3 Знак"/>
-    <w:basedOn w:val="758"/>
-    <w:link w:val="751"/>
+    <w:basedOn w:val="773"/>
+    <w:link w:val="766"/>
     <w:uiPriority w:val="9"/>
     <w:pPr>
       <w:pBdr/>
@@ -40729,10 +41141,10 @@
       <w:szCs w:val="28"/>
     </w:rPr>
   </w:style>
-  <w:style w:type="character" w:styleId="890" w:customStyle="1">
+  <w:style w:type="character" w:styleId="905" w:customStyle="1">
     <w:name w:val="Заголовок 4 Знак"/>
-    <w:basedOn w:val="758"/>
-    <w:link w:val="752"/>
+    <w:basedOn w:val="773"/>
+    <w:link w:val="767"/>
     <w:uiPriority w:val="9"/>
     <w:pPr>
       <w:pBdr/>
@@ -40746,10 +41158,10 @@
       <w:color w:val="2e74b5" w:themeColor="accent1" w:themeShade="BF"/>
     </w:rPr>
   </w:style>
-  <w:style w:type="character" w:styleId="891" w:customStyle="1">
+  <w:style w:type="character" w:styleId="906" w:customStyle="1">
     <w:name w:val="Заголовок 5 Знак"/>
-    <w:basedOn w:val="758"/>
-    <w:link w:val="753"/>
+    <w:basedOn w:val="773"/>
+    <w:link w:val="768"/>
     <w:uiPriority w:val="9"/>
     <w:pPr>
       <w:pBdr/>
@@ -40761,10 +41173,10 @@
       <w:color w:val="2e74b5" w:themeColor="accent1" w:themeShade="BF"/>
     </w:rPr>
   </w:style>
-  <w:style w:type="character" w:styleId="892" w:customStyle="1">
+  <w:style w:type="character" w:styleId="907" w:customStyle="1">
     <w:name w:val="Заголовок 6 Знак"/>
-    <w:basedOn w:val="758"/>
-    <w:link w:val="754"/>
+    <w:basedOn w:val="773"/>
+    <w:link w:val="769"/>
     <w:uiPriority w:val="9"/>
     <w:pPr>
       <w:pBdr/>
@@ -40778,10 +41190,10 @@
       <w:color w:val="595959" w:themeColor="text1" w:themeTint="A6"/>
     </w:rPr>
   </w:style>
-  <w:style w:type="character" w:styleId="893" w:customStyle="1">
+  <w:style w:type="character" w:styleId="908" w:customStyle="1">
     <w:name w:val="Заголовок 7 Знак"/>
-    <w:basedOn w:val="758"/>
-    <w:link w:val="755"/>
+    <w:basedOn w:val="773"/>
+    <w:link w:val="770"/>
     <w:uiPriority w:val="9"/>
     <w:pPr>
       <w:pBdr/>
@@ -40793,10 +41205,10 @@
       <w:color w:val="595959" w:themeColor="text1" w:themeTint="A6"/>
     </w:rPr>
   </w:style>
-  <w:style w:type="character" w:styleId="894" w:customStyle="1">
+  <w:style w:type="character" w:styleId="909" w:customStyle="1">
     <w:name w:val="Заголовок 8 Знак"/>
-    <w:basedOn w:val="758"/>
-    <w:link w:val="756"/>
+    <w:basedOn w:val="773"/>
+    <w:link w:val="771"/>
     <w:uiPriority w:val="9"/>
     <w:pPr>
       <w:pBdr/>
@@ -40810,10 +41222,10 @@
       <w:color w:val="272727" w:themeColor="text1" w:themeTint="D8"/>
     </w:rPr>
   </w:style>
-  <w:style w:type="character" w:styleId="895" w:customStyle="1">
+  <w:style w:type="character" w:styleId="910" w:customStyle="1">
     <w:name w:val="Заголовок 9 Знак"/>
-    <w:basedOn w:val="758"/>
-    <w:link w:val="757"/>
+    <w:basedOn w:val="773"/>
+    <w:link w:val="772"/>
     <w:uiPriority w:val="9"/>
     <w:pPr>
       <w:pBdr/>
@@ -40827,11 +41239,11 @@
       <w:color w:val="272727" w:themeColor="text1" w:themeTint="D8"/>
     </w:rPr>
   </w:style>
-  <w:style w:type="paragraph" w:styleId="896">
+  <w:style w:type="paragraph" w:styleId="911">
     <w:name w:val="Title"/>
-    <w:basedOn w:val="748"/>
-    <w:next w:val="748"/>
-    <w:link w:val="897"/>
+    <w:basedOn w:val="763"/>
+    <w:next w:val="763"/>
+    <w:link w:val="912"/>
     <w:uiPriority w:val="10"/>
     <w:qFormat/>
     <w:pPr>
@@ -40847,10 +41259,10 @@
       <w:szCs w:val="56"/>
     </w:rPr>
   </w:style>
-  <w:style w:type="character" w:styleId="897" w:customStyle="1">
+  <w:style w:type="character" w:styleId="912" w:customStyle="1">
     <w:name w:val="Заголовок Знак"/>
-    <w:basedOn w:val="758"/>
-    <w:link w:val="896"/>
+    <w:basedOn w:val="773"/>
+    <w:link w:val="911"/>
     <w:uiPriority w:val="10"/>
     <w:pPr>
       <w:pBdr/>
@@ -40864,11 +41276,11 @@
       <w:szCs w:val="56"/>
     </w:rPr>
   </w:style>
-  <w:style w:type="paragraph" w:styleId="898">
+  <w:style w:type="paragraph" w:styleId="913">
     <w:name w:val="Subtitle"/>
-    <w:basedOn w:val="748"/>
-    <w:next w:val="748"/>
-    <w:link w:val="899"/>
+    <w:basedOn w:val="763"/>
+    <w:next w:val="763"/>
+    <w:link w:val="914"/>
     <w:uiPriority w:val="11"/>
     <w:qFormat/>
     <w:pPr>
@@ -40886,10 +41298,10 @@
       <w:szCs w:val="28"/>
     </w:rPr>
   </w:style>
-  <w:style w:type="character" w:styleId="899" w:customStyle="1">
+  <w:style w:type="character" w:styleId="914" w:customStyle="1">
     <w:name w:val="Подзаголовок Знак"/>
-    <w:basedOn w:val="758"/>
-    <w:link w:val="898"/>
+    <w:basedOn w:val="773"/>
+    <w:link w:val="913"/>
     <w:uiPriority w:val="11"/>
     <w:pPr>
       <w:pBdr/>
@@ -40903,11 +41315,11 @@
       <w:szCs w:val="28"/>
     </w:rPr>
   </w:style>
-  <w:style w:type="paragraph" w:styleId="900">
+  <w:style w:type="paragraph" w:styleId="915">
     <w:name w:val="Quote"/>
-    <w:basedOn w:val="748"/>
-    <w:next w:val="748"/>
-    <w:link w:val="901"/>
+    <w:basedOn w:val="763"/>
+    <w:next w:val="763"/>
+    <w:link w:val="916"/>
     <w:uiPriority w:val="29"/>
     <w:qFormat/>
     <w:pPr>
@@ -40922,10 +41334,10 @@
       <w:color w:val="404040" w:themeColor="text1" w:themeTint="BF"/>
     </w:rPr>
   </w:style>
-  <w:style w:type="character" w:styleId="901" w:customStyle="1">
+  <w:style w:type="character" w:styleId="916" w:customStyle="1">
     <w:name w:val="Цитата 2 Знак"/>
-    <w:basedOn w:val="758"/>
-    <w:link w:val="900"/>
+    <w:basedOn w:val="773"/>
+    <w:link w:val="915"/>
     <w:uiPriority w:val="29"/>
     <w:pPr>
       <w:pBdr/>
@@ -40938,9 +41350,9 @@
       <w:color w:val="404040" w:themeColor="text1" w:themeTint="BF"/>
     </w:rPr>
   </w:style>
-  <w:style w:type="character" w:styleId="902">
+  <w:style w:type="character" w:styleId="917">
     <w:name w:val="Intense Emphasis"/>
-    <w:basedOn w:val="758"/>
+    <w:basedOn w:val="773"/>
     <w:uiPriority w:val="21"/>
     <w:qFormat/>
     <w:pPr>
@@ -40954,11 +41366,11 @@
       <w:color w:val="2e74b5" w:themeColor="accent1" w:themeShade="BF"/>
     </w:rPr>
   </w:style>
-  <w:style w:type="paragraph" w:styleId="903">
+  <w:style w:type="paragraph" w:styleId="918">
     <w:name w:val="Intense Quote"/>
-    <w:basedOn w:val="748"/>
-    <w:next w:val="748"/>
-    <w:link w:val="904"/>
+    <w:basedOn w:val="763"/>
+    <w:next w:val="763"/>
+    <w:link w:val="919"/>
     <w:uiPriority w:val="30"/>
     <w:qFormat/>
     <w:pPr>
@@ -40976,10 +41388,10 @@
       <w:color w:val="2e74b5" w:themeColor="accent1" w:themeShade="BF"/>
     </w:rPr>
   </w:style>
-  <w:style w:type="character" w:styleId="904" w:customStyle="1">
+  <w:style w:type="character" w:styleId="919" w:customStyle="1">
     <w:name w:val="Выделенная цитата Знак"/>
-    <w:basedOn w:val="758"/>
-    <w:link w:val="903"/>
+    <w:basedOn w:val="773"/>
+    <w:link w:val="918"/>
     <w:uiPriority w:val="30"/>
     <w:pPr>
       <w:pBdr/>
@@ -40992,9 +41404,9 @@
       <w:color w:val="2e74b5" w:themeColor="accent1" w:themeShade="BF"/>
     </w:rPr>
   </w:style>
-  <w:style w:type="character" w:styleId="905">
+  <w:style w:type="character" w:styleId="920">
     <w:name w:val="Intense Reference"/>
-    <w:basedOn w:val="758"/>
+    <w:basedOn w:val="773"/>
     <w:uiPriority w:val="32"/>
     <w:qFormat/>
     <w:pPr>
@@ -41010,9 +41422,9 @@
       <w:spacing w:val="5"/>
     </w:rPr>
   </w:style>
-  <w:style w:type="character" w:styleId="906">
+  <w:style w:type="character" w:styleId="921">
     <w:name w:val="Subtle Emphasis"/>
-    <w:basedOn w:val="758"/>
+    <w:basedOn w:val="773"/>
     <w:uiPriority w:val="19"/>
     <w:qFormat/>
     <w:pPr>
@@ -41026,9 +41438,9 @@
       <w:color w:val="404040" w:themeColor="text1" w:themeTint="BF"/>
     </w:rPr>
   </w:style>
-  <w:style w:type="character" w:styleId="907">
+  <w:style w:type="character" w:styleId="922">
     <w:name w:val="Emphasis"/>
-    <w:basedOn w:val="758"/>
+    <w:basedOn w:val="773"/>
     <w:uiPriority w:val="20"/>
     <w:qFormat/>
     <w:pPr>
@@ -41041,9 +41453,9 @@
       <w:iCs/>
     </w:rPr>
   </w:style>
-  <w:style w:type="character" w:styleId="908">
+  <w:style w:type="character" w:styleId="923">
     <w:name w:val="Strong"/>
-    <w:basedOn w:val="758"/>
+    <w:basedOn w:val="773"/>
     <w:uiPriority w:val="22"/>
     <w:qFormat/>
     <w:pPr>
@@ -41056,9 +41468,9 @@
       <w:bCs/>
     </w:rPr>
   </w:style>
-  <w:style w:type="character" w:styleId="909">
+  <w:style w:type="character" w:styleId="924">
     <w:name w:val="Subtle Reference"/>
-    <w:basedOn w:val="758"/>
+    <w:basedOn w:val="773"/>
     <w:uiPriority w:val="31"/>
     <w:qFormat/>
     <w:pPr>
@@ -41071,9 +41483,9 @@
       <w:color w:val="5a5a5a" w:themeColor="text1" w:themeTint="A5"/>
     </w:rPr>
   </w:style>
-  <w:style w:type="character" w:styleId="910">
+  <w:style w:type="character" w:styleId="925">
     <w:name w:val="Book Title"/>
-    <w:basedOn w:val="758"/>
+    <w:basedOn w:val="773"/>
     <w:uiPriority w:val="33"/>
     <w:qFormat/>
     <w:pPr>
@@ -41089,10 +41501,10 @@
       <w:spacing w:val="5"/>
     </w:rPr>
   </w:style>
-  <w:style w:type="paragraph" w:styleId="911">
+  <w:style w:type="paragraph" w:styleId="926">
     <w:name w:val="Header"/>
-    <w:basedOn w:val="748"/>
-    <w:link w:val="912"/>
+    <w:basedOn w:val="763"/>
+    <w:link w:val="927"/>
     <w:uiPriority w:val="99"/>
     <w:unhideWhenUsed/>
     <w:pPr>
@@ -41105,10 +41517,10 @@
       <w:ind/>
     </w:pPr>
   </w:style>
-  <w:style w:type="character" w:styleId="912" w:customStyle="1">
+  <w:style w:type="character" w:styleId="927" w:customStyle="1">
     <w:name w:val="Верхний колонтитул Знак"/>
-    <w:basedOn w:val="758"/>
-    <w:link w:val="911"/>
+    <w:basedOn w:val="773"/>
+    <w:link w:val="926"/>
     <w:uiPriority w:val="99"/>
     <w:pPr>
       <w:pBdr/>
@@ -41116,10 +41528,10 @@
       <w:ind/>
     </w:pPr>
   </w:style>
-  <w:style w:type="paragraph" w:styleId="913">
+  <w:style w:type="paragraph" w:styleId="928">
     <w:name w:val="Footer"/>
-    <w:basedOn w:val="748"/>
-    <w:link w:val="914"/>
+    <w:basedOn w:val="763"/>
+    <w:link w:val="929"/>
     <w:uiPriority w:val="99"/>
     <w:unhideWhenUsed/>
     <w:pPr>
@@ -41132,10 +41544,10 @@
       <w:ind/>
     </w:pPr>
   </w:style>
-  <w:style w:type="character" w:styleId="914" w:customStyle="1">
+  <w:style w:type="character" w:styleId="929" w:customStyle="1">
     <w:name w:val="Нижний колонтитул Знак"/>
-    <w:basedOn w:val="758"/>
-    <w:link w:val="913"/>
+    <w:basedOn w:val="773"/>
+    <w:link w:val="928"/>
     <w:uiPriority w:val="99"/>
     <w:pPr>
       <w:pBdr/>
@@ -41143,10 +41555,10 @@
       <w:ind/>
     </w:pPr>
   </w:style>
-  <w:style w:type="paragraph" w:styleId="915">
+  <w:style w:type="paragraph" w:styleId="930">
     <w:name w:val="Caption"/>
-    <w:basedOn w:val="748"/>
-    <w:next w:val="748"/>
+    <w:basedOn w:val="763"/>
+    <w:next w:val="763"/>
     <w:uiPriority w:val="35"/>
     <w:unhideWhenUsed/>
     <w:qFormat/>
@@ -41163,10 +41575,10 @@
       <w:szCs w:val="18"/>
     </w:rPr>
   </w:style>
-  <w:style w:type="paragraph" w:styleId="916">
+  <w:style w:type="paragraph" w:styleId="931">
     <w:name w:val="footnote text"/>
-    <w:basedOn w:val="748"/>
-    <w:link w:val="917"/>
+    <w:basedOn w:val="763"/>
+    <w:link w:val="932"/>
     <w:uiPriority w:val="99"/>
     <w:semiHidden/>
     <w:unhideWhenUsed/>
@@ -41180,10 +41592,10 @@
       <w:szCs w:val="20"/>
     </w:rPr>
   </w:style>
-  <w:style w:type="character" w:styleId="917" w:customStyle="1">
+  <w:style w:type="character" w:styleId="932" w:customStyle="1">
     <w:name w:val="Текст сноски Знак"/>
-    <w:basedOn w:val="758"/>
-    <w:link w:val="916"/>
+    <w:basedOn w:val="773"/>
+    <w:link w:val="931"/>
     <w:uiPriority w:val="99"/>
     <w:semiHidden/>
     <w:pPr>
@@ -41196,9 +41608,9 @@
       <w:szCs w:val="20"/>
     </w:rPr>
   </w:style>
-  <w:style w:type="character" w:styleId="918">
+  <w:style w:type="character" w:styleId="933">
     <w:name w:val="footnote reference"/>
-    <w:basedOn w:val="758"/>
+    <w:basedOn w:val="773"/>
     <w:uiPriority w:val="99"/>
     <w:semiHidden/>
     <w:unhideWhenUsed/>
@@ -41211,10 +41623,10 @@
       <w:vertAlign w:val="superscript"/>
     </w:rPr>
   </w:style>
-  <w:style w:type="paragraph" w:styleId="919">
+  <w:style w:type="paragraph" w:styleId="934">
     <w:name w:val="endnote text"/>
-    <w:basedOn w:val="748"/>
-    <w:link w:val="920"/>
+    <w:basedOn w:val="763"/>
+    <w:link w:val="935"/>
     <w:uiPriority w:val="99"/>
     <w:semiHidden/>
     <w:unhideWhenUsed/>
@@ -41228,10 +41640,10 @@
       <w:szCs w:val="20"/>
     </w:rPr>
   </w:style>
-  <w:style w:type="character" w:styleId="920" w:customStyle="1">
+  <w:style w:type="character" w:styleId="935" w:customStyle="1">
     <w:name w:val="Текст концевой сноски Знак"/>
-    <w:basedOn w:val="758"/>
-    <w:link w:val="919"/>
+    <w:basedOn w:val="773"/>
+    <w:link w:val="934"/>
     <w:uiPriority w:val="99"/>
     <w:semiHidden/>
     <w:pPr>
@@ -41244,9 +41656,9 @@
       <w:szCs w:val="20"/>
     </w:rPr>
   </w:style>
-  <w:style w:type="character" w:styleId="921">
+  <w:style w:type="character" w:styleId="936">
     <w:name w:val="endnote reference"/>
-    <w:basedOn w:val="758"/>
+    <w:basedOn w:val="773"/>
     <w:uiPriority w:val="99"/>
     <w:semiHidden/>
     <w:unhideWhenUsed/>
@@ -41259,9 +41671,9 @@
       <w:vertAlign w:val="superscript"/>
     </w:rPr>
   </w:style>
-  <w:style w:type="character" w:styleId="922">
+  <w:style w:type="character" w:styleId="937">
     <w:name w:val="Hyperlink"/>
-    <w:basedOn w:val="758"/>
+    <w:basedOn w:val="773"/>
     <w:uiPriority w:val="99"/>
     <w:unhideWhenUsed/>
     <w:pPr>
@@ -41274,9 +41686,9 @@
       <w:u w:val="single"/>
     </w:rPr>
   </w:style>
-  <w:style w:type="character" w:styleId="923">
+  <w:style w:type="character" w:styleId="938">
     <w:name w:val="FollowedHyperlink"/>
-    <w:basedOn w:val="758"/>
+    <w:basedOn w:val="773"/>
     <w:uiPriority w:val="99"/>
     <w:semiHidden/>
     <w:unhideWhenUsed/>
@@ -41290,7 +41702,7 @@
       <w:u w:val="single"/>
     </w:rPr>
   </w:style>
-  <w:style w:type="paragraph" w:styleId="924">
+  <w:style w:type="paragraph" w:styleId="939">
     <w:name w:val="TOC Heading"/>
     <w:uiPriority w:val="39"/>
     <w:unhideWhenUsed/>
@@ -41300,10 +41712,10 @@
       <w:ind/>
     </w:pPr>
   </w:style>
-  <w:style w:type="paragraph" w:styleId="925">
+  <w:style w:type="paragraph" w:styleId="940">
     <w:name w:val="table of figures"/>
-    <w:basedOn w:val="748"/>
-    <w:next w:val="748"/>
+    <w:basedOn w:val="763"/>
+    <w:next w:val="763"/>
     <w:uiPriority w:val="99"/>
     <w:unhideWhenUsed/>
     <w:pPr>
@@ -41312,9 +41724,9 @@
       <w:ind/>
     </w:pPr>
   </w:style>
-  <w:style w:type="paragraph" w:styleId="926">
+  <w:style w:type="paragraph" w:styleId="941">
     <w:name w:val="No Spacing"/>
-    <w:basedOn w:val="748"/>
+    <w:basedOn w:val="763"/>
     <w:uiPriority w:val="1"/>
     <w:qFormat/>
     <w:pPr>
@@ -41323,9 +41735,9 @@
       <w:ind/>
     </w:pPr>
   </w:style>
-  <w:style w:type="paragraph" w:styleId="927">
+  <w:style w:type="paragraph" w:styleId="942">
     <w:name w:val="List Paragraph"/>
-    <w:basedOn w:val="748"/>
+    <w:basedOn w:val="763"/>
     <w:uiPriority w:val="34"/>
     <w:qFormat/>
     <w:pPr>
@@ -41335,7 +41747,7 @@
       <w:contextualSpacing w:val="true"/>
     </w:pPr>
   </w:style>
-  <w:style w:type="paragraph" w:styleId="928" w:customStyle="1">
+  <w:style w:type="paragraph" w:styleId="943" w:customStyle="1">
     <w:name w:val="Text body"/>
     <w:pPr>
       <w:pBdr>

--- a/Гумаров_ис-222б.docx
+++ b/Гумаров_ис-222б.docx
@@ -1,6 +1,6 @@
 
 <file path=word/document.xml><?xml version="1.0" encoding="utf-8"?>
-<w:document xmlns:wpc="http://schemas.microsoft.com/office/word/2010/wordprocessingCanvas" xmlns:cx="http://schemas.microsoft.com/office/drawing/2014/chartex" xmlns:mc="http://schemas.openxmlformats.org/markup-compatibility/2006" xmlns:o="urn:schemas-microsoft-com:office:office" xmlns:r="http://schemas.openxmlformats.org/officeDocument/2006/relationships" xmlns:m="http://schemas.openxmlformats.org/officeDocument/2006/math" xmlns:v="urn:schemas-microsoft-com:vml" xmlns:wp14="http://schemas.microsoft.com/office/word/2010/wordprocessingDrawing" xmlns:wp="http://schemas.openxmlformats.org/drawingml/2006/wordprocessingDrawing" xmlns:w10="urn:schemas-microsoft-com:office:word" xmlns:w="http://schemas.openxmlformats.org/wordprocessingml/2006/main" xmlns:w14="http://schemas.microsoft.com/office/word/2010/wordml" xmlns:w15="http://schemas.microsoft.com/office/word/2012/wordml" xmlns:w16se="http://schemas.microsoft.com/office/word/2015/wordml/symex" xmlns:wpg="http://schemas.microsoft.com/office/word/2010/wordprocessingGroup" xmlns:wpi="http://schemas.microsoft.com/office/word/2010/wordprocessingInk" xmlns:wne="http://schemas.microsoft.com/office/word/2006/wordml" xmlns:wps="http://schemas.microsoft.com/office/word/2010/wordprocessingShape" mc:Ignorable="w14 w15 w16se wp14">
+<w:document xmlns:wpc="http://schemas.microsoft.com/office/word/2010/wordprocessingCanvas" xmlns:cx="http://schemas.microsoft.com/office/drawing/2014/chartex" xmlns:cx1="http://schemas.microsoft.com/office/drawing/2015/9/8/chartex" xmlns:cx2="http://schemas.microsoft.com/office/drawing/2015/10/21/chartex" xmlns:cx3="http://schemas.microsoft.com/office/drawing/2016/5/9/chartex" xmlns:cx4="http://schemas.microsoft.com/office/drawing/2016/5/10/chartex" xmlns:cx5="http://schemas.microsoft.com/office/drawing/2016/5/11/chartex" xmlns:cx6="http://schemas.microsoft.com/office/drawing/2016/5/12/chartex" xmlns:cx7="http://schemas.microsoft.com/office/drawing/2016/5/13/chartex" xmlns:cx8="http://schemas.microsoft.com/office/drawing/2016/5/14/chartex" xmlns:mc="http://schemas.openxmlformats.org/markup-compatibility/2006" xmlns:aink="http://schemas.microsoft.com/office/drawing/2016/ink" xmlns:am3d="http://schemas.microsoft.com/office/drawing/2017/model3d" xmlns:o="urn:schemas-microsoft-com:office:office" xmlns:r="http://schemas.openxmlformats.org/officeDocument/2006/relationships" xmlns:m="http://schemas.openxmlformats.org/officeDocument/2006/math" xmlns:v="urn:schemas-microsoft-com:vml" xmlns:wp14="http://schemas.microsoft.com/office/word/2010/wordprocessingDrawing" xmlns:wp="http://schemas.openxmlformats.org/drawingml/2006/wordprocessingDrawing" xmlns:w10="urn:schemas-microsoft-com:office:word" xmlns:w="http://schemas.openxmlformats.org/wordprocessingml/2006/main" xmlns:w14="http://schemas.microsoft.com/office/word/2010/wordml" xmlns:w15="http://schemas.microsoft.com/office/word/2012/wordml" xmlns:w16cex="http://schemas.microsoft.com/office/word/2018/wordml/cex" xmlns:w16cid="http://schemas.microsoft.com/office/word/2016/wordml/cid" xmlns:w16="http://schemas.microsoft.com/office/word/2018/wordml" xmlns:w16sdtdh="http://schemas.microsoft.com/office/word/2020/wordml/sdtdatahash" xmlns:w16se="http://schemas.microsoft.com/office/word/2015/wordml/symex" xmlns:wpg="http://schemas.microsoft.com/office/word/2010/wordprocessingGroup" xmlns:wpi="http://schemas.microsoft.com/office/word/2010/wordprocessingInk" xmlns:wne="http://schemas.microsoft.com/office/word/2006/wordml" xmlns:wps="http://schemas.microsoft.com/office/word/2010/wordprocessingShape" mc:Ignorable="w14 w15 w16se w16cid w16 w16cex w16sdtdh wp14">
   <w:body>
     <w:p>
       <w:pPr>
@@ -980,7 +980,7 @@
         <mc:AlternateContent>
           <mc:Choice Requires="wpg">
             <w:drawing>
-              <wp:inline distT="0" distB="0" distL="0" distR="0">
+              <wp:inline distT="0" distB="0" distL="0" distR="0" wp14:anchorId="239A6459" wp14:editId="750877E1">
                 <wp:extent cx="5940425" cy="4316287"/>
                 <wp:effectExtent l="0" t="0" r="0" b="0"/>
                 <wp:docPr id="1" name="Рисунок 1"/>
@@ -1015,7 +1015,7 @@
               </wp:inline>
             </w:drawing>
           </mc:Choice>
-          <mc:Fallback xmlns:a="http://schemas.openxmlformats.org/drawingml/2006/main" xmlns:w16cex="http://schemas.microsoft.com/office/word/2018/wordml/cex" xmlns:w16cid="http://schemas.microsoft.com/office/word/2016/wordml/cid" xmlns:w16="http://schemas.microsoft.com/office/word/2018/wordml" xmlns:w16sdtdh="http://schemas.microsoft.com/office/word/2020/wordml/sdtdatahash">
+          <mc:Fallback xmlns:a="http://schemas.openxmlformats.org/drawingml/2006/main">
             <w:pict>
               <v:shapetype id="_x0000_t75" coordsize="21600,21600" o:spt="75" o:preferrelative="t" path="m@4@5l@4@11@9@11@9@5xe" filled="f" stroked="f">
                 <v:stroke joinstyle="miter"/>
@@ -1715,7 +1715,7 @@
         <mc:AlternateContent>
           <mc:Choice Requires="wpg">
             <w:drawing>
-              <wp:inline distT="0" distB="0" distL="0" distR="0">
+              <wp:inline distT="0" distB="0" distL="0" distR="0" wp14:anchorId="60EBF2DD" wp14:editId="56D0F980">
                 <wp:extent cx="3027492" cy="5586862"/>
                 <wp:effectExtent l="0" t="0" r="0" b="0"/>
                 <wp:docPr id="2" name="Рисунок 2"/>
@@ -1751,7 +1751,7 @@
               </wp:inline>
             </w:drawing>
           </mc:Choice>
-          <mc:Fallback xmlns:a="http://schemas.openxmlformats.org/drawingml/2006/main" xmlns:w16cex="http://schemas.microsoft.com/office/word/2018/wordml/cex" xmlns:w16cid="http://schemas.microsoft.com/office/word/2016/wordml/cid" xmlns:w16="http://schemas.microsoft.com/office/word/2018/wordml" xmlns:w16sdtdh="http://schemas.microsoft.com/office/word/2020/wordml/sdtdatahash">
+          <mc:Fallback xmlns:a="http://schemas.openxmlformats.org/drawingml/2006/main">
             <w:pict>
               <v:shapetype id="_x0000_t75" coordsize="21600,21600" o:spt="75" o:preferrelative="t" path="m@4@5l@4@11@9@11@9@5xe" filled="f" stroked="f">
                 <v:stroke joinstyle="miter"/>
@@ -2245,7 +2245,7 @@
         <mc:AlternateContent>
           <mc:Choice Requires="wpg">
             <w:drawing>
-              <wp:inline distT="0" distB="0" distL="0" distR="0">
+              <wp:inline distT="0" distB="0" distL="0" distR="0" wp14:anchorId="2A008EF3" wp14:editId="7278C5E2">
                 <wp:extent cx="5940425" cy="4316287"/>
                 <wp:effectExtent l="0" t="0" r="0" b="0"/>
                 <wp:docPr id="3" name="Рисунок 3"/>
@@ -2280,7 +2280,7 @@
               </wp:inline>
             </w:drawing>
           </mc:Choice>
-          <mc:Fallback xmlns:a="http://schemas.openxmlformats.org/drawingml/2006/main" xmlns:w16cex="http://schemas.microsoft.com/office/word/2018/wordml/cex" xmlns:w16cid="http://schemas.microsoft.com/office/word/2016/wordml/cid" xmlns:w16="http://schemas.microsoft.com/office/word/2018/wordml" xmlns:w16sdtdh="http://schemas.microsoft.com/office/word/2020/wordml/sdtdatahash">
+          <mc:Fallback xmlns:a="http://schemas.openxmlformats.org/drawingml/2006/main">
             <w:pict>
               <v:shapetype id="_x0000_t75" coordsize="21600,21600" o:spt="75" o:preferrelative="t" path="m@4@5l@4@11@9@11@9@5xe" filled="f" stroked="f">
                 <v:stroke joinstyle="miter"/>
@@ -2406,15 +2406,17 @@
         <w:jc w:val="center"/>
         <w:tblCellSpacing w:w="0" w:type="dxa"/>
         <w:tblBorders>
-          <w:top w:val="single" w:sz="2" w:space="0" w:color="000000"/>
-          <w:left w:val="single" w:sz="2" w:space="0" w:color="000000"/>
-          <w:bottom w:val="single" w:sz="2" w:space="0" w:color="000000"/>
-          <w:right w:val="single" w:sz="2" w:space="0" w:color="000000"/>
+          <w:top w:val="single" w:sz="4" w:space="0" w:color="auto"/>
+          <w:left w:val="single" w:sz="4" w:space="0" w:color="auto"/>
+          <w:bottom w:val="single" w:sz="4" w:space="0" w:color="auto"/>
+          <w:right w:val="single" w:sz="4" w:space="0" w:color="auto"/>
+          <w:insideH w:val="single" w:sz="4" w:space="0" w:color="auto"/>
+          <w:insideV w:val="single" w:sz="4" w:space="0" w:color="auto"/>
         </w:tblBorders>
         <w:tblLook w:val="04A0" w:firstRow="1" w:lastRow="0" w:firstColumn="1" w:lastColumn="0" w:noHBand="0" w:noVBand="1"/>
       </w:tblPr>
       <w:tblGrid>
-        <w:gridCol w:w="3317"/>
+        <w:gridCol w:w="3313"/>
         <w:gridCol w:w="3526"/>
         <w:gridCol w:w="2506"/>
       </w:tblGrid>
@@ -2427,11 +2429,6 @@
         <w:tc>
           <w:tcPr>
             <w:tcW w:w="0" w:type="auto"/>
-            <w:tcBorders>
-              <w:top w:val="single" w:sz="1" w:space="0" w:color="000000"/>
-              <w:bottom w:val="single" w:sz="1" w:space="0" w:color="000000"/>
-              <w:right w:val="single" w:sz="1" w:space="0" w:color="000000"/>
-            </w:tcBorders>
           </w:tcPr>
           <w:p>
             <w:pPr>
@@ -2456,11 +2453,6 @@
         <w:tc>
           <w:tcPr>
             <w:tcW w:w="0" w:type="auto"/>
-            <w:tcBorders>
-              <w:top w:val="single" w:sz="1" w:space="0" w:color="000000"/>
-              <w:bottom w:val="single" w:sz="1" w:space="0" w:color="000000"/>
-              <w:right w:val="single" w:sz="1" w:space="0" w:color="000000"/>
-            </w:tcBorders>
           </w:tcPr>
           <w:p>
             <w:pPr>
@@ -2485,10 +2477,6 @@
         <w:tc>
           <w:tcPr>
             <w:tcW w:w="0" w:type="auto"/>
-            <w:tcBorders>
-              <w:top w:val="single" w:sz="1" w:space="0" w:color="000000"/>
-              <w:bottom w:val="single" w:sz="1" w:space="0" w:color="000000"/>
-            </w:tcBorders>
           </w:tcPr>
           <w:p>
             <w:pPr>
@@ -2520,11 +2508,6 @@
         <w:tc>
           <w:tcPr>
             <w:tcW w:w="0" w:type="auto"/>
-            <w:tcBorders>
-              <w:top w:val="single" w:sz="1" w:space="0" w:color="000000"/>
-              <w:bottom w:val="single" w:sz="1" w:space="0" w:color="000000"/>
-              <w:right w:val="single" w:sz="1" w:space="0" w:color="000000"/>
-            </w:tcBorders>
           </w:tcPr>
           <w:p>
             <w:pPr>
@@ -2551,11 +2534,6 @@
         <w:tc>
           <w:tcPr>
             <w:tcW w:w="0" w:type="auto"/>
-            <w:tcBorders>
-              <w:top w:val="single" w:sz="1" w:space="0" w:color="000000"/>
-              <w:bottom w:val="single" w:sz="1" w:space="0" w:color="000000"/>
-              <w:right w:val="single" w:sz="1" w:space="0" w:color="000000"/>
-            </w:tcBorders>
           </w:tcPr>
           <w:p>
             <w:pPr>
@@ -2580,10 +2558,6 @@
         <w:tc>
           <w:tcPr>
             <w:tcW w:w="0" w:type="auto"/>
-            <w:tcBorders>
-              <w:top w:val="single" w:sz="1" w:space="0" w:color="000000"/>
-              <w:bottom w:val="single" w:sz="1" w:space="0" w:color="000000"/>
-            </w:tcBorders>
           </w:tcPr>
           <w:p>
             <w:pPr>
@@ -2615,11 +2589,6 @@
         <w:tc>
           <w:tcPr>
             <w:tcW w:w="0" w:type="auto"/>
-            <w:tcBorders>
-              <w:top w:val="single" w:sz="1" w:space="0" w:color="000000"/>
-              <w:bottom w:val="single" w:sz="1" w:space="0" w:color="000000"/>
-              <w:right w:val="single" w:sz="1" w:space="0" w:color="000000"/>
-            </w:tcBorders>
           </w:tcPr>
           <w:p>
             <w:pPr>
@@ -2646,11 +2615,6 @@
         <w:tc>
           <w:tcPr>
             <w:tcW w:w="0" w:type="auto"/>
-            <w:tcBorders>
-              <w:top w:val="single" w:sz="1" w:space="0" w:color="000000"/>
-              <w:bottom w:val="single" w:sz="1" w:space="0" w:color="000000"/>
-              <w:right w:val="single" w:sz="1" w:space="0" w:color="000000"/>
-            </w:tcBorders>
           </w:tcPr>
           <w:p>
             <w:pPr>
@@ -2675,10 +2639,6 @@
         <w:tc>
           <w:tcPr>
             <w:tcW w:w="0" w:type="auto"/>
-            <w:tcBorders>
-              <w:top w:val="single" w:sz="1" w:space="0" w:color="000000"/>
-              <w:bottom w:val="single" w:sz="1" w:space="0" w:color="000000"/>
-            </w:tcBorders>
           </w:tcPr>
           <w:p>
             <w:pPr>
@@ -2710,11 +2670,6 @@
         <w:tc>
           <w:tcPr>
             <w:tcW w:w="0" w:type="auto"/>
-            <w:tcBorders>
-              <w:top w:val="single" w:sz="1" w:space="0" w:color="000000"/>
-              <w:bottom w:val="single" w:sz="1" w:space="0" w:color="000000"/>
-              <w:right w:val="single" w:sz="1" w:space="0" w:color="000000"/>
-            </w:tcBorders>
           </w:tcPr>
           <w:p>
             <w:pPr>
@@ -2741,11 +2696,6 @@
         <w:tc>
           <w:tcPr>
             <w:tcW w:w="0" w:type="auto"/>
-            <w:tcBorders>
-              <w:top w:val="single" w:sz="1" w:space="0" w:color="000000"/>
-              <w:bottom w:val="single" w:sz="1" w:space="0" w:color="000000"/>
-              <w:right w:val="single" w:sz="1" w:space="0" w:color="000000"/>
-            </w:tcBorders>
           </w:tcPr>
           <w:p>
             <w:pPr>
@@ -2770,10 +2720,6 @@
         <w:tc>
           <w:tcPr>
             <w:tcW w:w="0" w:type="auto"/>
-            <w:tcBorders>
-              <w:top w:val="single" w:sz="1" w:space="0" w:color="000000"/>
-              <w:bottom w:val="single" w:sz="1" w:space="0" w:color="000000"/>
-            </w:tcBorders>
           </w:tcPr>
           <w:p>
             <w:pPr>
@@ -2805,11 +2751,6 @@
         <w:tc>
           <w:tcPr>
             <w:tcW w:w="0" w:type="auto"/>
-            <w:tcBorders>
-              <w:top w:val="single" w:sz="1" w:space="0" w:color="000000"/>
-              <w:bottom w:val="single" w:sz="1" w:space="0" w:color="000000"/>
-              <w:right w:val="single" w:sz="1" w:space="0" w:color="000000"/>
-            </w:tcBorders>
           </w:tcPr>
           <w:p>
             <w:pPr>
@@ -2836,11 +2777,6 @@
         <w:tc>
           <w:tcPr>
             <w:tcW w:w="0" w:type="auto"/>
-            <w:tcBorders>
-              <w:top w:val="single" w:sz="1" w:space="0" w:color="000000"/>
-              <w:bottom w:val="single" w:sz="1" w:space="0" w:color="000000"/>
-              <w:right w:val="single" w:sz="1" w:space="0" w:color="000000"/>
-            </w:tcBorders>
           </w:tcPr>
           <w:p>
             <w:pPr>
@@ -2865,10 +2801,6 @@
         <w:tc>
           <w:tcPr>
             <w:tcW w:w="0" w:type="auto"/>
-            <w:tcBorders>
-              <w:top w:val="single" w:sz="1" w:space="0" w:color="000000"/>
-              <w:bottom w:val="single" w:sz="1" w:space="0" w:color="000000"/>
-            </w:tcBorders>
           </w:tcPr>
           <w:p>
             <w:pPr>
@@ -2900,11 +2832,6 @@
         <w:tc>
           <w:tcPr>
             <w:tcW w:w="0" w:type="auto"/>
-            <w:tcBorders>
-              <w:top w:val="single" w:sz="1" w:space="0" w:color="000000"/>
-              <w:bottom w:val="single" w:sz="1" w:space="0" w:color="000000"/>
-              <w:right w:val="single" w:sz="1" w:space="0" w:color="000000"/>
-            </w:tcBorders>
           </w:tcPr>
           <w:p>
             <w:pPr>
@@ -2924,6 +2851,7 @@
                 <w:szCs w:val="28"/>
                 <w:shd w:val="clear" w:color="auto" w:fill="F8F8FA"/>
               </w:rPr>
+              <w:lastRenderedPageBreak/>
               <w:t>password</w:t>
             </w:r>
           </w:p>
@@ -2931,11 +2859,6 @@
         <w:tc>
           <w:tcPr>
             <w:tcW w:w="0" w:type="auto"/>
-            <w:tcBorders>
-              <w:top w:val="single" w:sz="1" w:space="0" w:color="000000"/>
-              <w:bottom w:val="single" w:sz="1" w:space="0" w:color="000000"/>
-              <w:right w:val="single" w:sz="1" w:space="0" w:color="000000"/>
-            </w:tcBorders>
           </w:tcPr>
           <w:p>
             <w:pPr>
@@ -2960,10 +2883,6 @@
         <w:tc>
           <w:tcPr>
             <w:tcW w:w="0" w:type="auto"/>
-            <w:tcBorders>
-              <w:top w:val="single" w:sz="1" w:space="0" w:color="000000"/>
-              <w:bottom w:val="single" w:sz="1" w:space="0" w:color="000000"/>
-            </w:tcBorders>
           </w:tcPr>
           <w:p>
             <w:pPr>
@@ -2995,11 +2914,6 @@
         <w:tc>
           <w:tcPr>
             <w:tcW w:w="0" w:type="auto"/>
-            <w:tcBorders>
-              <w:top w:val="single" w:sz="1" w:space="0" w:color="000000"/>
-              <w:bottom w:val="single" w:sz="1" w:space="0" w:color="000000"/>
-              <w:right w:val="single" w:sz="1" w:space="0" w:color="000000"/>
-            </w:tcBorders>
           </w:tcPr>
           <w:p>
             <w:pPr>
@@ -3019,7 +2933,6 @@
                 <w:szCs w:val="28"/>
                 <w:shd w:val="clear" w:color="auto" w:fill="F8F8FA"/>
               </w:rPr>
-              <w:lastRenderedPageBreak/>
               <w:t>role_id</w:t>
             </w:r>
           </w:p>
@@ -3027,11 +2940,6 @@
         <w:tc>
           <w:tcPr>
             <w:tcW w:w="0" w:type="auto"/>
-            <w:tcBorders>
-              <w:top w:val="single" w:sz="1" w:space="0" w:color="000000"/>
-              <w:bottom w:val="single" w:sz="1" w:space="0" w:color="000000"/>
-              <w:right w:val="single" w:sz="1" w:space="0" w:color="000000"/>
-            </w:tcBorders>
           </w:tcPr>
           <w:p>
             <w:pPr>
@@ -3056,10 +2964,6 @@
         <w:tc>
           <w:tcPr>
             <w:tcW w:w="0" w:type="auto"/>
-            <w:tcBorders>
-              <w:top w:val="single" w:sz="1" w:space="0" w:color="000000"/>
-              <w:bottom w:val="single" w:sz="1" w:space="0" w:color="000000"/>
-            </w:tcBorders>
           </w:tcPr>
           <w:p>
             <w:pPr>
@@ -3091,11 +2995,6 @@
         <w:tc>
           <w:tcPr>
             <w:tcW w:w="0" w:type="auto"/>
-            <w:tcBorders>
-              <w:top w:val="single" w:sz="1" w:space="0" w:color="000000"/>
-              <w:bottom w:val="single" w:sz="1" w:space="0" w:color="000000"/>
-              <w:right w:val="single" w:sz="1" w:space="0" w:color="000000"/>
-            </w:tcBorders>
           </w:tcPr>
           <w:p>
             <w:pPr>
@@ -3122,11 +3021,6 @@
         <w:tc>
           <w:tcPr>
             <w:tcW w:w="0" w:type="auto"/>
-            <w:tcBorders>
-              <w:top w:val="single" w:sz="1" w:space="0" w:color="000000"/>
-              <w:bottom w:val="single" w:sz="1" w:space="0" w:color="000000"/>
-              <w:right w:val="single" w:sz="1" w:space="0" w:color="000000"/>
-            </w:tcBorders>
           </w:tcPr>
           <w:p>
             <w:pPr>
@@ -3151,10 +3045,6 @@
         <w:tc>
           <w:tcPr>
             <w:tcW w:w="0" w:type="auto"/>
-            <w:tcBorders>
-              <w:top w:val="single" w:sz="1" w:space="0" w:color="000000"/>
-              <w:bottom w:val="single" w:sz="1" w:space="0" w:color="000000"/>
-            </w:tcBorders>
           </w:tcPr>
           <w:p>
             <w:pPr>
@@ -3186,11 +3076,6 @@
         <w:tc>
           <w:tcPr>
             <w:tcW w:w="0" w:type="auto"/>
-            <w:tcBorders>
-              <w:top w:val="single" w:sz="1" w:space="0" w:color="000000"/>
-              <w:bottom w:val="single" w:sz="1" w:space="0" w:color="000000"/>
-              <w:right w:val="single" w:sz="1" w:space="0" w:color="000000"/>
-            </w:tcBorders>
           </w:tcPr>
           <w:p>
             <w:pPr>
@@ -3217,11 +3102,6 @@
         <w:tc>
           <w:tcPr>
             <w:tcW w:w="0" w:type="auto"/>
-            <w:tcBorders>
-              <w:top w:val="single" w:sz="1" w:space="0" w:color="000000"/>
-              <w:bottom w:val="single" w:sz="1" w:space="0" w:color="000000"/>
-              <w:right w:val="single" w:sz="1" w:space="0" w:color="000000"/>
-            </w:tcBorders>
           </w:tcPr>
           <w:p>
             <w:pPr>
@@ -3246,10 +3126,6 @@
         <w:tc>
           <w:tcPr>
             <w:tcW w:w="0" w:type="auto"/>
-            <w:tcBorders>
-              <w:top w:val="single" w:sz="1" w:space="0" w:color="000000"/>
-              <w:bottom w:val="single" w:sz="1" w:space="0" w:color="000000"/>
-            </w:tcBorders>
           </w:tcPr>
           <w:p>
             <w:pPr>
@@ -14968,7 +14844,7 @@
           <w:sz w:val="28"/>
           <w:szCs w:val="28"/>
         </w:rPr>
-        <w:pict>
+        <w:pict w14:anchorId="1E4C657E">
           <v:shapetype id="_x0000_t75" coordsize="21600,21600" o:spt="75" o:preferrelative="t" path="m@4@5l@4@11@9@11@9@5xe" filled="f" stroked="f">
             <v:stroke joinstyle="miter"/>
             <v:formulas>
@@ -15104,7 +14980,7 @@
           <w:lang w:eastAsia="ru-RU"/>
         </w:rPr>
         <w:drawing>
-          <wp:inline distT="0" distB="0" distL="0" distR="0" wp14:anchorId="75352C10" wp14:editId="10F94E52">
+          <wp:inline distT="0" distB="0" distL="0" distR="0" wp14:anchorId="73DE45F2" wp14:editId="312E5771">
             <wp:extent cx="5940425" cy="2711450"/>
             <wp:effectExtent l="0" t="0" r="3175" b="0"/>
             <wp:docPr id="5" name="Рисунок 5"/>
@@ -15250,7 +15126,7 @@
           <w:lang w:eastAsia="ru-RU"/>
         </w:rPr>
         <w:drawing>
-          <wp:inline distT="0" distB="0" distL="0" distR="0" wp14:anchorId="255DC854" wp14:editId="2F682B50">
+          <wp:inline distT="0" distB="0" distL="0" distR="0" wp14:anchorId="59DD4DB6" wp14:editId="19FB19C8">
             <wp:extent cx="5940425" cy="2331085"/>
             <wp:effectExtent l="0" t="0" r="3175" b="0"/>
             <wp:docPr id="6" name="Рисунок 6"/>
@@ -15348,7 +15224,7 @@
           <w:lang w:eastAsia="ru-RU"/>
         </w:rPr>
         <w:drawing>
-          <wp:inline distT="0" distB="0" distL="0" distR="0" wp14:anchorId="0995F0E1" wp14:editId="708B76D3">
+          <wp:inline distT="0" distB="0" distL="0" distR="0" wp14:anchorId="5118DF41" wp14:editId="42399309">
             <wp:extent cx="5940425" cy="2767965"/>
             <wp:effectExtent l="0" t="0" r="3175" b="0"/>
             <wp:docPr id="7" name="Рисунок 7"/>
@@ -15492,7 +15368,7 @@
         </w:rPr>
         <w:lastRenderedPageBreak/>
         <w:drawing>
-          <wp:inline distT="0" distB="0" distL="0" distR="0" wp14:anchorId="00FDC36E" wp14:editId="64CA60AC">
+          <wp:inline distT="0" distB="0" distL="0" distR="0" wp14:anchorId="35CA929E" wp14:editId="376782C7">
             <wp:extent cx="4982270" cy="2762636"/>
             <wp:effectExtent l="0" t="0" r="0" b="0"/>
             <wp:docPr id="10" name="Рисунок 10"/>
@@ -15619,7 +15495,7 @@
           <w:lang w:eastAsia="ru-RU"/>
         </w:rPr>
         <w:drawing>
-          <wp:inline distT="0" distB="0" distL="0" distR="0" wp14:anchorId="25F6ED93" wp14:editId="5A67ABDC">
+          <wp:inline distT="0" distB="0" distL="0" distR="0" wp14:anchorId="1910DBCB" wp14:editId="36CCC9DF">
             <wp:extent cx="5940425" cy="2896235"/>
             <wp:effectExtent l="0" t="0" r="3175" b="0"/>
             <wp:docPr id="11" name="Рисунок 11"/>
@@ -18730,8 +18606,102 @@
           <w:rFonts w:ascii="Times New Roman" w:hAnsi="Times New Roman" w:cs="Times New Roman"/>
           <w:sz w:val="28"/>
           <w:szCs w:val="28"/>
-        </w:rPr>
-        <w:t xml:space="preserve">Для проекти </w:t>
+          <w:lang w:val="en-US"/>
+        </w:rPr>
+        <w:t>IntelliJ</w:t>
+      </w:r>
+      <w:r>
+        <w:rPr>
+          <w:rFonts w:ascii="Times New Roman" w:hAnsi="Times New Roman" w:cs="Times New Roman"/>
+          <w:sz w:val="28"/>
+          <w:szCs w:val="28"/>
+        </w:rPr>
+        <w:t xml:space="preserve"> </w:t>
+      </w:r>
+      <w:r>
+        <w:rPr>
+          <w:rFonts w:ascii="Times New Roman" w:hAnsi="Times New Roman" w:cs="Times New Roman"/>
+          <w:sz w:val="28"/>
+          <w:szCs w:val="28"/>
+          <w:lang w:val="en-US"/>
+        </w:rPr>
+        <w:t>IDEA</w:t>
+      </w:r>
+      <w:r>
+        <w:rPr>
+          <w:rFonts w:ascii="Times New Roman" w:hAnsi="Times New Roman" w:cs="Times New Roman"/>
+          <w:sz w:val="28"/>
+          <w:szCs w:val="28"/>
+        </w:rPr>
+        <w:t xml:space="preserve"> — интегрированная среда разработки. Обеспечивает глубокий анализ кода, поддержку </w:t>
+      </w:r>
+      <w:r>
+        <w:rPr>
+          <w:rFonts w:ascii="Times New Roman" w:hAnsi="Times New Roman" w:cs="Times New Roman"/>
+          <w:sz w:val="28"/>
+          <w:szCs w:val="28"/>
+          <w:lang w:val="en-US"/>
+        </w:rPr>
+        <w:t>Kotlin</w:t>
+      </w:r>
+      <w:r>
+        <w:rPr>
+          <w:rFonts w:ascii="Times New Roman" w:hAnsi="Times New Roman" w:cs="Times New Roman"/>
+          <w:sz w:val="28"/>
+          <w:szCs w:val="28"/>
+        </w:rPr>
+        <w:t xml:space="preserve"> «из коробки», удобные инструменты для работы с базами данных и </w:t>
+      </w:r>
+      <w:r>
+        <w:rPr>
+          <w:rFonts w:ascii="Times New Roman" w:hAnsi="Times New Roman" w:cs="Times New Roman"/>
+          <w:sz w:val="28"/>
+          <w:szCs w:val="28"/>
+          <w:lang w:val="en-US"/>
+        </w:rPr>
+        <w:t>Docker</w:t>
+      </w:r>
+      <w:r>
+        <w:rPr>
+          <w:rFonts w:ascii="Times New Roman" w:hAnsi="Times New Roman" w:cs="Times New Roman"/>
+          <w:sz w:val="28"/>
+          <w:szCs w:val="28"/>
+        </w:rPr>
+        <w:t xml:space="preserve">, а также встроенный </w:t>
+      </w:r>
+      <w:r>
+        <w:rPr>
+          <w:rFonts w:ascii="Times New Roman" w:hAnsi="Times New Roman" w:cs="Times New Roman"/>
+          <w:sz w:val="28"/>
+          <w:szCs w:val="28"/>
+          <w:lang w:val="en-US"/>
+        </w:rPr>
+        <w:t>HTTP</w:t>
+      </w:r>
+      <w:r>
+        <w:rPr>
+          <w:rFonts w:ascii="Times New Roman" w:hAnsi="Times New Roman" w:cs="Times New Roman"/>
+          <w:sz w:val="28"/>
+          <w:szCs w:val="28"/>
+        </w:rPr>
+        <w:t xml:space="preserve">-клиент для тестирования </w:t>
+      </w:r>
+      <w:r>
+        <w:rPr>
+          <w:rFonts w:ascii="Times New Roman" w:hAnsi="Times New Roman" w:cs="Times New Roman"/>
+          <w:sz w:val="28"/>
+          <w:szCs w:val="28"/>
+          <w:lang w:val="en-US"/>
+        </w:rPr>
+        <w:t>API</w:t>
+      </w:r>
+      <w:r>
+        <w:rPr>
+          <w:rFonts w:ascii="Times New Roman" w:hAnsi="Times New Roman" w:cs="Times New Roman"/>
+          <w:sz w:val="28"/>
+          <w:szCs w:val="28"/>
+        </w:rPr>
+        <w:t>.</w:t>
       </w:r>
     </w:p>
     <w:p>
@@ -18751,7 +18721,32 @@
           <w:szCs w:val="28"/>
           <w:lang w:val="en-US"/>
         </w:rPr>
-        <w:t>IntelliJ</w:t>
+        <w:t>Docker</w:t>
+      </w:r>
+      <w:r>
+        <w:rPr>
+          <w:rFonts w:ascii="Times New Roman" w:hAnsi="Times New Roman" w:cs="Times New Roman"/>
+          <w:sz w:val="28"/>
+          <w:szCs w:val="28"/>
+        </w:rPr>
+        <w:t xml:space="preserve"> — используется для контейнеризации приложения и всех зависимых сервисов (БД, </w:t>
+      </w:r>
+      <w:r>
+        <w:rPr>
+          <w:rFonts w:ascii="Times New Roman" w:hAnsi="Times New Roman" w:cs="Times New Roman"/>
+          <w:sz w:val="28"/>
+          <w:szCs w:val="28"/>
+          <w:lang w:val="en-US"/>
+        </w:rPr>
+        <w:t>Ollama</w:t>
+      </w:r>
+      <w:r>
+        <w:rPr>
+          <w:rFonts w:ascii="Times New Roman" w:hAnsi="Times New Roman" w:cs="Times New Roman"/>
+          <w:sz w:val="28"/>
+          <w:szCs w:val="28"/>
+        </w:rPr>
+        <w:t>), что упрощает развертывание и гарантирует идентичность окружения на этапах разработки и эксплуатации.</w:t>
       </w:r>
       <w:r>
         <w:rPr>
@@ -18760,91 +18755,6 @@
           <w:szCs w:val="28"/>
         </w:rPr>
         <w:t xml:space="preserve"> </w:t>
-      </w:r>
-      <w:r>
-        <w:rPr>
-          <w:rFonts w:ascii="Times New Roman" w:hAnsi="Times New Roman" w:cs="Times New Roman"/>
-          <w:sz w:val="28"/>
-          <w:szCs w:val="28"/>
-          <w:lang w:val="en-US"/>
-        </w:rPr>
-        <w:t>IDEA</w:t>
-      </w:r>
-      <w:r>
-        <w:rPr>
-          <w:rFonts w:ascii="Times New Roman" w:hAnsi="Times New Roman" w:cs="Times New Roman"/>
-          <w:sz w:val="28"/>
-          <w:szCs w:val="28"/>
-        </w:rPr>
-        <w:t xml:space="preserve"> — интегрированная среда разработки. Обеспечивает глубокий анализ кода, поддержку </w:t>
-      </w:r>
-      <w:r>
-        <w:rPr>
-          <w:rFonts w:ascii="Times New Roman" w:hAnsi="Times New Roman" w:cs="Times New Roman"/>
-          <w:sz w:val="28"/>
-          <w:szCs w:val="28"/>
-          <w:lang w:val="en-US"/>
-        </w:rPr>
-        <w:t>Kotlin</w:t>
-      </w:r>
-      <w:r>
-        <w:rPr>
-          <w:rFonts w:ascii="Times New Roman" w:hAnsi="Times New Roman" w:cs="Times New Roman"/>
-          <w:sz w:val="28"/>
-          <w:szCs w:val="28"/>
-        </w:rPr>
-        <w:t xml:space="preserve"> «из коробки», удобные инструменты для работы с базами данных и </w:t>
-      </w:r>
-      <w:r>
-        <w:rPr>
-          <w:rFonts w:ascii="Times New Roman" w:hAnsi="Times New Roman" w:cs="Times New Roman"/>
-          <w:sz w:val="28"/>
-          <w:szCs w:val="28"/>
-          <w:lang w:val="en-US"/>
-        </w:rPr>
-        <w:t>Docker</w:t>
-      </w:r>
-      <w:r>
-        <w:rPr>
-          <w:rFonts w:ascii="Times New Roman" w:hAnsi="Times New Roman" w:cs="Times New Roman"/>
-          <w:sz w:val="28"/>
-          <w:szCs w:val="28"/>
-        </w:rPr>
-        <w:t xml:space="preserve">, а также встроенный </w:t>
-      </w:r>
-      <w:r>
-        <w:rPr>
-          <w:rFonts w:ascii="Times New Roman" w:hAnsi="Times New Roman" w:cs="Times New Roman"/>
-          <w:sz w:val="28"/>
-          <w:szCs w:val="28"/>
-          <w:lang w:val="en-US"/>
-        </w:rPr>
-        <w:t>HTTP</w:t>
-      </w:r>
-      <w:r>
-        <w:rPr>
-          <w:rFonts w:ascii="Times New Roman" w:hAnsi="Times New Roman" w:cs="Times New Roman"/>
-          <w:sz w:val="28"/>
-          <w:szCs w:val="28"/>
-        </w:rPr>
-        <w:t xml:space="preserve">-клиент для тестирования </w:t>
-      </w:r>
-      <w:r>
-        <w:rPr>
-          <w:rFonts w:ascii="Times New Roman" w:hAnsi="Times New Roman" w:cs="Times New Roman"/>
-          <w:sz w:val="28"/>
-          <w:szCs w:val="28"/>
-          <w:lang w:val="en-US"/>
-        </w:rPr>
-        <w:t>API</w:t>
-      </w:r>
-      <w:r>
-        <w:rPr>
-          <w:rFonts w:ascii="Times New Roman" w:hAnsi="Times New Roman" w:cs="Times New Roman"/>
-          <w:sz w:val="28"/>
-          <w:szCs w:val="28"/>
-        </w:rPr>
-        <w:t>.</w:t>
       </w:r>
     </w:p>
     <w:p>
@@ -18862,42 +18772,8 @@
           <w:rFonts w:ascii="Times New Roman" w:hAnsi="Times New Roman" w:cs="Times New Roman"/>
           <w:sz w:val="28"/>
           <w:szCs w:val="28"/>
-          <w:lang w:val="en-US"/>
-        </w:rPr>
-        <w:t>Docker</w:t>
-      </w:r>
-      <w:r>
-        <w:rPr>
-          <w:rFonts w:ascii="Times New Roman" w:hAnsi="Times New Roman" w:cs="Times New Roman"/>
-          <w:sz w:val="28"/>
-          <w:szCs w:val="28"/>
-        </w:rPr>
-        <w:t xml:space="preserve"> — используется для контейнеризации приложения и всех зависимых сервисов (БД, </w:t>
-      </w:r>
-      <w:r>
-        <w:rPr>
-          <w:rFonts w:ascii="Times New Roman" w:hAnsi="Times New Roman" w:cs="Times New Roman"/>
-          <w:sz w:val="28"/>
-          <w:szCs w:val="28"/>
-          <w:lang w:val="en-US"/>
-        </w:rPr>
-        <w:t>Ollama</w:t>
-      </w:r>
-      <w:r>
-        <w:rPr>
-          <w:rFonts w:ascii="Times New Roman" w:hAnsi="Times New Roman" w:cs="Times New Roman"/>
-          <w:sz w:val="28"/>
-          <w:szCs w:val="28"/>
-        </w:rPr>
-        <w:t>), что упрощает развертывание и гарантирует идентичность окружения на этапах разработки и эксплуатации.</w:t>
-      </w:r>
-      <w:r>
-        <w:rPr>
-          <w:rFonts w:ascii="Times New Roman" w:hAnsi="Times New Roman" w:cs="Times New Roman"/>
-          <w:sz w:val="28"/>
-          <w:szCs w:val="28"/>
-        </w:rPr>
-        <w:t xml:space="preserve"> </w:t>
+        </w:rPr>
+        <w:t>В итоге, выбранный стек технологий обеспечивает:</w:t>
       </w:r>
     </w:p>
     <w:p>
@@ -18916,7 +18792,24 @@
           <w:sz w:val="28"/>
           <w:szCs w:val="28"/>
         </w:rPr>
-        <w:t>В итоге, выбранный стек технологий обеспечивает:</w:t>
+        <w:t xml:space="preserve">Производительность: благодаря эффективности </w:t>
+      </w:r>
+      <w:r>
+        <w:rPr>
+          <w:rFonts w:ascii="Times New Roman" w:hAnsi="Times New Roman" w:cs="Times New Roman"/>
+          <w:sz w:val="28"/>
+          <w:szCs w:val="28"/>
+          <w:lang w:val="en-US"/>
+        </w:rPr>
+        <w:t>JVM</w:t>
+      </w:r>
+      <w:r>
+        <w:rPr>
+          <w:rFonts w:ascii="Times New Roman" w:hAnsi="Times New Roman" w:cs="Times New Roman"/>
+          <w:sz w:val="28"/>
+          <w:szCs w:val="28"/>
+        </w:rPr>
+        <w:t xml:space="preserve"> и асинхронной обработке запросов.</w:t>
       </w:r>
     </w:p>
     <w:p>
@@ -18927,16 +18820,32 @@
           <w:rFonts w:ascii="Times New Roman" w:hAnsi="Times New Roman" w:cs="Times New Roman"/>
           <w:sz w:val="28"/>
           <w:szCs w:val="28"/>
+        </w:rPr>
+      </w:pPr>
+      <w:r>
+        <w:rPr>
+          <w:rFonts w:ascii="Times New Roman" w:hAnsi="Times New Roman" w:cs="Times New Roman"/>
+          <w:sz w:val="28"/>
+          <w:szCs w:val="28"/>
+        </w:rPr>
+        <w:t xml:space="preserve">Интеллектуальность: за счет интеграции </w:t>
+      </w:r>
+      <w:r>
+        <w:rPr>
+          <w:rFonts w:ascii="Times New Roman" w:hAnsi="Times New Roman" w:cs="Times New Roman"/>
+          <w:sz w:val="28"/>
+          <w:szCs w:val="28"/>
           <w:lang w:val="en-US"/>
         </w:rPr>
-      </w:pPr>
-      <w:r>
-        <w:rPr>
-          <w:rFonts w:ascii="Times New Roman" w:hAnsi="Times New Roman" w:cs="Times New Roman"/>
-          <w:sz w:val="28"/>
-          <w:szCs w:val="28"/>
-        </w:rPr>
-        <w:t xml:space="preserve">Производительность: благодаря эффективности </w:t>
+        <w:t>RAG</w:t>
+      </w:r>
+      <w:r>
+        <w:rPr>
+          <w:rFonts w:ascii="Times New Roman" w:hAnsi="Times New Roman" w:cs="Times New Roman"/>
+          <w:sz w:val="28"/>
+          <w:szCs w:val="28"/>
+        </w:rPr>
+        <w:t xml:space="preserve"> (</w:t>
       </w:r>
       <w:r>
         <w:rPr>
@@ -18945,18 +18854,50 @@
           <w:szCs w:val="28"/>
           <w:lang w:val="en-US"/>
         </w:rPr>
-        <w:t>JVM</w:t>
-      </w:r>
-      <w:r>
-        <w:rPr>
-          <w:rFonts w:ascii="Times New Roman" w:hAnsi="Times New Roman" w:cs="Times New Roman"/>
-          <w:sz w:val="28"/>
-          <w:szCs w:val="28"/>
-        </w:rPr>
-        <w:t xml:space="preserve"> и асинхронной обработке запросов.</w:t>
-      </w:r>
-      <w:bookmarkStart w:id="13" w:name="_GoBack"/>
-      <w:bookmarkEnd w:id="13"/>
+        <w:t>Retrieval</w:t>
+      </w:r>
+      <w:r>
+        <w:rPr>
+          <w:rFonts w:ascii="Times New Roman" w:hAnsi="Times New Roman" w:cs="Times New Roman"/>
+          <w:sz w:val="28"/>
+          <w:szCs w:val="28"/>
+        </w:rPr>
+        <w:t>-</w:t>
+      </w:r>
+      <w:r>
+        <w:rPr>
+          <w:rFonts w:ascii="Times New Roman" w:hAnsi="Times New Roman" w:cs="Times New Roman"/>
+          <w:sz w:val="28"/>
+          <w:szCs w:val="28"/>
+          <w:lang w:val="en-US"/>
+        </w:rPr>
+        <w:t>Augmented</w:t>
+      </w:r>
+      <w:r>
+        <w:rPr>
+          <w:rFonts w:ascii="Times New Roman" w:hAnsi="Times New Roman" w:cs="Times New Roman"/>
+          <w:sz w:val="28"/>
+          <w:szCs w:val="28"/>
+        </w:rPr>
+        <w:t xml:space="preserve"> </w:t>
+      </w:r>
+      <w:r>
+        <w:rPr>
+          <w:rFonts w:ascii="Times New Roman" w:hAnsi="Times New Roman" w:cs="Times New Roman"/>
+          <w:sz w:val="28"/>
+          <w:szCs w:val="28"/>
+          <w:lang w:val="en-US"/>
+        </w:rPr>
+        <w:t>Generation</w:t>
+      </w:r>
+      <w:r>
+        <w:rPr>
+          <w:rFonts w:ascii="Times New Roman" w:hAnsi="Times New Roman" w:cs="Times New Roman"/>
+          <w:sz w:val="28"/>
+          <w:szCs w:val="28"/>
+        </w:rPr>
+        <w:t>) и векторного поиска.</w:t>
+      </w:r>
     </w:p>
     <w:p>
       <w:pPr>
@@ -18975,7 +18916,7 @@
           <w:szCs w:val="28"/>
         </w:rPr>
         <w:lastRenderedPageBreak/>
-        <w:t xml:space="preserve">Интеллектуальность: за счет интеграции </w:t>
+        <w:t xml:space="preserve">Безопасность: данные обрабатываются локально, поддерживается интеграция с корпоративным </w:t>
       </w:r>
       <w:r>
         <w:rPr>
@@ -18984,66 +18925,15 @@
           <w:szCs w:val="28"/>
           <w:lang w:val="en-US"/>
         </w:rPr>
-        <w:t>RAG</w:t>
-      </w:r>
-      <w:r>
-        <w:rPr>
-          <w:rFonts w:ascii="Times New Roman" w:hAnsi="Times New Roman" w:cs="Times New Roman"/>
-          <w:sz w:val="28"/>
-          <w:szCs w:val="28"/>
-        </w:rPr>
-        <w:t xml:space="preserve"> (</w:t>
-      </w:r>
-      <w:r>
-        <w:rPr>
-          <w:rFonts w:ascii="Times New Roman" w:hAnsi="Times New Roman" w:cs="Times New Roman"/>
-          <w:sz w:val="28"/>
-          <w:szCs w:val="28"/>
-          <w:lang w:val="en-US"/>
-        </w:rPr>
-        <w:t>Retrieval</w:t>
-      </w:r>
-      <w:r>
-        <w:rPr>
-          <w:rFonts w:ascii="Times New Roman" w:hAnsi="Times New Roman" w:cs="Times New Roman"/>
-          <w:sz w:val="28"/>
-          <w:szCs w:val="28"/>
-        </w:rPr>
-        <w:t>-</w:t>
-      </w:r>
-      <w:r>
-        <w:rPr>
-          <w:rFonts w:ascii="Times New Roman" w:hAnsi="Times New Roman" w:cs="Times New Roman"/>
-          <w:sz w:val="28"/>
-          <w:szCs w:val="28"/>
-          <w:lang w:val="en-US"/>
-        </w:rPr>
-        <w:t>Augmented</w:t>
-      </w:r>
-      <w:r>
-        <w:rPr>
-          <w:rFonts w:ascii="Times New Roman" w:hAnsi="Times New Roman" w:cs="Times New Roman"/>
-          <w:sz w:val="28"/>
-          <w:szCs w:val="28"/>
-        </w:rPr>
-        <w:t xml:space="preserve"> </w:t>
-      </w:r>
-      <w:r>
-        <w:rPr>
-          <w:rFonts w:ascii="Times New Roman" w:hAnsi="Times New Roman" w:cs="Times New Roman"/>
-          <w:sz w:val="28"/>
-          <w:szCs w:val="28"/>
-          <w:lang w:val="en-US"/>
-        </w:rPr>
-        <w:t>Generation</w:t>
-      </w:r>
-      <w:r>
-        <w:rPr>
-          <w:rFonts w:ascii="Times New Roman" w:hAnsi="Times New Roman" w:cs="Times New Roman"/>
-          <w:sz w:val="28"/>
-          <w:szCs w:val="28"/>
-        </w:rPr>
-        <w:t>) и векторного поиска.</w:t>
+        <w:t>LDAP</w:t>
+      </w:r>
+      <w:r>
+        <w:rPr>
+          <w:rFonts w:ascii="Times New Roman" w:hAnsi="Times New Roman" w:cs="Times New Roman"/>
+          <w:sz w:val="28"/>
+          <w:szCs w:val="28"/>
+        </w:rPr>
+        <w:t>.</w:t>
       </w:r>
     </w:p>
     <w:p>
@@ -19062,7 +18952,7 @@
           <w:sz w:val="28"/>
           <w:szCs w:val="28"/>
         </w:rPr>
-        <w:t xml:space="preserve">Безопасность: данные обрабатываются локально, поддерживается интеграция с корпоративным </w:t>
+        <w:t xml:space="preserve">Надежность: строгая типизация </w:t>
       </w:r>
       <w:r>
         <w:rPr>
@@ -19071,7 +18961,24 @@
           <w:szCs w:val="28"/>
           <w:lang w:val="en-US"/>
         </w:rPr>
-        <w:t>LDAP</w:t>
+        <w:t>Kotlin</w:t>
+      </w:r>
+      <w:r>
+        <w:rPr>
+          <w:rFonts w:ascii="Times New Roman" w:hAnsi="Times New Roman" w:cs="Times New Roman"/>
+          <w:sz w:val="28"/>
+          <w:szCs w:val="28"/>
+        </w:rPr>
+        <w:t xml:space="preserve"> и транзакционность </w:t>
+      </w:r>
+      <w:r>
+        <w:rPr>
+          <w:rFonts w:ascii="Times New Roman" w:hAnsi="Times New Roman" w:cs="Times New Roman"/>
+          <w:sz w:val="28"/>
+          <w:szCs w:val="28"/>
+          <w:lang w:val="en-US"/>
+        </w:rPr>
+        <w:t>PostgreSQL</w:t>
       </w:r>
       <w:r>
         <w:rPr>
@@ -19098,41 +19005,7 @@
           <w:sz w:val="28"/>
           <w:szCs w:val="28"/>
         </w:rPr>
-        <w:t xml:space="preserve">Надежность: строгая типизация </w:t>
-      </w:r>
-      <w:r>
-        <w:rPr>
-          <w:rFonts w:ascii="Times New Roman" w:hAnsi="Times New Roman" w:cs="Times New Roman"/>
-          <w:sz w:val="28"/>
-          <w:szCs w:val="28"/>
-          <w:lang w:val="en-US"/>
-        </w:rPr>
-        <w:t>Kotlin</w:t>
-      </w:r>
-      <w:r>
-        <w:rPr>
-          <w:rFonts w:ascii="Times New Roman" w:hAnsi="Times New Roman" w:cs="Times New Roman"/>
-          <w:sz w:val="28"/>
-          <w:szCs w:val="28"/>
-        </w:rPr>
-        <w:t xml:space="preserve"> и транзакционность </w:t>
-      </w:r>
-      <w:r>
-        <w:rPr>
-          <w:rFonts w:ascii="Times New Roman" w:hAnsi="Times New Roman" w:cs="Times New Roman"/>
-          <w:sz w:val="28"/>
-          <w:szCs w:val="28"/>
-          <w:lang w:val="en-US"/>
-        </w:rPr>
-        <w:t>PostgreSQL</w:t>
-      </w:r>
-      <w:r>
-        <w:rPr>
-          <w:rFonts w:ascii="Times New Roman" w:hAnsi="Times New Roman" w:cs="Times New Roman"/>
-          <w:sz w:val="28"/>
-          <w:szCs w:val="28"/>
-        </w:rPr>
-        <w:t>.</w:t>
+        <w:t>Поддерживаемые операционные системы для сервера:</w:t>
       </w:r>
     </w:p>
     <w:p>
@@ -19150,8 +19023,85 @@
           <w:rFonts w:ascii="Times New Roman" w:hAnsi="Times New Roman" w:cs="Times New Roman"/>
           <w:sz w:val="28"/>
           <w:szCs w:val="28"/>
-        </w:rPr>
-        <w:t>Поддерживаемые операционные системы для сервера:</w:t>
+          <w:lang w:val="en-US"/>
+        </w:rPr>
+        <w:t>Linux</w:t>
+      </w:r>
+      <w:r>
+        <w:rPr>
+          <w:rFonts w:ascii="Times New Roman" w:hAnsi="Times New Roman" w:cs="Times New Roman"/>
+          <w:sz w:val="28"/>
+          <w:szCs w:val="28"/>
+        </w:rPr>
+        <w:t xml:space="preserve"> (</w:t>
+      </w:r>
+      <w:r>
+        <w:rPr>
+          <w:rFonts w:ascii="Times New Roman" w:hAnsi="Times New Roman" w:cs="Times New Roman"/>
+          <w:sz w:val="28"/>
+          <w:szCs w:val="28"/>
+          <w:lang w:val="en-US"/>
+        </w:rPr>
+        <w:t>Ubuntu</w:t>
+      </w:r>
+      <w:r>
+        <w:rPr>
+          <w:rFonts w:ascii="Times New Roman" w:hAnsi="Times New Roman" w:cs="Times New Roman"/>
+          <w:sz w:val="28"/>
+          <w:szCs w:val="28"/>
+        </w:rPr>
+        <w:t xml:space="preserve"> 22.04 </w:t>
+      </w:r>
+      <w:r>
+        <w:rPr>
+          <w:rFonts w:ascii="Times New Roman" w:hAnsi="Times New Roman" w:cs="Times New Roman"/>
+          <w:sz w:val="28"/>
+          <w:szCs w:val="28"/>
+          <w:lang w:val="en-US"/>
+        </w:rPr>
+        <w:t>LTS</w:t>
+      </w:r>
+      <w:r>
+        <w:rPr>
+          <w:rFonts w:ascii="Times New Roman" w:hAnsi="Times New Roman" w:cs="Times New Roman"/>
+          <w:sz w:val="28"/>
+          <w:szCs w:val="28"/>
+        </w:rPr>
+        <w:t xml:space="preserve">, </w:t>
+      </w:r>
+      <w:r>
+        <w:rPr>
+          <w:rFonts w:ascii="Times New Roman" w:hAnsi="Times New Roman" w:cs="Times New Roman"/>
+          <w:sz w:val="28"/>
+          <w:szCs w:val="28"/>
+          <w:lang w:val="en-US"/>
+        </w:rPr>
+        <w:t>CentOS</w:t>
+      </w:r>
+      <w:r>
+        <w:rPr>
+          <w:rFonts w:ascii="Times New Roman" w:hAnsi="Times New Roman" w:cs="Times New Roman"/>
+          <w:sz w:val="28"/>
+          <w:szCs w:val="28"/>
+        </w:rPr>
+        <w:t xml:space="preserve"> 8 и новее) — рекомендуемая среда для </w:t>
+      </w:r>
+      <w:r>
+        <w:rPr>
+          <w:rFonts w:ascii="Times New Roman" w:hAnsi="Times New Roman" w:cs="Times New Roman"/>
+          <w:sz w:val="28"/>
+          <w:szCs w:val="28"/>
+          <w:lang w:val="en-US"/>
+        </w:rPr>
+        <w:t>production</w:t>
+      </w:r>
+      <w:r>
+        <w:rPr>
+          <w:rFonts w:ascii="Times New Roman" w:hAnsi="Times New Roman" w:cs="Times New Roman"/>
+          <w:sz w:val="28"/>
+          <w:szCs w:val="28"/>
+        </w:rPr>
+        <w:t>.</w:t>
       </w:r>
     </w:p>
     <w:p>
@@ -19171,15 +19121,15 @@
           <w:szCs w:val="28"/>
           <w:lang w:val="en-US"/>
         </w:rPr>
-        <w:t>Linux</w:t>
-      </w:r>
-      <w:r>
-        <w:rPr>
-          <w:rFonts w:ascii="Times New Roman" w:hAnsi="Times New Roman" w:cs="Times New Roman"/>
-          <w:sz w:val="28"/>
-          <w:szCs w:val="28"/>
-        </w:rPr>
-        <w:t xml:space="preserve"> (</w:t>
+        <w:t>Windows</w:t>
+      </w:r>
+      <w:r>
+        <w:rPr>
+          <w:rFonts w:ascii="Times New Roman" w:hAnsi="Times New Roman" w:cs="Times New Roman"/>
+          <w:sz w:val="28"/>
+          <w:szCs w:val="28"/>
+        </w:rPr>
+        <w:t xml:space="preserve"> </w:t>
       </w:r>
       <w:r>
         <w:rPr>
@@ -19188,15 +19138,15 @@
           <w:szCs w:val="28"/>
           <w:lang w:val="en-US"/>
         </w:rPr>
-        <w:t>Ubuntu</w:t>
-      </w:r>
-      <w:r>
-        <w:rPr>
-          <w:rFonts w:ascii="Times New Roman" w:hAnsi="Times New Roman" w:cs="Times New Roman"/>
-          <w:sz w:val="28"/>
-          <w:szCs w:val="28"/>
-        </w:rPr>
-        <w:t xml:space="preserve"> 22.04 </w:t>
+        <w:t>Server</w:t>
+      </w:r>
+      <w:r>
+        <w:rPr>
+          <w:rFonts w:ascii="Times New Roman" w:hAnsi="Times New Roman" w:cs="Times New Roman"/>
+          <w:sz w:val="28"/>
+          <w:szCs w:val="28"/>
+        </w:rPr>
+        <w:t xml:space="preserve"> 2019/2022 (с поддержкой </w:t>
       </w:r>
       <w:r>
         <w:rPr>
@@ -19205,15 +19155,15 @@
           <w:szCs w:val="28"/>
           <w:lang w:val="en-US"/>
         </w:rPr>
-        <w:t>LTS</w:t>
-      </w:r>
-      <w:r>
-        <w:rPr>
-          <w:rFonts w:ascii="Times New Roman" w:hAnsi="Times New Roman" w:cs="Times New Roman"/>
-          <w:sz w:val="28"/>
-          <w:szCs w:val="28"/>
-        </w:rPr>
-        <w:t xml:space="preserve">, </w:t>
+        <w:t>WSL</w:t>
+      </w:r>
+      <w:r>
+        <w:rPr>
+          <w:rFonts w:ascii="Times New Roman" w:hAnsi="Times New Roman" w:cs="Times New Roman"/>
+          <w:sz w:val="28"/>
+          <w:szCs w:val="28"/>
+        </w:rPr>
+        <w:t xml:space="preserve">2 для </w:t>
       </w:r>
       <w:r>
         <w:rPr>
@@ -19222,32 +19172,15 @@
           <w:szCs w:val="28"/>
           <w:lang w:val="en-US"/>
         </w:rPr>
-        <w:t>CentOS</w:t>
-      </w:r>
-      <w:r>
-        <w:rPr>
-          <w:rFonts w:ascii="Times New Roman" w:hAnsi="Times New Roman" w:cs="Times New Roman"/>
-          <w:sz w:val="28"/>
-          <w:szCs w:val="28"/>
-        </w:rPr>
-        <w:t xml:space="preserve"> 8 и новее) — рекомендуемая среда для </w:t>
-      </w:r>
-      <w:r>
-        <w:rPr>
-          <w:rFonts w:ascii="Times New Roman" w:hAnsi="Times New Roman" w:cs="Times New Roman"/>
-          <w:sz w:val="28"/>
-          <w:szCs w:val="28"/>
-          <w:lang w:val="en-US"/>
-        </w:rPr>
-        <w:t>production</w:t>
-      </w:r>
-      <w:r>
-        <w:rPr>
-          <w:rFonts w:ascii="Times New Roman" w:hAnsi="Times New Roman" w:cs="Times New Roman"/>
-          <w:sz w:val="28"/>
-          <w:szCs w:val="28"/>
-        </w:rPr>
-        <w:t>.</w:t>
+        <w:t>Docker</w:t>
+      </w:r>
+      <w:r>
+        <w:rPr>
+          <w:rFonts w:ascii="Times New Roman" w:hAnsi="Times New Roman" w:cs="Times New Roman"/>
+          <w:sz w:val="28"/>
+          <w:szCs w:val="28"/>
+        </w:rPr>
+        <w:t>).</w:t>
       </w:r>
     </w:p>
     <w:p>
@@ -19265,68 +19198,25 @@
           <w:rFonts w:ascii="Times New Roman" w:hAnsi="Times New Roman" w:cs="Times New Roman"/>
           <w:sz w:val="28"/>
           <w:szCs w:val="28"/>
+        </w:rPr>
+        <w:t xml:space="preserve">Рекомендуемые системные требования для серверной части (с учетом </w:t>
+      </w:r>
+      <w:r>
+        <w:rPr>
+          <w:rFonts w:ascii="Times New Roman" w:hAnsi="Times New Roman" w:cs="Times New Roman"/>
+          <w:sz w:val="28"/>
+          <w:szCs w:val="28"/>
           <w:lang w:val="en-US"/>
         </w:rPr>
-        <w:t>Windows</w:t>
-      </w:r>
-      <w:r>
-        <w:rPr>
-          <w:rFonts w:ascii="Times New Roman" w:hAnsi="Times New Roman" w:cs="Times New Roman"/>
-          <w:sz w:val="28"/>
-          <w:szCs w:val="28"/>
-        </w:rPr>
-        <w:t xml:space="preserve"> </w:t>
-      </w:r>
-      <w:r>
-        <w:rPr>
-          <w:rFonts w:ascii="Times New Roman" w:hAnsi="Times New Roman" w:cs="Times New Roman"/>
-          <w:sz w:val="28"/>
-          <w:szCs w:val="28"/>
-          <w:lang w:val="en-US"/>
-        </w:rPr>
-        <w:t>Server</w:t>
-      </w:r>
-      <w:r>
-        <w:rPr>
-          <w:rFonts w:ascii="Times New Roman" w:hAnsi="Times New Roman" w:cs="Times New Roman"/>
-          <w:sz w:val="28"/>
-          <w:szCs w:val="28"/>
-        </w:rPr>
-        <w:t xml:space="preserve"> 2019/2022 (с поддержкой </w:t>
-      </w:r>
-      <w:r>
-        <w:rPr>
-          <w:rFonts w:ascii="Times New Roman" w:hAnsi="Times New Roman" w:cs="Times New Roman"/>
-          <w:sz w:val="28"/>
-          <w:szCs w:val="28"/>
-          <w:lang w:val="en-US"/>
-        </w:rPr>
-        <w:t>WSL</w:t>
-      </w:r>
-      <w:r>
-        <w:rPr>
-          <w:rFonts w:ascii="Times New Roman" w:hAnsi="Times New Roman" w:cs="Times New Roman"/>
-          <w:sz w:val="28"/>
-          <w:szCs w:val="28"/>
-        </w:rPr>
-        <w:t xml:space="preserve">2 для </w:t>
-      </w:r>
-      <w:r>
-        <w:rPr>
-          <w:rFonts w:ascii="Times New Roman" w:hAnsi="Times New Roman" w:cs="Times New Roman"/>
-          <w:sz w:val="28"/>
-          <w:szCs w:val="28"/>
-          <w:lang w:val="en-US"/>
-        </w:rPr>
-        <w:t>Docker</w:t>
-      </w:r>
-      <w:r>
-        <w:rPr>
-          <w:rFonts w:ascii="Times New Roman" w:hAnsi="Times New Roman" w:cs="Times New Roman"/>
-          <w:sz w:val="28"/>
-          <w:szCs w:val="28"/>
-        </w:rPr>
-        <w:t>).</w:t>
+        <w:t>AI</w:t>
+      </w:r>
+      <w:r>
+        <w:rPr>
+          <w:rFonts w:ascii="Times New Roman" w:hAnsi="Times New Roman" w:cs="Times New Roman"/>
+          <w:sz w:val="28"/>
+          <w:szCs w:val="28"/>
+        </w:rPr>
+        <w:t>-модуля):</w:t>
       </w:r>
     </w:p>
     <w:p>
@@ -19345,7 +19235,7 @@
           <w:sz w:val="28"/>
           <w:szCs w:val="28"/>
         </w:rPr>
-        <w:t xml:space="preserve">Рекомендуемые системные требования для серверной части (с учетом </w:t>
+        <w:t xml:space="preserve">Процессор: </w:t>
       </w:r>
       <w:r>
         <w:rPr>
@@ -19354,15 +19244,83 @@
           <w:szCs w:val="28"/>
           <w:lang w:val="en-US"/>
         </w:rPr>
-        <w:t>AI</w:t>
-      </w:r>
-      <w:r>
-        <w:rPr>
-          <w:rFonts w:ascii="Times New Roman" w:hAnsi="Times New Roman" w:cs="Times New Roman"/>
-          <w:sz w:val="28"/>
-          <w:szCs w:val="28"/>
-        </w:rPr>
-        <w:t>-модуля):</w:t>
+        <w:t>Intel</w:t>
+      </w:r>
+      <w:r>
+        <w:rPr>
+          <w:rFonts w:ascii="Times New Roman" w:hAnsi="Times New Roman" w:cs="Times New Roman"/>
+          <w:sz w:val="28"/>
+          <w:szCs w:val="28"/>
+        </w:rPr>
+        <w:t xml:space="preserve"> </w:t>
+      </w:r>
+      <w:r>
+        <w:rPr>
+          <w:rFonts w:ascii="Times New Roman" w:hAnsi="Times New Roman" w:cs="Times New Roman"/>
+          <w:sz w:val="28"/>
+          <w:szCs w:val="28"/>
+          <w:lang w:val="en-US"/>
+        </w:rPr>
+        <w:t>Core</w:t>
+      </w:r>
+      <w:r>
+        <w:rPr>
+          <w:rFonts w:ascii="Times New Roman" w:hAnsi="Times New Roman" w:cs="Times New Roman"/>
+          <w:sz w:val="28"/>
+          <w:szCs w:val="28"/>
+        </w:rPr>
+        <w:t xml:space="preserve"> </w:t>
+      </w:r>
+      <w:r>
+        <w:rPr>
+          <w:rFonts w:ascii="Times New Roman" w:hAnsi="Times New Roman" w:cs="Times New Roman"/>
+          <w:sz w:val="28"/>
+          <w:szCs w:val="28"/>
+          <w:lang w:val="en-US"/>
+        </w:rPr>
+        <w:t>i</w:t>
+      </w:r>
+      <w:r>
+        <w:rPr>
+          <w:rFonts w:ascii="Times New Roman" w:hAnsi="Times New Roman" w:cs="Times New Roman"/>
+          <w:sz w:val="28"/>
+          <w:szCs w:val="28"/>
+        </w:rPr>
+        <w:t xml:space="preserve">7 / </w:t>
+      </w:r>
+      <w:r>
+        <w:rPr>
+          <w:rFonts w:ascii="Times New Roman" w:hAnsi="Times New Roman" w:cs="Times New Roman"/>
+          <w:sz w:val="28"/>
+          <w:szCs w:val="28"/>
+          <w:lang w:val="en-US"/>
+        </w:rPr>
+        <w:t>AMD</w:t>
+      </w:r>
+      <w:r>
+        <w:rPr>
+          <w:rFonts w:ascii="Times New Roman" w:hAnsi="Times New Roman" w:cs="Times New Roman"/>
+          <w:sz w:val="28"/>
+          <w:szCs w:val="28"/>
+        </w:rPr>
+        <w:t xml:space="preserve"> </w:t>
+      </w:r>
+      <w:r>
+        <w:rPr>
+          <w:rFonts w:ascii="Times New Roman" w:hAnsi="Times New Roman" w:cs="Times New Roman"/>
+          <w:sz w:val="28"/>
+          <w:szCs w:val="28"/>
+          <w:lang w:val="en-US"/>
+        </w:rPr>
+        <w:t>Ryzen</w:t>
+      </w:r>
+      <w:r>
+        <w:rPr>
+          <w:rFonts w:ascii="Times New Roman" w:hAnsi="Times New Roman" w:cs="Times New Roman"/>
+          <w:sz w:val="28"/>
+          <w:szCs w:val="28"/>
+        </w:rPr>
+        <w:t xml:space="preserve"> 7 (от 8 ядер) для эффективной инференции нейросетей.</w:t>
       </w:r>
     </w:p>
     <w:p>
@@ -19381,7 +19339,7 @@
           <w:sz w:val="28"/>
           <w:szCs w:val="28"/>
         </w:rPr>
-        <w:t xml:space="preserve">Процессор: </w:t>
+        <w:t xml:space="preserve">Оперативная память: от 32 ГБ (минимум 16 ГБ выделяется под </w:t>
       </w:r>
       <w:r>
         <w:rPr>
@@ -19390,83 +19348,15 @@
           <w:szCs w:val="28"/>
           <w:lang w:val="en-US"/>
         </w:rPr>
-        <w:t>Intel</w:t>
-      </w:r>
-      <w:r>
-        <w:rPr>
-          <w:rFonts w:ascii="Times New Roman" w:hAnsi="Times New Roman" w:cs="Times New Roman"/>
-          <w:sz w:val="28"/>
-          <w:szCs w:val="28"/>
-        </w:rPr>
-        <w:t xml:space="preserve"> </w:t>
-      </w:r>
-      <w:r>
-        <w:rPr>
-          <w:rFonts w:ascii="Times New Roman" w:hAnsi="Times New Roman" w:cs="Times New Roman"/>
-          <w:sz w:val="28"/>
-          <w:szCs w:val="28"/>
-          <w:lang w:val="en-US"/>
-        </w:rPr>
-        <w:t>Core</w:t>
-      </w:r>
-      <w:r>
-        <w:rPr>
-          <w:rFonts w:ascii="Times New Roman" w:hAnsi="Times New Roman" w:cs="Times New Roman"/>
-          <w:sz w:val="28"/>
-          <w:szCs w:val="28"/>
-        </w:rPr>
-        <w:t xml:space="preserve"> </w:t>
-      </w:r>
-      <w:r>
-        <w:rPr>
-          <w:rFonts w:ascii="Times New Roman" w:hAnsi="Times New Roman" w:cs="Times New Roman"/>
-          <w:sz w:val="28"/>
-          <w:szCs w:val="28"/>
-          <w:lang w:val="en-US"/>
-        </w:rPr>
-        <w:t>i</w:t>
-      </w:r>
-      <w:r>
-        <w:rPr>
-          <w:rFonts w:ascii="Times New Roman" w:hAnsi="Times New Roman" w:cs="Times New Roman"/>
-          <w:sz w:val="28"/>
-          <w:szCs w:val="28"/>
-        </w:rPr>
-        <w:t xml:space="preserve">7 / </w:t>
-      </w:r>
-      <w:r>
-        <w:rPr>
-          <w:rFonts w:ascii="Times New Roman" w:hAnsi="Times New Roman" w:cs="Times New Roman"/>
-          <w:sz w:val="28"/>
-          <w:szCs w:val="28"/>
-          <w:lang w:val="en-US"/>
-        </w:rPr>
-        <w:t>AMD</w:t>
-      </w:r>
-      <w:r>
-        <w:rPr>
-          <w:rFonts w:ascii="Times New Roman" w:hAnsi="Times New Roman" w:cs="Times New Roman"/>
-          <w:sz w:val="28"/>
-          <w:szCs w:val="28"/>
-        </w:rPr>
-        <w:t xml:space="preserve"> </w:t>
-      </w:r>
-      <w:r>
-        <w:rPr>
-          <w:rFonts w:ascii="Times New Roman" w:hAnsi="Times New Roman" w:cs="Times New Roman"/>
-          <w:sz w:val="28"/>
-          <w:szCs w:val="28"/>
-          <w:lang w:val="en-US"/>
-        </w:rPr>
-        <w:t>Ryzen</w:t>
-      </w:r>
-      <w:r>
-        <w:rPr>
-          <w:rFonts w:ascii="Times New Roman" w:hAnsi="Times New Roman" w:cs="Times New Roman"/>
-          <w:sz w:val="28"/>
-          <w:szCs w:val="28"/>
-        </w:rPr>
-        <w:t xml:space="preserve"> 7 (от 8 ядер) для эффективной инференции нейросетей.</w:t>
+        <w:t>AI</w:t>
+      </w:r>
+      <w:r>
+        <w:rPr>
+          <w:rFonts w:ascii="Times New Roman" w:hAnsi="Times New Roman" w:cs="Times New Roman"/>
+          <w:sz w:val="28"/>
+          <w:szCs w:val="28"/>
+        </w:rPr>
+        <w:t>-модели и векторные индексы).</w:t>
       </w:r>
     </w:p>
     <w:p>
@@ -19485,7 +19375,7 @@
           <w:sz w:val="28"/>
           <w:szCs w:val="28"/>
         </w:rPr>
-        <w:t xml:space="preserve">Оперативная память: от 32 ГБ (минимум 16 ГБ выделяется под </w:t>
+        <w:t xml:space="preserve">Видеокарта (опционально): </w:t>
       </w:r>
       <w:r>
         <w:rPr>
@@ -19494,15 +19384,100 @@
           <w:szCs w:val="28"/>
           <w:lang w:val="en-US"/>
         </w:rPr>
-        <w:t>AI</w:t>
-      </w:r>
-      <w:r>
-        <w:rPr>
-          <w:rFonts w:ascii="Times New Roman" w:hAnsi="Times New Roman" w:cs="Times New Roman"/>
-          <w:sz w:val="28"/>
-          <w:szCs w:val="28"/>
-        </w:rPr>
-        <w:t>-модели и векторные индексы).</w:t>
+        <w:t>NVIDIA</w:t>
+      </w:r>
+      <w:r>
+        <w:rPr>
+          <w:rFonts w:ascii="Times New Roman" w:hAnsi="Times New Roman" w:cs="Times New Roman"/>
+          <w:sz w:val="28"/>
+          <w:szCs w:val="28"/>
+        </w:rPr>
+        <w:t xml:space="preserve"> с поддержкой </w:t>
+      </w:r>
+      <w:r>
+        <w:rPr>
+          <w:rFonts w:ascii="Times New Roman" w:hAnsi="Times New Roman" w:cs="Times New Roman"/>
+          <w:sz w:val="28"/>
+          <w:szCs w:val="28"/>
+          <w:lang w:val="en-US"/>
+        </w:rPr>
+        <w:t>CUDA</w:t>
+      </w:r>
+      <w:r>
+        <w:rPr>
+          <w:rFonts w:ascii="Times New Roman" w:hAnsi="Times New Roman" w:cs="Times New Roman"/>
+          <w:sz w:val="28"/>
+          <w:szCs w:val="28"/>
+        </w:rPr>
+        <w:t xml:space="preserve"> (от 8 ГБ </w:t>
+      </w:r>
+      <w:r>
+        <w:rPr>
+          <w:rFonts w:ascii="Times New Roman" w:hAnsi="Times New Roman" w:cs="Times New Roman"/>
+          <w:sz w:val="28"/>
+          <w:szCs w:val="28"/>
+          <w:lang w:val="en-US"/>
+        </w:rPr>
+        <w:t>VRAM</w:t>
+      </w:r>
+      <w:r>
+        <w:rPr>
+          <w:rFonts w:ascii="Times New Roman" w:hAnsi="Times New Roman" w:cs="Times New Roman"/>
+          <w:sz w:val="28"/>
+          <w:szCs w:val="28"/>
+        </w:rPr>
+        <w:t xml:space="preserve">) для ускорения работы </w:t>
+      </w:r>
+      <w:r>
+        <w:rPr>
+          <w:rFonts w:ascii="Times New Roman" w:hAnsi="Times New Roman" w:cs="Times New Roman"/>
+          <w:sz w:val="28"/>
+          <w:szCs w:val="28"/>
+          <w:lang w:val="en-US"/>
+        </w:rPr>
+        <w:t>LLM</w:t>
+      </w:r>
+      <w:r>
+        <w:rPr>
+          <w:rFonts w:ascii="Times New Roman" w:hAnsi="Times New Roman" w:cs="Times New Roman"/>
+          <w:sz w:val="28"/>
+          <w:szCs w:val="28"/>
+        </w:rPr>
+        <w:t xml:space="preserve">. При отсутствии </w:t>
+      </w:r>
+      <w:r>
+        <w:rPr>
+          <w:rFonts w:ascii="Times New Roman" w:hAnsi="Times New Roman" w:cs="Times New Roman"/>
+          <w:sz w:val="28"/>
+          <w:szCs w:val="28"/>
+          <w:lang w:val="en-US"/>
+        </w:rPr>
+        <w:t>GPU</w:t>
+      </w:r>
+      <w:r>
+        <w:rPr>
+          <w:rFonts w:ascii="Times New Roman" w:hAnsi="Times New Roman" w:cs="Times New Roman"/>
+          <w:sz w:val="28"/>
+          <w:szCs w:val="28"/>
+        </w:rPr>
+        <w:t xml:space="preserve"> инференс выполняется на </w:t>
+      </w:r>
+      <w:r>
+        <w:rPr>
+          <w:rFonts w:ascii="Times New Roman" w:hAnsi="Times New Roman" w:cs="Times New Roman"/>
+          <w:sz w:val="28"/>
+          <w:szCs w:val="28"/>
+          <w:lang w:val="en-US"/>
+        </w:rPr>
+        <w:t>CPU</w:t>
+      </w:r>
+      <w:r>
+        <w:rPr>
+          <w:rFonts w:ascii="Times New Roman" w:hAnsi="Times New Roman" w:cs="Times New Roman"/>
+          <w:sz w:val="28"/>
+          <w:szCs w:val="28"/>
+        </w:rPr>
+        <w:t xml:space="preserve"> (медленнее).</w:t>
       </w:r>
     </w:p>
     <w:p>
@@ -19521,7 +19496,7 @@
           <w:sz w:val="28"/>
           <w:szCs w:val="28"/>
         </w:rPr>
-        <w:t xml:space="preserve">Видеокарта (опционально): </w:t>
+        <w:t xml:space="preserve">Накопитель: </w:t>
       </w:r>
       <w:r>
         <w:rPr>
@@ -19530,15 +19505,15 @@
           <w:szCs w:val="28"/>
           <w:lang w:val="en-US"/>
         </w:rPr>
-        <w:t>NVIDIA</w:t>
-      </w:r>
-      <w:r>
-        <w:rPr>
-          <w:rFonts w:ascii="Times New Roman" w:hAnsi="Times New Roman" w:cs="Times New Roman"/>
-          <w:sz w:val="28"/>
-          <w:szCs w:val="28"/>
-        </w:rPr>
-        <w:t xml:space="preserve"> с поддержкой </w:t>
+        <w:t>NVMe</w:t>
+      </w:r>
+      <w:r>
+        <w:rPr>
+          <w:rFonts w:ascii="Times New Roman" w:hAnsi="Times New Roman" w:cs="Times New Roman"/>
+          <w:sz w:val="28"/>
+          <w:szCs w:val="28"/>
+        </w:rPr>
+        <w:t xml:space="preserve"> </w:t>
       </w:r>
       <w:r>
         <w:rPr>
@@ -19547,83 +19522,15 @@
           <w:szCs w:val="28"/>
           <w:lang w:val="en-US"/>
         </w:rPr>
-        <w:t>CUDA</w:t>
-      </w:r>
-      <w:r>
-        <w:rPr>
-          <w:rFonts w:ascii="Times New Roman" w:hAnsi="Times New Roman" w:cs="Times New Roman"/>
-          <w:sz w:val="28"/>
-          <w:szCs w:val="28"/>
-        </w:rPr>
-        <w:t xml:space="preserve"> (от 8 ГБ </w:t>
-      </w:r>
-      <w:r>
-        <w:rPr>
-          <w:rFonts w:ascii="Times New Roman" w:hAnsi="Times New Roman" w:cs="Times New Roman"/>
-          <w:sz w:val="28"/>
-          <w:szCs w:val="28"/>
-          <w:lang w:val="en-US"/>
-        </w:rPr>
-        <w:t>VRAM</w:t>
-      </w:r>
-      <w:r>
-        <w:rPr>
-          <w:rFonts w:ascii="Times New Roman" w:hAnsi="Times New Roman" w:cs="Times New Roman"/>
-          <w:sz w:val="28"/>
-          <w:szCs w:val="28"/>
-        </w:rPr>
-        <w:t xml:space="preserve">) для ускорения работы </w:t>
-      </w:r>
-      <w:r>
-        <w:rPr>
-          <w:rFonts w:ascii="Times New Roman" w:hAnsi="Times New Roman" w:cs="Times New Roman"/>
-          <w:sz w:val="28"/>
-          <w:szCs w:val="28"/>
-          <w:lang w:val="en-US"/>
-        </w:rPr>
-        <w:t>LLM</w:t>
-      </w:r>
-      <w:r>
-        <w:rPr>
-          <w:rFonts w:ascii="Times New Roman" w:hAnsi="Times New Roman" w:cs="Times New Roman"/>
-          <w:sz w:val="28"/>
-          <w:szCs w:val="28"/>
-        </w:rPr>
-        <w:t xml:space="preserve">. При отсутствии </w:t>
-      </w:r>
-      <w:r>
-        <w:rPr>
-          <w:rFonts w:ascii="Times New Roman" w:hAnsi="Times New Roman" w:cs="Times New Roman"/>
-          <w:sz w:val="28"/>
-          <w:szCs w:val="28"/>
-          <w:lang w:val="en-US"/>
-        </w:rPr>
-        <w:t>GPU</w:t>
-      </w:r>
-      <w:r>
-        <w:rPr>
-          <w:rFonts w:ascii="Times New Roman" w:hAnsi="Times New Roman" w:cs="Times New Roman"/>
-          <w:sz w:val="28"/>
-          <w:szCs w:val="28"/>
-        </w:rPr>
-        <w:t xml:space="preserve"> инференс выполняется на </w:t>
-      </w:r>
-      <w:r>
-        <w:rPr>
-          <w:rFonts w:ascii="Times New Roman" w:hAnsi="Times New Roman" w:cs="Times New Roman"/>
-          <w:sz w:val="28"/>
-          <w:szCs w:val="28"/>
-          <w:lang w:val="en-US"/>
-        </w:rPr>
-        <w:t>CPU</w:t>
-      </w:r>
-      <w:r>
-        <w:rPr>
-          <w:rFonts w:ascii="Times New Roman" w:hAnsi="Times New Roman" w:cs="Times New Roman"/>
-          <w:sz w:val="28"/>
-          <w:szCs w:val="28"/>
-        </w:rPr>
-        <w:t xml:space="preserve"> (медленнее).</w:t>
+        <w:t>SSD</w:t>
+      </w:r>
+      <w:r>
+        <w:rPr>
+          <w:rFonts w:ascii="Times New Roman" w:hAnsi="Times New Roman" w:cs="Times New Roman"/>
+          <w:sz w:val="28"/>
+          <w:szCs w:val="28"/>
+        </w:rPr>
+        <w:t xml:space="preserve"> от 512 ГБ (важна скорость чтения для векторного поиска).</w:t>
       </w:r>
     </w:p>
     <w:p>
@@ -19642,7 +19549,7 @@
           <w:sz w:val="28"/>
           <w:szCs w:val="28"/>
         </w:rPr>
-        <w:t xml:space="preserve">Накопитель: </w:t>
+        <w:t xml:space="preserve">Сетевое подключение: </w:t>
       </w:r>
       <w:r>
         <w:rPr>
@@ -19651,7 +19558,7 @@
           <w:szCs w:val="28"/>
           <w:lang w:val="en-US"/>
         </w:rPr>
-        <w:t>NVMe</w:t>
+        <w:t>Gigabit</w:t>
       </w:r>
       <w:r>
         <w:rPr>
@@ -19668,15 +19575,15 @@
           <w:szCs w:val="28"/>
           <w:lang w:val="en-US"/>
         </w:rPr>
-        <w:t>SSD</w:t>
-      </w:r>
-      <w:r>
-        <w:rPr>
-          <w:rFonts w:ascii="Times New Roman" w:hAnsi="Times New Roman" w:cs="Times New Roman"/>
-          <w:sz w:val="28"/>
-          <w:szCs w:val="28"/>
-        </w:rPr>
-        <w:t xml:space="preserve"> от 512 ГБ (важна скорость чтения для векторного поиска).</w:t>
+        <w:t>Ethernet</w:t>
+      </w:r>
+      <w:r>
+        <w:rPr>
+          <w:rFonts w:ascii="Times New Roman" w:hAnsi="Times New Roman" w:cs="Times New Roman"/>
+          <w:sz w:val="28"/>
+          <w:szCs w:val="28"/>
+        </w:rPr>
+        <w:t>.</w:t>
       </w:r>
     </w:p>
     <w:p>
@@ -19695,41 +19602,7 @@
           <w:sz w:val="28"/>
           <w:szCs w:val="28"/>
         </w:rPr>
-        <w:t xml:space="preserve">Сетевое подключение: </w:t>
-      </w:r>
-      <w:r>
-        <w:rPr>
-          <w:rFonts w:ascii="Times New Roman" w:hAnsi="Times New Roman" w:cs="Times New Roman"/>
-          <w:sz w:val="28"/>
-          <w:szCs w:val="28"/>
-          <w:lang w:val="en-US"/>
-        </w:rPr>
-        <w:t>Gigabit</w:t>
-      </w:r>
-      <w:r>
-        <w:rPr>
-          <w:rFonts w:ascii="Times New Roman" w:hAnsi="Times New Roman" w:cs="Times New Roman"/>
-          <w:sz w:val="28"/>
-          <w:szCs w:val="28"/>
-        </w:rPr>
-        <w:t xml:space="preserve"> </w:t>
-      </w:r>
-      <w:r>
-        <w:rPr>
-          <w:rFonts w:ascii="Times New Roman" w:hAnsi="Times New Roman" w:cs="Times New Roman"/>
-          <w:sz w:val="28"/>
-          <w:szCs w:val="28"/>
-          <w:lang w:val="en-US"/>
-        </w:rPr>
-        <w:t>Ethernet</w:t>
-      </w:r>
-      <w:r>
-        <w:rPr>
-          <w:rFonts w:ascii="Times New Roman" w:hAnsi="Times New Roman" w:cs="Times New Roman"/>
-          <w:sz w:val="28"/>
-          <w:szCs w:val="28"/>
-        </w:rPr>
-        <w:t>.</w:t>
+        <w:t>Системные требования для среды разработки:</w:t>
       </w:r>
     </w:p>
     <w:p>
@@ -19740,15 +19613,17 @@
           <w:rFonts w:ascii="Times New Roman" w:hAnsi="Times New Roman" w:cs="Times New Roman"/>
           <w:sz w:val="28"/>
           <w:szCs w:val="28"/>
-        </w:rPr>
-      </w:pPr>
-      <w:r>
-        <w:rPr>
-          <w:rFonts w:ascii="Times New Roman" w:hAnsi="Times New Roman" w:cs="Times New Roman"/>
-          <w:sz w:val="28"/>
-          <w:szCs w:val="28"/>
-        </w:rPr>
-        <w:t>Системные требования для среды разработки:</w:t>
+          <w:lang w:val="en-US"/>
+        </w:rPr>
+      </w:pPr>
+      <w:r>
+        <w:rPr>
+          <w:rFonts w:ascii="Times New Roman" w:hAnsi="Times New Roman" w:cs="Times New Roman"/>
+          <w:sz w:val="28"/>
+          <w:szCs w:val="28"/>
+          <w:lang w:val="en-US"/>
+        </w:rPr>
+        <w:t>Процессор: Intel Core i5 / Apple Silicon M1 и выше.</w:t>
       </w:r>
     </w:p>
     <w:p>
@@ -19769,7 +19644,16 @@
           <w:szCs w:val="28"/>
           <w:lang w:val="en-US"/>
         </w:rPr>
-        <w:t>Процессор: Intel Core i5 / Apple Silicon M1 и выше.</w:t>
+        <w:t>Оперативная память: 16 ГБ.</w:t>
+      </w:r>
+      <w:r>
+        <w:rPr>
+          <w:rFonts w:ascii="Times New Roman" w:hAnsi="Times New Roman" w:cs="Times New Roman"/>
+          <w:sz w:val="28"/>
+          <w:szCs w:val="28"/>
+          <w:lang w:val="en-US"/>
+        </w:rPr>
+        <w:t xml:space="preserve"> </w:t>
       </w:r>
     </w:p>
     <w:p>
@@ -19790,7 +19674,7 @@
           <w:szCs w:val="28"/>
           <w:lang w:val="en-US"/>
         </w:rPr>
-        <w:t>Оперативная память: 16 ГБ.</w:t>
+        <w:t>ОС: Windows 10/11, macOS, Linux.</w:t>
       </w:r>
       <w:r>
         <w:rPr>
@@ -19804,33 +19688,277 @@
     </w:p>
     <w:p>
       <w:pPr>
+        <w:rPr>
+          <w:rFonts w:ascii="Times New Roman" w:hAnsi="Times New Roman" w:cs="Times New Roman"/>
+          <w:sz w:val="28"/>
+          <w:szCs w:val="28"/>
+          <w:lang w:val="en-US"/>
+        </w:rPr>
+      </w:pPr>
+      <w:r>
+        <w:rPr>
+          <w:rFonts w:ascii="Times New Roman" w:hAnsi="Times New Roman" w:cs="Times New Roman"/>
+          <w:sz w:val="28"/>
+          <w:szCs w:val="28"/>
+          <w:lang w:val="en-US"/>
+        </w:rPr>
+        <w:br w:type="page"/>
+      </w:r>
+    </w:p>
+    <w:p>
+      <w:pPr>
+        <w:spacing w:after="0" w:line="360" w:lineRule="auto"/>
+        <w:ind w:firstLine="720"/>
+        <w:jc w:val="both"/>
+        <w:rPr>
+          <w:rFonts w:ascii="Times New Roman" w:hAnsi="Times New Roman" w:cs="Times New Roman"/>
+          <w:b/>
+          <w:bCs/>
+          <w:sz w:val="28"/>
+          <w:szCs w:val="28"/>
+        </w:rPr>
+      </w:pPr>
+      <w:r>
+        <w:rPr>
+          <w:rFonts w:ascii="Times New Roman" w:hAnsi="Times New Roman" w:cs="Times New Roman"/>
+          <w:b/>
+          <w:bCs/>
+          <w:sz w:val="28"/>
+          <w:szCs w:val="28"/>
+        </w:rPr>
+        <w:lastRenderedPageBreak/>
+        <w:t>2. Разработка информационной системы</w:t>
+      </w:r>
+    </w:p>
+    <w:p>
+      <w:pPr>
+        <w:spacing w:after="0" w:line="360" w:lineRule="auto"/>
+        <w:ind w:left="708"/>
+        <w:jc w:val="both"/>
+        <w:rPr>
+          <w:rFonts w:ascii="Times New Roman" w:hAnsi="Times New Roman" w:cs="Times New Roman"/>
+          <w:b/>
+          <w:bCs/>
+          <w:sz w:val="28"/>
+          <w:szCs w:val="28"/>
+        </w:rPr>
+      </w:pPr>
+      <w:r>
+        <w:rPr>
+          <w:rFonts w:ascii="Times New Roman" w:hAnsi="Times New Roman" w:cs="Times New Roman"/>
+          <w:b/>
+          <w:bCs/>
+          <w:sz w:val="28"/>
+          <w:szCs w:val="28"/>
+        </w:rPr>
+        <w:t>2.1 Разработка базы данных информационной системы</w:t>
+      </w:r>
+    </w:p>
+    <w:p>
+      <w:pPr>
+        <w:spacing w:after="0" w:line="360" w:lineRule="auto"/>
+        <w:jc w:val="both"/>
+        <w:rPr>
+          <w:rFonts w:ascii="Times New Roman" w:hAnsi="Times New Roman" w:cs="Times New Roman"/>
+          <w:b/>
+          <w:bCs/>
+          <w:sz w:val="28"/>
+          <w:szCs w:val="28"/>
+        </w:rPr>
+      </w:pPr>
+      <w:r>
+        <w:rPr>
+          <w:rFonts w:ascii="Times New Roman" w:hAnsi="Times New Roman" w:cs="Times New Roman"/>
+          <w:b/>
+          <w:bCs/>
+          <w:sz w:val="28"/>
+          <w:szCs w:val="28"/>
+        </w:rPr>
+        <w:drawing>
+          <wp:inline distT="0" distB="0" distL="0" distR="0" wp14:anchorId="2444333E" wp14:editId="6A3E0482">
+            <wp:extent cx="5940425" cy="4704715"/>
+            <wp:effectExtent l="0" t="0" r="3175" b="635"/>
+            <wp:docPr id="4" name="Рисунок 4"/>
+            <wp:cNvGraphicFramePr>
+              <a:graphicFrameLocks xmlns:a="http://schemas.openxmlformats.org/drawingml/2006/main" noChangeAspect="1"/>
+            </wp:cNvGraphicFramePr>
+            <a:graphic xmlns:a="http://schemas.openxmlformats.org/drawingml/2006/main">
+              <a:graphicData uri="http://schemas.openxmlformats.org/drawingml/2006/picture">
+                <pic:pic xmlns:pic="http://schemas.openxmlformats.org/drawingml/2006/picture">
+                  <pic:nvPicPr>
+                    <pic:cNvPr id="1" name=""/>
+                    <pic:cNvPicPr/>
+                  </pic:nvPicPr>
+                  <pic:blipFill>
+                    <a:blip r:embed="rId21"/>
+                    <a:stretch>
+                      <a:fillRect/>
+                    </a:stretch>
+                  </pic:blipFill>
+                  <pic:spPr>
+                    <a:xfrm>
+                      <a:off x="0" y="0"/>
+                      <a:ext cx="5940425" cy="4704715"/>
+                    </a:xfrm>
+                    <a:prstGeom prst="rect">
+                      <a:avLst/>
+                    </a:prstGeom>
+                  </pic:spPr>
+                </pic:pic>
+              </a:graphicData>
+            </a:graphic>
+          </wp:inline>
+        </w:drawing>
+      </w:r>
+    </w:p>
+    <w:p>
+      <w:pPr>
+        <w:rPr>
+          <w:rFonts w:ascii="Times New Roman" w:hAnsi="Times New Roman" w:cs="Times New Roman"/>
+          <w:b/>
+          <w:bCs/>
+          <w:sz w:val="28"/>
+          <w:szCs w:val="28"/>
+        </w:rPr>
+      </w:pPr>
+      <w:r>
+        <w:rPr>
+          <w:rFonts w:ascii="Times New Roman" w:hAnsi="Times New Roman" w:cs="Times New Roman"/>
+          <w:b/>
+          <w:bCs/>
+          <w:sz w:val="28"/>
+          <w:szCs w:val="28"/>
+        </w:rPr>
+        <w:br w:type="page"/>
+      </w:r>
+    </w:p>
+    <w:p>
+      <w:pPr>
+        <w:spacing w:after="0" w:line="360" w:lineRule="auto"/>
+        <w:ind w:left="708"/>
+        <w:jc w:val="both"/>
+        <w:rPr>
+          <w:rFonts w:ascii="Times New Roman" w:hAnsi="Times New Roman" w:cs="Times New Roman"/>
+          <w:b/>
+          <w:bCs/>
+          <w:sz w:val="28"/>
+          <w:szCs w:val="28"/>
+        </w:rPr>
+      </w:pPr>
+      <w:r>
+        <w:rPr>
+          <w:rFonts w:ascii="Times New Roman" w:hAnsi="Times New Roman" w:cs="Times New Roman"/>
+          <w:b/>
+          <w:bCs/>
+          <w:sz w:val="28"/>
+          <w:szCs w:val="28"/>
+        </w:rPr>
+        <w:lastRenderedPageBreak/>
+        <w:t>2.2 Разработка интерфейса информационной системы</w:t>
+      </w:r>
+    </w:p>
+    <w:p>
+      <w:pPr>
+        <w:rPr>
+          <w:rFonts w:ascii="Times New Roman" w:hAnsi="Times New Roman" w:cs="Times New Roman"/>
+          <w:b/>
+          <w:bCs/>
+          <w:sz w:val="28"/>
+          <w:szCs w:val="28"/>
+        </w:rPr>
+      </w:pPr>
+      <w:r>
+        <w:rPr>
+          <w:rFonts w:ascii="Times New Roman" w:hAnsi="Times New Roman" w:cs="Times New Roman"/>
+          <w:b/>
+          <w:bCs/>
+          <w:sz w:val="28"/>
+          <w:szCs w:val="28"/>
+        </w:rPr>
+        <w:br w:type="page"/>
+      </w:r>
+    </w:p>
+    <w:p>
+      <w:pPr>
+        <w:spacing w:after="0" w:line="360" w:lineRule="auto"/>
+        <w:ind w:left="708"/>
+        <w:jc w:val="both"/>
+        <w:rPr>
+          <w:rFonts w:ascii="Times New Roman" w:hAnsi="Times New Roman" w:cs="Times New Roman"/>
+          <w:b/>
+          <w:bCs/>
+          <w:sz w:val="28"/>
+          <w:szCs w:val="28"/>
+        </w:rPr>
+      </w:pPr>
+      <w:r>
+        <w:rPr>
+          <w:rFonts w:ascii="Times New Roman" w:hAnsi="Times New Roman" w:cs="Times New Roman"/>
+          <w:b/>
+          <w:bCs/>
+          <w:sz w:val="28"/>
+          <w:szCs w:val="28"/>
+        </w:rPr>
+        <w:lastRenderedPageBreak/>
+        <w:t>2.3 Разработка функциональной части информационной системы</w:t>
+      </w:r>
+    </w:p>
+    <w:p>
+      <w:pPr>
+        <w:rPr>
+          <w:rFonts w:ascii="Times New Roman" w:hAnsi="Times New Roman" w:cs="Times New Roman"/>
+          <w:b/>
+          <w:bCs/>
+          <w:sz w:val="28"/>
+          <w:szCs w:val="28"/>
+        </w:rPr>
+      </w:pPr>
+      <w:r>
+        <w:rPr>
+          <w:rFonts w:ascii="Times New Roman" w:hAnsi="Times New Roman" w:cs="Times New Roman"/>
+          <w:b/>
+          <w:bCs/>
+          <w:sz w:val="28"/>
+          <w:szCs w:val="28"/>
+        </w:rPr>
+        <w:br w:type="page"/>
+      </w:r>
+    </w:p>
+    <w:p>
+      <w:pPr>
+        <w:spacing w:after="0" w:line="360" w:lineRule="auto"/>
+        <w:ind w:left="708"/>
+        <w:jc w:val="both"/>
+        <w:rPr>
+          <w:rFonts w:ascii="Times New Roman" w:hAnsi="Times New Roman" w:cs="Times New Roman"/>
+          <w:b/>
+          <w:bCs/>
+          <w:sz w:val="28"/>
+          <w:szCs w:val="28"/>
+        </w:rPr>
+      </w:pPr>
+      <w:r>
+        <w:rPr>
+          <w:rFonts w:ascii="Times New Roman" w:hAnsi="Times New Roman" w:cs="Times New Roman"/>
+          <w:b/>
+          <w:bCs/>
+          <w:sz w:val="28"/>
+          <w:szCs w:val="28"/>
+        </w:rPr>
+        <w:lastRenderedPageBreak/>
+        <w:t>2.4 Разработка подсистемы безопасности информационной системы</w:t>
+      </w:r>
+    </w:p>
+    <w:p>
+      <w:pPr>
         <w:spacing w:after="0" w:line="360" w:lineRule="auto"/>
         <w:ind w:firstLine="709"/>
         <w:rPr>
           <w:rFonts w:ascii="Times New Roman" w:hAnsi="Times New Roman" w:cs="Times New Roman"/>
           <w:sz w:val="28"/>
           <w:szCs w:val="28"/>
-          <w:lang w:val="en-US"/>
-        </w:rPr>
-      </w:pPr>
-      <w:r>
-        <w:rPr>
-          <w:rFonts w:ascii="Times New Roman" w:hAnsi="Times New Roman" w:cs="Times New Roman"/>
-          <w:sz w:val="28"/>
-          <w:szCs w:val="28"/>
-          <w:lang w:val="en-US"/>
-        </w:rPr>
-        <w:t>ОС: Windows 10/11, macOS, Linux.</w:t>
-      </w:r>
-      <w:r>
-        <w:rPr>
-          <w:rFonts w:ascii="Times New Roman" w:hAnsi="Times New Roman" w:cs="Times New Roman"/>
-          <w:sz w:val="28"/>
-          <w:szCs w:val="28"/>
-          <w:lang w:val="en-US"/>
-        </w:rPr>
-        <w:t xml:space="preserve"> </w:t>
-      </w:r>
+        </w:rPr>
+      </w:pPr>
     </w:p>
     <w:sectPr>
       <w:pgSz w:w="11906" w:h="16838"/>
@@ -19842,7 +19970,7 @@
 </file>
 
 <file path=word/endnotes.xml><?xml version="1.0" encoding="utf-8"?>
-<w:endnotes xmlns:wpc="http://schemas.microsoft.com/office/word/2010/wordprocessingCanvas" xmlns:cx="http://schemas.microsoft.com/office/drawing/2014/chartex" xmlns:mc="http://schemas.openxmlformats.org/markup-compatibility/2006" xmlns:o="urn:schemas-microsoft-com:office:office" xmlns:r="http://schemas.openxmlformats.org/officeDocument/2006/relationships" xmlns:m="http://schemas.openxmlformats.org/officeDocument/2006/math" xmlns:v="urn:schemas-microsoft-com:vml" xmlns:wp14="http://schemas.microsoft.com/office/word/2010/wordprocessingDrawing" xmlns:wp="http://schemas.openxmlformats.org/drawingml/2006/wordprocessingDrawing" xmlns:w10="urn:schemas-microsoft-com:office:word" xmlns:w="http://schemas.openxmlformats.org/wordprocessingml/2006/main" xmlns:w14="http://schemas.microsoft.com/office/word/2010/wordml" xmlns:w15="http://schemas.microsoft.com/office/word/2012/wordml" xmlns:w16se="http://schemas.microsoft.com/office/word/2015/wordml/symex" xmlns:wpg="http://schemas.microsoft.com/office/word/2010/wordprocessingGroup" xmlns:wpi="http://schemas.microsoft.com/office/word/2010/wordprocessingInk" xmlns:wne="http://schemas.microsoft.com/office/word/2006/wordml" xmlns:wps="http://schemas.microsoft.com/office/word/2010/wordprocessingShape" mc:Ignorable="w14 w15 w16se wp14">
+<w:endnotes xmlns:wpc="http://schemas.microsoft.com/office/word/2010/wordprocessingCanvas" xmlns:cx="http://schemas.microsoft.com/office/drawing/2014/chartex" xmlns:cx1="http://schemas.microsoft.com/office/drawing/2015/9/8/chartex" xmlns:cx2="http://schemas.microsoft.com/office/drawing/2015/10/21/chartex" xmlns:cx3="http://schemas.microsoft.com/office/drawing/2016/5/9/chartex" xmlns:cx4="http://schemas.microsoft.com/office/drawing/2016/5/10/chartex" xmlns:cx5="http://schemas.microsoft.com/office/drawing/2016/5/11/chartex" xmlns:cx6="http://schemas.microsoft.com/office/drawing/2016/5/12/chartex" xmlns:cx7="http://schemas.microsoft.com/office/drawing/2016/5/13/chartex" xmlns:cx8="http://schemas.microsoft.com/office/drawing/2016/5/14/chartex" xmlns:mc="http://schemas.openxmlformats.org/markup-compatibility/2006" xmlns:aink="http://schemas.microsoft.com/office/drawing/2016/ink" xmlns:am3d="http://schemas.microsoft.com/office/drawing/2017/model3d" xmlns:o="urn:schemas-microsoft-com:office:office" xmlns:r="http://schemas.openxmlformats.org/officeDocument/2006/relationships" xmlns:m="http://schemas.openxmlformats.org/officeDocument/2006/math" xmlns:v="urn:schemas-microsoft-com:vml" xmlns:wp14="http://schemas.microsoft.com/office/word/2010/wordprocessingDrawing" xmlns:wp="http://schemas.openxmlformats.org/drawingml/2006/wordprocessingDrawing" xmlns:w10="urn:schemas-microsoft-com:office:word" xmlns:w="http://schemas.openxmlformats.org/wordprocessingml/2006/main" xmlns:w14="http://schemas.microsoft.com/office/word/2010/wordml" xmlns:w15="http://schemas.microsoft.com/office/word/2012/wordml" xmlns:w16cex="http://schemas.microsoft.com/office/word/2018/wordml/cex" xmlns:w16cid="http://schemas.microsoft.com/office/word/2016/wordml/cid" xmlns:w16="http://schemas.microsoft.com/office/word/2018/wordml" xmlns:w16sdtdh="http://schemas.microsoft.com/office/word/2020/wordml/sdtdatahash" xmlns:w16se="http://schemas.microsoft.com/office/word/2015/wordml/symex" xmlns:wpg="http://schemas.microsoft.com/office/word/2010/wordprocessingGroup" xmlns:wpi="http://schemas.microsoft.com/office/word/2010/wordprocessingInk" xmlns:wne="http://schemas.microsoft.com/office/word/2006/wordml" xmlns:wps="http://schemas.microsoft.com/office/word/2010/wordprocessingShape" mc:Ignorable="w14 w15 w16se w16cid w16 w16cex w16sdtdh wp14">
   <w:endnote w:type="separator" w:id="-1">
     <w:p>
       <w:pPr>
@@ -19867,7 +19995,7 @@
 </file>
 
 <file path=word/footnotes.xml><?xml version="1.0" encoding="utf-8"?>
-<w:footnotes xmlns:wpc="http://schemas.microsoft.com/office/word/2010/wordprocessingCanvas" xmlns:cx="http://schemas.microsoft.com/office/drawing/2014/chartex" xmlns:mc="http://schemas.openxmlformats.org/markup-compatibility/2006" xmlns:o="urn:schemas-microsoft-com:office:office" xmlns:r="http://schemas.openxmlformats.org/officeDocument/2006/relationships" xmlns:m="http://schemas.openxmlformats.org/officeDocument/2006/math" xmlns:v="urn:schemas-microsoft-com:vml" xmlns:wp14="http://schemas.microsoft.com/office/word/2010/wordprocessingDrawing" xmlns:wp="http://schemas.openxmlformats.org/drawingml/2006/wordprocessingDrawing" xmlns:w10="urn:schemas-microsoft-com:office:word" xmlns:w="http://schemas.openxmlformats.org/wordprocessingml/2006/main" xmlns:w14="http://schemas.microsoft.com/office/word/2010/wordml" xmlns:w15="http://schemas.microsoft.com/office/word/2012/wordml" xmlns:w16se="http://schemas.microsoft.com/office/word/2015/wordml/symex" xmlns:wpg="http://schemas.microsoft.com/office/word/2010/wordprocessingGroup" xmlns:wpi="http://schemas.microsoft.com/office/word/2010/wordprocessingInk" xmlns:wne="http://schemas.microsoft.com/office/word/2006/wordml" xmlns:wps="http://schemas.microsoft.com/office/word/2010/wordprocessingShape" mc:Ignorable="w14 w15 w16se wp14">
+<w:footnotes xmlns:wpc="http://schemas.microsoft.com/office/word/2010/wordprocessingCanvas" xmlns:cx="http://schemas.microsoft.com/office/drawing/2014/chartex" xmlns:cx1="http://schemas.microsoft.com/office/drawing/2015/9/8/chartex" xmlns:cx2="http://schemas.microsoft.com/office/drawing/2015/10/21/chartex" xmlns:cx3="http://schemas.microsoft.com/office/drawing/2016/5/9/chartex" xmlns:cx4="http://schemas.microsoft.com/office/drawing/2016/5/10/chartex" xmlns:cx5="http://schemas.microsoft.com/office/drawing/2016/5/11/chartex" xmlns:cx6="http://schemas.microsoft.com/office/drawing/2016/5/12/chartex" xmlns:cx7="http://schemas.microsoft.com/office/drawing/2016/5/13/chartex" xmlns:cx8="http://schemas.microsoft.com/office/drawing/2016/5/14/chartex" xmlns:mc="http://schemas.openxmlformats.org/markup-compatibility/2006" xmlns:aink="http://schemas.microsoft.com/office/drawing/2016/ink" xmlns:am3d="http://schemas.microsoft.com/office/drawing/2017/model3d" xmlns:o="urn:schemas-microsoft-com:office:office" xmlns:r="http://schemas.openxmlformats.org/officeDocument/2006/relationships" xmlns:m="http://schemas.openxmlformats.org/officeDocument/2006/math" xmlns:v="urn:schemas-microsoft-com:vml" xmlns:wp14="http://schemas.microsoft.com/office/word/2010/wordprocessingDrawing" xmlns:wp="http://schemas.openxmlformats.org/drawingml/2006/wordprocessingDrawing" xmlns:w10="urn:schemas-microsoft-com:office:word" xmlns:w="http://schemas.openxmlformats.org/wordprocessingml/2006/main" xmlns:w14="http://schemas.microsoft.com/office/word/2010/wordml" xmlns:w15="http://schemas.microsoft.com/office/word/2012/wordml" xmlns:w16cex="http://schemas.microsoft.com/office/word/2018/wordml/cex" xmlns:w16cid="http://schemas.microsoft.com/office/word/2016/wordml/cid" xmlns:w16="http://schemas.microsoft.com/office/word/2018/wordml" xmlns:w16sdtdh="http://schemas.microsoft.com/office/word/2020/wordml/sdtdatahash" xmlns:w16se="http://schemas.microsoft.com/office/word/2015/wordml/symex" xmlns:wpg="http://schemas.microsoft.com/office/word/2010/wordprocessingGroup" xmlns:wpi="http://schemas.microsoft.com/office/word/2010/wordprocessingInk" xmlns:wne="http://schemas.microsoft.com/office/word/2006/wordml" xmlns:wps="http://schemas.microsoft.com/office/word/2010/wordprocessingShape" mc:Ignorable="w14 w15 w16se w16cid w16 w16cex w16sdtdh wp14">
   <w:footnote w:type="separator" w:id="-1">
     <w:p>
       <w:pPr>
@@ -19892,7 +20020,7 @@
 </file>
 
 <file path=word/numbering.xml><?xml version="1.0" encoding="utf-8"?>
-<w:numbering xmlns:wpc="http://schemas.microsoft.com/office/word/2010/wordprocessingCanvas" xmlns:cx="http://schemas.microsoft.com/office/drawing/2014/chartex" xmlns:mc="http://schemas.openxmlformats.org/markup-compatibility/2006" xmlns:o="urn:schemas-microsoft-com:office:office" xmlns:r="http://schemas.openxmlformats.org/officeDocument/2006/relationships" xmlns:m="http://schemas.openxmlformats.org/officeDocument/2006/math" xmlns:v="urn:schemas-microsoft-com:vml" xmlns:wp14="http://schemas.microsoft.com/office/word/2010/wordprocessingDrawing" xmlns:wp="http://schemas.openxmlformats.org/drawingml/2006/wordprocessingDrawing" xmlns:w10="urn:schemas-microsoft-com:office:word" xmlns:w="http://schemas.openxmlformats.org/wordprocessingml/2006/main" xmlns:w14="http://schemas.microsoft.com/office/word/2010/wordml" xmlns:w15="http://schemas.microsoft.com/office/word/2012/wordml" xmlns:w16se="http://schemas.microsoft.com/office/word/2015/wordml/symex" xmlns:wpg="http://schemas.microsoft.com/office/word/2010/wordprocessingGroup" xmlns:wpi="http://schemas.microsoft.com/office/word/2010/wordprocessingInk" xmlns:wne="http://schemas.microsoft.com/office/word/2006/wordml" xmlns:wps="http://schemas.microsoft.com/office/word/2010/wordprocessingShape" mc:Ignorable="w14 w15 w16se wp14">
+<w:numbering xmlns:wpc="http://schemas.microsoft.com/office/word/2010/wordprocessingCanvas" xmlns:cx="http://schemas.microsoft.com/office/drawing/2014/chartex" xmlns:cx1="http://schemas.microsoft.com/office/drawing/2015/9/8/chartex" xmlns:cx2="http://schemas.microsoft.com/office/drawing/2015/10/21/chartex" xmlns:cx3="http://schemas.microsoft.com/office/drawing/2016/5/9/chartex" xmlns:cx4="http://schemas.microsoft.com/office/drawing/2016/5/10/chartex" xmlns:cx5="http://schemas.microsoft.com/office/drawing/2016/5/11/chartex" xmlns:cx6="http://schemas.microsoft.com/office/drawing/2016/5/12/chartex" xmlns:cx7="http://schemas.microsoft.com/office/drawing/2016/5/13/chartex" xmlns:cx8="http://schemas.microsoft.com/office/drawing/2016/5/14/chartex" xmlns:mc="http://schemas.openxmlformats.org/markup-compatibility/2006" xmlns:aink="http://schemas.microsoft.com/office/drawing/2016/ink" xmlns:am3d="http://schemas.microsoft.com/office/drawing/2017/model3d" xmlns:o="urn:schemas-microsoft-com:office:office" xmlns:r="http://schemas.openxmlformats.org/officeDocument/2006/relationships" xmlns:m="http://schemas.openxmlformats.org/officeDocument/2006/math" xmlns:v="urn:schemas-microsoft-com:vml" xmlns:wp14="http://schemas.microsoft.com/office/word/2010/wordprocessingDrawing" xmlns:wp="http://schemas.openxmlformats.org/drawingml/2006/wordprocessingDrawing" xmlns:w10="urn:schemas-microsoft-com:office:word" xmlns:w="http://schemas.openxmlformats.org/wordprocessingml/2006/main" xmlns:w14="http://schemas.microsoft.com/office/word/2010/wordml" xmlns:w15="http://schemas.microsoft.com/office/word/2012/wordml" xmlns:w16cex="http://schemas.microsoft.com/office/word/2018/wordml/cex" xmlns:w16cid="http://schemas.microsoft.com/office/word/2016/wordml/cid" xmlns:w16="http://schemas.microsoft.com/office/word/2018/wordml" xmlns:w16sdtdh="http://schemas.microsoft.com/office/word/2020/wordml/sdtdatahash" xmlns:w16se="http://schemas.microsoft.com/office/word/2015/wordml/symex" xmlns:wpg="http://schemas.microsoft.com/office/word/2010/wordprocessingGroup" xmlns:wpi="http://schemas.microsoft.com/office/word/2010/wordprocessingInk" xmlns:wne="http://schemas.microsoft.com/office/word/2006/wordml" xmlns:wps="http://schemas.microsoft.com/office/word/2010/wordprocessingShape" mc:Ignorable="w14 w15 w16se w16cid w16 w16cex w16sdtdh wp14">
   <w:abstractNum w:abstractNumId="0" w15:restartNumberingAfterBreak="0">
     <w:nsid w:val="02412538"/>
     <w:multiLevelType w:val="multilevel"/>
@@ -24551,7 +24679,7 @@
 </file>
 
 <file path=word/styles.xml><?xml version="1.0" encoding="utf-8"?>
-<w:styles xmlns:mc="http://schemas.openxmlformats.org/markup-compatibility/2006" xmlns:r="http://schemas.openxmlformats.org/officeDocument/2006/relationships" xmlns:w="http://schemas.openxmlformats.org/wordprocessingml/2006/main" xmlns:w14="http://schemas.microsoft.com/office/word/2010/wordml" xmlns:w15="http://schemas.microsoft.com/office/word/2012/wordml" xmlns:w16se="http://schemas.microsoft.com/office/word/2015/wordml/symex" mc:Ignorable="w14 w15 w16se">
+<w:styles xmlns:mc="http://schemas.openxmlformats.org/markup-compatibility/2006" xmlns:r="http://schemas.openxmlformats.org/officeDocument/2006/relationships" xmlns:w="http://schemas.openxmlformats.org/wordprocessingml/2006/main" xmlns:w14="http://schemas.microsoft.com/office/word/2010/wordml" xmlns:w15="http://schemas.microsoft.com/office/word/2012/wordml" xmlns:w16cex="http://schemas.microsoft.com/office/word/2018/wordml/cex" xmlns:w16cid="http://schemas.microsoft.com/office/word/2016/wordml/cid" xmlns:w16="http://schemas.microsoft.com/office/word/2018/wordml" xmlns:w16sdtdh="http://schemas.microsoft.com/office/word/2020/wordml/sdtdatahash" xmlns:w16se="http://schemas.microsoft.com/office/word/2015/wordml/symex" mc:Ignorable="w14 w15 w16se w16cid w16 w16cex w16sdtdh">
   <w:docDefaults>
     <w:rPrDefault>
       <w:rPr>
@@ -24567,7 +24695,7 @@
       </w:pPr>
     </w:pPrDefault>
   </w:docDefaults>
-  <w:latentStyles w:defLockedState="0" w:defUIPriority="99" w:defSemiHidden="0" w:defUnhideWhenUsed="0" w:defQFormat="0" w:count="371">
+  <w:latentStyles w:defLockedState="0" w:defUIPriority="99" w:defSemiHidden="0" w:defUnhideWhenUsed="0" w:defQFormat="0" w:count="376">
     <w:lsdException w:name="Normal" w:uiPriority="0" w:qFormat="1"/>
     <w:lsdException w:name="heading 1" w:uiPriority="9" w:qFormat="1"/>
     <w:lsdException w:name="heading 2" w:semiHidden="1" w:uiPriority="9" w:unhideWhenUsed="1" w:qFormat="1"/>
@@ -24673,7 +24801,6 @@
     <w:lsdException w:name="HTML Sample" w:semiHidden="1" w:unhideWhenUsed="1"/>
     <w:lsdException w:name="HTML Typewriter" w:semiHidden="1" w:unhideWhenUsed="1"/>
     <w:lsdException w:name="HTML Variable" w:semiHidden="1" w:unhideWhenUsed="1"/>
-    <w:lsdException w:name="Normal Table" w:semiHidden="1" w:unhideWhenUsed="1"/>
     <w:lsdException w:name="annotation subject" w:semiHidden="1" w:unhideWhenUsed="1"/>
     <w:lsdException w:name="No List" w:semiHidden="1" w:unhideWhenUsed="1"/>
     <w:lsdException w:name="Outline List 1" w:semiHidden="1" w:unhideWhenUsed="1"/>
@@ -24716,11 +24843,8 @@
     <w:lsdException w:name="Table Contemporary" w:semiHidden="1" w:unhideWhenUsed="1"/>
     <w:lsdException w:name="Table Elegant" w:semiHidden="1" w:unhideWhenUsed="1"/>
     <w:lsdException w:name="Table Professional" w:semiHidden="1" w:unhideWhenUsed="1"/>
-    <w:lsdException w:name="Table Subtle 1" w:semiHidden="1" w:unhideWhenUsed="1"/>
     <w:lsdException w:name="Table Subtle 2" w:semiHidden="1" w:unhideWhenUsed="1"/>
     <w:lsdException w:name="Table Web 1" w:semiHidden="1" w:unhideWhenUsed="1"/>
-    <w:lsdException w:name="Table Web 2" w:semiHidden="1" w:unhideWhenUsed="1"/>
-    <w:lsdException w:name="Table Web 3" w:semiHidden="1" w:unhideWhenUsed="1"/>
     <w:lsdException w:name="Balloon Text" w:semiHidden="1" w:unhideWhenUsed="1"/>
     <w:lsdException w:name="Table Grid" w:uiPriority="59"/>
     <w:lsdException w:name="Table Theme" w:semiHidden="1" w:unhideWhenUsed="1"/>
@@ -24939,6 +25063,11 @@
     <w:lsdException w:name="List Table 5 Dark Accent 6" w:uiPriority="50"/>
     <w:lsdException w:name="List Table 6 Colorful Accent 6" w:uiPriority="51"/>
     <w:lsdException w:name="List Table 7 Colorful Accent 6" w:uiPriority="52"/>
+    <w:lsdException w:name="Mention" w:semiHidden="1" w:unhideWhenUsed="1"/>
+    <w:lsdException w:name="Smart Hyperlink" w:semiHidden="1" w:unhideWhenUsed="1"/>
+    <w:lsdException w:name="Hashtag" w:semiHidden="1" w:unhideWhenUsed="1"/>
+    <w:lsdException w:name="Unresolved Mention" w:semiHidden="1" w:unhideWhenUsed="1"/>
+    <w:lsdException w:name="Smart Link" w:semiHidden="1" w:unhideWhenUsed="1"/>
   </w:latentStyles>
   <w:style w:type="paragraph" w:default="1" w:styleId="a">
     <w:name w:val="Normal"/>

--- a/Гумаров_ис-222б.docx
+++ b/Гумаров_ис-222б.docx
@@ -1,6 +1,6 @@
 
 <file path=word/document.xml><?xml version="1.0" encoding="utf-8"?>
-<w:document xmlns:wpc="http://schemas.microsoft.com/office/word/2010/wordprocessingCanvas" xmlns:cx="http://schemas.microsoft.com/office/drawing/2014/chartex" xmlns:cx1="http://schemas.microsoft.com/office/drawing/2015/9/8/chartex" xmlns:cx2="http://schemas.microsoft.com/office/drawing/2015/10/21/chartex" xmlns:cx3="http://schemas.microsoft.com/office/drawing/2016/5/9/chartex" xmlns:cx4="http://schemas.microsoft.com/office/drawing/2016/5/10/chartex" xmlns:cx5="http://schemas.microsoft.com/office/drawing/2016/5/11/chartex" xmlns:cx6="http://schemas.microsoft.com/office/drawing/2016/5/12/chartex" xmlns:cx7="http://schemas.microsoft.com/office/drawing/2016/5/13/chartex" xmlns:cx8="http://schemas.microsoft.com/office/drawing/2016/5/14/chartex" xmlns:mc="http://schemas.openxmlformats.org/markup-compatibility/2006" xmlns:aink="http://schemas.microsoft.com/office/drawing/2016/ink" xmlns:am3d="http://schemas.microsoft.com/office/drawing/2017/model3d" xmlns:o="urn:schemas-microsoft-com:office:office" xmlns:r="http://schemas.openxmlformats.org/officeDocument/2006/relationships" xmlns:m="http://schemas.openxmlformats.org/officeDocument/2006/math" xmlns:v="urn:schemas-microsoft-com:vml" xmlns:wp14="http://schemas.microsoft.com/office/word/2010/wordprocessingDrawing" xmlns:wp="http://schemas.openxmlformats.org/drawingml/2006/wordprocessingDrawing" xmlns:w10="urn:schemas-microsoft-com:office:word" xmlns:w="http://schemas.openxmlformats.org/wordprocessingml/2006/main" xmlns:w14="http://schemas.microsoft.com/office/word/2010/wordml" xmlns:w15="http://schemas.microsoft.com/office/word/2012/wordml" xmlns:w16cex="http://schemas.microsoft.com/office/word/2018/wordml/cex" xmlns:w16cid="http://schemas.microsoft.com/office/word/2016/wordml/cid" xmlns:w16="http://schemas.microsoft.com/office/word/2018/wordml" xmlns:w16sdtdh="http://schemas.microsoft.com/office/word/2020/wordml/sdtdatahash" xmlns:w16se="http://schemas.microsoft.com/office/word/2015/wordml/symex" xmlns:wpg="http://schemas.microsoft.com/office/word/2010/wordprocessingGroup" xmlns:wpi="http://schemas.microsoft.com/office/word/2010/wordprocessingInk" xmlns:wne="http://schemas.microsoft.com/office/word/2006/wordml" xmlns:wps="http://schemas.microsoft.com/office/word/2010/wordprocessingShape" mc:Ignorable="w14 w15 w16se w16cid w16 w16cex w16sdtdh wp14">
+<w:document xmlns:wpc="http://schemas.microsoft.com/office/word/2010/wordprocessingCanvas" xmlns:cx="http://schemas.microsoft.com/office/drawing/2014/chartex" xmlns:mc="http://schemas.openxmlformats.org/markup-compatibility/2006" xmlns:o="urn:schemas-microsoft-com:office:office" xmlns:r="http://schemas.openxmlformats.org/officeDocument/2006/relationships" xmlns:m="http://schemas.openxmlformats.org/officeDocument/2006/math" xmlns:v="urn:schemas-microsoft-com:vml" xmlns:wp14="http://schemas.microsoft.com/office/word/2010/wordprocessingDrawing" xmlns:wp="http://schemas.openxmlformats.org/drawingml/2006/wordprocessingDrawing" xmlns:w10="urn:schemas-microsoft-com:office:word" xmlns:w="http://schemas.openxmlformats.org/wordprocessingml/2006/main" xmlns:w14="http://schemas.microsoft.com/office/word/2010/wordml" xmlns:w15="http://schemas.microsoft.com/office/word/2012/wordml" xmlns:w16se="http://schemas.microsoft.com/office/word/2015/wordml/symex" xmlns:wpg="http://schemas.microsoft.com/office/word/2010/wordprocessingGroup" xmlns:wpi="http://schemas.microsoft.com/office/word/2010/wordprocessingInk" xmlns:wne="http://schemas.microsoft.com/office/word/2006/wordml" xmlns:wps="http://schemas.microsoft.com/office/word/2010/wordprocessingShape" mc:Ignorable="w14 w15 w16se wp14">
   <w:body>
     <w:p>
       <w:pPr>
@@ -1015,7 +1015,7 @@
               </wp:inline>
             </w:drawing>
           </mc:Choice>
-          <mc:Fallback xmlns:a="http://schemas.openxmlformats.org/drawingml/2006/main">
+          <mc:Fallback xmlns:cx1="http://schemas.microsoft.com/office/drawing/2015/9/8/chartex" xmlns:cx2="http://schemas.microsoft.com/office/drawing/2015/10/21/chartex" xmlns:cx3="http://schemas.microsoft.com/office/drawing/2016/5/9/chartex" xmlns:cx4="http://schemas.microsoft.com/office/drawing/2016/5/10/chartex" xmlns:cx5="http://schemas.microsoft.com/office/drawing/2016/5/11/chartex" xmlns:cx6="http://schemas.microsoft.com/office/drawing/2016/5/12/chartex" xmlns:cx7="http://schemas.microsoft.com/office/drawing/2016/5/13/chartex" xmlns:cx8="http://schemas.microsoft.com/office/drawing/2016/5/14/chartex" xmlns:aink="http://schemas.microsoft.com/office/drawing/2016/ink" xmlns:am3d="http://schemas.microsoft.com/office/drawing/2017/model3d" xmlns:w16cex="http://schemas.microsoft.com/office/word/2018/wordml/cex" xmlns:w16cid="http://schemas.microsoft.com/office/word/2016/wordml/cid" xmlns:w16="http://schemas.microsoft.com/office/word/2018/wordml" xmlns:w16sdtdh="http://schemas.microsoft.com/office/word/2020/wordml/sdtdatahash" xmlns:a="http://schemas.openxmlformats.org/drawingml/2006/main">
             <w:pict>
               <v:shapetype id="_x0000_t75" coordsize="21600,21600" o:spt="75" o:preferrelative="t" path="m@4@5l@4@11@9@11@9@5xe" filled="f" stroked="f">
                 <v:stroke joinstyle="miter"/>
@@ -1751,7 +1751,7 @@
               </wp:inline>
             </w:drawing>
           </mc:Choice>
-          <mc:Fallback xmlns:a="http://schemas.openxmlformats.org/drawingml/2006/main">
+          <mc:Fallback xmlns:cx1="http://schemas.microsoft.com/office/drawing/2015/9/8/chartex" xmlns:cx2="http://schemas.microsoft.com/office/drawing/2015/10/21/chartex" xmlns:cx3="http://schemas.microsoft.com/office/drawing/2016/5/9/chartex" xmlns:cx4="http://schemas.microsoft.com/office/drawing/2016/5/10/chartex" xmlns:cx5="http://schemas.microsoft.com/office/drawing/2016/5/11/chartex" xmlns:cx6="http://schemas.microsoft.com/office/drawing/2016/5/12/chartex" xmlns:cx7="http://schemas.microsoft.com/office/drawing/2016/5/13/chartex" xmlns:cx8="http://schemas.microsoft.com/office/drawing/2016/5/14/chartex" xmlns:aink="http://schemas.microsoft.com/office/drawing/2016/ink" xmlns:am3d="http://schemas.microsoft.com/office/drawing/2017/model3d" xmlns:w16cex="http://schemas.microsoft.com/office/word/2018/wordml/cex" xmlns:w16cid="http://schemas.microsoft.com/office/word/2016/wordml/cid" xmlns:w16="http://schemas.microsoft.com/office/word/2018/wordml" xmlns:w16sdtdh="http://schemas.microsoft.com/office/word/2020/wordml/sdtdatahash" xmlns:a="http://schemas.openxmlformats.org/drawingml/2006/main">
             <w:pict>
               <v:shapetype id="_x0000_t75" coordsize="21600,21600" o:spt="75" o:preferrelative="t" path="m@4@5l@4@11@9@11@9@5xe" filled="f" stroked="f">
                 <v:stroke joinstyle="miter"/>
@@ -2280,7 +2280,7 @@
               </wp:inline>
             </w:drawing>
           </mc:Choice>
-          <mc:Fallback xmlns:a="http://schemas.openxmlformats.org/drawingml/2006/main">
+          <mc:Fallback xmlns:cx1="http://schemas.microsoft.com/office/drawing/2015/9/8/chartex" xmlns:cx2="http://schemas.microsoft.com/office/drawing/2015/10/21/chartex" xmlns:cx3="http://schemas.microsoft.com/office/drawing/2016/5/9/chartex" xmlns:cx4="http://schemas.microsoft.com/office/drawing/2016/5/10/chartex" xmlns:cx5="http://schemas.microsoft.com/office/drawing/2016/5/11/chartex" xmlns:cx6="http://schemas.microsoft.com/office/drawing/2016/5/12/chartex" xmlns:cx7="http://schemas.microsoft.com/office/drawing/2016/5/13/chartex" xmlns:cx8="http://schemas.microsoft.com/office/drawing/2016/5/14/chartex" xmlns:aink="http://schemas.microsoft.com/office/drawing/2016/ink" xmlns:am3d="http://schemas.microsoft.com/office/drawing/2017/model3d" xmlns:w16cex="http://schemas.microsoft.com/office/word/2018/wordml/cex" xmlns:w16cid="http://schemas.microsoft.com/office/word/2016/wordml/cid" xmlns:w16="http://schemas.microsoft.com/office/word/2018/wordml" xmlns:w16sdtdh="http://schemas.microsoft.com/office/word/2020/wordml/sdtdatahash" xmlns:a="http://schemas.openxmlformats.org/drawingml/2006/main">
             <w:pict>
               <v:shapetype id="_x0000_t75" coordsize="21600,21600" o:spt="75" o:preferrelative="t" path="m@4@5l@4@11@9@11@9@5xe" filled="f" stroked="f">
                 <v:stroke joinstyle="miter"/>
@@ -14864,7 +14864,7 @@
             <v:path o:extrusionok="f" gradientshapeok="t" o:connecttype="rect"/>
             <o:lock v:ext="edit" aspectratio="t"/>
           </v:shapetype>
-          <v:shape id="_x0000_i1025" type="#_x0000_t75" style="width:468pt;height:40.5pt">
+          <v:shape id="_x0000_i1025" type="#_x0000_t75" style="width:468pt;height:40.75pt">
             <v:imagedata r:id="rId15" o:title="Без имени"/>
           </v:shape>
         </w:pict>
@@ -19757,6 +19757,156 @@
     <w:p>
       <w:pPr>
         <w:spacing w:after="0" w:line="360" w:lineRule="auto"/>
+        <w:ind w:firstLine="709"/>
+        <w:jc w:val="both"/>
+        <w:rPr>
+          <w:rFonts w:ascii="Times New Roman" w:hAnsi="Times New Roman" w:cs="Times New Roman"/>
+          <w:bCs/>
+          <w:sz w:val="28"/>
+          <w:szCs w:val="28"/>
+        </w:rPr>
+      </w:pPr>
+      <w:r>
+        <w:rPr>
+          <w:rFonts w:ascii="Times New Roman" w:hAnsi="Times New Roman" w:cs="Times New Roman"/>
+          <w:bCs/>
+          <w:sz w:val="28"/>
+          <w:szCs w:val="28"/>
+        </w:rPr>
+        <w:t>Разработка уровня хранения данных выполнена в соответствии с спроектированной ранее инфологической моделью. Учитывая гибридный характер архитектуры системы, реализация базы данных разделена на два сегмента: реляционное хранилище на базе PostgreSQL для основной бизнес-логики и документоориентированное хранилище MongoDB для подсистемы чат-бота.</w:t>
+      </w:r>
+    </w:p>
+    <w:p>
+      <w:pPr>
+        <w:spacing w:after="0" w:line="360" w:lineRule="auto"/>
+        <w:ind w:firstLine="709"/>
+        <w:jc w:val="both"/>
+        <w:rPr>
+          <w:rFonts w:ascii="Times New Roman" w:hAnsi="Times New Roman" w:cs="Times New Roman"/>
+          <w:bCs/>
+          <w:sz w:val="28"/>
+          <w:szCs w:val="28"/>
+        </w:rPr>
+      </w:pPr>
+      <w:r>
+        <w:rPr>
+          <w:rFonts w:ascii="Times New Roman" w:hAnsi="Times New Roman" w:cs="Times New Roman"/>
+          <w:bCs/>
+          <w:sz w:val="28"/>
+          <w:szCs w:val="28"/>
+        </w:rPr>
+        <w:t xml:space="preserve">Реализация </w:t>
+      </w:r>
+      <w:r>
+        <w:rPr>
+          <w:rFonts w:ascii="Times New Roman" w:hAnsi="Times New Roman" w:cs="Times New Roman"/>
+          <w:bCs/>
+          <w:sz w:val="28"/>
+          <w:szCs w:val="28"/>
+        </w:rPr>
+        <w:t>реляционной модели (PostgreSQL)</w:t>
+      </w:r>
+    </w:p>
+    <w:p>
+      <w:pPr>
+        <w:spacing w:after="0" w:line="360" w:lineRule="auto"/>
+        <w:ind w:firstLine="709"/>
+        <w:jc w:val="both"/>
+        <w:rPr>
+          <w:rFonts w:ascii="Times New Roman" w:hAnsi="Times New Roman" w:cs="Times New Roman"/>
+          <w:bCs/>
+          <w:sz w:val="28"/>
+          <w:szCs w:val="28"/>
+        </w:rPr>
+      </w:pPr>
+      <w:r>
+        <w:rPr>
+          <w:rFonts w:ascii="Times New Roman" w:hAnsi="Times New Roman" w:cs="Times New Roman"/>
+          <w:bCs/>
+          <w:sz w:val="28"/>
+          <w:szCs w:val="28"/>
+        </w:rPr>
+        <w:t>Взаимодействие серверной части с PostgreSQL реализовано с использованием технологии ORM (Object-Relational Mapping). В качестве спецификации выбрана Jakarta Persistence API (JPA), а её реализацией выступает библиотека Hibernate. Это позволяет работать с записями в базе данных как с объектами языка Kotlin, что существенно ускоряет разработку и снижает ко</w:t>
+      </w:r>
+      <w:r>
+        <w:rPr>
+          <w:rFonts w:ascii="Times New Roman" w:hAnsi="Times New Roman" w:cs="Times New Roman"/>
+          <w:bCs/>
+          <w:sz w:val="28"/>
+          <w:szCs w:val="28"/>
+        </w:rPr>
+        <w:t>личество ошибок в SQL-запросах.</w:t>
+      </w:r>
+    </w:p>
+    <w:p>
+      <w:pPr>
+        <w:spacing w:after="0" w:line="360" w:lineRule="auto"/>
+        <w:ind w:firstLine="709"/>
+        <w:jc w:val="both"/>
+        <w:rPr>
+          <w:rFonts w:ascii="Times New Roman" w:hAnsi="Times New Roman" w:cs="Times New Roman"/>
+          <w:bCs/>
+          <w:sz w:val="28"/>
+          <w:szCs w:val="28"/>
+        </w:rPr>
+      </w:pPr>
+      <w:r>
+        <w:rPr>
+          <w:rFonts w:ascii="Times New Roman" w:hAnsi="Times New Roman" w:cs="Times New Roman"/>
+          <w:bCs/>
+          <w:sz w:val="28"/>
+          <w:szCs w:val="28"/>
+        </w:rPr>
+        <w:t>Использован подход Code-First, при котором первичным является программный код: структура таблиц генерируется автоматически на основе Kotlin-классов, помеченных аннотациями @Entity, @Table, @Column.</w:t>
+      </w:r>
+    </w:p>
+    <w:p>
+      <w:pPr>
+        <w:spacing w:after="0" w:line="360" w:lineRule="auto"/>
+        <w:ind w:firstLine="709"/>
+        <w:jc w:val="both"/>
+        <w:rPr>
+          <w:rFonts w:ascii="Times New Roman" w:hAnsi="Times New Roman" w:cs="Times New Roman"/>
+          <w:bCs/>
+          <w:sz w:val="28"/>
+          <w:szCs w:val="28"/>
+        </w:rPr>
+      </w:pPr>
+      <w:r>
+        <w:rPr>
+          <w:rFonts w:ascii="Times New Roman" w:hAnsi="Times New Roman" w:cs="Times New Roman"/>
+          <w:bCs/>
+          <w:sz w:val="28"/>
+          <w:szCs w:val="28"/>
+        </w:rPr>
+        <w:t>Для поддержки семантического поиска в PostgreSQL активировано расширение pgvector, позволяющее хранить векторные представления текста (embeddings) и выполнять поиск по косинусному сходству.</w:t>
+      </w:r>
+    </w:p>
+    <w:p>
+      <w:pPr>
+        <w:spacing w:after="0" w:line="360" w:lineRule="auto"/>
+        <w:ind w:firstLine="709"/>
+        <w:jc w:val="both"/>
+        <w:rPr>
+          <w:rFonts w:ascii="Times New Roman" w:hAnsi="Times New Roman" w:cs="Times New Roman"/>
+          <w:bCs/>
+          <w:sz w:val="28"/>
+          <w:szCs w:val="28"/>
+        </w:rPr>
+      </w:pPr>
+      <w:r>
+        <w:rPr>
+          <w:rFonts w:ascii="Times New Roman" w:hAnsi="Times New Roman" w:cs="Times New Roman"/>
+          <w:bCs/>
+          <w:sz w:val="28"/>
+          <w:szCs w:val="28"/>
+        </w:rPr>
+        <w:t>Схема данных представленная на рисунке 2.1.</w:t>
+      </w:r>
+    </w:p>
+    <w:p>
+      <w:pPr>
+        <w:spacing w:after="0" w:line="360" w:lineRule="auto"/>
         <w:jc w:val="both"/>
         <w:rPr>
           <w:rFonts w:ascii="Times New Roman" w:hAnsi="Times New Roman" w:cs="Times New Roman"/>
@@ -19771,9 +19921,12 @@
           <w:rFonts w:ascii="Times New Roman" w:hAnsi="Times New Roman" w:cs="Times New Roman"/>
           <w:b/>
           <w:bCs/>
-          <w:sz w:val="28"/>
-          <w:szCs w:val="28"/>
-        </w:rPr>
+          <w:noProof/>
+          <w:sz w:val="28"/>
+          <w:szCs w:val="28"/>
+          <w:lang w:eastAsia="ru-RU"/>
+        </w:rPr>
+        <w:lastRenderedPageBreak/>
         <w:drawing>
           <wp:inline distT="0" distB="0" distL="0" distR="0" wp14:anchorId="2444333E" wp14:editId="6A3E0482">
             <wp:extent cx="5940425" cy="4704715"/>
@@ -19813,9 +19966,70 @@
     </w:p>
     <w:p>
       <w:pPr>
-        <w:rPr>
-          <w:rFonts w:ascii="Times New Roman" w:hAnsi="Times New Roman" w:cs="Times New Roman"/>
-          <w:b/>
+        <w:spacing w:after="0" w:line="360" w:lineRule="auto"/>
+        <w:jc w:val="center"/>
+        <w:rPr>
+          <w:rFonts w:ascii="Times New Roman" w:hAnsi="Times New Roman" w:cs="Times New Roman"/>
+          <w:sz w:val="28"/>
+          <w:szCs w:val="28"/>
+        </w:rPr>
+      </w:pPr>
+      <w:r>
+        <w:rPr>
+          <w:rFonts w:ascii="Times New Roman" w:hAnsi="Times New Roman" w:cs="Times New Roman"/>
+          <w:sz w:val="28"/>
+          <w:szCs w:val="28"/>
+        </w:rPr>
+        <w:t xml:space="preserve">Рисунок </w:t>
+      </w:r>
+      <w:r>
+        <w:rPr>
+          <w:rFonts w:ascii="Times New Roman" w:hAnsi="Times New Roman" w:cs="Times New Roman"/>
+          <w:sz w:val="28"/>
+          <w:szCs w:val="28"/>
+        </w:rPr>
+        <w:t>2</w:t>
+      </w:r>
+      <w:r>
+        <w:rPr>
+          <w:rFonts w:ascii="Times New Roman" w:hAnsi="Times New Roman" w:cs="Times New Roman"/>
+          <w:sz w:val="28"/>
+          <w:szCs w:val="28"/>
+        </w:rPr>
+        <w:t>.</w:t>
+      </w:r>
+      <w:r>
+        <w:rPr>
+          <w:rFonts w:ascii="Times New Roman" w:hAnsi="Times New Roman" w:cs="Times New Roman"/>
+          <w:sz w:val="28"/>
+          <w:szCs w:val="28"/>
+        </w:rPr>
+        <w:t>1</w:t>
+      </w:r>
+      <w:r>
+        <w:rPr>
+          <w:rFonts w:ascii="Times New Roman" w:hAnsi="Times New Roman" w:cs="Times New Roman"/>
+          <w:sz w:val="28"/>
+          <w:szCs w:val="28"/>
+        </w:rPr>
+        <w:t xml:space="preserve"> – </w:t>
+      </w:r>
+      <w:r>
+        <w:rPr>
+          <w:rFonts w:ascii="Times New Roman" w:eastAsia="Times New Roman" w:hAnsi="Times New Roman" w:cs="Times New Roman"/>
+          <w:sz w:val="28"/>
+          <w:szCs w:val="28"/>
+        </w:rPr>
+        <w:t>Схема базы данных</w:t>
+      </w:r>
+    </w:p>
+    <w:p>
+      <w:pPr>
+        <w:spacing w:after="0" w:line="360" w:lineRule="auto"/>
+        <w:ind w:firstLine="709"/>
+        <w:jc w:val="both"/>
+        <w:rPr>
+          <w:rFonts w:ascii="Times New Roman" w:hAnsi="Times New Roman" w:cs="Times New Roman"/>
           <w:bCs/>
           <w:sz w:val="28"/>
           <w:szCs w:val="28"/>
@@ -19824,12 +20038,55 @@
       <w:r>
         <w:rPr>
           <w:rFonts w:ascii="Times New Roman" w:hAnsi="Times New Roman" w:cs="Times New Roman"/>
-          <w:b/>
           <w:bCs/>
           <w:sz w:val="28"/>
           <w:szCs w:val="28"/>
         </w:rPr>
-        <w:br w:type="page"/>
+        <w:t>Для хранения истории диалогов с AI-ассистентом используется коллекция chat_messages в MongoDB. Выбор NoSQL решения обусловлен необходимостью высокой скорости записи логов и гибкостью структуры, так как формат сообщений от нейросети (включая метаданные токенов и ссылки на источники) может меняться.</w:t>
+      </w:r>
+    </w:p>
+    <w:p>
+      <w:pPr>
+        <w:spacing w:after="0" w:line="360" w:lineRule="auto"/>
+        <w:ind w:firstLine="709"/>
+        <w:jc w:val="both"/>
+        <w:rPr>
+          <w:rFonts w:ascii="Times New Roman" w:hAnsi="Times New Roman" w:cs="Times New Roman"/>
+          <w:bCs/>
+          <w:sz w:val="28"/>
+          <w:szCs w:val="28"/>
+        </w:rPr>
+      </w:pPr>
+      <w:r>
+        <w:rPr>
+          <w:rFonts w:ascii="Times New Roman" w:hAnsi="Times New Roman" w:cs="Times New Roman"/>
+          <w:bCs/>
+          <w:sz w:val="28"/>
+          <w:szCs w:val="28"/>
+        </w:rPr>
+        <w:t>Взаимодействие реализовано через Spring Data MongoDB, что позволяет использовать аналогичные JPA репозитории для доступа к данным.</w:t>
+      </w:r>
+    </w:p>
+    <w:p>
+      <w:pPr>
+        <w:spacing w:after="0" w:line="360" w:lineRule="auto"/>
+        <w:ind w:firstLine="709"/>
+        <w:jc w:val="both"/>
+        <w:rPr>
+          <w:rFonts w:ascii="Times New Roman" w:hAnsi="Times New Roman" w:cs="Times New Roman"/>
+          <w:bCs/>
+          <w:sz w:val="28"/>
+          <w:szCs w:val="28"/>
+        </w:rPr>
+      </w:pPr>
+      <w:r>
+        <w:rPr>
+          <w:rFonts w:ascii="Times New Roman" w:hAnsi="Times New Roman" w:cs="Times New Roman"/>
+          <w:bCs/>
+          <w:sz w:val="28"/>
+          <w:szCs w:val="28"/>
+        </w:rPr>
+        <w:t>Такое разделение данных обеспечивает высокую производительность системы: тяжелые операции чтения истории чата не блокируют транзакции основной базы знаний.</w:t>
       </w:r>
     </w:p>
     <w:p>
@@ -19853,15 +20110,16 @@
           <w:sz w:val="28"/>
           <w:szCs w:val="28"/>
         </w:rPr>
-        <w:lastRenderedPageBreak/>
         <w:t>2.2 Разработка интерфейса информационной системы</w:t>
       </w:r>
     </w:p>
     <w:p>
       <w:pPr>
-        <w:rPr>
-          <w:rFonts w:ascii="Times New Roman" w:hAnsi="Times New Roman" w:cs="Times New Roman"/>
-          <w:b/>
+        <w:spacing w:after="0" w:line="360" w:lineRule="auto"/>
+        <w:ind w:firstLine="709"/>
+        <w:jc w:val="both"/>
+        <w:rPr>
+          <w:rFonts w:ascii="Times New Roman" w:hAnsi="Times New Roman" w:cs="Times New Roman"/>
           <w:bCs/>
           <w:sz w:val="28"/>
           <w:szCs w:val="28"/>
@@ -19870,12 +20128,2531 @@
       <w:r>
         <w:rPr>
           <w:rFonts w:ascii="Times New Roman" w:hAnsi="Times New Roman" w:cs="Times New Roman"/>
-          <w:b/>
           <w:bCs/>
           <w:sz w:val="28"/>
           <w:szCs w:val="28"/>
         </w:rPr>
-        <w:br w:type="page"/>
+        <w:t xml:space="preserve">Поскольку разрабатываемая система представляет собой серверную часть (backend) корпоративной базы знаний, основным интерфейсом </w:t>
+      </w:r>
+      <w:r>
+        <w:rPr>
+          <w:rFonts w:ascii="Times New Roman" w:hAnsi="Times New Roman" w:cs="Times New Roman"/>
+          <w:bCs/>
+          <w:sz w:val="28"/>
+          <w:szCs w:val="28"/>
+        </w:rPr>
+        <w:lastRenderedPageBreak/>
+        <w:t>взаимодействия с ней является RESTful API. Для удобства интеграции с клиентскими приложениями и тестирования эндпоинтов, в проект внедрена интерактивная документация Swagger UI (на базе спецификации OpenAPI 3</w:t>
+      </w:r>
+      <w:r>
+        <w:rPr>
+          <w:rFonts w:ascii="Times New Roman" w:hAnsi="Times New Roman" w:cs="Times New Roman"/>
+          <w:bCs/>
+          <w:sz w:val="28"/>
+          <w:szCs w:val="28"/>
+        </w:rPr>
+        <w:t>.0).</w:t>
+      </w:r>
+    </w:p>
+    <w:p>
+      <w:pPr>
+        <w:spacing w:after="0" w:line="360" w:lineRule="auto"/>
+        <w:ind w:firstLine="709"/>
+        <w:jc w:val="both"/>
+        <w:rPr>
+          <w:rFonts w:ascii="Times New Roman" w:hAnsi="Times New Roman" w:cs="Times New Roman"/>
+          <w:bCs/>
+          <w:sz w:val="28"/>
+          <w:szCs w:val="28"/>
+        </w:rPr>
+      </w:pPr>
+      <w:r>
+        <w:rPr>
+          <w:rFonts w:ascii="Times New Roman" w:hAnsi="Times New Roman" w:cs="Times New Roman"/>
+          <w:bCs/>
+          <w:sz w:val="28"/>
+          <w:szCs w:val="28"/>
+        </w:rPr>
+        <w:t>Интерфейс системы спроектирован для обеспечения прозрачного доступа к ресурсам: статьям, категориям, пользователям и сервисам AI. Визуализация API выполнена с использованием библиотеки springdoc-openapi, которая автоматически генерирует документацию на основе аннотаций в коде контроллеров.</w:t>
+      </w:r>
+    </w:p>
+    <w:p>
+      <w:pPr>
+        <w:spacing w:after="0" w:line="360" w:lineRule="auto"/>
+        <w:ind w:firstLine="709"/>
+        <w:jc w:val="both"/>
+        <w:rPr>
+          <w:rFonts w:ascii="Times New Roman" w:hAnsi="Times New Roman" w:cs="Times New Roman"/>
+          <w:bCs/>
+          <w:sz w:val="28"/>
+          <w:szCs w:val="28"/>
+        </w:rPr>
+      </w:pPr>
+      <w:r>
+        <w:rPr>
+          <w:rFonts w:ascii="Times New Roman" w:hAnsi="Times New Roman" w:cs="Times New Roman"/>
+          <w:bCs/>
+          <w:sz w:val="28"/>
+          <w:szCs w:val="28"/>
+        </w:rPr>
+        <w:t>Кас</w:t>
+      </w:r>
+      <w:r>
+        <w:rPr>
+          <w:rFonts w:ascii="Times New Roman" w:hAnsi="Times New Roman" w:cs="Times New Roman"/>
+          <w:bCs/>
+          <w:sz w:val="28"/>
+          <w:szCs w:val="28"/>
+        </w:rPr>
+        <w:t>томизация интерфейса Swagger UI</w:t>
+      </w:r>
+      <w:r>
+        <w:rPr>
+          <w:rFonts w:ascii="Times New Roman" w:hAnsi="Times New Roman" w:cs="Times New Roman"/>
+          <w:bCs/>
+          <w:sz w:val="28"/>
+          <w:szCs w:val="28"/>
+        </w:rPr>
+        <w:t xml:space="preserve">. </w:t>
+      </w:r>
+      <w:r>
+        <w:rPr>
+          <w:rFonts w:ascii="Times New Roman" w:hAnsi="Times New Roman" w:cs="Times New Roman"/>
+          <w:bCs/>
+          <w:sz w:val="28"/>
+          <w:szCs w:val="28"/>
+        </w:rPr>
+        <w:t xml:space="preserve">Для соответствия корпоративному стилю компании и улучшения пользовательского опыта (UX) разработчиков, стандартный интерфейс Swagger UI был модифицирован. Внедрены собственные стили (CSS) и скрипты (JS), изменяющие цветовую схему, </w:t>
+      </w:r>
+      <w:r>
+        <w:rPr>
+          <w:rFonts w:ascii="Times New Roman" w:hAnsi="Times New Roman" w:cs="Times New Roman"/>
+          <w:bCs/>
+          <w:sz w:val="28"/>
+          <w:szCs w:val="28"/>
+        </w:rPr>
+        <w:t>макет страницы документации.</w:t>
+      </w:r>
+    </w:p>
+    <w:p>
+      <w:pPr>
+        <w:spacing w:after="0" w:line="360" w:lineRule="auto"/>
+        <w:ind w:firstLine="709"/>
+        <w:jc w:val="both"/>
+        <w:rPr>
+          <w:rFonts w:ascii="Times New Roman" w:hAnsi="Times New Roman" w:cs="Times New Roman"/>
+          <w:bCs/>
+          <w:sz w:val="28"/>
+          <w:szCs w:val="28"/>
+        </w:rPr>
+      </w:pPr>
+      <w:r>
+        <w:rPr>
+          <w:rFonts w:ascii="Times New Roman" w:hAnsi="Times New Roman" w:cs="Times New Roman"/>
+          <w:bCs/>
+          <w:sz w:val="28"/>
+          <w:szCs w:val="28"/>
+        </w:rPr>
+        <w:t>Для реализации кастомизации создан специальный конфигурационный класс OpenApiConfig, который определяет метаданные API (заголовок, версию, описание) и подключает внешние ресурсы статики.</w:t>
+      </w:r>
+    </w:p>
+    <w:p>
+      <w:pPr>
+        <w:spacing w:after="0" w:line="360" w:lineRule="auto"/>
+        <w:ind w:firstLine="709"/>
+        <w:jc w:val="both"/>
+        <w:rPr>
+          <w:rFonts w:ascii="Times New Roman" w:hAnsi="Times New Roman" w:cs="Times New Roman"/>
+          <w:bCs/>
+          <w:sz w:val="28"/>
+          <w:szCs w:val="28"/>
+        </w:rPr>
+      </w:pPr>
+      <w:r>
+        <w:rPr>
+          <w:rFonts w:ascii="Times New Roman" w:hAnsi="Times New Roman" w:cs="Times New Roman"/>
+          <w:bCs/>
+          <w:sz w:val="28"/>
+          <w:szCs w:val="28"/>
+        </w:rPr>
+        <w:t>Листинг 2.1 — Конфигурация OpenAPI и подключение кастомных стиле</w:t>
+      </w:r>
+      <w:r>
+        <w:rPr>
+          <w:rFonts w:ascii="Times New Roman" w:hAnsi="Times New Roman" w:cs="Times New Roman"/>
+          <w:bCs/>
+          <w:sz w:val="28"/>
+          <w:szCs w:val="28"/>
+        </w:rPr>
+        <w:t>й</w:t>
+      </w:r>
+    </w:p>
+    <w:p>
+      <w:pPr>
+        <w:shd w:val="clear" w:color="auto" w:fill="191A1C"/>
+        <w:tabs>
+          <w:tab w:val="left" w:pos="916"/>
+          <w:tab w:val="left" w:pos="1832"/>
+          <w:tab w:val="left" w:pos="2748"/>
+          <w:tab w:val="left" w:pos="3664"/>
+          <w:tab w:val="left" w:pos="4580"/>
+          <w:tab w:val="left" w:pos="5496"/>
+          <w:tab w:val="left" w:pos="6412"/>
+          <w:tab w:val="left" w:pos="7328"/>
+          <w:tab w:val="left" w:pos="8244"/>
+          <w:tab w:val="left" w:pos="9160"/>
+          <w:tab w:val="left" w:pos="10076"/>
+          <w:tab w:val="left" w:pos="10992"/>
+          <w:tab w:val="left" w:pos="11908"/>
+          <w:tab w:val="left" w:pos="12824"/>
+          <w:tab w:val="left" w:pos="13740"/>
+          <w:tab w:val="left" w:pos="14656"/>
+        </w:tabs>
+        <w:spacing w:after="0" w:line="240" w:lineRule="auto"/>
+        <w:rPr>
+          <w:rFonts w:ascii="Courier New" w:eastAsia="Times New Roman" w:hAnsi="Courier New" w:cs="Courier New"/>
+          <w:color w:val="BCBEC4"/>
+          <w:sz w:val="20"/>
+          <w:szCs w:val="20"/>
+          <w:lang w:val="en-US" w:eastAsia="ru-RU"/>
+        </w:rPr>
+      </w:pPr>
+      <w:r>
+        <w:rPr>
+          <w:rFonts w:ascii="Courier New" w:eastAsia="Times New Roman" w:hAnsi="Courier New" w:cs="Courier New"/>
+          <w:color w:val="CF8E6D"/>
+          <w:sz w:val="20"/>
+          <w:szCs w:val="20"/>
+          <w:lang w:val="en-US" w:eastAsia="ru-RU"/>
+        </w:rPr>
+        <w:t xml:space="preserve">class </w:t>
+      </w:r>
+      <w:r>
+        <w:rPr>
+          <w:rFonts w:ascii="Courier New" w:eastAsia="Times New Roman" w:hAnsi="Courier New" w:cs="Courier New"/>
+          <w:color w:val="BCBEC4"/>
+          <w:sz w:val="20"/>
+          <w:szCs w:val="20"/>
+          <w:lang w:val="en-US" w:eastAsia="ru-RU"/>
+        </w:rPr>
+        <w:t>OpenApiConfig {</w:t>
+      </w:r>
+      <w:r>
+        <w:rPr>
+          <w:rFonts w:ascii="Courier New" w:eastAsia="Times New Roman" w:hAnsi="Courier New" w:cs="Courier New"/>
+          <w:color w:val="BCBEC4"/>
+          <w:sz w:val="20"/>
+          <w:szCs w:val="20"/>
+          <w:lang w:val="en-US" w:eastAsia="ru-RU"/>
+        </w:rPr>
+        <w:br/>
+      </w:r>
+      <w:r>
+        <w:rPr>
+          <w:rFonts w:ascii="Courier New" w:eastAsia="Times New Roman" w:hAnsi="Courier New" w:cs="Courier New"/>
+          <w:color w:val="BCBEC4"/>
+          <w:sz w:val="20"/>
+          <w:szCs w:val="20"/>
+          <w:lang w:val="en-US" w:eastAsia="ru-RU"/>
+        </w:rPr>
+        <w:br/>
+        <w:t xml:space="preserve">    @Bean</w:t>
+      </w:r>
+      <w:r>
+        <w:rPr>
+          <w:rFonts w:ascii="Courier New" w:eastAsia="Times New Roman" w:hAnsi="Courier New" w:cs="Courier New"/>
+          <w:color w:val="BCBEC4"/>
+          <w:sz w:val="20"/>
+          <w:szCs w:val="20"/>
+          <w:lang w:val="en-US" w:eastAsia="ru-RU"/>
+        </w:rPr>
+        <w:br/>
+        <w:t xml:space="preserve">    </w:t>
+      </w:r>
+      <w:r>
+        <w:rPr>
+          <w:rFonts w:ascii="Courier New" w:eastAsia="Times New Roman" w:hAnsi="Courier New" w:cs="Courier New"/>
+          <w:color w:val="CF8E6D"/>
+          <w:sz w:val="20"/>
+          <w:szCs w:val="20"/>
+          <w:lang w:val="en-US" w:eastAsia="ru-RU"/>
+        </w:rPr>
+        <w:t xml:space="preserve">fun </w:t>
+      </w:r>
+      <w:r>
+        <w:rPr>
+          <w:rFonts w:ascii="Courier New" w:eastAsia="Times New Roman" w:hAnsi="Courier New" w:cs="Courier New"/>
+          <w:color w:val="BCBEC4"/>
+          <w:sz w:val="20"/>
+          <w:szCs w:val="20"/>
+          <w:lang w:val="en-US" w:eastAsia="ru-RU"/>
+        </w:rPr>
+        <w:t>openAPI(): OpenAPI {</w:t>
+      </w:r>
+      <w:r>
+        <w:rPr>
+          <w:rFonts w:ascii="Courier New" w:eastAsia="Times New Roman" w:hAnsi="Courier New" w:cs="Courier New"/>
+          <w:color w:val="BCBEC4"/>
+          <w:sz w:val="20"/>
+          <w:szCs w:val="20"/>
+          <w:lang w:val="en-US" w:eastAsia="ru-RU"/>
+        </w:rPr>
+        <w:br/>
+        <w:t xml:space="preserve">        </w:t>
+      </w:r>
+      <w:r>
+        <w:rPr>
+          <w:rFonts w:ascii="Courier New" w:eastAsia="Times New Roman" w:hAnsi="Courier New" w:cs="Courier New"/>
+          <w:color w:val="CF8E6D"/>
+          <w:sz w:val="20"/>
+          <w:szCs w:val="20"/>
+          <w:lang w:val="en-US" w:eastAsia="ru-RU"/>
+        </w:rPr>
+        <w:t xml:space="preserve">val </w:t>
+      </w:r>
+      <w:r>
+        <w:rPr>
+          <w:rFonts w:ascii="Courier New" w:eastAsia="Times New Roman" w:hAnsi="Courier New" w:cs="Courier New"/>
+          <w:color w:val="BCBEC4"/>
+          <w:sz w:val="20"/>
+          <w:szCs w:val="20"/>
+          <w:lang w:val="en-US" w:eastAsia="ru-RU"/>
+        </w:rPr>
+        <w:t>securitySchemeNames = listOf(</w:t>
+      </w:r>
+      <w:r>
+        <w:rPr>
+          <w:rFonts w:ascii="Courier New" w:eastAsia="Times New Roman" w:hAnsi="Courier New" w:cs="Courier New"/>
+          <w:color w:val="6AAB73"/>
+          <w:sz w:val="20"/>
+          <w:szCs w:val="20"/>
+          <w:lang w:val="en-US" w:eastAsia="ru-RU"/>
+        </w:rPr>
+        <w:t>"bearerAuth"</w:t>
+      </w:r>
+      <w:r>
+        <w:rPr>
+          <w:rFonts w:ascii="Courier New" w:eastAsia="Times New Roman" w:hAnsi="Courier New" w:cs="Courier New"/>
+          <w:color w:val="BCBEC4"/>
+          <w:sz w:val="20"/>
+          <w:szCs w:val="20"/>
+          <w:lang w:val="en-US" w:eastAsia="ru-RU"/>
+        </w:rPr>
+        <w:t>)</w:t>
+      </w:r>
+      <w:r>
+        <w:rPr>
+          <w:rFonts w:ascii="Courier New" w:eastAsia="Times New Roman" w:hAnsi="Courier New" w:cs="Courier New"/>
+          <w:color w:val="BCBEC4"/>
+          <w:sz w:val="20"/>
+          <w:szCs w:val="20"/>
+          <w:lang w:val="en-US" w:eastAsia="ru-RU"/>
+        </w:rPr>
+        <w:br/>
+      </w:r>
+      <w:r>
+        <w:rPr>
+          <w:rFonts w:ascii="Courier New" w:eastAsia="Times New Roman" w:hAnsi="Courier New" w:cs="Courier New"/>
+          <w:color w:val="BCBEC4"/>
+          <w:sz w:val="20"/>
+          <w:szCs w:val="20"/>
+          <w:lang w:val="en-US" w:eastAsia="ru-RU"/>
+        </w:rPr>
+        <w:br/>
+        <w:t xml:space="preserve">        </w:t>
+      </w:r>
+      <w:r>
+        <w:rPr>
+          <w:rFonts w:ascii="Courier New" w:eastAsia="Times New Roman" w:hAnsi="Courier New" w:cs="Courier New"/>
+          <w:color w:val="CF8E6D"/>
+          <w:sz w:val="20"/>
+          <w:szCs w:val="20"/>
+          <w:lang w:val="en-US" w:eastAsia="ru-RU"/>
+        </w:rPr>
+        <w:t xml:space="preserve">return </w:t>
+      </w:r>
+      <w:r>
+        <w:rPr>
+          <w:rFonts w:ascii="Courier New" w:eastAsia="Times New Roman" w:hAnsi="Courier New" w:cs="Courier New"/>
+          <w:color w:val="BCBEC4"/>
+          <w:sz w:val="20"/>
+          <w:szCs w:val="20"/>
+          <w:lang w:val="en-US" w:eastAsia="ru-RU"/>
+        </w:rPr>
+        <w:t>OpenAPI()</w:t>
+      </w:r>
+      <w:r>
+        <w:rPr>
+          <w:rFonts w:ascii="Courier New" w:eastAsia="Times New Roman" w:hAnsi="Courier New" w:cs="Courier New"/>
+          <w:color w:val="BCBEC4"/>
+          <w:sz w:val="20"/>
+          <w:szCs w:val="20"/>
+          <w:lang w:val="en-US" w:eastAsia="ru-RU"/>
+        </w:rPr>
+        <w:br/>
+        <w:t xml:space="preserve">            .info(</w:t>
+      </w:r>
+      <w:r>
+        <w:rPr>
+          <w:rFonts w:ascii="Courier New" w:eastAsia="Times New Roman" w:hAnsi="Courier New" w:cs="Courier New"/>
+          <w:color w:val="BCBEC4"/>
+          <w:sz w:val="20"/>
+          <w:szCs w:val="20"/>
+          <w:lang w:val="en-US" w:eastAsia="ru-RU"/>
+        </w:rPr>
+        <w:br/>
+        <w:t xml:space="preserve">                Info()</w:t>
+      </w:r>
+      <w:r>
+        <w:rPr>
+          <w:rFonts w:ascii="Courier New" w:eastAsia="Times New Roman" w:hAnsi="Courier New" w:cs="Courier New"/>
+          <w:color w:val="BCBEC4"/>
+          <w:sz w:val="20"/>
+          <w:szCs w:val="20"/>
+          <w:lang w:val="en-US" w:eastAsia="ru-RU"/>
+        </w:rPr>
+        <w:br/>
+        <w:t xml:space="preserve">                    .title(</w:t>
+      </w:r>
+      <w:r>
+        <w:rPr>
+          <w:rFonts w:ascii="Courier New" w:eastAsia="Times New Roman" w:hAnsi="Courier New" w:cs="Courier New"/>
+          <w:color w:val="6AAB73"/>
+          <w:sz w:val="20"/>
+          <w:szCs w:val="20"/>
+          <w:lang w:val="en-US" w:eastAsia="ru-RU"/>
+        </w:rPr>
+        <w:t>"Pro Znania API"</w:t>
+      </w:r>
+      <w:r>
+        <w:rPr>
+          <w:rFonts w:ascii="Courier New" w:eastAsia="Times New Roman" w:hAnsi="Courier New" w:cs="Courier New"/>
+          <w:color w:val="BCBEC4"/>
+          <w:sz w:val="20"/>
+          <w:szCs w:val="20"/>
+          <w:lang w:val="en-US" w:eastAsia="ru-RU"/>
+        </w:rPr>
+        <w:t>)</w:t>
+      </w:r>
+      <w:r>
+        <w:rPr>
+          <w:rFonts w:ascii="Courier New" w:eastAsia="Times New Roman" w:hAnsi="Courier New" w:cs="Courier New"/>
+          <w:color w:val="BCBEC4"/>
+          <w:sz w:val="20"/>
+          <w:szCs w:val="20"/>
+          <w:lang w:val="en-US" w:eastAsia="ru-RU"/>
+        </w:rPr>
+        <w:br/>
+        <w:t xml:space="preserve">                    .version(</w:t>
+      </w:r>
+      <w:r>
+        <w:rPr>
+          <w:rFonts w:ascii="Courier New" w:eastAsia="Times New Roman" w:hAnsi="Courier New" w:cs="Courier New"/>
+          <w:color w:val="6AAB73"/>
+          <w:sz w:val="20"/>
+          <w:szCs w:val="20"/>
+          <w:lang w:val="en-US" w:eastAsia="ru-RU"/>
+        </w:rPr>
+        <w:t>"1.0.0"</w:t>
+      </w:r>
+      <w:r>
+        <w:rPr>
+          <w:rFonts w:ascii="Courier New" w:eastAsia="Times New Roman" w:hAnsi="Courier New" w:cs="Courier New"/>
+          <w:color w:val="BCBEC4"/>
+          <w:sz w:val="20"/>
+          <w:szCs w:val="20"/>
+          <w:lang w:val="en-US" w:eastAsia="ru-RU"/>
+        </w:rPr>
+        <w:t>)</w:t>
+      </w:r>
+      <w:r>
+        <w:rPr>
+          <w:rFonts w:ascii="Courier New" w:eastAsia="Times New Roman" w:hAnsi="Courier New" w:cs="Courier New"/>
+          <w:color w:val="BCBEC4"/>
+          <w:sz w:val="20"/>
+          <w:szCs w:val="20"/>
+          <w:lang w:val="en-US" w:eastAsia="ru-RU"/>
+        </w:rPr>
+        <w:br/>
+        <w:t xml:space="preserve">                    .description(</w:t>
+      </w:r>
+      <w:r>
+        <w:rPr>
+          <w:rFonts w:ascii="Courier New" w:eastAsia="Times New Roman" w:hAnsi="Courier New" w:cs="Courier New"/>
+          <w:color w:val="6AAB73"/>
+          <w:sz w:val="20"/>
+          <w:szCs w:val="20"/>
+          <w:lang w:val="en-US" w:eastAsia="ru-RU"/>
+        </w:rPr>
+        <w:t>"</w:t>
+      </w:r>
+      <w:r>
+        <w:rPr>
+          <w:rFonts w:ascii="Courier New" w:eastAsia="Times New Roman" w:hAnsi="Courier New" w:cs="Courier New"/>
+          <w:color w:val="6AAB73"/>
+          <w:sz w:val="20"/>
+          <w:szCs w:val="20"/>
+          <w:lang w:eastAsia="ru-RU"/>
+        </w:rPr>
+        <w:t>Документация</w:t>
+      </w:r>
+      <w:r>
+        <w:rPr>
+          <w:rFonts w:ascii="Courier New" w:eastAsia="Times New Roman" w:hAnsi="Courier New" w:cs="Courier New"/>
+          <w:color w:val="6AAB73"/>
+          <w:sz w:val="20"/>
+          <w:szCs w:val="20"/>
+          <w:lang w:val="en-US" w:eastAsia="ru-RU"/>
+        </w:rPr>
+        <w:t xml:space="preserve"> API </w:t>
+      </w:r>
+      <w:r>
+        <w:rPr>
+          <w:rFonts w:ascii="Courier New" w:eastAsia="Times New Roman" w:hAnsi="Courier New" w:cs="Courier New"/>
+          <w:color w:val="6AAB73"/>
+          <w:sz w:val="20"/>
+          <w:szCs w:val="20"/>
+          <w:lang w:eastAsia="ru-RU"/>
+        </w:rPr>
+        <w:t>для</w:t>
+      </w:r>
+      <w:r>
+        <w:rPr>
+          <w:rFonts w:ascii="Courier New" w:eastAsia="Times New Roman" w:hAnsi="Courier New" w:cs="Courier New"/>
+          <w:color w:val="6AAB73"/>
+          <w:sz w:val="20"/>
+          <w:szCs w:val="20"/>
+          <w:lang w:val="en-US" w:eastAsia="ru-RU"/>
+        </w:rPr>
+        <w:t xml:space="preserve"> </w:t>
+      </w:r>
+      <w:r>
+        <w:rPr>
+          <w:rFonts w:ascii="Courier New" w:eastAsia="Times New Roman" w:hAnsi="Courier New" w:cs="Courier New"/>
+          <w:color w:val="6AAB73"/>
+          <w:sz w:val="20"/>
+          <w:szCs w:val="20"/>
+          <w:lang w:eastAsia="ru-RU"/>
+        </w:rPr>
+        <w:t>образовательной</w:t>
+      </w:r>
+      <w:r>
+        <w:rPr>
+          <w:rFonts w:ascii="Courier New" w:eastAsia="Times New Roman" w:hAnsi="Courier New" w:cs="Courier New"/>
+          <w:color w:val="6AAB73"/>
+          <w:sz w:val="20"/>
+          <w:szCs w:val="20"/>
+          <w:lang w:val="en-US" w:eastAsia="ru-RU"/>
+        </w:rPr>
+        <w:t xml:space="preserve"> </w:t>
+      </w:r>
+      <w:r>
+        <w:rPr>
+          <w:rFonts w:ascii="Courier New" w:eastAsia="Times New Roman" w:hAnsi="Courier New" w:cs="Courier New"/>
+          <w:color w:val="6AAB73"/>
+          <w:sz w:val="20"/>
+          <w:szCs w:val="20"/>
+          <w:lang w:eastAsia="ru-RU"/>
+        </w:rPr>
+        <w:t>платформы</w:t>
+      </w:r>
+      <w:r>
+        <w:rPr>
+          <w:rFonts w:ascii="Courier New" w:eastAsia="Times New Roman" w:hAnsi="Courier New" w:cs="Courier New"/>
+          <w:color w:val="6AAB73"/>
+          <w:sz w:val="20"/>
+          <w:szCs w:val="20"/>
+          <w:lang w:val="en-US" w:eastAsia="ru-RU"/>
+        </w:rPr>
+        <w:t>"</w:t>
+      </w:r>
+      <w:r>
+        <w:rPr>
+          <w:rFonts w:ascii="Courier New" w:eastAsia="Times New Roman" w:hAnsi="Courier New" w:cs="Courier New"/>
+          <w:color w:val="BCBEC4"/>
+          <w:sz w:val="20"/>
+          <w:szCs w:val="20"/>
+          <w:lang w:val="en-US" w:eastAsia="ru-RU"/>
+        </w:rPr>
+        <w:t>)</w:t>
+      </w:r>
+      <w:r>
+        <w:rPr>
+          <w:rFonts w:ascii="Courier New" w:eastAsia="Times New Roman" w:hAnsi="Courier New" w:cs="Courier New"/>
+          <w:color w:val="BCBEC4"/>
+          <w:sz w:val="20"/>
+          <w:szCs w:val="20"/>
+          <w:lang w:val="en-US" w:eastAsia="ru-RU"/>
+        </w:rPr>
+        <w:br/>
+        <w:t xml:space="preserve">                    .contact(</w:t>
+      </w:r>
+      <w:r>
+        <w:rPr>
+          <w:rFonts w:ascii="Courier New" w:eastAsia="Times New Roman" w:hAnsi="Courier New" w:cs="Courier New"/>
+          <w:color w:val="BCBEC4"/>
+          <w:sz w:val="20"/>
+          <w:szCs w:val="20"/>
+          <w:lang w:val="en-US" w:eastAsia="ru-RU"/>
+        </w:rPr>
+        <w:br/>
+        <w:t xml:space="preserve">                        Contact()</w:t>
+      </w:r>
+      <w:r>
+        <w:rPr>
+          <w:rFonts w:ascii="Courier New" w:eastAsia="Times New Roman" w:hAnsi="Courier New" w:cs="Courier New"/>
+          <w:color w:val="BCBEC4"/>
+          <w:sz w:val="20"/>
+          <w:szCs w:val="20"/>
+          <w:lang w:val="en-US" w:eastAsia="ru-RU"/>
+        </w:rPr>
+        <w:br/>
+        <w:t xml:space="preserve">                            .name(</w:t>
+      </w:r>
+      <w:r>
+        <w:rPr>
+          <w:rFonts w:ascii="Courier New" w:eastAsia="Times New Roman" w:hAnsi="Courier New" w:cs="Courier New"/>
+          <w:color w:val="6AAB73"/>
+          <w:sz w:val="20"/>
+          <w:szCs w:val="20"/>
+          <w:lang w:val="en-US" w:eastAsia="ru-RU"/>
+        </w:rPr>
+        <w:t>"</w:t>
+      </w:r>
+      <w:r>
+        <w:rPr>
+          <w:rFonts w:ascii="Courier New" w:eastAsia="Times New Roman" w:hAnsi="Courier New" w:cs="Courier New"/>
+          <w:color w:val="6AAB73"/>
+          <w:sz w:val="20"/>
+          <w:szCs w:val="20"/>
+          <w:lang w:eastAsia="ru-RU"/>
+        </w:rPr>
+        <w:t>Команда</w:t>
+      </w:r>
+      <w:r>
+        <w:rPr>
+          <w:rFonts w:ascii="Courier New" w:eastAsia="Times New Roman" w:hAnsi="Courier New" w:cs="Courier New"/>
+          <w:color w:val="6AAB73"/>
+          <w:sz w:val="20"/>
+          <w:szCs w:val="20"/>
+          <w:lang w:val="en-US" w:eastAsia="ru-RU"/>
+        </w:rPr>
+        <w:t xml:space="preserve"> </w:t>
+      </w:r>
+      <w:r>
+        <w:rPr>
+          <w:rFonts w:ascii="Courier New" w:eastAsia="Times New Roman" w:hAnsi="Courier New" w:cs="Courier New"/>
+          <w:color w:val="6AAB73"/>
+          <w:sz w:val="20"/>
+          <w:szCs w:val="20"/>
+          <w:lang w:eastAsia="ru-RU"/>
+        </w:rPr>
+        <w:t>разработчиков</w:t>
+      </w:r>
+      <w:r>
+        <w:rPr>
+          <w:rFonts w:ascii="Courier New" w:eastAsia="Times New Roman" w:hAnsi="Courier New" w:cs="Courier New"/>
+          <w:color w:val="6AAB73"/>
+          <w:sz w:val="20"/>
+          <w:szCs w:val="20"/>
+          <w:lang w:val="en-US" w:eastAsia="ru-RU"/>
+        </w:rPr>
+        <w:t xml:space="preserve"> Pro Znania"</w:t>
+      </w:r>
+      <w:r>
+        <w:rPr>
+          <w:rFonts w:ascii="Courier New" w:eastAsia="Times New Roman" w:hAnsi="Courier New" w:cs="Courier New"/>
+          <w:color w:val="BCBEC4"/>
+          <w:sz w:val="20"/>
+          <w:szCs w:val="20"/>
+          <w:lang w:val="en-US" w:eastAsia="ru-RU"/>
+        </w:rPr>
+        <w:t>)</w:t>
+      </w:r>
+      <w:r>
+        <w:rPr>
+          <w:rFonts w:ascii="Courier New" w:eastAsia="Times New Roman" w:hAnsi="Courier New" w:cs="Courier New"/>
+          <w:color w:val="BCBEC4"/>
+          <w:sz w:val="20"/>
+          <w:szCs w:val="20"/>
+          <w:lang w:val="en-US" w:eastAsia="ru-RU"/>
+        </w:rPr>
+        <w:br/>
+        <w:t xml:space="preserve">                            .email(</w:t>
+      </w:r>
+      <w:r>
+        <w:rPr>
+          <w:rFonts w:ascii="Courier New" w:eastAsia="Times New Roman" w:hAnsi="Courier New" w:cs="Courier New"/>
+          <w:color w:val="6AAB73"/>
+          <w:sz w:val="20"/>
+          <w:szCs w:val="20"/>
+          <w:lang w:val="en-US" w:eastAsia="ru-RU"/>
+        </w:rPr>
+        <w:t>"support@proznania.ru"</w:t>
+      </w:r>
+      <w:r>
+        <w:rPr>
+          <w:rFonts w:ascii="Courier New" w:eastAsia="Times New Roman" w:hAnsi="Courier New" w:cs="Courier New"/>
+          <w:color w:val="BCBEC4"/>
+          <w:sz w:val="20"/>
+          <w:szCs w:val="20"/>
+          <w:lang w:val="en-US" w:eastAsia="ru-RU"/>
+        </w:rPr>
+        <w:t>)</w:t>
+      </w:r>
+      <w:r>
+        <w:rPr>
+          <w:rFonts w:ascii="Courier New" w:eastAsia="Times New Roman" w:hAnsi="Courier New" w:cs="Courier New"/>
+          <w:color w:val="BCBEC4"/>
+          <w:sz w:val="20"/>
+          <w:szCs w:val="20"/>
+          <w:lang w:val="en-US" w:eastAsia="ru-RU"/>
+        </w:rPr>
+        <w:br/>
+        <w:t xml:space="preserve">                            .url(</w:t>
+      </w:r>
+      <w:r>
+        <w:rPr>
+          <w:rFonts w:ascii="Courier New" w:eastAsia="Times New Roman" w:hAnsi="Courier New" w:cs="Courier New"/>
+          <w:color w:val="6AAB73"/>
+          <w:sz w:val="20"/>
+          <w:szCs w:val="20"/>
+          <w:lang w:val="en-US" w:eastAsia="ru-RU"/>
+        </w:rPr>
+        <w:t>"https://proznania.ru/contact"</w:t>
+      </w:r>
+      <w:r>
+        <w:rPr>
+          <w:rFonts w:ascii="Courier New" w:eastAsia="Times New Roman" w:hAnsi="Courier New" w:cs="Courier New"/>
+          <w:color w:val="BCBEC4"/>
+          <w:sz w:val="20"/>
+          <w:szCs w:val="20"/>
+          <w:lang w:val="en-US" w:eastAsia="ru-RU"/>
+        </w:rPr>
+        <w:t>)</w:t>
+      </w:r>
+      <w:r>
+        <w:rPr>
+          <w:rFonts w:ascii="Courier New" w:eastAsia="Times New Roman" w:hAnsi="Courier New" w:cs="Courier New"/>
+          <w:color w:val="BCBEC4"/>
+          <w:sz w:val="20"/>
+          <w:szCs w:val="20"/>
+          <w:lang w:val="en-US" w:eastAsia="ru-RU"/>
+        </w:rPr>
+        <w:br/>
+        <w:t xml:space="preserve">                    )</w:t>
+      </w:r>
+      <w:r>
+        <w:rPr>
+          <w:rFonts w:ascii="Courier New" w:eastAsia="Times New Roman" w:hAnsi="Courier New" w:cs="Courier New"/>
+          <w:color w:val="BCBEC4"/>
+          <w:sz w:val="20"/>
+          <w:szCs w:val="20"/>
+          <w:lang w:val="en-US" w:eastAsia="ru-RU"/>
+        </w:rPr>
+        <w:br/>
+        <w:t xml:space="preserve">                    .license(</w:t>
+      </w:r>
+      <w:r>
+        <w:rPr>
+          <w:rFonts w:ascii="Courier New" w:eastAsia="Times New Roman" w:hAnsi="Courier New" w:cs="Courier New"/>
+          <w:color w:val="BCBEC4"/>
+          <w:sz w:val="20"/>
+          <w:szCs w:val="20"/>
+          <w:lang w:val="en-US" w:eastAsia="ru-RU"/>
+        </w:rPr>
+        <w:br/>
+        <w:t xml:space="preserve">                        License()</w:t>
+      </w:r>
+      <w:r>
+        <w:rPr>
+          <w:rFonts w:ascii="Courier New" w:eastAsia="Times New Roman" w:hAnsi="Courier New" w:cs="Courier New"/>
+          <w:color w:val="BCBEC4"/>
+          <w:sz w:val="20"/>
+          <w:szCs w:val="20"/>
+          <w:lang w:val="en-US" w:eastAsia="ru-RU"/>
+        </w:rPr>
+        <w:br/>
+        <w:t xml:space="preserve">                            .name(</w:t>
+      </w:r>
+      <w:r>
+        <w:rPr>
+          <w:rFonts w:ascii="Courier New" w:eastAsia="Times New Roman" w:hAnsi="Courier New" w:cs="Courier New"/>
+          <w:color w:val="6AAB73"/>
+          <w:sz w:val="20"/>
+          <w:szCs w:val="20"/>
+          <w:lang w:val="en-US" w:eastAsia="ru-RU"/>
+        </w:rPr>
+        <w:t>"Apache 2.0"</w:t>
+      </w:r>
+      <w:r>
+        <w:rPr>
+          <w:rFonts w:ascii="Courier New" w:eastAsia="Times New Roman" w:hAnsi="Courier New" w:cs="Courier New"/>
+          <w:color w:val="BCBEC4"/>
+          <w:sz w:val="20"/>
+          <w:szCs w:val="20"/>
+          <w:lang w:val="en-US" w:eastAsia="ru-RU"/>
+        </w:rPr>
+        <w:t>)</w:t>
+      </w:r>
+      <w:r>
+        <w:rPr>
+          <w:rFonts w:ascii="Courier New" w:eastAsia="Times New Roman" w:hAnsi="Courier New" w:cs="Courier New"/>
+          <w:color w:val="BCBEC4"/>
+          <w:sz w:val="20"/>
+          <w:szCs w:val="20"/>
+          <w:lang w:val="en-US" w:eastAsia="ru-RU"/>
+        </w:rPr>
+        <w:br/>
+        <w:t xml:space="preserve">                            .url(</w:t>
+      </w:r>
+      <w:r>
+        <w:rPr>
+          <w:rFonts w:ascii="Courier New" w:eastAsia="Times New Roman" w:hAnsi="Courier New" w:cs="Courier New"/>
+          <w:color w:val="6AAB73"/>
+          <w:sz w:val="20"/>
+          <w:szCs w:val="20"/>
+          <w:lang w:val="en-US" w:eastAsia="ru-RU"/>
+        </w:rPr>
+        <w:t>"https://www.apache.org/licenses/LICENSE-2.0.html"</w:t>
+      </w:r>
+      <w:r>
+        <w:rPr>
+          <w:rFonts w:ascii="Courier New" w:eastAsia="Times New Roman" w:hAnsi="Courier New" w:cs="Courier New"/>
+          <w:color w:val="BCBEC4"/>
+          <w:sz w:val="20"/>
+          <w:szCs w:val="20"/>
+          <w:lang w:val="en-US" w:eastAsia="ru-RU"/>
+        </w:rPr>
+        <w:t>)</w:t>
+      </w:r>
+      <w:r>
+        <w:rPr>
+          <w:rFonts w:ascii="Courier New" w:eastAsia="Times New Roman" w:hAnsi="Courier New" w:cs="Courier New"/>
+          <w:color w:val="BCBEC4"/>
+          <w:sz w:val="20"/>
+          <w:szCs w:val="20"/>
+          <w:lang w:val="en-US" w:eastAsia="ru-RU"/>
+        </w:rPr>
+        <w:br/>
+        <w:t xml:space="preserve">                    )</w:t>
+      </w:r>
+      <w:r>
+        <w:rPr>
+          <w:rFonts w:ascii="Courier New" w:eastAsia="Times New Roman" w:hAnsi="Courier New" w:cs="Courier New"/>
+          <w:color w:val="BCBEC4"/>
+          <w:sz w:val="20"/>
+          <w:szCs w:val="20"/>
+          <w:lang w:val="en-US" w:eastAsia="ru-RU"/>
+        </w:rPr>
+        <w:br/>
+      </w:r>
+      <w:r>
+        <w:rPr>
+          <w:rFonts w:ascii="Courier New" w:eastAsia="Times New Roman" w:hAnsi="Courier New" w:cs="Courier New"/>
+          <w:color w:val="BCBEC4"/>
+          <w:sz w:val="20"/>
+          <w:szCs w:val="20"/>
+          <w:lang w:val="en-US" w:eastAsia="ru-RU"/>
+        </w:rPr>
+        <w:lastRenderedPageBreak/>
+        <w:t xml:space="preserve">            )</w:t>
+      </w:r>
+      <w:r>
+        <w:rPr>
+          <w:rFonts w:ascii="Courier New" w:eastAsia="Times New Roman" w:hAnsi="Courier New" w:cs="Courier New"/>
+          <w:color w:val="BCBEC4"/>
+          <w:sz w:val="20"/>
+          <w:szCs w:val="20"/>
+          <w:lang w:val="en-US" w:eastAsia="ru-RU"/>
+        </w:rPr>
+        <w:br/>
+        <w:t xml:space="preserve">  </w:t>
+      </w:r>
+      <w:r>
+        <w:rPr>
+          <w:rFonts w:ascii="Courier New" w:eastAsia="Times New Roman" w:hAnsi="Courier New" w:cs="Courier New"/>
+          <w:color w:val="BCBEC4"/>
+          <w:sz w:val="20"/>
+          <w:szCs w:val="20"/>
+          <w:lang w:val="en-US" w:eastAsia="ru-RU"/>
+        </w:rPr>
+        <w:br/>
+        <w:t xml:space="preserve">            .addSecurityItem(SecurityRequirement().addList(</w:t>
+      </w:r>
+      <w:r>
+        <w:rPr>
+          <w:rFonts w:ascii="Courier New" w:eastAsia="Times New Roman" w:hAnsi="Courier New" w:cs="Courier New"/>
+          <w:color w:val="6AAB73"/>
+          <w:sz w:val="20"/>
+          <w:szCs w:val="20"/>
+          <w:lang w:val="en-US" w:eastAsia="ru-RU"/>
+        </w:rPr>
+        <w:t>"bearerAuth"</w:t>
+      </w:r>
+      <w:r>
+        <w:rPr>
+          <w:rFonts w:ascii="Courier New" w:eastAsia="Times New Roman" w:hAnsi="Courier New" w:cs="Courier New"/>
+          <w:color w:val="BCBEC4"/>
+          <w:sz w:val="20"/>
+          <w:szCs w:val="20"/>
+          <w:lang w:val="en-US" w:eastAsia="ru-RU"/>
+        </w:rPr>
+        <w:t>))</w:t>
+      </w:r>
+      <w:r>
+        <w:rPr>
+          <w:rFonts w:ascii="Courier New" w:eastAsia="Times New Roman" w:hAnsi="Courier New" w:cs="Courier New"/>
+          <w:color w:val="BCBEC4"/>
+          <w:sz w:val="20"/>
+          <w:szCs w:val="20"/>
+          <w:lang w:val="en-US" w:eastAsia="ru-RU"/>
+        </w:rPr>
+        <w:br/>
+        <w:t xml:space="preserve">            .components(</w:t>
+      </w:r>
+      <w:r>
+        <w:rPr>
+          <w:rFonts w:ascii="Courier New" w:eastAsia="Times New Roman" w:hAnsi="Courier New" w:cs="Courier New"/>
+          <w:color w:val="BCBEC4"/>
+          <w:sz w:val="20"/>
+          <w:szCs w:val="20"/>
+          <w:lang w:val="en-US" w:eastAsia="ru-RU"/>
+        </w:rPr>
+        <w:br/>
+        <w:t xml:space="preserve">                Components()</w:t>
+      </w:r>
+      <w:r>
+        <w:rPr>
+          <w:rFonts w:ascii="Courier New" w:eastAsia="Times New Roman" w:hAnsi="Courier New" w:cs="Courier New"/>
+          <w:color w:val="BCBEC4"/>
+          <w:sz w:val="20"/>
+          <w:szCs w:val="20"/>
+          <w:lang w:val="en-US" w:eastAsia="ru-RU"/>
+        </w:rPr>
+        <w:br/>
+        <w:t xml:space="preserve">                    .addSecuritySchemes(</w:t>
+      </w:r>
+      <w:r>
+        <w:rPr>
+          <w:rFonts w:ascii="Courier New" w:eastAsia="Times New Roman" w:hAnsi="Courier New" w:cs="Courier New"/>
+          <w:color w:val="BCBEC4"/>
+          <w:sz w:val="20"/>
+          <w:szCs w:val="20"/>
+          <w:lang w:val="en-US" w:eastAsia="ru-RU"/>
+        </w:rPr>
+        <w:br/>
+        <w:t xml:space="preserve">                        </w:t>
+      </w:r>
+      <w:r>
+        <w:rPr>
+          <w:rFonts w:ascii="Courier New" w:eastAsia="Times New Roman" w:hAnsi="Courier New" w:cs="Courier New"/>
+          <w:color w:val="6AAB73"/>
+          <w:sz w:val="20"/>
+          <w:szCs w:val="20"/>
+          <w:lang w:val="en-US" w:eastAsia="ru-RU"/>
+        </w:rPr>
+        <w:t>"bearerAuth"</w:t>
+      </w:r>
+      <w:r>
+        <w:rPr>
+          <w:rFonts w:ascii="Courier New" w:eastAsia="Times New Roman" w:hAnsi="Courier New" w:cs="Courier New"/>
+          <w:color w:val="BCBEC4"/>
+          <w:sz w:val="20"/>
+          <w:szCs w:val="20"/>
+          <w:lang w:val="en-US" w:eastAsia="ru-RU"/>
+        </w:rPr>
+        <w:t>,</w:t>
+      </w:r>
+      <w:r>
+        <w:rPr>
+          <w:rFonts w:ascii="Courier New" w:eastAsia="Times New Roman" w:hAnsi="Courier New" w:cs="Courier New"/>
+          <w:color w:val="BCBEC4"/>
+          <w:sz w:val="20"/>
+          <w:szCs w:val="20"/>
+          <w:lang w:val="en-US" w:eastAsia="ru-RU"/>
+        </w:rPr>
+        <w:br/>
+        <w:t xml:space="preserve">                        SecurityScheme()</w:t>
+      </w:r>
+      <w:r>
+        <w:rPr>
+          <w:rFonts w:ascii="Courier New" w:eastAsia="Times New Roman" w:hAnsi="Courier New" w:cs="Courier New"/>
+          <w:color w:val="BCBEC4"/>
+          <w:sz w:val="20"/>
+          <w:szCs w:val="20"/>
+          <w:lang w:val="en-US" w:eastAsia="ru-RU"/>
+        </w:rPr>
+        <w:br/>
+        <w:t xml:space="preserve">                            .type(SecurityScheme.Type.HTTP)</w:t>
+      </w:r>
+      <w:r>
+        <w:rPr>
+          <w:rFonts w:ascii="Courier New" w:eastAsia="Times New Roman" w:hAnsi="Courier New" w:cs="Courier New"/>
+          <w:color w:val="BCBEC4"/>
+          <w:sz w:val="20"/>
+          <w:szCs w:val="20"/>
+          <w:lang w:val="en-US" w:eastAsia="ru-RU"/>
+        </w:rPr>
+        <w:br/>
+        <w:t xml:space="preserve">                            .scheme(</w:t>
+      </w:r>
+      <w:r>
+        <w:rPr>
+          <w:rFonts w:ascii="Courier New" w:eastAsia="Times New Roman" w:hAnsi="Courier New" w:cs="Courier New"/>
+          <w:color w:val="6AAB73"/>
+          <w:sz w:val="20"/>
+          <w:szCs w:val="20"/>
+          <w:lang w:val="en-US" w:eastAsia="ru-RU"/>
+        </w:rPr>
+        <w:t>"bearer"</w:t>
+      </w:r>
+      <w:r>
+        <w:rPr>
+          <w:rFonts w:ascii="Courier New" w:eastAsia="Times New Roman" w:hAnsi="Courier New" w:cs="Courier New"/>
+          <w:color w:val="BCBEC4"/>
+          <w:sz w:val="20"/>
+          <w:szCs w:val="20"/>
+          <w:lang w:val="en-US" w:eastAsia="ru-RU"/>
+        </w:rPr>
+        <w:t>)</w:t>
+      </w:r>
+      <w:r>
+        <w:rPr>
+          <w:rFonts w:ascii="Courier New" w:eastAsia="Times New Roman" w:hAnsi="Courier New" w:cs="Courier New"/>
+          <w:color w:val="BCBEC4"/>
+          <w:sz w:val="20"/>
+          <w:szCs w:val="20"/>
+          <w:lang w:val="en-US" w:eastAsia="ru-RU"/>
+        </w:rPr>
+        <w:br/>
+        <w:t xml:space="preserve">                            .bearerFormat(</w:t>
+      </w:r>
+      <w:r>
+        <w:rPr>
+          <w:rFonts w:ascii="Courier New" w:eastAsia="Times New Roman" w:hAnsi="Courier New" w:cs="Courier New"/>
+          <w:color w:val="6AAB73"/>
+          <w:sz w:val="20"/>
+          <w:szCs w:val="20"/>
+          <w:lang w:val="en-US" w:eastAsia="ru-RU"/>
+        </w:rPr>
+        <w:t>"JWT"</w:t>
+      </w:r>
+      <w:r>
+        <w:rPr>
+          <w:rFonts w:ascii="Courier New" w:eastAsia="Times New Roman" w:hAnsi="Courier New" w:cs="Courier New"/>
+          <w:color w:val="BCBEC4"/>
+          <w:sz w:val="20"/>
+          <w:szCs w:val="20"/>
+          <w:lang w:val="en-US" w:eastAsia="ru-RU"/>
+        </w:rPr>
+        <w:t>)</w:t>
+      </w:r>
+      <w:r>
+        <w:rPr>
+          <w:rFonts w:ascii="Courier New" w:eastAsia="Times New Roman" w:hAnsi="Courier New" w:cs="Courier New"/>
+          <w:color w:val="BCBEC4"/>
+          <w:sz w:val="20"/>
+          <w:szCs w:val="20"/>
+          <w:lang w:val="en-US" w:eastAsia="ru-RU"/>
+        </w:rPr>
+        <w:br/>
+        <w:t xml:space="preserve">                            .description(</w:t>
+      </w:r>
+      <w:r>
+        <w:rPr>
+          <w:rFonts w:ascii="Courier New" w:eastAsia="Times New Roman" w:hAnsi="Courier New" w:cs="Courier New"/>
+          <w:color w:val="6AAB73"/>
+          <w:sz w:val="20"/>
+          <w:szCs w:val="20"/>
+          <w:lang w:val="en-US" w:eastAsia="ru-RU"/>
+        </w:rPr>
+        <w:t>"JWT Authorization header using the Bearer scheme"</w:t>
+      </w:r>
+      <w:r>
+        <w:rPr>
+          <w:rFonts w:ascii="Courier New" w:eastAsia="Times New Roman" w:hAnsi="Courier New" w:cs="Courier New"/>
+          <w:color w:val="BCBEC4"/>
+          <w:sz w:val="20"/>
+          <w:szCs w:val="20"/>
+          <w:lang w:val="en-US" w:eastAsia="ru-RU"/>
+        </w:rPr>
+        <w:t>)</w:t>
+      </w:r>
+      <w:r>
+        <w:rPr>
+          <w:rFonts w:ascii="Courier New" w:eastAsia="Times New Roman" w:hAnsi="Courier New" w:cs="Courier New"/>
+          <w:color w:val="BCBEC4"/>
+          <w:sz w:val="20"/>
+          <w:szCs w:val="20"/>
+          <w:lang w:val="en-US" w:eastAsia="ru-RU"/>
+        </w:rPr>
+        <w:br/>
+        <w:t xml:space="preserve">                    )</w:t>
+      </w:r>
+      <w:r>
+        <w:rPr>
+          <w:rFonts w:ascii="Courier New" w:eastAsia="Times New Roman" w:hAnsi="Courier New" w:cs="Courier New"/>
+          <w:color w:val="BCBEC4"/>
+          <w:sz w:val="20"/>
+          <w:szCs w:val="20"/>
+          <w:lang w:val="en-US" w:eastAsia="ru-RU"/>
+        </w:rPr>
+        <w:br/>
+        <w:t xml:space="preserve">                    .addResponses(</w:t>
+      </w:r>
+      <w:r>
+        <w:rPr>
+          <w:rFonts w:ascii="Courier New" w:eastAsia="Times New Roman" w:hAnsi="Courier New" w:cs="Courier New"/>
+          <w:color w:val="BCBEC4"/>
+          <w:sz w:val="20"/>
+          <w:szCs w:val="20"/>
+          <w:lang w:val="en-US" w:eastAsia="ru-RU"/>
+        </w:rPr>
+        <w:br/>
+        <w:t xml:space="preserve">                        </w:t>
+      </w:r>
+      <w:r>
+        <w:rPr>
+          <w:rFonts w:ascii="Courier New" w:eastAsia="Times New Roman" w:hAnsi="Courier New" w:cs="Courier New"/>
+          <w:color w:val="6AAB73"/>
+          <w:sz w:val="20"/>
+          <w:szCs w:val="20"/>
+          <w:lang w:val="en-US" w:eastAsia="ru-RU"/>
+        </w:rPr>
+        <w:t>"Unauthorized"</w:t>
+      </w:r>
+      <w:r>
+        <w:rPr>
+          <w:rFonts w:ascii="Courier New" w:eastAsia="Times New Roman" w:hAnsi="Courier New" w:cs="Courier New"/>
+          <w:color w:val="BCBEC4"/>
+          <w:sz w:val="20"/>
+          <w:szCs w:val="20"/>
+          <w:lang w:val="en-US" w:eastAsia="ru-RU"/>
+        </w:rPr>
+        <w:t>,</w:t>
+      </w:r>
+      <w:r>
+        <w:rPr>
+          <w:rFonts w:ascii="Courier New" w:eastAsia="Times New Roman" w:hAnsi="Courier New" w:cs="Courier New"/>
+          <w:color w:val="BCBEC4"/>
+          <w:sz w:val="20"/>
+          <w:szCs w:val="20"/>
+          <w:lang w:val="en-US" w:eastAsia="ru-RU"/>
+        </w:rPr>
+        <w:br/>
+        <w:t xml:space="preserve">                        ApiResponse()</w:t>
+      </w:r>
+      <w:r>
+        <w:rPr>
+          <w:rFonts w:ascii="Courier New" w:eastAsia="Times New Roman" w:hAnsi="Courier New" w:cs="Courier New"/>
+          <w:color w:val="BCBEC4"/>
+          <w:sz w:val="20"/>
+          <w:szCs w:val="20"/>
+          <w:lang w:val="en-US" w:eastAsia="ru-RU"/>
+        </w:rPr>
+        <w:br/>
+        <w:t xml:space="preserve">                            .description(</w:t>
+      </w:r>
+      <w:r>
+        <w:rPr>
+          <w:rFonts w:ascii="Courier New" w:eastAsia="Times New Roman" w:hAnsi="Courier New" w:cs="Courier New"/>
+          <w:color w:val="6AAB73"/>
+          <w:sz w:val="20"/>
+          <w:szCs w:val="20"/>
+          <w:lang w:val="en-US" w:eastAsia="ru-RU"/>
+        </w:rPr>
+        <w:t>"Unauthorized - Invalid or expired token"</w:t>
+      </w:r>
+      <w:r>
+        <w:rPr>
+          <w:rFonts w:ascii="Courier New" w:eastAsia="Times New Roman" w:hAnsi="Courier New" w:cs="Courier New"/>
+          <w:color w:val="BCBEC4"/>
+          <w:sz w:val="20"/>
+          <w:szCs w:val="20"/>
+          <w:lang w:val="en-US" w:eastAsia="ru-RU"/>
+        </w:rPr>
+        <w:t>)</w:t>
+      </w:r>
+      <w:r>
+        <w:rPr>
+          <w:rFonts w:ascii="Courier New" w:eastAsia="Times New Roman" w:hAnsi="Courier New" w:cs="Courier New"/>
+          <w:color w:val="BCBEC4"/>
+          <w:sz w:val="20"/>
+          <w:szCs w:val="20"/>
+          <w:lang w:val="en-US" w:eastAsia="ru-RU"/>
+        </w:rPr>
+        <w:br/>
+        <w:t xml:space="preserve">                            .content(Content())</w:t>
+      </w:r>
+      <w:r>
+        <w:rPr>
+          <w:rFonts w:ascii="Courier New" w:eastAsia="Times New Roman" w:hAnsi="Courier New" w:cs="Courier New"/>
+          <w:color w:val="BCBEC4"/>
+          <w:sz w:val="20"/>
+          <w:szCs w:val="20"/>
+          <w:lang w:val="en-US" w:eastAsia="ru-RU"/>
+        </w:rPr>
+        <w:br/>
+        <w:t xml:space="preserve">                    )</w:t>
+      </w:r>
+      <w:r>
+        <w:rPr>
+          <w:rFonts w:ascii="Courier New" w:eastAsia="Times New Roman" w:hAnsi="Courier New" w:cs="Courier New"/>
+          <w:color w:val="BCBEC4"/>
+          <w:sz w:val="20"/>
+          <w:szCs w:val="20"/>
+          <w:lang w:val="en-US" w:eastAsia="ru-RU"/>
+        </w:rPr>
+        <w:br/>
+        <w:t xml:space="preserve">                    .addResponses(</w:t>
+      </w:r>
+      <w:r>
+        <w:rPr>
+          <w:rFonts w:ascii="Courier New" w:eastAsia="Times New Roman" w:hAnsi="Courier New" w:cs="Courier New"/>
+          <w:color w:val="BCBEC4"/>
+          <w:sz w:val="20"/>
+          <w:szCs w:val="20"/>
+          <w:lang w:val="en-US" w:eastAsia="ru-RU"/>
+        </w:rPr>
+        <w:br/>
+        <w:t xml:space="preserve">                        </w:t>
+      </w:r>
+      <w:r>
+        <w:rPr>
+          <w:rFonts w:ascii="Courier New" w:eastAsia="Times New Roman" w:hAnsi="Courier New" w:cs="Courier New"/>
+          <w:color w:val="6AAB73"/>
+          <w:sz w:val="20"/>
+          <w:szCs w:val="20"/>
+          <w:lang w:val="en-US" w:eastAsia="ru-RU"/>
+        </w:rPr>
+        <w:t>"Forbidden"</w:t>
+      </w:r>
+      <w:r>
+        <w:rPr>
+          <w:rFonts w:ascii="Courier New" w:eastAsia="Times New Roman" w:hAnsi="Courier New" w:cs="Courier New"/>
+          <w:color w:val="BCBEC4"/>
+          <w:sz w:val="20"/>
+          <w:szCs w:val="20"/>
+          <w:lang w:val="en-US" w:eastAsia="ru-RU"/>
+        </w:rPr>
+        <w:t>,</w:t>
+      </w:r>
+      <w:r>
+        <w:rPr>
+          <w:rFonts w:ascii="Courier New" w:eastAsia="Times New Roman" w:hAnsi="Courier New" w:cs="Courier New"/>
+          <w:color w:val="BCBEC4"/>
+          <w:sz w:val="20"/>
+          <w:szCs w:val="20"/>
+          <w:lang w:val="en-US" w:eastAsia="ru-RU"/>
+        </w:rPr>
+        <w:br/>
+        <w:t xml:space="preserve">                        ApiResponse()</w:t>
+      </w:r>
+      <w:r>
+        <w:rPr>
+          <w:rFonts w:ascii="Courier New" w:eastAsia="Times New Roman" w:hAnsi="Courier New" w:cs="Courier New"/>
+          <w:color w:val="BCBEC4"/>
+          <w:sz w:val="20"/>
+          <w:szCs w:val="20"/>
+          <w:lang w:val="en-US" w:eastAsia="ru-RU"/>
+        </w:rPr>
+        <w:br/>
+        <w:t xml:space="preserve">                            .description(</w:t>
+      </w:r>
+      <w:r>
+        <w:rPr>
+          <w:rFonts w:ascii="Courier New" w:eastAsia="Times New Roman" w:hAnsi="Courier New" w:cs="Courier New"/>
+          <w:color w:val="6AAB73"/>
+          <w:sz w:val="20"/>
+          <w:szCs w:val="20"/>
+          <w:lang w:val="en-US" w:eastAsia="ru-RU"/>
+        </w:rPr>
+        <w:t>"Forbidden - Insufficient permissions"</w:t>
+      </w:r>
+      <w:r>
+        <w:rPr>
+          <w:rFonts w:ascii="Courier New" w:eastAsia="Times New Roman" w:hAnsi="Courier New" w:cs="Courier New"/>
+          <w:color w:val="BCBEC4"/>
+          <w:sz w:val="20"/>
+          <w:szCs w:val="20"/>
+          <w:lang w:val="en-US" w:eastAsia="ru-RU"/>
+        </w:rPr>
+        <w:t>)</w:t>
+      </w:r>
+      <w:r>
+        <w:rPr>
+          <w:rFonts w:ascii="Courier New" w:eastAsia="Times New Roman" w:hAnsi="Courier New" w:cs="Courier New"/>
+          <w:color w:val="BCBEC4"/>
+          <w:sz w:val="20"/>
+          <w:szCs w:val="20"/>
+          <w:lang w:val="en-US" w:eastAsia="ru-RU"/>
+        </w:rPr>
+        <w:br/>
+        <w:t xml:space="preserve">                            .content(Content())</w:t>
+      </w:r>
+      <w:r>
+        <w:rPr>
+          <w:rFonts w:ascii="Courier New" w:eastAsia="Times New Roman" w:hAnsi="Courier New" w:cs="Courier New"/>
+          <w:color w:val="BCBEC4"/>
+          <w:sz w:val="20"/>
+          <w:szCs w:val="20"/>
+          <w:lang w:val="en-US" w:eastAsia="ru-RU"/>
+        </w:rPr>
+        <w:br/>
+        <w:t xml:space="preserve">                    )</w:t>
+      </w:r>
+      <w:r>
+        <w:rPr>
+          <w:rFonts w:ascii="Courier New" w:eastAsia="Times New Roman" w:hAnsi="Courier New" w:cs="Courier New"/>
+          <w:color w:val="BCBEC4"/>
+          <w:sz w:val="20"/>
+          <w:szCs w:val="20"/>
+          <w:lang w:val="en-US" w:eastAsia="ru-RU"/>
+        </w:rPr>
+        <w:br/>
+        <w:t xml:space="preserve">            )</w:t>
+      </w:r>
+      <w:r>
+        <w:rPr>
+          <w:rFonts w:ascii="Courier New" w:eastAsia="Times New Roman" w:hAnsi="Courier New" w:cs="Courier New"/>
+          <w:color w:val="BCBEC4"/>
+          <w:sz w:val="20"/>
+          <w:szCs w:val="20"/>
+          <w:lang w:val="en-US" w:eastAsia="ru-RU"/>
+        </w:rPr>
+        <w:br/>
+        <w:t xml:space="preserve">    }</w:t>
+      </w:r>
+      <w:r>
+        <w:rPr>
+          <w:rFonts w:ascii="Courier New" w:eastAsia="Times New Roman" w:hAnsi="Courier New" w:cs="Courier New"/>
+          <w:color w:val="BCBEC4"/>
+          <w:sz w:val="20"/>
+          <w:szCs w:val="20"/>
+          <w:lang w:val="en-US" w:eastAsia="ru-RU"/>
+        </w:rPr>
+        <w:br/>
+        <w:t>}</w:t>
+      </w:r>
+    </w:p>
+    <w:p>
+      <w:pPr>
+        <w:spacing w:after="0" w:line="360" w:lineRule="auto"/>
+        <w:ind w:firstLine="709"/>
+        <w:jc w:val="both"/>
+        <w:rPr>
+          <w:rFonts w:ascii="Times New Roman" w:hAnsi="Times New Roman" w:cs="Times New Roman"/>
+          <w:bCs/>
+          <w:sz w:val="28"/>
+          <w:szCs w:val="28"/>
+          <w:lang w:val="en-US"/>
+        </w:rPr>
+      </w:pPr>
+    </w:p>
+    <w:p>
+      <w:pPr>
+        <w:spacing w:after="0" w:line="360" w:lineRule="auto"/>
+        <w:ind w:firstLine="709"/>
+        <w:jc w:val="both"/>
+        <w:rPr>
+          <w:rFonts w:ascii="Times New Roman" w:hAnsi="Times New Roman" w:cs="Times New Roman"/>
+          <w:bCs/>
+          <w:sz w:val="28"/>
+          <w:szCs w:val="28"/>
+        </w:rPr>
+      </w:pPr>
+      <w:r>
+        <w:rPr>
+          <w:rFonts w:ascii="Times New Roman" w:hAnsi="Times New Roman" w:cs="Times New Roman"/>
+          <w:bCs/>
+          <w:sz w:val="28"/>
+          <w:szCs w:val="28"/>
+        </w:rPr>
+        <w:t>Для внедрения пользовательских CSS и JS файлов в страницу Swagger UI используется переопределение настроек springdoc. Это позволяет изменить стандартную шапку Swagger, добавить логотип проекта и скрыть лишние блоки.</w:t>
+      </w:r>
+    </w:p>
+    <w:p>
+      <w:pPr>
+        <w:spacing w:after="0" w:line="360" w:lineRule="auto"/>
+        <w:ind w:firstLine="709"/>
+        <w:jc w:val="both"/>
+        <w:rPr>
+          <w:rFonts w:ascii="Times New Roman" w:hAnsi="Times New Roman" w:cs="Times New Roman"/>
+          <w:bCs/>
+          <w:sz w:val="28"/>
+          <w:szCs w:val="28"/>
+        </w:rPr>
+      </w:pPr>
+      <w:r>
+        <w:rPr>
+          <w:rFonts w:ascii="Times New Roman" w:hAnsi="Times New Roman" w:cs="Times New Roman"/>
+          <w:bCs/>
+          <w:sz w:val="28"/>
+          <w:szCs w:val="28"/>
+        </w:rPr>
+        <w:t>Листинг 2.2 — Кастомизация внешнего вида через CSS</w:t>
+      </w:r>
+      <w:r>
+        <w:rPr>
+          <w:rFonts w:ascii="Times New Roman" w:hAnsi="Times New Roman" w:cs="Times New Roman"/>
+          <w:bCs/>
+          <w:sz w:val="28"/>
+          <w:szCs w:val="28"/>
+        </w:rPr>
+        <w:t>.</w:t>
+      </w:r>
+    </w:p>
+    <w:p>
+      <w:pPr>
+        <w:pStyle w:val="HTML"/>
+        <w:shd w:val="clear" w:color="auto" w:fill="191A1C"/>
+        <w:rPr>
+          <w:color w:val="BCBEC4"/>
+        </w:rPr>
+      </w:pPr>
+      <w:r>
+        <w:rPr>
+          <w:color w:val="7A7E85"/>
+        </w:rPr>
+        <w:t>/* Изменение верхней панели навигации */</w:t>
+      </w:r>
+      <w:r>
+        <w:rPr>
+          <w:color w:val="7A7E85"/>
+        </w:rPr>
+        <w:br/>
+      </w:r>
+      <w:r>
+        <w:rPr>
+          <w:color w:val="BCBEC4"/>
+        </w:rPr>
+        <w:t>.swagger-ui .topbar {</w:t>
+      </w:r>
+      <w:r>
+        <w:rPr>
+          <w:color w:val="BCBEC4"/>
+        </w:rPr>
+        <w:br/>
+        <w:t xml:space="preserve">    background-color: #</w:t>
+      </w:r>
+      <w:r>
+        <w:rPr>
+          <w:color w:val="2AACB8"/>
+        </w:rPr>
+        <w:t>2</w:t>
+      </w:r>
+      <w:r>
+        <w:rPr>
+          <w:color w:val="BCBEC4"/>
+        </w:rPr>
+        <w:t xml:space="preserve">c3e50; </w:t>
+      </w:r>
+      <w:r>
+        <w:rPr>
+          <w:color w:val="7A7E85"/>
+        </w:rPr>
+        <w:t>/* Корпоративный темный цвет */</w:t>
+      </w:r>
+      <w:r>
+        <w:rPr>
+          <w:color w:val="7A7E85"/>
+        </w:rPr>
+        <w:br/>
+        <w:t xml:space="preserve">    </w:t>
+      </w:r>
+      <w:r>
+        <w:rPr>
+          <w:color w:val="BCBEC4"/>
+        </w:rPr>
+        <w:t xml:space="preserve">border-bottom: </w:t>
+      </w:r>
+      <w:r>
+        <w:rPr>
+          <w:color w:val="2AACB8"/>
+        </w:rPr>
+        <w:t>3</w:t>
+      </w:r>
+      <w:r>
+        <w:rPr>
+          <w:color w:val="BCBEC4"/>
+        </w:rPr>
+        <w:t>px solid #</w:t>
+      </w:r>
+      <w:r>
+        <w:rPr>
+          <w:color w:val="2AACB8"/>
+        </w:rPr>
+        <w:t>3498</w:t>
+      </w:r>
+      <w:r>
+        <w:rPr>
+          <w:color w:val="BCBEC4"/>
+        </w:rPr>
+        <w:t>db;</w:t>
+      </w:r>
+      <w:r>
+        <w:rPr>
+          <w:color w:val="BCBEC4"/>
+        </w:rPr>
+        <w:br/>
+        <w:t>}</w:t>
+      </w:r>
+      <w:r>
+        <w:rPr>
+          <w:color w:val="BCBEC4"/>
+        </w:rPr>
+        <w:br/>
+      </w:r>
+      <w:r>
+        <w:rPr>
+          <w:color w:val="BCBEC4"/>
+        </w:rPr>
+        <w:br/>
+      </w:r>
+      <w:r>
+        <w:rPr>
+          <w:color w:val="7A7E85"/>
+        </w:rPr>
+        <w:t>/* Стилизация заголовков методов */</w:t>
+      </w:r>
+      <w:r>
+        <w:rPr>
+          <w:color w:val="7A7E85"/>
+        </w:rPr>
+        <w:br/>
+      </w:r>
+      <w:r>
+        <w:rPr>
+          <w:color w:val="BCBEC4"/>
+        </w:rPr>
+        <w:t>.swagger-ui .opblock.opblock-get .opblock-summary {</w:t>
+      </w:r>
+      <w:r>
+        <w:rPr>
+          <w:color w:val="BCBEC4"/>
+        </w:rPr>
+        <w:br/>
+        <w:t xml:space="preserve">    background-color: rgba(</w:t>
+      </w:r>
+      <w:r>
+        <w:rPr>
+          <w:color w:val="2AACB8"/>
+        </w:rPr>
+        <w:t>97</w:t>
+      </w:r>
+      <w:r>
+        <w:rPr>
+          <w:color w:val="BCBEC4"/>
+        </w:rPr>
+        <w:t xml:space="preserve">, </w:t>
+      </w:r>
+      <w:r>
+        <w:rPr>
+          <w:color w:val="2AACB8"/>
+        </w:rPr>
+        <w:t>175</w:t>
+      </w:r>
+      <w:r>
+        <w:rPr>
+          <w:color w:val="BCBEC4"/>
+        </w:rPr>
+        <w:t xml:space="preserve">, </w:t>
+      </w:r>
+      <w:r>
+        <w:rPr>
+          <w:color w:val="2AACB8"/>
+        </w:rPr>
+        <w:t>254</w:t>
+      </w:r>
+      <w:r>
+        <w:rPr>
+          <w:color w:val="BCBEC4"/>
+        </w:rPr>
+        <w:t xml:space="preserve">, </w:t>
+      </w:r>
+      <w:r>
+        <w:rPr>
+          <w:color w:val="2AACB8"/>
+        </w:rPr>
+        <w:t>0.1</w:t>
+      </w:r>
+      <w:r>
+        <w:rPr>
+          <w:color w:val="BCBEC4"/>
+        </w:rPr>
+        <w:t>);</w:t>
+      </w:r>
+      <w:r>
+        <w:rPr>
+          <w:color w:val="BCBEC4"/>
+        </w:rPr>
+        <w:br/>
+        <w:t xml:space="preserve">    border-color: #</w:t>
+      </w:r>
+      <w:r>
+        <w:rPr>
+          <w:color w:val="2AACB8"/>
+        </w:rPr>
+        <w:t>61</w:t>
+      </w:r>
+      <w:r>
+        <w:rPr>
+          <w:color w:val="BCBEC4"/>
+        </w:rPr>
+        <w:t>affe;</w:t>
+      </w:r>
+      <w:r>
+        <w:rPr>
+          <w:color w:val="BCBEC4"/>
+        </w:rPr>
+        <w:br/>
+        <w:t>}</w:t>
+      </w:r>
+      <w:r>
+        <w:rPr>
+          <w:color w:val="BCBEC4"/>
+        </w:rPr>
+        <w:br/>
+      </w:r>
+      <w:r>
+        <w:rPr>
+          <w:color w:val="BCBEC4"/>
+        </w:rPr>
+        <w:br/>
+        <w:t>.swagger-ui .opblock.opblock-post .opblock-summary {</w:t>
+      </w:r>
+      <w:r>
+        <w:rPr>
+          <w:color w:val="BCBEC4"/>
+        </w:rPr>
+        <w:br/>
+        <w:t xml:space="preserve">    background-color: rgba(</w:t>
+      </w:r>
+      <w:r>
+        <w:rPr>
+          <w:color w:val="2AACB8"/>
+        </w:rPr>
+        <w:t>73</w:t>
+      </w:r>
+      <w:r>
+        <w:rPr>
+          <w:color w:val="BCBEC4"/>
+        </w:rPr>
+        <w:t xml:space="preserve">, </w:t>
+      </w:r>
+      <w:r>
+        <w:rPr>
+          <w:color w:val="2AACB8"/>
+        </w:rPr>
+        <w:t>204</w:t>
+      </w:r>
+      <w:r>
+        <w:rPr>
+          <w:color w:val="BCBEC4"/>
+        </w:rPr>
+        <w:t xml:space="preserve">, </w:t>
+      </w:r>
+      <w:r>
+        <w:rPr>
+          <w:color w:val="2AACB8"/>
+        </w:rPr>
+        <w:t>144</w:t>
+      </w:r>
+      <w:r>
+        <w:rPr>
+          <w:color w:val="BCBEC4"/>
+        </w:rPr>
+        <w:t xml:space="preserve">, </w:t>
+      </w:r>
+      <w:r>
+        <w:rPr>
+          <w:color w:val="2AACB8"/>
+        </w:rPr>
+        <w:t>0.1</w:t>
+      </w:r>
+      <w:r>
+        <w:rPr>
+          <w:color w:val="BCBEC4"/>
+        </w:rPr>
+        <w:t>);</w:t>
+      </w:r>
+      <w:r>
+        <w:rPr>
+          <w:color w:val="BCBEC4"/>
+        </w:rPr>
+        <w:br/>
+        <w:t xml:space="preserve">    border-color: #</w:t>
+      </w:r>
+      <w:r>
+        <w:rPr>
+          <w:color w:val="2AACB8"/>
+        </w:rPr>
+        <w:t>49</w:t>
+      </w:r>
+      <w:r>
+        <w:rPr>
+          <w:color w:val="BCBEC4"/>
+        </w:rPr>
+        <w:t>cc90;</w:t>
+      </w:r>
+      <w:r>
+        <w:rPr>
+          <w:color w:val="BCBEC4"/>
+        </w:rPr>
+        <w:br/>
+        <w:t>}</w:t>
+      </w:r>
+      <w:r>
+        <w:rPr>
+          <w:color w:val="BCBEC4"/>
+        </w:rPr>
+        <w:br/>
+      </w:r>
+      <w:r>
+        <w:rPr>
+          <w:color w:val="BCBEC4"/>
+        </w:rPr>
+        <w:br/>
+      </w:r>
+      <w:r>
+        <w:rPr>
+          <w:color w:val="7A7E85"/>
+        </w:rPr>
+        <w:t>/* Адаптация кнопок "Authorize" */</w:t>
+      </w:r>
+      <w:r>
+        <w:rPr>
+          <w:color w:val="7A7E85"/>
+        </w:rPr>
+        <w:br/>
+      </w:r>
+      <w:r>
+        <w:rPr>
+          <w:color w:val="BCBEC4"/>
+        </w:rPr>
+        <w:t>.swagger-ui .btn.authorize {</w:t>
+      </w:r>
+      <w:r>
+        <w:rPr>
+          <w:color w:val="BCBEC4"/>
+        </w:rPr>
+        <w:br/>
+        <w:t xml:space="preserve">    color: #</w:t>
+      </w:r>
+      <w:r>
+        <w:rPr>
+          <w:color w:val="2AACB8"/>
+        </w:rPr>
+        <w:t>3498</w:t>
+      </w:r>
+      <w:r>
+        <w:rPr>
+          <w:color w:val="BCBEC4"/>
+        </w:rPr>
+        <w:t>db;</w:t>
+      </w:r>
+      <w:r>
+        <w:rPr>
+          <w:color w:val="BCBEC4"/>
+        </w:rPr>
+        <w:br/>
+      </w:r>
+      <w:r>
+        <w:rPr>
+          <w:color w:val="BCBEC4"/>
+        </w:rPr>
+        <w:lastRenderedPageBreak/>
+        <w:t xml:space="preserve">    border-color: #</w:t>
+      </w:r>
+      <w:r>
+        <w:rPr>
+          <w:color w:val="2AACB8"/>
+        </w:rPr>
+        <w:t>3498</w:t>
+      </w:r>
+      <w:r>
+        <w:rPr>
+          <w:color w:val="BCBEC4"/>
+        </w:rPr>
+        <w:t>db;</w:t>
+      </w:r>
+      <w:r>
+        <w:rPr>
+          <w:color w:val="BCBEC4"/>
+        </w:rPr>
+        <w:br/>
+        <w:t xml:space="preserve">    border-radius: </w:t>
+      </w:r>
+      <w:r>
+        <w:rPr>
+          <w:color w:val="2AACB8"/>
+        </w:rPr>
+        <w:t>4</w:t>
+      </w:r>
+      <w:r>
+        <w:rPr>
+          <w:color w:val="BCBEC4"/>
+        </w:rPr>
+        <w:t>px;</w:t>
+      </w:r>
+      <w:r>
+        <w:rPr>
+          <w:color w:val="BCBEC4"/>
+        </w:rPr>
+        <w:br/>
+        <w:t>}</w:t>
+      </w:r>
+    </w:p>
+    <w:p>
+      <w:pPr>
+        <w:spacing w:after="0" w:line="360" w:lineRule="auto"/>
+        <w:ind w:firstLine="709"/>
+        <w:jc w:val="both"/>
+        <w:rPr>
+          <w:rFonts w:ascii="Times New Roman" w:hAnsi="Times New Roman" w:cs="Times New Roman"/>
+          <w:bCs/>
+          <w:sz w:val="28"/>
+          <w:szCs w:val="28"/>
+        </w:rPr>
+      </w:pPr>
+    </w:p>
+    <w:p>
+      <w:pPr>
+        <w:spacing w:after="0" w:line="360" w:lineRule="auto"/>
+        <w:ind w:firstLine="709"/>
+        <w:jc w:val="both"/>
+        <w:rPr>
+          <w:rFonts w:ascii="Times New Roman" w:hAnsi="Times New Roman" w:cs="Times New Roman"/>
+          <w:bCs/>
+          <w:sz w:val="28"/>
+          <w:szCs w:val="28"/>
+        </w:rPr>
+      </w:pPr>
+      <w:r>
+        <w:rPr>
+          <w:rFonts w:ascii="Times New Roman" w:hAnsi="Times New Roman" w:cs="Times New Roman"/>
+          <w:bCs/>
+          <w:sz w:val="28"/>
+          <w:szCs w:val="28"/>
+        </w:rPr>
+        <w:t>Интерфейс API логически разделен на группы по функциональному назначению. Каждый контроллер документирован с использованием аннотаций @Operation, @ApiResponse и @Schema, что позволяет генерировать подробное описание входных и выходных данных.</w:t>
+      </w:r>
+    </w:p>
+    <w:p>
+      <w:pPr>
+        <w:spacing w:after="0" w:line="360" w:lineRule="auto"/>
+        <w:ind w:firstLine="709"/>
+        <w:jc w:val="both"/>
+        <w:rPr>
+          <w:rFonts w:ascii="Times New Roman" w:hAnsi="Times New Roman" w:cs="Times New Roman"/>
+          <w:bCs/>
+          <w:sz w:val="28"/>
+          <w:szCs w:val="28"/>
+        </w:rPr>
+      </w:pPr>
+      <w:r>
+        <w:rPr>
+          <w:rFonts w:ascii="Times New Roman" w:hAnsi="Times New Roman" w:cs="Times New Roman"/>
+          <w:bCs/>
+          <w:sz w:val="28"/>
+          <w:szCs w:val="28"/>
+        </w:rPr>
+        <w:t>Листинг 2.3 — Пример документированного контроллера статей</w:t>
+      </w:r>
+    </w:p>
+    <w:p>
+      <w:pPr>
+        <w:pStyle w:val="HTML"/>
+        <w:shd w:val="clear" w:color="auto" w:fill="191A1C"/>
+        <w:rPr>
+          <w:color w:val="BCBEC4"/>
+        </w:rPr>
+      </w:pPr>
+      <w:r>
+        <w:rPr>
+          <w:color w:val="BCBEC4"/>
+        </w:rPr>
+        <w:br/>
+      </w:r>
+      <w:r>
+        <w:rPr>
+          <w:color w:val="B3AE60"/>
+        </w:rPr>
+        <w:t>@RestController</w:t>
+      </w:r>
+      <w:r>
+        <w:rPr>
+          <w:color w:val="B3AE60"/>
+        </w:rPr>
+        <w:br/>
+        <w:t>@RequestMapping</w:t>
+      </w:r>
+      <w:r>
+        <w:rPr>
+          <w:color w:val="BCBEC4"/>
+        </w:rPr>
+        <w:t>(</w:t>
+      </w:r>
+      <w:r>
+        <w:rPr>
+          <w:color w:val="6AAB73"/>
+        </w:rPr>
+        <w:t>"/api/articles"</w:t>
+      </w:r>
+      <w:r>
+        <w:rPr>
+          <w:color w:val="BCBEC4"/>
+        </w:rPr>
+        <w:t>)</w:t>
+      </w:r>
+      <w:r>
+        <w:rPr>
+          <w:color w:val="BCBEC4"/>
+        </w:rPr>
+        <w:br/>
+      </w:r>
+      <w:r>
+        <w:rPr>
+          <w:color w:val="B3AE60"/>
+        </w:rPr>
+        <w:t>@Tag</w:t>
+      </w:r>
+      <w:r>
+        <w:rPr>
+          <w:color w:val="BCBEC4"/>
+        </w:rPr>
+        <w:t xml:space="preserve">(name = </w:t>
+      </w:r>
+      <w:r>
+        <w:rPr>
+          <w:color w:val="6AAB73"/>
+        </w:rPr>
+        <w:t>"Articles"</w:t>
+      </w:r>
+      <w:r>
+        <w:rPr>
+          <w:color w:val="BCBEC4"/>
+        </w:rPr>
+        <w:t xml:space="preserve">, description = </w:t>
+      </w:r>
+      <w:r>
+        <w:rPr>
+          <w:color w:val="6AAB73"/>
+        </w:rPr>
+        <w:t>"Управление статьями базы знаний"</w:t>
+      </w:r>
+      <w:r>
+        <w:rPr>
+          <w:color w:val="BCBEC4"/>
+        </w:rPr>
+        <w:t>)</w:t>
+      </w:r>
+      <w:r>
+        <w:rPr>
+          <w:color w:val="BCBEC4"/>
+        </w:rPr>
+        <w:br/>
+      </w:r>
+      <w:r>
+        <w:rPr>
+          <w:color w:val="CF8E6D"/>
+        </w:rPr>
+        <w:t xml:space="preserve">class </w:t>
+      </w:r>
+      <w:r>
+        <w:rPr>
+          <w:color w:val="BCBEC4"/>
+        </w:rPr>
+        <w:t>ArticleController(</w:t>
+      </w:r>
+      <w:r>
+        <w:rPr>
+          <w:color w:val="CF8E6D"/>
+        </w:rPr>
+        <w:t xml:space="preserve">private val </w:t>
+      </w:r>
+      <w:r>
+        <w:rPr>
+          <w:color w:val="C77DBB"/>
+        </w:rPr>
+        <w:t>articleService</w:t>
+      </w:r>
+      <w:r>
+        <w:rPr>
+          <w:color w:val="BCBEC4"/>
+        </w:rPr>
+        <w:t>: ArticleService) {</w:t>
+      </w:r>
+      <w:r>
+        <w:rPr>
+          <w:color w:val="BCBEC4"/>
+        </w:rPr>
+        <w:br/>
+      </w:r>
+      <w:r>
+        <w:rPr>
+          <w:color w:val="BCBEC4"/>
+        </w:rPr>
+        <w:br/>
+        <w:t xml:space="preserve">    </w:t>
+      </w:r>
+      <w:r>
+        <w:rPr>
+          <w:color w:val="B3AE60"/>
+        </w:rPr>
+        <w:t>@Operation</w:t>
+      </w:r>
+      <w:r>
+        <w:rPr>
+          <w:color w:val="BCBEC4"/>
+        </w:rPr>
+        <w:t xml:space="preserve">(summary = </w:t>
+      </w:r>
+      <w:r>
+        <w:rPr>
+          <w:color w:val="6AAB73"/>
+        </w:rPr>
+        <w:t>"Получение списка всех статей"</w:t>
+      </w:r>
+      <w:r>
+        <w:rPr>
+          <w:color w:val="BCBEC4"/>
+        </w:rPr>
+        <w:t>)</w:t>
+      </w:r>
+      <w:r>
+        <w:rPr>
+          <w:color w:val="BCBEC4"/>
+        </w:rPr>
+        <w:br/>
+        <w:t xml:space="preserve">    </w:t>
+      </w:r>
+      <w:r>
+        <w:rPr>
+          <w:color w:val="B3AE60"/>
+        </w:rPr>
+        <w:t>@ApiResponses</w:t>
+      </w:r>
+      <w:r>
+        <w:rPr>
+          <w:color w:val="BCBEC4"/>
+        </w:rPr>
+        <w:t>(value = [</w:t>
+      </w:r>
+      <w:r>
+        <w:rPr>
+          <w:color w:val="BCBEC4"/>
+        </w:rPr>
+        <w:br/>
+        <w:t xml:space="preserve">        ApiResponse(</w:t>
+      </w:r>
+      <w:r>
+        <w:rPr>
+          <w:color w:val="56C1D6"/>
+        </w:rPr>
+        <w:t xml:space="preserve">responseCode = </w:t>
+      </w:r>
+      <w:r>
+        <w:rPr>
+          <w:color w:val="6AAB73"/>
+        </w:rPr>
+        <w:t>"200"</w:t>
+      </w:r>
+      <w:r>
+        <w:rPr>
+          <w:color w:val="BCBEC4"/>
+        </w:rPr>
+        <w:t xml:space="preserve">, </w:t>
+      </w:r>
+      <w:r>
+        <w:rPr>
+          <w:color w:val="56C1D6"/>
+        </w:rPr>
+        <w:t xml:space="preserve">description = </w:t>
+      </w:r>
+      <w:r>
+        <w:rPr>
+          <w:color w:val="6AAB73"/>
+        </w:rPr>
+        <w:t>"Список статей успешно получен"</w:t>
+      </w:r>
+      <w:r>
+        <w:rPr>
+          <w:color w:val="BCBEC4"/>
+        </w:rPr>
+        <w:t>),</w:t>
+      </w:r>
+      <w:r>
+        <w:rPr>
+          <w:color w:val="BCBEC4"/>
+        </w:rPr>
+        <w:br/>
+        <w:t xml:space="preserve">        ApiResponse(</w:t>
+      </w:r>
+      <w:r>
+        <w:rPr>
+          <w:color w:val="56C1D6"/>
+        </w:rPr>
+        <w:t xml:space="preserve">responseCode = </w:t>
+      </w:r>
+      <w:r>
+        <w:rPr>
+          <w:color w:val="6AAB73"/>
+        </w:rPr>
+        <w:t>"403"</w:t>
+      </w:r>
+      <w:r>
+        <w:rPr>
+          <w:color w:val="BCBEC4"/>
+        </w:rPr>
+        <w:t xml:space="preserve">, </w:t>
+      </w:r>
+      <w:r>
+        <w:rPr>
+          <w:color w:val="56C1D6"/>
+        </w:rPr>
+        <w:t xml:space="preserve">description = </w:t>
+      </w:r>
+      <w:r>
+        <w:rPr>
+          <w:color w:val="6AAB73"/>
+        </w:rPr>
+        <w:t>"Доступ запрещен"</w:t>
+      </w:r>
+      <w:r>
+        <w:rPr>
+          <w:color w:val="BCBEC4"/>
+        </w:rPr>
+        <w:t>)</w:t>
+      </w:r>
+      <w:r>
+        <w:rPr>
+          <w:color w:val="BCBEC4"/>
+        </w:rPr>
+        <w:br/>
+        <w:t xml:space="preserve">    ])</w:t>
+      </w:r>
+      <w:r>
+        <w:rPr>
+          <w:color w:val="BCBEC4"/>
+        </w:rPr>
+        <w:br/>
+        <w:t xml:space="preserve">    </w:t>
+      </w:r>
+      <w:r>
+        <w:rPr>
+          <w:color w:val="B3AE60"/>
+        </w:rPr>
+        <w:t>@GetMapping</w:t>
+      </w:r>
+      <w:r>
+        <w:rPr>
+          <w:color w:val="BCBEC4"/>
+        </w:rPr>
+        <w:t>(</w:t>
+      </w:r>
+      <w:r>
+        <w:rPr>
+          <w:color w:val="6AAB73"/>
+        </w:rPr>
+        <w:t>"/all"</w:t>
+      </w:r>
+      <w:r>
+        <w:rPr>
+          <w:color w:val="BCBEC4"/>
+        </w:rPr>
+        <w:t>)</w:t>
+      </w:r>
+      <w:r>
+        <w:rPr>
+          <w:color w:val="BCBEC4"/>
+        </w:rPr>
+        <w:br/>
+        <w:t xml:space="preserve">    </w:t>
+      </w:r>
+      <w:r>
+        <w:rPr>
+          <w:color w:val="CF8E6D"/>
+        </w:rPr>
+        <w:t xml:space="preserve">fun </w:t>
+      </w:r>
+      <w:r>
+        <w:rPr>
+          <w:color w:val="56A8F5"/>
+        </w:rPr>
+        <w:t>getAllArticles</w:t>
+      </w:r>
+      <w:r>
+        <w:rPr>
+          <w:color w:val="BCBEC4"/>
+        </w:rPr>
+        <w:t>(): ResponseEntity&lt;List&lt;ArticleDto&gt;&gt; {</w:t>
+      </w:r>
+      <w:r>
+        <w:rPr>
+          <w:color w:val="BCBEC4"/>
+        </w:rPr>
+        <w:br/>
+        <w:t xml:space="preserve">        </w:t>
+      </w:r>
+      <w:r>
+        <w:rPr>
+          <w:color w:val="CF8E6D"/>
+        </w:rPr>
+        <w:t xml:space="preserve">return </w:t>
+      </w:r>
+      <w:r>
+        <w:rPr>
+          <w:color w:val="BCBEC4"/>
+        </w:rPr>
+        <w:t>ResponseEntity.ok(</w:t>
+      </w:r>
+      <w:r>
+        <w:rPr>
+          <w:color w:val="C77DBB"/>
+        </w:rPr>
+        <w:t>articleService</w:t>
+      </w:r>
+      <w:r>
+        <w:rPr>
+          <w:color w:val="BCBEC4"/>
+        </w:rPr>
+        <w:t>.getAllArticles())</w:t>
+      </w:r>
+      <w:r>
+        <w:rPr>
+          <w:color w:val="BCBEC4"/>
+        </w:rPr>
+        <w:br/>
+        <w:t xml:space="preserve">    }</w:t>
+      </w:r>
+      <w:r>
+        <w:rPr>
+          <w:color w:val="BCBEC4"/>
+        </w:rPr>
+        <w:br/>
+      </w:r>
+      <w:r>
+        <w:rPr>
+          <w:color w:val="BCBEC4"/>
+        </w:rPr>
+        <w:br/>
+        <w:t xml:space="preserve">    </w:t>
+      </w:r>
+      <w:r>
+        <w:rPr>
+          <w:color w:val="B3AE60"/>
+        </w:rPr>
+        <w:t>@Operation</w:t>
+      </w:r>
+      <w:r>
+        <w:rPr>
+          <w:color w:val="BCBEC4"/>
+        </w:rPr>
+        <w:t xml:space="preserve">(summary = </w:t>
+      </w:r>
+      <w:r>
+        <w:rPr>
+          <w:color w:val="6AAB73"/>
+        </w:rPr>
+        <w:t>"Создание новой статьи"</w:t>
+      </w:r>
+      <w:r>
+        <w:rPr>
+          <w:color w:val="BCBEC4"/>
+        </w:rPr>
+        <w:t>)</w:t>
+      </w:r>
+      <w:r>
+        <w:rPr>
+          <w:color w:val="BCBEC4"/>
+        </w:rPr>
+        <w:br/>
+        <w:t xml:space="preserve">    </w:t>
+      </w:r>
+      <w:r>
+        <w:rPr>
+          <w:color w:val="B3AE60"/>
+        </w:rPr>
+        <w:t>@PostMapping</w:t>
+      </w:r>
+      <w:r>
+        <w:rPr>
+          <w:color w:val="B3AE60"/>
+        </w:rPr>
+        <w:br/>
+        <w:t xml:space="preserve">    @PreAuthorize</w:t>
+      </w:r>
+      <w:r>
+        <w:rPr>
+          <w:color w:val="BCBEC4"/>
+        </w:rPr>
+        <w:t>(</w:t>
+      </w:r>
+      <w:r>
+        <w:rPr>
+          <w:color w:val="6AAB73"/>
+        </w:rPr>
+        <w:t>"hasAnyRole('ADMIN', 'MODERATOR')"</w:t>
+      </w:r>
+      <w:r>
+        <w:rPr>
+          <w:color w:val="BCBEC4"/>
+        </w:rPr>
+        <w:t>)</w:t>
+      </w:r>
+      <w:r>
+        <w:rPr>
+          <w:color w:val="BCBEC4"/>
+        </w:rPr>
+        <w:br/>
+        <w:t xml:space="preserve">    </w:t>
+      </w:r>
+      <w:r>
+        <w:rPr>
+          <w:color w:val="CF8E6D"/>
+        </w:rPr>
+        <w:t xml:space="preserve">fun </w:t>
+      </w:r>
+      <w:r>
+        <w:rPr>
+          <w:color w:val="56A8F5"/>
+        </w:rPr>
+        <w:t>createArticle</w:t>
+      </w:r>
+      <w:r>
+        <w:rPr>
+          <w:color w:val="BCBEC4"/>
+        </w:rPr>
+        <w:t>(</w:t>
+      </w:r>
+      <w:r>
+        <w:rPr>
+          <w:color w:val="BCBEC4"/>
+        </w:rPr>
+        <w:br/>
+        <w:t xml:space="preserve">        </w:t>
+      </w:r>
+      <w:r>
+        <w:rPr>
+          <w:color w:val="B3AE60"/>
+        </w:rPr>
+        <w:t>@Parameter</w:t>
+      </w:r>
+      <w:r>
+        <w:rPr>
+          <w:color w:val="BCBEC4"/>
+        </w:rPr>
+        <w:t xml:space="preserve">(description = </w:t>
+      </w:r>
+      <w:r>
+        <w:rPr>
+          <w:color w:val="6AAB73"/>
+        </w:rPr>
+        <w:t>"Данные новой статьи"</w:t>
+      </w:r>
+      <w:r>
+        <w:rPr>
+          <w:color w:val="BCBEC4"/>
+        </w:rPr>
+        <w:t>)</w:t>
+      </w:r>
+      <w:r>
+        <w:rPr>
+          <w:color w:val="BCBEC4"/>
+        </w:rPr>
+        <w:br/>
+        <w:t xml:space="preserve">        </w:t>
+      </w:r>
+      <w:r>
+        <w:rPr>
+          <w:color w:val="B3AE60"/>
+        </w:rPr>
+        <w:t xml:space="preserve">@RequestBody </w:t>
+      </w:r>
+      <w:r>
+        <w:rPr>
+          <w:color w:val="BCBEC4"/>
+        </w:rPr>
+        <w:t>articleDto: ArticleDto</w:t>
+      </w:r>
+      <w:r>
+        <w:rPr>
+          <w:color w:val="BCBEC4"/>
+        </w:rPr>
+        <w:br/>
+        <w:t xml:space="preserve">    ): ResponseEntity&lt;ArticleDto&gt; {</w:t>
+      </w:r>
+      <w:r>
+        <w:rPr>
+          <w:color w:val="BCBEC4"/>
+        </w:rPr>
+        <w:br/>
+        <w:t xml:space="preserve">        </w:t>
+      </w:r>
+      <w:r>
+        <w:rPr>
+          <w:color w:val="CF8E6D"/>
+        </w:rPr>
+        <w:t xml:space="preserve">return </w:t>
+      </w:r>
+      <w:r>
+        <w:rPr>
+          <w:color w:val="BCBEC4"/>
+        </w:rPr>
+        <w:t>ResponseEntity.ok(</w:t>
+      </w:r>
+      <w:r>
+        <w:rPr>
+          <w:color w:val="C77DBB"/>
+        </w:rPr>
+        <w:t>articleService</w:t>
+      </w:r>
+      <w:r>
+        <w:rPr>
+          <w:color w:val="BCBEC4"/>
+        </w:rPr>
+        <w:t>.createArticle(articleDto))</w:t>
+      </w:r>
+      <w:r>
+        <w:rPr>
+          <w:color w:val="BCBEC4"/>
+        </w:rPr>
+        <w:br/>
+        <w:t xml:space="preserve">    }</w:t>
+      </w:r>
+      <w:r>
+        <w:rPr>
+          <w:color w:val="BCBEC4"/>
+        </w:rPr>
+        <w:br/>
+        <w:t>}</w:t>
+      </w:r>
+    </w:p>
+    <w:p>
+      <w:pPr>
+        <w:spacing w:after="0" w:line="360" w:lineRule="auto"/>
+        <w:ind w:firstLine="709"/>
+        <w:jc w:val="both"/>
+        <w:rPr>
+          <w:rFonts w:ascii="Times New Roman" w:hAnsi="Times New Roman" w:cs="Times New Roman"/>
+          <w:bCs/>
+          <w:sz w:val="28"/>
+          <w:szCs w:val="28"/>
+        </w:rPr>
+      </w:pPr>
+    </w:p>
+    <w:p>
+      <w:pPr>
+        <w:spacing w:after="0" w:line="360" w:lineRule="auto"/>
+        <w:ind w:firstLine="709"/>
+        <w:jc w:val="both"/>
+        <w:rPr>
+          <w:rFonts w:ascii="Times New Roman" w:hAnsi="Times New Roman" w:cs="Times New Roman"/>
+          <w:bCs/>
+          <w:sz w:val="28"/>
+          <w:szCs w:val="28"/>
+        </w:rPr>
+      </w:pPr>
+      <w:r>
+        <w:rPr>
+          <w:rFonts w:ascii="Times New Roman" w:hAnsi="Times New Roman" w:cs="Times New Roman"/>
+          <w:bCs/>
+          <w:sz w:val="28"/>
+          <w:szCs w:val="28"/>
+        </w:rPr>
+        <w:t>Такой подход к разр</w:t>
+      </w:r>
+      <w:r>
+        <w:rPr>
+          <w:rFonts w:ascii="Times New Roman" w:hAnsi="Times New Roman" w:cs="Times New Roman"/>
+          <w:bCs/>
+          <w:sz w:val="28"/>
+          <w:szCs w:val="28"/>
+        </w:rPr>
+        <w:t>аботке интерфейса обеспечивает:</w:t>
+      </w:r>
+    </w:p>
+    <w:p>
+      <w:pPr>
+        <w:pStyle w:val="aff2"/>
+        <w:numPr>
+          <w:ilvl w:val="0"/>
+          <w:numId w:val="42"/>
+        </w:numPr>
+        <w:spacing w:after="0" w:line="360" w:lineRule="auto"/>
+        <w:ind w:left="0" w:firstLine="709"/>
+        <w:jc w:val="both"/>
+        <w:rPr>
+          <w:rFonts w:ascii="Times New Roman" w:hAnsi="Times New Roman" w:cs="Times New Roman"/>
+          <w:bCs/>
+          <w:sz w:val="28"/>
+          <w:szCs w:val="28"/>
+        </w:rPr>
+      </w:pPr>
+      <w:r>
+        <w:rPr>
+          <w:rFonts w:ascii="Times New Roman" w:hAnsi="Times New Roman" w:cs="Times New Roman"/>
+          <w:bCs/>
+          <w:sz w:val="28"/>
+          <w:szCs w:val="28"/>
+        </w:rPr>
+        <w:t>Актуальность документации: Любые изменения в коде автоматически отражаются в Swagger UI.</w:t>
+      </w:r>
+    </w:p>
+    <w:p>
+      <w:pPr>
+        <w:pStyle w:val="aff2"/>
+        <w:numPr>
+          <w:ilvl w:val="0"/>
+          <w:numId w:val="42"/>
+        </w:numPr>
+        <w:spacing w:after="0" w:line="360" w:lineRule="auto"/>
+        <w:ind w:left="0" w:firstLine="709"/>
+        <w:jc w:val="both"/>
+        <w:rPr>
+          <w:rFonts w:ascii="Times New Roman" w:hAnsi="Times New Roman" w:cs="Times New Roman"/>
+          <w:bCs/>
+          <w:sz w:val="28"/>
+          <w:szCs w:val="28"/>
+        </w:rPr>
+      </w:pPr>
+      <w:r>
+        <w:rPr>
+          <w:rFonts w:ascii="Times New Roman" w:hAnsi="Times New Roman" w:cs="Times New Roman"/>
+          <w:bCs/>
+          <w:sz w:val="28"/>
+          <w:szCs w:val="28"/>
+        </w:rPr>
+        <w:t>Удобство тестирования: Разработчики фронтенда могут отправлять запросы прямо из браузера, используя кнопку "Try it out".</w:t>
+      </w:r>
+    </w:p>
+    <w:p>
+      <w:pPr>
+        <w:pStyle w:val="aff2"/>
+        <w:numPr>
+          <w:ilvl w:val="0"/>
+          <w:numId w:val="42"/>
+        </w:numPr>
+        <w:spacing w:after="0" w:line="360" w:lineRule="auto"/>
+        <w:ind w:left="0" w:firstLine="709"/>
+        <w:jc w:val="both"/>
+        <w:rPr>
+          <w:rFonts w:ascii="Times New Roman" w:hAnsi="Times New Roman" w:cs="Times New Roman"/>
+          <w:bCs/>
+          <w:sz w:val="28"/>
+          <w:szCs w:val="28"/>
+        </w:rPr>
+      </w:pPr>
+      <w:r>
+        <w:rPr>
+          <w:rFonts w:ascii="Times New Roman" w:hAnsi="Times New Roman" w:cs="Times New Roman"/>
+          <w:bCs/>
+          <w:sz w:val="28"/>
+          <w:szCs w:val="28"/>
+        </w:rPr>
+        <w:t>Безопасность: Встроенная поддержка JWT-авторизации (кнопка "Authorize") позволяет тестировать защищенные эндпоинты, передавая реальный токен доступа.</w:t>
       </w:r>
     </w:p>
     <w:p>
@@ -19891,38 +22668,6 @@
           <w:szCs w:val="28"/>
         </w:rPr>
       </w:pPr>
-      <w:r>
-        <w:rPr>
-          <w:rFonts w:ascii="Times New Roman" w:hAnsi="Times New Roman" w:cs="Times New Roman"/>
-          <w:b/>
-          <w:bCs/>
-          <w:sz w:val="28"/>
-          <w:szCs w:val="28"/>
-        </w:rPr>
-        <w:lastRenderedPageBreak/>
-        <w:t>2.3 Разработка функциональной части информационной системы</w:t>
-      </w:r>
-    </w:p>
-    <w:p>
-      <w:pPr>
-        <w:rPr>
-          <w:rFonts w:ascii="Times New Roman" w:hAnsi="Times New Roman" w:cs="Times New Roman"/>
-          <w:b/>
-          <w:bCs/>
-          <w:sz w:val="28"/>
-          <w:szCs w:val="28"/>
-        </w:rPr>
-      </w:pPr>
-      <w:r>
-        <w:rPr>
-          <w:rFonts w:ascii="Times New Roman" w:hAnsi="Times New Roman" w:cs="Times New Roman"/>
-          <w:b/>
-          <w:bCs/>
-          <w:sz w:val="28"/>
-          <w:szCs w:val="28"/>
-        </w:rPr>
-        <w:br w:type="page"/>
-      </w:r>
     </w:p>
     <w:p>
       <w:pPr>
@@ -19946,19 +22691,6120 @@
           <w:szCs w:val="28"/>
         </w:rPr>
         <w:lastRenderedPageBreak/>
-        <w:t>2.4 Разработка подсистемы безопасности информационной системы</w:t>
+        <w:t>2.3 Разработка функциональной части информационной системы</w:t>
       </w:r>
     </w:p>
     <w:p>
       <w:pPr>
         <w:spacing w:after="0" w:line="360" w:lineRule="auto"/>
         <w:ind w:firstLine="709"/>
-        <w:rPr>
-          <w:rFonts w:ascii="Times New Roman" w:hAnsi="Times New Roman" w:cs="Times New Roman"/>
-          <w:sz w:val="28"/>
-          <w:szCs w:val="28"/>
-        </w:rPr>
-      </w:pPr>
+        <w:jc w:val="both"/>
+        <w:rPr>
+          <w:rFonts w:ascii="Times New Roman" w:hAnsi="Times New Roman" w:cs="Times New Roman"/>
+          <w:bCs/>
+          <w:sz w:val="28"/>
+          <w:szCs w:val="28"/>
+        </w:rPr>
+      </w:pPr>
+      <w:r>
+        <w:rPr>
+          <w:rFonts w:ascii="Times New Roman" w:hAnsi="Times New Roman" w:cs="Times New Roman"/>
+          <w:bCs/>
+          <w:sz w:val="28"/>
+          <w:szCs w:val="28"/>
+        </w:rPr>
+        <w:t>Функциональная часть серверного приложения реализована на языке Kotlin с использованием фреймворка Spring Boot. Архитектура приложения построена по многослойному принципу (Controller → Service → Repository), где каждый слой имеет четкую зону ответственности.</w:t>
+      </w:r>
+    </w:p>
+    <w:p>
+      <w:pPr>
+        <w:spacing w:after="0" w:line="360" w:lineRule="auto"/>
+        <w:ind w:firstLine="709"/>
+        <w:jc w:val="both"/>
+        <w:rPr>
+          <w:rFonts w:ascii="Times New Roman" w:hAnsi="Times New Roman" w:cs="Times New Roman"/>
+          <w:bCs/>
+          <w:sz w:val="28"/>
+          <w:szCs w:val="28"/>
+        </w:rPr>
+      </w:pPr>
+      <w:r>
+        <w:rPr>
+          <w:rFonts w:ascii="Times New Roman" w:hAnsi="Times New Roman" w:cs="Times New Roman"/>
+          <w:bCs/>
+          <w:sz w:val="28"/>
+          <w:szCs w:val="28"/>
+        </w:rPr>
+        <w:t>Ядром системы является взаим</w:t>
+      </w:r>
+      <w:r>
+        <w:rPr>
+          <w:rFonts w:ascii="Times New Roman" w:hAnsi="Times New Roman" w:cs="Times New Roman"/>
+          <w:bCs/>
+          <w:sz w:val="28"/>
+          <w:szCs w:val="28"/>
+        </w:rPr>
+        <w:t>одействие нескольких подсистем:</w:t>
+      </w:r>
+    </w:p>
+    <w:p>
+      <w:pPr>
+        <w:spacing w:after="0" w:line="360" w:lineRule="auto"/>
+        <w:ind w:firstLine="709"/>
+        <w:jc w:val="both"/>
+        <w:rPr>
+          <w:rFonts w:ascii="Times New Roman" w:hAnsi="Times New Roman" w:cs="Times New Roman"/>
+          <w:bCs/>
+          <w:sz w:val="28"/>
+          <w:szCs w:val="28"/>
+        </w:rPr>
+      </w:pPr>
+      <w:r>
+        <w:rPr>
+          <w:rFonts w:ascii="Times New Roman" w:hAnsi="Times New Roman" w:cs="Times New Roman"/>
+          <w:bCs/>
+          <w:sz w:val="28"/>
+          <w:szCs w:val="28"/>
+        </w:rPr>
+        <w:t xml:space="preserve">    Модуль безопасности: Обеспечивает аутентификацию (</w:t>
+      </w:r>
+      <w:r>
+        <w:rPr>
+          <w:rFonts w:ascii="Times New Roman" w:hAnsi="Times New Roman" w:cs="Times New Roman"/>
+          <w:bCs/>
+          <w:sz w:val="28"/>
+          <w:szCs w:val="28"/>
+        </w:rPr>
+        <w:t xml:space="preserve">JWT/LDAP) и </w:t>
+      </w:r>
+      <w:r>
+        <w:rPr>
+          <w:rFonts w:ascii="Times New Roman" w:hAnsi="Times New Roman" w:cs="Times New Roman"/>
+          <w:bCs/>
+          <w:sz w:val="28"/>
+          <w:szCs w:val="28"/>
+        </w:rPr>
+        <w:t xml:space="preserve">управления доступом </w:t>
+      </w:r>
+      <w:r>
+        <w:rPr>
+          <w:rFonts w:ascii="Times New Roman" w:hAnsi="Times New Roman" w:cs="Times New Roman"/>
+          <w:bCs/>
+          <w:sz w:val="28"/>
+          <w:szCs w:val="28"/>
+        </w:rPr>
+        <w:t>(RBAC).</w:t>
+      </w:r>
+    </w:p>
+    <w:p>
+      <w:pPr>
+        <w:spacing w:after="0" w:line="360" w:lineRule="auto"/>
+        <w:ind w:firstLine="709"/>
+        <w:jc w:val="both"/>
+        <w:rPr>
+          <w:rFonts w:ascii="Times New Roman" w:hAnsi="Times New Roman" w:cs="Times New Roman"/>
+          <w:bCs/>
+          <w:sz w:val="28"/>
+          <w:szCs w:val="28"/>
+        </w:rPr>
+      </w:pPr>
+      <w:r>
+        <w:rPr>
+          <w:rFonts w:ascii="Times New Roman" w:hAnsi="Times New Roman" w:cs="Times New Roman"/>
+          <w:bCs/>
+          <w:sz w:val="28"/>
+          <w:szCs w:val="28"/>
+        </w:rPr>
+        <w:t xml:space="preserve">    Модуль коммуникаций: Реализует WebSocket-соединения для инт</w:t>
+      </w:r>
+      <w:r>
+        <w:rPr>
+          <w:rFonts w:ascii="Times New Roman" w:hAnsi="Times New Roman" w:cs="Times New Roman"/>
+          <w:bCs/>
+          <w:sz w:val="28"/>
+          <w:szCs w:val="28"/>
+        </w:rPr>
+        <w:t>ерактивного обмена сообщениями.</w:t>
+      </w:r>
+    </w:p>
+    <w:p>
+      <w:pPr>
+        <w:spacing w:after="0" w:line="360" w:lineRule="auto"/>
+        <w:ind w:firstLine="709"/>
+        <w:jc w:val="both"/>
+        <w:rPr>
+          <w:rFonts w:ascii="Times New Roman" w:hAnsi="Times New Roman" w:cs="Times New Roman"/>
+          <w:bCs/>
+          <w:sz w:val="28"/>
+          <w:szCs w:val="28"/>
+        </w:rPr>
+      </w:pPr>
+      <w:r>
+        <w:rPr>
+          <w:rFonts w:ascii="Times New Roman" w:hAnsi="Times New Roman" w:cs="Times New Roman"/>
+          <w:bCs/>
+          <w:sz w:val="28"/>
+          <w:szCs w:val="28"/>
+        </w:rPr>
+        <w:t xml:space="preserve">    Интеллектуальный модуль: Интегрирует локальные LLM (через </w:t>
+      </w:r>
+      <w:r>
+        <w:rPr>
+          <w:rFonts w:ascii="Times New Roman" w:hAnsi="Times New Roman" w:cs="Times New Roman"/>
+          <w:bCs/>
+          <w:sz w:val="28"/>
+          <w:szCs w:val="28"/>
+        </w:rPr>
+        <w:t>Ollama) для работы RAG-системы.</w:t>
+      </w:r>
+    </w:p>
+    <w:p>
+      <w:pPr>
+        <w:spacing w:after="0" w:line="360" w:lineRule="auto"/>
+        <w:ind w:firstLine="709"/>
+        <w:jc w:val="both"/>
+        <w:rPr>
+          <w:rFonts w:ascii="Times New Roman" w:hAnsi="Times New Roman" w:cs="Times New Roman"/>
+          <w:bCs/>
+          <w:sz w:val="28"/>
+          <w:szCs w:val="28"/>
+        </w:rPr>
+      </w:pPr>
+      <w:r>
+        <w:rPr>
+          <w:rFonts w:ascii="Times New Roman" w:hAnsi="Times New Roman" w:cs="Times New Roman"/>
+          <w:bCs/>
+          <w:sz w:val="28"/>
+          <w:szCs w:val="28"/>
+        </w:rPr>
+        <w:t>Реализация подсисте</w:t>
+      </w:r>
+      <w:r>
+        <w:rPr>
+          <w:rFonts w:ascii="Times New Roman" w:hAnsi="Times New Roman" w:cs="Times New Roman"/>
+          <w:bCs/>
+          <w:sz w:val="28"/>
+          <w:szCs w:val="28"/>
+        </w:rPr>
+        <w:t>мы аутентификации и авторизации</w:t>
+      </w:r>
+    </w:p>
+    <w:p>
+      <w:pPr>
+        <w:spacing w:after="0" w:line="360" w:lineRule="auto"/>
+        <w:ind w:firstLine="709"/>
+        <w:jc w:val="both"/>
+        <w:rPr>
+          <w:rFonts w:ascii="Times New Roman" w:hAnsi="Times New Roman" w:cs="Times New Roman"/>
+          <w:bCs/>
+          <w:sz w:val="28"/>
+          <w:szCs w:val="28"/>
+        </w:rPr>
+      </w:pPr>
+      <w:r>
+        <w:rPr>
+          <w:rFonts w:ascii="Times New Roman" w:hAnsi="Times New Roman" w:cs="Times New Roman"/>
+          <w:bCs/>
+          <w:sz w:val="28"/>
+          <w:szCs w:val="28"/>
+        </w:rPr>
+        <w:t>Безопасность системы базируется на гибридном подходе: поддержка локальных пользователей и интеграция с корпоративным каталогом Active Directory (LDAP). Центральным элементом является CustomAuthenticationManager, который определяет стратегию проверки учетны</w:t>
+      </w:r>
+      <w:r>
+        <w:rPr>
+          <w:rFonts w:ascii="Times New Roman" w:hAnsi="Times New Roman" w:cs="Times New Roman"/>
+          <w:bCs/>
+          <w:sz w:val="28"/>
+          <w:szCs w:val="28"/>
+        </w:rPr>
+        <w:t>х данных.</w:t>
+      </w:r>
+    </w:p>
+    <w:p>
+      <w:pPr>
+        <w:spacing w:after="0" w:line="360" w:lineRule="auto"/>
+        <w:ind w:firstLine="709"/>
+        <w:jc w:val="both"/>
+        <w:rPr>
+          <w:rFonts w:ascii="Times New Roman" w:hAnsi="Times New Roman" w:cs="Times New Roman"/>
+          <w:bCs/>
+          <w:sz w:val="28"/>
+          <w:szCs w:val="28"/>
+        </w:rPr>
+      </w:pPr>
+      <w:r>
+        <w:rPr>
+          <w:rFonts w:ascii="Times New Roman" w:hAnsi="Times New Roman" w:cs="Times New Roman"/>
+          <w:bCs/>
+          <w:sz w:val="28"/>
+          <w:szCs w:val="28"/>
+        </w:rPr>
+        <w:t>Если пользователь пытается войти через LDAP, система делегирует проверку провайдеру Active Directory, а в случае успеха автоматически создает или обновляет «теневого» пользователя в локальной базе данных PostgreSQL.</w:t>
+      </w:r>
+    </w:p>
+    <w:p>
+      <w:pPr>
+        <w:spacing w:after="0" w:line="360" w:lineRule="auto"/>
+        <w:ind w:firstLine="709"/>
+        <w:jc w:val="both"/>
+        <w:rPr>
+          <w:rFonts w:ascii="Times New Roman" w:hAnsi="Times New Roman" w:cs="Times New Roman"/>
+          <w:bCs/>
+          <w:sz w:val="28"/>
+          <w:szCs w:val="28"/>
+        </w:rPr>
+      </w:pPr>
+      <w:r>
+        <w:rPr>
+          <w:rFonts w:ascii="Times New Roman" w:hAnsi="Times New Roman" w:cs="Times New Roman"/>
+          <w:bCs/>
+          <w:sz w:val="28"/>
+          <w:szCs w:val="28"/>
+        </w:rPr>
+        <w:t>Листинг 2.4 — Логика гибридной аутентификации</w:t>
+      </w:r>
+      <w:r>
+        <w:rPr>
+          <w:rFonts w:ascii="Times New Roman" w:hAnsi="Times New Roman" w:cs="Times New Roman"/>
+          <w:bCs/>
+          <w:sz w:val="28"/>
+          <w:szCs w:val="28"/>
+        </w:rPr>
+        <w:t>.</w:t>
+      </w:r>
+    </w:p>
+    <w:p>
+      <w:pPr>
+        <w:pStyle w:val="HTML"/>
+        <w:shd w:val="clear" w:color="auto" w:fill="191A1C"/>
+        <w:rPr>
+          <w:color w:val="BCBEC4"/>
+        </w:rPr>
+      </w:pPr>
+      <w:r>
+        <w:rPr>
+          <w:color w:val="B3AE60"/>
+        </w:rPr>
+        <w:t>@Component</w:t>
+      </w:r>
+      <w:r>
+        <w:rPr>
+          <w:color w:val="B3AE60"/>
+        </w:rPr>
+        <w:br/>
+      </w:r>
+      <w:r>
+        <w:rPr>
+          <w:color w:val="CF8E6D"/>
+        </w:rPr>
+        <w:t xml:space="preserve">class </w:t>
+      </w:r>
+      <w:r>
+        <w:rPr>
+          <w:color w:val="BCBEC4"/>
+        </w:rPr>
+        <w:t>CustomAuthenticationManager(</w:t>
+      </w:r>
+      <w:r>
+        <w:rPr>
+          <w:color w:val="BCBEC4"/>
+        </w:rPr>
+        <w:br/>
+        <w:t xml:space="preserve">    </w:t>
+      </w:r>
+      <w:r>
+        <w:rPr>
+          <w:color w:val="CF8E6D"/>
+        </w:rPr>
+        <w:t xml:space="preserve">private val </w:t>
+      </w:r>
+      <w:r>
+        <w:rPr>
+          <w:color w:val="C77DBB"/>
+        </w:rPr>
+        <w:t>userService</w:t>
+      </w:r>
+      <w:r>
+        <w:rPr>
+          <w:color w:val="BCBEC4"/>
+        </w:rPr>
+        <w:t>: UserService,</w:t>
+      </w:r>
+      <w:r>
+        <w:rPr>
+          <w:color w:val="BCBEC4"/>
+        </w:rPr>
+        <w:br/>
+        <w:t xml:space="preserve">    </w:t>
+      </w:r>
+      <w:r>
+        <w:rPr>
+          <w:color w:val="CF8E6D"/>
+        </w:rPr>
+        <w:t xml:space="preserve">private val </w:t>
+      </w:r>
+      <w:r>
+        <w:rPr>
+          <w:color w:val="C77DBB"/>
+        </w:rPr>
+        <w:t>passwordEncoder</w:t>
+      </w:r>
+      <w:r>
+        <w:rPr>
+          <w:color w:val="BCBEC4"/>
+        </w:rPr>
+        <w:t>: PasswordEncoder,</w:t>
+      </w:r>
+      <w:r>
+        <w:rPr>
+          <w:color w:val="BCBEC4"/>
+        </w:rPr>
+        <w:br/>
+        <w:t xml:space="preserve">    </w:t>
+      </w:r>
+      <w:r>
+        <w:rPr>
+          <w:color w:val="CF8E6D"/>
+        </w:rPr>
+        <w:t xml:space="preserve">private val </w:t>
+      </w:r>
+      <w:r>
+        <w:rPr>
+          <w:color w:val="C77DBB"/>
+        </w:rPr>
+        <w:t>ldapAuthenticationProvider</w:t>
+      </w:r>
+      <w:r>
+        <w:rPr>
+          <w:color w:val="BCBEC4"/>
+        </w:rPr>
+        <w:t xml:space="preserve">: LdapAuthenticationProvider, </w:t>
+      </w:r>
+      <w:r>
+        <w:rPr>
+          <w:color w:val="7A7E85"/>
+        </w:rPr>
+        <w:t>// Провайдер для AD</w:t>
+      </w:r>
+      <w:r>
+        <w:rPr>
+          <w:color w:val="7A7E85"/>
+        </w:rPr>
+        <w:br/>
+        <w:t xml:space="preserve">    </w:t>
+      </w:r>
+      <w:r>
+        <w:rPr>
+          <w:color w:val="CF8E6D"/>
+        </w:rPr>
+        <w:t xml:space="preserve">private val </w:t>
+      </w:r>
+      <w:r>
+        <w:rPr>
+          <w:color w:val="C77DBB"/>
+        </w:rPr>
+        <w:t>daoAuthenticationProvider</w:t>
+      </w:r>
+      <w:r>
+        <w:rPr>
+          <w:color w:val="BCBEC4"/>
+        </w:rPr>
+        <w:t xml:space="preserve">: DaoAuthenticationProvider    </w:t>
+      </w:r>
+      <w:r>
+        <w:rPr>
+          <w:color w:val="7A7E85"/>
+        </w:rPr>
+        <w:t>// Провайдер для локальной БД</w:t>
+      </w:r>
+      <w:r>
+        <w:rPr>
+          <w:color w:val="7A7E85"/>
+        </w:rPr>
+        <w:br/>
+      </w:r>
+      <w:r>
+        <w:rPr>
+          <w:color w:val="BCBEC4"/>
+        </w:rPr>
+        <w:t>) : AuthenticationManager {</w:t>
+      </w:r>
+      <w:r>
+        <w:rPr>
+          <w:color w:val="BCBEC4"/>
+        </w:rPr>
+        <w:br/>
+      </w:r>
+      <w:r>
+        <w:rPr>
+          <w:color w:val="BCBEC4"/>
+        </w:rPr>
+        <w:br/>
+        <w:t xml:space="preserve">    </w:t>
+      </w:r>
+      <w:r>
+        <w:rPr>
+          <w:color w:val="CF8E6D"/>
+        </w:rPr>
+        <w:t xml:space="preserve">override fun </w:t>
+      </w:r>
+      <w:r>
+        <w:rPr>
+          <w:color w:val="56A8F5"/>
+        </w:rPr>
+        <w:t>authenticate</w:t>
+      </w:r>
+      <w:r>
+        <w:rPr>
+          <w:color w:val="BCBEC4"/>
+        </w:rPr>
+        <w:t>(authentication: Authentication): Authentication {</w:t>
+      </w:r>
+      <w:r>
+        <w:rPr>
+          <w:color w:val="BCBEC4"/>
+        </w:rPr>
+        <w:br/>
+        <w:t xml:space="preserve">        </w:t>
+      </w:r>
+      <w:r>
+        <w:rPr>
+          <w:color w:val="CF8E6D"/>
+        </w:rPr>
+        <w:t xml:space="preserve">val </w:t>
+      </w:r>
+      <w:r>
+        <w:rPr>
+          <w:color w:val="BCBEC4"/>
+        </w:rPr>
+        <w:t>email = authentication.name</w:t>
+      </w:r>
+      <w:r>
+        <w:rPr>
+          <w:color w:val="BCBEC4"/>
+        </w:rPr>
+        <w:br/>
+        <w:t xml:space="preserve">        </w:t>
+      </w:r>
+      <w:r>
+        <w:rPr>
+          <w:color w:val="CF8E6D"/>
+        </w:rPr>
+        <w:t xml:space="preserve">val </w:t>
+      </w:r>
+      <w:r>
+        <w:rPr>
+          <w:color w:val="BCBEC4"/>
+        </w:rPr>
+        <w:t xml:space="preserve">user = </w:t>
+      </w:r>
+      <w:r>
+        <w:rPr>
+          <w:color w:val="C77DBB"/>
+        </w:rPr>
+        <w:t>userService</w:t>
+      </w:r>
+      <w:r>
+        <w:rPr>
+          <w:color w:val="BCBEC4"/>
+        </w:rPr>
+        <w:t>.findByEmail(email)</w:t>
+      </w:r>
+      <w:r>
+        <w:rPr>
+          <w:color w:val="BCBEC4"/>
+        </w:rPr>
+        <w:br/>
+      </w:r>
+      <w:r>
+        <w:rPr>
+          <w:color w:val="BCBEC4"/>
+        </w:rPr>
+        <w:br/>
+      </w:r>
+      <w:r>
+        <w:rPr>
+          <w:color w:val="BCBEC4"/>
+        </w:rPr>
+        <w:lastRenderedPageBreak/>
+        <w:t xml:space="preserve">        </w:t>
+      </w:r>
+      <w:r>
+        <w:rPr>
+          <w:color w:val="7A7E85"/>
+        </w:rPr>
+        <w:t>// Если пользователь помечен как LDAP-пользователь или не найден (попытка входа через AD)</w:t>
+      </w:r>
+      <w:r>
+        <w:rPr>
+          <w:color w:val="7A7E85"/>
+        </w:rPr>
+        <w:br/>
+        <w:t xml:space="preserve">        </w:t>
+      </w:r>
+      <w:r>
+        <w:rPr>
+          <w:color w:val="CF8E6D"/>
+        </w:rPr>
+        <w:t xml:space="preserve">if </w:t>
+      </w:r>
+      <w:r>
+        <w:rPr>
+          <w:color w:val="BCBEC4"/>
+        </w:rPr>
+        <w:t xml:space="preserve">(user == </w:t>
+      </w:r>
+      <w:r>
+        <w:rPr>
+          <w:color w:val="CF8E6D"/>
+        </w:rPr>
+        <w:t xml:space="preserve">null </w:t>
+      </w:r>
+      <w:r>
+        <w:rPr>
+          <w:color w:val="BCBEC4"/>
+        </w:rPr>
+        <w:t xml:space="preserve">|| </w:t>
+      </w:r>
+      <w:r>
+        <w:rPr>
+          <w:color w:val="BCBEC4"/>
+          <w:shd w:val="clear" w:color="auto" w:fill="1A3B2D"/>
+        </w:rPr>
+        <w:t>user</w:t>
+      </w:r>
+      <w:r>
+        <w:rPr>
+          <w:color w:val="BCBEC4"/>
+        </w:rPr>
+        <w:t>.isFromLdap) {</w:t>
+      </w:r>
+      <w:r>
+        <w:rPr>
+          <w:color w:val="BCBEC4"/>
+        </w:rPr>
+        <w:br/>
+        <w:t xml:space="preserve">            </w:t>
+      </w:r>
+      <w:r>
+        <w:rPr>
+          <w:color w:val="CF8E6D"/>
+        </w:rPr>
+        <w:t xml:space="preserve">try </w:t>
+      </w:r>
+      <w:r>
+        <w:rPr>
+          <w:color w:val="BCBEC4"/>
+        </w:rPr>
+        <w:t>{</w:t>
+      </w:r>
+      <w:r>
+        <w:rPr>
+          <w:color w:val="BCBEC4"/>
+        </w:rPr>
+        <w:br/>
+        <w:t xml:space="preserve">                </w:t>
+      </w:r>
+      <w:r>
+        <w:rPr>
+          <w:color w:val="7A7E85"/>
+        </w:rPr>
+        <w:t>// Попытка аутентификации через LDAP</w:t>
+      </w:r>
+      <w:r>
+        <w:rPr>
+          <w:color w:val="7A7E85"/>
+        </w:rPr>
+        <w:br/>
+        <w:t xml:space="preserve">                </w:t>
+      </w:r>
+      <w:r>
+        <w:rPr>
+          <w:color w:val="CF8E6D"/>
+        </w:rPr>
+        <w:t xml:space="preserve">val </w:t>
+      </w:r>
+      <w:r>
+        <w:rPr>
+          <w:color w:val="BCBEC4"/>
+        </w:rPr>
+        <w:t xml:space="preserve">ldapAuth = </w:t>
+      </w:r>
+      <w:r>
+        <w:rPr>
+          <w:color w:val="C77DBB"/>
+        </w:rPr>
+        <w:t>ldapAuthenticationProvider</w:t>
+      </w:r>
+      <w:r>
+        <w:rPr>
+          <w:color w:val="BCBEC4"/>
+        </w:rPr>
+        <w:t>.authenticate(authentication)</w:t>
+      </w:r>
+      <w:r>
+        <w:rPr>
+          <w:color w:val="BCBEC4"/>
+        </w:rPr>
+        <w:br/>
+        <w:t xml:space="preserve">                </w:t>
+      </w:r>
+      <w:r>
+        <w:rPr>
+          <w:color w:val="7A7E85"/>
+        </w:rPr>
+        <w:t>// Синхронизация пользователя из LDAP в локальную БД</w:t>
+      </w:r>
+      <w:r>
+        <w:rPr>
+          <w:color w:val="7A7E85"/>
+        </w:rPr>
+        <w:br/>
+        <w:t xml:space="preserve">                </w:t>
+      </w:r>
+      <w:r>
+        <w:rPr>
+          <w:color w:val="BCBEC4"/>
+        </w:rPr>
+        <w:t>syncLdapUser(email)</w:t>
+      </w:r>
+      <w:r>
+        <w:rPr>
+          <w:color w:val="BCBEC4"/>
+        </w:rPr>
+        <w:br/>
+        <w:t xml:space="preserve">                </w:t>
+      </w:r>
+      <w:r>
+        <w:rPr>
+          <w:color w:val="CF8E6D"/>
+        </w:rPr>
+        <w:t xml:space="preserve">return </w:t>
+      </w:r>
+      <w:r>
+        <w:rPr>
+          <w:color w:val="BCBEC4"/>
+        </w:rPr>
+        <w:t>ldapAuth</w:t>
+      </w:r>
+      <w:r>
+        <w:rPr>
+          <w:color w:val="BCBEC4"/>
+        </w:rPr>
+        <w:br/>
+        <w:t xml:space="preserve">            } </w:t>
+      </w:r>
+      <w:r>
+        <w:rPr>
+          <w:color w:val="CF8E6D"/>
+        </w:rPr>
+        <w:t xml:space="preserve">catch </w:t>
+      </w:r>
+      <w:r>
+        <w:rPr>
+          <w:color w:val="BCBEC4"/>
+        </w:rPr>
+        <w:t>(e: Exception) {</w:t>
+      </w:r>
+      <w:r>
+        <w:rPr>
+          <w:color w:val="BCBEC4"/>
+        </w:rPr>
+        <w:br/>
+        <w:t xml:space="preserve">                </w:t>
+      </w:r>
+      <w:r>
+        <w:rPr>
+          <w:color w:val="7A7E85"/>
+        </w:rPr>
+        <w:t>// Логирование ошибки LDAP и проброс исключения</w:t>
+      </w:r>
+      <w:r>
+        <w:rPr>
+          <w:color w:val="7A7E85"/>
+        </w:rPr>
+        <w:br/>
+        <w:t xml:space="preserve">                </w:t>
+      </w:r>
+      <w:r>
+        <w:rPr>
+          <w:color w:val="CF8E6D"/>
+        </w:rPr>
+        <w:t xml:space="preserve">throw </w:t>
+      </w:r>
+      <w:r>
+        <w:rPr>
+          <w:color w:val="BCBEC4"/>
+        </w:rPr>
+        <w:t>BadCredentialsException(</w:t>
+      </w:r>
+      <w:r>
+        <w:rPr>
+          <w:color w:val="6AAB73"/>
+        </w:rPr>
+        <w:t>"LDAP authentication failed"</w:t>
+      </w:r>
+      <w:r>
+        <w:rPr>
+          <w:color w:val="BCBEC4"/>
+        </w:rPr>
+        <w:t>, e)</w:t>
+      </w:r>
+      <w:r>
+        <w:rPr>
+          <w:color w:val="BCBEC4"/>
+        </w:rPr>
+        <w:br/>
+        <w:t xml:space="preserve">            }</w:t>
+      </w:r>
+      <w:r>
+        <w:rPr>
+          <w:color w:val="BCBEC4"/>
+        </w:rPr>
+        <w:br/>
+        <w:t xml:space="preserve">        }</w:t>
+      </w:r>
+      <w:r>
+        <w:rPr>
+          <w:color w:val="BCBEC4"/>
+        </w:rPr>
+        <w:br/>
+      </w:r>
+      <w:r>
+        <w:rPr>
+          <w:color w:val="BCBEC4"/>
+        </w:rPr>
+        <w:br/>
+        <w:t xml:space="preserve">        </w:t>
+      </w:r>
+      <w:r>
+        <w:rPr>
+          <w:color w:val="7A7E85"/>
+        </w:rPr>
+        <w:t>// Иначе используем локальную проверку пароля (DAO)</w:t>
+      </w:r>
+      <w:r>
+        <w:rPr>
+          <w:color w:val="7A7E85"/>
+        </w:rPr>
+        <w:br/>
+        <w:t xml:space="preserve">        </w:t>
+      </w:r>
+      <w:r>
+        <w:rPr>
+          <w:color w:val="CF8E6D"/>
+        </w:rPr>
+        <w:t xml:space="preserve">return </w:t>
+      </w:r>
+      <w:r>
+        <w:rPr>
+          <w:color w:val="C77DBB"/>
+        </w:rPr>
+        <w:t>daoAuthenticationProvider</w:t>
+      </w:r>
+      <w:r>
+        <w:rPr>
+          <w:color w:val="BCBEC4"/>
+        </w:rPr>
+        <w:t>.authenticate(authentication)</w:t>
+      </w:r>
+      <w:r>
+        <w:rPr>
+          <w:color w:val="BCBEC4"/>
+        </w:rPr>
+        <w:br/>
+        <w:t xml:space="preserve">    }</w:t>
+      </w:r>
+      <w:r>
+        <w:rPr>
+          <w:color w:val="BCBEC4"/>
+        </w:rPr>
+        <w:br/>
+        <w:t>}</w:t>
+      </w:r>
+    </w:p>
+    <w:p>
+      <w:pPr>
+        <w:spacing w:after="0" w:line="360" w:lineRule="auto"/>
+        <w:ind w:firstLine="709"/>
+        <w:jc w:val="both"/>
+        <w:rPr>
+          <w:rFonts w:ascii="Times New Roman" w:hAnsi="Times New Roman" w:cs="Times New Roman"/>
+          <w:bCs/>
+          <w:sz w:val="28"/>
+          <w:szCs w:val="28"/>
+        </w:rPr>
+      </w:pPr>
+    </w:p>
+    <w:p>
+      <w:pPr>
+        <w:spacing w:after="0" w:line="360" w:lineRule="auto"/>
+        <w:ind w:firstLine="709"/>
+        <w:jc w:val="both"/>
+        <w:rPr>
+          <w:rFonts w:ascii="Times New Roman" w:hAnsi="Times New Roman" w:cs="Times New Roman"/>
+          <w:bCs/>
+          <w:sz w:val="28"/>
+          <w:szCs w:val="28"/>
+        </w:rPr>
+      </w:pPr>
+      <w:r>
+        <w:rPr>
+          <w:rFonts w:ascii="Times New Roman" w:hAnsi="Times New Roman" w:cs="Times New Roman"/>
+          <w:bCs/>
+          <w:sz w:val="28"/>
+          <w:szCs w:val="28"/>
+        </w:rPr>
+        <w:t>Для защиты API используется JWT (JSON Web Token). Фильтр JwtAuthenticationFilter перехватывает каждый HTTP-запрос, извлекает токен из заголовка Authorization, валидирует его подпись и срок действия, после чего помещает данные пользователя в контекст безопасности Spring Security.</w:t>
+      </w:r>
+    </w:p>
+    <w:p>
+      <w:pPr>
+        <w:spacing w:after="0" w:line="360" w:lineRule="auto"/>
+        <w:ind w:firstLine="709"/>
+        <w:jc w:val="both"/>
+        <w:rPr>
+          <w:rFonts w:ascii="Times New Roman" w:hAnsi="Times New Roman" w:cs="Times New Roman"/>
+          <w:bCs/>
+          <w:sz w:val="28"/>
+          <w:szCs w:val="28"/>
+          <w:lang w:val="en-US"/>
+        </w:rPr>
+      </w:pPr>
+      <w:r>
+        <w:rPr>
+          <w:rFonts w:ascii="Times New Roman" w:hAnsi="Times New Roman" w:cs="Times New Roman"/>
+          <w:bCs/>
+          <w:sz w:val="28"/>
+          <w:szCs w:val="28"/>
+        </w:rPr>
+        <w:t>Листинг</w:t>
+      </w:r>
+      <w:r>
+        <w:rPr>
+          <w:rFonts w:ascii="Times New Roman" w:hAnsi="Times New Roman" w:cs="Times New Roman"/>
+          <w:bCs/>
+          <w:sz w:val="28"/>
+          <w:szCs w:val="28"/>
+          <w:lang w:val="en-US"/>
+        </w:rPr>
+        <w:t xml:space="preserve"> 2.5 — </w:t>
+      </w:r>
+      <w:r>
+        <w:rPr>
+          <w:rFonts w:ascii="Times New Roman" w:hAnsi="Times New Roman" w:cs="Times New Roman"/>
+          <w:bCs/>
+          <w:sz w:val="28"/>
+          <w:szCs w:val="28"/>
+        </w:rPr>
+        <w:t>Фильтр</w:t>
+      </w:r>
+      <w:r>
+        <w:rPr>
+          <w:rFonts w:ascii="Times New Roman" w:hAnsi="Times New Roman" w:cs="Times New Roman"/>
+          <w:bCs/>
+          <w:sz w:val="28"/>
+          <w:szCs w:val="28"/>
+          <w:lang w:val="en-US"/>
+        </w:rPr>
+        <w:t xml:space="preserve"> JWT-</w:t>
+      </w:r>
+      <w:r>
+        <w:rPr>
+          <w:rFonts w:ascii="Times New Roman" w:hAnsi="Times New Roman" w:cs="Times New Roman"/>
+          <w:bCs/>
+          <w:sz w:val="28"/>
+          <w:szCs w:val="28"/>
+        </w:rPr>
+        <w:t>аутентификации</w:t>
+      </w:r>
+    </w:p>
+    <w:p>
+      <w:pPr>
+        <w:pStyle w:val="HTML"/>
+        <w:shd w:val="clear" w:color="auto" w:fill="191A1C"/>
+        <w:rPr>
+          <w:color w:val="BCBEC4"/>
+          <w:lang w:val="en-US"/>
+        </w:rPr>
+      </w:pPr>
+      <w:r>
+        <w:rPr>
+          <w:color w:val="B3AE60"/>
+          <w:lang w:val="en-US"/>
+        </w:rPr>
+        <w:t>@Component</w:t>
+      </w:r>
+      <w:r>
+        <w:rPr>
+          <w:color w:val="B3AE60"/>
+          <w:lang w:val="en-US"/>
+        </w:rPr>
+        <w:br/>
+      </w:r>
+      <w:r>
+        <w:rPr>
+          <w:color w:val="CF8E6D"/>
+          <w:lang w:val="en-US"/>
+        </w:rPr>
+        <w:t xml:space="preserve">class </w:t>
+      </w:r>
+      <w:r>
+        <w:rPr>
+          <w:color w:val="BCBEC4"/>
+          <w:lang w:val="en-US"/>
+        </w:rPr>
+        <w:t>JwtAuthenticationFilter(</w:t>
+      </w:r>
+      <w:r>
+        <w:rPr>
+          <w:color w:val="BCBEC4"/>
+          <w:lang w:val="en-US"/>
+        </w:rPr>
+        <w:br/>
+        <w:t xml:space="preserve">    </w:t>
+      </w:r>
+      <w:r>
+        <w:rPr>
+          <w:color w:val="CF8E6D"/>
+          <w:lang w:val="en-US"/>
+        </w:rPr>
+        <w:t xml:space="preserve">private val </w:t>
+      </w:r>
+      <w:r>
+        <w:rPr>
+          <w:color w:val="C77DBB"/>
+          <w:lang w:val="en-US"/>
+        </w:rPr>
+        <w:t>jwtUtil</w:t>
+      </w:r>
+      <w:r>
+        <w:rPr>
+          <w:color w:val="BCBEC4"/>
+          <w:lang w:val="en-US"/>
+        </w:rPr>
+        <w:t>: JwtUtil,</w:t>
+      </w:r>
+      <w:r>
+        <w:rPr>
+          <w:color w:val="BCBEC4"/>
+          <w:lang w:val="en-US"/>
+        </w:rPr>
+        <w:br/>
+        <w:t xml:space="preserve">    </w:t>
+      </w:r>
+      <w:r>
+        <w:rPr>
+          <w:color w:val="CF8E6D"/>
+          <w:lang w:val="en-US"/>
+        </w:rPr>
+        <w:t xml:space="preserve">private val </w:t>
+      </w:r>
+      <w:r>
+        <w:rPr>
+          <w:color w:val="C77DBB"/>
+          <w:lang w:val="en-US"/>
+        </w:rPr>
+        <w:t>userDetailsService</w:t>
+      </w:r>
+      <w:r>
+        <w:rPr>
+          <w:color w:val="BCBEC4"/>
+          <w:lang w:val="en-US"/>
+        </w:rPr>
+        <w:t>: UserDetailsService</w:t>
+      </w:r>
+      <w:r>
+        <w:rPr>
+          <w:color w:val="BCBEC4"/>
+          <w:lang w:val="en-US"/>
+        </w:rPr>
+        <w:br/>
+        <w:t>) : OncePerRequestFilter() {</w:t>
+      </w:r>
+      <w:r>
+        <w:rPr>
+          <w:color w:val="BCBEC4"/>
+          <w:lang w:val="en-US"/>
+        </w:rPr>
+        <w:br/>
+      </w:r>
+      <w:r>
+        <w:rPr>
+          <w:color w:val="BCBEC4"/>
+          <w:lang w:val="en-US"/>
+        </w:rPr>
+        <w:br/>
+        <w:t xml:space="preserve">    </w:t>
+      </w:r>
+      <w:r>
+        <w:rPr>
+          <w:color w:val="CF8E6D"/>
+          <w:lang w:val="en-US"/>
+        </w:rPr>
+        <w:t xml:space="preserve">override fun </w:t>
+      </w:r>
+      <w:r>
+        <w:rPr>
+          <w:color w:val="56A8F5"/>
+          <w:lang w:val="en-US"/>
+        </w:rPr>
+        <w:t>doFilterInternal</w:t>
+      </w:r>
+      <w:r>
+        <w:rPr>
+          <w:color w:val="BCBEC4"/>
+          <w:lang w:val="en-US"/>
+        </w:rPr>
+        <w:t>(</w:t>
+      </w:r>
+      <w:r>
+        <w:rPr>
+          <w:color w:val="BCBEC4"/>
+          <w:lang w:val="en-US"/>
+        </w:rPr>
+        <w:br/>
+        <w:t xml:space="preserve">        request: HttpServletRequest,</w:t>
+      </w:r>
+      <w:r>
+        <w:rPr>
+          <w:color w:val="BCBEC4"/>
+          <w:lang w:val="en-US"/>
+        </w:rPr>
+        <w:br/>
+        <w:t xml:space="preserve">        response: HttpServletResponse,</w:t>
+      </w:r>
+      <w:r>
+        <w:rPr>
+          <w:color w:val="BCBEC4"/>
+          <w:lang w:val="en-US"/>
+        </w:rPr>
+        <w:br/>
+        <w:t xml:space="preserve">        filterChain: FilterChain</w:t>
+      </w:r>
+      <w:r>
+        <w:rPr>
+          <w:color w:val="BCBEC4"/>
+          <w:lang w:val="en-US"/>
+        </w:rPr>
+        <w:br/>
+        <w:t xml:space="preserve">    ) {</w:t>
+      </w:r>
+      <w:r>
+        <w:rPr>
+          <w:color w:val="BCBEC4"/>
+          <w:lang w:val="en-US"/>
+        </w:rPr>
+        <w:br/>
+        <w:t xml:space="preserve">        </w:t>
+      </w:r>
+      <w:r>
+        <w:rPr>
+          <w:color w:val="CF8E6D"/>
+          <w:lang w:val="en-US"/>
+        </w:rPr>
+        <w:t xml:space="preserve">val </w:t>
+      </w:r>
+      <w:r>
+        <w:rPr>
+          <w:color w:val="BCBEC4"/>
+          <w:lang w:val="en-US"/>
+        </w:rPr>
+        <w:t>authHeader = request.getHeader(</w:t>
+      </w:r>
+      <w:r>
+        <w:rPr>
+          <w:color w:val="6AAB73"/>
+          <w:lang w:val="en-US"/>
+        </w:rPr>
+        <w:t>"Authorization"</w:t>
+      </w:r>
+      <w:r>
+        <w:rPr>
+          <w:color w:val="BCBEC4"/>
+          <w:lang w:val="en-US"/>
+        </w:rPr>
+        <w:t>)</w:t>
+      </w:r>
+      <w:r>
+        <w:rPr>
+          <w:color w:val="BCBEC4"/>
+          <w:lang w:val="en-US"/>
+        </w:rPr>
+        <w:br/>
+      </w:r>
+      <w:r>
+        <w:rPr>
+          <w:color w:val="BCBEC4"/>
+          <w:lang w:val="en-US"/>
+        </w:rPr>
+        <w:br/>
+        <w:t xml:space="preserve">        </w:t>
+      </w:r>
+      <w:r>
+        <w:rPr>
+          <w:color w:val="CF8E6D"/>
+          <w:lang w:val="en-US"/>
+        </w:rPr>
+        <w:t xml:space="preserve">if </w:t>
+      </w:r>
+      <w:r>
+        <w:rPr>
+          <w:color w:val="BCBEC4"/>
+          <w:lang w:val="en-US"/>
+        </w:rPr>
+        <w:t xml:space="preserve">(authHeader != </w:t>
+      </w:r>
+      <w:r>
+        <w:rPr>
+          <w:color w:val="CF8E6D"/>
+          <w:lang w:val="en-US"/>
+        </w:rPr>
+        <w:t xml:space="preserve">null </w:t>
+      </w:r>
+      <w:r>
+        <w:rPr>
+          <w:color w:val="BCBEC4"/>
+          <w:lang w:val="en-US"/>
+        </w:rPr>
+        <w:t xml:space="preserve">&amp;&amp; </w:t>
+      </w:r>
+      <w:r>
+        <w:rPr>
+          <w:color w:val="BCBEC4"/>
+          <w:shd w:val="clear" w:color="auto" w:fill="1A3B2D"/>
+          <w:lang w:val="en-US"/>
+        </w:rPr>
+        <w:t>authHeader</w:t>
+      </w:r>
+      <w:r>
+        <w:rPr>
+          <w:color w:val="BCBEC4"/>
+          <w:lang w:val="en-US"/>
+        </w:rPr>
+        <w:t>.startsWith(</w:t>
+      </w:r>
+      <w:r>
+        <w:rPr>
+          <w:color w:val="6AAB73"/>
+          <w:lang w:val="en-US"/>
+        </w:rPr>
+        <w:t>"Bearer "</w:t>
+      </w:r>
+      <w:r>
+        <w:rPr>
+          <w:color w:val="BCBEC4"/>
+          <w:lang w:val="en-US"/>
+        </w:rPr>
+        <w:t>)) {</w:t>
+      </w:r>
+      <w:r>
+        <w:rPr>
+          <w:color w:val="BCBEC4"/>
+          <w:lang w:val="en-US"/>
+        </w:rPr>
+        <w:br/>
+        <w:t xml:space="preserve">            </w:t>
+      </w:r>
+      <w:r>
+        <w:rPr>
+          <w:color w:val="CF8E6D"/>
+          <w:lang w:val="en-US"/>
+        </w:rPr>
+        <w:t xml:space="preserve">val </w:t>
+      </w:r>
+      <w:r>
+        <w:rPr>
+          <w:color w:val="BCBEC4"/>
+          <w:lang w:val="en-US"/>
+        </w:rPr>
+        <w:t xml:space="preserve">jwt = </w:t>
+      </w:r>
+      <w:r>
+        <w:rPr>
+          <w:color w:val="BCBEC4"/>
+          <w:shd w:val="clear" w:color="auto" w:fill="1A3B2D"/>
+          <w:lang w:val="en-US"/>
+        </w:rPr>
+        <w:t>authHeader</w:t>
+      </w:r>
+      <w:r>
+        <w:rPr>
+          <w:color w:val="BCBEC4"/>
+          <w:lang w:val="en-US"/>
+        </w:rPr>
+        <w:t>.substring(</w:t>
+      </w:r>
+      <w:r>
+        <w:rPr>
+          <w:color w:val="2AACB8"/>
+          <w:lang w:val="en-US"/>
+        </w:rPr>
+        <w:t>7</w:t>
+      </w:r>
+      <w:r>
+        <w:rPr>
+          <w:color w:val="BCBEC4"/>
+          <w:lang w:val="en-US"/>
+        </w:rPr>
+        <w:t xml:space="preserve">) </w:t>
+      </w:r>
+      <w:r>
+        <w:rPr>
+          <w:color w:val="7A7E85"/>
+          <w:lang w:val="en-US"/>
+        </w:rPr>
+        <w:t xml:space="preserve">// </w:t>
+      </w:r>
+      <w:r>
+        <w:rPr>
+          <w:color w:val="7A7E85"/>
+        </w:rPr>
+        <w:t>Удаляем</w:t>
+      </w:r>
+      <w:r>
+        <w:rPr>
+          <w:color w:val="7A7E85"/>
+          <w:lang w:val="en-US"/>
+        </w:rPr>
+        <w:t xml:space="preserve"> </w:t>
+      </w:r>
+      <w:r>
+        <w:rPr>
+          <w:color w:val="7A7E85"/>
+        </w:rPr>
+        <w:t>префикс</w:t>
+      </w:r>
+      <w:r>
+        <w:rPr>
+          <w:color w:val="7A7E85"/>
+          <w:lang w:val="en-US"/>
+        </w:rPr>
+        <w:t xml:space="preserve"> "Bearer "</w:t>
+      </w:r>
+      <w:r>
+        <w:rPr>
+          <w:color w:val="7A7E85"/>
+          <w:lang w:val="en-US"/>
+        </w:rPr>
+        <w:br/>
+        <w:t xml:space="preserve">            </w:t>
+      </w:r>
+      <w:r>
+        <w:rPr>
+          <w:color w:val="CF8E6D"/>
+          <w:lang w:val="en-US"/>
+        </w:rPr>
+        <w:t xml:space="preserve">val </w:t>
+      </w:r>
+      <w:r>
+        <w:rPr>
+          <w:color w:val="BCBEC4"/>
+          <w:lang w:val="en-US"/>
+        </w:rPr>
+        <w:t xml:space="preserve">username = </w:t>
+      </w:r>
+      <w:r>
+        <w:rPr>
+          <w:color w:val="C77DBB"/>
+          <w:lang w:val="en-US"/>
+        </w:rPr>
+        <w:t>jwtUtil</w:t>
+      </w:r>
+      <w:r>
+        <w:rPr>
+          <w:color w:val="BCBEC4"/>
+          <w:lang w:val="en-US"/>
+        </w:rPr>
+        <w:t>.extractUsername(jwt)</w:t>
+      </w:r>
+      <w:r>
+        <w:rPr>
+          <w:color w:val="BCBEC4"/>
+          <w:lang w:val="en-US"/>
+        </w:rPr>
+        <w:br/>
+      </w:r>
+      <w:r>
+        <w:rPr>
+          <w:color w:val="BCBEC4"/>
+          <w:lang w:val="en-US"/>
+        </w:rPr>
+        <w:br/>
+        <w:t xml:space="preserve">            </w:t>
+      </w:r>
+      <w:r>
+        <w:rPr>
+          <w:color w:val="CF8E6D"/>
+          <w:lang w:val="en-US"/>
+        </w:rPr>
+        <w:t xml:space="preserve">if </w:t>
+      </w:r>
+      <w:r>
+        <w:rPr>
+          <w:color w:val="BCBEC4"/>
+          <w:lang w:val="en-US"/>
+        </w:rPr>
+        <w:t xml:space="preserve">(username != </w:t>
+      </w:r>
+      <w:r>
+        <w:rPr>
+          <w:color w:val="CF8E6D"/>
+          <w:lang w:val="en-US"/>
+        </w:rPr>
+        <w:t xml:space="preserve">null </w:t>
+      </w:r>
+      <w:r>
+        <w:rPr>
+          <w:color w:val="BCBEC4"/>
+          <w:lang w:val="en-US"/>
+        </w:rPr>
+        <w:t xml:space="preserve">&amp;&amp; SecurityContextHolder.getContext().authentication == </w:t>
+      </w:r>
+      <w:r>
+        <w:rPr>
+          <w:color w:val="CF8E6D"/>
+          <w:lang w:val="en-US"/>
+        </w:rPr>
+        <w:t>null</w:t>
+      </w:r>
+      <w:r>
+        <w:rPr>
+          <w:color w:val="BCBEC4"/>
+          <w:lang w:val="en-US"/>
+        </w:rPr>
+        <w:t>) {</w:t>
+      </w:r>
+      <w:r>
+        <w:rPr>
+          <w:color w:val="BCBEC4"/>
+          <w:lang w:val="en-US"/>
+        </w:rPr>
+        <w:br/>
+        <w:t xml:space="preserve">                </w:t>
+      </w:r>
+      <w:r>
+        <w:rPr>
+          <w:color w:val="CF8E6D"/>
+          <w:lang w:val="en-US"/>
+        </w:rPr>
+        <w:t xml:space="preserve">val </w:t>
+      </w:r>
+      <w:r>
+        <w:rPr>
+          <w:color w:val="BCBEC4"/>
+          <w:lang w:val="en-US"/>
+        </w:rPr>
+        <w:t xml:space="preserve">userDetails = </w:t>
+      </w:r>
+      <w:r>
+        <w:rPr>
+          <w:color w:val="C77DBB"/>
+          <w:lang w:val="en-US"/>
+        </w:rPr>
+        <w:t>userDetailsService</w:t>
+      </w:r>
+      <w:r>
+        <w:rPr>
+          <w:color w:val="BCBEC4"/>
+          <w:lang w:val="en-US"/>
+        </w:rPr>
+        <w:t>.loadUserByUsername(username)</w:t>
+      </w:r>
+      <w:r>
+        <w:rPr>
+          <w:color w:val="BCBEC4"/>
+          <w:lang w:val="en-US"/>
+        </w:rPr>
+        <w:br/>
+      </w:r>
+      <w:r>
+        <w:rPr>
+          <w:color w:val="BCBEC4"/>
+          <w:lang w:val="en-US"/>
+        </w:rPr>
+        <w:br/>
+        <w:t xml:space="preserve">                </w:t>
+      </w:r>
+      <w:r>
+        <w:rPr>
+          <w:color w:val="7A7E85"/>
+          <w:lang w:val="en-US"/>
+        </w:rPr>
+        <w:t xml:space="preserve">// </w:t>
+      </w:r>
+      <w:r>
+        <w:rPr>
+          <w:color w:val="7A7E85"/>
+        </w:rPr>
+        <w:t>Проверка</w:t>
+      </w:r>
+      <w:r>
+        <w:rPr>
+          <w:color w:val="7A7E85"/>
+          <w:lang w:val="en-US"/>
+        </w:rPr>
+        <w:t xml:space="preserve"> </w:t>
+      </w:r>
+      <w:r>
+        <w:rPr>
+          <w:color w:val="7A7E85"/>
+        </w:rPr>
+        <w:t>валидности</w:t>
+      </w:r>
+      <w:r>
+        <w:rPr>
+          <w:color w:val="7A7E85"/>
+          <w:lang w:val="en-US"/>
+        </w:rPr>
+        <w:t xml:space="preserve"> </w:t>
+      </w:r>
+      <w:r>
+        <w:rPr>
+          <w:color w:val="7A7E85"/>
+        </w:rPr>
+        <w:t>токена</w:t>
+      </w:r>
+      <w:r>
+        <w:rPr>
+          <w:color w:val="7A7E85"/>
+          <w:lang w:val="en-US"/>
+        </w:rPr>
+        <w:br/>
+        <w:t xml:space="preserve">                </w:t>
+      </w:r>
+      <w:r>
+        <w:rPr>
+          <w:color w:val="CF8E6D"/>
+          <w:lang w:val="en-US"/>
+        </w:rPr>
+        <w:t xml:space="preserve">if </w:t>
+      </w:r>
+      <w:r>
+        <w:rPr>
+          <w:color w:val="BCBEC4"/>
+          <w:lang w:val="en-US"/>
+        </w:rPr>
+        <w:t>(</w:t>
+      </w:r>
+      <w:r>
+        <w:rPr>
+          <w:color w:val="C77DBB"/>
+          <w:lang w:val="en-US"/>
+        </w:rPr>
+        <w:t>jwtUtil</w:t>
+      </w:r>
+      <w:r>
+        <w:rPr>
+          <w:color w:val="BCBEC4"/>
+          <w:lang w:val="en-US"/>
+        </w:rPr>
+        <w:t>.isTokenValid(jwt, userDetails)) {</w:t>
+      </w:r>
+      <w:r>
+        <w:rPr>
+          <w:color w:val="BCBEC4"/>
+          <w:lang w:val="en-US"/>
+        </w:rPr>
+        <w:br/>
+        <w:t xml:space="preserve">                    </w:t>
+      </w:r>
+      <w:r>
+        <w:rPr>
+          <w:color w:val="CF8E6D"/>
+          <w:lang w:val="en-US"/>
+        </w:rPr>
+        <w:t xml:space="preserve">val </w:t>
+      </w:r>
+      <w:r>
+        <w:rPr>
+          <w:color w:val="BCBEC4"/>
+          <w:lang w:val="en-US"/>
+        </w:rPr>
+        <w:t>authToken = UsernamePasswordAuthenticationToken(</w:t>
+      </w:r>
+      <w:r>
+        <w:rPr>
+          <w:color w:val="BCBEC4"/>
+          <w:lang w:val="en-US"/>
+        </w:rPr>
+        <w:br/>
+        <w:t xml:space="preserve">                        userDetails, </w:t>
+      </w:r>
+      <w:r>
+        <w:rPr>
+          <w:color w:val="CF8E6D"/>
+          <w:lang w:val="en-US"/>
+        </w:rPr>
+        <w:t>null</w:t>
+      </w:r>
+      <w:r>
+        <w:rPr>
+          <w:color w:val="BCBEC4"/>
+          <w:lang w:val="en-US"/>
+        </w:rPr>
+        <w:t>, userDetails.authorities</w:t>
+      </w:r>
+      <w:r>
+        <w:rPr>
+          <w:color w:val="BCBEC4"/>
+          <w:lang w:val="en-US"/>
+        </w:rPr>
+        <w:br/>
+        <w:t xml:space="preserve">                    )</w:t>
+      </w:r>
+      <w:r>
+        <w:rPr>
+          <w:color w:val="BCBEC4"/>
+          <w:lang w:val="en-US"/>
+        </w:rPr>
+        <w:br/>
+        <w:t xml:space="preserve">                    authToken.details = WebAuthenticationDetailsSource().buildDetails(request)</w:t>
+      </w:r>
+      <w:r>
+        <w:rPr>
+          <w:color w:val="BCBEC4"/>
+          <w:lang w:val="en-US"/>
+        </w:rPr>
+        <w:br/>
+        <w:t xml:space="preserve">                    </w:t>
+      </w:r>
+      <w:r>
+        <w:rPr>
+          <w:color w:val="7A7E85"/>
+          <w:lang w:val="en-US"/>
+        </w:rPr>
+        <w:t xml:space="preserve">// </w:t>
+      </w:r>
+      <w:r>
+        <w:rPr>
+          <w:color w:val="7A7E85"/>
+        </w:rPr>
+        <w:t>Установка</w:t>
+      </w:r>
+      <w:r>
+        <w:rPr>
+          <w:color w:val="7A7E85"/>
+          <w:lang w:val="en-US"/>
+        </w:rPr>
+        <w:t xml:space="preserve"> </w:t>
+      </w:r>
+      <w:r>
+        <w:rPr>
+          <w:color w:val="7A7E85"/>
+        </w:rPr>
+        <w:t>аутентификации</w:t>
+      </w:r>
+      <w:r>
+        <w:rPr>
+          <w:color w:val="7A7E85"/>
+          <w:lang w:val="en-US"/>
+        </w:rPr>
+        <w:t xml:space="preserve"> </w:t>
+      </w:r>
+      <w:r>
+        <w:rPr>
+          <w:color w:val="7A7E85"/>
+        </w:rPr>
+        <w:t>в</w:t>
+      </w:r>
+      <w:r>
+        <w:rPr>
+          <w:color w:val="7A7E85"/>
+          <w:lang w:val="en-US"/>
+        </w:rPr>
+        <w:t xml:space="preserve"> </w:t>
+      </w:r>
+      <w:r>
+        <w:rPr>
+          <w:color w:val="7A7E85"/>
+        </w:rPr>
+        <w:t>контекст</w:t>
+      </w:r>
+      <w:r>
+        <w:rPr>
+          <w:color w:val="7A7E85"/>
+          <w:lang w:val="en-US"/>
+        </w:rPr>
+        <w:br/>
+      </w:r>
+      <w:r>
+        <w:rPr>
+          <w:color w:val="7A7E85"/>
+          <w:lang w:val="en-US"/>
+        </w:rPr>
+        <w:lastRenderedPageBreak/>
+        <w:t xml:space="preserve">                    </w:t>
+      </w:r>
+      <w:r>
+        <w:rPr>
+          <w:color w:val="BCBEC4"/>
+          <w:lang w:val="en-US"/>
+        </w:rPr>
+        <w:t>SecurityContextHolder.getContext().authentication = authToken</w:t>
+      </w:r>
+      <w:r>
+        <w:rPr>
+          <w:color w:val="BCBEC4"/>
+          <w:lang w:val="en-US"/>
+        </w:rPr>
+        <w:br/>
+        <w:t xml:space="preserve">                }</w:t>
+      </w:r>
+      <w:r>
+        <w:rPr>
+          <w:color w:val="BCBEC4"/>
+          <w:lang w:val="en-US"/>
+        </w:rPr>
+        <w:br/>
+        <w:t xml:space="preserve">            }</w:t>
+      </w:r>
+      <w:r>
+        <w:rPr>
+          <w:color w:val="BCBEC4"/>
+          <w:lang w:val="en-US"/>
+        </w:rPr>
+        <w:br/>
+        <w:t xml:space="preserve">        }</w:t>
+      </w:r>
+      <w:r>
+        <w:rPr>
+          <w:color w:val="BCBEC4"/>
+          <w:lang w:val="en-US"/>
+        </w:rPr>
+        <w:br/>
+        <w:t xml:space="preserve">        filterChain.doFilter(request, response)</w:t>
+      </w:r>
+      <w:r>
+        <w:rPr>
+          <w:color w:val="BCBEC4"/>
+          <w:lang w:val="en-US"/>
+        </w:rPr>
+        <w:br/>
+        <w:t xml:space="preserve">    }</w:t>
+      </w:r>
+      <w:r>
+        <w:rPr>
+          <w:color w:val="BCBEC4"/>
+          <w:lang w:val="en-US"/>
+        </w:rPr>
+        <w:br/>
+        <w:t>}</w:t>
+      </w:r>
+    </w:p>
+    <w:p>
+      <w:pPr>
+        <w:rPr>
+          <w:rFonts w:ascii="Times New Roman" w:hAnsi="Times New Roman" w:cs="Times New Roman"/>
+          <w:b/>
+          <w:bCs/>
+          <w:sz w:val="28"/>
+          <w:szCs w:val="28"/>
+          <w:lang w:val="en-US"/>
+        </w:rPr>
+      </w:pPr>
+    </w:p>
+    <w:p>
+      <w:pPr>
+        <w:spacing w:after="0" w:line="360" w:lineRule="auto"/>
+        <w:ind w:firstLine="709"/>
+        <w:jc w:val="both"/>
+        <w:rPr>
+          <w:rFonts w:ascii="Times New Roman" w:hAnsi="Times New Roman" w:cs="Times New Roman"/>
+          <w:bCs/>
+          <w:sz w:val="28"/>
+          <w:szCs w:val="28"/>
+        </w:rPr>
+      </w:pPr>
+      <w:r>
+        <w:rPr>
+          <w:rFonts w:ascii="Times New Roman" w:hAnsi="Times New Roman" w:cs="Times New Roman"/>
+          <w:bCs/>
+          <w:sz w:val="28"/>
+          <w:szCs w:val="28"/>
+        </w:rPr>
+        <w:t xml:space="preserve">Реализация </w:t>
+      </w:r>
+      <w:r>
+        <w:rPr>
+          <w:rFonts w:ascii="Times New Roman" w:hAnsi="Times New Roman" w:cs="Times New Roman"/>
+          <w:bCs/>
+          <w:sz w:val="28"/>
+          <w:szCs w:val="28"/>
+          <w:lang w:val="en-US"/>
+        </w:rPr>
+        <w:t>WebSocket</w:t>
+      </w:r>
+      <w:r>
+        <w:rPr>
+          <w:rFonts w:ascii="Times New Roman" w:hAnsi="Times New Roman" w:cs="Times New Roman"/>
+          <w:bCs/>
+          <w:sz w:val="28"/>
+          <w:szCs w:val="28"/>
+        </w:rPr>
+        <w:t xml:space="preserve"> для чат-бота</w:t>
+      </w:r>
+    </w:p>
+    <w:p>
+      <w:pPr>
+        <w:spacing w:after="0" w:line="360" w:lineRule="auto"/>
+        <w:ind w:firstLine="709"/>
+        <w:jc w:val="both"/>
+        <w:rPr>
+          <w:rFonts w:ascii="Times New Roman" w:hAnsi="Times New Roman" w:cs="Times New Roman"/>
+          <w:bCs/>
+          <w:sz w:val="28"/>
+          <w:szCs w:val="28"/>
+        </w:rPr>
+      </w:pPr>
+      <w:r>
+        <w:rPr>
+          <w:rFonts w:ascii="Times New Roman" w:hAnsi="Times New Roman" w:cs="Times New Roman"/>
+          <w:bCs/>
+          <w:sz w:val="28"/>
+          <w:szCs w:val="28"/>
+        </w:rPr>
+        <w:t>Для обеспечения работы диалогового ассистента в режиме реального времени используется протокол WebSocket поверх STOMP. Это позволяет клиенту (фронтенду) подписываться на топик ответов и получать токены текста по мере их генерации нейросетью (streaming), не дожидаясь полного ответа.</w:t>
+      </w:r>
+    </w:p>
+    <w:p>
+      <w:pPr>
+        <w:spacing w:after="0" w:line="360" w:lineRule="auto"/>
+        <w:ind w:firstLine="709"/>
+        <w:jc w:val="both"/>
+        <w:rPr>
+          <w:rFonts w:ascii="Times New Roman" w:hAnsi="Times New Roman" w:cs="Times New Roman"/>
+          <w:bCs/>
+          <w:sz w:val="28"/>
+          <w:szCs w:val="28"/>
+        </w:rPr>
+      </w:pPr>
+      <w:r>
+        <w:rPr>
+          <w:rFonts w:ascii="Times New Roman" w:hAnsi="Times New Roman" w:cs="Times New Roman"/>
+          <w:bCs/>
+          <w:sz w:val="28"/>
+          <w:szCs w:val="28"/>
+        </w:rPr>
+        <w:t>Листинг 2.6 — Конфигурация WebSocket брокера</w:t>
+      </w:r>
+    </w:p>
+    <w:p>
+      <w:pPr>
+        <w:pStyle w:val="HTML"/>
+        <w:shd w:val="clear" w:color="auto" w:fill="191A1C"/>
+        <w:rPr>
+          <w:color w:val="BCBEC4"/>
+        </w:rPr>
+      </w:pPr>
+      <w:r>
+        <w:rPr>
+          <w:color w:val="B3AE60"/>
+        </w:rPr>
+        <w:t>@Configuration</w:t>
+      </w:r>
+      <w:r>
+        <w:rPr>
+          <w:color w:val="B3AE60"/>
+        </w:rPr>
+        <w:br/>
+        <w:t>@EnableWebSocketMessageBroker</w:t>
+      </w:r>
+      <w:r>
+        <w:rPr>
+          <w:color w:val="B3AE60"/>
+        </w:rPr>
+        <w:br/>
+      </w:r>
+      <w:r>
+        <w:rPr>
+          <w:color w:val="CF8E6D"/>
+        </w:rPr>
+        <w:t xml:space="preserve">class </w:t>
+      </w:r>
+      <w:r>
+        <w:rPr>
+          <w:color w:val="BCBEC4"/>
+        </w:rPr>
+        <w:t>WebSocketConfig(</w:t>
+      </w:r>
+      <w:r>
+        <w:rPr>
+          <w:color w:val="BCBEC4"/>
+        </w:rPr>
+        <w:br/>
+        <w:t xml:space="preserve">    </w:t>
+      </w:r>
+      <w:r>
+        <w:rPr>
+          <w:color w:val="CF8E6D"/>
+        </w:rPr>
+        <w:t xml:space="preserve">private val </w:t>
+      </w:r>
+      <w:r>
+        <w:rPr>
+          <w:color w:val="C77DBB"/>
+        </w:rPr>
+        <w:t>jwtChannelInterceptor</w:t>
+      </w:r>
+      <w:r>
+        <w:rPr>
+          <w:color w:val="BCBEC4"/>
+        </w:rPr>
+        <w:t>: JwtChannelInterceptor</w:t>
+      </w:r>
+      <w:r>
+        <w:rPr>
+          <w:color w:val="BCBEC4"/>
+        </w:rPr>
+        <w:br/>
+        <w:t>) : WebSocketMessageBrokerConfigurer {</w:t>
+      </w:r>
+      <w:r>
+        <w:rPr>
+          <w:color w:val="BCBEC4"/>
+        </w:rPr>
+        <w:br/>
+      </w:r>
+      <w:r>
+        <w:rPr>
+          <w:color w:val="BCBEC4"/>
+        </w:rPr>
+        <w:br/>
+        <w:t xml:space="preserve">    </w:t>
+      </w:r>
+      <w:r>
+        <w:rPr>
+          <w:color w:val="CF8E6D"/>
+        </w:rPr>
+        <w:t xml:space="preserve">override fun </w:t>
+      </w:r>
+      <w:r>
+        <w:rPr>
+          <w:color w:val="56A8F5"/>
+        </w:rPr>
+        <w:t>registerStompEndpoints</w:t>
+      </w:r>
+      <w:r>
+        <w:rPr>
+          <w:color w:val="BCBEC4"/>
+        </w:rPr>
+        <w:t>(registry: StompEndpointRegistry) {</w:t>
+      </w:r>
+      <w:r>
+        <w:rPr>
+          <w:color w:val="BCBEC4"/>
+        </w:rPr>
+        <w:br/>
+        <w:t xml:space="preserve">        </w:t>
+      </w:r>
+      <w:r>
+        <w:rPr>
+          <w:color w:val="7A7E85"/>
+        </w:rPr>
+        <w:t>// Точка подключения для клиентов (с поддержкой SockJS)</w:t>
+      </w:r>
+      <w:r>
+        <w:rPr>
+          <w:color w:val="7A7E85"/>
+        </w:rPr>
+        <w:br/>
+        <w:t xml:space="preserve">        </w:t>
+      </w:r>
+      <w:r>
+        <w:rPr>
+          <w:color w:val="BCBEC4"/>
+        </w:rPr>
+        <w:t>registry.addEndpoint(</w:t>
+      </w:r>
+      <w:r>
+        <w:rPr>
+          <w:color w:val="6AAB73"/>
+        </w:rPr>
+        <w:t>"/ws/chat"</w:t>
+      </w:r>
+      <w:r>
+        <w:rPr>
+          <w:color w:val="BCBEC4"/>
+        </w:rPr>
+        <w:t>)</w:t>
+      </w:r>
+      <w:r>
+        <w:rPr>
+          <w:color w:val="BCBEC4"/>
+        </w:rPr>
+        <w:br/>
+        <w:t xml:space="preserve">            .setAllowedOriginPatterns(</w:t>
+      </w:r>
+      <w:r>
+        <w:rPr>
+          <w:color w:val="6AAB73"/>
+        </w:rPr>
+        <w:t>"*"</w:t>
+      </w:r>
+      <w:r>
+        <w:rPr>
+          <w:color w:val="BCBEC4"/>
+        </w:rPr>
+        <w:t>)</w:t>
+      </w:r>
+      <w:r>
+        <w:rPr>
+          <w:color w:val="BCBEC4"/>
+        </w:rPr>
+        <w:br/>
+        <w:t xml:space="preserve">            .withSockJS()</w:t>
+      </w:r>
+      <w:r>
+        <w:rPr>
+          <w:color w:val="BCBEC4"/>
+        </w:rPr>
+        <w:br/>
+        <w:t xml:space="preserve">    }</w:t>
+      </w:r>
+      <w:r>
+        <w:rPr>
+          <w:color w:val="BCBEC4"/>
+        </w:rPr>
+        <w:br/>
+      </w:r>
+      <w:r>
+        <w:rPr>
+          <w:color w:val="BCBEC4"/>
+        </w:rPr>
+        <w:br/>
+        <w:t xml:space="preserve">    </w:t>
+      </w:r>
+      <w:r>
+        <w:rPr>
+          <w:color w:val="CF8E6D"/>
+        </w:rPr>
+        <w:t xml:space="preserve">override fun </w:t>
+      </w:r>
+      <w:r>
+        <w:rPr>
+          <w:color w:val="56A8F5"/>
+        </w:rPr>
+        <w:t>configureMessageBroker</w:t>
+      </w:r>
+      <w:r>
+        <w:rPr>
+          <w:color w:val="BCBEC4"/>
+        </w:rPr>
+        <w:t>(registry: MessageBrokerRegistry) {</w:t>
+      </w:r>
+      <w:r>
+        <w:rPr>
+          <w:color w:val="BCBEC4"/>
+        </w:rPr>
+        <w:br/>
+        <w:t xml:space="preserve">        </w:t>
+      </w:r>
+      <w:r>
+        <w:rPr>
+          <w:color w:val="7A7E85"/>
+        </w:rPr>
+        <w:t>// Префикс для отправки сообщений от клиента</w:t>
+      </w:r>
+      <w:r>
+        <w:rPr>
+          <w:color w:val="7A7E85"/>
+        </w:rPr>
+        <w:br/>
+        <w:t xml:space="preserve">        </w:t>
+      </w:r>
+      <w:r>
+        <w:rPr>
+          <w:color w:val="BCBEC4"/>
+        </w:rPr>
+        <w:t>registry.setApplicationDestinationPrefixes(</w:t>
+      </w:r>
+      <w:r>
+        <w:rPr>
+          <w:color w:val="6AAB73"/>
+        </w:rPr>
+        <w:t>"/app"</w:t>
+      </w:r>
+      <w:r>
+        <w:rPr>
+          <w:color w:val="BCBEC4"/>
+        </w:rPr>
+        <w:t>)</w:t>
+      </w:r>
+      <w:r>
+        <w:rPr>
+          <w:color w:val="BCBEC4"/>
+        </w:rPr>
+        <w:br/>
+        <w:t xml:space="preserve">        </w:t>
+      </w:r>
+      <w:r>
+        <w:rPr>
+          <w:color w:val="7A7E85"/>
+        </w:rPr>
+        <w:t>// Префикс для подписки клиента на ответы сервера</w:t>
+      </w:r>
+      <w:r>
+        <w:rPr>
+          <w:color w:val="7A7E85"/>
+        </w:rPr>
+        <w:br/>
+        <w:t xml:space="preserve">        </w:t>
+      </w:r>
+      <w:r>
+        <w:rPr>
+          <w:color w:val="BCBEC4"/>
+        </w:rPr>
+        <w:t>registry.enableSimpleBroker(</w:t>
+      </w:r>
+      <w:r>
+        <w:rPr>
+          <w:color w:val="6AAB73"/>
+        </w:rPr>
+        <w:t>"/topic"</w:t>
+      </w:r>
+      <w:r>
+        <w:rPr>
+          <w:color w:val="BCBEC4"/>
+        </w:rPr>
+        <w:t>)</w:t>
+      </w:r>
+      <w:r>
+        <w:rPr>
+          <w:color w:val="BCBEC4"/>
+        </w:rPr>
+        <w:br/>
+        <w:t xml:space="preserve">    }</w:t>
+      </w:r>
+      <w:r>
+        <w:rPr>
+          <w:color w:val="BCBEC4"/>
+        </w:rPr>
+        <w:br/>
+      </w:r>
+      <w:r>
+        <w:rPr>
+          <w:color w:val="BCBEC4"/>
+        </w:rPr>
+        <w:br/>
+        <w:t xml:space="preserve">    </w:t>
+      </w:r>
+      <w:r>
+        <w:rPr>
+          <w:color w:val="CF8E6D"/>
+        </w:rPr>
+        <w:t xml:space="preserve">override fun </w:t>
+      </w:r>
+      <w:r>
+        <w:rPr>
+          <w:color w:val="56A8F5"/>
+        </w:rPr>
+        <w:t>configureClientInboundChannel</w:t>
+      </w:r>
+      <w:r>
+        <w:rPr>
+          <w:color w:val="BCBEC4"/>
+        </w:rPr>
+        <w:t>(registration: ChannelRegistration) {</w:t>
+      </w:r>
+      <w:r>
+        <w:rPr>
+          <w:color w:val="BCBEC4"/>
+        </w:rPr>
+        <w:br/>
+        <w:t xml:space="preserve">        </w:t>
+      </w:r>
+      <w:r>
+        <w:rPr>
+          <w:color w:val="7A7E85"/>
+        </w:rPr>
+        <w:t>// Подключение перехватчика для проверки JWT при установке соединения</w:t>
+      </w:r>
+      <w:r>
+        <w:rPr>
+          <w:color w:val="7A7E85"/>
+        </w:rPr>
+        <w:br/>
+        <w:t xml:space="preserve">        </w:t>
+      </w:r>
+      <w:r>
+        <w:rPr>
+          <w:color w:val="BCBEC4"/>
+        </w:rPr>
+        <w:t>registration.interceptors(</w:t>
+      </w:r>
+      <w:r>
+        <w:rPr>
+          <w:color w:val="C77DBB"/>
+        </w:rPr>
+        <w:t>jwtChannelInterceptor</w:t>
+      </w:r>
+      <w:r>
+        <w:rPr>
+          <w:color w:val="BCBEC4"/>
+        </w:rPr>
+        <w:t>)</w:t>
+      </w:r>
+      <w:r>
+        <w:rPr>
+          <w:color w:val="BCBEC4"/>
+        </w:rPr>
+        <w:br/>
+        <w:t xml:space="preserve">    }</w:t>
+      </w:r>
+      <w:r>
+        <w:rPr>
+          <w:color w:val="BCBEC4"/>
+        </w:rPr>
+        <w:br/>
+        <w:t>}</w:t>
+      </w:r>
+    </w:p>
+    <w:p>
+      <w:pPr>
+        <w:rPr>
+          <w:rFonts w:ascii="Times New Roman" w:hAnsi="Times New Roman" w:cs="Times New Roman"/>
+          <w:b/>
+          <w:bCs/>
+          <w:sz w:val="28"/>
+          <w:szCs w:val="28"/>
+        </w:rPr>
+      </w:pPr>
+    </w:p>
+    <w:p>
+      <w:pPr>
+        <w:spacing w:after="0" w:line="360" w:lineRule="auto"/>
+        <w:ind w:firstLine="709"/>
+        <w:jc w:val="both"/>
+        <w:rPr>
+          <w:rFonts w:ascii="Times New Roman" w:hAnsi="Times New Roman" w:cs="Times New Roman"/>
+          <w:bCs/>
+          <w:sz w:val="28"/>
+          <w:szCs w:val="28"/>
+        </w:rPr>
+      </w:pPr>
+      <w:r>
+        <w:rPr>
+          <w:rFonts w:ascii="Times New Roman" w:hAnsi="Times New Roman" w:cs="Times New Roman"/>
+          <w:bCs/>
+          <w:sz w:val="28"/>
+          <w:szCs w:val="28"/>
+        </w:rPr>
+        <w:t>Интеграция с LLM и RAG</w:t>
+      </w:r>
+    </w:p>
+    <w:p>
+      <w:pPr>
+        <w:spacing w:after="0" w:line="360" w:lineRule="auto"/>
+        <w:ind w:firstLine="709"/>
+        <w:jc w:val="both"/>
+        <w:rPr>
+          <w:rFonts w:ascii="Times New Roman" w:hAnsi="Times New Roman" w:cs="Times New Roman"/>
+          <w:bCs/>
+          <w:sz w:val="28"/>
+          <w:szCs w:val="28"/>
+        </w:rPr>
+      </w:pPr>
+      <w:r>
+        <w:rPr>
+          <w:rFonts w:ascii="Times New Roman" w:hAnsi="Times New Roman" w:cs="Times New Roman"/>
+          <w:bCs/>
+          <w:sz w:val="28"/>
+          <w:szCs w:val="28"/>
+        </w:rPr>
+        <w:t xml:space="preserve">Интеллектуальная часть системы реализована в сервисе OllamaService. Он отвечает за взаимодействие с локально запущенной нейросетью (например, Llama 3 или Qwen). Основной метод chat реализует паттерн RAG (Retrieval-Augmented Generation): сначала выполняется поиск релевантного контекста в </w:t>
+      </w:r>
+      <w:r>
+        <w:rPr>
+          <w:rFonts w:ascii="Times New Roman" w:hAnsi="Times New Roman" w:cs="Times New Roman"/>
+          <w:bCs/>
+          <w:sz w:val="28"/>
+          <w:szCs w:val="28"/>
+        </w:rPr>
+        <w:lastRenderedPageBreak/>
+        <w:t>базе знаний, затем формируется обогащенный промпт, который отправляется модели.</w:t>
+      </w:r>
+    </w:p>
+    <w:p>
+      <w:pPr>
+        <w:spacing w:after="0" w:line="360" w:lineRule="auto"/>
+        <w:ind w:firstLine="709"/>
+        <w:jc w:val="both"/>
+        <w:rPr>
+          <w:rFonts w:ascii="Times New Roman" w:hAnsi="Times New Roman" w:cs="Times New Roman"/>
+          <w:bCs/>
+          <w:sz w:val="28"/>
+          <w:szCs w:val="28"/>
+        </w:rPr>
+      </w:pPr>
+      <w:r>
+        <w:rPr>
+          <w:rFonts w:ascii="Times New Roman" w:hAnsi="Times New Roman" w:cs="Times New Roman"/>
+          <w:bCs/>
+          <w:sz w:val="28"/>
+          <w:szCs w:val="28"/>
+        </w:rPr>
+        <w:t>Листинг 2.7 — Генерация ответа с использованием RAG</w:t>
+      </w:r>
+      <w:r>
+        <w:rPr>
+          <w:rFonts w:ascii="Times New Roman" w:hAnsi="Times New Roman" w:cs="Times New Roman"/>
+          <w:bCs/>
+          <w:sz w:val="28"/>
+          <w:szCs w:val="28"/>
+        </w:rPr>
+        <w:t>.</w:t>
+      </w:r>
+    </w:p>
+    <w:p>
+      <w:pPr>
+        <w:pStyle w:val="HTML"/>
+        <w:shd w:val="clear" w:color="auto" w:fill="191A1C"/>
+        <w:rPr>
+          <w:color w:val="BCBEC4"/>
+          <w:lang w:val="en-US"/>
+        </w:rPr>
+      </w:pPr>
+      <w:r>
+        <w:rPr>
+          <w:color w:val="B3AE60"/>
+          <w:lang w:val="en-US"/>
+        </w:rPr>
+        <w:t>@Service</w:t>
+      </w:r>
+      <w:r>
+        <w:rPr>
+          <w:color w:val="B3AE60"/>
+          <w:lang w:val="en-US"/>
+        </w:rPr>
+        <w:br/>
+      </w:r>
+      <w:r>
+        <w:rPr>
+          <w:color w:val="CF8E6D"/>
+          <w:lang w:val="en-US"/>
+        </w:rPr>
+        <w:t xml:space="preserve">class </w:t>
+      </w:r>
+      <w:r>
+        <w:rPr>
+          <w:color w:val="BCBEC4"/>
+          <w:lang w:val="en-US"/>
+        </w:rPr>
+        <w:t>OllamaService(</w:t>
+      </w:r>
+      <w:r>
+        <w:rPr>
+          <w:color w:val="BCBEC4"/>
+          <w:lang w:val="en-US"/>
+        </w:rPr>
+        <w:br/>
+        <w:t xml:space="preserve">    </w:t>
+      </w:r>
+      <w:r>
+        <w:rPr>
+          <w:color w:val="CF8E6D"/>
+          <w:lang w:val="en-US"/>
+        </w:rPr>
+        <w:t xml:space="preserve">private val </w:t>
+      </w:r>
+      <w:r>
+        <w:rPr>
+          <w:color w:val="C77DBB"/>
+          <w:lang w:val="en-US"/>
+        </w:rPr>
+        <w:t>chatModel</w:t>
+      </w:r>
+      <w:r>
+        <w:rPr>
+          <w:color w:val="BCBEC4"/>
+          <w:lang w:val="en-US"/>
+        </w:rPr>
+        <w:t xml:space="preserve">: OllamaChatModel, </w:t>
+      </w:r>
+      <w:r>
+        <w:rPr>
+          <w:color w:val="7A7E85"/>
+          <w:lang w:val="en-US"/>
+        </w:rPr>
+        <w:t xml:space="preserve">// </w:t>
+      </w:r>
+      <w:r>
+        <w:rPr>
+          <w:color w:val="7A7E85"/>
+        </w:rPr>
+        <w:t>Клиент</w:t>
+      </w:r>
+      <w:r>
+        <w:rPr>
+          <w:color w:val="7A7E85"/>
+          <w:lang w:val="en-US"/>
+        </w:rPr>
+        <w:t xml:space="preserve"> Spring AI </w:t>
+      </w:r>
+      <w:r>
+        <w:rPr>
+          <w:color w:val="7A7E85"/>
+        </w:rPr>
+        <w:t>для</w:t>
+      </w:r>
+      <w:r>
+        <w:rPr>
+          <w:color w:val="7A7E85"/>
+          <w:lang w:val="en-US"/>
+        </w:rPr>
+        <w:t xml:space="preserve"> Ollama</w:t>
+      </w:r>
+      <w:r>
+        <w:rPr>
+          <w:color w:val="7A7E85"/>
+          <w:lang w:val="en-US"/>
+        </w:rPr>
+        <w:br/>
+        <w:t xml:space="preserve">    </w:t>
+      </w:r>
+      <w:r>
+        <w:rPr>
+          <w:color w:val="CF8E6D"/>
+          <w:lang w:val="en-US"/>
+        </w:rPr>
+        <w:t xml:space="preserve">private val </w:t>
+      </w:r>
+      <w:r>
+        <w:rPr>
+          <w:color w:val="C77DBB"/>
+          <w:lang w:val="en-US"/>
+        </w:rPr>
+        <w:t>luceneService</w:t>
+      </w:r>
+      <w:r>
+        <w:rPr>
+          <w:color w:val="BCBEC4"/>
+          <w:lang w:val="en-US"/>
+        </w:rPr>
+        <w:t xml:space="preserve">: LuceneService </w:t>
+      </w:r>
+      <w:r>
+        <w:rPr>
+          <w:color w:val="7A7E85"/>
+          <w:lang w:val="en-US"/>
+        </w:rPr>
+        <w:t xml:space="preserve">// </w:t>
+      </w:r>
+      <w:r>
+        <w:rPr>
+          <w:color w:val="7A7E85"/>
+        </w:rPr>
+        <w:t>Сервис</w:t>
+      </w:r>
+      <w:r>
+        <w:rPr>
+          <w:color w:val="7A7E85"/>
+          <w:lang w:val="en-US"/>
+        </w:rPr>
+        <w:t xml:space="preserve"> </w:t>
+      </w:r>
+      <w:r>
+        <w:rPr>
+          <w:color w:val="7A7E85"/>
+        </w:rPr>
+        <w:t>полнотекстового</w:t>
+      </w:r>
+      <w:r>
+        <w:rPr>
+          <w:color w:val="7A7E85"/>
+          <w:lang w:val="en-US"/>
+        </w:rPr>
+        <w:t xml:space="preserve"> </w:t>
+      </w:r>
+      <w:r>
+        <w:rPr>
+          <w:color w:val="7A7E85"/>
+        </w:rPr>
+        <w:t>поиска</w:t>
+      </w:r>
+      <w:r>
+        <w:rPr>
+          <w:color w:val="7A7E85"/>
+          <w:lang w:val="en-US"/>
+        </w:rPr>
+        <w:br/>
+      </w:r>
+      <w:r>
+        <w:rPr>
+          <w:color w:val="BCBEC4"/>
+          <w:lang w:val="en-US"/>
+        </w:rPr>
+        <w:t>) {</w:t>
+      </w:r>
+      <w:r>
+        <w:rPr>
+          <w:color w:val="BCBEC4"/>
+          <w:lang w:val="en-US"/>
+        </w:rPr>
+        <w:br/>
+      </w:r>
+      <w:r>
+        <w:rPr>
+          <w:color w:val="BCBEC4"/>
+          <w:lang w:val="en-US"/>
+        </w:rPr>
+        <w:br/>
+        <w:t xml:space="preserve">    </w:t>
+      </w:r>
+      <w:r>
+        <w:rPr>
+          <w:color w:val="CF8E6D"/>
+          <w:lang w:val="en-US"/>
+        </w:rPr>
+        <w:t xml:space="preserve">fun </w:t>
+      </w:r>
+      <w:r>
+        <w:rPr>
+          <w:color w:val="56A8F5"/>
+          <w:lang w:val="en-US"/>
+        </w:rPr>
+        <w:t>chat</w:t>
+      </w:r>
+      <w:r>
+        <w:rPr>
+          <w:color w:val="BCBEC4"/>
+          <w:lang w:val="en-US"/>
+        </w:rPr>
+        <w:t>(message: String, history: List&lt;ChatMessage&gt;): Flux&lt;String&gt; {</w:t>
+      </w:r>
+      <w:r>
+        <w:rPr>
+          <w:color w:val="BCBEC4"/>
+          <w:lang w:val="en-US"/>
+        </w:rPr>
+        <w:br/>
+        <w:t xml:space="preserve">        </w:t>
+      </w:r>
+      <w:r>
+        <w:rPr>
+          <w:color w:val="7A7E85"/>
+          <w:lang w:val="en-US"/>
+        </w:rPr>
+        <w:t xml:space="preserve">// 1. </w:t>
+      </w:r>
+      <w:r>
+        <w:rPr>
+          <w:color w:val="7A7E85"/>
+        </w:rPr>
+        <w:t>Поиск</w:t>
+      </w:r>
+      <w:r>
+        <w:rPr>
+          <w:color w:val="7A7E85"/>
+          <w:lang w:val="en-US"/>
+        </w:rPr>
+        <w:t xml:space="preserve"> </w:t>
+      </w:r>
+      <w:r>
+        <w:rPr>
+          <w:color w:val="7A7E85"/>
+        </w:rPr>
+        <w:t>контекста</w:t>
+      </w:r>
+      <w:r>
+        <w:rPr>
+          <w:color w:val="7A7E85"/>
+          <w:lang w:val="en-US"/>
+        </w:rPr>
+        <w:t xml:space="preserve"> </w:t>
+      </w:r>
+      <w:r>
+        <w:rPr>
+          <w:color w:val="7A7E85"/>
+        </w:rPr>
+        <w:t>в</w:t>
+      </w:r>
+      <w:r>
+        <w:rPr>
+          <w:color w:val="7A7E85"/>
+          <w:lang w:val="en-US"/>
+        </w:rPr>
+        <w:t xml:space="preserve"> </w:t>
+      </w:r>
+      <w:r>
+        <w:rPr>
+          <w:color w:val="7A7E85"/>
+        </w:rPr>
+        <w:t>базе</w:t>
+      </w:r>
+      <w:r>
+        <w:rPr>
+          <w:color w:val="7A7E85"/>
+          <w:lang w:val="en-US"/>
+        </w:rPr>
+        <w:t xml:space="preserve"> </w:t>
+      </w:r>
+      <w:r>
+        <w:rPr>
+          <w:color w:val="7A7E85"/>
+        </w:rPr>
+        <w:t>знаний</w:t>
+      </w:r>
+      <w:r>
+        <w:rPr>
+          <w:color w:val="7A7E85"/>
+          <w:lang w:val="en-US"/>
+        </w:rPr>
+        <w:t xml:space="preserve"> (RAG)</w:t>
+      </w:r>
+      <w:r>
+        <w:rPr>
+          <w:color w:val="7A7E85"/>
+          <w:lang w:val="en-US"/>
+        </w:rPr>
+        <w:br/>
+        <w:t xml:space="preserve">        </w:t>
+      </w:r>
+      <w:r>
+        <w:rPr>
+          <w:color w:val="CF8E6D"/>
+          <w:lang w:val="en-US"/>
+        </w:rPr>
+        <w:t xml:space="preserve">val </w:t>
+      </w:r>
+      <w:r>
+        <w:rPr>
+          <w:color w:val="BCBEC4"/>
+          <w:lang w:val="en-US"/>
+        </w:rPr>
+        <w:t xml:space="preserve">contextArticles = </w:t>
+      </w:r>
+      <w:r>
+        <w:rPr>
+          <w:color w:val="C77DBB"/>
+          <w:lang w:val="en-US"/>
+        </w:rPr>
+        <w:t>luceneService</w:t>
+      </w:r>
+      <w:r>
+        <w:rPr>
+          <w:color w:val="BCBEC4"/>
+          <w:lang w:val="en-US"/>
+        </w:rPr>
+        <w:t xml:space="preserve">.search(message, </w:t>
+      </w:r>
+      <w:r>
+        <w:rPr>
+          <w:color w:val="56C1D6"/>
+          <w:lang w:val="en-US"/>
+        </w:rPr>
+        <w:t xml:space="preserve">limit = </w:t>
+      </w:r>
+      <w:r>
+        <w:rPr>
+          <w:color w:val="2AACB8"/>
+          <w:lang w:val="en-US"/>
+        </w:rPr>
+        <w:t>3</w:t>
+      </w:r>
+      <w:r>
+        <w:rPr>
+          <w:color w:val="BCBEC4"/>
+          <w:lang w:val="en-US"/>
+        </w:rPr>
+        <w:t>)</w:t>
+      </w:r>
+      <w:r>
+        <w:rPr>
+          <w:color w:val="BCBEC4"/>
+          <w:lang w:val="en-US"/>
+        </w:rPr>
+        <w:br/>
+        <w:t xml:space="preserve">        </w:t>
+      </w:r>
+      <w:r>
+        <w:rPr>
+          <w:color w:val="CF8E6D"/>
+          <w:lang w:val="en-US"/>
+        </w:rPr>
+        <w:t xml:space="preserve">val </w:t>
+      </w:r>
+      <w:r>
+        <w:rPr>
+          <w:color w:val="BCBEC4"/>
+          <w:lang w:val="en-US"/>
+        </w:rPr>
+        <w:t>contextString = contextArticles.joinToString(</w:t>
+      </w:r>
+      <w:r>
+        <w:rPr>
+          <w:color w:val="6AAB73"/>
+          <w:lang w:val="en-US"/>
+        </w:rPr>
+        <w:t>"</w:t>
+      </w:r>
+      <w:r>
+        <w:rPr>
+          <w:color w:val="CF8E6D"/>
+          <w:lang w:val="en-US"/>
+        </w:rPr>
+        <w:t>\n</w:t>
+      </w:r>
+      <w:r>
+        <w:rPr>
+          <w:color w:val="6AAB73"/>
+          <w:lang w:val="en-US"/>
+        </w:rPr>
+        <w:t>"</w:t>
+      </w:r>
+      <w:r>
+        <w:rPr>
+          <w:color w:val="BCBEC4"/>
+          <w:lang w:val="en-US"/>
+        </w:rPr>
+        <w:t xml:space="preserve">) </w:t>
+      </w:r>
+      <w:r>
+        <w:rPr>
+          <w:b/>
+          <w:bCs/>
+          <w:color w:val="BCBEC4"/>
+          <w:lang w:val="en-US"/>
+        </w:rPr>
+        <w:t xml:space="preserve">{ </w:t>
+      </w:r>
+      <w:r>
+        <w:rPr>
+          <w:color w:val="BCBEC4"/>
+          <w:lang w:val="en-US"/>
+        </w:rPr>
+        <w:t xml:space="preserve">it.content </w:t>
+      </w:r>
+      <w:r>
+        <w:rPr>
+          <w:b/>
+          <w:bCs/>
+          <w:color w:val="BCBEC4"/>
+          <w:lang w:val="en-US"/>
+        </w:rPr>
+        <w:t>}</w:t>
+      </w:r>
+      <w:r>
+        <w:rPr>
+          <w:b/>
+          <w:bCs/>
+          <w:color w:val="BCBEC4"/>
+          <w:lang w:val="en-US"/>
+        </w:rPr>
+        <w:br/>
+      </w:r>
+      <w:r>
+        <w:rPr>
+          <w:b/>
+          <w:bCs/>
+          <w:color w:val="BCBEC4"/>
+          <w:lang w:val="en-US"/>
+        </w:rPr>
+        <w:br/>
+        <w:t xml:space="preserve">        </w:t>
+      </w:r>
+      <w:r>
+        <w:rPr>
+          <w:color w:val="7A7E85"/>
+          <w:lang w:val="en-US"/>
+        </w:rPr>
+        <w:t xml:space="preserve">// 2. </w:t>
+      </w:r>
+      <w:r>
+        <w:rPr>
+          <w:color w:val="7A7E85"/>
+        </w:rPr>
+        <w:t>Формирование системного промпта</w:t>
+      </w:r>
+      <w:r>
+        <w:rPr>
+          <w:color w:val="7A7E85"/>
+        </w:rPr>
+        <w:br/>
+        <w:t xml:space="preserve">        </w:t>
+      </w:r>
+      <w:r>
+        <w:rPr>
+          <w:color w:val="CF8E6D"/>
+        </w:rPr>
+        <w:t xml:space="preserve">val </w:t>
+      </w:r>
+      <w:r>
+        <w:rPr>
+          <w:color w:val="BCBEC4"/>
+        </w:rPr>
+        <w:t xml:space="preserve">systemPrompt = </w:t>
+      </w:r>
+      <w:r>
+        <w:rPr>
+          <w:color w:val="6AAB73"/>
+        </w:rPr>
+        <w:t>"""</w:t>
+      </w:r>
+      <w:r>
+        <w:rPr>
+          <w:color w:val="6AAB73"/>
+        </w:rPr>
+        <w:br/>
+        <w:t xml:space="preserve">            Ты — корпоративный ассистент базы знаний. </w:t>
+      </w:r>
+      <w:r>
+        <w:rPr>
+          <w:color w:val="6AAB73"/>
+        </w:rPr>
+        <w:br/>
+        <w:t xml:space="preserve">            Используй следующую информацию для ответа на вопрос пользователя:</w:t>
+      </w:r>
+      <w:r>
+        <w:rPr>
+          <w:color w:val="6AAB73"/>
+        </w:rPr>
+        <w:br/>
+        <w:t xml:space="preserve">            </w:t>
+      </w:r>
+      <w:r>
+        <w:rPr>
+          <w:color w:val="CF8E6D"/>
+        </w:rPr>
+        <w:t>$</w:t>
+      </w:r>
+      <w:r>
+        <w:rPr>
+          <w:color w:val="BCBEC4"/>
+        </w:rPr>
+        <w:t>contextString</w:t>
+      </w:r>
+      <w:r>
+        <w:rPr>
+          <w:color w:val="BCBEC4"/>
+        </w:rPr>
+        <w:br/>
+        <w:t xml:space="preserve">            </w:t>
+      </w:r>
+      <w:r>
+        <w:rPr>
+          <w:color w:val="BCBEC4"/>
+        </w:rPr>
+        <w:br/>
+      </w:r>
+      <w:r>
+        <w:rPr>
+          <w:color w:val="6AAB73"/>
+        </w:rPr>
+        <w:t xml:space="preserve">            Если информации недостаточно, так и скажи. Не</w:t>
+      </w:r>
+      <w:r>
+        <w:rPr>
+          <w:color w:val="6AAB73"/>
+          <w:lang w:val="en-US"/>
+        </w:rPr>
+        <w:t xml:space="preserve"> </w:t>
+      </w:r>
+      <w:r>
+        <w:rPr>
+          <w:color w:val="6AAB73"/>
+        </w:rPr>
+        <w:t>выдумывай</w:t>
+      </w:r>
+      <w:r>
+        <w:rPr>
+          <w:color w:val="6AAB73"/>
+          <w:lang w:val="en-US"/>
+        </w:rPr>
+        <w:t xml:space="preserve"> </w:t>
+      </w:r>
+      <w:r>
+        <w:rPr>
+          <w:color w:val="6AAB73"/>
+        </w:rPr>
+        <w:t>факты</w:t>
+      </w:r>
+      <w:r>
+        <w:rPr>
+          <w:color w:val="6AAB73"/>
+          <w:lang w:val="en-US"/>
+        </w:rPr>
+        <w:t>.</w:t>
+      </w:r>
+      <w:r>
+        <w:rPr>
+          <w:color w:val="6AAB73"/>
+          <w:lang w:val="en-US"/>
+        </w:rPr>
+        <w:br/>
+        <w:t xml:space="preserve">        """</w:t>
+      </w:r>
+      <w:r>
+        <w:rPr>
+          <w:color w:val="BCBEC4"/>
+          <w:lang w:val="en-US"/>
+        </w:rPr>
+        <w:t>.</w:t>
+      </w:r>
+      <w:r>
+        <w:rPr>
+          <w:i/>
+          <w:iCs/>
+          <w:color w:val="57AAF7"/>
+          <w:lang w:val="en-US"/>
+        </w:rPr>
+        <w:t>trimIndent</w:t>
+      </w:r>
+      <w:r>
+        <w:rPr>
+          <w:color w:val="BCBEC4"/>
+          <w:lang w:val="en-US"/>
+        </w:rPr>
+        <w:t>()</w:t>
+      </w:r>
+      <w:r>
+        <w:rPr>
+          <w:color w:val="BCBEC4"/>
+          <w:lang w:val="en-US"/>
+        </w:rPr>
+        <w:br/>
+      </w:r>
+      <w:r>
+        <w:rPr>
+          <w:color w:val="BCBEC4"/>
+          <w:lang w:val="en-US"/>
+        </w:rPr>
+        <w:br/>
+        <w:t xml:space="preserve">        </w:t>
+      </w:r>
+      <w:r>
+        <w:rPr>
+          <w:color w:val="7A7E85"/>
+          <w:lang w:val="en-US"/>
+        </w:rPr>
+        <w:t xml:space="preserve">// 3. </w:t>
+      </w:r>
+      <w:r>
+        <w:rPr>
+          <w:color w:val="7A7E85"/>
+        </w:rPr>
+        <w:t>Формирование</w:t>
+      </w:r>
+      <w:r>
+        <w:rPr>
+          <w:color w:val="7A7E85"/>
+          <w:lang w:val="en-US"/>
+        </w:rPr>
+        <w:t xml:space="preserve"> </w:t>
+      </w:r>
+      <w:r>
+        <w:rPr>
+          <w:color w:val="7A7E85"/>
+        </w:rPr>
+        <w:t>сообщения</w:t>
+      </w:r>
+      <w:r>
+        <w:rPr>
+          <w:color w:val="7A7E85"/>
+          <w:lang w:val="en-US"/>
+        </w:rPr>
+        <w:br/>
+        <w:t xml:space="preserve">        </w:t>
+      </w:r>
+      <w:r>
+        <w:rPr>
+          <w:color w:val="CF8E6D"/>
+          <w:lang w:val="en-US"/>
+        </w:rPr>
+        <w:t xml:space="preserve">val </w:t>
+      </w:r>
+      <w:r>
+        <w:rPr>
+          <w:color w:val="BCBEC4"/>
+          <w:lang w:val="en-US"/>
+        </w:rPr>
+        <w:t>userMessage = UserMessage(message)</w:t>
+      </w:r>
+      <w:r>
+        <w:rPr>
+          <w:color w:val="BCBEC4"/>
+          <w:lang w:val="en-US"/>
+        </w:rPr>
+        <w:br/>
+        <w:t xml:space="preserve">        </w:t>
+      </w:r>
+      <w:r>
+        <w:rPr>
+          <w:color w:val="CF8E6D"/>
+          <w:lang w:val="en-US"/>
+        </w:rPr>
+        <w:t xml:space="preserve">val </w:t>
+      </w:r>
+      <w:r>
+        <w:rPr>
+          <w:color w:val="BCBEC4"/>
+          <w:lang w:val="en-US"/>
+        </w:rPr>
+        <w:t>systemMessage = SystemMessage(systemPrompt)</w:t>
+      </w:r>
+      <w:r>
+        <w:rPr>
+          <w:color w:val="BCBEC4"/>
+          <w:lang w:val="en-US"/>
+        </w:rPr>
+        <w:br/>
+      </w:r>
+      <w:r>
+        <w:rPr>
+          <w:color w:val="BCBEC4"/>
+          <w:lang w:val="en-US"/>
+        </w:rPr>
+        <w:br/>
+        <w:t xml:space="preserve">        </w:t>
+      </w:r>
+      <w:r>
+        <w:rPr>
+          <w:color w:val="7A7E85"/>
+          <w:lang w:val="en-US"/>
+        </w:rPr>
+        <w:t xml:space="preserve">// 4. </w:t>
+      </w:r>
+      <w:r>
+        <w:rPr>
+          <w:color w:val="7A7E85"/>
+        </w:rPr>
+        <w:t>Стриминг</w:t>
+      </w:r>
+      <w:r>
+        <w:rPr>
+          <w:color w:val="7A7E85"/>
+          <w:lang w:val="en-US"/>
+        </w:rPr>
+        <w:t xml:space="preserve"> </w:t>
+      </w:r>
+      <w:r>
+        <w:rPr>
+          <w:color w:val="7A7E85"/>
+        </w:rPr>
+        <w:t>ответа</w:t>
+      </w:r>
+      <w:r>
+        <w:rPr>
+          <w:color w:val="7A7E85"/>
+          <w:lang w:val="en-US"/>
+        </w:rPr>
+        <w:t xml:space="preserve"> </w:t>
+      </w:r>
+      <w:r>
+        <w:rPr>
+          <w:color w:val="7A7E85"/>
+        </w:rPr>
+        <w:t>от</w:t>
+      </w:r>
+      <w:r>
+        <w:rPr>
+          <w:color w:val="7A7E85"/>
+          <w:lang w:val="en-US"/>
+        </w:rPr>
+        <w:t xml:space="preserve"> </w:t>
+      </w:r>
+      <w:r>
+        <w:rPr>
+          <w:color w:val="7A7E85"/>
+        </w:rPr>
+        <w:t>модели</w:t>
+      </w:r>
+      <w:r>
+        <w:rPr>
+          <w:color w:val="7A7E85"/>
+          <w:lang w:val="en-US"/>
+        </w:rPr>
+        <w:br/>
+        <w:t xml:space="preserve">        </w:t>
+      </w:r>
+      <w:r>
+        <w:rPr>
+          <w:color w:val="CF8E6D"/>
+          <w:lang w:val="en-US"/>
+        </w:rPr>
+        <w:t xml:space="preserve">return </w:t>
+      </w:r>
+      <w:r>
+        <w:rPr>
+          <w:color w:val="C77DBB"/>
+          <w:lang w:val="en-US"/>
+        </w:rPr>
+        <w:t>chatModel</w:t>
+      </w:r>
+      <w:r>
+        <w:rPr>
+          <w:color w:val="BCBEC4"/>
+          <w:lang w:val="en-US"/>
+        </w:rPr>
+        <w:t>.stream(</w:t>
+      </w:r>
+      <w:r>
+        <w:rPr>
+          <w:color w:val="BCBEC4"/>
+          <w:lang w:val="en-US"/>
+        </w:rPr>
+        <w:br/>
+        <w:t xml:space="preserve">            Prompt(</w:t>
+      </w:r>
+      <w:r>
+        <w:rPr>
+          <w:i/>
+          <w:iCs/>
+          <w:color w:val="BCBEC4"/>
+          <w:lang w:val="en-US"/>
+        </w:rPr>
+        <w:t>listOf</w:t>
+      </w:r>
+      <w:r>
+        <w:rPr>
+          <w:color w:val="BCBEC4"/>
+          <w:lang w:val="en-US"/>
+        </w:rPr>
+        <w:t>(systemMessage, userMessage))</w:t>
+      </w:r>
+      <w:r>
+        <w:rPr>
+          <w:color w:val="BCBEC4"/>
+          <w:lang w:val="en-US"/>
+        </w:rPr>
+        <w:br/>
+        <w:t xml:space="preserve">        ).map </w:t>
+      </w:r>
+      <w:r>
+        <w:rPr>
+          <w:b/>
+          <w:bCs/>
+          <w:color w:val="BCBEC4"/>
+          <w:lang w:val="en-US"/>
+        </w:rPr>
+        <w:t xml:space="preserve">{ </w:t>
+      </w:r>
+      <w:r>
+        <w:rPr>
+          <w:color w:val="BCBEC4"/>
+          <w:lang w:val="en-US"/>
+        </w:rPr>
+        <w:t xml:space="preserve">response </w:t>
+      </w:r>
+      <w:r>
+        <w:rPr>
+          <w:b/>
+          <w:bCs/>
+          <w:color w:val="BCBEC4"/>
+          <w:lang w:val="en-US"/>
+        </w:rPr>
+        <w:t>-&gt;</w:t>
+      </w:r>
+      <w:r>
+        <w:rPr>
+          <w:b/>
+          <w:bCs/>
+          <w:color w:val="BCBEC4"/>
+          <w:lang w:val="en-US"/>
+        </w:rPr>
+        <w:br/>
+        <w:t xml:space="preserve">            </w:t>
+      </w:r>
+      <w:r>
+        <w:rPr>
+          <w:color w:val="BCBEC4"/>
+          <w:lang w:val="en-US"/>
+        </w:rPr>
+        <w:t>response.result.output.content</w:t>
+      </w:r>
+      <w:r>
+        <w:rPr>
+          <w:color w:val="BCBEC4"/>
+          <w:lang w:val="en-US"/>
+        </w:rPr>
+        <w:br/>
+        <w:t xml:space="preserve">        </w:t>
+      </w:r>
+      <w:r>
+        <w:rPr>
+          <w:b/>
+          <w:bCs/>
+          <w:color w:val="BCBEC4"/>
+          <w:lang w:val="en-US"/>
+        </w:rPr>
+        <w:t>}</w:t>
+      </w:r>
+      <w:r>
+        <w:rPr>
+          <w:b/>
+          <w:bCs/>
+          <w:color w:val="BCBEC4"/>
+          <w:lang w:val="en-US"/>
+        </w:rPr>
+        <w:br/>
+        <w:t xml:space="preserve">    </w:t>
+      </w:r>
+      <w:r>
+        <w:rPr>
+          <w:color w:val="BCBEC4"/>
+          <w:lang w:val="en-US"/>
+        </w:rPr>
+        <w:t>}</w:t>
+      </w:r>
+      <w:r>
+        <w:rPr>
+          <w:color w:val="BCBEC4"/>
+          <w:lang w:val="en-US"/>
+        </w:rPr>
+        <w:br/>
+        <w:t>}</w:t>
+      </w:r>
+    </w:p>
+    <w:p>
+      <w:pPr>
+        <w:rPr>
+          <w:rFonts w:ascii="Times New Roman" w:hAnsi="Times New Roman" w:cs="Times New Roman"/>
+          <w:bCs/>
+          <w:sz w:val="28"/>
+          <w:szCs w:val="28"/>
+          <w:lang w:val="en-US"/>
+        </w:rPr>
+      </w:pPr>
+    </w:p>
+    <w:p>
+      <w:pPr>
+        <w:spacing w:after="0" w:line="360" w:lineRule="auto"/>
+        <w:ind w:left="708"/>
+        <w:jc w:val="both"/>
+        <w:rPr>
+          <w:rFonts w:ascii="Times New Roman" w:hAnsi="Times New Roman" w:cs="Times New Roman"/>
+          <w:b/>
+          <w:bCs/>
+          <w:sz w:val="28"/>
+          <w:szCs w:val="28"/>
+        </w:rPr>
+      </w:pPr>
+      <w:r>
+        <w:rPr>
+          <w:rFonts w:ascii="Times New Roman" w:hAnsi="Times New Roman" w:cs="Times New Roman"/>
+          <w:b/>
+          <w:bCs/>
+          <w:sz w:val="28"/>
+          <w:szCs w:val="28"/>
+        </w:rPr>
+        <w:t>2.4 Разработка подсистемы безопасности информационной системы</w:t>
+      </w:r>
+    </w:p>
+    <w:p>
+      <w:pPr>
+        <w:spacing w:after="0" w:line="360" w:lineRule="auto"/>
+        <w:rPr>
+          <w:rFonts w:ascii="Times New Roman" w:hAnsi="Times New Roman" w:cs="Times New Roman"/>
+          <w:sz w:val="28"/>
+          <w:szCs w:val="28"/>
+        </w:rPr>
+      </w:pPr>
+      <w:r>
+        <w:rPr>
+          <w:rFonts w:ascii="Times New Roman" w:hAnsi="Times New Roman" w:cs="Times New Roman"/>
+          <w:sz w:val="28"/>
+          <w:szCs w:val="28"/>
+        </w:rPr>
+        <w:t>Обеспечение целостности и конфиденциальности данных является критическим требованием для корпоративной базы знаний. Подсистема безопасности реализована на базе Spring Security 6.2 и обеспечивает защиту от несанкционированного доступа (Authentication), разграничение прав (Authorization) и предотвращение сетевых атак (CORS/CSRF).</w:t>
+      </w:r>
+    </w:p>
+    <w:p>
+      <w:pPr>
+        <w:spacing w:after="0" w:line="360" w:lineRule="auto"/>
+        <w:rPr>
+          <w:rFonts w:ascii="Times New Roman" w:hAnsi="Times New Roman" w:cs="Times New Roman"/>
+          <w:sz w:val="28"/>
+          <w:szCs w:val="28"/>
+        </w:rPr>
+      </w:pPr>
+      <w:r>
+        <w:rPr>
+          <w:rFonts w:ascii="Times New Roman" w:hAnsi="Times New Roman" w:cs="Times New Roman"/>
+          <w:sz w:val="28"/>
+          <w:szCs w:val="28"/>
+        </w:rPr>
+        <w:t>Конфигураци</w:t>
+      </w:r>
+      <w:r>
+        <w:rPr>
+          <w:rFonts w:ascii="Times New Roman" w:hAnsi="Times New Roman" w:cs="Times New Roman"/>
+          <w:sz w:val="28"/>
+          <w:szCs w:val="28"/>
+        </w:rPr>
+        <w:t>я цепочки фильтров безопасности.</w:t>
+      </w:r>
+    </w:p>
+    <w:p>
+      <w:pPr>
+        <w:spacing w:after="0" w:line="360" w:lineRule="auto"/>
+        <w:rPr>
+          <w:rFonts w:ascii="Times New Roman" w:hAnsi="Times New Roman" w:cs="Times New Roman"/>
+          <w:sz w:val="28"/>
+          <w:szCs w:val="28"/>
+        </w:rPr>
+      </w:pPr>
+      <w:r>
+        <w:rPr>
+          <w:rFonts w:ascii="Times New Roman" w:hAnsi="Times New Roman" w:cs="Times New Roman"/>
+          <w:sz w:val="28"/>
+          <w:szCs w:val="28"/>
+        </w:rPr>
+        <w:t xml:space="preserve">Центральным элементом защиты является класс SecurityConfig, определяющий цепочку фильтров SecurityFilterChain. Поскольку приложение работает по принципу stateless (без сохранения серверных сессий), </w:t>
+      </w:r>
+      <w:r>
+        <w:rPr>
+          <w:rFonts w:ascii="Times New Roman" w:hAnsi="Times New Roman" w:cs="Times New Roman"/>
+          <w:sz w:val="28"/>
+          <w:szCs w:val="28"/>
+        </w:rPr>
+        <w:lastRenderedPageBreak/>
+        <w:t>стандартная защита CSRF отключена, а управление сессиями переведено в режим STATELESS.</w:t>
+      </w:r>
+    </w:p>
+    <w:p>
+      <w:pPr>
+        <w:spacing w:after="0" w:line="360" w:lineRule="auto"/>
+        <w:rPr>
+          <w:rFonts w:ascii="Times New Roman" w:hAnsi="Times New Roman" w:cs="Times New Roman"/>
+          <w:sz w:val="28"/>
+          <w:szCs w:val="28"/>
+        </w:rPr>
+      </w:pPr>
+      <w:r>
+        <w:rPr>
+          <w:rFonts w:ascii="Times New Roman" w:hAnsi="Times New Roman" w:cs="Times New Roman"/>
+          <w:sz w:val="28"/>
+          <w:szCs w:val="28"/>
+        </w:rPr>
+        <w:t xml:space="preserve">Конфигурация также определяет политику CORS (Cross-Origin Resource Sharing), разрешая запросы только с доверенных доменов (фронтенд-приложений), что предотвращает выполнение вредоносных </w:t>
+      </w:r>
+      <w:r>
+        <w:rPr>
+          <w:rFonts w:ascii="Times New Roman" w:hAnsi="Times New Roman" w:cs="Times New Roman"/>
+          <w:sz w:val="28"/>
+          <w:szCs w:val="28"/>
+        </w:rPr>
+        <w:t>скриптов со сторонних ресурсов.</w:t>
+      </w:r>
+    </w:p>
+    <w:p>
+      <w:pPr>
+        <w:spacing w:after="0" w:line="360" w:lineRule="auto"/>
+        <w:rPr>
+          <w:rFonts w:ascii="Times New Roman" w:hAnsi="Times New Roman" w:cs="Times New Roman"/>
+          <w:sz w:val="28"/>
+          <w:szCs w:val="28"/>
+        </w:rPr>
+      </w:pPr>
+      <w:r>
+        <w:rPr>
+          <w:rFonts w:ascii="Times New Roman" w:hAnsi="Times New Roman" w:cs="Times New Roman"/>
+          <w:sz w:val="28"/>
+          <w:szCs w:val="28"/>
+        </w:rPr>
+        <w:t>Листинг 2.8 — Конфигурация безопасности (SecurityConfig.kt)</w:t>
+      </w:r>
+    </w:p>
+    <w:p>
+      <w:pPr>
+        <w:pStyle w:val="HTML"/>
+        <w:shd w:val="clear" w:color="auto" w:fill="191A1C"/>
+        <w:rPr>
+          <w:color w:val="BCBEC4"/>
+          <w:lang w:val="en-US"/>
+        </w:rPr>
+      </w:pPr>
+      <w:r>
+        <w:rPr>
+          <w:color w:val="BCBEC4"/>
+          <w:lang w:val="en-US"/>
+        </w:rPr>
+        <w:br/>
+      </w:r>
+      <w:r>
+        <w:rPr>
+          <w:color w:val="B3AE60"/>
+          <w:lang w:val="en-US"/>
+        </w:rPr>
+        <w:t>@Configuration</w:t>
+      </w:r>
+      <w:r>
+        <w:rPr>
+          <w:color w:val="B3AE60"/>
+          <w:lang w:val="en-US"/>
+        </w:rPr>
+        <w:br/>
+        <w:t>@EnableWebSecurity</w:t>
+      </w:r>
+      <w:r>
+        <w:rPr>
+          <w:color w:val="B3AE60"/>
+          <w:lang w:val="en-US"/>
+        </w:rPr>
+        <w:br/>
+        <w:t>@EnableMethodSecurity</w:t>
+      </w:r>
+      <w:r>
+        <w:rPr>
+          <w:color w:val="BCBEC4"/>
+          <w:lang w:val="en-US"/>
+        </w:rPr>
+        <w:t xml:space="preserve">(prePostEnabled = </w:t>
+      </w:r>
+      <w:r>
+        <w:rPr>
+          <w:color w:val="CF8E6D"/>
+          <w:lang w:val="en-US"/>
+        </w:rPr>
+        <w:t>true</w:t>
+      </w:r>
+      <w:r>
+        <w:rPr>
+          <w:color w:val="BCBEC4"/>
+          <w:lang w:val="en-US"/>
+        </w:rPr>
+        <w:t xml:space="preserve">) </w:t>
+      </w:r>
+      <w:r>
+        <w:rPr>
+          <w:color w:val="7A7E85"/>
+          <w:lang w:val="en-US"/>
+        </w:rPr>
+        <w:t xml:space="preserve">// </w:t>
+      </w:r>
+      <w:r>
+        <w:rPr>
+          <w:color w:val="7A7E85"/>
+        </w:rPr>
+        <w:t>Включает</w:t>
+      </w:r>
+      <w:r>
+        <w:rPr>
+          <w:color w:val="7A7E85"/>
+          <w:lang w:val="en-US"/>
+        </w:rPr>
+        <w:t xml:space="preserve"> </w:t>
+      </w:r>
+      <w:r>
+        <w:rPr>
+          <w:color w:val="7A7E85"/>
+        </w:rPr>
+        <w:t>аннотации</w:t>
+      </w:r>
+      <w:r>
+        <w:rPr>
+          <w:color w:val="7A7E85"/>
+          <w:lang w:val="en-US"/>
+        </w:rPr>
+        <w:t xml:space="preserve"> @PreAuthorize</w:t>
+      </w:r>
+      <w:r>
+        <w:rPr>
+          <w:color w:val="7A7E85"/>
+          <w:lang w:val="en-US"/>
+        </w:rPr>
+        <w:br/>
+      </w:r>
+      <w:r>
+        <w:rPr>
+          <w:color w:val="CF8E6D"/>
+          <w:lang w:val="en-US"/>
+        </w:rPr>
+        <w:t xml:space="preserve">class </w:t>
+      </w:r>
+      <w:r>
+        <w:rPr>
+          <w:color w:val="BCBEC4"/>
+          <w:lang w:val="en-US"/>
+        </w:rPr>
+        <w:t>SecurityConfig(</w:t>
+      </w:r>
+      <w:r>
+        <w:rPr>
+          <w:color w:val="BCBEC4"/>
+          <w:lang w:val="en-US"/>
+        </w:rPr>
+        <w:br/>
+        <w:t xml:space="preserve">    </w:t>
+      </w:r>
+      <w:r>
+        <w:rPr>
+          <w:color w:val="CF8E6D"/>
+          <w:lang w:val="en-US"/>
+        </w:rPr>
+        <w:t xml:space="preserve">private val </w:t>
+      </w:r>
+      <w:r>
+        <w:rPr>
+          <w:color w:val="C77DBB"/>
+          <w:lang w:val="en-US"/>
+        </w:rPr>
+        <w:t>jwtAuthenticationFilter</w:t>
+      </w:r>
+      <w:r>
+        <w:rPr>
+          <w:color w:val="BCBEC4"/>
+          <w:lang w:val="en-US"/>
+        </w:rPr>
+        <w:t>: JwtAuthenticationFilter,</w:t>
+      </w:r>
+      <w:r>
+        <w:rPr>
+          <w:color w:val="BCBEC4"/>
+          <w:lang w:val="en-US"/>
+        </w:rPr>
+        <w:br/>
+        <w:t xml:space="preserve">    </w:t>
+      </w:r>
+      <w:r>
+        <w:rPr>
+          <w:color w:val="CF8E6D"/>
+          <w:lang w:val="en-US"/>
+        </w:rPr>
+        <w:t xml:space="preserve">private val </w:t>
+      </w:r>
+      <w:r>
+        <w:rPr>
+          <w:color w:val="C77DBB"/>
+          <w:lang w:val="en-US"/>
+        </w:rPr>
+        <w:t>authenticationProvider</w:t>
+      </w:r>
+      <w:r>
+        <w:rPr>
+          <w:color w:val="BCBEC4"/>
+          <w:lang w:val="en-US"/>
+        </w:rPr>
+        <w:t>: AuthenticationProvider</w:t>
+      </w:r>
+      <w:r>
+        <w:rPr>
+          <w:color w:val="BCBEC4"/>
+          <w:lang w:val="en-US"/>
+        </w:rPr>
+        <w:br/>
+        <w:t>) {</w:t>
+      </w:r>
+      <w:r>
+        <w:rPr>
+          <w:color w:val="BCBEC4"/>
+          <w:lang w:val="en-US"/>
+        </w:rPr>
+        <w:br/>
+      </w:r>
+      <w:r>
+        <w:rPr>
+          <w:color w:val="BCBEC4"/>
+          <w:lang w:val="en-US"/>
+        </w:rPr>
+        <w:br/>
+        <w:t xml:space="preserve">    </w:t>
+      </w:r>
+      <w:r>
+        <w:rPr>
+          <w:color w:val="B3AE60"/>
+          <w:lang w:val="en-US"/>
+        </w:rPr>
+        <w:t>@Bean</w:t>
+      </w:r>
+      <w:r>
+        <w:rPr>
+          <w:color w:val="B3AE60"/>
+          <w:lang w:val="en-US"/>
+        </w:rPr>
+        <w:br/>
+        <w:t xml:space="preserve">    </w:t>
+      </w:r>
+      <w:r>
+        <w:rPr>
+          <w:color w:val="CF8E6D"/>
+          <w:lang w:val="en-US"/>
+        </w:rPr>
+        <w:t xml:space="preserve">fun </w:t>
+      </w:r>
+      <w:r>
+        <w:rPr>
+          <w:color w:val="56A8F5"/>
+          <w:lang w:val="en-US"/>
+        </w:rPr>
+        <w:t>securityFilterChain</w:t>
+      </w:r>
+      <w:r>
+        <w:rPr>
+          <w:color w:val="BCBEC4"/>
+          <w:lang w:val="en-US"/>
+        </w:rPr>
+        <w:t>(http: HttpSecurity): SecurityFilterChain {</w:t>
+      </w:r>
+      <w:r>
+        <w:rPr>
+          <w:color w:val="BCBEC4"/>
+          <w:lang w:val="en-US"/>
+        </w:rPr>
+        <w:br/>
+        <w:t xml:space="preserve">        http</w:t>
+      </w:r>
+      <w:r>
+        <w:rPr>
+          <w:color w:val="BCBEC4"/>
+          <w:lang w:val="en-US"/>
+        </w:rPr>
+        <w:br/>
+        <w:t xml:space="preserve">            .csrf </w:t>
+      </w:r>
+      <w:r>
+        <w:rPr>
+          <w:b/>
+          <w:bCs/>
+          <w:color w:val="BCBEC4"/>
+          <w:lang w:val="en-US"/>
+        </w:rPr>
+        <w:t>{ it</w:t>
+      </w:r>
+      <w:r>
+        <w:rPr>
+          <w:color w:val="BCBEC4"/>
+          <w:lang w:val="en-US"/>
+        </w:rPr>
+        <w:t xml:space="preserve">.disable() </w:t>
+      </w:r>
+      <w:r>
+        <w:rPr>
+          <w:b/>
+          <w:bCs/>
+          <w:color w:val="BCBEC4"/>
+          <w:lang w:val="en-US"/>
+        </w:rPr>
+        <w:t xml:space="preserve">} </w:t>
+      </w:r>
+      <w:r>
+        <w:rPr>
+          <w:color w:val="7A7E85"/>
+          <w:lang w:val="en-US"/>
+        </w:rPr>
+        <w:t xml:space="preserve">// </w:t>
+      </w:r>
+      <w:r>
+        <w:rPr>
+          <w:color w:val="7A7E85"/>
+        </w:rPr>
+        <w:t>Отключаем</w:t>
+      </w:r>
+      <w:r>
+        <w:rPr>
+          <w:color w:val="7A7E85"/>
+          <w:lang w:val="en-US"/>
+        </w:rPr>
+        <w:t xml:space="preserve"> CSRF </w:t>
+      </w:r>
+      <w:r>
+        <w:rPr>
+          <w:color w:val="7A7E85"/>
+        </w:rPr>
+        <w:t>для</w:t>
+      </w:r>
+      <w:r>
+        <w:rPr>
+          <w:color w:val="7A7E85"/>
+          <w:lang w:val="en-US"/>
+        </w:rPr>
+        <w:t xml:space="preserve"> REST API</w:t>
+      </w:r>
+      <w:r>
+        <w:rPr>
+          <w:color w:val="7A7E85"/>
+          <w:lang w:val="en-US"/>
+        </w:rPr>
+        <w:br/>
+        <w:t xml:space="preserve">            </w:t>
+      </w:r>
+      <w:r>
+        <w:rPr>
+          <w:color w:val="BCBEC4"/>
+          <w:lang w:val="en-US"/>
+        </w:rPr>
+        <w:t xml:space="preserve">.cors </w:t>
+      </w:r>
+      <w:r>
+        <w:rPr>
+          <w:b/>
+          <w:bCs/>
+          <w:color w:val="BCBEC4"/>
+          <w:lang w:val="en-US"/>
+        </w:rPr>
+        <w:t>{ it</w:t>
+      </w:r>
+      <w:r>
+        <w:rPr>
+          <w:color w:val="BCBEC4"/>
+          <w:lang w:val="en-US"/>
+        </w:rPr>
+        <w:t xml:space="preserve">.configurationSource(corsConfigurationSource()) </w:t>
+      </w:r>
+      <w:r>
+        <w:rPr>
+          <w:b/>
+          <w:bCs/>
+          <w:color w:val="BCBEC4"/>
+          <w:lang w:val="en-US"/>
+        </w:rPr>
+        <w:t xml:space="preserve">} </w:t>
+      </w:r>
+      <w:r>
+        <w:rPr>
+          <w:color w:val="7A7E85"/>
+          <w:lang w:val="en-US"/>
+        </w:rPr>
+        <w:t xml:space="preserve">// </w:t>
+      </w:r>
+      <w:r>
+        <w:rPr>
+          <w:color w:val="7A7E85"/>
+        </w:rPr>
+        <w:t>Настройка</w:t>
+      </w:r>
+      <w:r>
+        <w:rPr>
+          <w:color w:val="7A7E85"/>
+          <w:lang w:val="en-US"/>
+        </w:rPr>
+        <w:t xml:space="preserve"> CORS</w:t>
+      </w:r>
+      <w:r>
+        <w:rPr>
+          <w:color w:val="7A7E85"/>
+          <w:lang w:val="en-US"/>
+        </w:rPr>
+        <w:br/>
+        <w:t xml:space="preserve">            </w:t>
+      </w:r>
+      <w:r>
+        <w:rPr>
+          <w:color w:val="BCBEC4"/>
+          <w:lang w:val="en-US"/>
+        </w:rPr>
+        <w:t xml:space="preserve">.authorizeHttpRequests </w:t>
+      </w:r>
+      <w:r>
+        <w:rPr>
+          <w:b/>
+          <w:bCs/>
+          <w:color w:val="BCBEC4"/>
+          <w:lang w:val="en-US"/>
+        </w:rPr>
+        <w:t xml:space="preserve">{ </w:t>
+      </w:r>
+      <w:r>
+        <w:rPr>
+          <w:color w:val="BCBEC4"/>
+          <w:lang w:val="en-US"/>
+        </w:rPr>
+        <w:t xml:space="preserve">auth </w:t>
+      </w:r>
+      <w:r>
+        <w:rPr>
+          <w:b/>
+          <w:bCs/>
+          <w:color w:val="BCBEC4"/>
+          <w:lang w:val="en-US"/>
+        </w:rPr>
+        <w:t>-&gt;</w:t>
+      </w:r>
+      <w:r>
+        <w:rPr>
+          <w:b/>
+          <w:bCs/>
+          <w:color w:val="BCBEC4"/>
+          <w:lang w:val="en-US"/>
+        </w:rPr>
+        <w:br/>
+        <w:t xml:space="preserve">                </w:t>
+      </w:r>
+      <w:r>
+        <w:rPr>
+          <w:color w:val="BCBEC4"/>
+          <w:lang w:val="en-US"/>
+        </w:rPr>
+        <w:t>auth</w:t>
+      </w:r>
+      <w:r>
+        <w:rPr>
+          <w:color w:val="BCBEC4"/>
+          <w:lang w:val="en-US"/>
+        </w:rPr>
+        <w:br/>
+        <w:t xml:space="preserve">                    .requestMatchers(</w:t>
+      </w:r>
+      <w:r>
+        <w:rPr>
+          <w:color w:val="6AAB73"/>
+          <w:lang w:val="en-US"/>
+        </w:rPr>
+        <w:t>"/api/auth/**"</w:t>
+      </w:r>
+      <w:r>
+        <w:rPr>
+          <w:color w:val="BCBEC4"/>
+          <w:lang w:val="en-US"/>
+        </w:rPr>
+        <w:t xml:space="preserve">).permitAll() </w:t>
+      </w:r>
+      <w:r>
+        <w:rPr>
+          <w:color w:val="7A7E85"/>
+          <w:lang w:val="en-US"/>
+        </w:rPr>
+        <w:t xml:space="preserve">// </w:t>
+      </w:r>
+      <w:r>
+        <w:rPr>
+          <w:color w:val="7A7E85"/>
+        </w:rPr>
+        <w:t>Доступ</w:t>
+      </w:r>
+      <w:r>
+        <w:rPr>
+          <w:color w:val="7A7E85"/>
+          <w:lang w:val="en-US"/>
+        </w:rPr>
+        <w:t xml:space="preserve"> </w:t>
+      </w:r>
+      <w:r>
+        <w:rPr>
+          <w:color w:val="7A7E85"/>
+        </w:rPr>
+        <w:t>к</w:t>
+      </w:r>
+      <w:r>
+        <w:rPr>
+          <w:color w:val="7A7E85"/>
+          <w:lang w:val="en-US"/>
+        </w:rPr>
+        <w:t xml:space="preserve"> </w:t>
+      </w:r>
+      <w:r>
+        <w:rPr>
+          <w:color w:val="7A7E85"/>
+        </w:rPr>
+        <w:t>логину</w:t>
+      </w:r>
+      <w:r>
+        <w:rPr>
+          <w:color w:val="7A7E85"/>
+          <w:lang w:val="en-US"/>
+        </w:rPr>
+        <w:t xml:space="preserve"> </w:t>
+      </w:r>
+      <w:r>
+        <w:rPr>
+          <w:color w:val="7A7E85"/>
+        </w:rPr>
+        <w:t>открыт</w:t>
+      </w:r>
+      <w:r>
+        <w:rPr>
+          <w:color w:val="7A7E85"/>
+          <w:lang w:val="en-US"/>
+        </w:rPr>
+        <w:t xml:space="preserve"> </w:t>
+      </w:r>
+      <w:r>
+        <w:rPr>
+          <w:color w:val="7A7E85"/>
+        </w:rPr>
+        <w:t>всем</w:t>
+      </w:r>
+      <w:r>
+        <w:rPr>
+          <w:color w:val="7A7E85"/>
+          <w:lang w:val="en-US"/>
+        </w:rPr>
+        <w:br/>
+        <w:t xml:space="preserve">                    </w:t>
+      </w:r>
+      <w:r>
+        <w:rPr>
+          <w:color w:val="BCBEC4"/>
+          <w:lang w:val="en-US"/>
+        </w:rPr>
+        <w:t>.requestMatchers(</w:t>
+      </w:r>
+      <w:r>
+        <w:rPr>
+          <w:color w:val="6AAB73"/>
+          <w:lang w:val="en-US"/>
+        </w:rPr>
+        <w:t>"/api/guest/**"</w:t>
+      </w:r>
+      <w:r>
+        <w:rPr>
+          <w:color w:val="BCBEC4"/>
+          <w:lang w:val="en-US"/>
+        </w:rPr>
+        <w:t xml:space="preserve">).permitAll() </w:t>
+      </w:r>
+      <w:r>
+        <w:rPr>
+          <w:color w:val="7A7E85"/>
+          <w:lang w:val="en-US"/>
+        </w:rPr>
+        <w:t xml:space="preserve">// </w:t>
+      </w:r>
+      <w:r>
+        <w:rPr>
+          <w:color w:val="7A7E85"/>
+        </w:rPr>
+        <w:t>Публичные</w:t>
+      </w:r>
+      <w:r>
+        <w:rPr>
+          <w:color w:val="7A7E85"/>
+          <w:lang w:val="en-US"/>
+        </w:rPr>
+        <w:t xml:space="preserve"> </w:t>
+      </w:r>
+      <w:r>
+        <w:rPr>
+          <w:color w:val="7A7E85"/>
+        </w:rPr>
+        <w:t>статьи</w:t>
+      </w:r>
+      <w:r>
+        <w:rPr>
+          <w:color w:val="7A7E85"/>
+          <w:lang w:val="en-US"/>
+        </w:rPr>
+        <w:br/>
+        <w:t xml:space="preserve">                    </w:t>
+      </w:r>
+      <w:r>
+        <w:rPr>
+          <w:color w:val="BCBEC4"/>
+          <w:lang w:val="en-US"/>
+        </w:rPr>
+        <w:t>.requestMatchers(</w:t>
+      </w:r>
+      <w:r>
+        <w:rPr>
+          <w:color w:val="6AAB73"/>
+          <w:lang w:val="en-US"/>
+        </w:rPr>
+        <w:t>"/swagger-ui/**"</w:t>
+      </w:r>
+      <w:r>
+        <w:rPr>
+          <w:color w:val="BCBEC4"/>
+          <w:lang w:val="en-US"/>
+        </w:rPr>
+        <w:t xml:space="preserve">, </w:t>
+      </w:r>
+      <w:r>
+        <w:rPr>
+          <w:color w:val="6AAB73"/>
+          <w:lang w:val="en-US"/>
+        </w:rPr>
+        <w:t>"/v3/api-docs/**"</w:t>
+      </w:r>
+      <w:r>
+        <w:rPr>
+          <w:color w:val="BCBEC4"/>
+          <w:lang w:val="en-US"/>
+        </w:rPr>
+        <w:t xml:space="preserve">).permitAll() </w:t>
+      </w:r>
+      <w:r>
+        <w:rPr>
+          <w:color w:val="7A7E85"/>
+          <w:lang w:val="en-US"/>
+        </w:rPr>
+        <w:t xml:space="preserve">// </w:t>
+      </w:r>
+      <w:r>
+        <w:rPr>
+          <w:color w:val="7A7E85"/>
+        </w:rPr>
+        <w:t>Документация</w:t>
+      </w:r>
+      <w:r>
+        <w:rPr>
+          <w:color w:val="7A7E85"/>
+          <w:lang w:val="en-US"/>
+        </w:rPr>
+        <w:br/>
+        <w:t xml:space="preserve">                    </w:t>
+      </w:r>
+      <w:r>
+        <w:rPr>
+          <w:color w:val="BCBEC4"/>
+          <w:lang w:val="en-US"/>
+        </w:rPr>
+        <w:t xml:space="preserve">.anyRequest().authenticated() </w:t>
+      </w:r>
+      <w:r>
+        <w:rPr>
+          <w:color w:val="7A7E85"/>
+          <w:lang w:val="en-US"/>
+        </w:rPr>
+        <w:t xml:space="preserve">// </w:t>
+      </w:r>
+      <w:r>
+        <w:rPr>
+          <w:color w:val="7A7E85"/>
+        </w:rPr>
+        <w:t>Остальные</w:t>
+      </w:r>
+      <w:r>
+        <w:rPr>
+          <w:color w:val="7A7E85"/>
+          <w:lang w:val="en-US"/>
+        </w:rPr>
+        <w:t xml:space="preserve"> </w:t>
+      </w:r>
+      <w:r>
+        <w:rPr>
+          <w:color w:val="7A7E85"/>
+        </w:rPr>
+        <w:t>запросы</w:t>
+      </w:r>
+      <w:r>
+        <w:rPr>
+          <w:color w:val="7A7E85"/>
+          <w:lang w:val="en-US"/>
+        </w:rPr>
+        <w:t xml:space="preserve"> </w:t>
+      </w:r>
+      <w:r>
+        <w:rPr>
+          <w:color w:val="7A7E85"/>
+        </w:rPr>
+        <w:t>требуют</w:t>
+      </w:r>
+      <w:r>
+        <w:rPr>
+          <w:color w:val="7A7E85"/>
+          <w:lang w:val="en-US"/>
+        </w:rPr>
+        <w:t xml:space="preserve"> </w:t>
+      </w:r>
+      <w:r>
+        <w:rPr>
+          <w:color w:val="7A7E85"/>
+        </w:rPr>
+        <w:t>токен</w:t>
+      </w:r>
+      <w:r>
+        <w:rPr>
+          <w:color w:val="7A7E85"/>
+          <w:lang w:val="en-US"/>
+        </w:rPr>
+        <w:br/>
+        <w:t xml:space="preserve">            </w:t>
+      </w:r>
+      <w:r>
+        <w:rPr>
+          <w:b/>
+          <w:bCs/>
+          <w:color w:val="BCBEC4"/>
+          <w:lang w:val="en-US"/>
+        </w:rPr>
+        <w:t>}</w:t>
+      </w:r>
+      <w:r>
+        <w:rPr>
+          <w:b/>
+          <w:bCs/>
+          <w:color w:val="BCBEC4"/>
+          <w:lang w:val="en-US"/>
+        </w:rPr>
+        <w:br/>
+        <w:t xml:space="preserve">            </w:t>
+      </w:r>
+      <w:r>
+        <w:rPr>
+          <w:color w:val="BCBEC4"/>
+          <w:lang w:val="en-US"/>
+        </w:rPr>
+        <w:t xml:space="preserve">.sessionManagement </w:t>
+      </w:r>
+      <w:r>
+        <w:rPr>
+          <w:b/>
+          <w:bCs/>
+          <w:color w:val="BCBEC4"/>
+          <w:lang w:val="en-US"/>
+        </w:rPr>
+        <w:t>{</w:t>
+      </w:r>
+      <w:r>
+        <w:rPr>
+          <w:b/>
+          <w:bCs/>
+          <w:color w:val="BCBEC4"/>
+          <w:lang w:val="en-US"/>
+        </w:rPr>
+        <w:br/>
+        <w:t xml:space="preserve">                it</w:t>
+      </w:r>
+      <w:r>
+        <w:rPr>
+          <w:color w:val="BCBEC4"/>
+          <w:lang w:val="en-US"/>
+        </w:rPr>
+        <w:t>.sessionCreationPolicy(SessionCreationPolicy.</w:t>
+      </w:r>
+      <w:r>
+        <w:rPr>
+          <w:i/>
+          <w:iCs/>
+          <w:color w:val="C77DBB"/>
+          <w:lang w:val="en-US"/>
+        </w:rPr>
+        <w:t>STATELESS</w:t>
+      </w:r>
+      <w:r>
+        <w:rPr>
+          <w:color w:val="BCBEC4"/>
+          <w:lang w:val="en-US"/>
+        </w:rPr>
+        <w:t>)</w:t>
+      </w:r>
+      <w:r>
+        <w:rPr>
+          <w:color w:val="BCBEC4"/>
+          <w:lang w:val="en-US"/>
+        </w:rPr>
+        <w:br/>
+        <w:t xml:space="preserve">            </w:t>
+      </w:r>
+      <w:r>
+        <w:rPr>
+          <w:b/>
+          <w:bCs/>
+          <w:color w:val="BCBEC4"/>
+          <w:lang w:val="en-US"/>
+        </w:rPr>
+        <w:t>}</w:t>
+      </w:r>
+      <w:r>
+        <w:rPr>
+          <w:b/>
+          <w:bCs/>
+          <w:color w:val="BCBEC4"/>
+          <w:lang w:val="en-US"/>
+        </w:rPr>
+        <w:br/>
+        <w:t xml:space="preserve">            </w:t>
+      </w:r>
+      <w:r>
+        <w:rPr>
+          <w:color w:val="BCBEC4"/>
+          <w:lang w:val="en-US"/>
+        </w:rPr>
+        <w:t>.authenticationProvider(authenticationProvider)</w:t>
+      </w:r>
+      <w:r>
+        <w:rPr>
+          <w:color w:val="BCBEC4"/>
+          <w:lang w:val="en-US"/>
+        </w:rPr>
+        <w:br/>
+        <w:t xml:space="preserve">            .addFilterBefore(</w:t>
+      </w:r>
+      <w:r>
+        <w:rPr>
+          <w:color w:val="C77DBB"/>
+          <w:lang w:val="en-US"/>
+        </w:rPr>
+        <w:t>jwtAuthenticationFilter</w:t>
+      </w:r>
+      <w:r>
+        <w:rPr>
+          <w:color w:val="BCBEC4"/>
+          <w:lang w:val="en-US"/>
+        </w:rPr>
+        <w:t>, UsernamePasswordAuthenticationFilter::</w:t>
+      </w:r>
+      <w:r>
+        <w:rPr>
+          <w:color w:val="CF8E6D"/>
+          <w:lang w:val="en-US"/>
+        </w:rPr>
+        <w:t>class</w:t>
+      </w:r>
+      <w:r>
+        <w:rPr>
+          <w:color w:val="BCBEC4"/>
+          <w:lang w:val="en-US"/>
+        </w:rPr>
+        <w:t>.</w:t>
+      </w:r>
+      <w:r>
+        <w:rPr>
+          <w:i/>
+          <w:iCs/>
+          <w:color w:val="C77DBB"/>
+          <w:lang w:val="en-US"/>
+        </w:rPr>
+        <w:t>java</w:t>
+      </w:r>
+      <w:r>
+        <w:rPr>
+          <w:color w:val="BCBEC4"/>
+          <w:lang w:val="en-US"/>
+        </w:rPr>
+        <w:t>)</w:t>
+      </w:r>
+      <w:r>
+        <w:rPr>
+          <w:color w:val="BCBEC4"/>
+          <w:lang w:val="en-US"/>
+        </w:rPr>
+        <w:br/>
+      </w:r>
+      <w:r>
+        <w:rPr>
+          <w:color w:val="BCBEC4"/>
+          <w:lang w:val="en-US"/>
+        </w:rPr>
+        <w:br/>
+        <w:t xml:space="preserve">        </w:t>
+      </w:r>
+      <w:r>
+        <w:rPr>
+          <w:color w:val="CF8E6D"/>
+          <w:lang w:val="en-US"/>
+        </w:rPr>
+        <w:t xml:space="preserve">return </w:t>
+      </w:r>
+      <w:r>
+        <w:rPr>
+          <w:color w:val="BCBEC4"/>
+          <w:lang w:val="en-US"/>
+        </w:rPr>
+        <w:t>http.build()</w:t>
+      </w:r>
+      <w:r>
+        <w:rPr>
+          <w:color w:val="BCBEC4"/>
+          <w:lang w:val="en-US"/>
+        </w:rPr>
+        <w:br/>
+        <w:t xml:space="preserve">    }</w:t>
+      </w:r>
+      <w:r>
+        <w:rPr>
+          <w:color w:val="BCBEC4"/>
+          <w:lang w:val="en-US"/>
+        </w:rPr>
+        <w:br/>
+      </w:r>
+      <w:r>
+        <w:rPr>
+          <w:color w:val="BCBEC4"/>
+          <w:lang w:val="en-US"/>
+        </w:rPr>
+        <w:br/>
+        <w:t xml:space="preserve">    </w:t>
+      </w:r>
+      <w:r>
+        <w:rPr>
+          <w:color w:val="B3AE60"/>
+          <w:lang w:val="en-US"/>
+        </w:rPr>
+        <w:t>@Bean</w:t>
+      </w:r>
+      <w:r>
+        <w:rPr>
+          <w:color w:val="B3AE60"/>
+          <w:lang w:val="en-US"/>
+        </w:rPr>
+        <w:br/>
+        <w:t xml:space="preserve">    </w:t>
+      </w:r>
+      <w:r>
+        <w:rPr>
+          <w:color w:val="CF8E6D"/>
+          <w:lang w:val="en-US"/>
+        </w:rPr>
+        <w:t xml:space="preserve">fun </w:t>
+      </w:r>
+      <w:r>
+        <w:rPr>
+          <w:color w:val="56A8F5"/>
+          <w:lang w:val="en-US"/>
+        </w:rPr>
+        <w:t>corsConfigurationSource</w:t>
+      </w:r>
+      <w:r>
+        <w:rPr>
+          <w:color w:val="BCBEC4"/>
+          <w:lang w:val="en-US"/>
+        </w:rPr>
+        <w:t>(): CorsConfigurationSource {</w:t>
+      </w:r>
+      <w:r>
+        <w:rPr>
+          <w:color w:val="BCBEC4"/>
+          <w:lang w:val="en-US"/>
+        </w:rPr>
+        <w:br/>
+        <w:t xml:space="preserve">        </w:t>
+      </w:r>
+      <w:r>
+        <w:rPr>
+          <w:color w:val="CF8E6D"/>
+          <w:lang w:val="en-US"/>
+        </w:rPr>
+        <w:t xml:space="preserve">val </w:t>
+      </w:r>
+      <w:r>
+        <w:rPr>
+          <w:color w:val="BCBEC4"/>
+          <w:lang w:val="en-US"/>
+        </w:rPr>
+        <w:t>configuration = CorsConfiguration()</w:t>
+      </w:r>
+      <w:r>
+        <w:rPr>
+          <w:color w:val="BCBEC4"/>
+          <w:lang w:val="en-US"/>
+        </w:rPr>
+        <w:br/>
+        <w:t xml:space="preserve">        configuration.</w:t>
+      </w:r>
+      <w:r>
+        <w:rPr>
+          <w:i/>
+          <w:iCs/>
+          <w:color w:val="C77DBB"/>
+          <w:lang w:val="en-US"/>
+        </w:rPr>
+        <w:t xml:space="preserve">allowedOrigins </w:t>
+      </w:r>
+      <w:r>
+        <w:rPr>
+          <w:color w:val="BCBEC4"/>
+          <w:lang w:val="en-US"/>
+        </w:rPr>
+        <w:t xml:space="preserve">= </w:t>
+      </w:r>
+      <w:r>
+        <w:rPr>
+          <w:i/>
+          <w:iCs/>
+          <w:color w:val="BCBEC4"/>
+          <w:lang w:val="en-US"/>
+        </w:rPr>
+        <w:t>listOf</w:t>
+      </w:r>
+      <w:r>
+        <w:rPr>
+          <w:color w:val="BCBEC4"/>
+          <w:lang w:val="en-US"/>
+        </w:rPr>
+        <w:t>(</w:t>
+      </w:r>
+      <w:r>
+        <w:rPr>
+          <w:color w:val="BCBEC4"/>
+          <w:lang w:val="en-US"/>
+        </w:rPr>
+        <w:br/>
+        <w:t xml:space="preserve">            </w:t>
+      </w:r>
+      <w:r>
+        <w:rPr>
+          <w:color w:val="6AAB73"/>
+          <w:lang w:val="en-US"/>
+        </w:rPr>
+        <w:t>"http://localhost:4200"</w:t>
+      </w:r>
+      <w:r>
+        <w:rPr>
+          <w:color w:val="BCBEC4"/>
+          <w:lang w:val="en-US"/>
+        </w:rPr>
+        <w:t>,</w:t>
+      </w:r>
+      <w:r>
+        <w:rPr>
+          <w:color w:val="BCBEC4"/>
+          <w:lang w:val="en-US"/>
+        </w:rPr>
+        <w:br/>
+        <w:t xml:space="preserve">            </w:t>
+      </w:r>
+      <w:r>
+        <w:rPr>
+          <w:color w:val="6AAB73"/>
+          <w:lang w:val="en-US"/>
+        </w:rPr>
+        <w:t>"http://knowledge-base.corp.local"</w:t>
+      </w:r>
+      <w:r>
+        <w:rPr>
+          <w:color w:val="6AAB73"/>
+          <w:lang w:val="en-US"/>
+        </w:rPr>
+        <w:br/>
+        <w:t xml:space="preserve">        </w:t>
+      </w:r>
+      <w:r>
+        <w:rPr>
+          <w:color w:val="BCBEC4"/>
+          <w:lang w:val="en-US"/>
+        </w:rPr>
+        <w:t>)</w:t>
+      </w:r>
+      <w:r>
+        <w:rPr>
+          <w:color w:val="BCBEC4"/>
+          <w:lang w:val="en-US"/>
+        </w:rPr>
+        <w:br/>
+        <w:t xml:space="preserve">        configuration.</w:t>
+      </w:r>
+      <w:r>
+        <w:rPr>
+          <w:i/>
+          <w:iCs/>
+          <w:color w:val="C77DBB"/>
+          <w:lang w:val="en-US"/>
+        </w:rPr>
+        <w:t xml:space="preserve">allowedMethods </w:t>
+      </w:r>
+      <w:r>
+        <w:rPr>
+          <w:color w:val="BCBEC4"/>
+          <w:lang w:val="en-US"/>
+        </w:rPr>
+        <w:t xml:space="preserve">= </w:t>
+      </w:r>
+      <w:r>
+        <w:rPr>
+          <w:i/>
+          <w:iCs/>
+          <w:color w:val="BCBEC4"/>
+          <w:lang w:val="en-US"/>
+        </w:rPr>
+        <w:t>listOf</w:t>
+      </w:r>
+      <w:r>
+        <w:rPr>
+          <w:color w:val="BCBEC4"/>
+          <w:lang w:val="en-US"/>
+        </w:rPr>
+        <w:t>(</w:t>
+      </w:r>
+      <w:r>
+        <w:rPr>
+          <w:color w:val="6AAB73"/>
+          <w:lang w:val="en-US"/>
+        </w:rPr>
+        <w:t>"GET"</w:t>
+      </w:r>
+      <w:r>
+        <w:rPr>
+          <w:color w:val="BCBEC4"/>
+          <w:lang w:val="en-US"/>
+        </w:rPr>
+        <w:t xml:space="preserve">, </w:t>
+      </w:r>
+      <w:r>
+        <w:rPr>
+          <w:color w:val="6AAB73"/>
+          <w:lang w:val="en-US"/>
+        </w:rPr>
+        <w:t>"POST"</w:t>
+      </w:r>
+      <w:r>
+        <w:rPr>
+          <w:color w:val="BCBEC4"/>
+          <w:lang w:val="en-US"/>
+        </w:rPr>
+        <w:t xml:space="preserve">, </w:t>
+      </w:r>
+      <w:r>
+        <w:rPr>
+          <w:color w:val="6AAB73"/>
+          <w:lang w:val="en-US"/>
+        </w:rPr>
+        <w:t>"PUT"</w:t>
+      </w:r>
+      <w:r>
+        <w:rPr>
+          <w:color w:val="BCBEC4"/>
+          <w:lang w:val="en-US"/>
+        </w:rPr>
+        <w:t xml:space="preserve">, </w:t>
+      </w:r>
+      <w:r>
+        <w:rPr>
+          <w:color w:val="6AAB73"/>
+          <w:lang w:val="en-US"/>
+        </w:rPr>
+        <w:t>"DELETE"</w:t>
+      </w:r>
+      <w:r>
+        <w:rPr>
+          <w:color w:val="BCBEC4"/>
+          <w:lang w:val="en-US"/>
+        </w:rPr>
+        <w:t xml:space="preserve">, </w:t>
+      </w:r>
+      <w:r>
+        <w:rPr>
+          <w:color w:val="6AAB73"/>
+          <w:lang w:val="en-US"/>
+        </w:rPr>
+        <w:t>"OPTIONS"</w:t>
+      </w:r>
+      <w:r>
+        <w:rPr>
+          <w:color w:val="BCBEC4"/>
+          <w:lang w:val="en-US"/>
+        </w:rPr>
+        <w:t>)</w:t>
+      </w:r>
+      <w:r>
+        <w:rPr>
+          <w:color w:val="BCBEC4"/>
+          <w:lang w:val="en-US"/>
+        </w:rPr>
+        <w:br/>
+        <w:t xml:space="preserve">        configuration.</w:t>
+      </w:r>
+      <w:r>
+        <w:rPr>
+          <w:i/>
+          <w:iCs/>
+          <w:color w:val="C77DBB"/>
+          <w:lang w:val="en-US"/>
+        </w:rPr>
+        <w:t xml:space="preserve">allowedHeaders </w:t>
+      </w:r>
+      <w:r>
+        <w:rPr>
+          <w:color w:val="BCBEC4"/>
+          <w:lang w:val="en-US"/>
+        </w:rPr>
+        <w:t xml:space="preserve">= </w:t>
+      </w:r>
+      <w:r>
+        <w:rPr>
+          <w:i/>
+          <w:iCs/>
+          <w:color w:val="BCBEC4"/>
+          <w:lang w:val="en-US"/>
+        </w:rPr>
+        <w:t>listOf</w:t>
+      </w:r>
+      <w:r>
+        <w:rPr>
+          <w:color w:val="BCBEC4"/>
+          <w:lang w:val="en-US"/>
+        </w:rPr>
+        <w:t>(</w:t>
+      </w:r>
+      <w:r>
+        <w:rPr>
+          <w:color w:val="6AAB73"/>
+          <w:lang w:val="en-US"/>
+        </w:rPr>
+        <w:t>"Authorization"</w:t>
+      </w:r>
+      <w:r>
+        <w:rPr>
+          <w:color w:val="BCBEC4"/>
+          <w:lang w:val="en-US"/>
+        </w:rPr>
+        <w:t xml:space="preserve">, </w:t>
+      </w:r>
+      <w:r>
+        <w:rPr>
+          <w:color w:val="6AAB73"/>
+          <w:lang w:val="en-US"/>
+        </w:rPr>
+        <w:t>"Content-Type"</w:t>
+      </w:r>
+      <w:r>
+        <w:rPr>
+          <w:color w:val="BCBEC4"/>
+          <w:lang w:val="en-US"/>
+        </w:rPr>
+        <w:t>)</w:t>
+      </w:r>
+      <w:r>
+        <w:rPr>
+          <w:color w:val="BCBEC4"/>
+          <w:lang w:val="en-US"/>
+        </w:rPr>
+        <w:br/>
+        <w:t xml:space="preserve">        configuration.</w:t>
+      </w:r>
+      <w:r>
+        <w:rPr>
+          <w:i/>
+          <w:iCs/>
+          <w:color w:val="C77DBB"/>
+          <w:lang w:val="en-US"/>
+        </w:rPr>
+        <w:t xml:space="preserve">allowCredentials </w:t>
+      </w:r>
+      <w:r>
+        <w:rPr>
+          <w:color w:val="BCBEC4"/>
+          <w:lang w:val="en-US"/>
+        </w:rPr>
+        <w:t xml:space="preserve">= </w:t>
+      </w:r>
+      <w:r>
+        <w:rPr>
+          <w:color w:val="CF8E6D"/>
+          <w:lang w:val="en-US"/>
+        </w:rPr>
+        <w:t xml:space="preserve">true </w:t>
+      </w:r>
+      <w:r>
+        <w:rPr>
+          <w:color w:val="7A7E85"/>
+          <w:lang w:val="en-US"/>
+        </w:rPr>
+        <w:t xml:space="preserve">// </w:t>
+      </w:r>
+      <w:r>
+        <w:rPr>
+          <w:color w:val="7A7E85"/>
+        </w:rPr>
+        <w:t>Разрешаем</w:t>
+      </w:r>
+      <w:r>
+        <w:rPr>
+          <w:color w:val="7A7E85"/>
+          <w:lang w:val="en-US"/>
+        </w:rPr>
+        <w:t xml:space="preserve"> </w:t>
+      </w:r>
+      <w:r>
+        <w:rPr>
+          <w:color w:val="7A7E85"/>
+        </w:rPr>
+        <w:t>передачу</w:t>
+      </w:r>
+      <w:r>
+        <w:rPr>
+          <w:color w:val="7A7E85"/>
+          <w:lang w:val="en-US"/>
+        </w:rPr>
+        <w:t xml:space="preserve"> </w:t>
+      </w:r>
+      <w:r>
+        <w:rPr>
+          <w:color w:val="7A7E85"/>
+          <w:lang w:val="en-US"/>
+        </w:rPr>
+        <w:lastRenderedPageBreak/>
+        <w:t>cookies/</w:t>
+      </w:r>
+      <w:r>
+        <w:rPr>
+          <w:color w:val="7A7E85"/>
+        </w:rPr>
+        <w:t>токенов</w:t>
+      </w:r>
+      <w:r>
+        <w:rPr>
+          <w:color w:val="7A7E85"/>
+          <w:lang w:val="en-US"/>
+        </w:rPr>
+        <w:br/>
+      </w:r>
+      <w:r>
+        <w:rPr>
+          <w:color w:val="7A7E85"/>
+          <w:lang w:val="en-US"/>
+        </w:rPr>
+        <w:br/>
+        <w:t xml:space="preserve">        </w:t>
+      </w:r>
+      <w:r>
+        <w:rPr>
+          <w:color w:val="CF8E6D"/>
+          <w:lang w:val="en-US"/>
+        </w:rPr>
+        <w:t xml:space="preserve">val </w:t>
+      </w:r>
+      <w:r>
+        <w:rPr>
+          <w:color w:val="BCBEC4"/>
+          <w:lang w:val="en-US"/>
+        </w:rPr>
+        <w:t>source = UrlBasedCorsConfigurationSource()</w:t>
+      </w:r>
+      <w:r>
+        <w:rPr>
+          <w:color w:val="BCBEC4"/>
+          <w:lang w:val="en-US"/>
+        </w:rPr>
+        <w:br/>
+        <w:t xml:space="preserve">        source.registerCorsConfiguration(</w:t>
+      </w:r>
+      <w:r>
+        <w:rPr>
+          <w:color w:val="6AAB73"/>
+          <w:lang w:val="en-US"/>
+        </w:rPr>
+        <w:t>"/**"</w:t>
+      </w:r>
+      <w:r>
+        <w:rPr>
+          <w:color w:val="BCBEC4"/>
+          <w:lang w:val="en-US"/>
+        </w:rPr>
+        <w:t>, configuration)</w:t>
+      </w:r>
+      <w:r>
+        <w:rPr>
+          <w:color w:val="BCBEC4"/>
+          <w:lang w:val="en-US"/>
+        </w:rPr>
+        <w:br/>
+        <w:t xml:space="preserve">        </w:t>
+      </w:r>
+      <w:r>
+        <w:rPr>
+          <w:color w:val="CF8E6D"/>
+          <w:lang w:val="en-US"/>
+        </w:rPr>
+        <w:t xml:space="preserve">return </w:t>
+      </w:r>
+      <w:r>
+        <w:rPr>
+          <w:color w:val="BCBEC4"/>
+          <w:lang w:val="en-US"/>
+        </w:rPr>
+        <w:t>source</w:t>
+      </w:r>
+      <w:r>
+        <w:rPr>
+          <w:color w:val="BCBEC4"/>
+          <w:lang w:val="en-US"/>
+        </w:rPr>
+        <w:br/>
+        <w:t xml:space="preserve">    }</w:t>
+      </w:r>
+      <w:r>
+        <w:rPr>
+          <w:color w:val="BCBEC4"/>
+          <w:lang w:val="en-US"/>
+        </w:rPr>
+        <w:br/>
+        <w:t>}</w:t>
+      </w:r>
+    </w:p>
+    <w:p>
+      <w:pPr>
+        <w:spacing w:after="0" w:line="360" w:lineRule="auto"/>
+        <w:rPr>
+          <w:rFonts w:ascii="Times New Roman" w:hAnsi="Times New Roman" w:cs="Times New Roman"/>
+          <w:sz w:val="28"/>
+          <w:szCs w:val="28"/>
+          <w:lang w:val="en-US"/>
+        </w:rPr>
+      </w:pPr>
+    </w:p>
+    <w:p>
+      <w:pPr>
+        <w:spacing w:after="0" w:line="360" w:lineRule="auto"/>
+        <w:rPr>
+          <w:rFonts w:ascii="Times New Roman" w:hAnsi="Times New Roman" w:cs="Times New Roman"/>
+          <w:sz w:val="28"/>
+          <w:szCs w:val="28"/>
+        </w:rPr>
+      </w:pPr>
+      <w:r>
+        <w:rPr>
+          <w:rFonts w:ascii="Times New Roman" w:hAnsi="Times New Roman" w:cs="Times New Roman"/>
+          <w:sz w:val="28"/>
+          <w:szCs w:val="28"/>
+        </w:rPr>
+        <w:t>Уп</w:t>
+      </w:r>
+      <w:r>
+        <w:rPr>
+          <w:rFonts w:ascii="Times New Roman" w:hAnsi="Times New Roman" w:cs="Times New Roman"/>
+          <w:sz w:val="28"/>
+          <w:szCs w:val="28"/>
+        </w:rPr>
+        <w:t>равление токенами доступа (JWT)</w:t>
+      </w:r>
+    </w:p>
+    <w:p>
+      <w:pPr>
+        <w:spacing w:after="0" w:line="360" w:lineRule="auto"/>
+        <w:rPr>
+          <w:rFonts w:ascii="Times New Roman" w:hAnsi="Times New Roman" w:cs="Times New Roman"/>
+          <w:sz w:val="28"/>
+          <w:szCs w:val="28"/>
+        </w:rPr>
+      </w:pPr>
+      <w:r>
+        <w:rPr>
+          <w:rFonts w:ascii="Times New Roman" w:hAnsi="Times New Roman" w:cs="Times New Roman"/>
+          <w:sz w:val="28"/>
+          <w:szCs w:val="28"/>
+        </w:rPr>
+        <w:t xml:space="preserve">Для аутентификации пользователей используется стандарт JSON Web Token (JWT). </w:t>
+      </w:r>
+      <w:r>
+        <w:rPr>
+          <w:rFonts w:ascii="Times New Roman" w:hAnsi="Times New Roman" w:cs="Times New Roman"/>
+          <w:sz w:val="28"/>
+          <w:szCs w:val="28"/>
+        </w:rPr>
+        <w:t>Механизм включает пару токенов:</w:t>
+      </w:r>
+    </w:p>
+    <w:p>
+      <w:pPr>
+        <w:pStyle w:val="aff2"/>
+        <w:numPr>
+          <w:ilvl w:val="0"/>
+          <w:numId w:val="43"/>
+        </w:numPr>
+        <w:spacing w:after="0" w:line="360" w:lineRule="auto"/>
+        <w:rPr>
+          <w:rFonts w:ascii="Times New Roman" w:hAnsi="Times New Roman" w:cs="Times New Roman"/>
+          <w:sz w:val="28"/>
+          <w:szCs w:val="28"/>
+        </w:rPr>
+      </w:pPr>
+      <w:r>
+        <w:rPr>
+          <w:rFonts w:ascii="Times New Roman" w:hAnsi="Times New Roman" w:cs="Times New Roman"/>
+          <w:sz w:val="28"/>
+          <w:szCs w:val="28"/>
+        </w:rPr>
+        <w:t>Access Token: Короткоживущий токен (1 час), используемый для доступа к API. Содержит роли пользователя и идентификатор сессии (JTI).</w:t>
+      </w:r>
+    </w:p>
+    <w:p>
+      <w:pPr>
+        <w:pStyle w:val="aff2"/>
+        <w:numPr>
+          <w:ilvl w:val="0"/>
+          <w:numId w:val="43"/>
+        </w:numPr>
+        <w:spacing w:after="0" w:line="360" w:lineRule="auto"/>
+        <w:rPr>
+          <w:rFonts w:ascii="Times New Roman" w:hAnsi="Times New Roman" w:cs="Times New Roman"/>
+          <w:sz w:val="28"/>
+          <w:szCs w:val="28"/>
+        </w:rPr>
+      </w:pPr>
+      <w:r>
+        <w:rPr>
+          <w:rFonts w:ascii="Times New Roman" w:hAnsi="Times New Roman" w:cs="Times New Roman"/>
+          <w:sz w:val="28"/>
+          <w:szCs w:val="28"/>
+        </w:rPr>
+        <w:t>Refresh Token: Долгоживущий токен (30 дней), хранящийся в базе данных в хешированном виде. Используется для получения новой пары токенов без повторного ввода пароля.</w:t>
+      </w:r>
+    </w:p>
+    <w:p>
+      <w:pPr>
+        <w:spacing w:after="0" w:line="360" w:lineRule="auto"/>
+        <w:rPr>
+          <w:rFonts w:ascii="Times New Roman" w:hAnsi="Times New Roman" w:cs="Times New Roman"/>
+          <w:sz w:val="28"/>
+          <w:szCs w:val="28"/>
+        </w:rPr>
+      </w:pPr>
+      <w:r>
+        <w:rPr>
+          <w:rFonts w:ascii="Times New Roman" w:hAnsi="Times New Roman" w:cs="Times New Roman"/>
+          <w:sz w:val="28"/>
+          <w:szCs w:val="28"/>
+        </w:rPr>
+        <w:t>Реализована защита от повторного использования токенов (Token Reuse Detection) с помощью механизма «семейств токенов» (Token Families). Если злоумышленник попытается использовать украденный Refresh Token, система обнаружит аномалию и аннулирует всю цепочку токенов пользователя.</w:t>
+      </w:r>
+    </w:p>
+    <w:p>
+      <w:pPr>
+        <w:spacing w:after="0" w:line="360" w:lineRule="auto"/>
+        <w:rPr>
+          <w:rFonts w:ascii="Times New Roman" w:hAnsi="Times New Roman" w:cs="Times New Roman"/>
+          <w:sz w:val="28"/>
+          <w:szCs w:val="28"/>
+        </w:rPr>
+      </w:pPr>
+      <w:r>
+        <w:rPr>
+          <w:rFonts w:ascii="Times New Roman" w:hAnsi="Times New Roman" w:cs="Times New Roman"/>
+          <w:sz w:val="28"/>
+          <w:szCs w:val="28"/>
+        </w:rPr>
+        <w:t>Листинг 2.9 — Сервис обновления токенов</w:t>
+      </w:r>
+      <w:r>
+        <w:rPr>
+          <w:rFonts w:ascii="Times New Roman" w:hAnsi="Times New Roman" w:cs="Times New Roman"/>
+          <w:sz w:val="28"/>
+          <w:szCs w:val="28"/>
+        </w:rPr>
+        <w:t>.</w:t>
+      </w:r>
+    </w:p>
+    <w:p>
+      <w:pPr>
+        <w:pStyle w:val="HTML"/>
+        <w:shd w:val="clear" w:color="auto" w:fill="191A1C"/>
+        <w:rPr>
+          <w:color w:val="BCBEC4"/>
+        </w:rPr>
+      </w:pPr>
+      <w:r>
+        <w:rPr>
+          <w:color w:val="B3AE60"/>
+        </w:rPr>
+        <w:t>@Service</w:t>
+      </w:r>
+      <w:r>
+        <w:rPr>
+          <w:color w:val="B3AE60"/>
+        </w:rPr>
+        <w:br/>
+      </w:r>
+      <w:r>
+        <w:rPr>
+          <w:color w:val="CF8E6D"/>
+        </w:rPr>
+        <w:t xml:space="preserve">class </w:t>
+      </w:r>
+      <w:r>
+        <w:rPr>
+          <w:color w:val="BCBEC4"/>
+        </w:rPr>
+        <w:t>RefreshTokenService(</w:t>
+      </w:r>
+      <w:r>
+        <w:rPr>
+          <w:color w:val="BCBEC4"/>
+        </w:rPr>
+        <w:br/>
+        <w:t xml:space="preserve">    </w:t>
+      </w:r>
+      <w:r>
+        <w:rPr>
+          <w:color w:val="CF8E6D"/>
+        </w:rPr>
+        <w:t xml:space="preserve">private val </w:t>
+      </w:r>
+      <w:r>
+        <w:rPr>
+          <w:color w:val="C77DBB"/>
+        </w:rPr>
+        <w:t>refreshTokenRepository</w:t>
+      </w:r>
+      <w:r>
+        <w:rPr>
+          <w:color w:val="BCBEC4"/>
+        </w:rPr>
+        <w:t>: RefreshTokenRepository,</w:t>
+      </w:r>
+      <w:r>
+        <w:rPr>
+          <w:color w:val="BCBEC4"/>
+        </w:rPr>
+        <w:br/>
+        <w:t xml:space="preserve">    </w:t>
+      </w:r>
+      <w:r>
+        <w:rPr>
+          <w:color w:val="CF8E6D"/>
+        </w:rPr>
+        <w:t xml:space="preserve">private val </w:t>
+      </w:r>
+      <w:r>
+        <w:rPr>
+          <w:color w:val="C77DBB"/>
+        </w:rPr>
+        <w:t>jwtUtil</w:t>
+      </w:r>
+      <w:r>
+        <w:rPr>
+          <w:color w:val="BCBEC4"/>
+        </w:rPr>
+        <w:t>: JwtUtil</w:t>
+      </w:r>
+      <w:r>
+        <w:rPr>
+          <w:color w:val="BCBEC4"/>
+        </w:rPr>
+        <w:br/>
+        <w:t>) {</w:t>
+      </w:r>
+      <w:r>
+        <w:rPr>
+          <w:color w:val="BCBEC4"/>
+        </w:rPr>
+        <w:br/>
+        <w:t xml:space="preserve">    </w:t>
+      </w:r>
+      <w:r>
+        <w:rPr>
+          <w:color w:val="B3AE60"/>
+        </w:rPr>
+        <w:t>@Transactional</w:t>
+      </w:r>
+      <w:r>
+        <w:rPr>
+          <w:color w:val="B3AE60"/>
+        </w:rPr>
+        <w:br/>
+        <w:t xml:space="preserve">    </w:t>
+      </w:r>
+      <w:r>
+        <w:rPr>
+          <w:color w:val="CF8E6D"/>
+        </w:rPr>
+        <w:t xml:space="preserve">fun </w:t>
+      </w:r>
+      <w:r>
+        <w:rPr>
+          <w:color w:val="56A8F5"/>
+        </w:rPr>
+        <w:t>processRefreshToken</w:t>
+      </w:r>
+      <w:r>
+        <w:rPr>
+          <w:color w:val="BCBEC4"/>
+        </w:rPr>
+        <w:t>(requestRefreshToken: String): TokenResponse {</w:t>
+      </w:r>
+      <w:r>
+        <w:rPr>
+          <w:color w:val="BCBEC4"/>
+        </w:rPr>
+        <w:br/>
+        <w:t xml:space="preserve">        </w:t>
+      </w:r>
+      <w:r>
+        <w:rPr>
+          <w:color w:val="7A7E85"/>
+        </w:rPr>
+        <w:t>// Поиск токена в БД по хешу</w:t>
+      </w:r>
+      <w:r>
+        <w:rPr>
+          <w:color w:val="7A7E85"/>
+        </w:rPr>
+        <w:br/>
+        <w:t xml:space="preserve">        </w:t>
+      </w:r>
+      <w:r>
+        <w:rPr>
+          <w:color w:val="CF8E6D"/>
+        </w:rPr>
+        <w:t xml:space="preserve">val </w:t>
+      </w:r>
+      <w:r>
+        <w:rPr>
+          <w:color w:val="BCBEC4"/>
+        </w:rPr>
+        <w:t>tokenHash = hashToken(requestRefreshToken)</w:t>
+      </w:r>
+      <w:r>
+        <w:rPr>
+          <w:color w:val="BCBEC4"/>
+        </w:rPr>
+        <w:br/>
+        <w:t xml:space="preserve">        </w:t>
+      </w:r>
+      <w:r>
+        <w:rPr>
+          <w:color w:val="CF8E6D"/>
+        </w:rPr>
+        <w:t xml:space="preserve">val </w:t>
+      </w:r>
+      <w:r>
+        <w:rPr>
+          <w:color w:val="BCBEC4"/>
+        </w:rPr>
+        <w:t xml:space="preserve">storedToken = </w:t>
+      </w:r>
+      <w:r>
+        <w:rPr>
+          <w:color w:val="C77DBB"/>
+        </w:rPr>
+        <w:t>refreshTokenRepository</w:t>
+      </w:r>
+      <w:r>
+        <w:rPr>
+          <w:color w:val="BCBEC4"/>
+        </w:rPr>
+        <w:t>.findByTokenHash(tokenHash)</w:t>
+      </w:r>
+      <w:r>
+        <w:rPr>
+          <w:color w:val="BCBEC4"/>
+        </w:rPr>
+        <w:br/>
+        <w:t xml:space="preserve">            ?: </w:t>
+      </w:r>
+      <w:r>
+        <w:rPr>
+          <w:color w:val="CF8E6D"/>
+        </w:rPr>
+        <w:t xml:space="preserve">throw </w:t>
+      </w:r>
+      <w:r>
+        <w:rPr>
+          <w:color w:val="BCBEC4"/>
+        </w:rPr>
+        <w:t>TokenRefreshException(</w:t>
+      </w:r>
+      <w:r>
+        <w:rPr>
+          <w:color w:val="6AAB73"/>
+        </w:rPr>
+        <w:t>"Токен не найден"</w:t>
+      </w:r>
+      <w:r>
+        <w:rPr>
+          <w:color w:val="BCBEC4"/>
+        </w:rPr>
+        <w:t>)</w:t>
+      </w:r>
+      <w:r>
+        <w:rPr>
+          <w:color w:val="BCBEC4"/>
+        </w:rPr>
+        <w:br/>
+      </w:r>
+      <w:r>
+        <w:rPr>
+          <w:color w:val="BCBEC4"/>
+        </w:rPr>
+        <w:br/>
+        <w:t xml:space="preserve">        </w:t>
+      </w:r>
+      <w:r>
+        <w:rPr>
+          <w:color w:val="7A7E85"/>
+        </w:rPr>
+        <w:t>// Защита от повторного использования (Token Reuse)</w:t>
+      </w:r>
+      <w:r>
+        <w:rPr>
+          <w:color w:val="7A7E85"/>
+        </w:rPr>
+        <w:br/>
+        <w:t xml:space="preserve">        </w:t>
+      </w:r>
+      <w:r>
+        <w:rPr>
+          <w:color w:val="CF8E6D"/>
+        </w:rPr>
+        <w:t xml:space="preserve">if </w:t>
+      </w:r>
+      <w:r>
+        <w:rPr>
+          <w:color w:val="BCBEC4"/>
+        </w:rPr>
+        <w:t>(storedToken.revoked) {</w:t>
+      </w:r>
+      <w:r>
+        <w:rPr>
+          <w:color w:val="BCBEC4"/>
+        </w:rPr>
+        <w:br/>
+        <w:t xml:space="preserve">            </w:t>
+      </w:r>
+      <w:r>
+        <w:rPr>
+          <w:color w:val="7A7E85"/>
+        </w:rPr>
+        <w:t>// Если использован отозванный токен - это атака. Блокируем всё семейство.</w:t>
+      </w:r>
+      <w:r>
+        <w:rPr>
+          <w:color w:val="7A7E85"/>
+        </w:rPr>
+        <w:br/>
+        <w:t xml:space="preserve">            </w:t>
+      </w:r>
+      <w:r>
+        <w:rPr>
+          <w:color w:val="C77DBB"/>
+        </w:rPr>
+        <w:t>refreshTokenRepository</w:t>
+      </w:r>
+      <w:r>
+        <w:rPr>
+          <w:color w:val="BCBEC4"/>
+        </w:rPr>
+        <w:t>.revokeAllByFamily(storedToken.tokenFamily)</w:t>
+      </w:r>
+      <w:r>
+        <w:rPr>
+          <w:color w:val="BCBEC4"/>
+        </w:rPr>
+        <w:br/>
+        <w:t xml:space="preserve">            </w:t>
+      </w:r>
+      <w:r>
+        <w:rPr>
+          <w:color w:val="CF8E6D"/>
+        </w:rPr>
+        <w:t xml:space="preserve">throw </w:t>
+      </w:r>
+      <w:r>
+        <w:rPr>
+          <w:color w:val="BCBEC4"/>
+        </w:rPr>
+        <w:t>SecurityException(</w:t>
+      </w:r>
+      <w:r>
+        <w:rPr>
+          <w:color w:val="6AAB73"/>
+        </w:rPr>
+        <w:t>"Обнаружена попытка взлома! Сессия заблокирована."</w:t>
+      </w:r>
+      <w:r>
+        <w:rPr>
+          <w:color w:val="BCBEC4"/>
+        </w:rPr>
+        <w:t>)</w:t>
+      </w:r>
+      <w:r>
+        <w:rPr>
+          <w:color w:val="BCBEC4"/>
+        </w:rPr>
+        <w:br/>
+        <w:t xml:space="preserve">        }</w:t>
+      </w:r>
+      <w:r>
+        <w:rPr>
+          <w:color w:val="BCBEC4"/>
+        </w:rPr>
+        <w:br/>
+      </w:r>
+      <w:r>
+        <w:rPr>
+          <w:color w:val="BCBEC4"/>
+        </w:rPr>
+        <w:br/>
+        <w:t xml:space="preserve">        </w:t>
+      </w:r>
+      <w:r>
+        <w:rPr>
+          <w:color w:val="7A7E85"/>
+        </w:rPr>
+        <w:t>// Проверка срока действия</w:t>
+      </w:r>
+      <w:r>
+        <w:rPr>
+          <w:color w:val="7A7E85"/>
+        </w:rPr>
+        <w:br/>
+        <w:t xml:space="preserve">        </w:t>
+      </w:r>
+      <w:r>
+        <w:rPr>
+          <w:color w:val="CF8E6D"/>
+        </w:rPr>
+        <w:t xml:space="preserve">if </w:t>
+      </w:r>
+      <w:r>
+        <w:rPr>
+          <w:color w:val="BCBEC4"/>
+        </w:rPr>
+        <w:t>(storedToken.expiresAt.isBefore(Instant.now())) {</w:t>
+      </w:r>
+      <w:r>
+        <w:rPr>
+          <w:color w:val="BCBEC4"/>
+        </w:rPr>
+        <w:br/>
+      </w:r>
+      <w:r>
+        <w:rPr>
+          <w:color w:val="BCBEC4"/>
+        </w:rPr>
+        <w:lastRenderedPageBreak/>
+        <w:t xml:space="preserve">            storedToken.revoked = </w:t>
+      </w:r>
+      <w:r>
+        <w:rPr>
+          <w:color w:val="CF8E6D"/>
+        </w:rPr>
+        <w:t>true</w:t>
+      </w:r>
+      <w:r>
+        <w:rPr>
+          <w:color w:val="CF8E6D"/>
+        </w:rPr>
+        <w:br/>
+        <w:t xml:space="preserve">            throw </w:t>
+      </w:r>
+      <w:r>
+        <w:rPr>
+          <w:color w:val="BCBEC4"/>
+        </w:rPr>
+        <w:t>TokenRefreshException(</w:t>
+      </w:r>
+      <w:r>
+        <w:rPr>
+          <w:color w:val="6AAB73"/>
+        </w:rPr>
+        <w:t>"Срок действия сессии истек"</w:t>
+      </w:r>
+      <w:r>
+        <w:rPr>
+          <w:color w:val="BCBEC4"/>
+        </w:rPr>
+        <w:t>)</w:t>
+      </w:r>
+      <w:r>
+        <w:rPr>
+          <w:color w:val="BCBEC4"/>
+        </w:rPr>
+        <w:br/>
+        <w:t xml:space="preserve">        }</w:t>
+      </w:r>
+      <w:r>
+        <w:rPr>
+          <w:color w:val="BCBEC4"/>
+        </w:rPr>
+        <w:br/>
+      </w:r>
+      <w:r>
+        <w:rPr>
+          <w:color w:val="BCBEC4"/>
+        </w:rPr>
+        <w:br/>
+        <w:t xml:space="preserve">        </w:t>
+      </w:r>
+      <w:r>
+        <w:rPr>
+          <w:color w:val="7A7E85"/>
+        </w:rPr>
+        <w:t>// Ротация токенов: старый помечаем использованным, создаем новый</w:t>
+      </w:r>
+      <w:r>
+        <w:rPr>
+          <w:color w:val="7A7E85"/>
+        </w:rPr>
+        <w:br/>
+        <w:t xml:space="preserve">        </w:t>
+      </w:r>
+      <w:r>
+        <w:rPr>
+          <w:color w:val="BCBEC4"/>
+        </w:rPr>
+        <w:t xml:space="preserve">storedToken.revoked = </w:t>
+      </w:r>
+      <w:r>
+        <w:rPr>
+          <w:color w:val="CF8E6D"/>
+        </w:rPr>
+        <w:t>true</w:t>
+      </w:r>
+      <w:r>
+        <w:rPr>
+          <w:color w:val="CF8E6D"/>
+        </w:rPr>
+        <w:br/>
+        <w:t xml:space="preserve">        val </w:t>
+      </w:r>
+      <w:r>
+        <w:rPr>
+          <w:color w:val="BCBEC4"/>
+        </w:rPr>
+        <w:t>newRefreshToken = createRefreshToken(storedToken.user, storedToken.tokenFamily)</w:t>
+      </w:r>
+      <w:r>
+        <w:rPr>
+          <w:color w:val="BCBEC4"/>
+        </w:rPr>
+        <w:br/>
+        <w:t xml:space="preserve">        </w:t>
+      </w:r>
+      <w:r>
+        <w:rPr>
+          <w:color w:val="CF8E6D"/>
+        </w:rPr>
+        <w:t xml:space="preserve">val </w:t>
+      </w:r>
+      <w:r>
+        <w:rPr>
+          <w:color w:val="BCBEC4"/>
+        </w:rPr>
+        <w:t xml:space="preserve">newAccessToken = </w:t>
+      </w:r>
+      <w:r>
+        <w:rPr>
+          <w:color w:val="C77DBB"/>
+        </w:rPr>
+        <w:t>jwtUtil</w:t>
+      </w:r>
+      <w:r>
+        <w:rPr>
+          <w:color w:val="BCBEC4"/>
+        </w:rPr>
+        <w:t>.generateToken(storedToken.user)</w:t>
+      </w:r>
+      <w:r>
+        <w:rPr>
+          <w:color w:val="BCBEC4"/>
+        </w:rPr>
+        <w:br/>
+      </w:r>
+      <w:r>
+        <w:rPr>
+          <w:color w:val="BCBEC4"/>
+        </w:rPr>
+        <w:br/>
+        <w:t xml:space="preserve">        </w:t>
+      </w:r>
+      <w:r>
+        <w:rPr>
+          <w:color w:val="CF8E6D"/>
+        </w:rPr>
+        <w:t xml:space="preserve">return </w:t>
+      </w:r>
+      <w:r>
+        <w:rPr>
+          <w:color w:val="BCBEC4"/>
+        </w:rPr>
+        <w:t>TokenResponse(newAccessToken, newRefreshToken)</w:t>
+      </w:r>
+      <w:r>
+        <w:rPr>
+          <w:color w:val="BCBEC4"/>
+        </w:rPr>
+        <w:br/>
+        <w:t xml:space="preserve">    }</w:t>
+      </w:r>
+      <w:r>
+        <w:rPr>
+          <w:color w:val="BCBEC4"/>
+        </w:rPr>
+        <w:br/>
+        <w:t>}</w:t>
+      </w:r>
+    </w:p>
+    <w:p>
+      <w:pPr>
+        <w:spacing w:after="0" w:line="360" w:lineRule="auto"/>
+        <w:rPr>
+          <w:rFonts w:ascii="Times New Roman" w:hAnsi="Times New Roman" w:cs="Times New Roman"/>
+          <w:sz w:val="28"/>
+          <w:szCs w:val="28"/>
+        </w:rPr>
+      </w:pPr>
+    </w:p>
+    <w:p>
+      <w:pPr>
+        <w:spacing w:after="0" w:line="360" w:lineRule="auto"/>
+        <w:rPr>
+          <w:rFonts w:ascii="Times New Roman" w:hAnsi="Times New Roman" w:cs="Times New Roman"/>
+          <w:sz w:val="28"/>
+          <w:szCs w:val="28"/>
+        </w:rPr>
+      </w:pPr>
+      <w:r>
+        <w:rPr>
+          <w:rFonts w:ascii="Times New Roman" w:hAnsi="Times New Roman" w:cs="Times New Roman"/>
+          <w:sz w:val="28"/>
+          <w:szCs w:val="28"/>
+        </w:rPr>
+        <w:t>Ролевая модель доступа (RBAC)</w:t>
+      </w:r>
+    </w:p>
+    <w:p>
+      <w:pPr>
+        <w:spacing w:after="0" w:line="360" w:lineRule="auto"/>
+        <w:rPr>
+          <w:rFonts w:ascii="Times New Roman" w:hAnsi="Times New Roman" w:cs="Times New Roman"/>
+          <w:sz w:val="28"/>
+          <w:szCs w:val="28"/>
+        </w:rPr>
+      </w:pPr>
+      <w:r>
+        <w:rPr>
+          <w:rFonts w:ascii="Times New Roman" w:hAnsi="Times New Roman" w:cs="Times New Roman"/>
+          <w:sz w:val="28"/>
+          <w:szCs w:val="28"/>
+        </w:rPr>
+        <w:t>В системе реализована дву</w:t>
+      </w:r>
+      <w:r>
+        <w:rPr>
+          <w:rFonts w:ascii="Times New Roman" w:hAnsi="Times New Roman" w:cs="Times New Roman"/>
+          <w:sz w:val="28"/>
+          <w:szCs w:val="28"/>
+        </w:rPr>
+        <w:t>хуровневая модель прав доступа:</w:t>
+      </w:r>
+    </w:p>
+    <w:p>
+      <w:pPr>
+        <w:pStyle w:val="aff2"/>
+        <w:numPr>
+          <w:ilvl w:val="0"/>
+          <w:numId w:val="44"/>
+        </w:numPr>
+        <w:spacing w:after="0" w:line="360" w:lineRule="auto"/>
+        <w:rPr>
+          <w:rFonts w:ascii="Times New Roman" w:hAnsi="Times New Roman" w:cs="Times New Roman"/>
+          <w:sz w:val="28"/>
+          <w:szCs w:val="28"/>
+        </w:rPr>
+      </w:pPr>
+      <w:r>
+        <w:rPr>
+          <w:rFonts w:ascii="Times New Roman" w:hAnsi="Times New Roman" w:cs="Times New Roman"/>
+          <w:sz w:val="28"/>
+          <w:szCs w:val="28"/>
+        </w:rPr>
+        <w:t>Глобальные</w:t>
+      </w:r>
+      <w:r>
+        <w:rPr>
+          <w:rFonts w:ascii="Times New Roman" w:hAnsi="Times New Roman" w:cs="Times New Roman"/>
+          <w:sz w:val="28"/>
+          <w:szCs w:val="28"/>
+          <w:lang w:val="en-US"/>
+        </w:rPr>
+        <w:t xml:space="preserve"> </w:t>
+      </w:r>
+      <w:r>
+        <w:rPr>
+          <w:rFonts w:ascii="Times New Roman" w:hAnsi="Times New Roman" w:cs="Times New Roman"/>
+          <w:sz w:val="28"/>
+          <w:szCs w:val="28"/>
+        </w:rPr>
+        <w:t>роли</w:t>
+      </w:r>
+      <w:r>
+        <w:rPr>
+          <w:rFonts w:ascii="Times New Roman" w:hAnsi="Times New Roman" w:cs="Times New Roman"/>
+          <w:sz w:val="28"/>
+          <w:szCs w:val="28"/>
+          <w:lang w:val="en-US"/>
+        </w:rPr>
+        <w:t xml:space="preserve"> (Role): ADMIN, MODERATOR, SUPER-WRITER, WRITER, USER. </w:t>
+      </w:r>
+      <w:r>
+        <w:rPr>
+          <w:rFonts w:ascii="Times New Roman" w:hAnsi="Times New Roman" w:cs="Times New Roman"/>
+          <w:sz w:val="28"/>
+          <w:szCs w:val="28"/>
+        </w:rPr>
+        <w:t>Определяют доступ к функциональным блокам (админка, модерация, создание статей).</w:t>
+      </w:r>
+    </w:p>
+    <w:p>
+      <w:pPr>
+        <w:pStyle w:val="aff2"/>
+        <w:numPr>
+          <w:ilvl w:val="0"/>
+          <w:numId w:val="44"/>
+        </w:numPr>
+        <w:spacing w:after="0" w:line="360" w:lineRule="auto"/>
+        <w:rPr>
+          <w:rFonts w:ascii="Times New Roman" w:hAnsi="Times New Roman" w:cs="Times New Roman"/>
+          <w:sz w:val="28"/>
+          <w:szCs w:val="28"/>
+        </w:rPr>
+      </w:pPr>
+      <w:r>
+        <w:rPr>
+          <w:rFonts w:ascii="Times New Roman" w:hAnsi="Times New Roman" w:cs="Times New Roman"/>
+          <w:sz w:val="28"/>
+          <w:szCs w:val="28"/>
+        </w:rPr>
+        <w:t>Контекстные права (AccessRole, WriterPermission): Ограничивают доступ к конкретным категориям знаний. Например, пользователь может быть «Читателем» в категории «Бухгалтерия», но «Автором» в категории «IT-отдел».</w:t>
+      </w:r>
+    </w:p>
+    <w:p>
+      <w:pPr>
+        <w:spacing w:after="0" w:line="360" w:lineRule="auto"/>
+        <w:rPr>
+          <w:rFonts w:ascii="Times New Roman" w:hAnsi="Times New Roman" w:cs="Times New Roman"/>
+          <w:sz w:val="28"/>
+          <w:szCs w:val="28"/>
+        </w:rPr>
+      </w:pPr>
+      <w:r>
+        <w:rPr>
+          <w:rFonts w:ascii="Times New Roman" w:hAnsi="Times New Roman" w:cs="Times New Roman"/>
+          <w:sz w:val="28"/>
+          <w:szCs w:val="28"/>
+        </w:rPr>
+        <w:t>Контроль прав осуществляется декларативно с помощью аннотаций @PreAuthorize над методами контроллеров и сервисов. Это позволяет гибко настраивать политики безопасности прямо в коде бизнес-логики.</w:t>
+      </w:r>
+    </w:p>
+    <w:p>
+      <w:pPr>
+        <w:spacing w:after="0" w:line="360" w:lineRule="auto"/>
+        <w:rPr>
+          <w:rFonts w:ascii="Times New Roman" w:hAnsi="Times New Roman" w:cs="Times New Roman"/>
+          <w:sz w:val="28"/>
+          <w:szCs w:val="28"/>
+        </w:rPr>
+      </w:pPr>
+      <w:r>
+        <w:rPr>
+          <w:rFonts w:ascii="Times New Roman" w:hAnsi="Times New Roman" w:cs="Times New Roman"/>
+          <w:sz w:val="28"/>
+          <w:szCs w:val="28"/>
+        </w:rPr>
+        <w:t>Листинг 2.10 — Пример ограничения доступа в контроллере</w:t>
+      </w:r>
+      <w:r>
+        <w:rPr>
+          <w:rFonts w:ascii="Times New Roman" w:hAnsi="Times New Roman" w:cs="Times New Roman"/>
+          <w:sz w:val="28"/>
+          <w:szCs w:val="28"/>
+        </w:rPr>
+        <w:t>.</w:t>
+      </w:r>
+    </w:p>
+    <w:p>
+      <w:pPr>
+        <w:pStyle w:val="HTML"/>
+        <w:shd w:val="clear" w:color="auto" w:fill="191A1C"/>
+        <w:rPr>
+          <w:color w:val="BCBEC4"/>
+        </w:rPr>
+      </w:pPr>
+      <w:r>
+        <w:rPr>
+          <w:color w:val="B3AE60"/>
+        </w:rPr>
+        <w:t>@Service</w:t>
+      </w:r>
+      <w:r>
+        <w:rPr>
+          <w:color w:val="B3AE60"/>
+        </w:rPr>
+        <w:br/>
+      </w:r>
+      <w:r>
+        <w:rPr>
+          <w:color w:val="CF8E6D"/>
+        </w:rPr>
+        <w:t xml:space="preserve">class </w:t>
+      </w:r>
+      <w:r>
+        <w:rPr>
+          <w:color w:val="BCBEC4"/>
+        </w:rPr>
+        <w:t>AccessRoleService {</w:t>
+      </w:r>
+      <w:r>
+        <w:rPr>
+          <w:color w:val="BCBEC4"/>
+        </w:rPr>
+        <w:br/>
+      </w:r>
+      <w:r>
+        <w:rPr>
+          <w:color w:val="BCBEC4"/>
+        </w:rPr>
+        <w:br/>
+        <w:t xml:space="preserve">    </w:t>
+      </w:r>
+      <w:r>
+        <w:rPr>
+          <w:color w:val="7A7E85"/>
+        </w:rPr>
+        <w:t>// Метод доступен только Админу или пользователю с правом редактирования категории</w:t>
+      </w:r>
+      <w:r>
+        <w:rPr>
+          <w:color w:val="7A7E85"/>
+        </w:rPr>
+        <w:br/>
+        <w:t xml:space="preserve">    </w:t>
+      </w:r>
+      <w:r>
+        <w:rPr>
+          <w:color w:val="B3AE60"/>
+        </w:rPr>
+        <w:t>@PreAuthorize</w:t>
+      </w:r>
+      <w:r>
+        <w:rPr>
+          <w:color w:val="BCBEC4"/>
+        </w:rPr>
+        <w:t>(</w:t>
+      </w:r>
+      <w:r>
+        <w:rPr>
+          <w:color w:val="6AAB73"/>
+        </w:rPr>
+        <w:t>"hasRole('ADMIN') or @permissionEvaluator.hasCategoryAccess(#categoryId, 'EDIT')"</w:t>
+      </w:r>
+      <w:r>
+        <w:rPr>
+          <w:color w:val="BCBEC4"/>
+        </w:rPr>
+        <w:t>)</w:t>
+      </w:r>
+      <w:r>
+        <w:rPr>
+          <w:color w:val="BCBEC4"/>
+        </w:rPr>
+        <w:br/>
+        <w:t xml:space="preserve">    </w:t>
+      </w:r>
+      <w:r>
+        <w:rPr>
+          <w:color w:val="CF8E6D"/>
+        </w:rPr>
+        <w:t xml:space="preserve">fun </w:t>
+      </w:r>
+      <w:r>
+        <w:rPr>
+          <w:color w:val="56A8F5"/>
+        </w:rPr>
+        <w:t>updateCategorySettings</w:t>
+      </w:r>
+      <w:r>
+        <w:rPr>
+          <w:color w:val="BCBEC4"/>
+        </w:rPr>
+        <w:t>(categoryId: Long, settings: CategorySettingsDto) {</w:t>
+      </w:r>
+      <w:r>
+        <w:rPr>
+          <w:color w:val="BCBEC4"/>
+        </w:rPr>
+        <w:br/>
+        <w:t xml:space="preserve">        </w:t>
+      </w:r>
+      <w:r>
+        <w:rPr>
+          <w:color w:val="7A7E85"/>
+        </w:rPr>
+        <w:t>// Логика обновления настроек категории</w:t>
+      </w:r>
+      <w:r>
+        <w:rPr>
+          <w:color w:val="7A7E85"/>
+        </w:rPr>
+        <w:br/>
+        <w:t xml:space="preserve">    </w:t>
+      </w:r>
+      <w:r>
+        <w:rPr>
+          <w:color w:val="BCBEC4"/>
+        </w:rPr>
+        <w:t>}</w:t>
+      </w:r>
+      <w:r>
+        <w:rPr>
+          <w:color w:val="BCBEC4"/>
+        </w:rPr>
+        <w:br/>
+      </w:r>
+      <w:r>
+        <w:rPr>
+          <w:color w:val="BCBEC4"/>
+        </w:rPr>
+        <w:br/>
+        <w:t xml:space="preserve">    </w:t>
+      </w:r>
+      <w:r>
+        <w:rPr>
+          <w:color w:val="7A7E85"/>
+        </w:rPr>
+        <w:t>// Проверка, является ли пользователь модератором в данной категории</w:t>
+      </w:r>
+      <w:r>
+        <w:rPr>
+          <w:color w:val="7A7E85"/>
+        </w:rPr>
+        <w:br/>
+        <w:t xml:space="preserve">    </w:t>
+      </w:r>
+      <w:r>
+        <w:rPr>
+          <w:color w:val="CF8E6D"/>
+        </w:rPr>
+        <w:t xml:space="preserve">fun </w:t>
+      </w:r>
+      <w:r>
+        <w:rPr>
+          <w:color w:val="56A8F5"/>
+        </w:rPr>
+        <w:t>canModerate</w:t>
+      </w:r>
+      <w:r>
+        <w:rPr>
+          <w:color w:val="BCBEC4"/>
+        </w:rPr>
+        <w:t>(user: User, categoryId: Long): Boolean {</w:t>
+      </w:r>
+      <w:r>
+        <w:rPr>
+          <w:color w:val="BCBEC4"/>
+        </w:rPr>
+        <w:br/>
+        <w:t xml:space="preserve">        </w:t>
+      </w:r>
+      <w:r>
+        <w:rPr>
+          <w:color w:val="CF8E6D"/>
+        </w:rPr>
+        <w:t xml:space="preserve">if </w:t>
+      </w:r>
+      <w:r>
+        <w:rPr>
+          <w:color w:val="BCBEC4"/>
+        </w:rPr>
+        <w:t xml:space="preserve">(user.role.title == </w:t>
+      </w:r>
+      <w:r>
+        <w:rPr>
+          <w:color w:val="6AAB73"/>
+        </w:rPr>
+        <w:t>"ADMIN"</w:t>
+      </w:r>
+      <w:r>
+        <w:rPr>
+          <w:color w:val="BCBEC4"/>
+        </w:rPr>
+        <w:t xml:space="preserve">) </w:t>
+      </w:r>
+      <w:r>
+        <w:rPr>
+          <w:color w:val="CF8E6D"/>
+        </w:rPr>
+        <w:t>return true</w:t>
+      </w:r>
+      <w:r>
+        <w:rPr>
+          <w:color w:val="CF8E6D"/>
+        </w:rPr>
+        <w:br/>
+      </w:r>
+      <w:r>
+        <w:rPr>
+          <w:color w:val="CF8E6D"/>
+        </w:rPr>
+        <w:br/>
+        <w:t xml:space="preserve">        return </w:t>
+      </w:r>
+      <w:r>
+        <w:rPr>
+          <w:color w:val="BCBEC4"/>
+        </w:rPr>
+        <w:t>moderatorPermissionRepository.existsByModeratorAndCategoryId(</w:t>
+      </w:r>
+      <w:r>
+        <w:rPr>
+          <w:color w:val="BCBEC4"/>
+        </w:rPr>
+        <w:br/>
+        <w:t xml:space="preserve">            user.id, categoryId</w:t>
+      </w:r>
+      <w:r>
+        <w:rPr>
+          <w:color w:val="BCBEC4"/>
+        </w:rPr>
+        <w:br/>
+        <w:t xml:space="preserve">        )</w:t>
+      </w:r>
+      <w:r>
+        <w:rPr>
+          <w:color w:val="BCBEC4"/>
+        </w:rPr>
+        <w:br/>
+        <w:t xml:space="preserve">    }</w:t>
+      </w:r>
+      <w:r>
+        <w:rPr>
+          <w:color w:val="BCBEC4"/>
+        </w:rPr>
+        <w:br/>
+        <w:t>}</w:t>
+      </w:r>
+    </w:p>
+    <w:p>
+      <w:pPr>
+        <w:spacing w:after="0" w:line="360" w:lineRule="auto"/>
+        <w:rPr>
+          <w:rFonts w:ascii="Times New Roman" w:hAnsi="Times New Roman" w:cs="Times New Roman"/>
+          <w:sz w:val="28"/>
+          <w:szCs w:val="28"/>
+        </w:rPr>
+      </w:pPr>
+      <w:r>
+        <w:rPr>
+          <w:rFonts w:ascii="Times New Roman" w:hAnsi="Times New Roman" w:cs="Times New Roman"/>
+          <w:sz w:val="28"/>
+          <w:szCs w:val="28"/>
+        </w:rPr>
+        <w:lastRenderedPageBreak/>
+        <w:t>Такая архитектура подсистемы безопасности обеспечивает надежную защиту корпоративных данных, соответствие стандартам разработки (OWASP) и гибкость в управлении правами сотрудников.</w:t>
+      </w:r>
+    </w:p>
+    <w:p>
+      <w:pPr>
+        <w:rPr>
+          <w:rFonts w:ascii="Times New Roman" w:hAnsi="Times New Roman" w:cs="Times New Roman"/>
+          <w:sz w:val="28"/>
+          <w:szCs w:val="28"/>
+        </w:rPr>
+      </w:pPr>
+      <w:r>
+        <w:rPr>
+          <w:rFonts w:ascii="Times New Roman" w:hAnsi="Times New Roman" w:cs="Times New Roman"/>
+          <w:sz w:val="28"/>
+          <w:szCs w:val="28"/>
+        </w:rPr>
+        <w:br w:type="page"/>
+      </w:r>
+    </w:p>
+    <w:p>
+      <w:pPr>
+        <w:spacing w:after="0" w:line="360" w:lineRule="auto"/>
+        <w:rPr>
+          <w:rFonts w:ascii="Times New Roman" w:hAnsi="Times New Roman" w:cs="Times New Roman"/>
+          <w:b/>
+          <w:sz w:val="28"/>
+          <w:szCs w:val="28"/>
+        </w:rPr>
+      </w:pPr>
+      <w:r>
+        <w:rPr>
+          <w:rFonts w:ascii="Times New Roman" w:hAnsi="Times New Roman" w:cs="Times New Roman"/>
+          <w:b/>
+          <w:sz w:val="28"/>
+          <w:szCs w:val="28"/>
+        </w:rPr>
+        <w:lastRenderedPageBreak/>
+        <w:t>3. Тестирование информационной системы</w:t>
+      </w:r>
+    </w:p>
+    <w:p>
+      <w:pPr>
+        <w:spacing w:after="0" w:line="360" w:lineRule="auto"/>
+        <w:rPr>
+          <w:rFonts w:ascii="Times New Roman" w:hAnsi="Times New Roman" w:cs="Times New Roman"/>
+          <w:sz w:val="28"/>
+          <w:szCs w:val="28"/>
+        </w:rPr>
+      </w:pPr>
+      <w:r>
+        <w:rPr>
+          <w:noProof/>
+          <w:lang w:eastAsia="ru-RU"/>
+        </w:rPr>
+        <w:drawing>
+          <wp:inline distT="0" distB="0" distL="0" distR="0" wp14:anchorId="1F27471E" wp14:editId="0C4F0074">
+            <wp:extent cx="5940425" cy="1750060"/>
+            <wp:effectExtent l="0" t="0" r="3175" b="2540"/>
+            <wp:docPr id="8" name="Рисунок 8"/>
+            <wp:cNvGraphicFramePr>
+              <a:graphicFrameLocks xmlns:a="http://schemas.openxmlformats.org/drawingml/2006/main" noChangeAspect="1"/>
+            </wp:cNvGraphicFramePr>
+            <a:graphic xmlns:a="http://schemas.openxmlformats.org/drawingml/2006/main">
+              <a:graphicData uri="http://schemas.openxmlformats.org/drawingml/2006/picture">
+                <pic:pic xmlns:pic="http://schemas.openxmlformats.org/drawingml/2006/picture">
+                  <pic:nvPicPr>
+                    <pic:cNvPr id="1" name=""/>
+                    <pic:cNvPicPr/>
+                  </pic:nvPicPr>
+                  <pic:blipFill>
+                    <a:blip r:embed="rId22"/>
+                    <a:stretch>
+                      <a:fillRect/>
+                    </a:stretch>
+                  </pic:blipFill>
+                  <pic:spPr>
+                    <a:xfrm>
+                      <a:off x="0" y="0"/>
+                      <a:ext cx="5940425" cy="1750060"/>
+                    </a:xfrm>
+                    <a:prstGeom prst="rect">
+                      <a:avLst/>
+                    </a:prstGeom>
+                  </pic:spPr>
+                </pic:pic>
+              </a:graphicData>
+            </a:graphic>
+          </wp:inline>
+        </w:drawing>
+      </w:r>
+    </w:p>
+    <w:p>
+      <w:pPr>
+        <w:spacing w:after="0" w:line="360" w:lineRule="auto"/>
+        <w:rPr>
+          <w:rFonts w:ascii="Times New Roman" w:hAnsi="Times New Roman" w:cs="Times New Roman"/>
+          <w:sz w:val="28"/>
+          <w:szCs w:val="28"/>
+        </w:rPr>
+      </w:pPr>
+      <w:r>
+        <w:rPr>
+          <w:rFonts w:ascii="Times New Roman" w:hAnsi="Times New Roman" w:cs="Times New Roman"/>
+          <w:sz w:val="28"/>
+          <w:szCs w:val="28"/>
+        </w:rPr>
+        <w:t xml:space="preserve">Юнит-тесты: Бизнес-логика сервисов. </w:t>
+      </w:r>
+    </w:p>
+    <w:p>
+      <w:pPr>
+        <w:spacing w:after="0" w:line="360" w:lineRule="auto"/>
+        <w:rPr>
+          <w:rFonts w:ascii="Times New Roman" w:hAnsi="Times New Roman" w:cs="Times New Roman"/>
+          <w:sz w:val="28"/>
+          <w:szCs w:val="28"/>
+        </w:rPr>
+      </w:pPr>
+      <w:r>
+        <w:rPr>
+          <w:rFonts w:ascii="Times New Roman" w:hAnsi="Times New Roman" w:cs="Times New Roman"/>
+          <w:sz w:val="28"/>
+          <w:szCs w:val="28"/>
+        </w:rPr>
+        <w:t xml:space="preserve">Интеграционные тесты: БД, контроллеры, Spring AI. </w:t>
+      </w:r>
+    </w:p>
+    <w:p>
+      <w:pPr>
+        <w:spacing w:after="0" w:line="360" w:lineRule="auto"/>
+        <w:rPr>
+          <w:rFonts w:ascii="Times New Roman" w:hAnsi="Times New Roman" w:cs="Times New Roman"/>
+          <w:sz w:val="28"/>
+          <w:szCs w:val="28"/>
+        </w:rPr>
+      </w:pPr>
+      <w:r>
+        <w:rPr>
+          <w:rFonts w:ascii="Times New Roman" w:hAnsi="Times New Roman" w:cs="Times New Roman"/>
+          <w:sz w:val="28"/>
+          <w:szCs w:val="28"/>
+        </w:rPr>
+        <w:t xml:space="preserve">Функциональные тесты:  Сценарии поиска и модерации. </w:t>
+      </w:r>
+    </w:p>
+    <w:p>
+      <w:pPr>
+        <w:spacing w:after="0" w:line="360" w:lineRule="auto"/>
+        <w:rPr>
+          <w:rFonts w:ascii="Times New Roman" w:hAnsi="Times New Roman" w:cs="Times New Roman"/>
+          <w:sz w:val="28"/>
+          <w:szCs w:val="28"/>
+        </w:rPr>
+      </w:pPr>
+      <w:r>
+        <w:rPr>
+          <w:rFonts w:ascii="Times New Roman" w:hAnsi="Times New Roman" w:cs="Times New Roman"/>
+          <w:sz w:val="28"/>
+          <w:szCs w:val="28"/>
+        </w:rPr>
+        <w:t xml:space="preserve">Тесты безопасности:  Права доступа. </w:t>
+      </w:r>
+    </w:p>
+    <w:p>
+      <w:pPr>
+        <w:spacing w:after="0" w:line="360" w:lineRule="auto"/>
+        <w:rPr>
+          <w:rFonts w:ascii="Times New Roman" w:hAnsi="Times New Roman" w:cs="Times New Roman"/>
+          <w:sz w:val="28"/>
+          <w:szCs w:val="28"/>
+        </w:rPr>
+      </w:pPr>
+      <w:r>
+        <w:rPr>
+          <w:rFonts w:ascii="Times New Roman" w:hAnsi="Times New Roman" w:cs="Times New Roman"/>
+          <w:sz w:val="28"/>
+          <w:szCs w:val="28"/>
+        </w:rPr>
+        <w:t xml:space="preserve">WebSocket Тесты: Проверка подключения, отправки и получения сообщений в реальном времени. </w:t>
+      </w:r>
+    </w:p>
+    <w:p>
+      <w:pPr>
+        <w:spacing w:after="0" w:line="360" w:lineRule="auto"/>
+        <w:rPr>
+          <w:rFonts w:ascii="Times New Roman" w:hAnsi="Times New Roman" w:cs="Times New Roman"/>
+          <w:sz w:val="28"/>
+          <w:szCs w:val="28"/>
+        </w:rPr>
+      </w:pPr>
+      <w:r>
+        <w:rPr>
+          <w:rFonts w:ascii="Times New Roman" w:hAnsi="Times New Roman" w:cs="Times New Roman"/>
+          <w:sz w:val="28"/>
+          <w:szCs w:val="28"/>
+        </w:rPr>
+        <w:t>Нагрузочное тестирование (проводил через апачи бенч)</w:t>
+      </w:r>
+      <w:bookmarkStart w:id="13" w:name="_GoBack"/>
+      <w:bookmarkEnd w:id="13"/>
+    </w:p>
+    <w:p>
+      <w:pPr>
+        <w:spacing w:after="0" w:line="360" w:lineRule="auto"/>
+        <w:rPr>
+          <w:rFonts w:ascii="Times New Roman" w:hAnsi="Times New Roman" w:cs="Times New Roman"/>
+          <w:sz w:val="28"/>
+          <w:szCs w:val="28"/>
+        </w:rPr>
+      </w:pPr>
+      <w:r>
+        <w:rPr>
+          <w:noProof/>
+          <w:lang w:eastAsia="ru-RU"/>
+        </w:rPr>
+        <w:lastRenderedPageBreak/>
+        <w:drawing>
+          <wp:inline distT="0" distB="0" distL="0" distR="0" wp14:anchorId="2942574E" wp14:editId="6C76E325">
+            <wp:extent cx="4830792" cy="5736017"/>
+            <wp:effectExtent l="0" t="0" r="8255" b="0"/>
+            <wp:docPr id="9" name="Рисунок 9"/>
+            <wp:cNvGraphicFramePr>
+              <a:graphicFrameLocks xmlns:a="http://schemas.openxmlformats.org/drawingml/2006/main" noChangeAspect="1"/>
+            </wp:cNvGraphicFramePr>
+            <a:graphic xmlns:a="http://schemas.openxmlformats.org/drawingml/2006/main">
+              <a:graphicData uri="http://schemas.openxmlformats.org/drawingml/2006/picture">
+                <pic:pic xmlns:pic="http://schemas.openxmlformats.org/drawingml/2006/picture">
+                  <pic:nvPicPr>
+                    <pic:cNvPr id="1" name=""/>
+                    <pic:cNvPicPr/>
+                  </pic:nvPicPr>
+                  <pic:blipFill>
+                    <a:blip r:embed="rId23"/>
+                    <a:stretch>
+                      <a:fillRect/>
+                    </a:stretch>
+                  </pic:blipFill>
+                  <pic:spPr>
+                    <a:xfrm>
+                      <a:off x="0" y="0"/>
+                      <a:ext cx="4839243" cy="5746051"/>
+                    </a:xfrm>
+                    <a:prstGeom prst="rect">
+                      <a:avLst/>
+                    </a:prstGeom>
+                  </pic:spPr>
+                </pic:pic>
+              </a:graphicData>
+            </a:graphic>
+          </wp:inline>
+        </w:drawing>
+      </w:r>
     </w:p>
     <w:sectPr>
       <w:pgSz w:w="11906" w:h="16838"/>
@@ -19970,7 +28816,7 @@
 </file>
 
 <file path=word/endnotes.xml><?xml version="1.0" encoding="utf-8"?>
-<w:endnotes xmlns:wpc="http://schemas.microsoft.com/office/word/2010/wordprocessingCanvas" xmlns:cx="http://schemas.microsoft.com/office/drawing/2014/chartex" xmlns:cx1="http://schemas.microsoft.com/office/drawing/2015/9/8/chartex" xmlns:cx2="http://schemas.microsoft.com/office/drawing/2015/10/21/chartex" xmlns:cx3="http://schemas.microsoft.com/office/drawing/2016/5/9/chartex" xmlns:cx4="http://schemas.microsoft.com/office/drawing/2016/5/10/chartex" xmlns:cx5="http://schemas.microsoft.com/office/drawing/2016/5/11/chartex" xmlns:cx6="http://schemas.microsoft.com/office/drawing/2016/5/12/chartex" xmlns:cx7="http://schemas.microsoft.com/office/drawing/2016/5/13/chartex" xmlns:cx8="http://schemas.microsoft.com/office/drawing/2016/5/14/chartex" xmlns:mc="http://schemas.openxmlformats.org/markup-compatibility/2006" xmlns:aink="http://schemas.microsoft.com/office/drawing/2016/ink" xmlns:am3d="http://schemas.microsoft.com/office/drawing/2017/model3d" xmlns:o="urn:schemas-microsoft-com:office:office" xmlns:r="http://schemas.openxmlformats.org/officeDocument/2006/relationships" xmlns:m="http://schemas.openxmlformats.org/officeDocument/2006/math" xmlns:v="urn:schemas-microsoft-com:vml" xmlns:wp14="http://schemas.microsoft.com/office/word/2010/wordprocessingDrawing" xmlns:wp="http://schemas.openxmlformats.org/drawingml/2006/wordprocessingDrawing" xmlns:w10="urn:schemas-microsoft-com:office:word" xmlns:w="http://schemas.openxmlformats.org/wordprocessingml/2006/main" xmlns:w14="http://schemas.microsoft.com/office/word/2010/wordml" xmlns:w15="http://schemas.microsoft.com/office/word/2012/wordml" xmlns:w16cex="http://schemas.microsoft.com/office/word/2018/wordml/cex" xmlns:w16cid="http://schemas.microsoft.com/office/word/2016/wordml/cid" xmlns:w16="http://schemas.microsoft.com/office/word/2018/wordml" xmlns:w16sdtdh="http://schemas.microsoft.com/office/word/2020/wordml/sdtdatahash" xmlns:w16se="http://schemas.microsoft.com/office/word/2015/wordml/symex" xmlns:wpg="http://schemas.microsoft.com/office/word/2010/wordprocessingGroup" xmlns:wpi="http://schemas.microsoft.com/office/word/2010/wordprocessingInk" xmlns:wne="http://schemas.microsoft.com/office/word/2006/wordml" xmlns:wps="http://schemas.microsoft.com/office/word/2010/wordprocessingShape" mc:Ignorable="w14 w15 w16se w16cid w16 w16cex w16sdtdh wp14">
+<w:endnotes xmlns:wpc="http://schemas.microsoft.com/office/word/2010/wordprocessingCanvas" xmlns:cx="http://schemas.microsoft.com/office/drawing/2014/chartex" xmlns:mc="http://schemas.openxmlformats.org/markup-compatibility/2006" xmlns:o="urn:schemas-microsoft-com:office:office" xmlns:r="http://schemas.openxmlformats.org/officeDocument/2006/relationships" xmlns:m="http://schemas.openxmlformats.org/officeDocument/2006/math" xmlns:v="urn:schemas-microsoft-com:vml" xmlns:wp14="http://schemas.microsoft.com/office/word/2010/wordprocessingDrawing" xmlns:wp="http://schemas.openxmlformats.org/drawingml/2006/wordprocessingDrawing" xmlns:w10="urn:schemas-microsoft-com:office:word" xmlns:w="http://schemas.openxmlformats.org/wordprocessingml/2006/main" xmlns:w14="http://schemas.microsoft.com/office/word/2010/wordml" xmlns:w15="http://schemas.microsoft.com/office/word/2012/wordml" xmlns:w16se="http://schemas.microsoft.com/office/word/2015/wordml/symex" xmlns:wpg="http://schemas.microsoft.com/office/word/2010/wordprocessingGroup" xmlns:wpi="http://schemas.microsoft.com/office/word/2010/wordprocessingInk" xmlns:wne="http://schemas.microsoft.com/office/word/2006/wordml" xmlns:wps="http://schemas.microsoft.com/office/word/2010/wordprocessingShape" mc:Ignorable="w14 w15 w16se wp14">
   <w:endnote w:type="separator" w:id="-1">
     <w:p>
       <w:pPr>
@@ -19995,7 +28841,7 @@
 </file>
 
 <file path=word/footnotes.xml><?xml version="1.0" encoding="utf-8"?>
-<w:footnotes xmlns:wpc="http://schemas.microsoft.com/office/word/2010/wordprocessingCanvas" xmlns:cx="http://schemas.microsoft.com/office/drawing/2014/chartex" xmlns:cx1="http://schemas.microsoft.com/office/drawing/2015/9/8/chartex" xmlns:cx2="http://schemas.microsoft.com/office/drawing/2015/10/21/chartex" xmlns:cx3="http://schemas.microsoft.com/office/drawing/2016/5/9/chartex" xmlns:cx4="http://schemas.microsoft.com/office/drawing/2016/5/10/chartex" xmlns:cx5="http://schemas.microsoft.com/office/drawing/2016/5/11/chartex" xmlns:cx6="http://schemas.microsoft.com/office/drawing/2016/5/12/chartex" xmlns:cx7="http://schemas.microsoft.com/office/drawing/2016/5/13/chartex" xmlns:cx8="http://schemas.microsoft.com/office/drawing/2016/5/14/chartex" xmlns:mc="http://schemas.openxmlformats.org/markup-compatibility/2006" xmlns:aink="http://schemas.microsoft.com/office/drawing/2016/ink" xmlns:am3d="http://schemas.microsoft.com/office/drawing/2017/model3d" xmlns:o="urn:schemas-microsoft-com:office:office" xmlns:r="http://schemas.openxmlformats.org/officeDocument/2006/relationships" xmlns:m="http://schemas.openxmlformats.org/officeDocument/2006/math" xmlns:v="urn:schemas-microsoft-com:vml" xmlns:wp14="http://schemas.microsoft.com/office/word/2010/wordprocessingDrawing" xmlns:wp="http://schemas.openxmlformats.org/drawingml/2006/wordprocessingDrawing" xmlns:w10="urn:schemas-microsoft-com:office:word" xmlns:w="http://schemas.openxmlformats.org/wordprocessingml/2006/main" xmlns:w14="http://schemas.microsoft.com/office/word/2010/wordml" xmlns:w15="http://schemas.microsoft.com/office/word/2012/wordml" xmlns:w16cex="http://schemas.microsoft.com/office/word/2018/wordml/cex" xmlns:w16cid="http://schemas.microsoft.com/office/word/2016/wordml/cid" xmlns:w16="http://schemas.microsoft.com/office/word/2018/wordml" xmlns:w16sdtdh="http://schemas.microsoft.com/office/word/2020/wordml/sdtdatahash" xmlns:w16se="http://schemas.microsoft.com/office/word/2015/wordml/symex" xmlns:wpg="http://schemas.microsoft.com/office/word/2010/wordprocessingGroup" xmlns:wpi="http://schemas.microsoft.com/office/word/2010/wordprocessingInk" xmlns:wne="http://schemas.microsoft.com/office/word/2006/wordml" xmlns:wps="http://schemas.microsoft.com/office/word/2010/wordprocessingShape" mc:Ignorable="w14 w15 w16se w16cid w16 w16cex w16sdtdh wp14">
+<w:footnotes xmlns:wpc="http://schemas.microsoft.com/office/word/2010/wordprocessingCanvas" xmlns:cx="http://schemas.microsoft.com/office/drawing/2014/chartex" xmlns:mc="http://schemas.openxmlformats.org/markup-compatibility/2006" xmlns:o="urn:schemas-microsoft-com:office:office" xmlns:r="http://schemas.openxmlformats.org/officeDocument/2006/relationships" xmlns:m="http://schemas.openxmlformats.org/officeDocument/2006/math" xmlns:v="urn:schemas-microsoft-com:vml" xmlns:wp14="http://schemas.microsoft.com/office/word/2010/wordprocessingDrawing" xmlns:wp="http://schemas.openxmlformats.org/drawingml/2006/wordprocessingDrawing" xmlns:w10="urn:schemas-microsoft-com:office:word" xmlns:w="http://schemas.openxmlformats.org/wordprocessingml/2006/main" xmlns:w14="http://schemas.microsoft.com/office/word/2010/wordml" xmlns:w15="http://schemas.microsoft.com/office/word/2012/wordml" xmlns:w16se="http://schemas.microsoft.com/office/word/2015/wordml/symex" xmlns:wpg="http://schemas.microsoft.com/office/word/2010/wordprocessingGroup" xmlns:wpi="http://schemas.microsoft.com/office/word/2010/wordprocessingInk" xmlns:wne="http://schemas.microsoft.com/office/word/2006/wordml" xmlns:wps="http://schemas.microsoft.com/office/word/2010/wordprocessingShape" mc:Ignorable="w14 w15 w16se wp14">
   <w:footnote w:type="separator" w:id="-1">
     <w:p>
       <w:pPr>
@@ -20020,7 +28866,7 @@
 </file>
 
 <file path=word/numbering.xml><?xml version="1.0" encoding="utf-8"?>
-<w:numbering xmlns:wpc="http://schemas.microsoft.com/office/word/2010/wordprocessingCanvas" xmlns:cx="http://schemas.microsoft.com/office/drawing/2014/chartex" xmlns:cx1="http://schemas.microsoft.com/office/drawing/2015/9/8/chartex" xmlns:cx2="http://schemas.microsoft.com/office/drawing/2015/10/21/chartex" xmlns:cx3="http://schemas.microsoft.com/office/drawing/2016/5/9/chartex" xmlns:cx4="http://schemas.microsoft.com/office/drawing/2016/5/10/chartex" xmlns:cx5="http://schemas.microsoft.com/office/drawing/2016/5/11/chartex" xmlns:cx6="http://schemas.microsoft.com/office/drawing/2016/5/12/chartex" xmlns:cx7="http://schemas.microsoft.com/office/drawing/2016/5/13/chartex" xmlns:cx8="http://schemas.microsoft.com/office/drawing/2016/5/14/chartex" xmlns:mc="http://schemas.openxmlformats.org/markup-compatibility/2006" xmlns:aink="http://schemas.microsoft.com/office/drawing/2016/ink" xmlns:am3d="http://schemas.microsoft.com/office/drawing/2017/model3d" xmlns:o="urn:schemas-microsoft-com:office:office" xmlns:r="http://schemas.openxmlformats.org/officeDocument/2006/relationships" xmlns:m="http://schemas.openxmlformats.org/officeDocument/2006/math" xmlns:v="urn:schemas-microsoft-com:vml" xmlns:wp14="http://schemas.microsoft.com/office/word/2010/wordprocessingDrawing" xmlns:wp="http://schemas.openxmlformats.org/drawingml/2006/wordprocessingDrawing" xmlns:w10="urn:schemas-microsoft-com:office:word" xmlns:w="http://schemas.openxmlformats.org/wordprocessingml/2006/main" xmlns:w14="http://schemas.microsoft.com/office/word/2010/wordml" xmlns:w15="http://schemas.microsoft.com/office/word/2012/wordml" xmlns:w16cex="http://schemas.microsoft.com/office/word/2018/wordml/cex" xmlns:w16cid="http://schemas.microsoft.com/office/word/2016/wordml/cid" xmlns:w16="http://schemas.microsoft.com/office/word/2018/wordml" xmlns:w16sdtdh="http://schemas.microsoft.com/office/word/2020/wordml/sdtdatahash" xmlns:w16se="http://schemas.microsoft.com/office/word/2015/wordml/symex" xmlns:wpg="http://schemas.microsoft.com/office/word/2010/wordprocessingGroup" xmlns:wpi="http://schemas.microsoft.com/office/word/2010/wordprocessingInk" xmlns:wne="http://schemas.microsoft.com/office/word/2006/wordml" xmlns:wps="http://schemas.microsoft.com/office/word/2010/wordprocessingShape" mc:Ignorable="w14 w15 w16se w16cid w16 w16cex w16sdtdh wp14">
+<w:numbering xmlns:wpc="http://schemas.microsoft.com/office/word/2010/wordprocessingCanvas" xmlns:cx="http://schemas.microsoft.com/office/drawing/2014/chartex" xmlns:mc="http://schemas.openxmlformats.org/markup-compatibility/2006" xmlns:o="urn:schemas-microsoft-com:office:office" xmlns:r="http://schemas.openxmlformats.org/officeDocument/2006/relationships" xmlns:m="http://schemas.openxmlformats.org/officeDocument/2006/math" xmlns:v="urn:schemas-microsoft-com:vml" xmlns:wp14="http://schemas.microsoft.com/office/word/2010/wordprocessingDrawing" xmlns:wp="http://schemas.openxmlformats.org/drawingml/2006/wordprocessingDrawing" xmlns:w10="urn:schemas-microsoft-com:office:word" xmlns:w="http://schemas.openxmlformats.org/wordprocessingml/2006/main" xmlns:w14="http://schemas.microsoft.com/office/word/2010/wordml" xmlns:w15="http://schemas.microsoft.com/office/word/2012/wordml" xmlns:w16se="http://schemas.microsoft.com/office/word/2015/wordml/symex" xmlns:wpg="http://schemas.microsoft.com/office/word/2010/wordprocessingGroup" xmlns:wpi="http://schemas.microsoft.com/office/word/2010/wordprocessingInk" xmlns:wne="http://schemas.microsoft.com/office/word/2006/wordml" xmlns:wps="http://schemas.microsoft.com/office/word/2010/wordprocessingShape" mc:Ignorable="w14 w15 w16se wp14">
   <w:abstractNum w:abstractNumId="0" w15:restartNumberingAfterBreak="0">
     <w:nsid w:val="02412538"/>
     <w:multiLevelType w:val="multilevel"/>
@@ -22373,6 +31219,119 @@
     </w:lvl>
   </w:abstractNum>
   <w:abstractNum w:abstractNumId="21" w15:restartNumberingAfterBreak="0">
+    <w:nsid w:val="49D126E3"/>
+    <w:multiLevelType w:val="hybridMultilevel"/>
+    <w:tmpl w:val="2C307AFC"/>
+    <w:lvl w:ilvl="0" w:tplc="04190001">
+      <w:start w:val="1"/>
+      <w:numFmt w:val="bullet"/>
+      <w:lvlText w:val=""/>
+      <w:lvlJc w:val="left"/>
+      <w:pPr>
+        <w:ind w:left="720" w:hanging="360"/>
+      </w:pPr>
+      <w:rPr>
+        <w:rFonts w:ascii="Symbol" w:hAnsi="Symbol" w:hint="default"/>
+      </w:rPr>
+    </w:lvl>
+    <w:lvl w:ilvl="1" w:tplc="04190003" w:tentative="1">
+      <w:start w:val="1"/>
+      <w:numFmt w:val="bullet"/>
+      <w:lvlText w:val="o"/>
+      <w:lvlJc w:val="left"/>
+      <w:pPr>
+        <w:ind w:left="1440" w:hanging="360"/>
+      </w:pPr>
+      <w:rPr>
+        <w:rFonts w:ascii="Courier New" w:hAnsi="Courier New" w:cs="Courier New" w:hint="default"/>
+      </w:rPr>
+    </w:lvl>
+    <w:lvl w:ilvl="2" w:tplc="04190005" w:tentative="1">
+      <w:start w:val="1"/>
+      <w:numFmt w:val="bullet"/>
+      <w:lvlText w:val=""/>
+      <w:lvlJc w:val="left"/>
+      <w:pPr>
+        <w:ind w:left="2160" w:hanging="360"/>
+      </w:pPr>
+      <w:rPr>
+        <w:rFonts w:ascii="Wingdings" w:hAnsi="Wingdings" w:hint="default"/>
+      </w:rPr>
+    </w:lvl>
+    <w:lvl w:ilvl="3" w:tplc="04190001" w:tentative="1">
+      <w:start w:val="1"/>
+      <w:numFmt w:val="bullet"/>
+      <w:lvlText w:val=""/>
+      <w:lvlJc w:val="left"/>
+      <w:pPr>
+        <w:ind w:left="2880" w:hanging="360"/>
+      </w:pPr>
+      <w:rPr>
+        <w:rFonts w:ascii="Symbol" w:hAnsi="Symbol" w:hint="default"/>
+      </w:rPr>
+    </w:lvl>
+    <w:lvl w:ilvl="4" w:tplc="04190003" w:tentative="1">
+      <w:start w:val="1"/>
+      <w:numFmt w:val="bullet"/>
+      <w:lvlText w:val="o"/>
+      <w:lvlJc w:val="left"/>
+      <w:pPr>
+        <w:ind w:left="3600" w:hanging="360"/>
+      </w:pPr>
+      <w:rPr>
+        <w:rFonts w:ascii="Courier New" w:hAnsi="Courier New" w:cs="Courier New" w:hint="default"/>
+      </w:rPr>
+    </w:lvl>
+    <w:lvl w:ilvl="5" w:tplc="04190005" w:tentative="1">
+      <w:start w:val="1"/>
+      <w:numFmt w:val="bullet"/>
+      <w:lvlText w:val=""/>
+      <w:lvlJc w:val="left"/>
+      <w:pPr>
+        <w:ind w:left="4320" w:hanging="360"/>
+      </w:pPr>
+      <w:rPr>
+        <w:rFonts w:ascii="Wingdings" w:hAnsi="Wingdings" w:hint="default"/>
+      </w:rPr>
+    </w:lvl>
+    <w:lvl w:ilvl="6" w:tplc="04190001" w:tentative="1">
+      <w:start w:val="1"/>
+      <w:numFmt w:val="bullet"/>
+      <w:lvlText w:val=""/>
+      <w:lvlJc w:val="left"/>
+      <w:pPr>
+        <w:ind w:left="5040" w:hanging="360"/>
+      </w:pPr>
+      <w:rPr>
+        <w:rFonts w:ascii="Symbol" w:hAnsi="Symbol" w:hint="default"/>
+      </w:rPr>
+    </w:lvl>
+    <w:lvl w:ilvl="7" w:tplc="04190003" w:tentative="1">
+      <w:start w:val="1"/>
+      <w:numFmt w:val="bullet"/>
+      <w:lvlText w:val="o"/>
+      <w:lvlJc w:val="left"/>
+      <w:pPr>
+        <w:ind w:left="5760" w:hanging="360"/>
+      </w:pPr>
+      <w:rPr>
+        <w:rFonts w:ascii="Courier New" w:hAnsi="Courier New" w:cs="Courier New" w:hint="default"/>
+      </w:rPr>
+    </w:lvl>
+    <w:lvl w:ilvl="8" w:tplc="04190005" w:tentative="1">
+      <w:start w:val="1"/>
+      <w:numFmt w:val="bullet"/>
+      <w:lvlText w:val=""/>
+      <w:lvlJc w:val="left"/>
+      <w:pPr>
+        <w:ind w:left="6480" w:hanging="360"/>
+      </w:pPr>
+      <w:rPr>
+        <w:rFonts w:ascii="Wingdings" w:hAnsi="Wingdings" w:hint="default"/>
+      </w:rPr>
+    </w:lvl>
+  </w:abstractNum>
+  <w:abstractNum w:abstractNumId="22" w15:restartNumberingAfterBreak="0">
     <w:nsid w:val="4A00345C"/>
     <w:multiLevelType w:val="multilevel"/>
     <w:tmpl w:val="BD38C2DA"/>
@@ -22485,7 +31444,7 @@
       </w:rPr>
     </w:lvl>
   </w:abstractNum>
-  <w:abstractNum w:abstractNumId="22" w15:restartNumberingAfterBreak="0">
+  <w:abstractNum w:abstractNumId="23" w15:restartNumberingAfterBreak="0">
     <w:nsid w:val="4B1E0E95"/>
     <w:multiLevelType w:val="multilevel"/>
     <w:tmpl w:val="AA2A8144"/>
@@ -22616,7 +31575,93 @@
       </w:rPr>
     </w:lvl>
   </w:abstractNum>
-  <w:abstractNum w:abstractNumId="23" w15:restartNumberingAfterBreak="0">
+  <w:abstractNum w:abstractNumId="24" w15:restartNumberingAfterBreak="0">
+    <w:nsid w:val="4EFD153A"/>
+    <w:multiLevelType w:val="hybridMultilevel"/>
+    <w:tmpl w:val="0C4412B2"/>
+    <w:lvl w:ilvl="0" w:tplc="0419000F">
+      <w:start w:val="1"/>
+      <w:numFmt w:val="decimal"/>
+      <w:lvlText w:val="%1."/>
+      <w:lvlJc w:val="left"/>
+      <w:pPr>
+        <w:ind w:left="1429" w:hanging="360"/>
+      </w:pPr>
+    </w:lvl>
+    <w:lvl w:ilvl="1" w:tplc="04190019" w:tentative="1">
+      <w:start w:val="1"/>
+      <w:numFmt w:val="lowerLetter"/>
+      <w:lvlText w:val="%2."/>
+      <w:lvlJc w:val="left"/>
+      <w:pPr>
+        <w:ind w:left="2149" w:hanging="360"/>
+      </w:pPr>
+    </w:lvl>
+    <w:lvl w:ilvl="2" w:tplc="0419001B" w:tentative="1">
+      <w:start w:val="1"/>
+      <w:numFmt w:val="lowerRoman"/>
+      <w:lvlText w:val="%3."/>
+      <w:lvlJc w:val="right"/>
+      <w:pPr>
+        <w:ind w:left="2869" w:hanging="180"/>
+      </w:pPr>
+    </w:lvl>
+    <w:lvl w:ilvl="3" w:tplc="0419000F" w:tentative="1">
+      <w:start w:val="1"/>
+      <w:numFmt w:val="decimal"/>
+      <w:lvlText w:val="%4."/>
+      <w:lvlJc w:val="left"/>
+      <w:pPr>
+        <w:ind w:left="3589" w:hanging="360"/>
+      </w:pPr>
+    </w:lvl>
+    <w:lvl w:ilvl="4" w:tplc="04190019" w:tentative="1">
+      <w:start w:val="1"/>
+      <w:numFmt w:val="lowerLetter"/>
+      <w:lvlText w:val="%5."/>
+      <w:lvlJc w:val="left"/>
+      <w:pPr>
+        <w:ind w:left="4309" w:hanging="360"/>
+      </w:pPr>
+    </w:lvl>
+    <w:lvl w:ilvl="5" w:tplc="0419001B" w:tentative="1">
+      <w:start w:val="1"/>
+      <w:numFmt w:val="lowerRoman"/>
+      <w:lvlText w:val="%6."/>
+      <w:lvlJc w:val="right"/>
+      <w:pPr>
+        <w:ind w:left="5029" w:hanging="180"/>
+      </w:pPr>
+    </w:lvl>
+    <w:lvl w:ilvl="6" w:tplc="0419000F" w:tentative="1">
+      <w:start w:val="1"/>
+      <w:numFmt w:val="decimal"/>
+      <w:lvlText w:val="%7."/>
+      <w:lvlJc w:val="left"/>
+      <w:pPr>
+        <w:ind w:left="5749" w:hanging="360"/>
+      </w:pPr>
+    </w:lvl>
+    <w:lvl w:ilvl="7" w:tplc="04190019" w:tentative="1">
+      <w:start w:val="1"/>
+      <w:numFmt w:val="lowerLetter"/>
+      <w:lvlText w:val="%8."/>
+      <w:lvlJc w:val="left"/>
+      <w:pPr>
+        <w:ind w:left="6469" w:hanging="360"/>
+      </w:pPr>
+    </w:lvl>
+    <w:lvl w:ilvl="8" w:tplc="0419001B" w:tentative="1">
+      <w:start w:val="1"/>
+      <w:numFmt w:val="lowerRoman"/>
+      <w:lvlText w:val="%9."/>
+      <w:lvlJc w:val="right"/>
+      <w:pPr>
+        <w:ind w:left="7189" w:hanging="180"/>
+      </w:pPr>
+    </w:lvl>
+  </w:abstractNum>
+  <w:abstractNum w:abstractNumId="25" w15:restartNumberingAfterBreak="0">
     <w:nsid w:val="50882A75"/>
     <w:multiLevelType w:val="multilevel"/>
     <w:tmpl w:val="B0EC0036"/>
@@ -22702,7 +31747,7 @@
       </w:pPr>
     </w:lvl>
   </w:abstractNum>
-  <w:abstractNum w:abstractNumId="24" w15:restartNumberingAfterBreak="0">
+  <w:abstractNum w:abstractNumId="26" w15:restartNumberingAfterBreak="0">
     <w:nsid w:val="51197D8A"/>
     <w:multiLevelType w:val="multilevel"/>
     <w:tmpl w:val="847268A8"/>
@@ -22833,7 +31878,7 @@
       </w:rPr>
     </w:lvl>
   </w:abstractNum>
-  <w:abstractNum w:abstractNumId="25" w15:restartNumberingAfterBreak="0">
+  <w:abstractNum w:abstractNumId="27" w15:restartNumberingAfterBreak="0">
     <w:nsid w:val="530E7F57"/>
     <w:multiLevelType w:val="multilevel"/>
     <w:tmpl w:val="61FED744"/>
@@ -22922,7 +31967,7 @@
       </w:pPr>
     </w:lvl>
   </w:abstractNum>
-  <w:abstractNum w:abstractNumId="26" w15:restartNumberingAfterBreak="0">
+  <w:abstractNum w:abstractNumId="28" w15:restartNumberingAfterBreak="0">
     <w:nsid w:val="53787A54"/>
     <w:multiLevelType w:val="multilevel"/>
     <w:tmpl w:val="DAE89588"/>
@@ -23053,7 +32098,7 @@
       </w:rPr>
     </w:lvl>
   </w:abstractNum>
-  <w:abstractNum w:abstractNumId="27" w15:restartNumberingAfterBreak="0">
+  <w:abstractNum w:abstractNumId="29" w15:restartNumberingAfterBreak="0">
     <w:nsid w:val="537E4C93"/>
     <w:multiLevelType w:val="multilevel"/>
     <w:tmpl w:val="23A28324"/>
@@ -23166,7 +32211,7 @@
       </w:rPr>
     </w:lvl>
   </w:abstractNum>
-  <w:abstractNum w:abstractNumId="28" w15:restartNumberingAfterBreak="0">
+  <w:abstractNum w:abstractNumId="30" w15:restartNumberingAfterBreak="0">
     <w:nsid w:val="641D7C84"/>
     <w:multiLevelType w:val="multilevel"/>
     <w:tmpl w:val="A3FEEF9A"/>
@@ -23297,7 +32342,7 @@
       </w:rPr>
     </w:lvl>
   </w:abstractNum>
-  <w:abstractNum w:abstractNumId="29" w15:restartNumberingAfterBreak="0">
+  <w:abstractNum w:abstractNumId="31" w15:restartNumberingAfterBreak="0">
     <w:nsid w:val="660E62B7"/>
     <w:multiLevelType w:val="multilevel"/>
     <w:tmpl w:val="69428B7A"/>
@@ -23410,7 +32455,7 @@
       </w:rPr>
     </w:lvl>
   </w:abstractNum>
-  <w:abstractNum w:abstractNumId="30" w15:restartNumberingAfterBreak="0">
+  <w:abstractNum w:abstractNumId="32" w15:restartNumberingAfterBreak="0">
     <w:nsid w:val="698F505D"/>
     <w:multiLevelType w:val="multilevel"/>
     <w:tmpl w:val="3B92E2B2"/>
@@ -23541,7 +32586,7 @@
       </w:rPr>
     </w:lvl>
   </w:abstractNum>
-  <w:abstractNum w:abstractNumId="31" w15:restartNumberingAfterBreak="0">
+  <w:abstractNum w:abstractNumId="33" w15:restartNumberingAfterBreak="0">
     <w:nsid w:val="6ACE1EE7"/>
     <w:multiLevelType w:val="multilevel"/>
     <w:tmpl w:val="6554AF06"/>
@@ -23672,7 +32717,7 @@
       </w:rPr>
     </w:lvl>
   </w:abstractNum>
-  <w:abstractNum w:abstractNumId="32" w15:restartNumberingAfterBreak="0">
+  <w:abstractNum w:abstractNumId="34" w15:restartNumberingAfterBreak="0">
     <w:nsid w:val="6BB83DCF"/>
     <w:multiLevelType w:val="multilevel"/>
     <w:tmpl w:val="2E40AE7A"/>
@@ -23761,7 +32806,7 @@
       </w:pPr>
     </w:lvl>
   </w:abstractNum>
-  <w:abstractNum w:abstractNumId="33" w15:restartNumberingAfterBreak="0">
+  <w:abstractNum w:abstractNumId="35" w15:restartNumberingAfterBreak="0">
     <w:nsid w:val="6BBD0617"/>
     <w:multiLevelType w:val="multilevel"/>
     <w:tmpl w:val="1F321B12"/>
@@ -23874,7 +32919,7 @@
       </w:rPr>
     </w:lvl>
   </w:abstractNum>
-  <w:abstractNum w:abstractNumId="34" w15:restartNumberingAfterBreak="0">
+  <w:abstractNum w:abstractNumId="36" w15:restartNumberingAfterBreak="0">
     <w:nsid w:val="716B551B"/>
     <w:multiLevelType w:val="multilevel"/>
     <w:tmpl w:val="04B261BA"/>
@@ -23960,7 +33005,120 @@
       </w:pPr>
     </w:lvl>
   </w:abstractNum>
-  <w:abstractNum w:abstractNumId="35" w15:restartNumberingAfterBreak="0">
+  <w:abstractNum w:abstractNumId="37" w15:restartNumberingAfterBreak="0">
+    <w:nsid w:val="746645B9"/>
+    <w:multiLevelType w:val="hybridMultilevel"/>
+    <w:tmpl w:val="1FE4B496"/>
+    <w:lvl w:ilvl="0" w:tplc="04190001">
+      <w:start w:val="1"/>
+      <w:numFmt w:val="bullet"/>
+      <w:lvlText w:val=""/>
+      <w:lvlJc w:val="left"/>
+      <w:pPr>
+        <w:ind w:left="720" w:hanging="360"/>
+      </w:pPr>
+      <w:rPr>
+        <w:rFonts w:ascii="Symbol" w:hAnsi="Symbol" w:hint="default"/>
+      </w:rPr>
+    </w:lvl>
+    <w:lvl w:ilvl="1" w:tplc="04190003" w:tentative="1">
+      <w:start w:val="1"/>
+      <w:numFmt w:val="bullet"/>
+      <w:lvlText w:val="o"/>
+      <w:lvlJc w:val="left"/>
+      <w:pPr>
+        <w:ind w:left="1440" w:hanging="360"/>
+      </w:pPr>
+      <w:rPr>
+        <w:rFonts w:ascii="Courier New" w:hAnsi="Courier New" w:cs="Courier New" w:hint="default"/>
+      </w:rPr>
+    </w:lvl>
+    <w:lvl w:ilvl="2" w:tplc="04190005" w:tentative="1">
+      <w:start w:val="1"/>
+      <w:numFmt w:val="bullet"/>
+      <w:lvlText w:val=""/>
+      <w:lvlJc w:val="left"/>
+      <w:pPr>
+        <w:ind w:left="2160" w:hanging="360"/>
+      </w:pPr>
+      <w:rPr>
+        <w:rFonts w:ascii="Wingdings" w:hAnsi="Wingdings" w:hint="default"/>
+      </w:rPr>
+    </w:lvl>
+    <w:lvl w:ilvl="3" w:tplc="04190001" w:tentative="1">
+      <w:start w:val="1"/>
+      <w:numFmt w:val="bullet"/>
+      <w:lvlText w:val=""/>
+      <w:lvlJc w:val="left"/>
+      <w:pPr>
+        <w:ind w:left="2880" w:hanging="360"/>
+      </w:pPr>
+      <w:rPr>
+        <w:rFonts w:ascii="Symbol" w:hAnsi="Symbol" w:hint="default"/>
+      </w:rPr>
+    </w:lvl>
+    <w:lvl w:ilvl="4" w:tplc="04190003" w:tentative="1">
+      <w:start w:val="1"/>
+      <w:numFmt w:val="bullet"/>
+      <w:lvlText w:val="o"/>
+      <w:lvlJc w:val="left"/>
+      <w:pPr>
+        <w:ind w:left="3600" w:hanging="360"/>
+      </w:pPr>
+      <w:rPr>
+        <w:rFonts w:ascii="Courier New" w:hAnsi="Courier New" w:cs="Courier New" w:hint="default"/>
+      </w:rPr>
+    </w:lvl>
+    <w:lvl w:ilvl="5" w:tplc="04190005" w:tentative="1">
+      <w:start w:val="1"/>
+      <w:numFmt w:val="bullet"/>
+      <w:lvlText w:val=""/>
+      <w:lvlJc w:val="left"/>
+      <w:pPr>
+        <w:ind w:left="4320" w:hanging="360"/>
+      </w:pPr>
+      <w:rPr>
+        <w:rFonts w:ascii="Wingdings" w:hAnsi="Wingdings" w:hint="default"/>
+      </w:rPr>
+    </w:lvl>
+    <w:lvl w:ilvl="6" w:tplc="04190001" w:tentative="1">
+      <w:start w:val="1"/>
+      <w:numFmt w:val="bullet"/>
+      <w:lvlText w:val=""/>
+      <w:lvlJc w:val="left"/>
+      <w:pPr>
+        <w:ind w:left="5040" w:hanging="360"/>
+      </w:pPr>
+      <w:rPr>
+        <w:rFonts w:ascii="Symbol" w:hAnsi="Symbol" w:hint="default"/>
+      </w:rPr>
+    </w:lvl>
+    <w:lvl w:ilvl="7" w:tplc="04190003" w:tentative="1">
+      <w:start w:val="1"/>
+      <w:numFmt w:val="bullet"/>
+      <w:lvlText w:val="o"/>
+      <w:lvlJc w:val="left"/>
+      <w:pPr>
+        <w:ind w:left="5760" w:hanging="360"/>
+      </w:pPr>
+      <w:rPr>
+        <w:rFonts w:ascii="Courier New" w:hAnsi="Courier New" w:cs="Courier New" w:hint="default"/>
+      </w:rPr>
+    </w:lvl>
+    <w:lvl w:ilvl="8" w:tplc="04190005" w:tentative="1">
+      <w:start w:val="1"/>
+      <w:numFmt w:val="bullet"/>
+      <w:lvlText w:val=""/>
+      <w:lvlJc w:val="left"/>
+      <w:pPr>
+        <w:ind w:left="6480" w:hanging="360"/>
+      </w:pPr>
+      <w:rPr>
+        <w:rFonts w:ascii="Wingdings" w:hAnsi="Wingdings" w:hint="default"/>
+      </w:rPr>
+    </w:lvl>
+  </w:abstractNum>
+  <w:abstractNum w:abstractNumId="38" w15:restartNumberingAfterBreak="0">
     <w:nsid w:val="764E5A11"/>
     <w:multiLevelType w:val="multilevel"/>
     <w:tmpl w:val="9F56548A"/>
@@ -24091,7 +33249,7 @@
       </w:rPr>
     </w:lvl>
   </w:abstractNum>
-  <w:abstractNum w:abstractNumId="36" w15:restartNumberingAfterBreak="0">
+  <w:abstractNum w:abstractNumId="39" w15:restartNumberingAfterBreak="0">
     <w:nsid w:val="767D65B2"/>
     <w:multiLevelType w:val="multilevel"/>
     <w:tmpl w:val="9C8AC00A"/>
@@ -24222,7 +33380,7 @@
       </w:rPr>
     </w:lvl>
   </w:abstractNum>
-  <w:abstractNum w:abstractNumId="37" w15:restartNumberingAfterBreak="0">
+  <w:abstractNum w:abstractNumId="40" w15:restartNumberingAfterBreak="0">
     <w:nsid w:val="79092343"/>
     <w:multiLevelType w:val="multilevel"/>
     <w:tmpl w:val="FBE2BE4E"/>
@@ -24335,7 +33493,7 @@
       </w:rPr>
     </w:lvl>
   </w:abstractNum>
-  <w:abstractNum w:abstractNumId="38" w15:restartNumberingAfterBreak="0">
+  <w:abstractNum w:abstractNumId="41" w15:restartNumberingAfterBreak="0">
     <w:nsid w:val="79B562FE"/>
     <w:multiLevelType w:val="multilevel"/>
     <w:tmpl w:val="4E7A230A"/>
@@ -24466,7 +33624,7 @@
       </w:rPr>
     </w:lvl>
   </w:abstractNum>
-  <w:abstractNum w:abstractNumId="39" w15:restartNumberingAfterBreak="0">
+  <w:abstractNum w:abstractNumId="42" w15:restartNumberingAfterBreak="0">
     <w:nsid w:val="7A699D88"/>
     <w:multiLevelType w:val="multilevel"/>
     <w:tmpl w:val="85FA4908"/>
@@ -24553,43 +33711,43 @@
     </w:lvl>
   </w:abstractNum>
   <w:num w:numId="1">
-    <w:abstractNumId w:val="29"/>
+    <w:abstractNumId w:val="31"/>
   </w:num>
   <w:num w:numId="2">
     <w:abstractNumId w:val="12"/>
   </w:num>
   <w:num w:numId="3">
-    <w:abstractNumId w:val="21"/>
+    <w:abstractNumId w:val="22"/>
   </w:num>
   <w:num w:numId="4">
     <w:abstractNumId w:val="11"/>
   </w:num>
   <w:num w:numId="5">
-    <w:abstractNumId w:val="33"/>
+    <w:abstractNumId w:val="35"/>
   </w:num>
   <w:num w:numId="6">
-    <w:abstractNumId w:val="22"/>
+    <w:abstractNumId w:val="23"/>
   </w:num>
   <w:num w:numId="7">
-    <w:abstractNumId w:val="30"/>
+    <w:abstractNumId w:val="32"/>
   </w:num>
   <w:num w:numId="8">
-    <w:abstractNumId w:val="24"/>
+    <w:abstractNumId w:val="26"/>
   </w:num>
   <w:num w:numId="9">
     <w:abstractNumId w:val="3"/>
   </w:num>
   <w:num w:numId="10">
-    <w:abstractNumId w:val="31"/>
+    <w:abstractNumId w:val="33"/>
   </w:num>
   <w:num w:numId="11">
-    <w:abstractNumId w:val="35"/>
+    <w:abstractNumId w:val="38"/>
   </w:num>
   <w:num w:numId="12">
-    <w:abstractNumId w:val="38"/>
+    <w:abstractNumId w:val="41"/>
   </w:num>
   <w:num w:numId="13">
-    <w:abstractNumId w:val="28"/>
+    <w:abstractNumId w:val="30"/>
   </w:num>
   <w:num w:numId="14">
     <w:abstractNumId w:val="6"/>
@@ -24616,22 +33774,22 @@
     <w:abstractNumId w:val="15"/>
   </w:num>
   <w:num w:numId="22">
-    <w:abstractNumId w:val="27"/>
+    <w:abstractNumId w:val="29"/>
   </w:num>
   <w:num w:numId="23">
     <w:abstractNumId w:val="8"/>
   </w:num>
   <w:num w:numId="24">
-    <w:abstractNumId w:val="37"/>
+    <w:abstractNumId w:val="40"/>
   </w:num>
   <w:num w:numId="25">
-    <w:abstractNumId w:val="34"/>
+    <w:abstractNumId w:val="36"/>
   </w:num>
   <w:num w:numId="26">
     <w:abstractNumId w:val="2"/>
   </w:num>
   <w:num w:numId="27">
-    <w:abstractNumId w:val="25"/>
+    <w:abstractNumId w:val="27"/>
   </w:num>
   <w:num w:numId="28">
     <w:abstractNumId w:val="14"/>
@@ -24640,7 +33798,7 @@
     <w:abstractNumId w:val="18"/>
   </w:num>
   <w:num w:numId="30">
-    <w:abstractNumId w:val="32"/>
+    <w:abstractNumId w:val="34"/>
   </w:num>
   <w:num w:numId="31">
     <w:abstractNumId w:val="13"/>
@@ -24652,19 +33810,19 @@
     <w:abstractNumId w:val="9"/>
   </w:num>
   <w:num w:numId="34">
-    <w:abstractNumId w:val="26"/>
+    <w:abstractNumId w:val="28"/>
   </w:num>
   <w:num w:numId="35">
-    <w:abstractNumId w:val="36"/>
+    <w:abstractNumId w:val="39"/>
   </w:num>
   <w:num w:numId="36">
-    <w:abstractNumId w:val="23"/>
+    <w:abstractNumId w:val="25"/>
   </w:num>
   <w:num w:numId="37">
     <w:abstractNumId w:val="1"/>
   </w:num>
   <w:num w:numId="38">
-    <w:abstractNumId w:val="39"/>
+    <w:abstractNumId w:val="42"/>
   </w:num>
   <w:num w:numId="39">
     <w:abstractNumId w:val="7"/>
@@ -24675,11 +33833,20 @@
   <w:num w:numId="41">
     <w:abstractNumId w:val="10"/>
   </w:num>
+  <w:num w:numId="42">
+    <w:abstractNumId w:val="24"/>
+  </w:num>
+  <w:num w:numId="43">
+    <w:abstractNumId w:val="37"/>
+  </w:num>
+  <w:num w:numId="44">
+    <w:abstractNumId w:val="21"/>
+  </w:num>
 </w:numbering>
 </file>
 
 <file path=word/styles.xml><?xml version="1.0" encoding="utf-8"?>
-<w:styles xmlns:mc="http://schemas.openxmlformats.org/markup-compatibility/2006" xmlns:r="http://schemas.openxmlformats.org/officeDocument/2006/relationships" xmlns:w="http://schemas.openxmlformats.org/wordprocessingml/2006/main" xmlns:w14="http://schemas.microsoft.com/office/word/2010/wordml" xmlns:w15="http://schemas.microsoft.com/office/word/2012/wordml" xmlns:w16cex="http://schemas.microsoft.com/office/word/2018/wordml/cex" xmlns:w16cid="http://schemas.microsoft.com/office/word/2016/wordml/cid" xmlns:w16="http://schemas.microsoft.com/office/word/2018/wordml" xmlns:w16sdtdh="http://schemas.microsoft.com/office/word/2020/wordml/sdtdatahash" xmlns:w16se="http://schemas.microsoft.com/office/word/2015/wordml/symex" mc:Ignorable="w14 w15 w16se w16cid w16 w16cex w16sdtdh">
+<w:styles xmlns:mc="http://schemas.openxmlformats.org/markup-compatibility/2006" xmlns:r="http://schemas.openxmlformats.org/officeDocument/2006/relationships" xmlns:w="http://schemas.openxmlformats.org/wordprocessingml/2006/main" xmlns:w14="http://schemas.microsoft.com/office/word/2010/wordml" xmlns:w15="http://schemas.microsoft.com/office/word/2012/wordml" xmlns:w16se="http://schemas.microsoft.com/office/word/2015/wordml/symex" mc:Ignorable="w14 w15 w16se">
   <w:docDefaults>
     <w:rPrDefault>
       <w:rPr>
@@ -24695,7 +33862,7 @@
       </w:pPr>
     </w:pPrDefault>
   </w:docDefaults>
-  <w:latentStyles w:defLockedState="0" w:defUIPriority="99" w:defSemiHidden="0" w:defUnhideWhenUsed="0" w:defQFormat="0" w:count="376">
+  <w:latentStyles w:defLockedState="0" w:defUIPriority="99" w:defSemiHidden="0" w:defUnhideWhenUsed="0" w:defQFormat="0" w:count="371">
     <w:lsdException w:name="Normal" w:uiPriority="0" w:qFormat="1"/>
     <w:lsdException w:name="heading 1" w:uiPriority="9" w:qFormat="1"/>
     <w:lsdException w:name="heading 2" w:semiHidden="1" w:uiPriority="9" w:unhideWhenUsed="1" w:qFormat="1"/>
@@ -24801,6 +33968,7 @@
     <w:lsdException w:name="HTML Sample" w:semiHidden="1" w:unhideWhenUsed="1"/>
     <w:lsdException w:name="HTML Typewriter" w:semiHidden="1" w:unhideWhenUsed="1"/>
     <w:lsdException w:name="HTML Variable" w:semiHidden="1" w:unhideWhenUsed="1"/>
+    <w:lsdException w:name="Normal Table" w:semiHidden="1" w:unhideWhenUsed="1"/>
     <w:lsdException w:name="annotation subject" w:semiHidden="1" w:unhideWhenUsed="1"/>
     <w:lsdException w:name="No List" w:semiHidden="1" w:unhideWhenUsed="1"/>
     <w:lsdException w:name="Outline List 1" w:semiHidden="1" w:unhideWhenUsed="1"/>
@@ -24843,8 +34011,11 @@
     <w:lsdException w:name="Table Contemporary" w:semiHidden="1" w:unhideWhenUsed="1"/>
     <w:lsdException w:name="Table Elegant" w:semiHidden="1" w:unhideWhenUsed="1"/>
     <w:lsdException w:name="Table Professional" w:semiHidden="1" w:unhideWhenUsed="1"/>
+    <w:lsdException w:name="Table Subtle 1" w:semiHidden="1" w:unhideWhenUsed="1"/>
     <w:lsdException w:name="Table Subtle 2" w:semiHidden="1" w:unhideWhenUsed="1"/>
     <w:lsdException w:name="Table Web 1" w:semiHidden="1" w:unhideWhenUsed="1"/>
+    <w:lsdException w:name="Table Web 2" w:semiHidden="1" w:unhideWhenUsed="1"/>
+    <w:lsdException w:name="Table Web 3" w:semiHidden="1" w:unhideWhenUsed="1"/>
     <w:lsdException w:name="Balloon Text" w:semiHidden="1" w:unhideWhenUsed="1"/>
     <w:lsdException w:name="Table Grid" w:uiPriority="59"/>
     <w:lsdException w:name="Table Theme" w:semiHidden="1" w:unhideWhenUsed="1"/>
@@ -25063,11 +34234,6 @@
     <w:lsdException w:name="List Table 5 Dark Accent 6" w:uiPriority="50"/>
     <w:lsdException w:name="List Table 6 Colorful Accent 6" w:uiPriority="51"/>
     <w:lsdException w:name="List Table 7 Colorful Accent 6" w:uiPriority="52"/>
-    <w:lsdException w:name="Mention" w:semiHidden="1" w:unhideWhenUsed="1"/>
-    <w:lsdException w:name="Smart Hyperlink" w:semiHidden="1" w:unhideWhenUsed="1"/>
-    <w:lsdException w:name="Hashtag" w:semiHidden="1" w:unhideWhenUsed="1"/>
-    <w:lsdException w:name="Unresolved Mention" w:semiHidden="1" w:unhideWhenUsed="1"/>
-    <w:lsdException w:name="Smart Link" w:semiHidden="1" w:unhideWhenUsed="1"/>
   </w:latentStyles>
   <w:style w:type="paragraph" w:default="1" w:styleId="a">
     <w:name w:val="Normal"/>
@@ -37013,6 +46179,54 @@
       <w:tcW w:w="0" w:type="auto"/>
     </w:tcPr>
   </w:style>
+  <w:style w:type="paragraph" w:styleId="HTML">
+    <w:name w:val="HTML Preformatted"/>
+    <w:basedOn w:val="a"/>
+    <w:link w:val="HTML0"/>
+    <w:uiPriority w:val="99"/>
+    <w:unhideWhenUsed/>
+    <w:rsid w:val="0039113F"/>
+    <w:pPr>
+      <w:tabs>
+        <w:tab w:val="left" w:pos="916"/>
+        <w:tab w:val="left" w:pos="1832"/>
+        <w:tab w:val="left" w:pos="2748"/>
+        <w:tab w:val="left" w:pos="3664"/>
+        <w:tab w:val="left" w:pos="4580"/>
+        <w:tab w:val="left" w:pos="5496"/>
+        <w:tab w:val="left" w:pos="6412"/>
+        <w:tab w:val="left" w:pos="7328"/>
+        <w:tab w:val="left" w:pos="8244"/>
+        <w:tab w:val="left" w:pos="9160"/>
+        <w:tab w:val="left" w:pos="10076"/>
+        <w:tab w:val="left" w:pos="10992"/>
+        <w:tab w:val="left" w:pos="11908"/>
+        <w:tab w:val="left" w:pos="12824"/>
+        <w:tab w:val="left" w:pos="13740"/>
+        <w:tab w:val="left" w:pos="14656"/>
+      </w:tabs>
+      <w:spacing w:after="0" w:line="240" w:lineRule="auto"/>
+    </w:pPr>
+    <w:rPr>
+      <w:rFonts w:ascii="Courier New" w:eastAsia="Times New Roman" w:hAnsi="Courier New" w:cs="Courier New"/>
+      <w:sz w:val="20"/>
+      <w:szCs w:val="20"/>
+      <w:lang w:eastAsia="ru-RU"/>
+    </w:rPr>
+  </w:style>
+  <w:style w:type="character" w:customStyle="1" w:styleId="HTML0">
+    <w:name w:val="Стандартный HTML Знак"/>
+    <w:basedOn w:val="a0"/>
+    <w:link w:val="HTML"/>
+    <w:uiPriority w:val="99"/>
+    <w:rsid w:val="0039113F"/>
+    <w:rPr>
+      <w:rFonts w:ascii="Courier New" w:eastAsia="Times New Roman" w:hAnsi="Courier New" w:cs="Courier New"/>
+      <w:sz w:val="20"/>
+      <w:szCs w:val="20"/>
+      <w:lang w:eastAsia="ru-RU"/>
+    </w:rPr>
+  </w:style>
 </w:styles>
 </file>
 
@@ -37228,7 +46442,7 @@
 </file>
 
 <file path=customXml/itemProps1.xml><?xml version="1.0" encoding="utf-8"?>
-<ds:datastoreItem xmlns:ds="http://schemas.openxmlformats.org/officeDocument/2006/customXml" ds:itemID="{43DD8D57-7CFE-4654-818D-0F4FD0689997}">
+<ds:datastoreItem xmlns:ds="http://schemas.openxmlformats.org/officeDocument/2006/customXml" ds:itemID="{8BB28A96-F9F4-41D8-A3B4-A1EAE763AD4D}">
   <ds:schemaRefs>
     <ds:schemaRef ds:uri="http://schemas.openxmlformats.org/officeDocument/2006/bibliography"/>
   </ds:schemaRefs>
